--- a/DIAKITEBalla4SFARCH.docx
+++ b/DIAKITEBalla4SFARCH.docx
@@ -10,7 +10,6 @@
         <w:jc w:val="both"/>
         <w:rPr/>
       </w:pPr>
-      <w:r/>
       <w:r/>
       <w:r/>
     </w:p>
@@ -36,7 +35,7 @@
       <w:sdtContent>
         <w:p>
           <w:pPr>
-            <w:pStyle w:val="189"/>
+            <w:pStyle w:val="894"/>
             <w:pBdr/>
             <w:tabs>
               <w:tab w:val="right" w:leader="dot" w:pos="9355"/>
@@ -81,12 +80,12 @@
           <w:hyperlink w:tooltip="#_Toc1" w:anchor="_Toc1" w:history="1">
             <w:r>
               <w:rPr>
-                <w:rStyle w:val="187"/>
+                <w:rStyle w:val="892"/>
               </w:rPr>
             </w:r>
             <w:r>
               <w:rPr>
-                <w:rStyle w:val="187"/>
+                <w:rStyle w:val="892"/>
                 <w:b/>
                 <w:bCs/>
               </w:rPr>
@@ -94,7 +93,7 @@
             </w:r>
             <w:r>
               <w:rPr>
-                <w:rStyle w:val="187"/>
+                <w:rStyle w:val="892"/>
                 <w:b/>
                 <w:bCs/>
               </w:rPr>
@@ -117,6 +116,13 @@
               <w:highlight w:val="none"/>
             </w:rPr>
           </w:r>
+          <w:r>
+            <w:rPr>
+              <w:b/>
+              <w:bCs/>
+              <w:highlight w:val="none"/>
+            </w:rPr>
+          </w:r>
         </w:p>
         <w:p>
           <w:pPr>
@@ -132,7 +138,6 @@
               <w:u w:val="single"/>
             </w:rPr>
           </w:pPr>
-          <w:r/>
           <w:r>
             <w:fldChar w:fldCharType="end"/>
           </w:r>
@@ -146,14 +151,23 @@
               <w:u w:val="single"/>
             </w:rPr>
           </w:r>
-          <w:r/>
+          <w:r>
+            <w:rPr>
+              <w:b/>
+              <w:bCs/>
+              <w:sz w:val="32"/>
+              <w:szCs w:val="32"/>
+              <w:highlight w:val="none"/>
+              <w:u w:val="single"/>
+            </w:rPr>
+          </w:r>
         </w:p>
       </w:sdtContent>
     </w:sdt>
     <w:p>
       <w:pPr>
         <w:pBdr/>
-        <w:shd w:val="nil"/>
+        <w:shd w:val="nil" w:color="auto"/>
         <w:spacing/>
         <w:ind/>
         <w:jc w:val="both"/>
@@ -192,16 +206,15 @@
           <w:bCs/>
           <w:sz w:val="32"/>
           <w:szCs w:val="32"/>
-          <w:highlight w:val="none"/>
           <w:u w:val="single"/>
         </w:rPr>
       </w:r>
     </w:p>
     <w:p>
       <w:pPr>
-        <w:pStyle w:val="139"/>
-        <w:pBdr/>
-        <w:spacing/>
+        <w:pStyle w:val="847"/>
+        <w:pBdr/>
+        <w:spacing w:after="0" w:before="0" w:line="240" w:lineRule="auto"/>
         <w:ind/>
         <w:jc w:val="both"/>
         <w:rPr>
@@ -246,9 +259,9 @@
     </w:p>
     <w:p>
       <w:pPr>
-        <w:pStyle w:val="139"/>
-        <w:pBdr/>
-        <w:spacing/>
+        <w:pStyle w:val="847"/>
+        <w:pBdr/>
+        <w:spacing w:before="0"/>
         <w:ind/>
         <w:jc w:val="both"/>
         <w:rPr>
@@ -281,7 +294,13 @@
       <w:bookmarkEnd w:id="1"/>
       <w:r>
         <w:rPr>
+          <w:b/>
+          <w:bCs/>
           <w:color w:val="000000" w:themeColor="text1"/>
+          <w:sz w:val="32"/>
+          <w:szCs w:val="32"/>
+          <w:highlight w:val="none"/>
+          <w:u w:val="single"/>
         </w:rPr>
       </w:r>
       <w:r>
@@ -303,26 +322,24 @@
         <w:ind/>
         <w:rPr/>
       </w:pPr>
-      <w:r/>
       <w:r>
         <w:t xml:space="preserve">Lien du repo : </w:t>
       </w:r>
-      <w:r/>
       <w:hyperlink r:id="rId10" w:tooltip="https://github.com/SoniKast/projet_4SFARCH" w:history="1">
         <w:r>
           <w:rPr>
-            <w:rStyle w:val="187"/>
+            <w:rStyle w:val="892"/>
           </w:rPr>
           <w:t xml:space="preserve">https://github.com/SoniKast/projet_4SFARCH</w:t>
         </w:r>
         <w:r>
           <w:rPr>
-            <w:rStyle w:val="187"/>
+            <w:rStyle w:val="892"/>
           </w:rPr>
         </w:r>
         <w:r>
           <w:rPr>
-            <w:rStyle w:val="187"/>
+            <w:rStyle w:val="892"/>
           </w:rPr>
         </w:r>
       </w:hyperlink>
@@ -373,6 +390,17 @@
           <w:u w:val="single"/>
         </w:rPr>
       </w:r>
+      <w:r>
+        <w:rPr>
+          <w:b/>
+          <w:bCs/>
+          <w:color w:val="000000" w:themeColor="text1"/>
+          <w:sz w:val="24"/>
+          <w:szCs w:val="24"/>
+          <w:highlight w:val="none"/>
+          <w:u w:val="single"/>
+        </w:rPr>
+      </w:r>
     </w:p>
     <w:p>
       <w:pPr>
@@ -403,7 +431,7 @@
       <w:hyperlink r:id="rId11" w:tooltip="https://hub.docker.com/repository/docker/sonikast1/django-adminlte" w:history="1">
         <w:r>
           <w:rPr>
-            <w:rStyle w:val="187"/>
+            <w:rStyle w:val="892"/>
             <w:b/>
             <w:bCs/>
             <w:color w:val="5b9bd5" w:themeColor="accent1"/>
@@ -415,7 +443,7 @@
         </w:r>
         <w:r>
           <w:rPr>
-            <w:rStyle w:val="187"/>
+            <w:rStyle w:val="892"/>
             <w:b/>
             <w:bCs/>
             <w:color w:val="5b9bd5" w:themeColor="accent1"/>
@@ -427,7 +455,7 @@
         </w:r>
         <w:r>
           <w:rPr>
-            <w:rStyle w:val="187"/>
+            <w:rStyle w:val="892"/>
             <w:b/>
             <w:bCs/>
             <w:color w:val="5b9bd5" w:themeColor="accent1"/>
@@ -439,7 +467,13 @@
       </w:hyperlink>
       <w:r>
         <w:rPr>
+          <w:b/>
+          <w:bCs/>
           <w:color w:val="5b9bd5" w:themeColor="accent1"/>
+          <w:sz w:val="24"/>
+          <w:szCs w:val="24"/>
+          <w:highlight w:val="none"/>
+          <w:u w:val="single"/>
         </w:rPr>
       </w:r>
       <w:r>
@@ -478,7 +512,7 @@
       <w:hyperlink r:id="rId12" w:tooltip="https://hub.docker.com/repository/docker/sonikast1/ecommerce-flask-stripe-1.0.11/general" w:history="1">
         <w:r>
           <w:rPr>
-            <w:rStyle w:val="187"/>
+            <w:rStyle w:val="892"/>
             <w:b/>
             <w:bCs/>
             <w:color w:val="5b9bd5" w:themeColor="accent1"/>
@@ -489,7 +523,7 @@
         </w:r>
         <w:r>
           <w:rPr>
-            <w:rStyle w:val="187"/>
+            <w:rStyle w:val="892"/>
             <w:b/>
             <w:bCs/>
             <w:color w:val="5b9bd5" w:themeColor="accent1"/>
@@ -500,7 +534,7 @@
         </w:r>
         <w:r>
           <w:rPr>
-            <w:rStyle w:val="187"/>
+            <w:rStyle w:val="892"/>
             <w:b/>
             <w:bCs/>
             <w:color w:val="5b9bd5" w:themeColor="accent1"/>
@@ -512,7 +546,7 @@
         </w:r>
         <w:r>
           <w:rPr>
-            <w:rStyle w:val="187"/>
+            <w:rStyle w:val="892"/>
             <w:b/>
             <w:bCs/>
             <w:color w:val="5b9bd5" w:themeColor="accent1"/>
@@ -523,7 +557,7 @@
         </w:r>
         <w:r>
           <w:rPr>
-            <w:rStyle w:val="187"/>
+            <w:rStyle w:val="892"/>
             <w:b/>
             <w:bCs/>
             <w:color w:val="5b9bd5" w:themeColor="accent1"/>
@@ -536,13 +570,14 @@
       <w:r>
         <w:rPr>
           <w:color w:val="5b9bd5" w:themeColor="accent1"/>
+          <w:sz w:val="18"/>
+          <w:szCs w:val="18"/>
         </w:rPr>
       </w:r>
       <w:r>
         <w:rPr>
           <w:color w:val="5b9bd5" w:themeColor="accent1"/>
-          <w:sz w:val="18"/>
-          <w:szCs w:val="18"/>
+          <w:highlight w:val="none"/>
         </w:rPr>
       </w:r>
     </w:p>
@@ -555,8 +590,9 @@
           <w:b/>
           <w:bCs/>
           <w:color w:val="5b9bd5" w:themeColor="accent1"/>
-          <w:sz w:val="20"/>
-          <w:szCs w:val="20"/>
+          <w:sz w:val="24"/>
+          <w:szCs w:val="24"/>
+          <w:highlight w:val="none"/>
           <w:u w:val="single"/>
         </w:rPr>
       </w:pPr>
@@ -574,7 +610,7 @@
       <w:hyperlink r:id="rId13" w:tooltip="https://hub.docker.com/repository/docker/sonikast1/django-star-admin/general" w:history="1">
         <w:r>
           <w:rPr>
-            <w:rStyle w:val="187"/>
+            <w:rStyle w:val="892"/>
             <w:b/>
             <w:bCs/>
             <w:color w:val="5b9bd5" w:themeColor="accent1"/>
@@ -586,7 +622,7 @@
         </w:r>
         <w:r>
           <w:rPr>
-            <w:rStyle w:val="187"/>
+            <w:rStyle w:val="892"/>
             <w:b/>
             <w:bCs/>
             <w:color w:val="5b9bd5" w:themeColor="accent1"/>
@@ -597,7 +633,7 @@
         </w:r>
         <w:r>
           <w:rPr>
-            <w:rStyle w:val="187"/>
+            <w:rStyle w:val="892"/>
             <w:b/>
             <w:bCs/>
             <w:color w:val="5b9bd5" w:themeColor="accent1"/>
@@ -609,8 +645,13 @@
       </w:hyperlink>
       <w:r>
         <w:rPr>
+          <w:b/>
+          <w:bCs/>
+          <w:color w:val="5b9bd5" w:themeColor="accent1"/>
           <w:sz w:val="24"/>
           <w:szCs w:val="24"/>
+          <w:highlight w:val="none"/>
+          <w:u w:val="single"/>
         </w:rPr>
       </w:r>
       <w:r>
@@ -621,6 +662,444 @@
           <w:sz w:val="24"/>
           <w:szCs w:val="24"/>
           <w:highlight w:val="none"/>
+          <w:u w:val="single"/>
+        </w:rPr>
+      </w:r>
+    </w:p>
+    <w:p>
+      <w:pPr>
+        <w:pBdr/>
+        <w:spacing/>
+        <w:ind/>
+        <w:rPr>
+          <w:b/>
+          <w:bCs/>
+          <w:color w:val="000000" w:themeColor="text1"/>
+          <w:sz w:val="24"/>
+          <w:szCs w:val="24"/>
+          <w:highlight w:val="none"/>
+          <w:u w:val="single"/>
+        </w:rPr>
+      </w:pPr>
+      <w:r>
+        <w:rPr>
+          <w:b/>
+          <w:bCs/>
+          <w:color w:val="000000" w:themeColor="text1"/>
+          <w:sz w:val="24"/>
+          <w:szCs w:val="24"/>
+          <w:highlight w:val="none"/>
+          <w:u w:val="single"/>
+        </w:rPr>
+        <w:t xml:space="preserve">Création du manifest :</w:t>
+      </w:r>
+      <w:r>
+        <w:rPr>
+          <w:b/>
+          <w:bCs/>
+          <w:color w:val="000000" w:themeColor="text1"/>
+          <w:sz w:val="24"/>
+          <w:szCs w:val="24"/>
+          <w:highlight w:val="none"/>
+          <w:u w:val="single"/>
+        </w:rPr>
+      </w:r>
+    </w:p>
+    <w:p>
+      <w:pPr>
+        <w:pBdr/>
+        <w:spacing/>
+        <w:ind/>
+        <w:rPr>
+          <w:b/>
+          <w:bCs/>
+          <w:color w:val="000000" w:themeColor="text1"/>
+          <w:sz w:val="24"/>
+          <w:szCs w:val="24"/>
+          <w:highlight w:val="none"/>
+          <w:u w:val="single"/>
+        </w:rPr>
+      </w:pPr>
+      <w:r>
+        <w:rPr>
+          <w:b/>
+          <w:bCs/>
+          <w:color w:val="000000" w:themeColor="text1"/>
+          <w:sz w:val="24"/>
+          <w:szCs w:val="24"/>
+          <w:highlight w:val="none"/>
+          <w:u w:val="single"/>
+        </w:rPr>
+      </w:r>
+      <w:r>
+        <mc:AlternateContent>
+          <mc:Choice Requires="wpg">
+            <w:drawing>
+              <wp:inline xmlns:wp="http://schemas.openxmlformats.org/drawingml/2006/wordprocessingDrawing" distT="0" distB="0" distL="0" distR="0">
+                <wp:extent cx="3026506" cy="5530986"/>
+                <wp:effectExtent l="0" t="0" r="0" b="0"/>
+                <wp:docPr id="1" name=""/>
+                <wp:cNvGraphicFramePr>
+                  <a:graphicFrameLocks xmlns:a="http://schemas.openxmlformats.org/drawingml/2006/main" noChangeAspect="1"/>
+                </wp:cNvGraphicFramePr>
+                <a:graphic xmlns:a="http://schemas.openxmlformats.org/drawingml/2006/main">
+                  <a:graphicData uri="http://schemas.openxmlformats.org/drawingml/2006/picture">
+                    <pic:pic xmlns:pic="http://schemas.openxmlformats.org/drawingml/2006/picture">
+                      <pic:nvPicPr>
+                        <pic:cNvPr id="958231955" name=""/>
+                        <pic:cNvPicPr>
+                          <a:picLocks noChangeAspect="1"/>
+                        </pic:cNvPicPr>
+                        <pic:nvPr/>
+                      </pic:nvPicPr>
+                      <pic:blipFill rotWithShape="1">
+                        <a:blip r:embed="rId14"/>
+                        <a:stretch/>
+                      </pic:blipFill>
+                      <pic:spPr bwMode="auto">
+                        <a:xfrm flipH="0" flipV="0">
+                          <a:off x="0" y="0"/>
+                          <a:ext cx="3026505" cy="5530985"/>
+                        </a:xfrm>
+                        <a:prstGeom prst="rect">
+                          <a:avLst/>
+                        </a:prstGeom>
+                      </pic:spPr>
+                    </pic:pic>
+                  </a:graphicData>
+                </a:graphic>
+              </wp:inline>
+            </w:drawing>
+          </mc:Choice>
+          <mc:Fallback>
+            <w:pict>
+              <v:shapetype id="_x0000_t75" coordsize="21600,21600" o:spt="75" o:preferrelative="t" path="m@4@5l@4@11@9@11@9@5xe" filled="f" stroked="f">
+                <v:stroke joinstyle="miter"/>
+                <v:formulas>
+                  <v:f eqn="if lineDrawn pixelLineWidth 0"/>
+                  <v:f eqn="sum @0 1 0"/>
+                  <v:f eqn="sum 0 0 @1"/>
+                  <v:f eqn="prod @2 1 2"/>
+                  <v:f eqn="prod @3 21600 pixelWidth"/>
+                  <v:f eqn="prod @3 21600 pixelHeight"/>
+                  <v:f eqn="sum @0 0 1"/>
+                  <v:f eqn="prod @6 1 2"/>
+                  <v:f eqn="prod @7 21600 pixelWidth"/>
+                  <v:f eqn="sum @8 21600 0"/>
+                  <v:f eqn="prod @7 21600 pixelHeight"/>
+                  <v:f eqn="sum @10 21600 0"/>
+                </v:formulas>
+                <v:path o:extrusionok="f" gradientshapeok="t" o:connecttype="rect"/>
+                <o:lock v:ext="edit" aspectratio="t"/>
+              </v:shapetype>
+              <v:shape id="_x0000_i0" o:spid="_x0000_s0" type="#_x0000_t75" style="width:238.31pt;height:435.51pt;mso-wrap-distance-left:0.00pt;mso-wrap-distance-top:0.00pt;mso-wrap-distance-right:0.00pt;mso-wrap-distance-bottom:0.00pt;z-index:1;" stroked="false">
+                <v:imagedata r:id="rId14" o:title=""/>
+                <o:lock v:ext="edit" rotation="t"/>
+              </v:shape>
+            </w:pict>
+          </mc:Fallback>
+        </mc:AlternateContent>
+      </w:r>
+      <w:r>
+        <w:rPr>
+          <w:b/>
+          <w:bCs/>
+          <w:color w:val="000000" w:themeColor="text1"/>
+          <w:sz w:val="24"/>
+          <w:szCs w:val="24"/>
+          <w:highlight w:val="none"/>
+          <w:u w:val="single"/>
+        </w:rPr>
+      </w:r>
+      <w:r>
+        <w:rPr>
+          <w:b/>
+          <w:bCs/>
+          <w:color w:val="000000" w:themeColor="text1"/>
+          <w:sz w:val="24"/>
+          <w:szCs w:val="24"/>
+          <w:highlight w:val="none"/>
+          <w:u w:val="single"/>
+        </w:rPr>
+      </w:r>
+      <w:r>
+        <w:rPr>
+          <w:b/>
+          <w:bCs/>
+          <w:color w:val="000000" w:themeColor="text1"/>
+          <w:sz w:val="24"/>
+          <w:szCs w:val="24"/>
+          <w:highlight w:val="none"/>
+          <w:u w:val="single"/>
+        </w:rPr>
+      </w:r>
+    </w:p>
+    <w:p>
+      <w:pPr>
+        <w:pBdr/>
+        <w:spacing/>
+        <w:ind/>
+        <w:rPr>
+          <w:b w:val="0"/>
+          <w:bCs w:val="0"/>
+          <w:color w:val="000000" w:themeColor="text1"/>
+          <w:sz w:val="24"/>
+          <w:szCs w:val="24"/>
+          <w:highlight w:val="none"/>
+          <w:u w:val="none"/>
+        </w:rPr>
+      </w:pPr>
+      <w:r>
+        <w:rPr>
+          <w:b w:val="0"/>
+          <w:bCs w:val="0"/>
+          <w:color w:val="000000" w:themeColor="text1"/>
+          <w:sz w:val="24"/>
+          <w:szCs w:val="24"/>
+          <w:highlight w:val="none"/>
+          <w:u w:val="none"/>
+        </w:rPr>
+        <w:t xml:space="preserve">Les 3 applications se trouvent dans le m</w:t>
+      </w:r>
+      <w:r>
+        <w:rPr>
+          <w:b w:val="0"/>
+          <w:bCs w:val="0"/>
+          <w:color w:val="000000" w:themeColor="text1"/>
+          <w:sz w:val="24"/>
+          <w:szCs w:val="24"/>
+          <w:highlight w:val="none"/>
+          <w:u w:val="none"/>
+        </w:rPr>
+        <w:t xml:space="preserve">ême manifest</w:t>
+      </w:r>
+      <w:r>
+        <w:rPr>
+          <w:b w:val="0"/>
+          <w:bCs w:val="0"/>
+          <w:color w:val="000000" w:themeColor="text1"/>
+          <w:sz w:val="24"/>
+          <w:szCs w:val="24"/>
+          <w:highlight w:val="none"/>
+          <w:u w:val="none"/>
+        </w:rPr>
+      </w:r>
+    </w:p>
+    <w:p>
+      <w:pPr>
+        <w:pBdr/>
+        <w:spacing/>
+        <w:ind/>
+        <w:rPr>
+          <w:b/>
+          <w:bCs/>
+          <w:color w:val="000000" w:themeColor="text1"/>
+          <w:sz w:val="20"/>
+          <w:szCs w:val="20"/>
+          <w:u w:val="single"/>
+        </w:rPr>
+      </w:pPr>
+      <w:r>
+        <w:rPr>
+          <w:b/>
+          <w:bCs/>
+          <w:color w:val="000000" w:themeColor="text1"/>
+          <w:sz w:val="20"/>
+          <w:szCs w:val="20"/>
+          <w:u w:val="single"/>
+        </w:rPr>
+      </w:r>
+      <w:r>
+        <w:rPr>
+          <w:b/>
+          <w:bCs/>
+          <w:color w:val="000000" w:themeColor="text1"/>
+          <w:sz w:val="20"/>
+          <w:szCs w:val="20"/>
+          <w:u w:val="single"/>
+        </w:rPr>
+      </w:r>
+      <w:r>
+        <w:rPr>
+          <w:b/>
+          <w:bCs/>
+          <w:color w:val="000000" w:themeColor="text1"/>
+          <w:sz w:val="20"/>
+          <w:szCs w:val="20"/>
+          <w:u w:val="single"/>
+        </w:rPr>
+      </w:r>
+    </w:p>
+    <w:p>
+      <w:pPr>
+        <w:pBdr/>
+        <w:spacing/>
+        <w:ind/>
+        <w:rPr>
+          <w:b/>
+          <w:bCs/>
+          <w:color w:val="000000" w:themeColor="text1"/>
+          <w:sz w:val="20"/>
+          <w:szCs w:val="20"/>
+          <w:u w:val="single"/>
+        </w:rPr>
+      </w:pPr>
+      <w:r>
+        <w:rPr>
+          <w:highlight w:val="none"/>
+        </w:rPr>
+      </w:r>
+      <w:r>
+        <w:rPr>
+          <w:highlight w:val="none"/>
+        </w:rPr>
+      </w:r>
+    </w:p>
+    <w:p>
+      <w:pPr>
+        <w:pBdr/>
+        <w:spacing/>
+        <w:ind/>
+        <w:rPr>
+          <w:highlight w:val="none"/>
+        </w:rPr>
+      </w:pPr>
+      <w:r>
+        <w:rPr>
+          <w:highlight w:val="none"/>
+        </w:rPr>
+      </w:r>
+      <w:r>
+        <w:rPr>
+          <w:highlight w:val="none"/>
+        </w:rPr>
+      </w:r>
+      <w:r>
+        <w:rPr>
+          <w:highlight w:val="none"/>
+        </w:rPr>
+      </w:r>
+    </w:p>
+    <w:p>
+      <w:pPr>
+        <w:pBdr/>
+        <w:spacing/>
+        <w:ind/>
+        <w:rPr>
+          <w:highlight w:val="none"/>
+        </w:rPr>
+      </w:pPr>
+      <w:r>
+        <w:rPr>
+          <w:b/>
+          <w:bCs/>
+          <w:color w:val="000000" w:themeColor="text1"/>
+          <w:sz w:val="24"/>
+          <w:szCs w:val="24"/>
+          <w:highlight w:val="none"/>
+          <w:u w:val="single"/>
+        </w:rPr>
+      </w:r>
+      <w:r>
+        <w:rPr>
+          <w:b/>
+          <w:bCs/>
+          <w:color w:val="000000" w:themeColor="text1"/>
+          <w:sz w:val="24"/>
+          <w:szCs w:val="24"/>
+          <w:highlight w:val="none"/>
+          <w:u w:val="single"/>
+        </w:rPr>
+        <w:t xml:space="preserve">Lancement des services et deployments : </w:t>
+        <w:br/>
+      </w:r>
+      <w:r>
+        <mc:AlternateContent>
+          <mc:Choice Requires="wpg">
+            <w:drawing>
+              <wp:inline xmlns:wp="http://schemas.openxmlformats.org/drawingml/2006/wordprocessingDrawing" distT="0" distB="0" distL="0" distR="0">
+                <wp:extent cx="5940425" cy="2940411"/>
+                <wp:effectExtent l="0" t="0" r="0" b="0"/>
+                <wp:docPr id="2" name=""/>
+                <wp:cNvGraphicFramePr>
+                  <a:graphicFrameLocks xmlns:a="http://schemas.openxmlformats.org/drawingml/2006/main" noChangeAspect="1"/>
+                </wp:cNvGraphicFramePr>
+                <a:graphic xmlns:a="http://schemas.openxmlformats.org/drawingml/2006/main">
+                  <a:graphicData uri="http://schemas.openxmlformats.org/drawingml/2006/picture">
+                    <pic:pic xmlns:pic="http://schemas.openxmlformats.org/drawingml/2006/picture">
+                      <pic:nvPicPr>
+                        <pic:cNvPr id="1803835895" name=""/>
+                        <pic:cNvPicPr>
+                          <a:picLocks noChangeAspect="1"/>
+                        </pic:cNvPicPr>
+                        <pic:nvPr/>
+                      </pic:nvPicPr>
+                      <pic:blipFill rotWithShape="1">
+                        <a:blip r:embed="rId15"/>
+                        <a:stretch/>
+                      </pic:blipFill>
+                      <pic:spPr bwMode="auto">
+                        <a:xfrm>
+                          <a:off x="0" y="0"/>
+                          <a:ext cx="5940424" cy="2940410"/>
+                        </a:xfrm>
+                        <a:prstGeom prst="rect">
+                          <a:avLst/>
+                        </a:prstGeom>
+                      </pic:spPr>
+                    </pic:pic>
+                  </a:graphicData>
+                </a:graphic>
+              </wp:inline>
+            </w:drawing>
+          </mc:Choice>
+          <mc:Fallback>
+            <w:pict>
+              <v:shapetype id="_x0000_t75" coordsize="21600,21600" o:spt="75" o:preferrelative="t" path="m@4@5l@4@11@9@11@9@5xe" filled="f" stroked="f">
+                <v:stroke joinstyle="miter"/>
+                <v:formulas>
+                  <v:f eqn="if lineDrawn pixelLineWidth 0"/>
+                  <v:f eqn="sum @0 1 0"/>
+                  <v:f eqn="sum 0 0 @1"/>
+                  <v:f eqn="prod @2 1 2"/>
+                  <v:f eqn="prod @3 21600 pixelWidth"/>
+                  <v:f eqn="prod @3 21600 pixelHeight"/>
+                  <v:f eqn="sum @0 0 1"/>
+                  <v:f eqn="prod @6 1 2"/>
+                  <v:f eqn="prod @7 21600 pixelWidth"/>
+                  <v:f eqn="sum @8 21600 0"/>
+                  <v:f eqn="prod @7 21600 pixelHeight"/>
+                  <v:f eqn="sum @10 21600 0"/>
+                </v:formulas>
+                <v:path o:extrusionok="f" gradientshapeok="t" o:connecttype="rect"/>
+                <o:lock v:ext="edit" aspectratio="t"/>
+              </v:shapetype>
+              <v:shape id="_x0000_i1" o:spid="_x0000_s1" type="#_x0000_t75" style="width:467.75pt;height:231.53pt;mso-wrap-distance-left:0.00pt;mso-wrap-distance-top:0.00pt;mso-wrap-distance-right:0.00pt;mso-wrap-distance-bottom:0.00pt;z-index:1;" stroked="false">
+                <v:imagedata r:id="rId15" o:title=""/>
+                <o:lock v:ext="edit" rotation="t"/>
+              </v:shape>
+            </w:pict>
+          </mc:Fallback>
+        </mc:AlternateContent>
+      </w:r>
+      <w:r>
+        <w:rPr>
+          <w:b/>
+          <w:bCs/>
+          <w:color w:val="000000" w:themeColor="text1"/>
+          <w:sz w:val="24"/>
+          <w:szCs w:val="24"/>
+          <w:highlight w:val="none"/>
+          <w:u w:val="single"/>
+        </w:rPr>
+      </w:r>
+      <w:r>
+        <w:rPr>
+          <w:b/>
+          <w:bCs/>
+          <w:color w:val="000000" w:themeColor="text1"/>
+          <w:sz w:val="20"/>
+          <w:szCs w:val="20"/>
           <w:u w:val="single"/>
         </w:rPr>
       </w:r>
@@ -648,7 +1127,6 @@
         <w:ind/>
         <w:rPr/>
       </w:pPr>
-      <w:r/>
       <w:r>
         <w:separator/>
       </w:r>
@@ -663,7 +1141,6 @@
         <w:ind/>
         <w:rPr/>
       </w:pPr>
-      <w:r/>
       <w:r>
         <w:continuationSeparator/>
       </w:r>
@@ -683,7 +1160,6 @@
         <w:ind/>
         <w:rPr/>
       </w:pPr>
-      <w:r/>
       <w:r>
         <w:separator/>
       </w:r>
@@ -698,7 +1174,6 @@
         <w:ind/>
         <w:rPr/>
       </w:pPr>
-      <w:r/>
       <w:r>
         <w:continuationSeparator/>
       </w:r>
@@ -712,7 +1187,7 @@
 <w:hdr xmlns:wpc="http://schemas.microsoft.com/office/word/2010/wordprocessingCanvas" xmlns:mc="http://schemas.openxmlformats.org/markup-compatibility/2006" xmlns:o="urn:schemas-microsoft-com:office:office" xmlns:r="http://schemas.openxmlformats.org/officeDocument/2006/relationships" xmlns:m="http://schemas.openxmlformats.org/officeDocument/2006/math" xmlns:v="urn:schemas-microsoft-com:vml" xmlns:wp14="http://schemas.microsoft.com/office/word/2010/wordprocessingDrawing" xmlns:wp="http://schemas.openxmlformats.org/drawingml/2006/wordprocessingDrawing" xmlns:w10="urn:schemas-microsoft-com:office:word" xmlns:w="http://schemas.openxmlformats.org/wordprocessingml/2006/main" xmlns:w14="http://schemas.microsoft.com/office/word/2010/wordml" xmlns:w15="http://schemas.microsoft.com/office/word/2012/wordml" xmlns:wpg="http://schemas.microsoft.com/office/word/2010/wordprocessingGroup" xmlns:wpi="http://schemas.microsoft.com/office/word/2010/wordprocessingInk" xmlns:wne="http://schemas.microsoft.com/office/word/2006/wordml" xmlns:a="http://schemas.openxmlformats.org/drawingml/2006/main" xmlns:wps="http://schemas.microsoft.com/office/word/2010/wordprocessingShape" mc:Ignorable="w14 w15 wp14">
   <w:p>
     <w:pPr>
-      <w:pStyle w:val="176"/>
+      <w:pStyle w:val="881"/>
       <w:pBdr/>
       <w:spacing/>
       <w:ind/>
@@ -727,11 +1202,15 @@
       <w:tab/>
       <w:t xml:space="preserve">Jeudi 5 Mars 2026</w:t>
     </w:r>
-    <w:r/>
+    <w:r>
+      <w:rPr>
+        <w:highlight w:val="none"/>
+      </w:rPr>
+    </w:r>
   </w:p>
   <w:p>
     <w:pPr>
-      <w:pStyle w:val="176"/>
+      <w:pStyle w:val="881"/>
       <w:pBdr/>
       <w:spacing/>
       <w:ind/>
@@ -745,11 +1224,15 @@
       </w:rPr>
       <w:t xml:space="preserve">Balla</w:t>
     </w:r>
-    <w:r/>
+    <w:r>
+      <w:rPr>
+        <w:highlight w:val="none"/>
+      </w:rPr>
+    </w:r>
   </w:p>
   <w:p>
     <w:pPr>
-      <w:pStyle w:val="176"/>
+      <w:pStyle w:val="881"/>
       <w:pBdr/>
       <w:spacing/>
       <w:ind/>
@@ -766,11 +1249,7 @@
         <w:highlight w:val="none"/>
       </w:rPr>
     </w:r>
-    <w:r>
-      <w:rPr>
-        <w:highlight w:val="none"/>
-      </w:rPr>
-    </w:r>
+    <w:r/>
   </w:p>
 </w:hdr>
 </file>
@@ -933,9 +1412,9 @@
     <w:lsdException w:name="Bibliography" w:uiPriority="37"/>
     <w:lsdException w:name="TOC Heading" w:uiPriority="39" w:qFormat="1"/>
   </w:latentStyles>
-  <w:style w:type="table" w:styleId="12">
+  <w:style w:type="table" w:styleId="721">
     <w:name w:val="Table Grid"/>
-    <w:basedOn w:val="665"/>
+    <w:basedOn w:val="907"/>
     <w:uiPriority w:val="59"/>
     <w:pPr>
       <w:pBdr/>
@@ -1132,9 +1611,9 @@
       </w:tcPr>
     </w:tblStylePr>
   </w:style>
-  <w:style w:type="table" w:styleId="13">
+  <w:style w:type="table" w:styleId="722">
     <w:name w:val="Table Grid Light"/>
-    <w:basedOn w:val="665"/>
+    <w:basedOn w:val="907"/>
     <w:uiPriority w:val="59"/>
     <w:pPr>
       <w:pBdr/>
@@ -1331,9 +1810,9 @@
       </w:tcPr>
     </w:tblStylePr>
   </w:style>
-  <w:style w:type="table" w:styleId="14">
+  <w:style w:type="table" w:styleId="723">
     <w:name w:val="Plain Table 1"/>
-    <w:basedOn w:val="665"/>
+    <w:basedOn w:val="907"/>
     <w:uiPriority w:val="59"/>
     <w:pPr>
       <w:pBdr/>
@@ -1556,9 +2035,9 @@
       </w:tcPr>
     </w:tblStylePr>
   </w:style>
-  <w:style w:type="table" w:styleId="15">
+  <w:style w:type="table" w:styleId="724">
     <w:name w:val="Plain Table 2"/>
-    <w:basedOn w:val="665"/>
+    <w:basedOn w:val="907"/>
     <w:uiPriority w:val="59"/>
     <w:pPr>
       <w:pBdr/>
@@ -1789,9 +2268,9 @@
       </w:tcPr>
     </w:tblStylePr>
   </w:style>
-  <w:style w:type="table" w:styleId="16">
+  <w:style w:type="table" w:styleId="725">
     <w:name w:val="Plain Table 3"/>
-    <w:basedOn w:val="665"/>
+    <w:basedOn w:val="907"/>
     <w:uiPriority w:val="99"/>
     <w:pPr>
       <w:pBdr/>
@@ -2019,9 +2498,9 @@
       </w:tcPr>
     </w:tblStylePr>
   </w:style>
-  <w:style w:type="table" w:styleId="17">
+  <w:style w:type="table" w:styleId="726">
     <w:name w:val="Plain Table 4"/>
-    <w:basedOn w:val="665"/>
+    <w:basedOn w:val="907"/>
     <w:uiPriority w:val="99"/>
     <w:pPr>
       <w:pBdr/>
@@ -2235,9 +2714,9 @@
       </w:tcPr>
     </w:tblStylePr>
   </w:style>
-  <w:style w:type="table" w:styleId="18">
+  <w:style w:type="table" w:styleId="727">
     <w:name w:val="Plain Table 5"/>
-    <w:basedOn w:val="665"/>
+    <w:basedOn w:val="907"/>
     <w:uiPriority w:val="99"/>
     <w:pPr>
       <w:pBdr/>
@@ -2468,9 +2947,9 @@
       </w:tcPr>
     </w:tblStylePr>
   </w:style>
-  <w:style w:type="table" w:styleId="19">
+  <w:style w:type="table" w:styleId="728">
     <w:name w:val="Grid Table 1 Light"/>
-    <w:basedOn w:val="665"/>
+    <w:basedOn w:val="907"/>
     <w:uiPriority w:val="99"/>
     <w:pPr>
       <w:pBdr/>
@@ -2691,9 +3170,9 @@
       </w:tcPr>
     </w:tblStylePr>
   </w:style>
-  <w:style w:type="table" w:styleId="20">
+  <w:style w:type="table" w:styleId="729">
     <w:name w:val="Grid Table 1 Light - Accent 1"/>
-    <w:basedOn w:val="665"/>
+    <w:basedOn w:val="907"/>
     <w:uiPriority w:val="99"/>
     <w:pPr>
       <w:pBdr/>
@@ -2914,9 +3393,9 @@
       </w:tcPr>
     </w:tblStylePr>
   </w:style>
-  <w:style w:type="table" w:styleId="21">
+  <w:style w:type="table" w:styleId="730">
     <w:name w:val="Grid Table 1 Light - Accent 2"/>
-    <w:basedOn w:val="665"/>
+    <w:basedOn w:val="907"/>
     <w:uiPriority w:val="99"/>
     <w:pPr>
       <w:pBdr/>
@@ -3137,9 +3616,9 @@
       </w:tcPr>
     </w:tblStylePr>
   </w:style>
-  <w:style w:type="table" w:styleId="22">
+  <w:style w:type="table" w:styleId="731">
     <w:name w:val="Grid Table 1 Light - Accent 3"/>
-    <w:basedOn w:val="665"/>
+    <w:basedOn w:val="907"/>
     <w:uiPriority w:val="99"/>
     <w:pPr>
       <w:pBdr/>
@@ -3360,9 +3839,9 @@
       </w:tcPr>
     </w:tblStylePr>
   </w:style>
-  <w:style w:type="table" w:styleId="23">
+  <w:style w:type="table" w:styleId="732">
     <w:name w:val="Grid Table 1 Light - Accent 4"/>
-    <w:basedOn w:val="665"/>
+    <w:basedOn w:val="907"/>
     <w:uiPriority w:val="99"/>
     <w:pPr>
       <w:pBdr/>
@@ -3583,9 +4062,9 @@
       </w:tcPr>
     </w:tblStylePr>
   </w:style>
-  <w:style w:type="table" w:styleId="24">
+  <w:style w:type="table" w:styleId="733">
     <w:name w:val="Grid Table 1 Light - Accent 5"/>
-    <w:basedOn w:val="665"/>
+    <w:basedOn w:val="907"/>
     <w:uiPriority w:val="99"/>
     <w:pPr>
       <w:pBdr/>
@@ -3806,9 +4285,9 @@
       </w:tcPr>
     </w:tblStylePr>
   </w:style>
-  <w:style w:type="table" w:styleId="25">
+  <w:style w:type="table" w:styleId="734">
     <w:name w:val="Grid Table 1 Light - Accent 6"/>
-    <w:basedOn w:val="665"/>
+    <w:basedOn w:val="907"/>
     <w:uiPriority w:val="99"/>
     <w:pPr>
       <w:pBdr/>
@@ -4029,9 +4508,9 @@
       </w:tcPr>
     </w:tblStylePr>
   </w:style>
-  <w:style w:type="table" w:styleId="26">
+  <w:style w:type="table" w:styleId="735">
     <w:name w:val="Grid Table 2"/>
-    <w:basedOn w:val="665"/>
+    <w:basedOn w:val="907"/>
     <w:uiPriority w:val="99"/>
     <w:pPr>
       <w:pBdr/>
@@ -4261,9 +4740,9 @@
       </w:tcPr>
     </w:tblStylePr>
   </w:style>
-  <w:style w:type="table" w:styleId="27">
+  <w:style w:type="table" w:styleId="736">
     <w:name w:val="Grid Table 2 - Accent 1"/>
-    <w:basedOn w:val="665"/>
+    <w:basedOn w:val="907"/>
     <w:uiPriority w:val="99"/>
     <w:pPr>
       <w:pBdr/>
@@ -4493,9 +4972,9 @@
       </w:tcPr>
     </w:tblStylePr>
   </w:style>
-  <w:style w:type="table" w:styleId="28">
+  <w:style w:type="table" w:styleId="737">
     <w:name w:val="Grid Table 2 - Accent 2"/>
-    <w:basedOn w:val="665"/>
+    <w:basedOn w:val="907"/>
     <w:uiPriority w:val="99"/>
     <w:pPr>
       <w:pBdr/>
@@ -4725,9 +5204,9 @@
       </w:tcPr>
     </w:tblStylePr>
   </w:style>
-  <w:style w:type="table" w:styleId="29">
+  <w:style w:type="table" w:styleId="738">
     <w:name w:val="Grid Table 2 - Accent 3"/>
-    <w:basedOn w:val="665"/>
+    <w:basedOn w:val="907"/>
     <w:uiPriority w:val="99"/>
     <w:pPr>
       <w:pBdr/>
@@ -4957,9 +5436,9 @@
       </w:tcPr>
     </w:tblStylePr>
   </w:style>
-  <w:style w:type="table" w:styleId="30">
+  <w:style w:type="table" w:styleId="739">
     <w:name w:val="Grid Table 2 - Accent 4"/>
-    <w:basedOn w:val="665"/>
+    <w:basedOn w:val="907"/>
     <w:uiPriority w:val="99"/>
     <w:pPr>
       <w:pBdr/>
@@ -5189,9 +5668,9 @@
       </w:tcPr>
     </w:tblStylePr>
   </w:style>
-  <w:style w:type="table" w:styleId="31">
+  <w:style w:type="table" w:styleId="740">
     <w:name w:val="Grid Table 2 - Accent 5"/>
-    <w:basedOn w:val="665"/>
+    <w:basedOn w:val="907"/>
     <w:uiPriority w:val="99"/>
     <w:pPr>
       <w:pBdr/>
@@ -5421,9 +5900,9 @@
       </w:tcPr>
     </w:tblStylePr>
   </w:style>
-  <w:style w:type="table" w:styleId="32">
+  <w:style w:type="table" w:styleId="741">
     <w:name w:val="Grid Table 2 - Accent 6"/>
-    <w:basedOn w:val="665"/>
+    <w:basedOn w:val="907"/>
     <w:uiPriority w:val="99"/>
     <w:pPr>
       <w:pBdr/>
@@ -5653,9 +6132,9 @@
       </w:tcPr>
     </w:tblStylePr>
   </w:style>
-  <w:style w:type="table" w:styleId="33">
+  <w:style w:type="table" w:styleId="742">
     <w:name w:val="Grid Table 3"/>
-    <w:basedOn w:val="665"/>
+    <w:basedOn w:val="907"/>
     <w:uiPriority w:val="99"/>
     <w:pPr>
       <w:pBdr/>
@@ -5754,29 +6233,6 @@
         <w:tblBorders/>
       </w:tblPr>
       <w:tcPr>
-        <w:shd w:color="ffffff"/>
-        <w:tcBorders>
-          <w:top w:val="none" w:color="000000" w:sz="4" w:space="0"/>
-          <w:left w:val="none" w:color="000000" w:sz="4" w:space="0"/>
-          <w:bottom w:val="none" w:color="000000" w:sz="4" w:space="0"/>
-          <w:right w:val="none" w:color="000000" w:sz="4" w:space="0"/>
-        </w:tcBorders>
-      </w:tcPr>
-    </w:tblStylePr>
-    <w:tblStylePr w:type="firstRow">
-      <w:rPr>
-        <w:b/>
-        <w:color w:val="404040"/>
-      </w:rPr>
-      <w:pPr>
-        <w:pBdr/>
-        <w:spacing/>
-        <w:ind/>
-      </w:pPr>
-      <w:tblPr>
-        <w:tblBorders/>
-      </w:tblPr>
-      <w:tcPr>
         <w:shd w:val="clear" w:color="ffffff"/>
         <w:tcBorders>
           <w:top w:val="none" w:color="000000" w:sz="4" w:space="0"/>
@@ -5786,30 +6242,7 @@
         </w:tcBorders>
       </w:tcPr>
     </w:tblStylePr>
-    <w:tblStylePr w:type="lastCol">
-      <w:rPr>
-        <w:i/>
-        <w:color w:val="404040"/>
-      </w:rPr>
-      <w:pPr>
-        <w:pBdr/>
-        <w:spacing/>
-        <w:ind/>
-      </w:pPr>
-      <w:tblPr>
-        <w:tblBorders/>
-      </w:tblPr>
-      <w:tcPr>
-        <w:shd w:color="ffffff"/>
-        <w:tcBorders>
-          <w:top w:val="none" w:color="000000" w:sz="4" w:space="0"/>
-          <w:left w:val="none" w:color="000000" w:sz="4" w:space="0"/>
-          <w:bottom w:val="none" w:color="000000" w:sz="4" w:space="0"/>
-          <w:right w:val="none" w:color="000000" w:sz="4" w:space="0"/>
-        </w:tcBorders>
-      </w:tcPr>
-    </w:tblStylePr>
-    <w:tblStylePr w:type="lastRow">
+    <w:tblStylePr w:type="firstRow">
       <w:rPr>
         <w:b/>
         <w:color w:val="404040"/>
@@ -5832,6 +6265,52 @@
         </w:tcBorders>
       </w:tcPr>
     </w:tblStylePr>
+    <w:tblStylePr w:type="lastCol">
+      <w:rPr>
+        <w:i/>
+        <w:color w:val="404040"/>
+      </w:rPr>
+      <w:pPr>
+        <w:pBdr/>
+        <w:spacing/>
+        <w:ind/>
+      </w:pPr>
+      <w:tblPr>
+        <w:tblBorders/>
+      </w:tblPr>
+      <w:tcPr>
+        <w:shd w:val="clear" w:color="ffffff"/>
+        <w:tcBorders>
+          <w:top w:val="none" w:color="000000" w:sz="4" w:space="0"/>
+          <w:left w:val="none" w:color="000000" w:sz="4" w:space="0"/>
+          <w:bottom w:val="none" w:color="000000" w:sz="4" w:space="0"/>
+          <w:right w:val="none" w:color="000000" w:sz="4" w:space="0"/>
+        </w:tcBorders>
+      </w:tcPr>
+    </w:tblStylePr>
+    <w:tblStylePr w:type="lastRow">
+      <w:rPr>
+        <w:b/>
+        <w:color w:val="404040"/>
+      </w:rPr>
+      <w:pPr>
+        <w:pBdr/>
+        <w:spacing/>
+        <w:ind/>
+      </w:pPr>
+      <w:tblPr>
+        <w:tblBorders/>
+      </w:tblPr>
+      <w:tcPr>
+        <w:shd w:val="clear" w:color="ffffff"/>
+        <w:tcBorders>
+          <w:top w:val="none" w:color="000000" w:sz="4" w:space="0"/>
+          <w:left w:val="none" w:color="000000" w:sz="4" w:space="0"/>
+          <w:bottom w:val="none" w:color="000000" w:sz="4" w:space="0"/>
+          <w:right w:val="none" w:color="000000" w:sz="4" w:space="0"/>
+        </w:tcBorders>
+      </w:tcPr>
+    </w:tblStylePr>
     <w:tblStylePr w:type="nwCell">
       <w:pPr>
         <w:pBdr/>
@@ -5898,9 +6377,9 @@
       </w:tcPr>
     </w:tblStylePr>
   </w:style>
-  <w:style w:type="table" w:styleId="34">
+  <w:style w:type="table" w:styleId="743">
     <w:name w:val="Grid Table 3 - Accent 1"/>
-    <w:basedOn w:val="665"/>
+    <w:basedOn w:val="907"/>
     <w:uiPriority w:val="99"/>
     <w:pPr>
       <w:pBdr/>
@@ -5999,29 +6478,6 @@
         <w:tblBorders/>
       </w:tblPr>
       <w:tcPr>
-        <w:shd w:color="ffffff"/>
-        <w:tcBorders>
-          <w:top w:val="none" w:color="000000" w:sz="4" w:space="0"/>
-          <w:left w:val="none" w:color="000000" w:sz="4" w:space="0"/>
-          <w:bottom w:val="none" w:color="000000" w:sz="4" w:space="0"/>
-          <w:right w:val="none" w:color="000000" w:sz="4" w:space="0"/>
-        </w:tcBorders>
-      </w:tcPr>
-    </w:tblStylePr>
-    <w:tblStylePr w:type="firstRow">
-      <w:rPr>
-        <w:b/>
-        <w:color w:val="404040"/>
-      </w:rPr>
-      <w:pPr>
-        <w:pBdr/>
-        <w:spacing/>
-        <w:ind/>
-      </w:pPr>
-      <w:tblPr>
-        <w:tblBorders/>
-      </w:tblPr>
-      <w:tcPr>
         <w:shd w:val="clear" w:color="ffffff"/>
         <w:tcBorders>
           <w:top w:val="none" w:color="000000" w:sz="4" w:space="0"/>
@@ -6031,30 +6487,7 @@
         </w:tcBorders>
       </w:tcPr>
     </w:tblStylePr>
-    <w:tblStylePr w:type="lastCol">
-      <w:rPr>
-        <w:i/>
-        <w:color w:val="404040"/>
-      </w:rPr>
-      <w:pPr>
-        <w:pBdr/>
-        <w:spacing/>
-        <w:ind/>
-      </w:pPr>
-      <w:tblPr>
-        <w:tblBorders/>
-      </w:tblPr>
-      <w:tcPr>
-        <w:shd w:color="ffffff"/>
-        <w:tcBorders>
-          <w:top w:val="none" w:color="000000" w:sz="4" w:space="0"/>
-          <w:left w:val="none" w:color="000000" w:sz="4" w:space="0"/>
-          <w:bottom w:val="none" w:color="000000" w:sz="4" w:space="0"/>
-          <w:right w:val="none" w:color="000000" w:sz="4" w:space="0"/>
-        </w:tcBorders>
-      </w:tcPr>
-    </w:tblStylePr>
-    <w:tblStylePr w:type="lastRow">
+    <w:tblStylePr w:type="firstRow">
       <w:rPr>
         <w:b/>
         <w:color w:val="404040"/>
@@ -6077,6 +6510,52 @@
         </w:tcBorders>
       </w:tcPr>
     </w:tblStylePr>
+    <w:tblStylePr w:type="lastCol">
+      <w:rPr>
+        <w:i/>
+        <w:color w:val="404040"/>
+      </w:rPr>
+      <w:pPr>
+        <w:pBdr/>
+        <w:spacing/>
+        <w:ind/>
+      </w:pPr>
+      <w:tblPr>
+        <w:tblBorders/>
+      </w:tblPr>
+      <w:tcPr>
+        <w:shd w:val="clear" w:color="ffffff"/>
+        <w:tcBorders>
+          <w:top w:val="none" w:color="000000" w:sz="4" w:space="0"/>
+          <w:left w:val="none" w:color="000000" w:sz="4" w:space="0"/>
+          <w:bottom w:val="none" w:color="000000" w:sz="4" w:space="0"/>
+          <w:right w:val="none" w:color="000000" w:sz="4" w:space="0"/>
+        </w:tcBorders>
+      </w:tcPr>
+    </w:tblStylePr>
+    <w:tblStylePr w:type="lastRow">
+      <w:rPr>
+        <w:b/>
+        <w:color w:val="404040"/>
+      </w:rPr>
+      <w:pPr>
+        <w:pBdr/>
+        <w:spacing/>
+        <w:ind/>
+      </w:pPr>
+      <w:tblPr>
+        <w:tblBorders/>
+      </w:tblPr>
+      <w:tcPr>
+        <w:shd w:val="clear" w:color="ffffff"/>
+        <w:tcBorders>
+          <w:top w:val="none" w:color="000000" w:sz="4" w:space="0"/>
+          <w:left w:val="none" w:color="000000" w:sz="4" w:space="0"/>
+          <w:bottom w:val="none" w:color="000000" w:sz="4" w:space="0"/>
+          <w:right w:val="none" w:color="000000" w:sz="4" w:space="0"/>
+        </w:tcBorders>
+      </w:tcPr>
+    </w:tblStylePr>
     <w:tblStylePr w:type="nwCell">
       <w:pPr>
         <w:pBdr/>
@@ -6143,9 +6622,9 @@
       </w:tcPr>
     </w:tblStylePr>
   </w:style>
-  <w:style w:type="table" w:styleId="35">
+  <w:style w:type="table" w:styleId="744">
     <w:name w:val="Grid Table 3 - Accent 2"/>
-    <w:basedOn w:val="665"/>
+    <w:basedOn w:val="907"/>
     <w:uiPriority w:val="99"/>
     <w:pPr>
       <w:pBdr/>
@@ -6244,29 +6723,6 @@
         <w:tblBorders/>
       </w:tblPr>
       <w:tcPr>
-        <w:shd w:color="ffffff"/>
-        <w:tcBorders>
-          <w:top w:val="none" w:color="000000" w:sz="4" w:space="0"/>
-          <w:left w:val="none" w:color="000000" w:sz="4" w:space="0"/>
-          <w:bottom w:val="none" w:color="000000" w:sz="4" w:space="0"/>
-          <w:right w:val="none" w:color="000000" w:sz="4" w:space="0"/>
-        </w:tcBorders>
-      </w:tcPr>
-    </w:tblStylePr>
-    <w:tblStylePr w:type="firstRow">
-      <w:rPr>
-        <w:b/>
-        <w:color w:val="404040"/>
-      </w:rPr>
-      <w:pPr>
-        <w:pBdr/>
-        <w:spacing/>
-        <w:ind/>
-      </w:pPr>
-      <w:tblPr>
-        <w:tblBorders/>
-      </w:tblPr>
-      <w:tcPr>
         <w:shd w:val="clear" w:color="ffffff"/>
         <w:tcBorders>
           <w:top w:val="none" w:color="000000" w:sz="4" w:space="0"/>
@@ -6276,30 +6732,7 @@
         </w:tcBorders>
       </w:tcPr>
     </w:tblStylePr>
-    <w:tblStylePr w:type="lastCol">
-      <w:rPr>
-        <w:i/>
-        <w:color w:val="404040"/>
-      </w:rPr>
-      <w:pPr>
-        <w:pBdr/>
-        <w:spacing/>
-        <w:ind/>
-      </w:pPr>
-      <w:tblPr>
-        <w:tblBorders/>
-      </w:tblPr>
-      <w:tcPr>
-        <w:shd w:color="ffffff"/>
-        <w:tcBorders>
-          <w:top w:val="none" w:color="000000" w:sz="4" w:space="0"/>
-          <w:left w:val="none" w:color="000000" w:sz="4" w:space="0"/>
-          <w:bottom w:val="none" w:color="000000" w:sz="4" w:space="0"/>
-          <w:right w:val="none" w:color="000000" w:sz="4" w:space="0"/>
-        </w:tcBorders>
-      </w:tcPr>
-    </w:tblStylePr>
-    <w:tblStylePr w:type="lastRow">
+    <w:tblStylePr w:type="firstRow">
       <w:rPr>
         <w:b/>
         <w:color w:val="404040"/>
@@ -6322,6 +6755,52 @@
         </w:tcBorders>
       </w:tcPr>
     </w:tblStylePr>
+    <w:tblStylePr w:type="lastCol">
+      <w:rPr>
+        <w:i/>
+        <w:color w:val="404040"/>
+      </w:rPr>
+      <w:pPr>
+        <w:pBdr/>
+        <w:spacing/>
+        <w:ind/>
+      </w:pPr>
+      <w:tblPr>
+        <w:tblBorders/>
+      </w:tblPr>
+      <w:tcPr>
+        <w:shd w:val="clear" w:color="ffffff"/>
+        <w:tcBorders>
+          <w:top w:val="none" w:color="000000" w:sz="4" w:space="0"/>
+          <w:left w:val="none" w:color="000000" w:sz="4" w:space="0"/>
+          <w:bottom w:val="none" w:color="000000" w:sz="4" w:space="0"/>
+          <w:right w:val="none" w:color="000000" w:sz="4" w:space="0"/>
+        </w:tcBorders>
+      </w:tcPr>
+    </w:tblStylePr>
+    <w:tblStylePr w:type="lastRow">
+      <w:rPr>
+        <w:b/>
+        <w:color w:val="404040"/>
+      </w:rPr>
+      <w:pPr>
+        <w:pBdr/>
+        <w:spacing/>
+        <w:ind/>
+      </w:pPr>
+      <w:tblPr>
+        <w:tblBorders/>
+      </w:tblPr>
+      <w:tcPr>
+        <w:shd w:val="clear" w:color="ffffff"/>
+        <w:tcBorders>
+          <w:top w:val="none" w:color="000000" w:sz="4" w:space="0"/>
+          <w:left w:val="none" w:color="000000" w:sz="4" w:space="0"/>
+          <w:bottom w:val="none" w:color="000000" w:sz="4" w:space="0"/>
+          <w:right w:val="none" w:color="000000" w:sz="4" w:space="0"/>
+        </w:tcBorders>
+      </w:tcPr>
+    </w:tblStylePr>
     <w:tblStylePr w:type="nwCell">
       <w:pPr>
         <w:pBdr/>
@@ -6388,9 +6867,9 @@
       </w:tcPr>
     </w:tblStylePr>
   </w:style>
-  <w:style w:type="table" w:styleId="36">
+  <w:style w:type="table" w:styleId="745">
     <w:name w:val="Grid Table 3 - Accent 3"/>
-    <w:basedOn w:val="665"/>
+    <w:basedOn w:val="907"/>
     <w:uiPriority w:val="99"/>
     <w:pPr>
       <w:pBdr/>
@@ -6489,29 +6968,6 @@
         <w:tblBorders/>
       </w:tblPr>
       <w:tcPr>
-        <w:shd w:color="ffffff"/>
-        <w:tcBorders>
-          <w:top w:val="none" w:color="000000" w:sz="4" w:space="0"/>
-          <w:left w:val="none" w:color="000000" w:sz="4" w:space="0"/>
-          <w:bottom w:val="none" w:color="000000" w:sz="4" w:space="0"/>
-          <w:right w:val="none" w:color="000000" w:sz="4" w:space="0"/>
-        </w:tcBorders>
-      </w:tcPr>
-    </w:tblStylePr>
-    <w:tblStylePr w:type="firstRow">
-      <w:rPr>
-        <w:b/>
-        <w:color w:val="404040"/>
-      </w:rPr>
-      <w:pPr>
-        <w:pBdr/>
-        <w:spacing/>
-        <w:ind/>
-      </w:pPr>
-      <w:tblPr>
-        <w:tblBorders/>
-      </w:tblPr>
-      <w:tcPr>
         <w:shd w:val="clear" w:color="ffffff"/>
         <w:tcBorders>
           <w:top w:val="none" w:color="000000" w:sz="4" w:space="0"/>
@@ -6521,30 +6977,7 @@
         </w:tcBorders>
       </w:tcPr>
     </w:tblStylePr>
-    <w:tblStylePr w:type="lastCol">
-      <w:rPr>
-        <w:i/>
-        <w:color w:val="404040"/>
-      </w:rPr>
-      <w:pPr>
-        <w:pBdr/>
-        <w:spacing/>
-        <w:ind/>
-      </w:pPr>
-      <w:tblPr>
-        <w:tblBorders/>
-      </w:tblPr>
-      <w:tcPr>
-        <w:shd w:color="ffffff"/>
-        <w:tcBorders>
-          <w:top w:val="none" w:color="000000" w:sz="4" w:space="0"/>
-          <w:left w:val="none" w:color="000000" w:sz="4" w:space="0"/>
-          <w:bottom w:val="none" w:color="000000" w:sz="4" w:space="0"/>
-          <w:right w:val="none" w:color="000000" w:sz="4" w:space="0"/>
-        </w:tcBorders>
-      </w:tcPr>
-    </w:tblStylePr>
-    <w:tblStylePr w:type="lastRow">
+    <w:tblStylePr w:type="firstRow">
       <w:rPr>
         <w:b/>
         <w:color w:val="404040"/>
@@ -6567,6 +7000,52 @@
         </w:tcBorders>
       </w:tcPr>
     </w:tblStylePr>
+    <w:tblStylePr w:type="lastCol">
+      <w:rPr>
+        <w:i/>
+        <w:color w:val="404040"/>
+      </w:rPr>
+      <w:pPr>
+        <w:pBdr/>
+        <w:spacing/>
+        <w:ind/>
+      </w:pPr>
+      <w:tblPr>
+        <w:tblBorders/>
+      </w:tblPr>
+      <w:tcPr>
+        <w:shd w:val="clear" w:color="ffffff"/>
+        <w:tcBorders>
+          <w:top w:val="none" w:color="000000" w:sz="4" w:space="0"/>
+          <w:left w:val="none" w:color="000000" w:sz="4" w:space="0"/>
+          <w:bottom w:val="none" w:color="000000" w:sz="4" w:space="0"/>
+          <w:right w:val="none" w:color="000000" w:sz="4" w:space="0"/>
+        </w:tcBorders>
+      </w:tcPr>
+    </w:tblStylePr>
+    <w:tblStylePr w:type="lastRow">
+      <w:rPr>
+        <w:b/>
+        <w:color w:val="404040"/>
+      </w:rPr>
+      <w:pPr>
+        <w:pBdr/>
+        <w:spacing/>
+        <w:ind/>
+      </w:pPr>
+      <w:tblPr>
+        <w:tblBorders/>
+      </w:tblPr>
+      <w:tcPr>
+        <w:shd w:val="clear" w:color="ffffff"/>
+        <w:tcBorders>
+          <w:top w:val="none" w:color="000000" w:sz="4" w:space="0"/>
+          <w:left w:val="none" w:color="000000" w:sz="4" w:space="0"/>
+          <w:bottom w:val="none" w:color="000000" w:sz="4" w:space="0"/>
+          <w:right w:val="none" w:color="000000" w:sz="4" w:space="0"/>
+        </w:tcBorders>
+      </w:tcPr>
+    </w:tblStylePr>
     <w:tblStylePr w:type="nwCell">
       <w:pPr>
         <w:pBdr/>
@@ -6633,9 +7112,9 @@
       </w:tcPr>
     </w:tblStylePr>
   </w:style>
-  <w:style w:type="table" w:styleId="37">
+  <w:style w:type="table" w:styleId="746">
     <w:name w:val="Grid Table 3 - Accent 4"/>
-    <w:basedOn w:val="665"/>
+    <w:basedOn w:val="907"/>
     <w:uiPriority w:val="99"/>
     <w:pPr>
       <w:pBdr/>
@@ -6734,29 +7213,6 @@
         <w:tblBorders/>
       </w:tblPr>
       <w:tcPr>
-        <w:shd w:color="ffffff"/>
-        <w:tcBorders>
-          <w:top w:val="none" w:color="000000" w:sz="4" w:space="0"/>
-          <w:left w:val="none" w:color="000000" w:sz="4" w:space="0"/>
-          <w:bottom w:val="none" w:color="000000" w:sz="4" w:space="0"/>
-          <w:right w:val="none" w:color="000000" w:sz="4" w:space="0"/>
-        </w:tcBorders>
-      </w:tcPr>
-    </w:tblStylePr>
-    <w:tblStylePr w:type="firstRow">
-      <w:rPr>
-        <w:b/>
-        <w:color w:val="404040"/>
-      </w:rPr>
-      <w:pPr>
-        <w:pBdr/>
-        <w:spacing/>
-        <w:ind/>
-      </w:pPr>
-      <w:tblPr>
-        <w:tblBorders/>
-      </w:tblPr>
-      <w:tcPr>
         <w:shd w:val="clear" w:color="ffffff"/>
         <w:tcBorders>
           <w:top w:val="none" w:color="000000" w:sz="4" w:space="0"/>
@@ -6766,30 +7222,7 @@
         </w:tcBorders>
       </w:tcPr>
     </w:tblStylePr>
-    <w:tblStylePr w:type="lastCol">
-      <w:rPr>
-        <w:i/>
-        <w:color w:val="404040"/>
-      </w:rPr>
-      <w:pPr>
-        <w:pBdr/>
-        <w:spacing/>
-        <w:ind/>
-      </w:pPr>
-      <w:tblPr>
-        <w:tblBorders/>
-      </w:tblPr>
-      <w:tcPr>
-        <w:shd w:color="ffffff"/>
-        <w:tcBorders>
-          <w:top w:val="none" w:color="000000" w:sz="4" w:space="0"/>
-          <w:left w:val="none" w:color="000000" w:sz="4" w:space="0"/>
-          <w:bottom w:val="none" w:color="000000" w:sz="4" w:space="0"/>
-          <w:right w:val="none" w:color="000000" w:sz="4" w:space="0"/>
-        </w:tcBorders>
-      </w:tcPr>
-    </w:tblStylePr>
-    <w:tblStylePr w:type="lastRow">
+    <w:tblStylePr w:type="firstRow">
       <w:rPr>
         <w:b/>
         <w:color w:val="404040"/>
@@ -6812,6 +7245,52 @@
         </w:tcBorders>
       </w:tcPr>
     </w:tblStylePr>
+    <w:tblStylePr w:type="lastCol">
+      <w:rPr>
+        <w:i/>
+        <w:color w:val="404040"/>
+      </w:rPr>
+      <w:pPr>
+        <w:pBdr/>
+        <w:spacing/>
+        <w:ind/>
+      </w:pPr>
+      <w:tblPr>
+        <w:tblBorders/>
+      </w:tblPr>
+      <w:tcPr>
+        <w:shd w:val="clear" w:color="ffffff"/>
+        <w:tcBorders>
+          <w:top w:val="none" w:color="000000" w:sz="4" w:space="0"/>
+          <w:left w:val="none" w:color="000000" w:sz="4" w:space="0"/>
+          <w:bottom w:val="none" w:color="000000" w:sz="4" w:space="0"/>
+          <w:right w:val="none" w:color="000000" w:sz="4" w:space="0"/>
+        </w:tcBorders>
+      </w:tcPr>
+    </w:tblStylePr>
+    <w:tblStylePr w:type="lastRow">
+      <w:rPr>
+        <w:b/>
+        <w:color w:val="404040"/>
+      </w:rPr>
+      <w:pPr>
+        <w:pBdr/>
+        <w:spacing/>
+        <w:ind/>
+      </w:pPr>
+      <w:tblPr>
+        <w:tblBorders/>
+      </w:tblPr>
+      <w:tcPr>
+        <w:shd w:val="clear" w:color="ffffff"/>
+        <w:tcBorders>
+          <w:top w:val="none" w:color="000000" w:sz="4" w:space="0"/>
+          <w:left w:val="none" w:color="000000" w:sz="4" w:space="0"/>
+          <w:bottom w:val="none" w:color="000000" w:sz="4" w:space="0"/>
+          <w:right w:val="none" w:color="000000" w:sz="4" w:space="0"/>
+        </w:tcBorders>
+      </w:tcPr>
+    </w:tblStylePr>
     <w:tblStylePr w:type="nwCell">
       <w:pPr>
         <w:pBdr/>
@@ -6878,9 +7357,9 @@
       </w:tcPr>
     </w:tblStylePr>
   </w:style>
-  <w:style w:type="table" w:styleId="38">
+  <w:style w:type="table" w:styleId="747">
     <w:name w:val="Grid Table 3 - Accent 5"/>
-    <w:basedOn w:val="665"/>
+    <w:basedOn w:val="907"/>
     <w:uiPriority w:val="99"/>
     <w:pPr>
       <w:pBdr/>
@@ -6979,29 +7458,6 @@
         <w:tblBorders/>
       </w:tblPr>
       <w:tcPr>
-        <w:shd w:color="ffffff"/>
-        <w:tcBorders>
-          <w:top w:val="none" w:color="000000" w:sz="4" w:space="0"/>
-          <w:left w:val="none" w:color="000000" w:sz="4" w:space="0"/>
-          <w:bottom w:val="none" w:color="000000" w:sz="4" w:space="0"/>
-          <w:right w:val="none" w:color="000000" w:sz="4" w:space="0"/>
-        </w:tcBorders>
-      </w:tcPr>
-    </w:tblStylePr>
-    <w:tblStylePr w:type="firstRow">
-      <w:rPr>
-        <w:b/>
-        <w:color w:val="404040"/>
-      </w:rPr>
-      <w:pPr>
-        <w:pBdr/>
-        <w:spacing/>
-        <w:ind/>
-      </w:pPr>
-      <w:tblPr>
-        <w:tblBorders/>
-      </w:tblPr>
-      <w:tcPr>
         <w:shd w:val="clear" w:color="ffffff"/>
         <w:tcBorders>
           <w:top w:val="none" w:color="000000" w:sz="4" w:space="0"/>
@@ -7011,30 +7467,7 @@
         </w:tcBorders>
       </w:tcPr>
     </w:tblStylePr>
-    <w:tblStylePr w:type="lastCol">
-      <w:rPr>
-        <w:i/>
-        <w:color w:val="404040"/>
-      </w:rPr>
-      <w:pPr>
-        <w:pBdr/>
-        <w:spacing/>
-        <w:ind/>
-      </w:pPr>
-      <w:tblPr>
-        <w:tblBorders/>
-      </w:tblPr>
-      <w:tcPr>
-        <w:shd w:color="ffffff"/>
-        <w:tcBorders>
-          <w:top w:val="none" w:color="000000" w:sz="4" w:space="0"/>
-          <w:left w:val="none" w:color="000000" w:sz="4" w:space="0"/>
-          <w:bottom w:val="none" w:color="000000" w:sz="4" w:space="0"/>
-          <w:right w:val="none" w:color="000000" w:sz="4" w:space="0"/>
-        </w:tcBorders>
-      </w:tcPr>
-    </w:tblStylePr>
-    <w:tblStylePr w:type="lastRow">
+    <w:tblStylePr w:type="firstRow">
       <w:rPr>
         <w:b/>
         <w:color w:val="404040"/>
@@ -7057,6 +7490,52 @@
         </w:tcBorders>
       </w:tcPr>
     </w:tblStylePr>
+    <w:tblStylePr w:type="lastCol">
+      <w:rPr>
+        <w:i/>
+        <w:color w:val="404040"/>
+      </w:rPr>
+      <w:pPr>
+        <w:pBdr/>
+        <w:spacing/>
+        <w:ind/>
+      </w:pPr>
+      <w:tblPr>
+        <w:tblBorders/>
+      </w:tblPr>
+      <w:tcPr>
+        <w:shd w:val="clear" w:color="ffffff"/>
+        <w:tcBorders>
+          <w:top w:val="none" w:color="000000" w:sz="4" w:space="0"/>
+          <w:left w:val="none" w:color="000000" w:sz="4" w:space="0"/>
+          <w:bottom w:val="none" w:color="000000" w:sz="4" w:space="0"/>
+          <w:right w:val="none" w:color="000000" w:sz="4" w:space="0"/>
+        </w:tcBorders>
+      </w:tcPr>
+    </w:tblStylePr>
+    <w:tblStylePr w:type="lastRow">
+      <w:rPr>
+        <w:b/>
+        <w:color w:val="404040"/>
+      </w:rPr>
+      <w:pPr>
+        <w:pBdr/>
+        <w:spacing/>
+        <w:ind/>
+      </w:pPr>
+      <w:tblPr>
+        <w:tblBorders/>
+      </w:tblPr>
+      <w:tcPr>
+        <w:shd w:val="clear" w:color="ffffff"/>
+        <w:tcBorders>
+          <w:top w:val="none" w:color="000000" w:sz="4" w:space="0"/>
+          <w:left w:val="none" w:color="000000" w:sz="4" w:space="0"/>
+          <w:bottom w:val="none" w:color="000000" w:sz="4" w:space="0"/>
+          <w:right w:val="none" w:color="000000" w:sz="4" w:space="0"/>
+        </w:tcBorders>
+      </w:tcPr>
+    </w:tblStylePr>
     <w:tblStylePr w:type="nwCell">
       <w:pPr>
         <w:pBdr/>
@@ -7123,9 +7602,9 @@
       </w:tcPr>
     </w:tblStylePr>
   </w:style>
-  <w:style w:type="table" w:styleId="39">
+  <w:style w:type="table" w:styleId="748">
     <w:name w:val="Grid Table 3 - Accent 6"/>
-    <w:basedOn w:val="665"/>
+    <w:basedOn w:val="907"/>
     <w:uiPriority w:val="99"/>
     <w:pPr>
       <w:pBdr/>
@@ -7224,29 +7703,6 @@
         <w:tblBorders/>
       </w:tblPr>
       <w:tcPr>
-        <w:shd w:color="ffffff"/>
-        <w:tcBorders>
-          <w:top w:val="none" w:color="000000" w:sz="4" w:space="0"/>
-          <w:left w:val="none" w:color="000000" w:sz="4" w:space="0"/>
-          <w:bottom w:val="none" w:color="000000" w:sz="4" w:space="0"/>
-          <w:right w:val="none" w:color="000000" w:sz="4" w:space="0"/>
-        </w:tcBorders>
-      </w:tcPr>
-    </w:tblStylePr>
-    <w:tblStylePr w:type="firstRow">
-      <w:rPr>
-        <w:b/>
-        <w:color w:val="404040"/>
-      </w:rPr>
-      <w:pPr>
-        <w:pBdr/>
-        <w:spacing/>
-        <w:ind/>
-      </w:pPr>
-      <w:tblPr>
-        <w:tblBorders/>
-      </w:tblPr>
-      <w:tcPr>
         <w:shd w:val="clear" w:color="ffffff"/>
         <w:tcBorders>
           <w:top w:val="none" w:color="000000" w:sz="4" w:space="0"/>
@@ -7256,30 +7712,7 @@
         </w:tcBorders>
       </w:tcPr>
     </w:tblStylePr>
-    <w:tblStylePr w:type="lastCol">
-      <w:rPr>
-        <w:i/>
-        <w:color w:val="404040"/>
-      </w:rPr>
-      <w:pPr>
-        <w:pBdr/>
-        <w:spacing/>
-        <w:ind/>
-      </w:pPr>
-      <w:tblPr>
-        <w:tblBorders/>
-      </w:tblPr>
-      <w:tcPr>
-        <w:shd w:color="ffffff"/>
-        <w:tcBorders>
-          <w:top w:val="none" w:color="000000" w:sz="4" w:space="0"/>
-          <w:left w:val="none" w:color="000000" w:sz="4" w:space="0"/>
-          <w:bottom w:val="none" w:color="000000" w:sz="4" w:space="0"/>
-          <w:right w:val="none" w:color="000000" w:sz="4" w:space="0"/>
-        </w:tcBorders>
-      </w:tcPr>
-    </w:tblStylePr>
-    <w:tblStylePr w:type="lastRow">
+    <w:tblStylePr w:type="firstRow">
       <w:rPr>
         <w:b/>
         <w:color w:val="404040"/>
@@ -7302,6 +7735,52 @@
         </w:tcBorders>
       </w:tcPr>
     </w:tblStylePr>
+    <w:tblStylePr w:type="lastCol">
+      <w:rPr>
+        <w:i/>
+        <w:color w:val="404040"/>
+      </w:rPr>
+      <w:pPr>
+        <w:pBdr/>
+        <w:spacing/>
+        <w:ind/>
+      </w:pPr>
+      <w:tblPr>
+        <w:tblBorders/>
+      </w:tblPr>
+      <w:tcPr>
+        <w:shd w:val="clear" w:color="ffffff"/>
+        <w:tcBorders>
+          <w:top w:val="none" w:color="000000" w:sz="4" w:space="0"/>
+          <w:left w:val="none" w:color="000000" w:sz="4" w:space="0"/>
+          <w:bottom w:val="none" w:color="000000" w:sz="4" w:space="0"/>
+          <w:right w:val="none" w:color="000000" w:sz="4" w:space="0"/>
+        </w:tcBorders>
+      </w:tcPr>
+    </w:tblStylePr>
+    <w:tblStylePr w:type="lastRow">
+      <w:rPr>
+        <w:b/>
+        <w:color w:val="404040"/>
+      </w:rPr>
+      <w:pPr>
+        <w:pBdr/>
+        <w:spacing/>
+        <w:ind/>
+      </w:pPr>
+      <w:tblPr>
+        <w:tblBorders/>
+      </w:tblPr>
+      <w:tcPr>
+        <w:shd w:val="clear" w:color="ffffff"/>
+        <w:tcBorders>
+          <w:top w:val="none" w:color="000000" w:sz="4" w:space="0"/>
+          <w:left w:val="none" w:color="000000" w:sz="4" w:space="0"/>
+          <w:bottom w:val="none" w:color="000000" w:sz="4" w:space="0"/>
+          <w:right w:val="none" w:color="000000" w:sz="4" w:space="0"/>
+        </w:tcBorders>
+      </w:tcPr>
+    </w:tblStylePr>
     <w:tblStylePr w:type="nwCell">
       <w:pPr>
         <w:pBdr/>
@@ -7368,9 +7847,9 @@
       </w:tcPr>
     </w:tblStylePr>
   </w:style>
-  <w:style w:type="table" w:styleId="40">
+  <w:style w:type="table" w:styleId="749">
     <w:name w:val="Grid Table 4"/>
-    <w:basedOn w:val="665"/>
+    <w:basedOn w:val="907"/>
     <w:uiPriority w:val="59"/>
     <w:pPr>
       <w:pBdr/>
@@ -7601,9 +8080,9 @@
       </w:tcPr>
     </w:tblStylePr>
   </w:style>
-  <w:style w:type="table" w:styleId="41">
+  <w:style w:type="table" w:styleId="750">
     <w:name w:val="Grid Table 4 - Accent 1"/>
-    <w:basedOn w:val="665"/>
+    <w:basedOn w:val="907"/>
     <w:uiPriority w:val="59"/>
     <w:pPr>
       <w:pBdr/>
@@ -7834,9 +8313,9 @@
       </w:tcPr>
     </w:tblStylePr>
   </w:style>
-  <w:style w:type="table" w:styleId="42">
+  <w:style w:type="table" w:styleId="751">
     <w:name w:val="Grid Table 4 - Accent 2"/>
-    <w:basedOn w:val="665"/>
+    <w:basedOn w:val="907"/>
     <w:uiPriority w:val="59"/>
     <w:pPr>
       <w:pBdr/>
@@ -8067,9 +8546,9 @@
       </w:tcPr>
     </w:tblStylePr>
   </w:style>
-  <w:style w:type="table" w:styleId="43">
+  <w:style w:type="table" w:styleId="752">
     <w:name w:val="Grid Table 4 - Accent 3"/>
-    <w:basedOn w:val="665"/>
+    <w:basedOn w:val="907"/>
     <w:uiPriority w:val="59"/>
     <w:pPr>
       <w:pBdr/>
@@ -8300,9 +8779,9 @@
       </w:tcPr>
     </w:tblStylePr>
   </w:style>
-  <w:style w:type="table" w:styleId="44">
+  <w:style w:type="table" w:styleId="753">
     <w:name w:val="Grid Table 4 - Accent 4"/>
-    <w:basedOn w:val="665"/>
+    <w:basedOn w:val="907"/>
     <w:uiPriority w:val="59"/>
     <w:pPr>
       <w:pBdr/>
@@ -8533,9 +9012,9 @@
       </w:tcPr>
     </w:tblStylePr>
   </w:style>
-  <w:style w:type="table" w:styleId="45">
+  <w:style w:type="table" w:styleId="754">
     <w:name w:val="Grid Table 4 - Accent 5"/>
-    <w:basedOn w:val="665"/>
+    <w:basedOn w:val="907"/>
     <w:uiPriority w:val="59"/>
     <w:pPr>
       <w:pBdr/>
@@ -8766,9 +9245,9 @@
       </w:tcPr>
     </w:tblStylePr>
   </w:style>
-  <w:style w:type="table" w:styleId="46">
+  <w:style w:type="table" w:styleId="755">
     <w:name w:val="Grid Table 4 - Accent 6"/>
-    <w:basedOn w:val="665"/>
+    <w:basedOn w:val="907"/>
     <w:uiPriority w:val="59"/>
     <w:pPr>
       <w:pBdr/>
@@ -8999,9 +9478,9 @@
       </w:tcPr>
     </w:tblStylePr>
   </w:style>
-  <w:style w:type="table" w:styleId="47">
+  <w:style w:type="table" w:styleId="756">
     <w:name w:val="Grid Table 5 Dark"/>
-    <w:basedOn w:val="665"/>
+    <w:basedOn w:val="907"/>
     <w:uiPriority w:val="99"/>
     <w:pPr>
       <w:pBdr/>
@@ -9227,9 +9706,9 @@
       </w:tcPr>
     </w:tblStylePr>
   </w:style>
-  <w:style w:type="table" w:styleId="48">
+  <w:style w:type="table" w:styleId="757">
     <w:name w:val="Grid Table 5 Dark- Accent 1"/>
-    <w:basedOn w:val="665"/>
+    <w:basedOn w:val="907"/>
     <w:uiPriority w:val="99"/>
     <w:pPr>
       <w:pBdr/>
@@ -9455,9 +9934,9 @@
       </w:tcPr>
     </w:tblStylePr>
   </w:style>
-  <w:style w:type="table" w:styleId="49">
+  <w:style w:type="table" w:styleId="758">
     <w:name w:val="Grid Table 5 Dark - Accent 2"/>
-    <w:basedOn w:val="665"/>
+    <w:basedOn w:val="907"/>
     <w:uiPriority w:val="99"/>
     <w:pPr>
       <w:pBdr/>
@@ -9683,9 +10162,9 @@
       </w:tcPr>
     </w:tblStylePr>
   </w:style>
-  <w:style w:type="table" w:styleId="50">
+  <w:style w:type="table" w:styleId="759">
     <w:name w:val="Grid Table 5 Dark - Accent 3"/>
-    <w:basedOn w:val="665"/>
+    <w:basedOn w:val="907"/>
     <w:uiPriority w:val="99"/>
     <w:pPr>
       <w:pBdr/>
@@ -9911,9 +10390,9 @@
       </w:tcPr>
     </w:tblStylePr>
   </w:style>
-  <w:style w:type="table" w:styleId="51">
+  <w:style w:type="table" w:styleId="760">
     <w:name w:val="Grid Table 5 Dark- Accent 4"/>
-    <w:basedOn w:val="665"/>
+    <w:basedOn w:val="907"/>
     <w:uiPriority w:val="99"/>
     <w:pPr>
       <w:pBdr/>
@@ -10139,9 +10618,9 @@
       </w:tcPr>
     </w:tblStylePr>
   </w:style>
-  <w:style w:type="table" w:styleId="52">
+  <w:style w:type="table" w:styleId="761">
     <w:name w:val="Grid Table 5 Dark - Accent 5"/>
-    <w:basedOn w:val="665"/>
+    <w:basedOn w:val="907"/>
     <w:uiPriority w:val="99"/>
     <w:pPr>
       <w:pBdr/>
@@ -10367,9 +10846,9 @@
       </w:tcPr>
     </w:tblStylePr>
   </w:style>
-  <w:style w:type="table" w:styleId="53">
+  <w:style w:type="table" w:styleId="762">
     <w:name w:val="Grid Table 5 Dark - Accent 6"/>
-    <w:basedOn w:val="665"/>
+    <w:basedOn w:val="907"/>
     <w:uiPriority w:val="99"/>
     <w:pPr>
       <w:pBdr/>
@@ -10595,9 +11074,9 @@
       </w:tcPr>
     </w:tblStylePr>
   </w:style>
-  <w:style w:type="table" w:styleId="54">
+  <w:style w:type="table" w:styleId="763">
     <w:name w:val="Grid Table 6 Colorful"/>
-    <w:basedOn w:val="665"/>
+    <w:basedOn w:val="907"/>
     <w:uiPriority w:val="99"/>
     <w:pPr>
       <w:pBdr/>
@@ -10825,9 +11304,9 @@
       </w:tcPr>
     </w:tblStylePr>
   </w:style>
-  <w:style w:type="table" w:styleId="55">
+  <w:style w:type="table" w:styleId="764">
     <w:name w:val="Grid Table 6 Colorful - Accent 1"/>
-    <w:basedOn w:val="665"/>
+    <w:basedOn w:val="907"/>
     <w:uiPriority w:val="99"/>
     <w:pPr>
       <w:pBdr/>
@@ -11055,9 +11534,9 @@
       </w:tcPr>
     </w:tblStylePr>
   </w:style>
-  <w:style w:type="table" w:styleId="56">
+  <w:style w:type="table" w:styleId="765">
     <w:name w:val="Grid Table 6 Colorful - Accent 2"/>
-    <w:basedOn w:val="665"/>
+    <w:basedOn w:val="907"/>
     <w:uiPriority w:val="99"/>
     <w:pPr>
       <w:pBdr/>
@@ -11285,9 +11764,9 @@
       </w:tcPr>
     </w:tblStylePr>
   </w:style>
-  <w:style w:type="table" w:styleId="57">
+  <w:style w:type="table" w:styleId="766">
     <w:name w:val="Grid Table 6 Colorful - Accent 3"/>
-    <w:basedOn w:val="665"/>
+    <w:basedOn w:val="907"/>
     <w:uiPriority w:val="99"/>
     <w:pPr>
       <w:pBdr/>
@@ -11515,9 +11994,9 @@
       </w:tcPr>
     </w:tblStylePr>
   </w:style>
-  <w:style w:type="table" w:styleId="58">
+  <w:style w:type="table" w:styleId="767">
     <w:name w:val="Grid Table 6 Colorful - Accent 4"/>
-    <w:basedOn w:val="665"/>
+    <w:basedOn w:val="907"/>
     <w:uiPriority w:val="99"/>
     <w:pPr>
       <w:pBdr/>
@@ -11745,9 +12224,9 @@
       </w:tcPr>
     </w:tblStylePr>
   </w:style>
-  <w:style w:type="table" w:styleId="59">
+  <w:style w:type="table" w:styleId="768">
     <w:name w:val="Grid Table 6 Colorful - Accent 5"/>
-    <w:basedOn w:val="665"/>
+    <w:basedOn w:val="907"/>
     <w:uiPriority w:val="99"/>
     <w:pPr>
       <w:pBdr/>
@@ -11975,9 +12454,9 @@
       </w:tcPr>
     </w:tblStylePr>
   </w:style>
-  <w:style w:type="table" w:styleId="60">
+  <w:style w:type="table" w:styleId="769">
     <w:name w:val="Grid Table 6 Colorful - Accent 6"/>
-    <w:basedOn w:val="665"/>
+    <w:basedOn w:val="907"/>
     <w:uiPriority w:val="99"/>
     <w:pPr>
       <w:pBdr/>
@@ -12205,9 +12684,9 @@
       </w:tcPr>
     </w:tblStylePr>
   </w:style>
-  <w:style w:type="table" w:styleId="61">
+  <w:style w:type="table" w:styleId="770">
     <w:name w:val="Grid Table 7 Colorful"/>
-    <w:basedOn w:val="665"/>
+    <w:basedOn w:val="907"/>
     <w:uiPriority w:val="99"/>
     <w:pPr>
       <w:pBdr/>
@@ -12309,11 +12788,11 @@
         <w:tblBorders/>
       </w:tblPr>
       <w:tcPr>
-        <w:shd w:color="ffffff"/>
+        <w:shd w:val="clear" w:color="ffffff"/>
         <w:tcBorders>
-          <w:top w:val="none"/>
-          <w:left w:val="none"/>
-          <w:bottom w:val="none"/>
+          <w:top w:val="none" w:color="000000" w:sz="4" w:space="0"/>
+          <w:left w:val="none" w:color="000000" w:sz="4" w:space="0"/>
+          <w:bottom w:val="none" w:color="000000" w:sz="4" w:space="0"/>
           <w:right w:val="single" w:color="000000" w:themeColor="text1" w:themeTint="80" w:sz="4" w:space="0"/>
         </w:tcBorders>
       </w:tcPr>
@@ -12336,10 +12815,10 @@
       <w:tcPr>
         <w:shd w:val="clear" w:color="ffffff" w:themeColor="light1" w:fill="ffffff" w:themeFill="light1"/>
         <w:tcBorders>
-          <w:top w:val="none"/>
-          <w:left w:val="none"/>
+          <w:top w:val="none" w:color="000000" w:sz="4" w:space="0"/>
+          <w:left w:val="none" w:color="000000" w:sz="4" w:space="0"/>
           <w:bottom w:val="single" w:color="000000" w:themeColor="text1" w:themeTint="80" w:sz="4" w:space="0"/>
-          <w:right w:val="none"/>
+          <w:right w:val="none" w:color="000000" w:sz="4" w:space="0"/>
         </w:tcBorders>
       </w:tcPr>
     </w:tblStylePr>
@@ -12359,12 +12838,12 @@
         <w:tblBorders/>
       </w:tblPr>
       <w:tcPr>
-        <w:shd w:color="ffffff"/>
+        <w:shd w:val="clear" w:color="ffffff"/>
         <w:tcBorders>
-          <w:top w:val="none"/>
+          <w:top w:val="none" w:color="000000" w:sz="4" w:space="0"/>
           <w:left w:val="single" w:color="000000" w:themeColor="text1" w:themeTint="80" w:sz="4" w:space="0"/>
-          <w:bottom w:val="none"/>
-          <w:right w:val="none"/>
+          <w:bottom w:val="none" w:color="000000" w:sz="4" w:space="0"/>
+          <w:right w:val="none" w:color="000000" w:sz="4" w:space="0"/>
         </w:tcBorders>
       </w:tcPr>
     </w:tblStylePr>
@@ -12387,9 +12866,9 @@
         <w:shd w:val="clear" w:color="ffffff" w:themeColor="light1" w:fill="ffffff" w:themeFill="light1"/>
         <w:tcBorders>
           <w:top w:val="single" w:color="000000" w:themeColor="text1" w:themeTint="80" w:sz="4" w:space="0"/>
-          <w:left w:val="none"/>
-          <w:bottom w:val="none"/>
-          <w:right w:val="none"/>
+          <w:left w:val="none" w:color="000000" w:sz="4" w:space="0"/>
+          <w:bottom w:val="none" w:color="000000" w:sz="4" w:space="0"/>
+          <w:right w:val="none" w:color="000000" w:sz="4" w:space="0"/>
         </w:tcBorders>
       </w:tcPr>
     </w:tblStylePr>
@@ -12459,9 +12938,9 @@
       </w:tcPr>
     </w:tblStylePr>
   </w:style>
-  <w:style w:type="table" w:styleId="62">
+  <w:style w:type="table" w:styleId="771">
     <w:name w:val="Grid Table 7 Colorful - Accent 1"/>
-    <w:basedOn w:val="665"/>
+    <w:basedOn w:val="907"/>
     <w:uiPriority w:val="99"/>
     <w:pPr>
       <w:pBdr/>
@@ -12563,11 +13042,11 @@
         <w:tblBorders/>
       </w:tblPr>
       <w:tcPr>
-        <w:shd w:color="ffffff"/>
+        <w:shd w:val="clear" w:color="ffffff"/>
         <w:tcBorders>
-          <w:top w:val="none"/>
-          <w:left w:val="none"/>
-          <w:bottom w:val="none"/>
+          <w:top w:val="none" w:color="000000" w:sz="4" w:space="0"/>
+          <w:left w:val="none" w:color="000000" w:sz="4" w:space="0"/>
+          <w:bottom w:val="none" w:color="000000" w:sz="4" w:space="0"/>
           <w:right w:val="single" w:color="000000" w:themeColor="accent1" w:themeTint="80" w:sz="4" w:space="0"/>
         </w:tcBorders>
       </w:tcPr>
@@ -12590,10 +13069,10 @@
       <w:tcPr>
         <w:shd w:val="clear" w:color="ffffff" w:themeColor="light1" w:fill="ffffff" w:themeFill="light1"/>
         <w:tcBorders>
-          <w:top w:val="none"/>
-          <w:left w:val="none"/>
+          <w:top w:val="none" w:color="000000" w:sz="4" w:space="0"/>
+          <w:left w:val="none" w:color="000000" w:sz="4" w:space="0"/>
           <w:bottom w:val="single" w:color="000000" w:themeColor="accent1" w:themeTint="80" w:sz="4" w:space="0"/>
-          <w:right w:val="none"/>
+          <w:right w:val="none" w:color="000000" w:sz="4" w:space="0"/>
         </w:tcBorders>
       </w:tcPr>
     </w:tblStylePr>
@@ -12613,12 +13092,12 @@
         <w:tblBorders/>
       </w:tblPr>
       <w:tcPr>
-        <w:shd w:color="ffffff"/>
+        <w:shd w:val="clear" w:color="ffffff"/>
         <w:tcBorders>
-          <w:top w:val="none"/>
+          <w:top w:val="none" w:color="000000" w:sz="4" w:space="0"/>
           <w:left w:val="single" w:color="000000" w:themeColor="accent1" w:themeTint="80" w:sz="4" w:space="0"/>
-          <w:bottom w:val="none"/>
-          <w:right w:val="none"/>
+          <w:bottom w:val="none" w:color="000000" w:sz="4" w:space="0"/>
+          <w:right w:val="none" w:color="000000" w:sz="4" w:space="0"/>
         </w:tcBorders>
       </w:tcPr>
     </w:tblStylePr>
@@ -12641,9 +13120,9 @@
         <w:shd w:val="clear" w:color="ffffff" w:themeColor="light1" w:fill="ffffff" w:themeFill="light1"/>
         <w:tcBorders>
           <w:top w:val="single" w:color="000000" w:themeColor="accent1" w:themeTint="80" w:sz="4" w:space="0"/>
-          <w:left w:val="none"/>
-          <w:bottom w:val="none"/>
-          <w:right w:val="none"/>
+          <w:left w:val="none" w:color="000000" w:sz="4" w:space="0"/>
+          <w:bottom w:val="none" w:color="000000" w:sz="4" w:space="0"/>
+          <w:right w:val="none" w:color="000000" w:sz="4" w:space="0"/>
         </w:tcBorders>
       </w:tcPr>
     </w:tblStylePr>
@@ -12713,9 +13192,9 @@
       </w:tcPr>
     </w:tblStylePr>
   </w:style>
-  <w:style w:type="table" w:styleId="63">
+  <w:style w:type="table" w:styleId="772">
     <w:name w:val="Grid Table 7 Colorful - Accent 2"/>
-    <w:basedOn w:val="665"/>
+    <w:basedOn w:val="907"/>
     <w:uiPriority w:val="99"/>
     <w:pPr>
       <w:pBdr/>
@@ -12817,11 +13296,11 @@
         <w:tblBorders/>
       </w:tblPr>
       <w:tcPr>
-        <w:shd w:color="ffffff"/>
+        <w:shd w:val="clear" w:color="ffffff"/>
         <w:tcBorders>
-          <w:top w:val="none"/>
-          <w:left w:val="none"/>
-          <w:bottom w:val="none"/>
+          <w:top w:val="none" w:color="000000" w:sz="4" w:space="0"/>
+          <w:left w:val="none" w:color="000000" w:sz="4" w:space="0"/>
+          <w:bottom w:val="none" w:color="000000" w:sz="4" w:space="0"/>
           <w:right w:val="single" w:color="000000" w:themeColor="accent2" w:themeTint="97" w:sz="4" w:space="0"/>
         </w:tcBorders>
       </w:tcPr>
@@ -12844,10 +13323,10 @@
       <w:tcPr>
         <w:shd w:val="clear" w:color="ffffff" w:themeColor="light1" w:fill="ffffff" w:themeFill="light1"/>
         <w:tcBorders>
-          <w:top w:val="none"/>
-          <w:left w:val="none"/>
+          <w:top w:val="none" w:color="000000" w:sz="4" w:space="0"/>
+          <w:left w:val="none" w:color="000000" w:sz="4" w:space="0"/>
           <w:bottom w:val="single" w:color="000000" w:themeColor="accent2" w:themeTint="97" w:sz="4" w:space="0"/>
-          <w:right w:val="none"/>
+          <w:right w:val="none" w:color="000000" w:sz="4" w:space="0"/>
         </w:tcBorders>
       </w:tcPr>
     </w:tblStylePr>
@@ -12867,12 +13346,12 @@
         <w:tblBorders/>
       </w:tblPr>
       <w:tcPr>
-        <w:shd w:color="ffffff"/>
+        <w:shd w:val="clear" w:color="ffffff"/>
         <w:tcBorders>
-          <w:top w:val="none"/>
+          <w:top w:val="none" w:color="000000" w:sz="4" w:space="0"/>
           <w:left w:val="single" w:color="000000" w:themeColor="accent2" w:themeTint="97" w:sz="4" w:space="0"/>
-          <w:bottom w:val="none"/>
-          <w:right w:val="none"/>
+          <w:bottom w:val="none" w:color="000000" w:sz="4" w:space="0"/>
+          <w:right w:val="none" w:color="000000" w:sz="4" w:space="0"/>
         </w:tcBorders>
       </w:tcPr>
     </w:tblStylePr>
@@ -12895,9 +13374,9 @@
         <w:shd w:val="clear" w:color="ffffff" w:themeColor="light1" w:fill="ffffff" w:themeFill="light1"/>
         <w:tcBorders>
           <w:top w:val="single" w:color="000000" w:themeColor="accent2" w:themeTint="97" w:sz="4" w:space="0"/>
-          <w:left w:val="none"/>
-          <w:bottom w:val="none"/>
-          <w:right w:val="none"/>
+          <w:left w:val="none" w:color="000000" w:sz="4" w:space="0"/>
+          <w:bottom w:val="none" w:color="000000" w:sz="4" w:space="0"/>
+          <w:right w:val="none" w:color="000000" w:sz="4" w:space="0"/>
         </w:tcBorders>
       </w:tcPr>
     </w:tblStylePr>
@@ -12967,9 +13446,9 @@
       </w:tcPr>
     </w:tblStylePr>
   </w:style>
-  <w:style w:type="table" w:styleId="64">
+  <w:style w:type="table" w:styleId="773">
     <w:name w:val="Grid Table 7 Colorful - Accent 3"/>
-    <w:basedOn w:val="665"/>
+    <w:basedOn w:val="907"/>
     <w:uiPriority w:val="99"/>
     <w:pPr>
       <w:pBdr/>
@@ -13071,11 +13550,11 @@
         <w:tblBorders/>
       </w:tblPr>
       <w:tcPr>
-        <w:shd w:color="ffffff"/>
+        <w:shd w:val="clear" w:color="ffffff"/>
         <w:tcBorders>
-          <w:top w:val="none"/>
-          <w:left w:val="none"/>
-          <w:bottom w:val="none"/>
+          <w:top w:val="none" w:color="000000" w:sz="4" w:space="0"/>
+          <w:left w:val="none" w:color="000000" w:sz="4" w:space="0"/>
+          <w:bottom w:val="none" w:color="000000" w:sz="4" w:space="0"/>
           <w:right w:val="single" w:color="000000" w:themeColor="accent3" w:themeTint="FE" w:sz="4" w:space="0"/>
         </w:tcBorders>
       </w:tcPr>
@@ -13098,10 +13577,10 @@
       <w:tcPr>
         <w:shd w:val="clear" w:color="ffffff" w:themeColor="light1" w:fill="ffffff" w:themeFill="light1"/>
         <w:tcBorders>
-          <w:top w:val="none"/>
-          <w:left w:val="none"/>
+          <w:top w:val="none" w:color="000000" w:sz="4" w:space="0"/>
+          <w:left w:val="none" w:color="000000" w:sz="4" w:space="0"/>
           <w:bottom w:val="single" w:color="000000" w:themeColor="accent3" w:themeTint="FE" w:sz="4" w:space="0"/>
-          <w:right w:val="none"/>
+          <w:right w:val="none" w:color="000000" w:sz="4" w:space="0"/>
         </w:tcBorders>
       </w:tcPr>
     </w:tblStylePr>
@@ -13121,12 +13600,12 @@
         <w:tblBorders/>
       </w:tblPr>
       <w:tcPr>
-        <w:shd w:color="ffffff"/>
+        <w:shd w:val="clear" w:color="ffffff"/>
         <w:tcBorders>
-          <w:top w:val="none"/>
+          <w:top w:val="none" w:color="000000" w:sz="4" w:space="0"/>
           <w:left w:val="single" w:color="000000" w:themeColor="accent3" w:themeTint="FE" w:sz="4" w:space="0"/>
-          <w:bottom w:val="none"/>
-          <w:right w:val="none"/>
+          <w:bottom w:val="none" w:color="000000" w:sz="4" w:space="0"/>
+          <w:right w:val="none" w:color="000000" w:sz="4" w:space="0"/>
         </w:tcBorders>
       </w:tcPr>
     </w:tblStylePr>
@@ -13149,9 +13628,9 @@
         <w:shd w:val="clear" w:color="ffffff" w:themeColor="light1" w:fill="ffffff" w:themeFill="light1"/>
         <w:tcBorders>
           <w:top w:val="single" w:color="000000" w:themeColor="accent3" w:themeTint="FE" w:sz="4" w:space="0"/>
-          <w:left w:val="none"/>
-          <w:bottom w:val="none"/>
-          <w:right w:val="none"/>
+          <w:left w:val="none" w:color="000000" w:sz="4" w:space="0"/>
+          <w:bottom w:val="none" w:color="000000" w:sz="4" w:space="0"/>
+          <w:right w:val="none" w:color="000000" w:sz="4" w:space="0"/>
         </w:tcBorders>
       </w:tcPr>
     </w:tblStylePr>
@@ -13221,9 +13700,9 @@
       </w:tcPr>
     </w:tblStylePr>
   </w:style>
-  <w:style w:type="table" w:styleId="65">
+  <w:style w:type="table" w:styleId="774">
     <w:name w:val="Grid Table 7 Colorful - Accent 4"/>
-    <w:basedOn w:val="665"/>
+    <w:basedOn w:val="907"/>
     <w:uiPriority w:val="99"/>
     <w:pPr>
       <w:pBdr/>
@@ -13325,11 +13804,11 @@
         <w:tblBorders/>
       </w:tblPr>
       <w:tcPr>
-        <w:shd w:color="ffffff"/>
+        <w:shd w:val="clear" w:color="ffffff"/>
         <w:tcBorders>
-          <w:top w:val="none"/>
-          <w:left w:val="none"/>
-          <w:bottom w:val="none"/>
+          <w:top w:val="none" w:color="000000" w:sz="4" w:space="0"/>
+          <w:left w:val="none" w:color="000000" w:sz="4" w:space="0"/>
+          <w:bottom w:val="none" w:color="000000" w:sz="4" w:space="0"/>
           <w:right w:val="single" w:color="000000" w:themeColor="accent4" w:themeTint="9A" w:sz="4" w:space="0"/>
         </w:tcBorders>
       </w:tcPr>
@@ -13352,10 +13831,10 @@
       <w:tcPr>
         <w:shd w:val="clear" w:color="ffffff" w:themeColor="light1" w:fill="ffffff" w:themeFill="light1"/>
         <w:tcBorders>
-          <w:top w:val="none"/>
-          <w:left w:val="none"/>
+          <w:top w:val="none" w:color="000000" w:sz="4" w:space="0"/>
+          <w:left w:val="none" w:color="000000" w:sz="4" w:space="0"/>
           <w:bottom w:val="single" w:color="000000" w:themeColor="accent4" w:themeTint="9A" w:sz="4" w:space="0"/>
-          <w:right w:val="none"/>
+          <w:right w:val="none" w:color="000000" w:sz="4" w:space="0"/>
         </w:tcBorders>
       </w:tcPr>
     </w:tblStylePr>
@@ -13375,12 +13854,12 @@
         <w:tblBorders/>
       </w:tblPr>
       <w:tcPr>
-        <w:shd w:color="ffffff"/>
+        <w:shd w:val="clear" w:color="ffffff"/>
         <w:tcBorders>
-          <w:top w:val="none"/>
+          <w:top w:val="none" w:color="000000" w:sz="4" w:space="0"/>
           <w:left w:val="single" w:color="000000" w:themeColor="accent4" w:themeTint="9A" w:sz="4" w:space="0"/>
-          <w:bottom w:val="none"/>
-          <w:right w:val="none"/>
+          <w:bottom w:val="none" w:color="000000" w:sz="4" w:space="0"/>
+          <w:right w:val="none" w:color="000000" w:sz="4" w:space="0"/>
         </w:tcBorders>
       </w:tcPr>
     </w:tblStylePr>
@@ -13403,9 +13882,9 @@
         <w:shd w:val="clear" w:color="ffffff" w:themeColor="light1" w:fill="ffffff" w:themeFill="light1"/>
         <w:tcBorders>
           <w:top w:val="single" w:color="000000" w:themeColor="accent4" w:themeTint="9A" w:sz="4" w:space="0"/>
-          <w:left w:val="none"/>
-          <w:bottom w:val="none"/>
-          <w:right w:val="none"/>
+          <w:left w:val="none" w:color="000000" w:sz="4" w:space="0"/>
+          <w:bottom w:val="none" w:color="000000" w:sz="4" w:space="0"/>
+          <w:right w:val="none" w:color="000000" w:sz="4" w:space="0"/>
         </w:tcBorders>
       </w:tcPr>
     </w:tblStylePr>
@@ -13475,9 +13954,9 @@
       </w:tcPr>
     </w:tblStylePr>
   </w:style>
-  <w:style w:type="table" w:styleId="66">
+  <w:style w:type="table" w:styleId="775">
     <w:name w:val="Grid Table 7 Colorful - Accent 5"/>
-    <w:basedOn w:val="665"/>
+    <w:basedOn w:val="907"/>
     <w:uiPriority w:val="99"/>
     <w:pPr>
       <w:pBdr/>
@@ -13579,11 +14058,11 @@
         <w:tblBorders/>
       </w:tblPr>
       <w:tcPr>
-        <w:shd w:color="ffffff"/>
+        <w:shd w:val="clear" w:color="ffffff"/>
         <w:tcBorders>
-          <w:top w:val="none"/>
-          <w:left w:val="none"/>
-          <w:bottom w:val="none"/>
+          <w:top w:val="none" w:color="000000" w:sz="4" w:space="0"/>
+          <w:left w:val="none" w:color="000000" w:sz="4" w:space="0"/>
+          <w:bottom w:val="none" w:color="000000" w:sz="4" w:space="0"/>
           <w:right w:val="single" w:color="000000" w:themeColor="accent5" w:themeTint="90" w:sz="4" w:space="0"/>
         </w:tcBorders>
       </w:tcPr>
@@ -13606,10 +14085,10 @@
       <w:tcPr>
         <w:shd w:val="clear" w:color="ffffff" w:themeColor="light1" w:fill="ffffff" w:themeFill="light1"/>
         <w:tcBorders>
-          <w:top w:val="none"/>
-          <w:left w:val="none"/>
+          <w:top w:val="none" w:color="000000" w:sz="4" w:space="0"/>
+          <w:left w:val="none" w:color="000000" w:sz="4" w:space="0"/>
           <w:bottom w:val="single" w:color="000000" w:themeColor="accent5" w:themeTint="90" w:sz="4" w:space="0"/>
-          <w:right w:val="none"/>
+          <w:right w:val="none" w:color="000000" w:sz="4" w:space="0"/>
         </w:tcBorders>
       </w:tcPr>
     </w:tblStylePr>
@@ -13629,12 +14108,12 @@
         <w:tblBorders/>
       </w:tblPr>
       <w:tcPr>
-        <w:shd w:color="ffffff"/>
+        <w:shd w:val="clear" w:color="ffffff"/>
         <w:tcBorders>
-          <w:top w:val="none"/>
+          <w:top w:val="none" w:color="000000" w:sz="4" w:space="0"/>
           <w:left w:val="single" w:color="000000" w:themeColor="accent5" w:themeTint="90" w:sz="4" w:space="0"/>
-          <w:bottom w:val="none"/>
-          <w:right w:val="none"/>
+          <w:bottom w:val="none" w:color="000000" w:sz="4" w:space="0"/>
+          <w:right w:val="none" w:color="000000" w:sz="4" w:space="0"/>
         </w:tcBorders>
       </w:tcPr>
     </w:tblStylePr>
@@ -13657,9 +14136,9 @@
         <w:shd w:val="clear" w:color="ffffff" w:themeColor="light1" w:fill="ffffff" w:themeFill="light1"/>
         <w:tcBorders>
           <w:top w:val="single" w:color="000000" w:themeColor="accent5" w:themeTint="90" w:sz="4" w:space="0"/>
-          <w:left w:val="none"/>
-          <w:bottom w:val="none"/>
-          <w:right w:val="none"/>
+          <w:left w:val="none" w:color="000000" w:sz="4" w:space="0"/>
+          <w:bottom w:val="none" w:color="000000" w:sz="4" w:space="0"/>
+          <w:right w:val="none" w:color="000000" w:sz="4" w:space="0"/>
         </w:tcBorders>
       </w:tcPr>
     </w:tblStylePr>
@@ -13729,9 +14208,9 @@
       </w:tcPr>
     </w:tblStylePr>
   </w:style>
-  <w:style w:type="table" w:styleId="67">
+  <w:style w:type="table" w:styleId="776">
     <w:name w:val="Grid Table 7 Colorful - Accent 6"/>
-    <w:basedOn w:val="665"/>
+    <w:basedOn w:val="907"/>
     <w:uiPriority w:val="99"/>
     <w:pPr>
       <w:pBdr/>
@@ -13833,11 +14312,11 @@
         <w:tblBorders/>
       </w:tblPr>
       <w:tcPr>
-        <w:shd w:color="ffffff"/>
+        <w:shd w:val="clear" w:color="ffffff"/>
         <w:tcBorders>
-          <w:top w:val="none"/>
-          <w:left w:val="none"/>
-          <w:bottom w:val="none"/>
+          <w:top w:val="none" w:color="000000" w:sz="4" w:space="0"/>
+          <w:left w:val="none" w:color="000000" w:sz="4" w:space="0"/>
+          <w:bottom w:val="none" w:color="000000" w:sz="4" w:space="0"/>
           <w:right w:val="single" w:color="000000" w:themeColor="accent6" w:themeTint="90" w:sz="4" w:space="0"/>
         </w:tcBorders>
       </w:tcPr>
@@ -13860,10 +14339,10 @@
       <w:tcPr>
         <w:shd w:val="clear" w:color="ffffff" w:themeColor="light1" w:fill="ffffff" w:themeFill="light1"/>
         <w:tcBorders>
-          <w:top w:val="none"/>
-          <w:left w:val="none"/>
+          <w:top w:val="none" w:color="000000" w:sz="4" w:space="0"/>
+          <w:left w:val="none" w:color="000000" w:sz="4" w:space="0"/>
           <w:bottom w:val="single" w:color="000000" w:themeColor="accent6" w:themeTint="90" w:sz="4" w:space="0"/>
-          <w:right w:val="none"/>
+          <w:right w:val="none" w:color="000000" w:sz="4" w:space="0"/>
         </w:tcBorders>
       </w:tcPr>
     </w:tblStylePr>
@@ -13883,12 +14362,12 @@
         <w:tblBorders/>
       </w:tblPr>
       <w:tcPr>
-        <w:shd w:color="ffffff"/>
+        <w:shd w:val="clear" w:color="ffffff"/>
         <w:tcBorders>
-          <w:top w:val="none"/>
+          <w:top w:val="none" w:color="000000" w:sz="4" w:space="0"/>
           <w:left w:val="single" w:color="000000" w:themeColor="accent6" w:themeTint="90" w:sz="4" w:space="0"/>
-          <w:bottom w:val="none"/>
-          <w:right w:val="none"/>
+          <w:bottom w:val="none" w:color="000000" w:sz="4" w:space="0"/>
+          <w:right w:val="none" w:color="000000" w:sz="4" w:space="0"/>
         </w:tcBorders>
       </w:tcPr>
     </w:tblStylePr>
@@ -13911,9 +14390,9 @@
         <w:shd w:val="clear" w:color="ffffff" w:themeColor="light1" w:fill="ffffff" w:themeFill="light1"/>
         <w:tcBorders>
           <w:top w:val="single" w:color="000000" w:themeColor="accent6" w:themeTint="90" w:sz="4" w:space="0"/>
-          <w:left w:val="none"/>
-          <w:bottom w:val="none"/>
-          <w:right w:val="none"/>
+          <w:left w:val="none" w:color="000000" w:sz="4" w:space="0"/>
+          <w:bottom w:val="none" w:color="000000" w:sz="4" w:space="0"/>
+          <w:right w:val="none" w:color="000000" w:sz="4" w:space="0"/>
         </w:tcBorders>
       </w:tcPr>
     </w:tblStylePr>
@@ -13983,9 +14462,9 @@
       </w:tcPr>
     </w:tblStylePr>
   </w:style>
-  <w:style w:type="table" w:styleId="68">
+  <w:style w:type="table" w:styleId="777">
     <w:name w:val="List Table 1 Light"/>
-    <w:basedOn w:val="665"/>
+    <w:basedOn w:val="907"/>
     <w:uiPriority w:val="99"/>
     <w:pPr>
       <w:pBdr/>
@@ -14199,9 +14678,9 @@
       </w:tcPr>
     </w:tblStylePr>
   </w:style>
-  <w:style w:type="table" w:styleId="69">
+  <w:style w:type="table" w:styleId="778">
     <w:name w:val="List Table 1 Light - Accent 1"/>
-    <w:basedOn w:val="665"/>
+    <w:basedOn w:val="907"/>
     <w:uiPriority w:val="99"/>
     <w:pPr>
       <w:pBdr/>
@@ -14415,9 +14894,9 @@
       </w:tcPr>
     </w:tblStylePr>
   </w:style>
-  <w:style w:type="table" w:styleId="70">
+  <w:style w:type="table" w:styleId="779">
     <w:name w:val="List Table 1 Light - Accent 2"/>
-    <w:basedOn w:val="665"/>
+    <w:basedOn w:val="907"/>
     <w:uiPriority w:val="99"/>
     <w:pPr>
       <w:pBdr/>
@@ -14631,9 +15110,9 @@
       </w:tcPr>
     </w:tblStylePr>
   </w:style>
-  <w:style w:type="table" w:styleId="71">
+  <w:style w:type="table" w:styleId="780">
     <w:name w:val="List Table 1 Light - Accent 3"/>
-    <w:basedOn w:val="665"/>
+    <w:basedOn w:val="907"/>
     <w:uiPriority w:val="99"/>
     <w:pPr>
       <w:pBdr/>
@@ -14847,9 +15326,9 @@
       </w:tcPr>
     </w:tblStylePr>
   </w:style>
-  <w:style w:type="table" w:styleId="72">
+  <w:style w:type="table" w:styleId="781">
     <w:name w:val="List Table 1 Light - Accent 4"/>
-    <w:basedOn w:val="665"/>
+    <w:basedOn w:val="907"/>
     <w:uiPriority w:val="99"/>
     <w:pPr>
       <w:pBdr/>
@@ -15063,9 +15542,9 @@
       </w:tcPr>
     </w:tblStylePr>
   </w:style>
-  <w:style w:type="table" w:styleId="73">
+  <w:style w:type="table" w:styleId="782">
     <w:name w:val="List Table 1 Light - Accent 5"/>
-    <w:basedOn w:val="665"/>
+    <w:basedOn w:val="907"/>
     <w:uiPriority w:val="99"/>
     <w:pPr>
       <w:pBdr/>
@@ -15279,9 +15758,9 @@
       </w:tcPr>
     </w:tblStylePr>
   </w:style>
-  <w:style w:type="table" w:styleId="74">
+  <w:style w:type="table" w:styleId="783">
     <w:name w:val="List Table 1 Light - Accent 6"/>
-    <w:basedOn w:val="665"/>
+    <w:basedOn w:val="907"/>
     <w:uiPriority w:val="99"/>
     <w:pPr>
       <w:pBdr/>
@@ -15495,9 +15974,9 @@
       </w:tcPr>
     </w:tblStylePr>
   </w:style>
-  <w:style w:type="table" w:styleId="75">
+  <w:style w:type="table" w:styleId="784">
     <w:name w:val="List Table 2"/>
-    <w:basedOn w:val="665"/>
+    <w:basedOn w:val="907"/>
     <w:uiPriority w:val="99"/>
     <w:pPr>
       <w:pBdr/>
@@ -15733,9 +16212,9 @@
       </w:tcPr>
     </w:tblStylePr>
   </w:style>
-  <w:style w:type="table" w:styleId="76">
+  <w:style w:type="table" w:styleId="785">
     <w:name w:val="List Table 2 - Accent 1"/>
-    <w:basedOn w:val="665"/>
+    <w:basedOn w:val="907"/>
     <w:uiPriority w:val="99"/>
     <w:pPr>
       <w:pBdr/>
@@ -15971,9 +16450,9 @@
       </w:tcPr>
     </w:tblStylePr>
   </w:style>
-  <w:style w:type="table" w:styleId="77">
+  <w:style w:type="table" w:styleId="786">
     <w:name w:val="List Table 2 - Accent 2"/>
-    <w:basedOn w:val="665"/>
+    <w:basedOn w:val="907"/>
     <w:uiPriority w:val="99"/>
     <w:pPr>
       <w:pBdr/>
@@ -16209,9 +16688,9 @@
       </w:tcPr>
     </w:tblStylePr>
   </w:style>
-  <w:style w:type="table" w:styleId="78">
+  <w:style w:type="table" w:styleId="787">
     <w:name w:val="List Table 2 - Accent 3"/>
-    <w:basedOn w:val="665"/>
+    <w:basedOn w:val="907"/>
     <w:uiPriority w:val="99"/>
     <w:pPr>
       <w:pBdr/>
@@ -16447,9 +16926,9 @@
       </w:tcPr>
     </w:tblStylePr>
   </w:style>
-  <w:style w:type="table" w:styleId="79">
+  <w:style w:type="table" w:styleId="788">
     <w:name w:val="List Table 2 - Accent 4"/>
-    <w:basedOn w:val="665"/>
+    <w:basedOn w:val="907"/>
     <w:uiPriority w:val="99"/>
     <w:pPr>
       <w:pBdr/>
@@ -16685,9 +17164,9 @@
       </w:tcPr>
     </w:tblStylePr>
   </w:style>
-  <w:style w:type="table" w:styleId="80">
+  <w:style w:type="table" w:styleId="789">
     <w:name w:val="List Table 2 - Accent 5"/>
-    <w:basedOn w:val="665"/>
+    <w:basedOn w:val="907"/>
     <w:uiPriority w:val="99"/>
     <w:pPr>
       <w:pBdr/>
@@ -16923,9 +17402,9 @@
       </w:tcPr>
     </w:tblStylePr>
   </w:style>
-  <w:style w:type="table" w:styleId="81">
+  <w:style w:type="table" w:styleId="790">
     <w:name w:val="List Table 2 - Accent 6"/>
-    <w:basedOn w:val="665"/>
+    <w:basedOn w:val="907"/>
     <w:uiPriority w:val="99"/>
     <w:pPr>
       <w:pBdr/>
@@ -17161,9 +17640,9 @@
       </w:tcPr>
     </w:tblStylePr>
   </w:style>
-  <w:style w:type="table" w:styleId="82">
+  <w:style w:type="table" w:styleId="791">
     <w:name w:val="List Table 3"/>
-    <w:basedOn w:val="665"/>
+    <w:basedOn w:val="907"/>
     <w:uiPriority w:val="99"/>
     <w:pPr>
       <w:pBdr/>
@@ -17389,9 +17868,9 @@
       </w:tcPr>
     </w:tblStylePr>
   </w:style>
-  <w:style w:type="table" w:styleId="83">
+  <w:style w:type="table" w:styleId="792">
     <w:name w:val="List Table 3 - Accent 1"/>
-    <w:basedOn w:val="665"/>
+    <w:basedOn w:val="907"/>
     <w:uiPriority w:val="99"/>
     <w:pPr>
       <w:pBdr/>
@@ -17617,9 +18096,9 @@
       </w:tcPr>
     </w:tblStylePr>
   </w:style>
-  <w:style w:type="table" w:styleId="84">
+  <w:style w:type="table" w:styleId="793">
     <w:name w:val="List Table 3 - Accent 2"/>
-    <w:basedOn w:val="665"/>
+    <w:basedOn w:val="907"/>
     <w:uiPriority w:val="99"/>
     <w:pPr>
       <w:pBdr/>
@@ -17845,9 +18324,9 @@
       </w:tcPr>
     </w:tblStylePr>
   </w:style>
-  <w:style w:type="table" w:styleId="85">
+  <w:style w:type="table" w:styleId="794">
     <w:name w:val="List Table 3 - Accent 3"/>
-    <w:basedOn w:val="665"/>
+    <w:basedOn w:val="907"/>
     <w:uiPriority w:val="99"/>
     <w:pPr>
       <w:pBdr/>
@@ -18073,9 +18552,9 @@
       </w:tcPr>
     </w:tblStylePr>
   </w:style>
-  <w:style w:type="table" w:styleId="86">
+  <w:style w:type="table" w:styleId="795">
     <w:name w:val="List Table 3 - Accent 4"/>
-    <w:basedOn w:val="665"/>
+    <w:basedOn w:val="907"/>
     <w:uiPriority w:val="99"/>
     <w:pPr>
       <w:pBdr/>
@@ -18301,9 +18780,9 @@
       </w:tcPr>
     </w:tblStylePr>
   </w:style>
-  <w:style w:type="table" w:styleId="87">
+  <w:style w:type="table" w:styleId="796">
     <w:name w:val="List Table 3 - Accent 5"/>
-    <w:basedOn w:val="665"/>
+    <w:basedOn w:val="907"/>
     <w:uiPriority w:val="99"/>
     <w:pPr>
       <w:pBdr/>
@@ -18529,9 +19008,9 @@
       </w:tcPr>
     </w:tblStylePr>
   </w:style>
-  <w:style w:type="table" w:styleId="88">
+  <w:style w:type="table" w:styleId="797">
     <w:name w:val="List Table 3 - Accent 6"/>
-    <w:basedOn w:val="665"/>
+    <w:basedOn w:val="907"/>
     <w:uiPriority w:val="99"/>
     <w:pPr>
       <w:pBdr/>
@@ -18757,9 +19236,9 @@
       </w:tcPr>
     </w:tblStylePr>
   </w:style>
-  <w:style w:type="table" w:styleId="89">
+  <w:style w:type="table" w:styleId="798">
     <w:name w:val="List Table 4"/>
-    <w:basedOn w:val="665"/>
+    <w:basedOn w:val="907"/>
     <w:uiPriority w:val="99"/>
     <w:pPr>
       <w:pBdr/>
@@ -18982,9 +19461,9 @@
       </w:tcPr>
     </w:tblStylePr>
   </w:style>
-  <w:style w:type="table" w:styleId="90">
+  <w:style w:type="table" w:styleId="799">
     <w:name w:val="List Table 4 - Accent 1"/>
-    <w:basedOn w:val="665"/>
+    <w:basedOn w:val="907"/>
     <w:uiPriority w:val="99"/>
     <w:pPr>
       <w:pBdr/>
@@ -19207,9 +19686,9 @@
       </w:tcPr>
     </w:tblStylePr>
   </w:style>
-  <w:style w:type="table" w:styleId="91">
+  <w:style w:type="table" w:styleId="800">
     <w:name w:val="List Table 4 - Accent 2"/>
-    <w:basedOn w:val="665"/>
+    <w:basedOn w:val="907"/>
     <w:uiPriority w:val="99"/>
     <w:pPr>
       <w:pBdr/>
@@ -19432,9 +19911,9 @@
       </w:tcPr>
     </w:tblStylePr>
   </w:style>
-  <w:style w:type="table" w:styleId="92">
+  <w:style w:type="table" w:styleId="801">
     <w:name w:val="List Table 4 - Accent 3"/>
-    <w:basedOn w:val="665"/>
+    <w:basedOn w:val="907"/>
     <w:uiPriority w:val="99"/>
     <w:pPr>
       <w:pBdr/>
@@ -19657,9 +20136,9 @@
       </w:tcPr>
     </w:tblStylePr>
   </w:style>
-  <w:style w:type="table" w:styleId="93">
+  <w:style w:type="table" w:styleId="802">
     <w:name w:val="List Table 4 - Accent 4"/>
-    <w:basedOn w:val="665"/>
+    <w:basedOn w:val="907"/>
     <w:uiPriority w:val="99"/>
     <w:pPr>
       <w:pBdr/>
@@ -19882,9 +20361,9 @@
       </w:tcPr>
     </w:tblStylePr>
   </w:style>
-  <w:style w:type="table" w:styleId="94">
+  <w:style w:type="table" w:styleId="803">
     <w:name w:val="List Table 4 - Accent 5"/>
-    <w:basedOn w:val="665"/>
+    <w:basedOn w:val="907"/>
     <w:uiPriority w:val="99"/>
     <w:pPr>
       <w:pBdr/>
@@ -20107,9 +20586,9 @@
       </w:tcPr>
     </w:tblStylePr>
   </w:style>
-  <w:style w:type="table" w:styleId="95">
+  <w:style w:type="table" w:styleId="804">
     <w:name w:val="List Table 4 - Accent 6"/>
-    <w:basedOn w:val="665"/>
+    <w:basedOn w:val="907"/>
     <w:uiPriority w:val="99"/>
     <w:pPr>
       <w:pBdr/>
@@ -20332,9 +20811,9 @@
       </w:tcPr>
     </w:tblStylePr>
   </w:style>
-  <w:style w:type="table" w:styleId="96">
+  <w:style w:type="table" w:styleId="805">
     <w:name w:val="List Table 5 Dark"/>
-    <w:basedOn w:val="665"/>
+    <w:basedOn w:val="907"/>
     <w:uiPriority w:val="99"/>
     <w:pPr>
       <w:pBdr/>
@@ -20574,9 +21053,9 @@
       </w:tcPr>
     </w:tblStylePr>
   </w:style>
-  <w:style w:type="table" w:styleId="97">
+  <w:style w:type="table" w:styleId="806">
     <w:name w:val="List Table 5 Dark - Accent 1"/>
-    <w:basedOn w:val="665"/>
+    <w:basedOn w:val="907"/>
     <w:uiPriority w:val="99"/>
     <w:pPr>
       <w:pBdr/>
@@ -20816,9 +21295,9 @@
       </w:tcPr>
     </w:tblStylePr>
   </w:style>
-  <w:style w:type="table" w:styleId="98">
+  <w:style w:type="table" w:styleId="807">
     <w:name w:val="List Table 5 Dark - Accent 2"/>
-    <w:basedOn w:val="665"/>
+    <w:basedOn w:val="907"/>
     <w:uiPriority w:val="99"/>
     <w:pPr>
       <w:pBdr/>
@@ -21058,9 +21537,9 @@
       </w:tcPr>
     </w:tblStylePr>
   </w:style>
-  <w:style w:type="table" w:styleId="99">
+  <w:style w:type="table" w:styleId="808">
     <w:name w:val="List Table 5 Dark - Accent 3"/>
-    <w:basedOn w:val="665"/>
+    <w:basedOn w:val="907"/>
     <w:uiPriority w:val="99"/>
     <w:pPr>
       <w:pBdr/>
@@ -21300,9 +21779,9 @@
       </w:tcPr>
     </w:tblStylePr>
   </w:style>
-  <w:style w:type="table" w:styleId="100">
+  <w:style w:type="table" w:styleId="809">
     <w:name w:val="List Table 5 Dark - Accent 4"/>
-    <w:basedOn w:val="665"/>
+    <w:basedOn w:val="907"/>
     <w:uiPriority w:val="99"/>
     <w:pPr>
       <w:pBdr/>
@@ -21542,9 +22021,9 @@
       </w:tcPr>
     </w:tblStylePr>
   </w:style>
-  <w:style w:type="table" w:styleId="101">
+  <w:style w:type="table" w:styleId="810">
     <w:name w:val="List Table 5 Dark - Accent 5"/>
-    <w:basedOn w:val="665"/>
+    <w:basedOn w:val="907"/>
     <w:uiPriority w:val="99"/>
     <w:pPr>
       <w:pBdr/>
@@ -21784,9 +22263,9 @@
       </w:tcPr>
     </w:tblStylePr>
   </w:style>
-  <w:style w:type="table" w:styleId="102">
+  <w:style w:type="table" w:styleId="811">
     <w:name w:val="List Table 5 Dark - Accent 6"/>
-    <w:basedOn w:val="665"/>
+    <w:basedOn w:val="907"/>
     <w:uiPriority w:val="99"/>
     <w:pPr>
       <w:pBdr/>
@@ -22026,9 +22505,9 @@
       </w:tcPr>
     </w:tblStylePr>
   </w:style>
-  <w:style w:type="table" w:styleId="103">
+  <w:style w:type="table" w:styleId="812">
     <w:name w:val="List Table 6 Colorful"/>
-    <w:basedOn w:val="665"/>
+    <w:basedOn w:val="907"/>
     <w:uiPriority w:val="99"/>
     <w:pPr>
       <w:pBdr/>
@@ -22249,9 +22728,9 @@
       </w:tcPr>
     </w:tblStylePr>
   </w:style>
-  <w:style w:type="table" w:styleId="104">
+  <w:style w:type="table" w:styleId="813">
     <w:name w:val="List Table 6 Colorful - Accent 1"/>
-    <w:basedOn w:val="665"/>
+    <w:basedOn w:val="907"/>
     <w:uiPriority w:val="99"/>
     <w:pPr>
       <w:pBdr/>
@@ -22472,9 +22951,9 @@
       </w:tcPr>
     </w:tblStylePr>
   </w:style>
-  <w:style w:type="table" w:styleId="105">
+  <w:style w:type="table" w:styleId="814">
     <w:name w:val="List Table 6 Colorful - Accent 2"/>
-    <w:basedOn w:val="665"/>
+    <w:basedOn w:val="907"/>
     <w:uiPriority w:val="99"/>
     <w:pPr>
       <w:pBdr/>
@@ -22695,9 +23174,9 @@
       </w:tcPr>
     </w:tblStylePr>
   </w:style>
-  <w:style w:type="table" w:styleId="106">
+  <w:style w:type="table" w:styleId="815">
     <w:name w:val="List Table 6 Colorful - Accent 3"/>
-    <w:basedOn w:val="665"/>
+    <w:basedOn w:val="907"/>
     <w:uiPriority w:val="99"/>
     <w:pPr>
       <w:pBdr/>
@@ -22918,9 +23397,9 @@
       </w:tcPr>
     </w:tblStylePr>
   </w:style>
-  <w:style w:type="table" w:styleId="107">
+  <w:style w:type="table" w:styleId="816">
     <w:name w:val="List Table 6 Colorful - Accent 4"/>
-    <w:basedOn w:val="665"/>
+    <w:basedOn w:val="907"/>
     <w:uiPriority w:val="99"/>
     <w:pPr>
       <w:pBdr/>
@@ -23141,9 +23620,9 @@
       </w:tcPr>
     </w:tblStylePr>
   </w:style>
-  <w:style w:type="table" w:styleId="108">
+  <w:style w:type="table" w:styleId="817">
     <w:name w:val="List Table 6 Colorful - Accent 5"/>
-    <w:basedOn w:val="665"/>
+    <w:basedOn w:val="907"/>
     <w:uiPriority w:val="99"/>
     <w:pPr>
       <w:pBdr/>
@@ -23364,9 +23843,9 @@
       </w:tcPr>
     </w:tblStylePr>
   </w:style>
-  <w:style w:type="table" w:styleId="109">
+  <w:style w:type="table" w:styleId="818">
     <w:name w:val="List Table 6 Colorful - Accent 6"/>
-    <w:basedOn w:val="665"/>
+    <w:basedOn w:val="907"/>
     <w:uiPriority w:val="99"/>
     <w:pPr>
       <w:pBdr/>
@@ -23587,9 +24066,9 @@
       </w:tcPr>
     </w:tblStylePr>
   </w:style>
-  <w:style w:type="table" w:styleId="110">
+  <w:style w:type="table" w:styleId="819">
     <w:name w:val="List Table 7 Colorful"/>
-    <w:basedOn w:val="665"/>
+    <w:basedOn w:val="907"/>
     <w:uiPriority w:val="99"/>
     <w:pPr>
       <w:pBdr/>
@@ -23688,11 +24167,11 @@
         <w:tblBorders/>
       </w:tblPr>
       <w:tcPr>
-        <w:shd w:color="ffffff"/>
+        <w:shd w:val="clear" w:color="ffffff"/>
         <w:tcBorders>
-          <w:top w:val="none"/>
-          <w:left w:val="none"/>
-          <w:bottom w:val="none"/>
+          <w:top w:val="none" w:color="000000" w:sz="4" w:space="0"/>
+          <w:left w:val="none" w:color="000000" w:sz="4" w:space="0"/>
+          <w:bottom w:val="none" w:color="000000" w:sz="4" w:space="0"/>
           <w:right w:val="single" w:color="000000" w:themeColor="text1" w:themeTint="80" w:sz="4" w:space="0"/>
         </w:tcBorders>
       </w:tcPr>
@@ -23715,10 +24194,10 @@
       <w:tcPr>
         <w:shd w:val="clear" w:color="ffffff" w:themeColor="light1" w:fill="ffffff" w:themeFill="light1"/>
         <w:tcBorders>
-          <w:top w:val="none"/>
-          <w:left w:val="none"/>
+          <w:top w:val="none" w:color="000000" w:sz="4" w:space="0"/>
+          <w:left w:val="none" w:color="000000" w:sz="4" w:space="0"/>
           <w:bottom w:val="single" w:color="000000" w:themeColor="text1" w:themeTint="80" w:sz="4" w:space="0"/>
-          <w:right w:val="none"/>
+          <w:right w:val="none" w:color="000000" w:sz="4" w:space="0"/>
         </w:tcBorders>
       </w:tcPr>
     </w:tblStylePr>
@@ -23738,12 +24217,12 @@
         <w:tblBorders/>
       </w:tblPr>
       <w:tcPr>
-        <w:shd w:color="ffffff"/>
+        <w:shd w:val="clear" w:color="ffffff"/>
         <w:tcBorders>
-          <w:top w:val="none"/>
+          <w:top w:val="none" w:color="000000" w:sz="4" w:space="0"/>
           <w:left w:val="single" w:color="000000" w:themeColor="text1" w:themeTint="80" w:sz="4" w:space="0"/>
-          <w:bottom w:val="none"/>
-          <w:right w:val="none"/>
+          <w:bottom w:val="none" w:color="000000" w:sz="4" w:space="0"/>
+          <w:right w:val="none" w:color="000000" w:sz="4" w:space="0"/>
         </w:tcBorders>
       </w:tcPr>
     </w:tblStylePr>
@@ -23766,9 +24245,9 @@
         <w:shd w:val="clear" w:color="ffffff" w:themeColor="light1" w:fill="ffffff" w:themeFill="light1"/>
         <w:tcBorders>
           <w:top w:val="single" w:color="000000" w:themeColor="text1" w:themeTint="80" w:sz="4" w:space="0"/>
-          <w:left w:val="none"/>
-          <w:bottom w:val="none"/>
-          <w:right w:val="none"/>
+          <w:left w:val="none" w:color="000000" w:sz="4" w:space="0"/>
+          <w:bottom w:val="none" w:color="000000" w:sz="4" w:space="0"/>
+          <w:right w:val="none" w:color="000000" w:sz="4" w:space="0"/>
         </w:tcBorders>
       </w:tcPr>
     </w:tblStylePr>
@@ -23843,9 +24322,9 @@
       </w:tcPr>
     </w:tblStylePr>
   </w:style>
-  <w:style w:type="table" w:styleId="111">
+  <w:style w:type="table" w:styleId="820">
     <w:name w:val="List Table 7 Colorful - Accent 1"/>
-    <w:basedOn w:val="665"/>
+    <w:basedOn w:val="907"/>
     <w:uiPriority w:val="99"/>
     <w:pPr>
       <w:pBdr/>
@@ -23944,11 +24423,11 @@
         <w:tblBorders/>
       </w:tblPr>
       <w:tcPr>
-        <w:shd w:color="ffffff"/>
+        <w:shd w:val="clear" w:color="ffffff"/>
         <w:tcBorders>
-          <w:top w:val="none"/>
-          <w:left w:val="none"/>
-          <w:bottom w:val="none"/>
+          <w:top w:val="none" w:color="000000" w:sz="4" w:space="0"/>
+          <w:left w:val="none" w:color="000000" w:sz="4" w:space="0"/>
+          <w:bottom w:val="none" w:color="000000" w:sz="4" w:space="0"/>
           <w:right w:val="single" w:color="000000" w:themeColor="accent1" w:sz="4" w:space="0"/>
         </w:tcBorders>
       </w:tcPr>
@@ -23971,10 +24450,10 @@
       <w:tcPr>
         <w:shd w:val="clear" w:color="ffffff" w:themeColor="light1" w:fill="ffffff" w:themeFill="light1"/>
         <w:tcBorders>
-          <w:top w:val="none"/>
-          <w:left w:val="none"/>
+          <w:top w:val="none" w:color="000000" w:sz="4" w:space="0"/>
+          <w:left w:val="none" w:color="000000" w:sz="4" w:space="0"/>
           <w:bottom w:val="single" w:color="000000" w:themeColor="accent1" w:sz="4" w:space="0"/>
-          <w:right w:val="none"/>
+          <w:right w:val="none" w:color="000000" w:sz="4" w:space="0"/>
         </w:tcBorders>
       </w:tcPr>
     </w:tblStylePr>
@@ -23994,12 +24473,12 @@
         <w:tblBorders/>
       </w:tblPr>
       <w:tcPr>
-        <w:shd w:color="ffffff"/>
+        <w:shd w:val="clear" w:color="ffffff"/>
         <w:tcBorders>
-          <w:top w:val="none"/>
+          <w:top w:val="none" w:color="000000" w:sz="4" w:space="0"/>
           <w:left w:val="single" w:color="000000" w:themeColor="accent1" w:sz="4" w:space="0"/>
-          <w:bottom w:val="none"/>
-          <w:right w:val="none"/>
+          <w:bottom w:val="none" w:color="000000" w:sz="4" w:space="0"/>
+          <w:right w:val="none" w:color="000000" w:sz="4" w:space="0"/>
         </w:tcBorders>
       </w:tcPr>
     </w:tblStylePr>
@@ -24022,9 +24501,9 @@
         <w:shd w:val="clear" w:color="ffffff" w:themeColor="light1" w:fill="ffffff" w:themeFill="light1"/>
         <w:tcBorders>
           <w:top w:val="single" w:color="000000" w:themeColor="accent1" w:sz="4" w:space="0"/>
-          <w:left w:val="none"/>
-          <w:bottom w:val="none"/>
-          <w:right w:val="none"/>
+          <w:left w:val="none" w:color="000000" w:sz="4" w:space="0"/>
+          <w:bottom w:val="none" w:color="000000" w:sz="4" w:space="0"/>
+          <w:right w:val="none" w:color="000000" w:sz="4" w:space="0"/>
         </w:tcBorders>
       </w:tcPr>
     </w:tblStylePr>
@@ -24099,9 +24578,9 @@
       </w:tcPr>
     </w:tblStylePr>
   </w:style>
-  <w:style w:type="table" w:styleId="112">
+  <w:style w:type="table" w:styleId="821">
     <w:name w:val="List Table 7 Colorful - Accent 2"/>
-    <w:basedOn w:val="665"/>
+    <w:basedOn w:val="907"/>
     <w:uiPriority w:val="99"/>
     <w:pPr>
       <w:pBdr/>
@@ -24200,11 +24679,11 @@
         <w:tblBorders/>
       </w:tblPr>
       <w:tcPr>
-        <w:shd w:color="ffffff"/>
+        <w:shd w:val="clear" w:color="ffffff"/>
         <w:tcBorders>
-          <w:top w:val="none"/>
-          <w:left w:val="none"/>
-          <w:bottom w:val="none"/>
+          <w:top w:val="none" w:color="000000" w:sz="4" w:space="0"/>
+          <w:left w:val="none" w:color="000000" w:sz="4" w:space="0"/>
+          <w:bottom w:val="none" w:color="000000" w:sz="4" w:space="0"/>
           <w:right w:val="single" w:color="000000" w:themeColor="accent2" w:themeTint="97" w:sz="4" w:space="0"/>
         </w:tcBorders>
       </w:tcPr>
@@ -24227,10 +24706,10 @@
       <w:tcPr>
         <w:shd w:val="clear" w:color="ffffff" w:themeColor="light1" w:fill="ffffff" w:themeFill="light1"/>
         <w:tcBorders>
-          <w:top w:val="none"/>
-          <w:left w:val="none"/>
+          <w:top w:val="none" w:color="000000" w:sz="4" w:space="0"/>
+          <w:left w:val="none" w:color="000000" w:sz="4" w:space="0"/>
           <w:bottom w:val="single" w:color="000000" w:themeColor="accent2" w:themeTint="97" w:sz="4" w:space="0"/>
-          <w:right w:val="none"/>
+          <w:right w:val="none" w:color="000000" w:sz="4" w:space="0"/>
         </w:tcBorders>
       </w:tcPr>
     </w:tblStylePr>
@@ -24250,12 +24729,12 @@
         <w:tblBorders/>
       </w:tblPr>
       <w:tcPr>
-        <w:shd w:color="ffffff"/>
+        <w:shd w:val="clear" w:color="ffffff"/>
         <w:tcBorders>
-          <w:top w:val="none"/>
+          <w:top w:val="none" w:color="000000" w:sz="4" w:space="0"/>
           <w:left w:val="single" w:color="000000" w:themeColor="accent2" w:themeTint="97" w:sz="4" w:space="0"/>
-          <w:bottom w:val="none"/>
-          <w:right w:val="none"/>
+          <w:bottom w:val="none" w:color="000000" w:sz="4" w:space="0"/>
+          <w:right w:val="none" w:color="000000" w:sz="4" w:space="0"/>
         </w:tcBorders>
       </w:tcPr>
     </w:tblStylePr>
@@ -24278,9 +24757,9 @@
         <w:shd w:val="clear" w:color="ffffff" w:themeColor="light1" w:fill="ffffff" w:themeFill="light1"/>
         <w:tcBorders>
           <w:top w:val="single" w:color="000000" w:themeColor="accent2" w:themeTint="97" w:sz="4" w:space="0"/>
-          <w:left w:val="none"/>
-          <w:bottom w:val="none"/>
-          <w:right w:val="none"/>
+          <w:left w:val="none" w:color="000000" w:sz="4" w:space="0"/>
+          <w:bottom w:val="none" w:color="000000" w:sz="4" w:space="0"/>
+          <w:right w:val="none" w:color="000000" w:sz="4" w:space="0"/>
         </w:tcBorders>
       </w:tcPr>
     </w:tblStylePr>
@@ -24355,9 +24834,9 @@
       </w:tcPr>
     </w:tblStylePr>
   </w:style>
-  <w:style w:type="table" w:styleId="113">
+  <w:style w:type="table" w:styleId="822">
     <w:name w:val="List Table 7 Colorful - Accent 3"/>
-    <w:basedOn w:val="665"/>
+    <w:basedOn w:val="907"/>
     <w:uiPriority w:val="99"/>
     <w:pPr>
       <w:pBdr/>
@@ -24456,11 +24935,11 @@
         <w:tblBorders/>
       </w:tblPr>
       <w:tcPr>
-        <w:shd w:color="ffffff"/>
+        <w:shd w:val="clear" w:color="ffffff"/>
         <w:tcBorders>
-          <w:top w:val="none"/>
-          <w:left w:val="none"/>
-          <w:bottom w:val="none"/>
+          <w:top w:val="none" w:color="000000" w:sz="4" w:space="0"/>
+          <w:left w:val="none" w:color="000000" w:sz="4" w:space="0"/>
+          <w:bottom w:val="none" w:color="000000" w:sz="4" w:space="0"/>
           <w:right w:val="single" w:color="000000" w:themeColor="accent3" w:themeTint="98" w:sz="4" w:space="0"/>
         </w:tcBorders>
       </w:tcPr>
@@ -24483,10 +24962,10 @@
       <w:tcPr>
         <w:shd w:val="clear" w:color="ffffff" w:themeColor="light1" w:fill="ffffff" w:themeFill="light1"/>
         <w:tcBorders>
-          <w:top w:val="none"/>
-          <w:left w:val="none"/>
+          <w:top w:val="none" w:color="000000" w:sz="4" w:space="0"/>
+          <w:left w:val="none" w:color="000000" w:sz="4" w:space="0"/>
           <w:bottom w:val="single" w:color="000000" w:themeColor="accent3" w:themeTint="98" w:sz="4" w:space="0"/>
-          <w:right w:val="none"/>
+          <w:right w:val="none" w:color="000000" w:sz="4" w:space="0"/>
         </w:tcBorders>
       </w:tcPr>
     </w:tblStylePr>
@@ -24506,12 +24985,12 @@
         <w:tblBorders/>
       </w:tblPr>
       <w:tcPr>
-        <w:shd w:color="ffffff"/>
+        <w:shd w:val="clear" w:color="ffffff"/>
         <w:tcBorders>
-          <w:top w:val="none"/>
+          <w:top w:val="none" w:color="000000" w:sz="4" w:space="0"/>
           <w:left w:val="single" w:color="000000" w:themeColor="accent3" w:themeTint="98" w:sz="4" w:space="0"/>
-          <w:bottom w:val="none"/>
-          <w:right w:val="none"/>
+          <w:bottom w:val="none" w:color="000000" w:sz="4" w:space="0"/>
+          <w:right w:val="none" w:color="000000" w:sz="4" w:space="0"/>
         </w:tcBorders>
       </w:tcPr>
     </w:tblStylePr>
@@ -24534,9 +25013,9 @@
         <w:shd w:val="clear" w:color="ffffff" w:themeColor="light1" w:fill="ffffff" w:themeFill="light1"/>
         <w:tcBorders>
           <w:top w:val="single" w:color="000000" w:themeColor="accent3" w:themeTint="98" w:sz="4" w:space="0"/>
-          <w:left w:val="none"/>
-          <w:bottom w:val="none"/>
-          <w:right w:val="none"/>
+          <w:left w:val="none" w:color="000000" w:sz="4" w:space="0"/>
+          <w:bottom w:val="none" w:color="000000" w:sz="4" w:space="0"/>
+          <w:right w:val="none" w:color="000000" w:sz="4" w:space="0"/>
         </w:tcBorders>
       </w:tcPr>
     </w:tblStylePr>
@@ -24611,9 +25090,9 @@
       </w:tcPr>
     </w:tblStylePr>
   </w:style>
-  <w:style w:type="table" w:styleId="114">
+  <w:style w:type="table" w:styleId="823">
     <w:name w:val="List Table 7 Colorful - Accent 4"/>
-    <w:basedOn w:val="665"/>
+    <w:basedOn w:val="907"/>
     <w:uiPriority w:val="99"/>
     <w:pPr>
       <w:pBdr/>
@@ -24712,11 +25191,11 @@
         <w:tblBorders/>
       </w:tblPr>
       <w:tcPr>
-        <w:shd w:color="ffffff"/>
+        <w:shd w:val="clear" w:color="ffffff"/>
         <w:tcBorders>
-          <w:top w:val="none"/>
-          <w:left w:val="none"/>
-          <w:bottom w:val="none"/>
+          <w:top w:val="none" w:color="000000" w:sz="4" w:space="0"/>
+          <w:left w:val="none" w:color="000000" w:sz="4" w:space="0"/>
+          <w:bottom w:val="none" w:color="000000" w:sz="4" w:space="0"/>
           <w:right w:val="single" w:color="000000" w:themeColor="accent4" w:themeTint="9A" w:sz="4" w:space="0"/>
         </w:tcBorders>
       </w:tcPr>
@@ -24739,10 +25218,10 @@
       <w:tcPr>
         <w:shd w:val="clear" w:color="ffffff" w:themeColor="light1" w:fill="ffffff" w:themeFill="light1"/>
         <w:tcBorders>
-          <w:top w:val="none"/>
-          <w:left w:val="none"/>
+          <w:top w:val="none" w:color="000000" w:sz="4" w:space="0"/>
+          <w:left w:val="none" w:color="000000" w:sz="4" w:space="0"/>
           <w:bottom w:val="single" w:color="000000" w:themeColor="accent4" w:themeTint="9A" w:sz="4" w:space="0"/>
-          <w:right w:val="none"/>
+          <w:right w:val="none" w:color="000000" w:sz="4" w:space="0"/>
         </w:tcBorders>
       </w:tcPr>
     </w:tblStylePr>
@@ -24762,12 +25241,12 @@
         <w:tblBorders/>
       </w:tblPr>
       <w:tcPr>
-        <w:shd w:color="ffffff"/>
+        <w:shd w:val="clear" w:color="ffffff"/>
         <w:tcBorders>
-          <w:top w:val="none"/>
+          <w:top w:val="none" w:color="000000" w:sz="4" w:space="0"/>
           <w:left w:val="single" w:color="000000" w:themeColor="accent4" w:themeTint="9A" w:sz="4" w:space="0"/>
-          <w:bottom w:val="none"/>
-          <w:right w:val="none"/>
+          <w:bottom w:val="none" w:color="000000" w:sz="4" w:space="0"/>
+          <w:right w:val="none" w:color="000000" w:sz="4" w:space="0"/>
         </w:tcBorders>
       </w:tcPr>
     </w:tblStylePr>
@@ -24790,9 +25269,9 @@
         <w:shd w:val="clear" w:color="ffffff" w:themeColor="light1" w:fill="ffffff" w:themeFill="light1"/>
         <w:tcBorders>
           <w:top w:val="single" w:color="000000" w:themeColor="accent4" w:themeTint="9A" w:sz="4" w:space="0"/>
-          <w:left w:val="none"/>
-          <w:bottom w:val="none"/>
-          <w:right w:val="none"/>
+          <w:left w:val="none" w:color="000000" w:sz="4" w:space="0"/>
+          <w:bottom w:val="none" w:color="000000" w:sz="4" w:space="0"/>
+          <w:right w:val="none" w:color="000000" w:sz="4" w:space="0"/>
         </w:tcBorders>
       </w:tcPr>
     </w:tblStylePr>
@@ -24867,9 +25346,9 @@
       </w:tcPr>
     </w:tblStylePr>
   </w:style>
-  <w:style w:type="table" w:styleId="115">
+  <w:style w:type="table" w:styleId="824">
     <w:name w:val="List Table 7 Colorful - Accent 5"/>
-    <w:basedOn w:val="665"/>
+    <w:basedOn w:val="907"/>
     <w:uiPriority w:val="99"/>
     <w:pPr>
       <w:pBdr/>
@@ -24968,11 +25447,11 @@
         <w:tblBorders/>
       </w:tblPr>
       <w:tcPr>
-        <w:shd w:color="ffffff"/>
+        <w:shd w:val="clear" w:color="ffffff"/>
         <w:tcBorders>
-          <w:top w:val="none"/>
-          <w:left w:val="none"/>
-          <w:bottom w:val="none"/>
+          <w:top w:val="none" w:color="000000" w:sz="4" w:space="0"/>
+          <w:left w:val="none" w:color="000000" w:sz="4" w:space="0"/>
+          <w:bottom w:val="none" w:color="000000" w:sz="4" w:space="0"/>
           <w:right w:val="single" w:color="000000" w:themeColor="accent5" w:themeTint="9A" w:sz="4" w:space="0"/>
         </w:tcBorders>
       </w:tcPr>
@@ -24995,10 +25474,10 @@
       <w:tcPr>
         <w:shd w:val="clear" w:color="ffffff" w:themeColor="light1" w:fill="ffffff" w:themeFill="light1"/>
         <w:tcBorders>
-          <w:top w:val="none"/>
-          <w:left w:val="none"/>
+          <w:top w:val="none" w:color="000000" w:sz="4" w:space="0"/>
+          <w:left w:val="none" w:color="000000" w:sz="4" w:space="0"/>
           <w:bottom w:val="single" w:color="000000" w:themeColor="accent5" w:themeTint="9A" w:sz="4" w:space="0"/>
-          <w:right w:val="none"/>
+          <w:right w:val="none" w:color="000000" w:sz="4" w:space="0"/>
         </w:tcBorders>
       </w:tcPr>
     </w:tblStylePr>
@@ -25018,12 +25497,12 @@
         <w:tblBorders/>
       </w:tblPr>
       <w:tcPr>
-        <w:shd w:color="ffffff"/>
+        <w:shd w:val="clear" w:color="ffffff"/>
         <w:tcBorders>
-          <w:top w:val="none"/>
+          <w:top w:val="none" w:color="000000" w:sz="4" w:space="0"/>
           <w:left w:val="single" w:color="000000" w:themeColor="accent5" w:themeTint="9A" w:sz="4" w:space="0"/>
-          <w:bottom w:val="none"/>
-          <w:right w:val="none"/>
+          <w:bottom w:val="none" w:color="000000" w:sz="4" w:space="0"/>
+          <w:right w:val="none" w:color="000000" w:sz="4" w:space="0"/>
         </w:tcBorders>
       </w:tcPr>
     </w:tblStylePr>
@@ -25046,9 +25525,9 @@
         <w:shd w:val="clear" w:color="ffffff" w:themeColor="light1" w:fill="ffffff" w:themeFill="light1"/>
         <w:tcBorders>
           <w:top w:val="single" w:color="000000" w:themeColor="accent5" w:themeTint="9A" w:sz="4" w:space="0"/>
-          <w:left w:val="none"/>
-          <w:bottom w:val="none"/>
-          <w:right w:val="none"/>
+          <w:left w:val="none" w:color="000000" w:sz="4" w:space="0"/>
+          <w:bottom w:val="none" w:color="000000" w:sz="4" w:space="0"/>
+          <w:right w:val="none" w:color="000000" w:sz="4" w:space="0"/>
         </w:tcBorders>
       </w:tcPr>
     </w:tblStylePr>
@@ -25123,9 +25602,9 @@
       </w:tcPr>
     </w:tblStylePr>
   </w:style>
-  <w:style w:type="table" w:styleId="116">
+  <w:style w:type="table" w:styleId="825">
     <w:name w:val="List Table 7 Colorful - Accent 6"/>
-    <w:basedOn w:val="665"/>
+    <w:basedOn w:val="907"/>
     <w:uiPriority w:val="99"/>
     <w:pPr>
       <w:pBdr/>
@@ -25224,11 +25703,11 @@
         <w:tblBorders/>
       </w:tblPr>
       <w:tcPr>
-        <w:shd w:color="ffffff"/>
+        <w:shd w:val="clear" w:color="ffffff"/>
         <w:tcBorders>
-          <w:top w:val="none"/>
-          <w:left w:val="none"/>
-          <w:bottom w:val="none"/>
+          <w:top w:val="none" w:color="000000" w:sz="4" w:space="0"/>
+          <w:left w:val="none" w:color="000000" w:sz="4" w:space="0"/>
+          <w:bottom w:val="none" w:color="000000" w:sz="4" w:space="0"/>
           <w:right w:val="single" w:color="000000" w:themeColor="accent6" w:themeTint="98" w:sz="4" w:space="0"/>
         </w:tcBorders>
       </w:tcPr>
@@ -25251,10 +25730,10 @@
       <w:tcPr>
         <w:shd w:val="clear" w:color="ffffff" w:themeColor="light1" w:fill="ffffff" w:themeFill="light1"/>
         <w:tcBorders>
-          <w:top w:val="none"/>
-          <w:left w:val="none"/>
+          <w:top w:val="none" w:color="000000" w:sz="4" w:space="0"/>
+          <w:left w:val="none" w:color="000000" w:sz="4" w:space="0"/>
           <w:bottom w:val="single" w:color="000000" w:themeColor="accent6" w:themeTint="98" w:sz="4" w:space="0"/>
-          <w:right w:val="none"/>
+          <w:right w:val="none" w:color="000000" w:sz="4" w:space="0"/>
         </w:tcBorders>
       </w:tcPr>
     </w:tblStylePr>
@@ -25274,12 +25753,12 @@
         <w:tblBorders/>
       </w:tblPr>
       <w:tcPr>
-        <w:shd w:color="ffffff"/>
+        <w:shd w:val="clear" w:color="ffffff"/>
         <w:tcBorders>
-          <w:top w:val="none"/>
+          <w:top w:val="none" w:color="000000" w:sz="4" w:space="0"/>
           <w:left w:val="single" w:color="000000" w:themeColor="accent6" w:themeTint="98" w:sz="4" w:space="0"/>
-          <w:bottom w:val="none"/>
-          <w:right w:val="none"/>
+          <w:bottom w:val="none" w:color="000000" w:sz="4" w:space="0"/>
+          <w:right w:val="none" w:color="000000" w:sz="4" w:space="0"/>
         </w:tcBorders>
       </w:tcPr>
     </w:tblStylePr>
@@ -25302,9 +25781,9 @@
         <w:shd w:val="clear" w:color="ffffff" w:themeColor="light1" w:fill="ffffff" w:themeFill="light1"/>
         <w:tcBorders>
           <w:top w:val="single" w:color="000000" w:themeColor="accent6" w:themeTint="98" w:sz="4" w:space="0"/>
-          <w:left w:val="none"/>
-          <w:bottom w:val="none"/>
-          <w:right w:val="none"/>
+          <w:left w:val="none" w:color="000000" w:sz="4" w:space="0"/>
+          <w:bottom w:val="none" w:color="000000" w:sz="4" w:space="0"/>
+          <w:right w:val="none" w:color="000000" w:sz="4" w:space="0"/>
         </w:tcBorders>
       </w:tcPr>
     </w:tblStylePr>
@@ -25379,9 +25858,9 @@
       </w:tcPr>
     </w:tblStylePr>
   </w:style>
-  <w:style w:type="table" w:styleId="117">
+  <w:style w:type="table" w:styleId="826">
     <w:name w:val="Lined - Accent"/>
-    <w:basedOn w:val="665"/>
+    <w:basedOn w:val="907"/>
     <w:uiPriority w:val="99"/>
     <w:pPr>
       <w:pBdr/>
@@ -25616,9 +26095,9 @@
       </w:tcPr>
     </w:tblStylePr>
   </w:style>
-  <w:style w:type="table" w:styleId="118">
+  <w:style w:type="table" w:styleId="827">
     <w:name w:val="Lined - Accent 1"/>
-    <w:basedOn w:val="665"/>
+    <w:basedOn w:val="907"/>
     <w:uiPriority w:val="99"/>
     <w:pPr>
       <w:pBdr/>
@@ -25853,9 +26332,9 @@
       </w:tcPr>
     </w:tblStylePr>
   </w:style>
-  <w:style w:type="table" w:styleId="119">
+  <w:style w:type="table" w:styleId="828">
     <w:name w:val="Lined - Accent 2"/>
-    <w:basedOn w:val="665"/>
+    <w:basedOn w:val="907"/>
     <w:uiPriority w:val="99"/>
     <w:pPr>
       <w:pBdr/>
@@ -26090,9 +26569,9 @@
       </w:tcPr>
     </w:tblStylePr>
   </w:style>
-  <w:style w:type="table" w:styleId="120">
+  <w:style w:type="table" w:styleId="829">
     <w:name w:val="Lined - Accent 3"/>
-    <w:basedOn w:val="665"/>
+    <w:basedOn w:val="907"/>
     <w:uiPriority w:val="99"/>
     <w:pPr>
       <w:pBdr/>
@@ -26327,9 +26806,9 @@
       </w:tcPr>
     </w:tblStylePr>
   </w:style>
-  <w:style w:type="table" w:styleId="121">
+  <w:style w:type="table" w:styleId="830">
     <w:name w:val="Lined - Accent 4"/>
-    <w:basedOn w:val="665"/>
+    <w:basedOn w:val="907"/>
     <w:uiPriority w:val="99"/>
     <w:pPr>
       <w:pBdr/>
@@ -26564,9 +27043,9 @@
       </w:tcPr>
     </w:tblStylePr>
   </w:style>
-  <w:style w:type="table" w:styleId="122">
+  <w:style w:type="table" w:styleId="831">
     <w:name w:val="Lined - Accent 5"/>
-    <w:basedOn w:val="665"/>
+    <w:basedOn w:val="907"/>
     <w:uiPriority w:val="99"/>
     <w:pPr>
       <w:pBdr/>
@@ -26801,9 +27280,9 @@
       </w:tcPr>
     </w:tblStylePr>
   </w:style>
-  <w:style w:type="table" w:styleId="123">
+  <w:style w:type="table" w:styleId="832">
     <w:name w:val="Lined - Accent 6"/>
-    <w:basedOn w:val="665"/>
+    <w:basedOn w:val="907"/>
     <w:uiPriority w:val="99"/>
     <w:pPr>
       <w:pBdr/>
@@ -27038,9 +27517,9 @@
       </w:tcPr>
     </w:tblStylePr>
   </w:style>
-  <w:style w:type="table" w:styleId="124">
+  <w:style w:type="table" w:styleId="833">
     <w:name w:val="Bordered &amp; Lined - Accent"/>
-    <w:basedOn w:val="665"/>
+    <w:basedOn w:val="907"/>
     <w:uiPriority w:val="99"/>
     <w:pPr>
       <w:pBdr/>
@@ -27282,9 +27761,9 @@
       </w:tcPr>
     </w:tblStylePr>
   </w:style>
-  <w:style w:type="table" w:styleId="125">
+  <w:style w:type="table" w:styleId="834">
     <w:name w:val="Bordered &amp; Lined - Accent 1"/>
-    <w:basedOn w:val="665"/>
+    <w:basedOn w:val="907"/>
     <w:uiPriority w:val="99"/>
     <w:pPr>
       <w:pBdr/>
@@ -27526,9 +28005,9 @@
       </w:tcPr>
     </w:tblStylePr>
   </w:style>
-  <w:style w:type="table" w:styleId="126">
+  <w:style w:type="table" w:styleId="835">
     <w:name w:val="Bordered &amp; Lined - Accent 2"/>
-    <w:basedOn w:val="665"/>
+    <w:basedOn w:val="907"/>
     <w:uiPriority w:val="99"/>
     <w:pPr>
       <w:pBdr/>
@@ -27770,9 +28249,9 @@
       </w:tcPr>
     </w:tblStylePr>
   </w:style>
-  <w:style w:type="table" w:styleId="127">
+  <w:style w:type="table" w:styleId="836">
     <w:name w:val="Bordered &amp; Lined - Accent 3"/>
-    <w:basedOn w:val="665"/>
+    <w:basedOn w:val="907"/>
     <w:uiPriority w:val="99"/>
     <w:pPr>
       <w:pBdr/>
@@ -28014,9 +28493,9 @@
       </w:tcPr>
     </w:tblStylePr>
   </w:style>
-  <w:style w:type="table" w:styleId="128">
+  <w:style w:type="table" w:styleId="837">
     <w:name w:val="Bordered &amp; Lined - Accent 4"/>
-    <w:basedOn w:val="665"/>
+    <w:basedOn w:val="907"/>
     <w:uiPriority w:val="99"/>
     <w:pPr>
       <w:pBdr/>
@@ -28258,9 +28737,9 @@
       </w:tcPr>
     </w:tblStylePr>
   </w:style>
-  <w:style w:type="table" w:styleId="129">
+  <w:style w:type="table" w:styleId="838">
     <w:name w:val="Bordered &amp; Lined - Accent 5"/>
-    <w:basedOn w:val="665"/>
+    <w:basedOn w:val="907"/>
     <w:uiPriority w:val="99"/>
     <w:pPr>
       <w:pBdr/>
@@ -28502,9 +28981,9 @@
       </w:tcPr>
     </w:tblStylePr>
   </w:style>
-  <w:style w:type="table" w:styleId="130">
+  <w:style w:type="table" w:styleId="839">
     <w:name w:val="Bordered &amp; Lined - Accent 6"/>
-    <w:basedOn w:val="665"/>
+    <w:basedOn w:val="907"/>
     <w:uiPriority w:val="99"/>
     <w:pPr>
       <w:pBdr/>
@@ -28746,9 +29225,9 @@
       </w:tcPr>
     </w:tblStylePr>
   </w:style>
-  <w:style w:type="table" w:styleId="131">
+  <w:style w:type="table" w:styleId="840">
     <w:name w:val="Bordered"/>
-    <w:basedOn w:val="665"/>
+    <w:basedOn w:val="907"/>
     <w:uiPriority w:val="99"/>
     <w:pPr>
       <w:pBdr/>
@@ -28977,9 +29456,9 @@
       </w:tcPr>
     </w:tblStylePr>
   </w:style>
-  <w:style w:type="table" w:styleId="132">
+  <w:style w:type="table" w:styleId="841">
     <w:name w:val="Bordered - Accent 1"/>
-    <w:basedOn w:val="665"/>
+    <w:basedOn w:val="907"/>
     <w:uiPriority w:val="99"/>
     <w:pPr>
       <w:pBdr/>
@@ -29208,9 +29687,9 @@
       </w:tcPr>
     </w:tblStylePr>
   </w:style>
-  <w:style w:type="table" w:styleId="133">
+  <w:style w:type="table" w:styleId="842">
     <w:name w:val="Bordered - Accent 2"/>
-    <w:basedOn w:val="665"/>
+    <w:basedOn w:val="907"/>
     <w:uiPriority w:val="99"/>
     <w:pPr>
       <w:pBdr/>
@@ -29439,9 +29918,9 @@
       </w:tcPr>
     </w:tblStylePr>
   </w:style>
-  <w:style w:type="table" w:styleId="134">
+  <w:style w:type="table" w:styleId="843">
     <w:name w:val="Bordered - Accent 3"/>
-    <w:basedOn w:val="665"/>
+    <w:basedOn w:val="907"/>
     <w:uiPriority w:val="99"/>
     <w:pPr>
       <w:pBdr/>
@@ -29670,9 +30149,9 @@
       </w:tcPr>
     </w:tblStylePr>
   </w:style>
-  <w:style w:type="table" w:styleId="135">
+  <w:style w:type="table" w:styleId="844">
     <w:name w:val="Bordered - Accent 4"/>
-    <w:basedOn w:val="665"/>
+    <w:basedOn w:val="907"/>
     <w:uiPriority w:val="99"/>
     <w:pPr>
       <w:pBdr/>
@@ -29901,9 +30380,9 @@
       </w:tcPr>
     </w:tblStylePr>
   </w:style>
-  <w:style w:type="table" w:styleId="136">
+  <w:style w:type="table" w:styleId="845">
     <w:name w:val="Bordered - Accent 5"/>
-    <w:basedOn w:val="665"/>
+    <w:basedOn w:val="907"/>
     <w:uiPriority w:val="99"/>
     <w:pPr>
       <w:pBdr/>
@@ -30132,9 +30611,9 @@
       </w:tcPr>
     </w:tblStylePr>
   </w:style>
-  <w:style w:type="table" w:styleId="137">
+  <w:style w:type="table" w:styleId="846">
     <w:name w:val="Bordered - Accent 6"/>
-    <w:basedOn w:val="665"/>
+    <w:basedOn w:val="907"/>
     <w:uiPriority w:val="99"/>
     <w:pPr>
       <w:pBdr/>
@@ -30363,11 +30842,11 @@
       </w:tcPr>
     </w:tblStylePr>
   </w:style>
-  <w:style w:type="paragraph" w:styleId="139">
+  <w:style w:type="paragraph" w:styleId="847">
     <w:name w:val="Heading 1"/>
-    <w:basedOn w:val="664"/>
-    <w:next w:val="664"/>
-    <w:link w:val="150"/>
+    <w:basedOn w:val="906"/>
+    <w:next w:val="906"/>
+    <w:link w:val="857"/>
     <w:uiPriority w:val="9"/>
     <w:qFormat/>
     <w:pPr>
@@ -30385,11 +30864,11 @@
       <w:szCs w:val="40"/>
     </w:rPr>
   </w:style>
-  <w:style w:type="paragraph" w:styleId="140">
+  <w:style w:type="paragraph" w:styleId="848">
     <w:name w:val="Heading 2"/>
-    <w:basedOn w:val="664"/>
-    <w:next w:val="664"/>
-    <w:link w:val="151"/>
+    <w:basedOn w:val="906"/>
+    <w:next w:val="906"/>
+    <w:link w:val="858"/>
     <w:uiPriority w:val="9"/>
     <w:unhideWhenUsed/>
     <w:qFormat/>
@@ -30408,11 +30887,11 @@
       <w:szCs w:val="32"/>
     </w:rPr>
   </w:style>
-  <w:style w:type="paragraph" w:styleId="141">
+  <w:style w:type="paragraph" w:styleId="849">
     <w:name w:val="Heading 3"/>
-    <w:basedOn w:val="664"/>
-    <w:next w:val="664"/>
-    <w:link w:val="152"/>
+    <w:basedOn w:val="906"/>
+    <w:next w:val="906"/>
+    <w:link w:val="859"/>
     <w:uiPriority w:val="9"/>
     <w:unhideWhenUsed/>
     <w:qFormat/>
@@ -30431,11 +30910,11 @@
       <w:szCs w:val="28"/>
     </w:rPr>
   </w:style>
-  <w:style w:type="paragraph" w:styleId="142">
+  <w:style w:type="paragraph" w:styleId="850">
     <w:name w:val="Heading 4"/>
-    <w:basedOn w:val="664"/>
-    <w:next w:val="664"/>
-    <w:link w:val="153"/>
+    <w:basedOn w:val="906"/>
+    <w:next w:val="906"/>
+    <w:link w:val="860"/>
     <w:uiPriority w:val="9"/>
     <w:unhideWhenUsed/>
     <w:qFormat/>
@@ -30454,11 +30933,11 @@
       <w:color w:val="0f4761" w:themeColor="accent1" w:themeShade="BF"/>
     </w:rPr>
   </w:style>
-  <w:style w:type="paragraph" w:styleId="143">
+  <w:style w:type="paragraph" w:styleId="851">
     <w:name w:val="Heading 5"/>
-    <w:basedOn w:val="664"/>
-    <w:next w:val="664"/>
-    <w:link w:val="154"/>
+    <w:basedOn w:val="906"/>
+    <w:next w:val="906"/>
+    <w:link w:val="861"/>
     <w:uiPriority w:val="9"/>
     <w:unhideWhenUsed/>
     <w:qFormat/>
@@ -30475,11 +30954,11 @@
       <w:color w:val="0f4761" w:themeColor="accent1" w:themeShade="BF"/>
     </w:rPr>
   </w:style>
-  <w:style w:type="paragraph" w:styleId="144">
+  <w:style w:type="paragraph" w:styleId="852">
     <w:name w:val="Heading 6"/>
-    <w:basedOn w:val="664"/>
-    <w:next w:val="664"/>
-    <w:link w:val="155"/>
+    <w:basedOn w:val="906"/>
+    <w:next w:val="906"/>
+    <w:link w:val="862"/>
     <w:uiPriority w:val="9"/>
     <w:unhideWhenUsed/>
     <w:qFormat/>
@@ -30498,11 +30977,11 @@
       <w:color w:val="595959" w:themeColor="text1" w:themeTint="A6"/>
     </w:rPr>
   </w:style>
-  <w:style w:type="paragraph" w:styleId="145">
+  <w:style w:type="paragraph" w:styleId="853">
     <w:name w:val="Heading 7"/>
-    <w:basedOn w:val="664"/>
-    <w:next w:val="664"/>
-    <w:link w:val="156"/>
+    <w:basedOn w:val="906"/>
+    <w:next w:val="906"/>
+    <w:link w:val="863"/>
     <w:uiPriority w:val="9"/>
     <w:unhideWhenUsed/>
     <w:qFormat/>
@@ -30519,11 +30998,11 @@
       <w:color w:val="595959" w:themeColor="text1" w:themeTint="A6"/>
     </w:rPr>
   </w:style>
-  <w:style w:type="paragraph" w:styleId="146">
+  <w:style w:type="paragraph" w:styleId="854">
     <w:name w:val="Heading 8"/>
-    <w:basedOn w:val="664"/>
-    <w:next w:val="664"/>
-    <w:link w:val="157"/>
+    <w:basedOn w:val="906"/>
+    <w:next w:val="906"/>
+    <w:link w:val="864"/>
     <w:uiPriority w:val="9"/>
     <w:unhideWhenUsed/>
     <w:qFormat/>
@@ -30542,11 +31021,11 @@
       <w:color w:val="272727" w:themeColor="text1" w:themeTint="D8"/>
     </w:rPr>
   </w:style>
-  <w:style w:type="paragraph" w:styleId="147">
+  <w:style w:type="paragraph" w:styleId="855">
     <w:name w:val="Heading 9"/>
-    <w:basedOn w:val="664"/>
-    <w:next w:val="664"/>
-    <w:link w:val="158"/>
+    <w:basedOn w:val="906"/>
+    <w:next w:val="906"/>
+    <w:link w:val="865"/>
     <w:uiPriority w:val="9"/>
     <w:unhideWhenUsed/>
     <w:qFormat/>
@@ -30565,7 +31044,7 @@
       <w:color w:val="272727" w:themeColor="text1" w:themeTint="D8"/>
     </w:rPr>
   </w:style>
-  <w:style w:type="character" w:styleId="148" w:default="1">
+  <w:style w:type="character" w:styleId="856" w:default="1">
     <w:name w:val="Default Paragraph Font"/>
     <w:uiPriority w:val="1"/>
     <w:semiHidden/>
@@ -30576,10 +31055,10 @@
       <w:ind/>
     </w:pPr>
   </w:style>
-  <w:style w:type="character" w:styleId="150">
+  <w:style w:type="character" w:styleId="857">
     <w:name w:val="Heading 1 Char"/>
-    <w:basedOn w:val="148"/>
-    <w:link w:val="139"/>
+    <w:basedOn w:val="856"/>
+    <w:link w:val="847"/>
     <w:uiPriority w:val="9"/>
     <w:pPr>
       <w:pBdr/>
@@ -30593,10 +31072,10 @@
       <w:szCs w:val="40"/>
     </w:rPr>
   </w:style>
-  <w:style w:type="character" w:styleId="151">
+  <w:style w:type="character" w:styleId="858">
     <w:name w:val="Heading 2 Char"/>
-    <w:basedOn w:val="148"/>
-    <w:link w:val="140"/>
+    <w:basedOn w:val="856"/>
+    <w:link w:val="848"/>
     <w:uiPriority w:val="9"/>
     <w:pPr>
       <w:pBdr/>
@@ -30610,10 +31089,10 @@
       <w:szCs w:val="32"/>
     </w:rPr>
   </w:style>
-  <w:style w:type="character" w:styleId="152">
+  <w:style w:type="character" w:styleId="859">
     <w:name w:val="Heading 3 Char"/>
-    <w:basedOn w:val="148"/>
-    <w:link w:val="141"/>
+    <w:basedOn w:val="856"/>
+    <w:link w:val="849"/>
     <w:uiPriority w:val="9"/>
     <w:pPr>
       <w:pBdr/>
@@ -30627,10 +31106,10 @@
       <w:szCs w:val="28"/>
     </w:rPr>
   </w:style>
-  <w:style w:type="character" w:styleId="153">
+  <w:style w:type="character" w:styleId="860">
     <w:name w:val="Heading 4 Char"/>
-    <w:basedOn w:val="148"/>
-    <w:link w:val="142"/>
+    <w:basedOn w:val="856"/>
+    <w:link w:val="850"/>
     <w:uiPriority w:val="9"/>
     <w:pPr>
       <w:pBdr/>
@@ -30644,10 +31123,10 @@
       <w:color w:val="0f4761" w:themeColor="accent1" w:themeShade="BF"/>
     </w:rPr>
   </w:style>
-  <w:style w:type="character" w:styleId="154">
+  <w:style w:type="character" w:styleId="861">
     <w:name w:val="Heading 5 Char"/>
-    <w:basedOn w:val="148"/>
-    <w:link w:val="143"/>
+    <w:basedOn w:val="856"/>
+    <w:link w:val="851"/>
     <w:uiPriority w:val="9"/>
     <w:pPr>
       <w:pBdr/>
@@ -30659,10 +31138,10 @@
       <w:color w:val="0f4761" w:themeColor="accent1" w:themeShade="BF"/>
     </w:rPr>
   </w:style>
-  <w:style w:type="character" w:styleId="155">
+  <w:style w:type="character" w:styleId="862">
     <w:name w:val="Heading 6 Char"/>
-    <w:basedOn w:val="148"/>
-    <w:link w:val="144"/>
+    <w:basedOn w:val="856"/>
+    <w:link w:val="852"/>
     <w:uiPriority w:val="9"/>
     <w:pPr>
       <w:pBdr/>
@@ -30676,10 +31155,10 @@
       <w:color w:val="595959" w:themeColor="text1" w:themeTint="A6"/>
     </w:rPr>
   </w:style>
-  <w:style w:type="character" w:styleId="156">
+  <w:style w:type="character" w:styleId="863">
     <w:name w:val="Heading 7 Char"/>
-    <w:basedOn w:val="148"/>
-    <w:link w:val="145"/>
+    <w:basedOn w:val="856"/>
+    <w:link w:val="853"/>
     <w:uiPriority w:val="9"/>
     <w:pPr>
       <w:pBdr/>
@@ -30691,10 +31170,10 @@
       <w:color w:val="595959" w:themeColor="text1" w:themeTint="A6"/>
     </w:rPr>
   </w:style>
-  <w:style w:type="character" w:styleId="157">
+  <w:style w:type="character" w:styleId="864">
     <w:name w:val="Heading 8 Char"/>
-    <w:basedOn w:val="148"/>
-    <w:link w:val="146"/>
+    <w:basedOn w:val="856"/>
+    <w:link w:val="854"/>
     <w:uiPriority w:val="9"/>
     <w:pPr>
       <w:pBdr/>
@@ -30708,10 +31187,10 @@
       <w:color w:val="272727" w:themeColor="text1" w:themeTint="D8"/>
     </w:rPr>
   </w:style>
-  <w:style w:type="character" w:styleId="158">
+  <w:style w:type="character" w:styleId="865">
     <w:name w:val="Heading 9 Char"/>
-    <w:basedOn w:val="148"/>
-    <w:link w:val="147"/>
+    <w:basedOn w:val="856"/>
+    <w:link w:val="855"/>
     <w:uiPriority w:val="9"/>
     <w:pPr>
       <w:pBdr/>
@@ -30725,11 +31204,11 @@
       <w:color w:val="272727" w:themeColor="text1" w:themeTint="D8"/>
     </w:rPr>
   </w:style>
-  <w:style w:type="paragraph" w:styleId="159">
+  <w:style w:type="paragraph" w:styleId="866">
     <w:name w:val="Title"/>
-    <w:basedOn w:val="664"/>
-    <w:next w:val="664"/>
-    <w:link w:val="160"/>
+    <w:basedOn w:val="906"/>
+    <w:next w:val="906"/>
+    <w:link w:val="867"/>
     <w:uiPriority w:val="10"/>
     <w:qFormat/>
     <w:pPr>
@@ -30745,10 +31224,10 @@
       <w:szCs w:val="56"/>
     </w:rPr>
   </w:style>
-  <w:style w:type="character" w:styleId="160">
+  <w:style w:type="character" w:styleId="867">
     <w:name w:val="Title Char"/>
-    <w:basedOn w:val="148"/>
-    <w:link w:val="159"/>
+    <w:basedOn w:val="856"/>
+    <w:link w:val="866"/>
     <w:uiPriority w:val="10"/>
     <w:pPr>
       <w:pBdr/>
@@ -30762,11 +31241,11 @@
       <w:szCs w:val="56"/>
     </w:rPr>
   </w:style>
-  <w:style w:type="paragraph" w:styleId="161">
+  <w:style w:type="paragraph" w:styleId="868">
     <w:name w:val="Subtitle"/>
-    <w:basedOn w:val="664"/>
-    <w:next w:val="664"/>
-    <w:link w:val="162"/>
+    <w:basedOn w:val="906"/>
+    <w:next w:val="906"/>
+    <w:link w:val="869"/>
     <w:uiPriority w:val="11"/>
     <w:qFormat/>
     <w:pPr>
@@ -30784,10 +31263,10 @@
       <w:szCs w:val="28"/>
     </w:rPr>
   </w:style>
-  <w:style w:type="character" w:styleId="162">
+  <w:style w:type="character" w:styleId="869">
     <w:name w:val="Subtitle Char"/>
-    <w:basedOn w:val="148"/>
-    <w:link w:val="161"/>
+    <w:basedOn w:val="856"/>
+    <w:link w:val="868"/>
     <w:uiPriority w:val="11"/>
     <w:pPr>
       <w:pBdr/>
@@ -30801,11 +31280,11 @@
       <w:szCs w:val="28"/>
     </w:rPr>
   </w:style>
-  <w:style w:type="paragraph" w:styleId="163">
+  <w:style w:type="paragraph" w:styleId="870">
     <w:name w:val="Quote"/>
-    <w:basedOn w:val="664"/>
-    <w:next w:val="664"/>
-    <w:link w:val="164"/>
+    <w:basedOn w:val="906"/>
+    <w:next w:val="906"/>
+    <w:link w:val="871"/>
     <w:uiPriority w:val="29"/>
     <w:qFormat/>
     <w:pPr>
@@ -30820,10 +31299,10 @@
       <w:color w:val="404040" w:themeColor="text1" w:themeTint="BF"/>
     </w:rPr>
   </w:style>
-  <w:style w:type="character" w:styleId="164">
+  <w:style w:type="character" w:styleId="871">
     <w:name w:val="Quote Char"/>
-    <w:basedOn w:val="148"/>
-    <w:link w:val="163"/>
+    <w:basedOn w:val="856"/>
+    <w:link w:val="870"/>
     <w:uiPriority w:val="29"/>
     <w:pPr>
       <w:pBdr/>
@@ -30836,9 +31315,9 @@
       <w:color w:val="404040" w:themeColor="text1" w:themeTint="BF"/>
     </w:rPr>
   </w:style>
-  <w:style w:type="character" w:styleId="166">
+  <w:style w:type="character" w:styleId="872">
     <w:name w:val="Intense Emphasis"/>
-    <w:basedOn w:val="148"/>
+    <w:basedOn w:val="856"/>
     <w:uiPriority w:val="21"/>
     <w:qFormat/>
     <w:pPr>
@@ -30852,11 +31331,11 @@
       <w:color w:val="0f4761" w:themeColor="accent1" w:themeShade="BF"/>
     </w:rPr>
   </w:style>
-  <w:style w:type="paragraph" w:styleId="167">
+  <w:style w:type="paragraph" w:styleId="873">
     <w:name w:val="Intense Quote"/>
-    <w:basedOn w:val="664"/>
-    <w:next w:val="664"/>
-    <w:link w:val="168"/>
+    <w:basedOn w:val="906"/>
+    <w:next w:val="906"/>
+    <w:link w:val="874"/>
     <w:uiPriority w:val="30"/>
     <w:qFormat/>
     <w:pPr>
@@ -30874,10 +31353,10 @@
       <w:color w:val="0f4761" w:themeColor="accent1" w:themeShade="BF"/>
     </w:rPr>
   </w:style>
-  <w:style w:type="character" w:styleId="168">
+  <w:style w:type="character" w:styleId="874">
     <w:name w:val="Intense Quote Char"/>
-    <w:basedOn w:val="148"/>
-    <w:link w:val="167"/>
+    <w:basedOn w:val="856"/>
+    <w:link w:val="873"/>
     <w:uiPriority w:val="30"/>
     <w:pPr>
       <w:pBdr/>
@@ -30890,9 +31369,9 @@
       <w:color w:val="0f4761" w:themeColor="accent1" w:themeShade="BF"/>
     </w:rPr>
   </w:style>
-  <w:style w:type="character" w:styleId="169">
+  <w:style w:type="character" w:styleId="875">
     <w:name w:val="Intense Reference"/>
-    <w:basedOn w:val="148"/>
+    <w:basedOn w:val="856"/>
     <w:uiPriority w:val="32"/>
     <w:qFormat/>
     <w:pPr>
@@ -30908,9 +31387,9 @@
       <w:spacing w:val="5"/>
     </w:rPr>
   </w:style>
-  <w:style w:type="character" w:styleId="171">
+  <w:style w:type="character" w:styleId="876">
     <w:name w:val="Subtle Emphasis"/>
-    <w:basedOn w:val="148"/>
+    <w:basedOn w:val="856"/>
     <w:uiPriority w:val="19"/>
     <w:qFormat/>
     <w:pPr>
@@ -30924,9 +31403,9 @@
       <w:color w:val="404040" w:themeColor="text1" w:themeTint="BF"/>
     </w:rPr>
   </w:style>
-  <w:style w:type="character" w:styleId="172">
+  <w:style w:type="character" w:styleId="877">
     <w:name w:val="Emphasis"/>
-    <w:basedOn w:val="148"/>
+    <w:basedOn w:val="856"/>
     <w:uiPriority w:val="20"/>
     <w:qFormat/>
     <w:pPr>
@@ -30939,9 +31418,9 @@
       <w:iCs/>
     </w:rPr>
   </w:style>
-  <w:style w:type="character" w:styleId="173">
+  <w:style w:type="character" w:styleId="878">
     <w:name w:val="Strong"/>
-    <w:basedOn w:val="148"/>
+    <w:basedOn w:val="856"/>
     <w:uiPriority w:val="22"/>
     <w:qFormat/>
     <w:pPr>
@@ -30954,9 +31433,9 @@
       <w:bCs/>
     </w:rPr>
   </w:style>
-  <w:style w:type="character" w:styleId="174">
+  <w:style w:type="character" w:styleId="879">
     <w:name w:val="Subtle Reference"/>
-    <w:basedOn w:val="148"/>
+    <w:basedOn w:val="856"/>
     <w:uiPriority w:val="31"/>
     <w:qFormat/>
     <w:pPr>
@@ -30969,9 +31448,9 @@
       <w:color w:val="5a5a5a" w:themeColor="text1" w:themeTint="A5"/>
     </w:rPr>
   </w:style>
-  <w:style w:type="character" w:styleId="175">
+  <w:style w:type="character" w:styleId="880">
     <w:name w:val="Book Title"/>
-    <w:basedOn w:val="148"/>
+    <w:basedOn w:val="856"/>
     <w:uiPriority w:val="33"/>
     <w:qFormat/>
     <w:pPr>
@@ -30987,10 +31466,10 @@
       <w:spacing w:val="5"/>
     </w:rPr>
   </w:style>
-  <w:style w:type="paragraph" w:styleId="176">
+  <w:style w:type="paragraph" w:styleId="881">
     <w:name w:val="Header"/>
-    <w:basedOn w:val="664"/>
-    <w:link w:val="177"/>
+    <w:basedOn w:val="906"/>
+    <w:link w:val="882"/>
     <w:uiPriority w:val="99"/>
     <w:unhideWhenUsed/>
     <w:pPr>
@@ -31003,10 +31482,10 @@
       <w:ind/>
     </w:pPr>
   </w:style>
-  <w:style w:type="character" w:styleId="177">
+  <w:style w:type="character" w:styleId="882">
     <w:name w:val="Header Char"/>
-    <w:basedOn w:val="148"/>
-    <w:link w:val="176"/>
+    <w:basedOn w:val="856"/>
+    <w:link w:val="881"/>
     <w:uiPriority w:val="99"/>
     <w:pPr>
       <w:pBdr/>
@@ -31014,10 +31493,10 @@
       <w:ind/>
     </w:pPr>
   </w:style>
-  <w:style w:type="paragraph" w:styleId="178">
+  <w:style w:type="paragraph" w:styleId="883">
     <w:name w:val="Footer"/>
-    <w:basedOn w:val="664"/>
-    <w:link w:val="179"/>
+    <w:basedOn w:val="906"/>
+    <w:link w:val="884"/>
     <w:uiPriority w:val="99"/>
     <w:unhideWhenUsed/>
     <w:pPr>
@@ -31030,10 +31509,10 @@
       <w:ind/>
     </w:pPr>
   </w:style>
-  <w:style w:type="character" w:styleId="179">
+  <w:style w:type="character" w:styleId="884">
     <w:name w:val="Footer Char"/>
-    <w:basedOn w:val="148"/>
-    <w:link w:val="178"/>
+    <w:basedOn w:val="856"/>
+    <w:link w:val="883"/>
     <w:uiPriority w:val="99"/>
     <w:pPr>
       <w:pBdr/>
@@ -31041,10 +31520,10 @@
       <w:ind/>
     </w:pPr>
   </w:style>
-  <w:style w:type="paragraph" w:styleId="180">
+  <w:style w:type="paragraph" w:styleId="885">
     <w:name w:val="Caption"/>
-    <w:basedOn w:val="664"/>
-    <w:next w:val="664"/>
+    <w:basedOn w:val="906"/>
+    <w:next w:val="906"/>
     <w:uiPriority w:val="35"/>
     <w:unhideWhenUsed/>
     <w:qFormat/>
@@ -31061,10 +31540,10 @@
       <w:szCs w:val="18"/>
     </w:rPr>
   </w:style>
-  <w:style w:type="paragraph" w:styleId="181">
+  <w:style w:type="paragraph" w:styleId="886">
     <w:name w:val="footnote text"/>
-    <w:basedOn w:val="664"/>
-    <w:link w:val="182"/>
+    <w:basedOn w:val="906"/>
+    <w:link w:val="887"/>
     <w:uiPriority w:val="99"/>
     <w:semiHidden/>
     <w:unhideWhenUsed/>
@@ -31078,10 +31557,10 @@
       <w:szCs w:val="20"/>
     </w:rPr>
   </w:style>
-  <w:style w:type="character" w:styleId="182">
+  <w:style w:type="character" w:styleId="887">
     <w:name w:val="Footnote Text Char"/>
-    <w:basedOn w:val="148"/>
-    <w:link w:val="181"/>
+    <w:basedOn w:val="856"/>
+    <w:link w:val="886"/>
     <w:uiPriority w:val="99"/>
     <w:semiHidden/>
     <w:pPr>
@@ -31094,9 +31573,9 @@
       <w:szCs w:val="20"/>
     </w:rPr>
   </w:style>
-  <w:style w:type="character" w:styleId="183">
+  <w:style w:type="character" w:styleId="888">
     <w:name w:val="footnote reference"/>
-    <w:basedOn w:val="148"/>
+    <w:basedOn w:val="856"/>
     <w:uiPriority w:val="99"/>
     <w:semiHidden/>
     <w:unhideWhenUsed/>
@@ -31109,10 +31588,10 @@
       <w:vertAlign w:val="superscript"/>
     </w:rPr>
   </w:style>
-  <w:style w:type="paragraph" w:styleId="184">
+  <w:style w:type="paragraph" w:styleId="889">
     <w:name w:val="endnote text"/>
-    <w:basedOn w:val="664"/>
-    <w:link w:val="185"/>
+    <w:basedOn w:val="906"/>
+    <w:link w:val="890"/>
     <w:uiPriority w:val="99"/>
     <w:semiHidden/>
     <w:unhideWhenUsed/>
@@ -31126,10 +31605,10 @@
       <w:szCs w:val="20"/>
     </w:rPr>
   </w:style>
-  <w:style w:type="character" w:styleId="185">
+  <w:style w:type="character" w:styleId="890">
     <w:name w:val="Endnote Text Char"/>
-    <w:basedOn w:val="148"/>
-    <w:link w:val="184"/>
+    <w:basedOn w:val="856"/>
+    <w:link w:val="889"/>
     <w:uiPriority w:val="99"/>
     <w:semiHidden/>
     <w:pPr>
@@ -31142,9 +31621,9 @@
       <w:szCs w:val="20"/>
     </w:rPr>
   </w:style>
-  <w:style w:type="character" w:styleId="186">
+  <w:style w:type="character" w:styleId="891">
     <w:name w:val="endnote reference"/>
-    <w:basedOn w:val="148"/>
+    <w:basedOn w:val="856"/>
     <w:uiPriority w:val="99"/>
     <w:semiHidden/>
     <w:unhideWhenUsed/>
@@ -31157,9 +31636,9 @@
       <w:vertAlign w:val="superscript"/>
     </w:rPr>
   </w:style>
-  <w:style w:type="character" w:styleId="187">
+  <w:style w:type="character" w:styleId="892">
     <w:name w:val="Hyperlink"/>
-    <w:basedOn w:val="148"/>
+    <w:basedOn w:val="856"/>
     <w:uiPriority w:val="99"/>
     <w:unhideWhenUsed/>
     <w:pPr>
@@ -31172,9 +31651,9 @@
       <w:u w:val="single"/>
     </w:rPr>
   </w:style>
-  <w:style w:type="character" w:styleId="188">
+  <w:style w:type="character" w:styleId="893">
     <w:name w:val="FollowedHyperlink"/>
-    <w:basedOn w:val="148"/>
+    <w:basedOn w:val="856"/>
     <w:uiPriority w:val="99"/>
     <w:semiHidden/>
     <w:unhideWhenUsed/>
@@ -31188,10 +31667,10 @@
       <w:u w:val="single"/>
     </w:rPr>
   </w:style>
-  <w:style w:type="paragraph" w:styleId="189">
+  <w:style w:type="paragraph" w:styleId="894">
     <w:name w:val="toc 1"/>
-    <w:basedOn w:val="664"/>
-    <w:next w:val="664"/>
+    <w:basedOn w:val="906"/>
+    <w:next w:val="906"/>
     <w:uiPriority w:val="39"/>
     <w:unhideWhenUsed/>
     <w:pPr>
@@ -31200,10 +31679,10 @@
       <w:ind/>
     </w:pPr>
   </w:style>
-  <w:style w:type="paragraph" w:styleId="190">
+  <w:style w:type="paragraph" w:styleId="895">
     <w:name w:val="toc 2"/>
-    <w:basedOn w:val="664"/>
-    <w:next w:val="664"/>
+    <w:basedOn w:val="906"/>
+    <w:next w:val="906"/>
     <w:uiPriority w:val="39"/>
     <w:unhideWhenUsed/>
     <w:pPr>
@@ -31212,10 +31691,10 @@
       <w:ind w:left="220"/>
     </w:pPr>
   </w:style>
-  <w:style w:type="paragraph" w:styleId="191">
+  <w:style w:type="paragraph" w:styleId="896">
     <w:name w:val="toc 3"/>
-    <w:basedOn w:val="664"/>
-    <w:next w:val="664"/>
+    <w:basedOn w:val="906"/>
+    <w:next w:val="906"/>
     <w:uiPriority w:val="39"/>
     <w:unhideWhenUsed/>
     <w:pPr>
@@ -31224,10 +31703,10 @@
       <w:ind w:left="440"/>
     </w:pPr>
   </w:style>
-  <w:style w:type="paragraph" w:styleId="192">
+  <w:style w:type="paragraph" w:styleId="897">
     <w:name w:val="toc 4"/>
-    <w:basedOn w:val="664"/>
-    <w:next w:val="664"/>
+    <w:basedOn w:val="906"/>
+    <w:next w:val="906"/>
     <w:uiPriority w:val="39"/>
     <w:unhideWhenUsed/>
     <w:pPr>
@@ -31236,10 +31715,10 @@
       <w:ind w:left="660"/>
     </w:pPr>
   </w:style>
-  <w:style w:type="paragraph" w:styleId="193">
+  <w:style w:type="paragraph" w:styleId="898">
     <w:name w:val="toc 5"/>
-    <w:basedOn w:val="664"/>
-    <w:next w:val="664"/>
+    <w:basedOn w:val="906"/>
+    <w:next w:val="906"/>
     <w:uiPriority w:val="39"/>
     <w:unhideWhenUsed/>
     <w:pPr>
@@ -31248,10 +31727,10 @@
       <w:ind w:left="880"/>
     </w:pPr>
   </w:style>
-  <w:style w:type="paragraph" w:styleId="194">
+  <w:style w:type="paragraph" w:styleId="899">
     <w:name w:val="toc 6"/>
-    <w:basedOn w:val="664"/>
-    <w:next w:val="664"/>
+    <w:basedOn w:val="906"/>
+    <w:next w:val="906"/>
     <w:uiPriority w:val="39"/>
     <w:unhideWhenUsed/>
     <w:pPr>
@@ -31260,10 +31739,10 @@
       <w:ind w:left="1100"/>
     </w:pPr>
   </w:style>
-  <w:style w:type="paragraph" w:styleId="195">
+  <w:style w:type="paragraph" w:styleId="900">
     <w:name w:val="toc 7"/>
-    <w:basedOn w:val="664"/>
-    <w:next w:val="664"/>
+    <w:basedOn w:val="906"/>
+    <w:next w:val="906"/>
     <w:uiPriority w:val="39"/>
     <w:unhideWhenUsed/>
     <w:pPr>
@@ -31272,10 +31751,10 @@
       <w:ind w:left="1320"/>
     </w:pPr>
   </w:style>
-  <w:style w:type="paragraph" w:styleId="196">
+  <w:style w:type="paragraph" w:styleId="901">
     <w:name w:val="toc 8"/>
-    <w:basedOn w:val="664"/>
-    <w:next w:val="664"/>
+    <w:basedOn w:val="906"/>
+    <w:next w:val="906"/>
     <w:uiPriority w:val="39"/>
     <w:unhideWhenUsed/>
     <w:pPr>
@@ -31284,10 +31763,10 @@
       <w:ind w:left="1540"/>
     </w:pPr>
   </w:style>
-  <w:style w:type="paragraph" w:styleId="197">
+  <w:style w:type="paragraph" w:styleId="902">
     <w:name w:val="toc 9"/>
-    <w:basedOn w:val="664"/>
-    <w:next w:val="664"/>
+    <w:basedOn w:val="906"/>
+    <w:next w:val="906"/>
     <w:uiPriority w:val="39"/>
     <w:unhideWhenUsed/>
     <w:pPr>
@@ -31296,9 +31775,9 @@
       <w:ind w:left="1760"/>
     </w:pPr>
   </w:style>
-  <w:style w:type="character" w:styleId="198">
+  <w:style w:type="character" w:styleId="903">
     <w:name w:val="Placeholder Text"/>
-    <w:basedOn w:val="148"/>
+    <w:basedOn w:val="856"/>
     <w:uiPriority w:val="99"/>
     <w:semiHidden/>
     <w:pPr>
@@ -31310,7 +31789,7 @@
       <w:color w:val="666666"/>
     </w:rPr>
   </w:style>
-  <w:style w:type="paragraph" w:styleId="208">
+  <w:style w:type="paragraph" w:styleId="904">
     <w:name w:val="TOC Heading"/>
     <w:uiPriority w:val="39"/>
     <w:unhideWhenUsed/>
@@ -31320,10 +31799,10 @@
       <w:ind/>
     </w:pPr>
   </w:style>
-  <w:style w:type="paragraph" w:styleId="209">
+  <w:style w:type="paragraph" w:styleId="905">
     <w:name w:val="table of figures"/>
-    <w:basedOn w:val="664"/>
-    <w:next w:val="664"/>
+    <w:basedOn w:val="906"/>
+    <w:next w:val="906"/>
     <w:uiPriority w:val="99"/>
     <w:unhideWhenUsed/>
     <w:pPr>
@@ -31332,7 +31811,7 @@
       <w:ind/>
     </w:pPr>
   </w:style>
-  <w:style w:type="paragraph" w:styleId="664" w:default="1">
+  <w:style w:type="paragraph" w:styleId="906" w:default="1">
     <w:name w:val="Normal"/>
     <w:qFormat/>
     <w:pPr>
@@ -31341,7 +31820,7 @@
       <w:ind/>
     </w:pPr>
   </w:style>
-  <w:style w:type="table" w:styleId="665" w:default="1">
+  <w:style w:type="table" w:styleId="907" w:default="1">
     <w:name w:val="Normal Table"/>
     <w:uiPriority w:val="99"/>
     <w:semiHidden/>
@@ -31534,7 +32013,7 @@
       </w:tcPr>
     </w:tblStylePr>
   </w:style>
-  <w:style w:type="numbering" w:styleId="666" w:default="1">
+  <w:style w:type="numbering" w:styleId="908" w:default="1">
     <w:name w:val="No List"/>
     <w:uiPriority w:val="99"/>
     <w:semiHidden/>
@@ -31545,9 +32024,9 @@
       <w:ind/>
     </w:pPr>
   </w:style>
-  <w:style w:type="paragraph" w:styleId="667">
+  <w:style w:type="paragraph" w:styleId="909">
     <w:name w:val="No Spacing"/>
-    <w:basedOn w:val="664"/>
+    <w:basedOn w:val="906"/>
     <w:uiPriority w:val="1"/>
     <w:qFormat/>
     <w:pPr>
@@ -31556,9 +32035,9 @@
       <w:ind/>
     </w:pPr>
   </w:style>
-  <w:style w:type="paragraph" w:styleId="668">
+  <w:style w:type="paragraph" w:styleId="910">
     <w:name w:val="List Paragraph"/>
-    <w:basedOn w:val="664"/>
+    <w:basedOn w:val="906"/>
     <w:uiPriority w:val="34"/>
     <w:qFormat/>
     <w:pPr>
@@ -31598,7 +32077,7 @@
           </w:pPr>
           <w:r>
             <w:rPr>
-              <w:rStyle w:val="198"/>
+              <w:rStyle w:val="903"/>
             </w:rPr>
             <w:t xml:space="preserve">Votre texte ici</w:t>
           </w:r>
@@ -31609,6 +32088,41 @@
     </w:docPart>
   </w:docParts>
 </w:glossaryDocument>
+</file>
+
+<file path=word/glossary/endnotes.xml><?xml version="1.0" encoding="utf-8"?>
+<w:endnotes xmlns:wpc="http://schemas.microsoft.com/office/word/2010/wordprocessingCanvas" xmlns:mc="http://schemas.openxmlformats.org/markup-compatibility/2006" xmlns:o="urn:schemas-microsoft-com:office:office" xmlns:r="http://schemas.openxmlformats.org/officeDocument/2006/relationships" xmlns:m="http://schemas.openxmlformats.org/officeDocument/2006/math" xmlns:v="urn:schemas-microsoft-com:vml" xmlns:wp14="http://schemas.microsoft.com/office/word/2010/wordprocessingDrawing" xmlns:wp="http://schemas.openxmlformats.org/drawingml/2006/wordprocessingDrawing" xmlns:w10="urn:schemas-microsoft-com:office:word" xmlns:w="http://schemas.openxmlformats.org/wordprocessingml/2006/main" xmlns:w14="http://schemas.microsoft.com/office/word/2010/wordml" xmlns:w15="http://schemas.microsoft.com/office/word/2012/wordml" xmlns:wpg="http://schemas.microsoft.com/office/word/2010/wordprocessingGroup" xmlns:wpi="http://schemas.microsoft.com/office/word/2010/wordprocessingInk" xmlns:wne="http://schemas.microsoft.com/office/word/2006/wordml" xmlns:a="http://schemas.openxmlformats.org/drawingml/2006/main" xmlns:wps="http://schemas.microsoft.com/office/word/2010/wordprocessingShape" mc:Ignorable="w14 w15 wp14">
+  <w:endnote w:type="separator" w:id="-1">
+    <w:p>
+      <w:pPr>
+        <w:pBdr/>
+        <w:spacing w:after="0" w:line="240" w:lineRule="auto"/>
+        <w:ind/>
+        <w:rPr/>
+      </w:pPr>
+      <w:r/>
+      <w:r>
+        <w:separator/>
+      </w:r>
+      <w:r/>
+    </w:p>
+  </w:endnote>
+  <w:endnote w:type="continuationSeparator" w:id="0">
+    <w:p>
+      <w:pPr>
+        <w:pBdr/>
+        <w:spacing w:after="0" w:line="240" w:lineRule="auto"/>
+        <w:ind/>
+        <w:rPr/>
+      </w:pPr>
+      <w:r/>
+      <w:r>
+        <w:continuationSeparator/>
+      </w:r>
+      <w:r/>
+    </w:p>
+  </w:endnote>
+</w:endnotes>
 </file>
 
 <file path=word/glossary/fontTable.xml><?xml version="1.0" encoding="utf-8"?>
@@ -31628,6 +32142,41 @@
 </w:fonts>
 </file>
 
+<file path=word/glossary/footnotes.xml><?xml version="1.0" encoding="utf-8"?>
+<w:footnotes xmlns:wpc="http://schemas.microsoft.com/office/word/2010/wordprocessingCanvas" xmlns:mc="http://schemas.openxmlformats.org/markup-compatibility/2006" xmlns:o="urn:schemas-microsoft-com:office:office" xmlns:r="http://schemas.openxmlformats.org/officeDocument/2006/relationships" xmlns:m="http://schemas.openxmlformats.org/officeDocument/2006/math" xmlns:v="urn:schemas-microsoft-com:vml" xmlns:wp14="http://schemas.microsoft.com/office/word/2010/wordprocessingDrawing" xmlns:wp="http://schemas.openxmlformats.org/drawingml/2006/wordprocessingDrawing" xmlns:w10="urn:schemas-microsoft-com:office:word" xmlns:w="http://schemas.openxmlformats.org/wordprocessingml/2006/main" xmlns:w14="http://schemas.microsoft.com/office/word/2010/wordml" xmlns:w15="http://schemas.microsoft.com/office/word/2012/wordml" xmlns:wpg="http://schemas.microsoft.com/office/word/2010/wordprocessingGroup" xmlns:wpi="http://schemas.microsoft.com/office/word/2010/wordprocessingInk" xmlns:wne="http://schemas.microsoft.com/office/word/2006/wordml" xmlns:a="http://schemas.openxmlformats.org/drawingml/2006/main" xmlns:wps="http://schemas.microsoft.com/office/word/2010/wordprocessingShape" mc:Ignorable="w14 w15 wp14">
+  <w:footnote w:type="separator" w:id="-1">
+    <w:p>
+      <w:pPr>
+        <w:pBdr/>
+        <w:spacing w:after="0" w:line="240" w:lineRule="auto"/>
+        <w:ind/>
+        <w:rPr/>
+      </w:pPr>
+      <w:r/>
+      <w:r>
+        <w:separator/>
+      </w:r>
+      <w:r/>
+    </w:p>
+  </w:footnote>
+  <w:footnote w:type="continuationSeparator" w:id="0">
+    <w:p>
+      <w:pPr>
+        <w:pBdr/>
+        <w:spacing w:after="0" w:line="240" w:lineRule="auto"/>
+        <w:ind/>
+        <w:rPr/>
+      </w:pPr>
+      <w:r/>
+      <w:r>
+        <w:continuationSeparator/>
+      </w:r>
+      <w:r/>
+    </w:p>
+  </w:footnote>
+</w:footnotes>
+</file>
+
 <file path=word/glossary/settings.xml><?xml version="1.0" encoding="utf-8"?>
 <w:settings xmlns:mc="http://schemas.openxmlformats.org/markup-compatibility/2006" xmlns:o="urn:schemas-microsoft-com:office:office" xmlns:r="http://schemas.openxmlformats.org/officeDocument/2006/relationships" xmlns:m="http://schemas.openxmlformats.org/officeDocument/2006/math" xmlns:v="urn:schemas-microsoft-com:vml" xmlns:w10="urn:schemas-microsoft-com:office:word" xmlns:w="http://schemas.openxmlformats.org/wordprocessingml/2006/main" xmlns:w14="http://schemas.microsoft.com/office/word/2010/wordml" xmlns:w15="http://schemas.microsoft.com/office/word/2012/wordml" xmlns:sl="http://schemas.openxmlformats.org/schemaLibrary/2006/main" mc:Ignorable="w14 w15">
   <w:zoom w:percent="100"/>
@@ -31640,12 +32189,16 @@
     <w:numFmt w:val="decimal"/>
     <w:numStart w:val="1"/>
     <w:numRestart w:val="continuous"/>
+    <w:footnote w:id="-1"/>
+    <w:footnote w:id="0"/>
   </w:footnotePr>
   <w:endnotePr>
     <w:pos w:val="docEnd"/>
     <w:numFmt w:val="lowerRoman"/>
     <w:numStart w:val="1"/>
     <w:numRestart w:val="continuous"/>
+    <w:endnote w:id="-1"/>
+    <w:endnote w:id="0"/>
   </w:endnotePr>
   <w:compat>
     <w:compatSetting w:name="compatibilityMode" w:uri="http://schemas.microsoft.com/office/word" w:val="12"/>
@@ -31810,7 +32363,7 @@
     <w:lsdException w:name="Bibliography" w:uiPriority="37"/>
     <w:lsdException w:name="TOC Heading" w:uiPriority="39" w:qFormat="1"/>
   </w:latentStyles>
-  <w:style w:type="table" w:styleId="269" w:default="1">
+  <w:style w:type="table" w:styleId="1377" w:default="1">
     <w:name w:val="Normal Table"/>
     <w:uiPriority w:val="99"/>
     <w:semiHidden/>
@@ -32003,9 +32556,9 @@
       </w:tcPr>
     </w:tblStylePr>
   </w:style>
-  <w:style w:type="table" w:styleId="270">
+  <w:style w:type="table" w:styleId="1378">
     <w:name w:val="Table Grid"/>
-    <w:basedOn w:val="269"/>
+    <w:basedOn w:val="1377"/>
     <w:uiPriority w:val="59"/>
     <w:pPr>
       <w:pBdr/>
@@ -32202,9 +32755,9 @@
       </w:tcPr>
     </w:tblStylePr>
   </w:style>
-  <w:style w:type="table" w:styleId="271">
+  <w:style w:type="table" w:styleId="1379">
     <w:name w:val="Table Grid Light"/>
-    <w:basedOn w:val="269"/>
+    <w:basedOn w:val="1377"/>
     <w:uiPriority w:val="59"/>
     <w:pPr>
       <w:pBdr/>
@@ -32401,9 +32954,9 @@
       </w:tcPr>
     </w:tblStylePr>
   </w:style>
-  <w:style w:type="table" w:styleId="272">
+  <w:style w:type="table" w:styleId="1380">
     <w:name w:val="Plain Table 1"/>
-    <w:basedOn w:val="269"/>
+    <w:basedOn w:val="1377"/>
     <w:uiPriority w:val="59"/>
     <w:pPr>
       <w:pBdr/>
@@ -32626,9 +33179,9 @@
       </w:tcPr>
     </w:tblStylePr>
   </w:style>
-  <w:style w:type="table" w:styleId="273">
+  <w:style w:type="table" w:styleId="1381">
     <w:name w:val="Plain Table 2"/>
-    <w:basedOn w:val="269"/>
+    <w:basedOn w:val="1377"/>
     <w:uiPriority w:val="59"/>
     <w:pPr>
       <w:pBdr/>
@@ -32859,9 +33412,9 @@
       </w:tcPr>
     </w:tblStylePr>
   </w:style>
-  <w:style w:type="table" w:styleId="274">
+  <w:style w:type="table" w:styleId="1382">
     <w:name w:val="Plain Table 3"/>
-    <w:basedOn w:val="269"/>
+    <w:basedOn w:val="1377"/>
     <w:uiPriority w:val="99"/>
     <w:pPr>
       <w:pBdr/>
@@ -33089,9 +33642,9 @@
       </w:tcPr>
     </w:tblStylePr>
   </w:style>
-  <w:style w:type="table" w:styleId="275">
+  <w:style w:type="table" w:styleId="1383">
     <w:name w:val="Plain Table 4"/>
-    <w:basedOn w:val="269"/>
+    <w:basedOn w:val="1377"/>
     <w:uiPriority w:val="99"/>
     <w:pPr>
       <w:pBdr/>
@@ -33305,9 +33858,9 @@
       </w:tcPr>
     </w:tblStylePr>
   </w:style>
-  <w:style w:type="table" w:styleId="276">
+  <w:style w:type="table" w:styleId="1384">
     <w:name w:val="Plain Table 5"/>
-    <w:basedOn w:val="269"/>
+    <w:basedOn w:val="1377"/>
     <w:uiPriority w:val="99"/>
     <w:pPr>
       <w:pBdr/>
@@ -33538,9 +34091,9 @@
       </w:tcPr>
     </w:tblStylePr>
   </w:style>
-  <w:style w:type="table" w:styleId="277">
+  <w:style w:type="table" w:styleId="1385">
     <w:name w:val="Grid Table 1 Light"/>
-    <w:basedOn w:val="269"/>
+    <w:basedOn w:val="1377"/>
     <w:uiPriority w:val="99"/>
     <w:pPr>
       <w:pBdr/>
@@ -33761,9 +34314,9 @@
       </w:tcPr>
     </w:tblStylePr>
   </w:style>
-  <w:style w:type="table" w:styleId="278">
+  <w:style w:type="table" w:styleId="1386">
     <w:name w:val="Grid Table 1 Light - Accent 1"/>
-    <w:basedOn w:val="269"/>
+    <w:basedOn w:val="1377"/>
     <w:uiPriority w:val="99"/>
     <w:pPr>
       <w:pBdr/>
@@ -33984,9 +34537,9 @@
       </w:tcPr>
     </w:tblStylePr>
   </w:style>
-  <w:style w:type="table" w:styleId="279">
+  <w:style w:type="table" w:styleId="1387">
     <w:name w:val="Grid Table 1 Light - Accent 2"/>
-    <w:basedOn w:val="269"/>
+    <w:basedOn w:val="1377"/>
     <w:uiPriority w:val="99"/>
     <w:pPr>
       <w:pBdr/>
@@ -34207,9 +34760,9 @@
       </w:tcPr>
     </w:tblStylePr>
   </w:style>
-  <w:style w:type="table" w:styleId="280">
+  <w:style w:type="table" w:styleId="1388">
     <w:name w:val="Grid Table 1 Light - Accent 3"/>
-    <w:basedOn w:val="269"/>
+    <w:basedOn w:val="1377"/>
     <w:uiPriority w:val="99"/>
     <w:pPr>
       <w:pBdr/>
@@ -34430,9 +34983,9 @@
       </w:tcPr>
     </w:tblStylePr>
   </w:style>
-  <w:style w:type="table" w:styleId="281">
+  <w:style w:type="table" w:styleId="1389">
     <w:name w:val="Grid Table 1 Light - Accent 4"/>
-    <w:basedOn w:val="269"/>
+    <w:basedOn w:val="1377"/>
     <w:uiPriority w:val="99"/>
     <w:pPr>
       <w:pBdr/>
@@ -34653,9 +35206,9 @@
       </w:tcPr>
     </w:tblStylePr>
   </w:style>
-  <w:style w:type="table" w:styleId="282">
+  <w:style w:type="table" w:styleId="1390">
     <w:name w:val="Grid Table 1 Light - Accent 5"/>
-    <w:basedOn w:val="269"/>
+    <w:basedOn w:val="1377"/>
     <w:uiPriority w:val="99"/>
     <w:pPr>
       <w:pBdr/>
@@ -34876,9 +35429,9 @@
       </w:tcPr>
     </w:tblStylePr>
   </w:style>
-  <w:style w:type="table" w:styleId="283">
+  <w:style w:type="table" w:styleId="1391">
     <w:name w:val="Grid Table 1 Light - Accent 6"/>
-    <w:basedOn w:val="269"/>
+    <w:basedOn w:val="1377"/>
     <w:uiPriority w:val="99"/>
     <w:pPr>
       <w:pBdr/>
@@ -35099,9 +35652,9 @@
       </w:tcPr>
     </w:tblStylePr>
   </w:style>
-  <w:style w:type="table" w:styleId="284">
+  <w:style w:type="table" w:styleId="1392">
     <w:name w:val="Grid Table 2"/>
-    <w:basedOn w:val="269"/>
+    <w:basedOn w:val="1377"/>
     <w:uiPriority w:val="99"/>
     <w:pPr>
       <w:pBdr/>
@@ -35331,9 +35884,9 @@
       </w:tcPr>
     </w:tblStylePr>
   </w:style>
-  <w:style w:type="table" w:styleId="285">
+  <w:style w:type="table" w:styleId="1393">
     <w:name w:val="Grid Table 2 - Accent 1"/>
-    <w:basedOn w:val="269"/>
+    <w:basedOn w:val="1377"/>
     <w:uiPriority w:val="99"/>
     <w:pPr>
       <w:pBdr/>
@@ -35563,9 +36116,9 @@
       </w:tcPr>
     </w:tblStylePr>
   </w:style>
-  <w:style w:type="table" w:styleId="286">
+  <w:style w:type="table" w:styleId="1394">
     <w:name w:val="Grid Table 2 - Accent 2"/>
-    <w:basedOn w:val="269"/>
+    <w:basedOn w:val="1377"/>
     <w:uiPriority w:val="99"/>
     <w:pPr>
       <w:pBdr/>
@@ -35795,9 +36348,9 @@
       </w:tcPr>
     </w:tblStylePr>
   </w:style>
-  <w:style w:type="table" w:styleId="287">
+  <w:style w:type="table" w:styleId="1395">
     <w:name w:val="Grid Table 2 - Accent 3"/>
-    <w:basedOn w:val="269"/>
+    <w:basedOn w:val="1377"/>
     <w:uiPriority w:val="99"/>
     <w:pPr>
       <w:pBdr/>
@@ -36027,9 +36580,9 @@
       </w:tcPr>
     </w:tblStylePr>
   </w:style>
-  <w:style w:type="table" w:styleId="288">
+  <w:style w:type="table" w:styleId="1396">
     <w:name w:val="Grid Table 2 - Accent 4"/>
-    <w:basedOn w:val="269"/>
+    <w:basedOn w:val="1377"/>
     <w:uiPriority w:val="99"/>
     <w:pPr>
       <w:pBdr/>
@@ -36259,9 +36812,9 @@
       </w:tcPr>
     </w:tblStylePr>
   </w:style>
-  <w:style w:type="table" w:styleId="289">
+  <w:style w:type="table" w:styleId="1397">
     <w:name w:val="Grid Table 2 - Accent 5"/>
-    <w:basedOn w:val="269"/>
+    <w:basedOn w:val="1377"/>
     <w:uiPriority w:val="99"/>
     <w:pPr>
       <w:pBdr/>
@@ -36491,9 +37044,9 @@
       </w:tcPr>
     </w:tblStylePr>
   </w:style>
-  <w:style w:type="table" w:styleId="290">
+  <w:style w:type="table" w:styleId="1398">
     <w:name w:val="Grid Table 2 - Accent 6"/>
-    <w:basedOn w:val="269"/>
+    <w:basedOn w:val="1377"/>
     <w:uiPriority w:val="99"/>
     <w:pPr>
       <w:pBdr/>
@@ -36723,9 +37276,9 @@
       </w:tcPr>
     </w:tblStylePr>
   </w:style>
-  <w:style w:type="table" w:styleId="291">
+  <w:style w:type="table" w:styleId="1399">
     <w:name w:val="Grid Table 3"/>
-    <w:basedOn w:val="269"/>
+    <w:basedOn w:val="1377"/>
     <w:uiPriority w:val="99"/>
     <w:pPr>
       <w:pBdr/>
@@ -36824,29 +37377,6 @@
         <w:tblBorders/>
       </w:tblPr>
       <w:tcPr>
-        <w:shd w:color="ffffff"/>
-        <w:tcBorders>
-          <w:top w:val="none" w:color="000000" w:sz="4" w:space="0"/>
-          <w:left w:val="none" w:color="000000" w:sz="4" w:space="0"/>
-          <w:bottom w:val="none" w:color="000000" w:sz="4" w:space="0"/>
-          <w:right w:val="none" w:color="000000" w:sz="4" w:space="0"/>
-        </w:tcBorders>
-      </w:tcPr>
-    </w:tblStylePr>
-    <w:tblStylePr w:type="firstRow">
-      <w:rPr>
-        <w:b/>
-        <w:color w:val="404040"/>
-      </w:rPr>
-      <w:pPr>
-        <w:pBdr/>
-        <w:spacing/>
-        <w:ind/>
-      </w:pPr>
-      <w:tblPr>
-        <w:tblBorders/>
-      </w:tblPr>
-      <w:tcPr>
         <w:shd w:val="clear" w:color="ffffff"/>
         <w:tcBorders>
           <w:top w:val="none" w:color="000000" w:sz="4" w:space="0"/>
@@ -36856,30 +37386,7 @@
         </w:tcBorders>
       </w:tcPr>
     </w:tblStylePr>
-    <w:tblStylePr w:type="lastCol">
-      <w:rPr>
-        <w:i/>
-        <w:color w:val="404040"/>
-      </w:rPr>
-      <w:pPr>
-        <w:pBdr/>
-        <w:spacing/>
-        <w:ind/>
-      </w:pPr>
-      <w:tblPr>
-        <w:tblBorders/>
-      </w:tblPr>
-      <w:tcPr>
-        <w:shd w:color="ffffff"/>
-        <w:tcBorders>
-          <w:top w:val="none" w:color="000000" w:sz="4" w:space="0"/>
-          <w:left w:val="none" w:color="000000" w:sz="4" w:space="0"/>
-          <w:bottom w:val="none" w:color="000000" w:sz="4" w:space="0"/>
-          <w:right w:val="none" w:color="000000" w:sz="4" w:space="0"/>
-        </w:tcBorders>
-      </w:tcPr>
-    </w:tblStylePr>
-    <w:tblStylePr w:type="lastRow">
+    <w:tblStylePr w:type="firstRow">
       <w:rPr>
         <w:b/>
         <w:color w:val="404040"/>
@@ -36902,6 +37409,52 @@
         </w:tcBorders>
       </w:tcPr>
     </w:tblStylePr>
+    <w:tblStylePr w:type="lastCol">
+      <w:rPr>
+        <w:i/>
+        <w:color w:val="404040"/>
+      </w:rPr>
+      <w:pPr>
+        <w:pBdr/>
+        <w:spacing/>
+        <w:ind/>
+      </w:pPr>
+      <w:tblPr>
+        <w:tblBorders/>
+      </w:tblPr>
+      <w:tcPr>
+        <w:shd w:val="clear" w:color="ffffff"/>
+        <w:tcBorders>
+          <w:top w:val="none" w:color="000000" w:sz="4" w:space="0"/>
+          <w:left w:val="none" w:color="000000" w:sz="4" w:space="0"/>
+          <w:bottom w:val="none" w:color="000000" w:sz="4" w:space="0"/>
+          <w:right w:val="none" w:color="000000" w:sz="4" w:space="0"/>
+        </w:tcBorders>
+      </w:tcPr>
+    </w:tblStylePr>
+    <w:tblStylePr w:type="lastRow">
+      <w:rPr>
+        <w:b/>
+        <w:color w:val="404040"/>
+      </w:rPr>
+      <w:pPr>
+        <w:pBdr/>
+        <w:spacing/>
+        <w:ind/>
+      </w:pPr>
+      <w:tblPr>
+        <w:tblBorders/>
+      </w:tblPr>
+      <w:tcPr>
+        <w:shd w:val="clear" w:color="ffffff"/>
+        <w:tcBorders>
+          <w:top w:val="none" w:color="000000" w:sz="4" w:space="0"/>
+          <w:left w:val="none" w:color="000000" w:sz="4" w:space="0"/>
+          <w:bottom w:val="none" w:color="000000" w:sz="4" w:space="0"/>
+          <w:right w:val="none" w:color="000000" w:sz="4" w:space="0"/>
+        </w:tcBorders>
+      </w:tcPr>
+    </w:tblStylePr>
     <w:tblStylePr w:type="nwCell">
       <w:pPr>
         <w:pBdr/>
@@ -36968,9 +37521,9 @@
       </w:tcPr>
     </w:tblStylePr>
   </w:style>
-  <w:style w:type="table" w:styleId="292">
+  <w:style w:type="table" w:styleId="1400">
     <w:name w:val="Grid Table 3 - Accent 1"/>
-    <w:basedOn w:val="269"/>
+    <w:basedOn w:val="1377"/>
     <w:uiPriority w:val="99"/>
     <w:pPr>
       <w:pBdr/>
@@ -37069,29 +37622,6 @@
         <w:tblBorders/>
       </w:tblPr>
       <w:tcPr>
-        <w:shd w:color="ffffff"/>
-        <w:tcBorders>
-          <w:top w:val="none" w:color="000000" w:sz="4" w:space="0"/>
-          <w:left w:val="none" w:color="000000" w:sz="4" w:space="0"/>
-          <w:bottom w:val="none" w:color="000000" w:sz="4" w:space="0"/>
-          <w:right w:val="none" w:color="000000" w:sz="4" w:space="0"/>
-        </w:tcBorders>
-      </w:tcPr>
-    </w:tblStylePr>
-    <w:tblStylePr w:type="firstRow">
-      <w:rPr>
-        <w:b/>
-        <w:color w:val="404040"/>
-      </w:rPr>
-      <w:pPr>
-        <w:pBdr/>
-        <w:spacing/>
-        <w:ind/>
-      </w:pPr>
-      <w:tblPr>
-        <w:tblBorders/>
-      </w:tblPr>
-      <w:tcPr>
         <w:shd w:val="clear" w:color="ffffff"/>
         <w:tcBorders>
           <w:top w:val="none" w:color="000000" w:sz="4" w:space="0"/>
@@ -37101,30 +37631,7 @@
         </w:tcBorders>
       </w:tcPr>
     </w:tblStylePr>
-    <w:tblStylePr w:type="lastCol">
-      <w:rPr>
-        <w:i/>
-        <w:color w:val="404040"/>
-      </w:rPr>
-      <w:pPr>
-        <w:pBdr/>
-        <w:spacing/>
-        <w:ind/>
-      </w:pPr>
-      <w:tblPr>
-        <w:tblBorders/>
-      </w:tblPr>
-      <w:tcPr>
-        <w:shd w:color="ffffff"/>
-        <w:tcBorders>
-          <w:top w:val="none" w:color="000000" w:sz="4" w:space="0"/>
-          <w:left w:val="none" w:color="000000" w:sz="4" w:space="0"/>
-          <w:bottom w:val="none" w:color="000000" w:sz="4" w:space="0"/>
-          <w:right w:val="none" w:color="000000" w:sz="4" w:space="0"/>
-        </w:tcBorders>
-      </w:tcPr>
-    </w:tblStylePr>
-    <w:tblStylePr w:type="lastRow">
+    <w:tblStylePr w:type="firstRow">
       <w:rPr>
         <w:b/>
         <w:color w:val="404040"/>
@@ -37147,6 +37654,52 @@
         </w:tcBorders>
       </w:tcPr>
     </w:tblStylePr>
+    <w:tblStylePr w:type="lastCol">
+      <w:rPr>
+        <w:i/>
+        <w:color w:val="404040"/>
+      </w:rPr>
+      <w:pPr>
+        <w:pBdr/>
+        <w:spacing/>
+        <w:ind/>
+      </w:pPr>
+      <w:tblPr>
+        <w:tblBorders/>
+      </w:tblPr>
+      <w:tcPr>
+        <w:shd w:val="clear" w:color="ffffff"/>
+        <w:tcBorders>
+          <w:top w:val="none" w:color="000000" w:sz="4" w:space="0"/>
+          <w:left w:val="none" w:color="000000" w:sz="4" w:space="0"/>
+          <w:bottom w:val="none" w:color="000000" w:sz="4" w:space="0"/>
+          <w:right w:val="none" w:color="000000" w:sz="4" w:space="0"/>
+        </w:tcBorders>
+      </w:tcPr>
+    </w:tblStylePr>
+    <w:tblStylePr w:type="lastRow">
+      <w:rPr>
+        <w:b/>
+        <w:color w:val="404040"/>
+      </w:rPr>
+      <w:pPr>
+        <w:pBdr/>
+        <w:spacing/>
+        <w:ind/>
+      </w:pPr>
+      <w:tblPr>
+        <w:tblBorders/>
+      </w:tblPr>
+      <w:tcPr>
+        <w:shd w:val="clear" w:color="ffffff"/>
+        <w:tcBorders>
+          <w:top w:val="none" w:color="000000" w:sz="4" w:space="0"/>
+          <w:left w:val="none" w:color="000000" w:sz="4" w:space="0"/>
+          <w:bottom w:val="none" w:color="000000" w:sz="4" w:space="0"/>
+          <w:right w:val="none" w:color="000000" w:sz="4" w:space="0"/>
+        </w:tcBorders>
+      </w:tcPr>
+    </w:tblStylePr>
     <w:tblStylePr w:type="nwCell">
       <w:pPr>
         <w:pBdr/>
@@ -37213,9 +37766,9 @@
       </w:tcPr>
     </w:tblStylePr>
   </w:style>
-  <w:style w:type="table" w:styleId="293">
+  <w:style w:type="table" w:styleId="1401">
     <w:name w:val="Grid Table 3 - Accent 2"/>
-    <w:basedOn w:val="269"/>
+    <w:basedOn w:val="1377"/>
     <w:uiPriority w:val="99"/>
     <w:pPr>
       <w:pBdr/>
@@ -37314,29 +37867,6 @@
         <w:tblBorders/>
       </w:tblPr>
       <w:tcPr>
-        <w:shd w:color="ffffff"/>
-        <w:tcBorders>
-          <w:top w:val="none" w:color="000000" w:sz="4" w:space="0"/>
-          <w:left w:val="none" w:color="000000" w:sz="4" w:space="0"/>
-          <w:bottom w:val="none" w:color="000000" w:sz="4" w:space="0"/>
-          <w:right w:val="none" w:color="000000" w:sz="4" w:space="0"/>
-        </w:tcBorders>
-      </w:tcPr>
-    </w:tblStylePr>
-    <w:tblStylePr w:type="firstRow">
-      <w:rPr>
-        <w:b/>
-        <w:color w:val="404040"/>
-      </w:rPr>
-      <w:pPr>
-        <w:pBdr/>
-        <w:spacing/>
-        <w:ind/>
-      </w:pPr>
-      <w:tblPr>
-        <w:tblBorders/>
-      </w:tblPr>
-      <w:tcPr>
         <w:shd w:val="clear" w:color="ffffff"/>
         <w:tcBorders>
           <w:top w:val="none" w:color="000000" w:sz="4" w:space="0"/>
@@ -37346,30 +37876,7 @@
         </w:tcBorders>
       </w:tcPr>
     </w:tblStylePr>
-    <w:tblStylePr w:type="lastCol">
-      <w:rPr>
-        <w:i/>
-        <w:color w:val="404040"/>
-      </w:rPr>
-      <w:pPr>
-        <w:pBdr/>
-        <w:spacing/>
-        <w:ind/>
-      </w:pPr>
-      <w:tblPr>
-        <w:tblBorders/>
-      </w:tblPr>
-      <w:tcPr>
-        <w:shd w:color="ffffff"/>
-        <w:tcBorders>
-          <w:top w:val="none" w:color="000000" w:sz="4" w:space="0"/>
-          <w:left w:val="none" w:color="000000" w:sz="4" w:space="0"/>
-          <w:bottom w:val="none" w:color="000000" w:sz="4" w:space="0"/>
-          <w:right w:val="none" w:color="000000" w:sz="4" w:space="0"/>
-        </w:tcBorders>
-      </w:tcPr>
-    </w:tblStylePr>
-    <w:tblStylePr w:type="lastRow">
+    <w:tblStylePr w:type="firstRow">
       <w:rPr>
         <w:b/>
         <w:color w:val="404040"/>
@@ -37392,6 +37899,52 @@
         </w:tcBorders>
       </w:tcPr>
     </w:tblStylePr>
+    <w:tblStylePr w:type="lastCol">
+      <w:rPr>
+        <w:i/>
+        <w:color w:val="404040"/>
+      </w:rPr>
+      <w:pPr>
+        <w:pBdr/>
+        <w:spacing/>
+        <w:ind/>
+      </w:pPr>
+      <w:tblPr>
+        <w:tblBorders/>
+      </w:tblPr>
+      <w:tcPr>
+        <w:shd w:val="clear" w:color="ffffff"/>
+        <w:tcBorders>
+          <w:top w:val="none" w:color="000000" w:sz="4" w:space="0"/>
+          <w:left w:val="none" w:color="000000" w:sz="4" w:space="0"/>
+          <w:bottom w:val="none" w:color="000000" w:sz="4" w:space="0"/>
+          <w:right w:val="none" w:color="000000" w:sz="4" w:space="0"/>
+        </w:tcBorders>
+      </w:tcPr>
+    </w:tblStylePr>
+    <w:tblStylePr w:type="lastRow">
+      <w:rPr>
+        <w:b/>
+        <w:color w:val="404040"/>
+      </w:rPr>
+      <w:pPr>
+        <w:pBdr/>
+        <w:spacing/>
+        <w:ind/>
+      </w:pPr>
+      <w:tblPr>
+        <w:tblBorders/>
+      </w:tblPr>
+      <w:tcPr>
+        <w:shd w:val="clear" w:color="ffffff"/>
+        <w:tcBorders>
+          <w:top w:val="none" w:color="000000" w:sz="4" w:space="0"/>
+          <w:left w:val="none" w:color="000000" w:sz="4" w:space="0"/>
+          <w:bottom w:val="none" w:color="000000" w:sz="4" w:space="0"/>
+          <w:right w:val="none" w:color="000000" w:sz="4" w:space="0"/>
+        </w:tcBorders>
+      </w:tcPr>
+    </w:tblStylePr>
     <w:tblStylePr w:type="nwCell">
       <w:pPr>
         <w:pBdr/>
@@ -37458,9 +38011,9 @@
       </w:tcPr>
     </w:tblStylePr>
   </w:style>
-  <w:style w:type="table" w:styleId="294">
+  <w:style w:type="table" w:styleId="1402">
     <w:name w:val="Grid Table 3 - Accent 3"/>
-    <w:basedOn w:val="269"/>
+    <w:basedOn w:val="1377"/>
     <w:uiPriority w:val="99"/>
     <w:pPr>
       <w:pBdr/>
@@ -37559,29 +38112,6 @@
         <w:tblBorders/>
       </w:tblPr>
       <w:tcPr>
-        <w:shd w:color="ffffff"/>
-        <w:tcBorders>
-          <w:top w:val="none" w:color="000000" w:sz="4" w:space="0"/>
-          <w:left w:val="none" w:color="000000" w:sz="4" w:space="0"/>
-          <w:bottom w:val="none" w:color="000000" w:sz="4" w:space="0"/>
-          <w:right w:val="none" w:color="000000" w:sz="4" w:space="0"/>
-        </w:tcBorders>
-      </w:tcPr>
-    </w:tblStylePr>
-    <w:tblStylePr w:type="firstRow">
-      <w:rPr>
-        <w:b/>
-        <w:color w:val="404040"/>
-      </w:rPr>
-      <w:pPr>
-        <w:pBdr/>
-        <w:spacing/>
-        <w:ind/>
-      </w:pPr>
-      <w:tblPr>
-        <w:tblBorders/>
-      </w:tblPr>
-      <w:tcPr>
         <w:shd w:val="clear" w:color="ffffff"/>
         <w:tcBorders>
           <w:top w:val="none" w:color="000000" w:sz="4" w:space="0"/>
@@ -37591,30 +38121,7 @@
         </w:tcBorders>
       </w:tcPr>
     </w:tblStylePr>
-    <w:tblStylePr w:type="lastCol">
-      <w:rPr>
-        <w:i/>
-        <w:color w:val="404040"/>
-      </w:rPr>
-      <w:pPr>
-        <w:pBdr/>
-        <w:spacing/>
-        <w:ind/>
-      </w:pPr>
-      <w:tblPr>
-        <w:tblBorders/>
-      </w:tblPr>
-      <w:tcPr>
-        <w:shd w:color="ffffff"/>
-        <w:tcBorders>
-          <w:top w:val="none" w:color="000000" w:sz="4" w:space="0"/>
-          <w:left w:val="none" w:color="000000" w:sz="4" w:space="0"/>
-          <w:bottom w:val="none" w:color="000000" w:sz="4" w:space="0"/>
-          <w:right w:val="none" w:color="000000" w:sz="4" w:space="0"/>
-        </w:tcBorders>
-      </w:tcPr>
-    </w:tblStylePr>
-    <w:tblStylePr w:type="lastRow">
+    <w:tblStylePr w:type="firstRow">
       <w:rPr>
         <w:b/>
         <w:color w:val="404040"/>
@@ -37637,6 +38144,52 @@
         </w:tcBorders>
       </w:tcPr>
     </w:tblStylePr>
+    <w:tblStylePr w:type="lastCol">
+      <w:rPr>
+        <w:i/>
+        <w:color w:val="404040"/>
+      </w:rPr>
+      <w:pPr>
+        <w:pBdr/>
+        <w:spacing/>
+        <w:ind/>
+      </w:pPr>
+      <w:tblPr>
+        <w:tblBorders/>
+      </w:tblPr>
+      <w:tcPr>
+        <w:shd w:val="clear" w:color="ffffff"/>
+        <w:tcBorders>
+          <w:top w:val="none" w:color="000000" w:sz="4" w:space="0"/>
+          <w:left w:val="none" w:color="000000" w:sz="4" w:space="0"/>
+          <w:bottom w:val="none" w:color="000000" w:sz="4" w:space="0"/>
+          <w:right w:val="none" w:color="000000" w:sz="4" w:space="0"/>
+        </w:tcBorders>
+      </w:tcPr>
+    </w:tblStylePr>
+    <w:tblStylePr w:type="lastRow">
+      <w:rPr>
+        <w:b/>
+        <w:color w:val="404040"/>
+      </w:rPr>
+      <w:pPr>
+        <w:pBdr/>
+        <w:spacing/>
+        <w:ind/>
+      </w:pPr>
+      <w:tblPr>
+        <w:tblBorders/>
+      </w:tblPr>
+      <w:tcPr>
+        <w:shd w:val="clear" w:color="ffffff"/>
+        <w:tcBorders>
+          <w:top w:val="none" w:color="000000" w:sz="4" w:space="0"/>
+          <w:left w:val="none" w:color="000000" w:sz="4" w:space="0"/>
+          <w:bottom w:val="none" w:color="000000" w:sz="4" w:space="0"/>
+          <w:right w:val="none" w:color="000000" w:sz="4" w:space="0"/>
+        </w:tcBorders>
+      </w:tcPr>
+    </w:tblStylePr>
     <w:tblStylePr w:type="nwCell">
       <w:pPr>
         <w:pBdr/>
@@ -37703,9 +38256,9 @@
       </w:tcPr>
     </w:tblStylePr>
   </w:style>
-  <w:style w:type="table" w:styleId="295">
+  <w:style w:type="table" w:styleId="1403">
     <w:name w:val="Grid Table 3 - Accent 4"/>
-    <w:basedOn w:val="269"/>
+    <w:basedOn w:val="1377"/>
     <w:uiPriority w:val="99"/>
     <w:pPr>
       <w:pBdr/>
@@ -37804,29 +38357,6 @@
         <w:tblBorders/>
       </w:tblPr>
       <w:tcPr>
-        <w:shd w:color="ffffff"/>
-        <w:tcBorders>
-          <w:top w:val="none" w:color="000000" w:sz="4" w:space="0"/>
-          <w:left w:val="none" w:color="000000" w:sz="4" w:space="0"/>
-          <w:bottom w:val="none" w:color="000000" w:sz="4" w:space="0"/>
-          <w:right w:val="none" w:color="000000" w:sz="4" w:space="0"/>
-        </w:tcBorders>
-      </w:tcPr>
-    </w:tblStylePr>
-    <w:tblStylePr w:type="firstRow">
-      <w:rPr>
-        <w:b/>
-        <w:color w:val="404040"/>
-      </w:rPr>
-      <w:pPr>
-        <w:pBdr/>
-        <w:spacing/>
-        <w:ind/>
-      </w:pPr>
-      <w:tblPr>
-        <w:tblBorders/>
-      </w:tblPr>
-      <w:tcPr>
         <w:shd w:val="clear" w:color="ffffff"/>
         <w:tcBorders>
           <w:top w:val="none" w:color="000000" w:sz="4" w:space="0"/>
@@ -37836,30 +38366,7 @@
         </w:tcBorders>
       </w:tcPr>
     </w:tblStylePr>
-    <w:tblStylePr w:type="lastCol">
-      <w:rPr>
-        <w:i/>
-        <w:color w:val="404040"/>
-      </w:rPr>
-      <w:pPr>
-        <w:pBdr/>
-        <w:spacing/>
-        <w:ind/>
-      </w:pPr>
-      <w:tblPr>
-        <w:tblBorders/>
-      </w:tblPr>
-      <w:tcPr>
-        <w:shd w:color="ffffff"/>
-        <w:tcBorders>
-          <w:top w:val="none" w:color="000000" w:sz="4" w:space="0"/>
-          <w:left w:val="none" w:color="000000" w:sz="4" w:space="0"/>
-          <w:bottom w:val="none" w:color="000000" w:sz="4" w:space="0"/>
-          <w:right w:val="none" w:color="000000" w:sz="4" w:space="0"/>
-        </w:tcBorders>
-      </w:tcPr>
-    </w:tblStylePr>
-    <w:tblStylePr w:type="lastRow">
+    <w:tblStylePr w:type="firstRow">
       <w:rPr>
         <w:b/>
         <w:color w:val="404040"/>
@@ -37882,6 +38389,52 @@
         </w:tcBorders>
       </w:tcPr>
     </w:tblStylePr>
+    <w:tblStylePr w:type="lastCol">
+      <w:rPr>
+        <w:i/>
+        <w:color w:val="404040"/>
+      </w:rPr>
+      <w:pPr>
+        <w:pBdr/>
+        <w:spacing/>
+        <w:ind/>
+      </w:pPr>
+      <w:tblPr>
+        <w:tblBorders/>
+      </w:tblPr>
+      <w:tcPr>
+        <w:shd w:val="clear" w:color="ffffff"/>
+        <w:tcBorders>
+          <w:top w:val="none" w:color="000000" w:sz="4" w:space="0"/>
+          <w:left w:val="none" w:color="000000" w:sz="4" w:space="0"/>
+          <w:bottom w:val="none" w:color="000000" w:sz="4" w:space="0"/>
+          <w:right w:val="none" w:color="000000" w:sz="4" w:space="0"/>
+        </w:tcBorders>
+      </w:tcPr>
+    </w:tblStylePr>
+    <w:tblStylePr w:type="lastRow">
+      <w:rPr>
+        <w:b/>
+        <w:color w:val="404040"/>
+      </w:rPr>
+      <w:pPr>
+        <w:pBdr/>
+        <w:spacing/>
+        <w:ind/>
+      </w:pPr>
+      <w:tblPr>
+        <w:tblBorders/>
+      </w:tblPr>
+      <w:tcPr>
+        <w:shd w:val="clear" w:color="ffffff"/>
+        <w:tcBorders>
+          <w:top w:val="none" w:color="000000" w:sz="4" w:space="0"/>
+          <w:left w:val="none" w:color="000000" w:sz="4" w:space="0"/>
+          <w:bottom w:val="none" w:color="000000" w:sz="4" w:space="0"/>
+          <w:right w:val="none" w:color="000000" w:sz="4" w:space="0"/>
+        </w:tcBorders>
+      </w:tcPr>
+    </w:tblStylePr>
     <w:tblStylePr w:type="nwCell">
       <w:pPr>
         <w:pBdr/>
@@ -37948,9 +38501,9 @@
       </w:tcPr>
     </w:tblStylePr>
   </w:style>
-  <w:style w:type="table" w:styleId="296">
+  <w:style w:type="table" w:styleId="1404">
     <w:name w:val="Grid Table 3 - Accent 5"/>
-    <w:basedOn w:val="269"/>
+    <w:basedOn w:val="1377"/>
     <w:uiPriority w:val="99"/>
     <w:pPr>
       <w:pBdr/>
@@ -38049,29 +38602,6 @@
         <w:tblBorders/>
       </w:tblPr>
       <w:tcPr>
-        <w:shd w:color="ffffff"/>
-        <w:tcBorders>
-          <w:top w:val="none" w:color="000000" w:sz="4" w:space="0"/>
-          <w:left w:val="none" w:color="000000" w:sz="4" w:space="0"/>
-          <w:bottom w:val="none" w:color="000000" w:sz="4" w:space="0"/>
-          <w:right w:val="none" w:color="000000" w:sz="4" w:space="0"/>
-        </w:tcBorders>
-      </w:tcPr>
-    </w:tblStylePr>
-    <w:tblStylePr w:type="firstRow">
-      <w:rPr>
-        <w:b/>
-        <w:color w:val="404040"/>
-      </w:rPr>
-      <w:pPr>
-        <w:pBdr/>
-        <w:spacing/>
-        <w:ind/>
-      </w:pPr>
-      <w:tblPr>
-        <w:tblBorders/>
-      </w:tblPr>
-      <w:tcPr>
         <w:shd w:val="clear" w:color="ffffff"/>
         <w:tcBorders>
           <w:top w:val="none" w:color="000000" w:sz="4" w:space="0"/>
@@ -38081,30 +38611,7 @@
         </w:tcBorders>
       </w:tcPr>
     </w:tblStylePr>
-    <w:tblStylePr w:type="lastCol">
-      <w:rPr>
-        <w:i/>
-        <w:color w:val="404040"/>
-      </w:rPr>
-      <w:pPr>
-        <w:pBdr/>
-        <w:spacing/>
-        <w:ind/>
-      </w:pPr>
-      <w:tblPr>
-        <w:tblBorders/>
-      </w:tblPr>
-      <w:tcPr>
-        <w:shd w:color="ffffff"/>
-        <w:tcBorders>
-          <w:top w:val="none" w:color="000000" w:sz="4" w:space="0"/>
-          <w:left w:val="none" w:color="000000" w:sz="4" w:space="0"/>
-          <w:bottom w:val="none" w:color="000000" w:sz="4" w:space="0"/>
-          <w:right w:val="none" w:color="000000" w:sz="4" w:space="0"/>
-        </w:tcBorders>
-      </w:tcPr>
-    </w:tblStylePr>
-    <w:tblStylePr w:type="lastRow">
+    <w:tblStylePr w:type="firstRow">
       <w:rPr>
         <w:b/>
         <w:color w:val="404040"/>
@@ -38127,6 +38634,52 @@
         </w:tcBorders>
       </w:tcPr>
     </w:tblStylePr>
+    <w:tblStylePr w:type="lastCol">
+      <w:rPr>
+        <w:i/>
+        <w:color w:val="404040"/>
+      </w:rPr>
+      <w:pPr>
+        <w:pBdr/>
+        <w:spacing/>
+        <w:ind/>
+      </w:pPr>
+      <w:tblPr>
+        <w:tblBorders/>
+      </w:tblPr>
+      <w:tcPr>
+        <w:shd w:val="clear" w:color="ffffff"/>
+        <w:tcBorders>
+          <w:top w:val="none" w:color="000000" w:sz="4" w:space="0"/>
+          <w:left w:val="none" w:color="000000" w:sz="4" w:space="0"/>
+          <w:bottom w:val="none" w:color="000000" w:sz="4" w:space="0"/>
+          <w:right w:val="none" w:color="000000" w:sz="4" w:space="0"/>
+        </w:tcBorders>
+      </w:tcPr>
+    </w:tblStylePr>
+    <w:tblStylePr w:type="lastRow">
+      <w:rPr>
+        <w:b/>
+        <w:color w:val="404040"/>
+      </w:rPr>
+      <w:pPr>
+        <w:pBdr/>
+        <w:spacing/>
+        <w:ind/>
+      </w:pPr>
+      <w:tblPr>
+        <w:tblBorders/>
+      </w:tblPr>
+      <w:tcPr>
+        <w:shd w:val="clear" w:color="ffffff"/>
+        <w:tcBorders>
+          <w:top w:val="none" w:color="000000" w:sz="4" w:space="0"/>
+          <w:left w:val="none" w:color="000000" w:sz="4" w:space="0"/>
+          <w:bottom w:val="none" w:color="000000" w:sz="4" w:space="0"/>
+          <w:right w:val="none" w:color="000000" w:sz="4" w:space="0"/>
+        </w:tcBorders>
+      </w:tcPr>
+    </w:tblStylePr>
     <w:tblStylePr w:type="nwCell">
       <w:pPr>
         <w:pBdr/>
@@ -38193,9 +38746,9 @@
       </w:tcPr>
     </w:tblStylePr>
   </w:style>
-  <w:style w:type="table" w:styleId="297">
+  <w:style w:type="table" w:styleId="1405">
     <w:name w:val="Grid Table 3 - Accent 6"/>
-    <w:basedOn w:val="269"/>
+    <w:basedOn w:val="1377"/>
     <w:uiPriority w:val="99"/>
     <w:pPr>
       <w:pBdr/>
@@ -38294,29 +38847,6 @@
         <w:tblBorders/>
       </w:tblPr>
       <w:tcPr>
-        <w:shd w:color="ffffff"/>
-        <w:tcBorders>
-          <w:top w:val="none" w:color="000000" w:sz="4" w:space="0"/>
-          <w:left w:val="none" w:color="000000" w:sz="4" w:space="0"/>
-          <w:bottom w:val="none" w:color="000000" w:sz="4" w:space="0"/>
-          <w:right w:val="none" w:color="000000" w:sz="4" w:space="0"/>
-        </w:tcBorders>
-      </w:tcPr>
-    </w:tblStylePr>
-    <w:tblStylePr w:type="firstRow">
-      <w:rPr>
-        <w:b/>
-        <w:color w:val="404040"/>
-      </w:rPr>
-      <w:pPr>
-        <w:pBdr/>
-        <w:spacing/>
-        <w:ind/>
-      </w:pPr>
-      <w:tblPr>
-        <w:tblBorders/>
-      </w:tblPr>
-      <w:tcPr>
         <w:shd w:val="clear" w:color="ffffff"/>
         <w:tcBorders>
           <w:top w:val="none" w:color="000000" w:sz="4" w:space="0"/>
@@ -38326,30 +38856,7 @@
         </w:tcBorders>
       </w:tcPr>
     </w:tblStylePr>
-    <w:tblStylePr w:type="lastCol">
-      <w:rPr>
-        <w:i/>
-        <w:color w:val="404040"/>
-      </w:rPr>
-      <w:pPr>
-        <w:pBdr/>
-        <w:spacing/>
-        <w:ind/>
-      </w:pPr>
-      <w:tblPr>
-        <w:tblBorders/>
-      </w:tblPr>
-      <w:tcPr>
-        <w:shd w:color="ffffff"/>
-        <w:tcBorders>
-          <w:top w:val="none" w:color="000000" w:sz="4" w:space="0"/>
-          <w:left w:val="none" w:color="000000" w:sz="4" w:space="0"/>
-          <w:bottom w:val="none" w:color="000000" w:sz="4" w:space="0"/>
-          <w:right w:val="none" w:color="000000" w:sz="4" w:space="0"/>
-        </w:tcBorders>
-      </w:tcPr>
-    </w:tblStylePr>
-    <w:tblStylePr w:type="lastRow">
+    <w:tblStylePr w:type="firstRow">
       <w:rPr>
         <w:b/>
         <w:color w:val="404040"/>
@@ -38372,6 +38879,52 @@
         </w:tcBorders>
       </w:tcPr>
     </w:tblStylePr>
+    <w:tblStylePr w:type="lastCol">
+      <w:rPr>
+        <w:i/>
+        <w:color w:val="404040"/>
+      </w:rPr>
+      <w:pPr>
+        <w:pBdr/>
+        <w:spacing/>
+        <w:ind/>
+      </w:pPr>
+      <w:tblPr>
+        <w:tblBorders/>
+      </w:tblPr>
+      <w:tcPr>
+        <w:shd w:val="clear" w:color="ffffff"/>
+        <w:tcBorders>
+          <w:top w:val="none" w:color="000000" w:sz="4" w:space="0"/>
+          <w:left w:val="none" w:color="000000" w:sz="4" w:space="0"/>
+          <w:bottom w:val="none" w:color="000000" w:sz="4" w:space="0"/>
+          <w:right w:val="none" w:color="000000" w:sz="4" w:space="0"/>
+        </w:tcBorders>
+      </w:tcPr>
+    </w:tblStylePr>
+    <w:tblStylePr w:type="lastRow">
+      <w:rPr>
+        <w:b/>
+        <w:color w:val="404040"/>
+      </w:rPr>
+      <w:pPr>
+        <w:pBdr/>
+        <w:spacing/>
+        <w:ind/>
+      </w:pPr>
+      <w:tblPr>
+        <w:tblBorders/>
+      </w:tblPr>
+      <w:tcPr>
+        <w:shd w:val="clear" w:color="ffffff"/>
+        <w:tcBorders>
+          <w:top w:val="none" w:color="000000" w:sz="4" w:space="0"/>
+          <w:left w:val="none" w:color="000000" w:sz="4" w:space="0"/>
+          <w:bottom w:val="none" w:color="000000" w:sz="4" w:space="0"/>
+          <w:right w:val="none" w:color="000000" w:sz="4" w:space="0"/>
+        </w:tcBorders>
+      </w:tcPr>
+    </w:tblStylePr>
     <w:tblStylePr w:type="nwCell">
       <w:pPr>
         <w:pBdr/>
@@ -38438,9 +38991,9 @@
       </w:tcPr>
     </w:tblStylePr>
   </w:style>
-  <w:style w:type="table" w:styleId="298">
+  <w:style w:type="table" w:styleId="1406">
     <w:name w:val="Grid Table 4"/>
-    <w:basedOn w:val="269"/>
+    <w:basedOn w:val="1377"/>
     <w:uiPriority w:val="59"/>
     <w:pPr>
       <w:pBdr/>
@@ -38671,9 +39224,9 @@
       </w:tcPr>
     </w:tblStylePr>
   </w:style>
-  <w:style w:type="table" w:styleId="299">
+  <w:style w:type="table" w:styleId="1407">
     <w:name w:val="Grid Table 4 - Accent 1"/>
-    <w:basedOn w:val="269"/>
+    <w:basedOn w:val="1377"/>
     <w:uiPriority w:val="59"/>
     <w:pPr>
       <w:pBdr/>
@@ -38904,9 +39457,9 @@
       </w:tcPr>
     </w:tblStylePr>
   </w:style>
-  <w:style w:type="table" w:styleId="300">
+  <w:style w:type="table" w:styleId="1408">
     <w:name w:val="Grid Table 4 - Accent 2"/>
-    <w:basedOn w:val="269"/>
+    <w:basedOn w:val="1377"/>
     <w:uiPriority w:val="59"/>
     <w:pPr>
       <w:pBdr/>
@@ -39137,9 +39690,9 @@
       </w:tcPr>
     </w:tblStylePr>
   </w:style>
-  <w:style w:type="table" w:styleId="301">
+  <w:style w:type="table" w:styleId="1409">
     <w:name w:val="Grid Table 4 - Accent 3"/>
-    <w:basedOn w:val="269"/>
+    <w:basedOn w:val="1377"/>
     <w:uiPriority w:val="59"/>
     <w:pPr>
       <w:pBdr/>
@@ -39370,9 +39923,9 @@
       </w:tcPr>
     </w:tblStylePr>
   </w:style>
-  <w:style w:type="table" w:styleId="302">
+  <w:style w:type="table" w:styleId="1410">
     <w:name w:val="Grid Table 4 - Accent 4"/>
-    <w:basedOn w:val="269"/>
+    <w:basedOn w:val="1377"/>
     <w:uiPriority w:val="59"/>
     <w:pPr>
       <w:pBdr/>
@@ -39603,9 +40156,9 @@
       </w:tcPr>
     </w:tblStylePr>
   </w:style>
-  <w:style w:type="table" w:styleId="303">
+  <w:style w:type="table" w:styleId="1411">
     <w:name w:val="Grid Table 4 - Accent 5"/>
-    <w:basedOn w:val="269"/>
+    <w:basedOn w:val="1377"/>
     <w:uiPriority w:val="59"/>
     <w:pPr>
       <w:pBdr/>
@@ -39836,9 +40389,9 @@
       </w:tcPr>
     </w:tblStylePr>
   </w:style>
-  <w:style w:type="table" w:styleId="304">
+  <w:style w:type="table" w:styleId="1412">
     <w:name w:val="Grid Table 4 - Accent 6"/>
-    <w:basedOn w:val="269"/>
+    <w:basedOn w:val="1377"/>
     <w:uiPriority w:val="59"/>
     <w:pPr>
       <w:pBdr/>
@@ -40069,9 +40622,9 @@
       </w:tcPr>
     </w:tblStylePr>
   </w:style>
-  <w:style w:type="table" w:styleId="305">
+  <w:style w:type="table" w:styleId="1413">
     <w:name w:val="Grid Table 5 Dark"/>
-    <w:basedOn w:val="269"/>
+    <w:basedOn w:val="1377"/>
     <w:uiPriority w:val="99"/>
     <w:pPr>
       <w:pBdr/>
@@ -40297,9 +40850,9 @@
       </w:tcPr>
     </w:tblStylePr>
   </w:style>
-  <w:style w:type="table" w:styleId="306">
+  <w:style w:type="table" w:styleId="1414">
     <w:name w:val="Grid Table 5 Dark- Accent 1"/>
-    <w:basedOn w:val="269"/>
+    <w:basedOn w:val="1377"/>
     <w:uiPriority w:val="99"/>
     <w:pPr>
       <w:pBdr/>
@@ -40525,9 +41078,9 @@
       </w:tcPr>
     </w:tblStylePr>
   </w:style>
-  <w:style w:type="table" w:styleId="307">
+  <w:style w:type="table" w:styleId="1415">
     <w:name w:val="Grid Table 5 Dark - Accent 2"/>
-    <w:basedOn w:val="269"/>
+    <w:basedOn w:val="1377"/>
     <w:uiPriority w:val="99"/>
     <w:pPr>
       <w:pBdr/>
@@ -40753,9 +41306,9 @@
       </w:tcPr>
     </w:tblStylePr>
   </w:style>
-  <w:style w:type="table" w:styleId="308">
+  <w:style w:type="table" w:styleId="1416">
     <w:name w:val="Grid Table 5 Dark - Accent 3"/>
-    <w:basedOn w:val="269"/>
+    <w:basedOn w:val="1377"/>
     <w:uiPriority w:val="99"/>
     <w:pPr>
       <w:pBdr/>
@@ -40981,9 +41534,9 @@
       </w:tcPr>
     </w:tblStylePr>
   </w:style>
-  <w:style w:type="table" w:styleId="309">
+  <w:style w:type="table" w:styleId="1417">
     <w:name w:val="Grid Table 5 Dark- Accent 4"/>
-    <w:basedOn w:val="269"/>
+    <w:basedOn w:val="1377"/>
     <w:uiPriority w:val="99"/>
     <w:pPr>
       <w:pBdr/>
@@ -41209,9 +41762,9 @@
       </w:tcPr>
     </w:tblStylePr>
   </w:style>
-  <w:style w:type="table" w:styleId="310">
+  <w:style w:type="table" w:styleId="1418">
     <w:name w:val="Grid Table 5 Dark - Accent 5"/>
-    <w:basedOn w:val="269"/>
+    <w:basedOn w:val="1377"/>
     <w:uiPriority w:val="99"/>
     <w:pPr>
       <w:pBdr/>
@@ -41437,9 +41990,9 @@
       </w:tcPr>
     </w:tblStylePr>
   </w:style>
-  <w:style w:type="table" w:styleId="311">
+  <w:style w:type="table" w:styleId="1419">
     <w:name w:val="Grid Table 5 Dark - Accent 6"/>
-    <w:basedOn w:val="269"/>
+    <w:basedOn w:val="1377"/>
     <w:uiPriority w:val="99"/>
     <w:pPr>
       <w:pBdr/>
@@ -41665,9 +42218,9 @@
       </w:tcPr>
     </w:tblStylePr>
   </w:style>
-  <w:style w:type="table" w:styleId="312">
+  <w:style w:type="table" w:styleId="1420">
     <w:name w:val="Grid Table 6 Colorful"/>
-    <w:basedOn w:val="269"/>
+    <w:basedOn w:val="1377"/>
     <w:uiPriority w:val="99"/>
     <w:pPr>
       <w:pBdr/>
@@ -41895,9 +42448,9 @@
       </w:tcPr>
     </w:tblStylePr>
   </w:style>
-  <w:style w:type="table" w:styleId="313">
+  <w:style w:type="table" w:styleId="1421">
     <w:name w:val="Grid Table 6 Colorful - Accent 1"/>
-    <w:basedOn w:val="269"/>
+    <w:basedOn w:val="1377"/>
     <w:uiPriority w:val="99"/>
     <w:pPr>
       <w:pBdr/>
@@ -42125,9 +42678,9 @@
       </w:tcPr>
     </w:tblStylePr>
   </w:style>
-  <w:style w:type="table" w:styleId="314">
+  <w:style w:type="table" w:styleId="1422">
     <w:name w:val="Grid Table 6 Colorful - Accent 2"/>
-    <w:basedOn w:val="269"/>
+    <w:basedOn w:val="1377"/>
     <w:uiPriority w:val="99"/>
     <w:pPr>
       <w:pBdr/>
@@ -42355,9 +42908,9 @@
       </w:tcPr>
     </w:tblStylePr>
   </w:style>
-  <w:style w:type="table" w:styleId="315">
+  <w:style w:type="table" w:styleId="1423">
     <w:name w:val="Grid Table 6 Colorful - Accent 3"/>
-    <w:basedOn w:val="269"/>
+    <w:basedOn w:val="1377"/>
     <w:uiPriority w:val="99"/>
     <w:pPr>
       <w:pBdr/>
@@ -42585,9 +43138,9 @@
       </w:tcPr>
     </w:tblStylePr>
   </w:style>
-  <w:style w:type="table" w:styleId="316">
+  <w:style w:type="table" w:styleId="1424">
     <w:name w:val="Grid Table 6 Colorful - Accent 4"/>
-    <w:basedOn w:val="269"/>
+    <w:basedOn w:val="1377"/>
     <w:uiPriority w:val="99"/>
     <w:pPr>
       <w:pBdr/>
@@ -42815,9 +43368,9 @@
       </w:tcPr>
     </w:tblStylePr>
   </w:style>
-  <w:style w:type="table" w:styleId="317">
+  <w:style w:type="table" w:styleId="1425">
     <w:name w:val="Grid Table 6 Colorful - Accent 5"/>
-    <w:basedOn w:val="269"/>
+    <w:basedOn w:val="1377"/>
     <w:uiPriority w:val="99"/>
     <w:pPr>
       <w:pBdr/>
@@ -43045,9 +43598,9 @@
       </w:tcPr>
     </w:tblStylePr>
   </w:style>
-  <w:style w:type="table" w:styleId="318">
+  <w:style w:type="table" w:styleId="1426">
     <w:name w:val="Grid Table 6 Colorful - Accent 6"/>
-    <w:basedOn w:val="269"/>
+    <w:basedOn w:val="1377"/>
     <w:uiPriority w:val="99"/>
     <w:pPr>
       <w:pBdr/>
@@ -43275,9 +43828,9 @@
       </w:tcPr>
     </w:tblStylePr>
   </w:style>
-  <w:style w:type="table" w:styleId="319">
+  <w:style w:type="table" w:styleId="1427">
     <w:name w:val="Grid Table 7 Colorful"/>
-    <w:basedOn w:val="269"/>
+    <w:basedOn w:val="1377"/>
     <w:uiPriority w:val="99"/>
     <w:pPr>
       <w:pBdr/>
@@ -43379,11 +43932,11 @@
         <w:tblBorders/>
       </w:tblPr>
       <w:tcPr>
-        <w:shd w:color="ffffff"/>
+        <w:shd w:val="clear" w:color="ffffff"/>
         <w:tcBorders>
-          <w:top w:val="none"/>
-          <w:left w:val="none"/>
-          <w:bottom w:val="none"/>
+          <w:top w:val="none" w:color="000000" w:sz="4" w:space="0"/>
+          <w:left w:val="none" w:color="000000" w:sz="4" w:space="0"/>
+          <w:bottom w:val="none" w:color="000000" w:sz="4" w:space="0"/>
           <w:right w:val="single" w:color="000000" w:themeColor="text1" w:themeTint="80" w:sz="4" w:space="0"/>
         </w:tcBorders>
       </w:tcPr>
@@ -43406,10 +43959,10 @@
       <w:tcPr>
         <w:shd w:val="clear" w:color="ffffff" w:themeColor="light1" w:fill="ffffff" w:themeFill="light1"/>
         <w:tcBorders>
-          <w:top w:val="none"/>
-          <w:left w:val="none"/>
+          <w:top w:val="none" w:color="000000" w:sz="4" w:space="0"/>
+          <w:left w:val="none" w:color="000000" w:sz="4" w:space="0"/>
           <w:bottom w:val="single" w:color="000000" w:themeColor="text1" w:themeTint="80" w:sz="4" w:space="0"/>
-          <w:right w:val="none"/>
+          <w:right w:val="none" w:color="000000" w:sz="4" w:space="0"/>
         </w:tcBorders>
       </w:tcPr>
     </w:tblStylePr>
@@ -43429,12 +43982,12 @@
         <w:tblBorders/>
       </w:tblPr>
       <w:tcPr>
-        <w:shd w:color="ffffff"/>
+        <w:shd w:val="clear" w:color="ffffff"/>
         <w:tcBorders>
-          <w:top w:val="none"/>
+          <w:top w:val="none" w:color="000000" w:sz="4" w:space="0"/>
           <w:left w:val="single" w:color="000000" w:themeColor="text1" w:themeTint="80" w:sz="4" w:space="0"/>
-          <w:bottom w:val="none"/>
-          <w:right w:val="none"/>
+          <w:bottom w:val="none" w:color="000000" w:sz="4" w:space="0"/>
+          <w:right w:val="none" w:color="000000" w:sz="4" w:space="0"/>
         </w:tcBorders>
       </w:tcPr>
     </w:tblStylePr>
@@ -43457,9 +44010,9 @@
         <w:shd w:val="clear" w:color="ffffff" w:themeColor="light1" w:fill="ffffff" w:themeFill="light1"/>
         <w:tcBorders>
           <w:top w:val="single" w:color="000000" w:themeColor="text1" w:themeTint="80" w:sz="4" w:space="0"/>
-          <w:left w:val="none"/>
-          <w:bottom w:val="none"/>
-          <w:right w:val="none"/>
+          <w:left w:val="none" w:color="000000" w:sz="4" w:space="0"/>
+          <w:bottom w:val="none" w:color="000000" w:sz="4" w:space="0"/>
+          <w:right w:val="none" w:color="000000" w:sz="4" w:space="0"/>
         </w:tcBorders>
       </w:tcPr>
     </w:tblStylePr>
@@ -43529,9 +44082,9 @@
       </w:tcPr>
     </w:tblStylePr>
   </w:style>
-  <w:style w:type="table" w:styleId="320">
+  <w:style w:type="table" w:styleId="1428">
     <w:name w:val="Grid Table 7 Colorful - Accent 1"/>
-    <w:basedOn w:val="269"/>
+    <w:basedOn w:val="1377"/>
     <w:uiPriority w:val="99"/>
     <w:pPr>
       <w:pBdr/>
@@ -43633,11 +44186,11 @@
         <w:tblBorders/>
       </w:tblPr>
       <w:tcPr>
-        <w:shd w:color="ffffff"/>
+        <w:shd w:val="clear" w:color="ffffff"/>
         <w:tcBorders>
-          <w:top w:val="none"/>
-          <w:left w:val="none"/>
-          <w:bottom w:val="none"/>
+          <w:top w:val="none" w:color="000000" w:sz="4" w:space="0"/>
+          <w:left w:val="none" w:color="000000" w:sz="4" w:space="0"/>
+          <w:bottom w:val="none" w:color="000000" w:sz="4" w:space="0"/>
           <w:right w:val="single" w:color="000000" w:themeColor="accent1" w:themeTint="80" w:sz="4" w:space="0"/>
         </w:tcBorders>
       </w:tcPr>
@@ -43660,10 +44213,10 @@
       <w:tcPr>
         <w:shd w:val="clear" w:color="ffffff" w:themeColor="light1" w:fill="ffffff" w:themeFill="light1"/>
         <w:tcBorders>
-          <w:top w:val="none"/>
-          <w:left w:val="none"/>
+          <w:top w:val="none" w:color="000000" w:sz="4" w:space="0"/>
+          <w:left w:val="none" w:color="000000" w:sz="4" w:space="0"/>
           <w:bottom w:val="single" w:color="000000" w:themeColor="accent1" w:themeTint="80" w:sz="4" w:space="0"/>
-          <w:right w:val="none"/>
+          <w:right w:val="none" w:color="000000" w:sz="4" w:space="0"/>
         </w:tcBorders>
       </w:tcPr>
     </w:tblStylePr>
@@ -43683,12 +44236,12 @@
         <w:tblBorders/>
       </w:tblPr>
       <w:tcPr>
-        <w:shd w:color="ffffff"/>
+        <w:shd w:val="clear" w:color="ffffff"/>
         <w:tcBorders>
-          <w:top w:val="none"/>
+          <w:top w:val="none" w:color="000000" w:sz="4" w:space="0"/>
           <w:left w:val="single" w:color="000000" w:themeColor="accent1" w:themeTint="80" w:sz="4" w:space="0"/>
-          <w:bottom w:val="none"/>
-          <w:right w:val="none"/>
+          <w:bottom w:val="none" w:color="000000" w:sz="4" w:space="0"/>
+          <w:right w:val="none" w:color="000000" w:sz="4" w:space="0"/>
         </w:tcBorders>
       </w:tcPr>
     </w:tblStylePr>
@@ -43711,9 +44264,9 @@
         <w:shd w:val="clear" w:color="ffffff" w:themeColor="light1" w:fill="ffffff" w:themeFill="light1"/>
         <w:tcBorders>
           <w:top w:val="single" w:color="000000" w:themeColor="accent1" w:themeTint="80" w:sz="4" w:space="0"/>
-          <w:left w:val="none"/>
-          <w:bottom w:val="none"/>
-          <w:right w:val="none"/>
+          <w:left w:val="none" w:color="000000" w:sz="4" w:space="0"/>
+          <w:bottom w:val="none" w:color="000000" w:sz="4" w:space="0"/>
+          <w:right w:val="none" w:color="000000" w:sz="4" w:space="0"/>
         </w:tcBorders>
       </w:tcPr>
     </w:tblStylePr>
@@ -43783,9 +44336,9 @@
       </w:tcPr>
     </w:tblStylePr>
   </w:style>
-  <w:style w:type="table" w:styleId="321">
+  <w:style w:type="table" w:styleId="1429">
     <w:name w:val="Grid Table 7 Colorful - Accent 2"/>
-    <w:basedOn w:val="269"/>
+    <w:basedOn w:val="1377"/>
     <w:uiPriority w:val="99"/>
     <w:pPr>
       <w:pBdr/>
@@ -43887,11 +44440,11 @@
         <w:tblBorders/>
       </w:tblPr>
       <w:tcPr>
-        <w:shd w:color="ffffff"/>
+        <w:shd w:val="clear" w:color="ffffff"/>
         <w:tcBorders>
-          <w:top w:val="none"/>
-          <w:left w:val="none"/>
-          <w:bottom w:val="none"/>
+          <w:top w:val="none" w:color="000000" w:sz="4" w:space="0"/>
+          <w:left w:val="none" w:color="000000" w:sz="4" w:space="0"/>
+          <w:bottom w:val="none" w:color="000000" w:sz="4" w:space="0"/>
           <w:right w:val="single" w:color="000000" w:themeColor="accent2" w:themeTint="97" w:sz="4" w:space="0"/>
         </w:tcBorders>
       </w:tcPr>
@@ -43914,10 +44467,10 @@
       <w:tcPr>
         <w:shd w:val="clear" w:color="ffffff" w:themeColor="light1" w:fill="ffffff" w:themeFill="light1"/>
         <w:tcBorders>
-          <w:top w:val="none"/>
-          <w:left w:val="none"/>
+          <w:top w:val="none" w:color="000000" w:sz="4" w:space="0"/>
+          <w:left w:val="none" w:color="000000" w:sz="4" w:space="0"/>
           <w:bottom w:val="single" w:color="000000" w:themeColor="accent2" w:themeTint="97" w:sz="4" w:space="0"/>
-          <w:right w:val="none"/>
+          <w:right w:val="none" w:color="000000" w:sz="4" w:space="0"/>
         </w:tcBorders>
       </w:tcPr>
     </w:tblStylePr>
@@ -43937,12 +44490,12 @@
         <w:tblBorders/>
       </w:tblPr>
       <w:tcPr>
-        <w:shd w:color="ffffff"/>
+        <w:shd w:val="clear" w:color="ffffff"/>
         <w:tcBorders>
-          <w:top w:val="none"/>
+          <w:top w:val="none" w:color="000000" w:sz="4" w:space="0"/>
           <w:left w:val="single" w:color="000000" w:themeColor="accent2" w:themeTint="97" w:sz="4" w:space="0"/>
-          <w:bottom w:val="none"/>
-          <w:right w:val="none"/>
+          <w:bottom w:val="none" w:color="000000" w:sz="4" w:space="0"/>
+          <w:right w:val="none" w:color="000000" w:sz="4" w:space="0"/>
         </w:tcBorders>
       </w:tcPr>
     </w:tblStylePr>
@@ -43965,9 +44518,9 @@
         <w:shd w:val="clear" w:color="ffffff" w:themeColor="light1" w:fill="ffffff" w:themeFill="light1"/>
         <w:tcBorders>
           <w:top w:val="single" w:color="000000" w:themeColor="accent2" w:themeTint="97" w:sz="4" w:space="0"/>
-          <w:left w:val="none"/>
-          <w:bottom w:val="none"/>
-          <w:right w:val="none"/>
+          <w:left w:val="none" w:color="000000" w:sz="4" w:space="0"/>
+          <w:bottom w:val="none" w:color="000000" w:sz="4" w:space="0"/>
+          <w:right w:val="none" w:color="000000" w:sz="4" w:space="0"/>
         </w:tcBorders>
       </w:tcPr>
     </w:tblStylePr>
@@ -44037,9 +44590,9 @@
       </w:tcPr>
     </w:tblStylePr>
   </w:style>
-  <w:style w:type="table" w:styleId="322">
+  <w:style w:type="table" w:styleId="1430">
     <w:name w:val="Grid Table 7 Colorful - Accent 3"/>
-    <w:basedOn w:val="269"/>
+    <w:basedOn w:val="1377"/>
     <w:uiPriority w:val="99"/>
     <w:pPr>
       <w:pBdr/>
@@ -44141,11 +44694,11 @@
         <w:tblBorders/>
       </w:tblPr>
       <w:tcPr>
-        <w:shd w:color="ffffff"/>
+        <w:shd w:val="clear" w:color="ffffff"/>
         <w:tcBorders>
-          <w:top w:val="none"/>
-          <w:left w:val="none"/>
-          <w:bottom w:val="none"/>
+          <w:top w:val="none" w:color="000000" w:sz="4" w:space="0"/>
+          <w:left w:val="none" w:color="000000" w:sz="4" w:space="0"/>
+          <w:bottom w:val="none" w:color="000000" w:sz="4" w:space="0"/>
           <w:right w:val="single" w:color="000000" w:themeColor="accent3" w:themeTint="FE" w:sz="4" w:space="0"/>
         </w:tcBorders>
       </w:tcPr>
@@ -44168,10 +44721,10 @@
       <w:tcPr>
         <w:shd w:val="clear" w:color="ffffff" w:themeColor="light1" w:fill="ffffff" w:themeFill="light1"/>
         <w:tcBorders>
-          <w:top w:val="none"/>
-          <w:left w:val="none"/>
+          <w:top w:val="none" w:color="000000" w:sz="4" w:space="0"/>
+          <w:left w:val="none" w:color="000000" w:sz="4" w:space="0"/>
           <w:bottom w:val="single" w:color="000000" w:themeColor="accent3" w:themeTint="FE" w:sz="4" w:space="0"/>
-          <w:right w:val="none"/>
+          <w:right w:val="none" w:color="000000" w:sz="4" w:space="0"/>
         </w:tcBorders>
       </w:tcPr>
     </w:tblStylePr>
@@ -44191,12 +44744,12 @@
         <w:tblBorders/>
       </w:tblPr>
       <w:tcPr>
-        <w:shd w:color="ffffff"/>
+        <w:shd w:val="clear" w:color="ffffff"/>
         <w:tcBorders>
-          <w:top w:val="none"/>
+          <w:top w:val="none" w:color="000000" w:sz="4" w:space="0"/>
           <w:left w:val="single" w:color="000000" w:themeColor="accent3" w:themeTint="FE" w:sz="4" w:space="0"/>
-          <w:bottom w:val="none"/>
-          <w:right w:val="none"/>
+          <w:bottom w:val="none" w:color="000000" w:sz="4" w:space="0"/>
+          <w:right w:val="none" w:color="000000" w:sz="4" w:space="0"/>
         </w:tcBorders>
       </w:tcPr>
     </w:tblStylePr>
@@ -44219,9 +44772,9 @@
         <w:shd w:val="clear" w:color="ffffff" w:themeColor="light1" w:fill="ffffff" w:themeFill="light1"/>
         <w:tcBorders>
           <w:top w:val="single" w:color="000000" w:themeColor="accent3" w:themeTint="FE" w:sz="4" w:space="0"/>
-          <w:left w:val="none"/>
-          <w:bottom w:val="none"/>
-          <w:right w:val="none"/>
+          <w:left w:val="none" w:color="000000" w:sz="4" w:space="0"/>
+          <w:bottom w:val="none" w:color="000000" w:sz="4" w:space="0"/>
+          <w:right w:val="none" w:color="000000" w:sz="4" w:space="0"/>
         </w:tcBorders>
       </w:tcPr>
     </w:tblStylePr>
@@ -44291,9 +44844,9 @@
       </w:tcPr>
     </w:tblStylePr>
   </w:style>
-  <w:style w:type="table" w:styleId="323">
+  <w:style w:type="table" w:styleId="1431">
     <w:name w:val="Grid Table 7 Colorful - Accent 4"/>
-    <w:basedOn w:val="269"/>
+    <w:basedOn w:val="1377"/>
     <w:uiPriority w:val="99"/>
     <w:pPr>
       <w:pBdr/>
@@ -44395,11 +44948,11 @@
         <w:tblBorders/>
       </w:tblPr>
       <w:tcPr>
-        <w:shd w:color="ffffff"/>
+        <w:shd w:val="clear" w:color="ffffff"/>
         <w:tcBorders>
-          <w:top w:val="none"/>
-          <w:left w:val="none"/>
-          <w:bottom w:val="none"/>
+          <w:top w:val="none" w:color="000000" w:sz="4" w:space="0"/>
+          <w:left w:val="none" w:color="000000" w:sz="4" w:space="0"/>
+          <w:bottom w:val="none" w:color="000000" w:sz="4" w:space="0"/>
           <w:right w:val="single" w:color="000000" w:themeColor="accent4" w:themeTint="9A" w:sz="4" w:space="0"/>
         </w:tcBorders>
       </w:tcPr>
@@ -44422,10 +44975,10 @@
       <w:tcPr>
         <w:shd w:val="clear" w:color="ffffff" w:themeColor="light1" w:fill="ffffff" w:themeFill="light1"/>
         <w:tcBorders>
-          <w:top w:val="none"/>
-          <w:left w:val="none"/>
+          <w:top w:val="none" w:color="000000" w:sz="4" w:space="0"/>
+          <w:left w:val="none" w:color="000000" w:sz="4" w:space="0"/>
           <w:bottom w:val="single" w:color="000000" w:themeColor="accent4" w:themeTint="9A" w:sz="4" w:space="0"/>
-          <w:right w:val="none"/>
+          <w:right w:val="none" w:color="000000" w:sz="4" w:space="0"/>
         </w:tcBorders>
       </w:tcPr>
     </w:tblStylePr>
@@ -44445,12 +44998,12 @@
         <w:tblBorders/>
       </w:tblPr>
       <w:tcPr>
-        <w:shd w:color="ffffff"/>
+        <w:shd w:val="clear" w:color="ffffff"/>
         <w:tcBorders>
-          <w:top w:val="none"/>
+          <w:top w:val="none" w:color="000000" w:sz="4" w:space="0"/>
           <w:left w:val="single" w:color="000000" w:themeColor="accent4" w:themeTint="9A" w:sz="4" w:space="0"/>
-          <w:bottom w:val="none"/>
-          <w:right w:val="none"/>
+          <w:bottom w:val="none" w:color="000000" w:sz="4" w:space="0"/>
+          <w:right w:val="none" w:color="000000" w:sz="4" w:space="0"/>
         </w:tcBorders>
       </w:tcPr>
     </w:tblStylePr>
@@ -44473,9 +45026,9 @@
         <w:shd w:val="clear" w:color="ffffff" w:themeColor="light1" w:fill="ffffff" w:themeFill="light1"/>
         <w:tcBorders>
           <w:top w:val="single" w:color="000000" w:themeColor="accent4" w:themeTint="9A" w:sz="4" w:space="0"/>
-          <w:left w:val="none"/>
-          <w:bottom w:val="none"/>
-          <w:right w:val="none"/>
+          <w:left w:val="none" w:color="000000" w:sz="4" w:space="0"/>
+          <w:bottom w:val="none" w:color="000000" w:sz="4" w:space="0"/>
+          <w:right w:val="none" w:color="000000" w:sz="4" w:space="0"/>
         </w:tcBorders>
       </w:tcPr>
     </w:tblStylePr>
@@ -44545,9 +45098,9 @@
       </w:tcPr>
     </w:tblStylePr>
   </w:style>
-  <w:style w:type="table" w:styleId="324">
+  <w:style w:type="table" w:styleId="1432">
     <w:name w:val="Grid Table 7 Colorful - Accent 5"/>
-    <w:basedOn w:val="269"/>
+    <w:basedOn w:val="1377"/>
     <w:uiPriority w:val="99"/>
     <w:pPr>
       <w:pBdr/>
@@ -44649,11 +45202,11 @@
         <w:tblBorders/>
       </w:tblPr>
       <w:tcPr>
-        <w:shd w:color="ffffff"/>
+        <w:shd w:val="clear" w:color="ffffff"/>
         <w:tcBorders>
-          <w:top w:val="none"/>
-          <w:left w:val="none"/>
-          <w:bottom w:val="none"/>
+          <w:top w:val="none" w:color="000000" w:sz="4" w:space="0"/>
+          <w:left w:val="none" w:color="000000" w:sz="4" w:space="0"/>
+          <w:bottom w:val="none" w:color="000000" w:sz="4" w:space="0"/>
           <w:right w:val="single" w:color="000000" w:themeColor="accent5" w:themeTint="90" w:sz="4" w:space="0"/>
         </w:tcBorders>
       </w:tcPr>
@@ -44676,10 +45229,10 @@
       <w:tcPr>
         <w:shd w:val="clear" w:color="ffffff" w:themeColor="light1" w:fill="ffffff" w:themeFill="light1"/>
         <w:tcBorders>
-          <w:top w:val="none"/>
-          <w:left w:val="none"/>
+          <w:top w:val="none" w:color="000000" w:sz="4" w:space="0"/>
+          <w:left w:val="none" w:color="000000" w:sz="4" w:space="0"/>
           <w:bottom w:val="single" w:color="000000" w:themeColor="accent5" w:themeTint="90" w:sz="4" w:space="0"/>
-          <w:right w:val="none"/>
+          <w:right w:val="none" w:color="000000" w:sz="4" w:space="0"/>
         </w:tcBorders>
       </w:tcPr>
     </w:tblStylePr>
@@ -44699,12 +45252,12 @@
         <w:tblBorders/>
       </w:tblPr>
       <w:tcPr>
-        <w:shd w:color="ffffff"/>
+        <w:shd w:val="clear" w:color="ffffff"/>
         <w:tcBorders>
-          <w:top w:val="none"/>
+          <w:top w:val="none" w:color="000000" w:sz="4" w:space="0"/>
           <w:left w:val="single" w:color="000000" w:themeColor="accent5" w:themeTint="90" w:sz="4" w:space="0"/>
-          <w:bottom w:val="none"/>
-          <w:right w:val="none"/>
+          <w:bottom w:val="none" w:color="000000" w:sz="4" w:space="0"/>
+          <w:right w:val="none" w:color="000000" w:sz="4" w:space="0"/>
         </w:tcBorders>
       </w:tcPr>
     </w:tblStylePr>
@@ -44727,9 +45280,9 @@
         <w:shd w:val="clear" w:color="ffffff" w:themeColor="light1" w:fill="ffffff" w:themeFill="light1"/>
         <w:tcBorders>
           <w:top w:val="single" w:color="000000" w:themeColor="accent5" w:themeTint="90" w:sz="4" w:space="0"/>
-          <w:left w:val="none"/>
-          <w:bottom w:val="none"/>
-          <w:right w:val="none"/>
+          <w:left w:val="none" w:color="000000" w:sz="4" w:space="0"/>
+          <w:bottom w:val="none" w:color="000000" w:sz="4" w:space="0"/>
+          <w:right w:val="none" w:color="000000" w:sz="4" w:space="0"/>
         </w:tcBorders>
       </w:tcPr>
     </w:tblStylePr>
@@ -44799,9 +45352,9 @@
       </w:tcPr>
     </w:tblStylePr>
   </w:style>
-  <w:style w:type="table" w:styleId="325">
+  <w:style w:type="table" w:styleId="1433">
     <w:name w:val="Grid Table 7 Colorful - Accent 6"/>
-    <w:basedOn w:val="269"/>
+    <w:basedOn w:val="1377"/>
     <w:uiPriority w:val="99"/>
     <w:pPr>
       <w:pBdr/>
@@ -44903,11 +45456,11 @@
         <w:tblBorders/>
       </w:tblPr>
       <w:tcPr>
-        <w:shd w:color="ffffff"/>
+        <w:shd w:val="clear" w:color="ffffff"/>
         <w:tcBorders>
-          <w:top w:val="none"/>
-          <w:left w:val="none"/>
-          <w:bottom w:val="none"/>
+          <w:top w:val="none" w:color="000000" w:sz="4" w:space="0"/>
+          <w:left w:val="none" w:color="000000" w:sz="4" w:space="0"/>
+          <w:bottom w:val="none" w:color="000000" w:sz="4" w:space="0"/>
           <w:right w:val="single" w:color="000000" w:themeColor="accent6" w:themeTint="90" w:sz="4" w:space="0"/>
         </w:tcBorders>
       </w:tcPr>
@@ -44930,10 +45483,10 @@
       <w:tcPr>
         <w:shd w:val="clear" w:color="ffffff" w:themeColor="light1" w:fill="ffffff" w:themeFill="light1"/>
         <w:tcBorders>
-          <w:top w:val="none"/>
-          <w:left w:val="none"/>
+          <w:top w:val="none" w:color="000000" w:sz="4" w:space="0"/>
+          <w:left w:val="none" w:color="000000" w:sz="4" w:space="0"/>
           <w:bottom w:val="single" w:color="000000" w:themeColor="accent6" w:themeTint="90" w:sz="4" w:space="0"/>
-          <w:right w:val="none"/>
+          <w:right w:val="none" w:color="000000" w:sz="4" w:space="0"/>
         </w:tcBorders>
       </w:tcPr>
     </w:tblStylePr>
@@ -44953,12 +45506,12 @@
         <w:tblBorders/>
       </w:tblPr>
       <w:tcPr>
-        <w:shd w:color="ffffff"/>
+        <w:shd w:val="clear" w:color="ffffff"/>
         <w:tcBorders>
-          <w:top w:val="none"/>
+          <w:top w:val="none" w:color="000000" w:sz="4" w:space="0"/>
           <w:left w:val="single" w:color="000000" w:themeColor="accent6" w:themeTint="90" w:sz="4" w:space="0"/>
-          <w:bottom w:val="none"/>
-          <w:right w:val="none"/>
+          <w:bottom w:val="none" w:color="000000" w:sz="4" w:space="0"/>
+          <w:right w:val="none" w:color="000000" w:sz="4" w:space="0"/>
         </w:tcBorders>
       </w:tcPr>
     </w:tblStylePr>
@@ -44981,9 +45534,9 @@
         <w:shd w:val="clear" w:color="ffffff" w:themeColor="light1" w:fill="ffffff" w:themeFill="light1"/>
         <w:tcBorders>
           <w:top w:val="single" w:color="000000" w:themeColor="accent6" w:themeTint="90" w:sz="4" w:space="0"/>
-          <w:left w:val="none"/>
-          <w:bottom w:val="none"/>
-          <w:right w:val="none"/>
+          <w:left w:val="none" w:color="000000" w:sz="4" w:space="0"/>
+          <w:bottom w:val="none" w:color="000000" w:sz="4" w:space="0"/>
+          <w:right w:val="none" w:color="000000" w:sz="4" w:space="0"/>
         </w:tcBorders>
       </w:tcPr>
     </w:tblStylePr>
@@ -45053,9 +45606,9 @@
       </w:tcPr>
     </w:tblStylePr>
   </w:style>
-  <w:style w:type="table" w:styleId="326">
+  <w:style w:type="table" w:styleId="1434">
     <w:name w:val="List Table 1 Light"/>
-    <w:basedOn w:val="269"/>
+    <w:basedOn w:val="1377"/>
     <w:uiPriority w:val="99"/>
     <w:pPr>
       <w:pBdr/>
@@ -45269,9 +45822,9 @@
       </w:tcPr>
     </w:tblStylePr>
   </w:style>
-  <w:style w:type="table" w:styleId="327">
+  <w:style w:type="table" w:styleId="1435">
     <w:name w:val="List Table 1 Light - Accent 1"/>
-    <w:basedOn w:val="269"/>
+    <w:basedOn w:val="1377"/>
     <w:uiPriority w:val="99"/>
     <w:pPr>
       <w:pBdr/>
@@ -45485,9 +46038,9 @@
       </w:tcPr>
     </w:tblStylePr>
   </w:style>
-  <w:style w:type="table" w:styleId="328">
+  <w:style w:type="table" w:styleId="1436">
     <w:name w:val="List Table 1 Light - Accent 2"/>
-    <w:basedOn w:val="269"/>
+    <w:basedOn w:val="1377"/>
     <w:uiPriority w:val="99"/>
     <w:pPr>
       <w:pBdr/>
@@ -45701,9 +46254,9 @@
       </w:tcPr>
     </w:tblStylePr>
   </w:style>
-  <w:style w:type="table" w:styleId="329">
+  <w:style w:type="table" w:styleId="1437">
     <w:name w:val="List Table 1 Light - Accent 3"/>
-    <w:basedOn w:val="269"/>
+    <w:basedOn w:val="1377"/>
     <w:uiPriority w:val="99"/>
     <w:pPr>
       <w:pBdr/>
@@ -45917,9 +46470,9 @@
       </w:tcPr>
     </w:tblStylePr>
   </w:style>
-  <w:style w:type="table" w:styleId="330">
+  <w:style w:type="table" w:styleId="1438">
     <w:name w:val="List Table 1 Light - Accent 4"/>
-    <w:basedOn w:val="269"/>
+    <w:basedOn w:val="1377"/>
     <w:uiPriority w:val="99"/>
     <w:pPr>
       <w:pBdr/>
@@ -46133,9 +46686,9 @@
       </w:tcPr>
     </w:tblStylePr>
   </w:style>
-  <w:style w:type="table" w:styleId="331">
+  <w:style w:type="table" w:styleId="1439">
     <w:name w:val="List Table 1 Light - Accent 5"/>
-    <w:basedOn w:val="269"/>
+    <w:basedOn w:val="1377"/>
     <w:uiPriority w:val="99"/>
     <w:pPr>
       <w:pBdr/>
@@ -46349,9 +46902,9 @@
       </w:tcPr>
     </w:tblStylePr>
   </w:style>
-  <w:style w:type="table" w:styleId="332">
+  <w:style w:type="table" w:styleId="1440">
     <w:name w:val="List Table 1 Light - Accent 6"/>
-    <w:basedOn w:val="269"/>
+    <w:basedOn w:val="1377"/>
     <w:uiPriority w:val="99"/>
     <w:pPr>
       <w:pBdr/>
@@ -46565,9 +47118,9 @@
       </w:tcPr>
     </w:tblStylePr>
   </w:style>
-  <w:style w:type="table" w:styleId="333">
+  <w:style w:type="table" w:styleId="1441">
     <w:name w:val="List Table 2"/>
-    <w:basedOn w:val="269"/>
+    <w:basedOn w:val="1377"/>
     <w:uiPriority w:val="99"/>
     <w:pPr>
       <w:pBdr/>
@@ -46803,9 +47356,9 @@
       </w:tcPr>
     </w:tblStylePr>
   </w:style>
-  <w:style w:type="table" w:styleId="334">
+  <w:style w:type="table" w:styleId="1442">
     <w:name w:val="List Table 2 - Accent 1"/>
-    <w:basedOn w:val="269"/>
+    <w:basedOn w:val="1377"/>
     <w:uiPriority w:val="99"/>
     <w:pPr>
       <w:pBdr/>
@@ -47041,9 +47594,9 @@
       </w:tcPr>
     </w:tblStylePr>
   </w:style>
-  <w:style w:type="table" w:styleId="335">
+  <w:style w:type="table" w:styleId="1443">
     <w:name w:val="List Table 2 - Accent 2"/>
-    <w:basedOn w:val="269"/>
+    <w:basedOn w:val="1377"/>
     <w:uiPriority w:val="99"/>
     <w:pPr>
       <w:pBdr/>
@@ -47279,9 +47832,9 @@
       </w:tcPr>
     </w:tblStylePr>
   </w:style>
-  <w:style w:type="table" w:styleId="336">
+  <w:style w:type="table" w:styleId="1444">
     <w:name w:val="List Table 2 - Accent 3"/>
-    <w:basedOn w:val="269"/>
+    <w:basedOn w:val="1377"/>
     <w:uiPriority w:val="99"/>
     <w:pPr>
       <w:pBdr/>
@@ -47517,9 +48070,9 @@
       </w:tcPr>
     </w:tblStylePr>
   </w:style>
-  <w:style w:type="table" w:styleId="337">
+  <w:style w:type="table" w:styleId="1445">
     <w:name w:val="List Table 2 - Accent 4"/>
-    <w:basedOn w:val="269"/>
+    <w:basedOn w:val="1377"/>
     <w:uiPriority w:val="99"/>
     <w:pPr>
       <w:pBdr/>
@@ -47755,9 +48308,9 @@
       </w:tcPr>
     </w:tblStylePr>
   </w:style>
-  <w:style w:type="table" w:styleId="338">
+  <w:style w:type="table" w:styleId="1446">
     <w:name w:val="List Table 2 - Accent 5"/>
-    <w:basedOn w:val="269"/>
+    <w:basedOn w:val="1377"/>
     <w:uiPriority w:val="99"/>
     <w:pPr>
       <w:pBdr/>
@@ -47993,9 +48546,9 @@
       </w:tcPr>
     </w:tblStylePr>
   </w:style>
-  <w:style w:type="table" w:styleId="339">
+  <w:style w:type="table" w:styleId="1447">
     <w:name w:val="List Table 2 - Accent 6"/>
-    <w:basedOn w:val="269"/>
+    <w:basedOn w:val="1377"/>
     <w:uiPriority w:val="99"/>
     <w:pPr>
       <w:pBdr/>
@@ -48231,9 +48784,9 @@
       </w:tcPr>
     </w:tblStylePr>
   </w:style>
-  <w:style w:type="table" w:styleId="340">
+  <w:style w:type="table" w:styleId="1448">
     <w:name w:val="List Table 3"/>
-    <w:basedOn w:val="269"/>
+    <w:basedOn w:val="1377"/>
     <w:uiPriority w:val="99"/>
     <w:pPr>
       <w:pBdr/>
@@ -48459,9 +49012,9 @@
       </w:tcPr>
     </w:tblStylePr>
   </w:style>
-  <w:style w:type="table" w:styleId="341">
+  <w:style w:type="table" w:styleId="1449">
     <w:name w:val="List Table 3 - Accent 1"/>
-    <w:basedOn w:val="269"/>
+    <w:basedOn w:val="1377"/>
     <w:uiPriority w:val="99"/>
     <w:pPr>
       <w:pBdr/>
@@ -48687,9 +49240,9 @@
       </w:tcPr>
     </w:tblStylePr>
   </w:style>
-  <w:style w:type="table" w:styleId="342">
+  <w:style w:type="table" w:styleId="1450">
     <w:name w:val="List Table 3 - Accent 2"/>
-    <w:basedOn w:val="269"/>
+    <w:basedOn w:val="1377"/>
     <w:uiPriority w:val="99"/>
     <w:pPr>
       <w:pBdr/>
@@ -48915,9 +49468,9 @@
       </w:tcPr>
     </w:tblStylePr>
   </w:style>
-  <w:style w:type="table" w:styleId="343">
+  <w:style w:type="table" w:styleId="1451">
     <w:name w:val="List Table 3 - Accent 3"/>
-    <w:basedOn w:val="269"/>
+    <w:basedOn w:val="1377"/>
     <w:uiPriority w:val="99"/>
     <w:pPr>
       <w:pBdr/>
@@ -49143,9 +49696,9 @@
       </w:tcPr>
     </w:tblStylePr>
   </w:style>
-  <w:style w:type="table" w:styleId="344">
+  <w:style w:type="table" w:styleId="1452">
     <w:name w:val="List Table 3 - Accent 4"/>
-    <w:basedOn w:val="269"/>
+    <w:basedOn w:val="1377"/>
     <w:uiPriority w:val="99"/>
     <w:pPr>
       <w:pBdr/>
@@ -49371,9 +49924,9 @@
       </w:tcPr>
     </w:tblStylePr>
   </w:style>
-  <w:style w:type="table" w:styleId="345">
+  <w:style w:type="table" w:styleId="1453">
     <w:name w:val="List Table 3 - Accent 5"/>
-    <w:basedOn w:val="269"/>
+    <w:basedOn w:val="1377"/>
     <w:uiPriority w:val="99"/>
     <w:pPr>
       <w:pBdr/>
@@ -49599,9 +50152,9 @@
       </w:tcPr>
     </w:tblStylePr>
   </w:style>
-  <w:style w:type="table" w:styleId="346">
+  <w:style w:type="table" w:styleId="1454">
     <w:name w:val="List Table 3 - Accent 6"/>
-    <w:basedOn w:val="269"/>
+    <w:basedOn w:val="1377"/>
     <w:uiPriority w:val="99"/>
     <w:pPr>
       <w:pBdr/>
@@ -49827,9 +50380,9 @@
       </w:tcPr>
     </w:tblStylePr>
   </w:style>
-  <w:style w:type="table" w:styleId="347">
+  <w:style w:type="table" w:styleId="1455">
     <w:name w:val="List Table 4"/>
-    <w:basedOn w:val="269"/>
+    <w:basedOn w:val="1377"/>
     <w:uiPriority w:val="99"/>
     <w:pPr>
       <w:pBdr/>
@@ -50052,9 +50605,9 @@
       </w:tcPr>
     </w:tblStylePr>
   </w:style>
-  <w:style w:type="table" w:styleId="348">
+  <w:style w:type="table" w:styleId="1456">
     <w:name w:val="List Table 4 - Accent 1"/>
-    <w:basedOn w:val="269"/>
+    <w:basedOn w:val="1377"/>
     <w:uiPriority w:val="99"/>
     <w:pPr>
       <w:pBdr/>
@@ -50277,9 +50830,9 @@
       </w:tcPr>
     </w:tblStylePr>
   </w:style>
-  <w:style w:type="table" w:styleId="349">
+  <w:style w:type="table" w:styleId="1457">
     <w:name w:val="List Table 4 - Accent 2"/>
-    <w:basedOn w:val="269"/>
+    <w:basedOn w:val="1377"/>
     <w:uiPriority w:val="99"/>
     <w:pPr>
       <w:pBdr/>
@@ -50502,9 +51055,9 @@
       </w:tcPr>
     </w:tblStylePr>
   </w:style>
-  <w:style w:type="table" w:styleId="350">
+  <w:style w:type="table" w:styleId="1458">
     <w:name w:val="List Table 4 - Accent 3"/>
-    <w:basedOn w:val="269"/>
+    <w:basedOn w:val="1377"/>
     <w:uiPriority w:val="99"/>
     <w:pPr>
       <w:pBdr/>
@@ -50727,9 +51280,9 @@
       </w:tcPr>
     </w:tblStylePr>
   </w:style>
-  <w:style w:type="table" w:styleId="351">
+  <w:style w:type="table" w:styleId="1459">
     <w:name w:val="List Table 4 - Accent 4"/>
-    <w:basedOn w:val="269"/>
+    <w:basedOn w:val="1377"/>
     <w:uiPriority w:val="99"/>
     <w:pPr>
       <w:pBdr/>
@@ -50952,9 +51505,9 @@
       </w:tcPr>
     </w:tblStylePr>
   </w:style>
-  <w:style w:type="table" w:styleId="352">
+  <w:style w:type="table" w:styleId="1460">
     <w:name w:val="List Table 4 - Accent 5"/>
-    <w:basedOn w:val="269"/>
+    <w:basedOn w:val="1377"/>
     <w:uiPriority w:val="99"/>
     <w:pPr>
       <w:pBdr/>
@@ -51177,9 +51730,9 @@
       </w:tcPr>
     </w:tblStylePr>
   </w:style>
-  <w:style w:type="table" w:styleId="353">
+  <w:style w:type="table" w:styleId="1461">
     <w:name w:val="List Table 4 - Accent 6"/>
-    <w:basedOn w:val="269"/>
+    <w:basedOn w:val="1377"/>
     <w:uiPriority w:val="99"/>
     <w:pPr>
       <w:pBdr/>
@@ -51402,9 +51955,9 @@
       </w:tcPr>
     </w:tblStylePr>
   </w:style>
-  <w:style w:type="table" w:styleId="354">
+  <w:style w:type="table" w:styleId="1462">
     <w:name w:val="List Table 5 Dark"/>
-    <w:basedOn w:val="269"/>
+    <w:basedOn w:val="1377"/>
     <w:uiPriority w:val="99"/>
     <w:pPr>
       <w:pBdr/>
@@ -51644,9 +52197,9 @@
       </w:tcPr>
     </w:tblStylePr>
   </w:style>
-  <w:style w:type="table" w:styleId="355">
+  <w:style w:type="table" w:styleId="1463">
     <w:name w:val="List Table 5 Dark - Accent 1"/>
-    <w:basedOn w:val="269"/>
+    <w:basedOn w:val="1377"/>
     <w:uiPriority w:val="99"/>
     <w:pPr>
       <w:pBdr/>
@@ -51886,9 +52439,9 @@
       </w:tcPr>
     </w:tblStylePr>
   </w:style>
-  <w:style w:type="table" w:styleId="356">
+  <w:style w:type="table" w:styleId="1464">
     <w:name w:val="List Table 5 Dark - Accent 2"/>
-    <w:basedOn w:val="269"/>
+    <w:basedOn w:val="1377"/>
     <w:uiPriority w:val="99"/>
     <w:pPr>
       <w:pBdr/>
@@ -52128,9 +52681,9 @@
       </w:tcPr>
     </w:tblStylePr>
   </w:style>
-  <w:style w:type="table" w:styleId="357">
+  <w:style w:type="table" w:styleId="1465">
     <w:name w:val="List Table 5 Dark - Accent 3"/>
-    <w:basedOn w:val="269"/>
+    <w:basedOn w:val="1377"/>
     <w:uiPriority w:val="99"/>
     <w:pPr>
       <w:pBdr/>
@@ -52370,9 +52923,9 @@
       </w:tcPr>
     </w:tblStylePr>
   </w:style>
-  <w:style w:type="table" w:styleId="358">
+  <w:style w:type="table" w:styleId="1466">
     <w:name w:val="List Table 5 Dark - Accent 4"/>
-    <w:basedOn w:val="269"/>
+    <w:basedOn w:val="1377"/>
     <w:uiPriority w:val="99"/>
     <w:pPr>
       <w:pBdr/>
@@ -52612,9 +53165,9 @@
       </w:tcPr>
     </w:tblStylePr>
   </w:style>
-  <w:style w:type="table" w:styleId="359">
+  <w:style w:type="table" w:styleId="1467">
     <w:name w:val="List Table 5 Dark - Accent 5"/>
-    <w:basedOn w:val="269"/>
+    <w:basedOn w:val="1377"/>
     <w:uiPriority w:val="99"/>
     <w:pPr>
       <w:pBdr/>
@@ -52854,9 +53407,9 @@
       </w:tcPr>
     </w:tblStylePr>
   </w:style>
-  <w:style w:type="table" w:styleId="360">
+  <w:style w:type="table" w:styleId="1468">
     <w:name w:val="List Table 5 Dark - Accent 6"/>
-    <w:basedOn w:val="269"/>
+    <w:basedOn w:val="1377"/>
     <w:uiPriority w:val="99"/>
     <w:pPr>
       <w:pBdr/>
@@ -53096,9 +53649,9 @@
       </w:tcPr>
     </w:tblStylePr>
   </w:style>
-  <w:style w:type="table" w:styleId="361">
+  <w:style w:type="table" w:styleId="1469">
     <w:name w:val="List Table 6 Colorful"/>
-    <w:basedOn w:val="269"/>
+    <w:basedOn w:val="1377"/>
     <w:uiPriority w:val="99"/>
     <w:pPr>
       <w:pBdr/>
@@ -53319,9 +53872,9 @@
       </w:tcPr>
     </w:tblStylePr>
   </w:style>
-  <w:style w:type="table" w:styleId="362">
+  <w:style w:type="table" w:styleId="1470">
     <w:name w:val="List Table 6 Colorful - Accent 1"/>
-    <w:basedOn w:val="269"/>
+    <w:basedOn w:val="1377"/>
     <w:uiPriority w:val="99"/>
     <w:pPr>
       <w:pBdr/>
@@ -53542,9 +54095,9 @@
       </w:tcPr>
     </w:tblStylePr>
   </w:style>
-  <w:style w:type="table" w:styleId="363">
+  <w:style w:type="table" w:styleId="1471">
     <w:name w:val="List Table 6 Colorful - Accent 2"/>
-    <w:basedOn w:val="269"/>
+    <w:basedOn w:val="1377"/>
     <w:uiPriority w:val="99"/>
     <w:pPr>
       <w:pBdr/>
@@ -53765,9 +54318,9 @@
       </w:tcPr>
     </w:tblStylePr>
   </w:style>
-  <w:style w:type="table" w:styleId="364">
+  <w:style w:type="table" w:styleId="1472">
     <w:name w:val="List Table 6 Colorful - Accent 3"/>
-    <w:basedOn w:val="269"/>
+    <w:basedOn w:val="1377"/>
     <w:uiPriority w:val="99"/>
     <w:pPr>
       <w:pBdr/>
@@ -53988,9 +54541,9 @@
       </w:tcPr>
     </w:tblStylePr>
   </w:style>
-  <w:style w:type="table" w:styleId="365">
+  <w:style w:type="table" w:styleId="1473">
     <w:name w:val="List Table 6 Colorful - Accent 4"/>
-    <w:basedOn w:val="269"/>
+    <w:basedOn w:val="1377"/>
     <w:uiPriority w:val="99"/>
     <w:pPr>
       <w:pBdr/>
@@ -54211,9 +54764,9 @@
       </w:tcPr>
     </w:tblStylePr>
   </w:style>
-  <w:style w:type="table" w:styleId="366">
+  <w:style w:type="table" w:styleId="1474">
     <w:name w:val="List Table 6 Colorful - Accent 5"/>
-    <w:basedOn w:val="269"/>
+    <w:basedOn w:val="1377"/>
     <w:uiPriority w:val="99"/>
     <w:pPr>
       <w:pBdr/>
@@ -54434,9 +54987,9 @@
       </w:tcPr>
     </w:tblStylePr>
   </w:style>
-  <w:style w:type="table" w:styleId="367">
+  <w:style w:type="table" w:styleId="1475">
     <w:name w:val="List Table 6 Colorful - Accent 6"/>
-    <w:basedOn w:val="269"/>
+    <w:basedOn w:val="1377"/>
     <w:uiPriority w:val="99"/>
     <w:pPr>
       <w:pBdr/>
@@ -54657,9 +55210,9 @@
       </w:tcPr>
     </w:tblStylePr>
   </w:style>
-  <w:style w:type="table" w:styleId="368">
+  <w:style w:type="table" w:styleId="1476">
     <w:name w:val="List Table 7 Colorful"/>
-    <w:basedOn w:val="269"/>
+    <w:basedOn w:val="1377"/>
     <w:uiPriority w:val="99"/>
     <w:pPr>
       <w:pBdr/>
@@ -54758,11 +55311,11 @@
         <w:tblBorders/>
       </w:tblPr>
       <w:tcPr>
-        <w:shd w:color="ffffff"/>
+        <w:shd w:val="clear" w:color="ffffff"/>
         <w:tcBorders>
-          <w:top w:val="none"/>
-          <w:left w:val="none"/>
-          <w:bottom w:val="none"/>
+          <w:top w:val="none" w:color="000000" w:sz="4" w:space="0"/>
+          <w:left w:val="none" w:color="000000" w:sz="4" w:space="0"/>
+          <w:bottom w:val="none" w:color="000000" w:sz="4" w:space="0"/>
           <w:right w:val="single" w:color="000000" w:themeColor="text1" w:themeTint="80" w:sz="4" w:space="0"/>
         </w:tcBorders>
       </w:tcPr>
@@ -54785,10 +55338,10 @@
       <w:tcPr>
         <w:shd w:val="clear" w:color="ffffff" w:themeColor="light1" w:fill="ffffff" w:themeFill="light1"/>
         <w:tcBorders>
-          <w:top w:val="none"/>
-          <w:left w:val="none"/>
+          <w:top w:val="none" w:color="000000" w:sz="4" w:space="0"/>
+          <w:left w:val="none" w:color="000000" w:sz="4" w:space="0"/>
           <w:bottom w:val="single" w:color="000000" w:themeColor="text1" w:themeTint="80" w:sz="4" w:space="0"/>
-          <w:right w:val="none"/>
+          <w:right w:val="none" w:color="000000" w:sz="4" w:space="0"/>
         </w:tcBorders>
       </w:tcPr>
     </w:tblStylePr>
@@ -54808,12 +55361,12 @@
         <w:tblBorders/>
       </w:tblPr>
       <w:tcPr>
-        <w:shd w:color="ffffff"/>
+        <w:shd w:val="clear" w:color="ffffff"/>
         <w:tcBorders>
-          <w:top w:val="none"/>
+          <w:top w:val="none" w:color="000000" w:sz="4" w:space="0"/>
           <w:left w:val="single" w:color="000000" w:themeColor="text1" w:themeTint="80" w:sz="4" w:space="0"/>
-          <w:bottom w:val="none"/>
-          <w:right w:val="none"/>
+          <w:bottom w:val="none" w:color="000000" w:sz="4" w:space="0"/>
+          <w:right w:val="none" w:color="000000" w:sz="4" w:space="0"/>
         </w:tcBorders>
       </w:tcPr>
     </w:tblStylePr>
@@ -54836,9 +55389,9 @@
         <w:shd w:val="clear" w:color="ffffff" w:themeColor="light1" w:fill="ffffff" w:themeFill="light1"/>
         <w:tcBorders>
           <w:top w:val="single" w:color="000000" w:themeColor="text1" w:themeTint="80" w:sz="4" w:space="0"/>
-          <w:left w:val="none"/>
-          <w:bottom w:val="none"/>
-          <w:right w:val="none"/>
+          <w:left w:val="none" w:color="000000" w:sz="4" w:space="0"/>
+          <w:bottom w:val="none" w:color="000000" w:sz="4" w:space="0"/>
+          <w:right w:val="none" w:color="000000" w:sz="4" w:space="0"/>
         </w:tcBorders>
       </w:tcPr>
     </w:tblStylePr>
@@ -54913,9 +55466,9 @@
       </w:tcPr>
     </w:tblStylePr>
   </w:style>
-  <w:style w:type="table" w:styleId="369">
+  <w:style w:type="table" w:styleId="1477">
     <w:name w:val="List Table 7 Colorful - Accent 1"/>
-    <w:basedOn w:val="269"/>
+    <w:basedOn w:val="1377"/>
     <w:uiPriority w:val="99"/>
     <w:pPr>
       <w:pBdr/>
@@ -55014,11 +55567,11 @@
         <w:tblBorders/>
       </w:tblPr>
       <w:tcPr>
-        <w:shd w:color="ffffff"/>
+        <w:shd w:val="clear" w:color="ffffff"/>
         <w:tcBorders>
-          <w:top w:val="none"/>
-          <w:left w:val="none"/>
-          <w:bottom w:val="none"/>
+          <w:top w:val="none" w:color="000000" w:sz="4" w:space="0"/>
+          <w:left w:val="none" w:color="000000" w:sz="4" w:space="0"/>
+          <w:bottom w:val="none" w:color="000000" w:sz="4" w:space="0"/>
           <w:right w:val="single" w:color="000000" w:themeColor="accent1" w:sz="4" w:space="0"/>
         </w:tcBorders>
       </w:tcPr>
@@ -55041,10 +55594,10 @@
       <w:tcPr>
         <w:shd w:val="clear" w:color="ffffff" w:themeColor="light1" w:fill="ffffff" w:themeFill="light1"/>
         <w:tcBorders>
-          <w:top w:val="none"/>
-          <w:left w:val="none"/>
+          <w:top w:val="none" w:color="000000" w:sz="4" w:space="0"/>
+          <w:left w:val="none" w:color="000000" w:sz="4" w:space="0"/>
           <w:bottom w:val="single" w:color="000000" w:themeColor="accent1" w:sz="4" w:space="0"/>
-          <w:right w:val="none"/>
+          <w:right w:val="none" w:color="000000" w:sz="4" w:space="0"/>
         </w:tcBorders>
       </w:tcPr>
     </w:tblStylePr>
@@ -55064,12 +55617,12 @@
         <w:tblBorders/>
       </w:tblPr>
       <w:tcPr>
-        <w:shd w:color="ffffff"/>
+        <w:shd w:val="clear" w:color="ffffff"/>
         <w:tcBorders>
-          <w:top w:val="none"/>
+          <w:top w:val="none" w:color="000000" w:sz="4" w:space="0"/>
           <w:left w:val="single" w:color="000000" w:themeColor="accent1" w:sz="4" w:space="0"/>
-          <w:bottom w:val="none"/>
-          <w:right w:val="none"/>
+          <w:bottom w:val="none" w:color="000000" w:sz="4" w:space="0"/>
+          <w:right w:val="none" w:color="000000" w:sz="4" w:space="0"/>
         </w:tcBorders>
       </w:tcPr>
     </w:tblStylePr>
@@ -55092,9 +55645,9 @@
         <w:shd w:val="clear" w:color="ffffff" w:themeColor="light1" w:fill="ffffff" w:themeFill="light1"/>
         <w:tcBorders>
           <w:top w:val="single" w:color="000000" w:themeColor="accent1" w:sz="4" w:space="0"/>
-          <w:left w:val="none"/>
-          <w:bottom w:val="none"/>
-          <w:right w:val="none"/>
+          <w:left w:val="none" w:color="000000" w:sz="4" w:space="0"/>
+          <w:bottom w:val="none" w:color="000000" w:sz="4" w:space="0"/>
+          <w:right w:val="none" w:color="000000" w:sz="4" w:space="0"/>
         </w:tcBorders>
       </w:tcPr>
     </w:tblStylePr>
@@ -55169,9 +55722,9 @@
       </w:tcPr>
     </w:tblStylePr>
   </w:style>
-  <w:style w:type="table" w:styleId="370">
+  <w:style w:type="table" w:styleId="1478">
     <w:name w:val="List Table 7 Colorful - Accent 2"/>
-    <w:basedOn w:val="269"/>
+    <w:basedOn w:val="1377"/>
     <w:uiPriority w:val="99"/>
     <w:pPr>
       <w:pBdr/>
@@ -55270,11 +55823,11 @@
         <w:tblBorders/>
       </w:tblPr>
       <w:tcPr>
-        <w:shd w:color="ffffff"/>
+        <w:shd w:val="clear" w:color="ffffff"/>
         <w:tcBorders>
-          <w:top w:val="none"/>
-          <w:left w:val="none"/>
-          <w:bottom w:val="none"/>
+          <w:top w:val="none" w:color="000000" w:sz="4" w:space="0"/>
+          <w:left w:val="none" w:color="000000" w:sz="4" w:space="0"/>
+          <w:bottom w:val="none" w:color="000000" w:sz="4" w:space="0"/>
           <w:right w:val="single" w:color="000000" w:themeColor="accent2" w:themeTint="97" w:sz="4" w:space="0"/>
         </w:tcBorders>
       </w:tcPr>
@@ -55297,10 +55850,10 @@
       <w:tcPr>
         <w:shd w:val="clear" w:color="ffffff" w:themeColor="light1" w:fill="ffffff" w:themeFill="light1"/>
         <w:tcBorders>
-          <w:top w:val="none"/>
-          <w:left w:val="none"/>
+          <w:top w:val="none" w:color="000000" w:sz="4" w:space="0"/>
+          <w:left w:val="none" w:color="000000" w:sz="4" w:space="0"/>
           <w:bottom w:val="single" w:color="000000" w:themeColor="accent2" w:themeTint="97" w:sz="4" w:space="0"/>
-          <w:right w:val="none"/>
+          <w:right w:val="none" w:color="000000" w:sz="4" w:space="0"/>
         </w:tcBorders>
       </w:tcPr>
     </w:tblStylePr>
@@ -55320,12 +55873,12 @@
         <w:tblBorders/>
       </w:tblPr>
       <w:tcPr>
-        <w:shd w:color="ffffff"/>
+        <w:shd w:val="clear" w:color="ffffff"/>
         <w:tcBorders>
-          <w:top w:val="none"/>
+          <w:top w:val="none" w:color="000000" w:sz="4" w:space="0"/>
           <w:left w:val="single" w:color="000000" w:themeColor="accent2" w:themeTint="97" w:sz="4" w:space="0"/>
-          <w:bottom w:val="none"/>
-          <w:right w:val="none"/>
+          <w:bottom w:val="none" w:color="000000" w:sz="4" w:space="0"/>
+          <w:right w:val="none" w:color="000000" w:sz="4" w:space="0"/>
         </w:tcBorders>
       </w:tcPr>
     </w:tblStylePr>
@@ -55348,9 +55901,9 @@
         <w:shd w:val="clear" w:color="ffffff" w:themeColor="light1" w:fill="ffffff" w:themeFill="light1"/>
         <w:tcBorders>
           <w:top w:val="single" w:color="000000" w:themeColor="accent2" w:themeTint="97" w:sz="4" w:space="0"/>
-          <w:left w:val="none"/>
-          <w:bottom w:val="none"/>
-          <w:right w:val="none"/>
+          <w:left w:val="none" w:color="000000" w:sz="4" w:space="0"/>
+          <w:bottom w:val="none" w:color="000000" w:sz="4" w:space="0"/>
+          <w:right w:val="none" w:color="000000" w:sz="4" w:space="0"/>
         </w:tcBorders>
       </w:tcPr>
     </w:tblStylePr>
@@ -55425,9 +55978,9 @@
       </w:tcPr>
     </w:tblStylePr>
   </w:style>
-  <w:style w:type="table" w:styleId="371">
+  <w:style w:type="table" w:styleId="1479">
     <w:name w:val="List Table 7 Colorful - Accent 3"/>
-    <w:basedOn w:val="269"/>
+    <w:basedOn w:val="1377"/>
     <w:uiPriority w:val="99"/>
     <w:pPr>
       <w:pBdr/>
@@ -55526,11 +56079,11 @@
         <w:tblBorders/>
       </w:tblPr>
       <w:tcPr>
-        <w:shd w:color="ffffff"/>
+        <w:shd w:val="clear" w:color="ffffff"/>
         <w:tcBorders>
-          <w:top w:val="none"/>
-          <w:left w:val="none"/>
-          <w:bottom w:val="none"/>
+          <w:top w:val="none" w:color="000000" w:sz="4" w:space="0"/>
+          <w:left w:val="none" w:color="000000" w:sz="4" w:space="0"/>
+          <w:bottom w:val="none" w:color="000000" w:sz="4" w:space="0"/>
           <w:right w:val="single" w:color="000000" w:themeColor="accent3" w:themeTint="98" w:sz="4" w:space="0"/>
         </w:tcBorders>
       </w:tcPr>
@@ -55553,10 +56106,10 @@
       <w:tcPr>
         <w:shd w:val="clear" w:color="ffffff" w:themeColor="light1" w:fill="ffffff" w:themeFill="light1"/>
         <w:tcBorders>
-          <w:top w:val="none"/>
-          <w:left w:val="none"/>
+          <w:top w:val="none" w:color="000000" w:sz="4" w:space="0"/>
+          <w:left w:val="none" w:color="000000" w:sz="4" w:space="0"/>
           <w:bottom w:val="single" w:color="000000" w:themeColor="accent3" w:themeTint="98" w:sz="4" w:space="0"/>
-          <w:right w:val="none"/>
+          <w:right w:val="none" w:color="000000" w:sz="4" w:space="0"/>
         </w:tcBorders>
       </w:tcPr>
     </w:tblStylePr>
@@ -55576,12 +56129,12 @@
         <w:tblBorders/>
       </w:tblPr>
       <w:tcPr>
-        <w:shd w:color="ffffff"/>
+        <w:shd w:val="clear" w:color="ffffff"/>
         <w:tcBorders>
-          <w:top w:val="none"/>
+          <w:top w:val="none" w:color="000000" w:sz="4" w:space="0"/>
           <w:left w:val="single" w:color="000000" w:themeColor="accent3" w:themeTint="98" w:sz="4" w:space="0"/>
-          <w:bottom w:val="none"/>
-          <w:right w:val="none"/>
+          <w:bottom w:val="none" w:color="000000" w:sz="4" w:space="0"/>
+          <w:right w:val="none" w:color="000000" w:sz="4" w:space="0"/>
         </w:tcBorders>
       </w:tcPr>
     </w:tblStylePr>
@@ -55604,9 +56157,9 @@
         <w:shd w:val="clear" w:color="ffffff" w:themeColor="light1" w:fill="ffffff" w:themeFill="light1"/>
         <w:tcBorders>
           <w:top w:val="single" w:color="000000" w:themeColor="accent3" w:themeTint="98" w:sz="4" w:space="0"/>
-          <w:left w:val="none"/>
-          <w:bottom w:val="none"/>
-          <w:right w:val="none"/>
+          <w:left w:val="none" w:color="000000" w:sz="4" w:space="0"/>
+          <w:bottom w:val="none" w:color="000000" w:sz="4" w:space="0"/>
+          <w:right w:val="none" w:color="000000" w:sz="4" w:space="0"/>
         </w:tcBorders>
       </w:tcPr>
     </w:tblStylePr>
@@ -55681,9 +56234,9 @@
       </w:tcPr>
     </w:tblStylePr>
   </w:style>
-  <w:style w:type="table" w:styleId="372">
+  <w:style w:type="table" w:styleId="1480">
     <w:name w:val="List Table 7 Colorful - Accent 4"/>
-    <w:basedOn w:val="269"/>
+    <w:basedOn w:val="1377"/>
     <w:uiPriority w:val="99"/>
     <w:pPr>
       <w:pBdr/>
@@ -55782,11 +56335,11 @@
         <w:tblBorders/>
       </w:tblPr>
       <w:tcPr>
-        <w:shd w:color="ffffff"/>
+        <w:shd w:val="clear" w:color="ffffff"/>
         <w:tcBorders>
-          <w:top w:val="none"/>
-          <w:left w:val="none"/>
-          <w:bottom w:val="none"/>
+          <w:top w:val="none" w:color="000000" w:sz="4" w:space="0"/>
+          <w:left w:val="none" w:color="000000" w:sz="4" w:space="0"/>
+          <w:bottom w:val="none" w:color="000000" w:sz="4" w:space="0"/>
           <w:right w:val="single" w:color="000000" w:themeColor="accent4" w:themeTint="9A" w:sz="4" w:space="0"/>
         </w:tcBorders>
       </w:tcPr>
@@ -55809,10 +56362,10 @@
       <w:tcPr>
         <w:shd w:val="clear" w:color="ffffff" w:themeColor="light1" w:fill="ffffff" w:themeFill="light1"/>
         <w:tcBorders>
-          <w:top w:val="none"/>
-          <w:left w:val="none"/>
+          <w:top w:val="none" w:color="000000" w:sz="4" w:space="0"/>
+          <w:left w:val="none" w:color="000000" w:sz="4" w:space="0"/>
           <w:bottom w:val="single" w:color="000000" w:themeColor="accent4" w:themeTint="9A" w:sz="4" w:space="0"/>
-          <w:right w:val="none"/>
+          <w:right w:val="none" w:color="000000" w:sz="4" w:space="0"/>
         </w:tcBorders>
       </w:tcPr>
     </w:tblStylePr>
@@ -55832,12 +56385,12 @@
         <w:tblBorders/>
       </w:tblPr>
       <w:tcPr>
-        <w:shd w:color="ffffff"/>
+        <w:shd w:val="clear" w:color="ffffff"/>
         <w:tcBorders>
-          <w:top w:val="none"/>
+          <w:top w:val="none" w:color="000000" w:sz="4" w:space="0"/>
           <w:left w:val="single" w:color="000000" w:themeColor="accent4" w:themeTint="9A" w:sz="4" w:space="0"/>
-          <w:bottom w:val="none"/>
-          <w:right w:val="none"/>
+          <w:bottom w:val="none" w:color="000000" w:sz="4" w:space="0"/>
+          <w:right w:val="none" w:color="000000" w:sz="4" w:space="0"/>
         </w:tcBorders>
       </w:tcPr>
     </w:tblStylePr>
@@ -55860,9 +56413,9 @@
         <w:shd w:val="clear" w:color="ffffff" w:themeColor="light1" w:fill="ffffff" w:themeFill="light1"/>
         <w:tcBorders>
           <w:top w:val="single" w:color="000000" w:themeColor="accent4" w:themeTint="9A" w:sz="4" w:space="0"/>
-          <w:left w:val="none"/>
-          <w:bottom w:val="none"/>
-          <w:right w:val="none"/>
+          <w:left w:val="none" w:color="000000" w:sz="4" w:space="0"/>
+          <w:bottom w:val="none" w:color="000000" w:sz="4" w:space="0"/>
+          <w:right w:val="none" w:color="000000" w:sz="4" w:space="0"/>
         </w:tcBorders>
       </w:tcPr>
     </w:tblStylePr>
@@ -55937,9 +56490,9 @@
       </w:tcPr>
     </w:tblStylePr>
   </w:style>
-  <w:style w:type="table" w:styleId="373">
+  <w:style w:type="table" w:styleId="1481">
     <w:name w:val="List Table 7 Colorful - Accent 5"/>
-    <w:basedOn w:val="269"/>
+    <w:basedOn w:val="1377"/>
     <w:uiPriority w:val="99"/>
     <w:pPr>
       <w:pBdr/>
@@ -56038,11 +56591,11 @@
         <w:tblBorders/>
       </w:tblPr>
       <w:tcPr>
-        <w:shd w:color="ffffff"/>
+        <w:shd w:val="clear" w:color="ffffff"/>
         <w:tcBorders>
-          <w:top w:val="none"/>
-          <w:left w:val="none"/>
-          <w:bottom w:val="none"/>
+          <w:top w:val="none" w:color="000000" w:sz="4" w:space="0"/>
+          <w:left w:val="none" w:color="000000" w:sz="4" w:space="0"/>
+          <w:bottom w:val="none" w:color="000000" w:sz="4" w:space="0"/>
           <w:right w:val="single" w:color="000000" w:themeColor="accent5" w:themeTint="9A" w:sz="4" w:space="0"/>
         </w:tcBorders>
       </w:tcPr>
@@ -56065,10 +56618,10 @@
       <w:tcPr>
         <w:shd w:val="clear" w:color="ffffff" w:themeColor="light1" w:fill="ffffff" w:themeFill="light1"/>
         <w:tcBorders>
-          <w:top w:val="none"/>
-          <w:left w:val="none"/>
+          <w:top w:val="none" w:color="000000" w:sz="4" w:space="0"/>
+          <w:left w:val="none" w:color="000000" w:sz="4" w:space="0"/>
           <w:bottom w:val="single" w:color="000000" w:themeColor="accent5" w:themeTint="9A" w:sz="4" w:space="0"/>
-          <w:right w:val="none"/>
+          <w:right w:val="none" w:color="000000" w:sz="4" w:space="0"/>
         </w:tcBorders>
       </w:tcPr>
     </w:tblStylePr>
@@ -56088,12 +56641,12 @@
         <w:tblBorders/>
       </w:tblPr>
       <w:tcPr>
-        <w:shd w:color="ffffff"/>
+        <w:shd w:val="clear" w:color="ffffff"/>
         <w:tcBorders>
-          <w:top w:val="none"/>
+          <w:top w:val="none" w:color="000000" w:sz="4" w:space="0"/>
           <w:left w:val="single" w:color="000000" w:themeColor="accent5" w:themeTint="9A" w:sz="4" w:space="0"/>
-          <w:bottom w:val="none"/>
-          <w:right w:val="none"/>
+          <w:bottom w:val="none" w:color="000000" w:sz="4" w:space="0"/>
+          <w:right w:val="none" w:color="000000" w:sz="4" w:space="0"/>
         </w:tcBorders>
       </w:tcPr>
     </w:tblStylePr>
@@ -56116,9 +56669,9 @@
         <w:shd w:val="clear" w:color="ffffff" w:themeColor="light1" w:fill="ffffff" w:themeFill="light1"/>
         <w:tcBorders>
           <w:top w:val="single" w:color="000000" w:themeColor="accent5" w:themeTint="9A" w:sz="4" w:space="0"/>
-          <w:left w:val="none"/>
-          <w:bottom w:val="none"/>
-          <w:right w:val="none"/>
+          <w:left w:val="none" w:color="000000" w:sz="4" w:space="0"/>
+          <w:bottom w:val="none" w:color="000000" w:sz="4" w:space="0"/>
+          <w:right w:val="none" w:color="000000" w:sz="4" w:space="0"/>
         </w:tcBorders>
       </w:tcPr>
     </w:tblStylePr>
@@ -56193,9 +56746,9 @@
       </w:tcPr>
     </w:tblStylePr>
   </w:style>
-  <w:style w:type="table" w:styleId="374">
+  <w:style w:type="table" w:styleId="1482">
     <w:name w:val="List Table 7 Colorful - Accent 6"/>
-    <w:basedOn w:val="269"/>
+    <w:basedOn w:val="1377"/>
     <w:uiPriority w:val="99"/>
     <w:pPr>
       <w:pBdr/>
@@ -56294,11 +56847,11 @@
         <w:tblBorders/>
       </w:tblPr>
       <w:tcPr>
-        <w:shd w:color="ffffff"/>
+        <w:shd w:val="clear" w:color="ffffff"/>
         <w:tcBorders>
-          <w:top w:val="none"/>
-          <w:left w:val="none"/>
-          <w:bottom w:val="none"/>
+          <w:top w:val="none" w:color="000000" w:sz="4" w:space="0"/>
+          <w:left w:val="none" w:color="000000" w:sz="4" w:space="0"/>
+          <w:bottom w:val="none" w:color="000000" w:sz="4" w:space="0"/>
           <w:right w:val="single" w:color="000000" w:themeColor="accent6" w:themeTint="98" w:sz="4" w:space="0"/>
         </w:tcBorders>
       </w:tcPr>
@@ -56321,10 +56874,10 @@
       <w:tcPr>
         <w:shd w:val="clear" w:color="ffffff" w:themeColor="light1" w:fill="ffffff" w:themeFill="light1"/>
         <w:tcBorders>
-          <w:top w:val="none"/>
-          <w:left w:val="none"/>
+          <w:top w:val="none" w:color="000000" w:sz="4" w:space="0"/>
+          <w:left w:val="none" w:color="000000" w:sz="4" w:space="0"/>
           <w:bottom w:val="single" w:color="000000" w:themeColor="accent6" w:themeTint="98" w:sz="4" w:space="0"/>
-          <w:right w:val="none"/>
+          <w:right w:val="none" w:color="000000" w:sz="4" w:space="0"/>
         </w:tcBorders>
       </w:tcPr>
     </w:tblStylePr>
@@ -56344,12 +56897,12 @@
         <w:tblBorders/>
       </w:tblPr>
       <w:tcPr>
-        <w:shd w:color="ffffff"/>
+        <w:shd w:val="clear" w:color="ffffff"/>
         <w:tcBorders>
-          <w:top w:val="none"/>
+          <w:top w:val="none" w:color="000000" w:sz="4" w:space="0"/>
           <w:left w:val="single" w:color="000000" w:themeColor="accent6" w:themeTint="98" w:sz="4" w:space="0"/>
-          <w:bottom w:val="none"/>
-          <w:right w:val="none"/>
+          <w:bottom w:val="none" w:color="000000" w:sz="4" w:space="0"/>
+          <w:right w:val="none" w:color="000000" w:sz="4" w:space="0"/>
         </w:tcBorders>
       </w:tcPr>
     </w:tblStylePr>
@@ -56372,9 +56925,9 @@
         <w:shd w:val="clear" w:color="ffffff" w:themeColor="light1" w:fill="ffffff" w:themeFill="light1"/>
         <w:tcBorders>
           <w:top w:val="single" w:color="000000" w:themeColor="accent6" w:themeTint="98" w:sz="4" w:space="0"/>
-          <w:left w:val="none"/>
-          <w:bottom w:val="none"/>
-          <w:right w:val="none"/>
+          <w:left w:val="none" w:color="000000" w:sz="4" w:space="0"/>
+          <w:bottom w:val="none" w:color="000000" w:sz="4" w:space="0"/>
+          <w:right w:val="none" w:color="000000" w:sz="4" w:space="0"/>
         </w:tcBorders>
       </w:tcPr>
     </w:tblStylePr>
@@ -56449,9 +57002,9 @@
       </w:tcPr>
     </w:tblStylePr>
   </w:style>
-  <w:style w:type="table" w:styleId="375">
+  <w:style w:type="table" w:styleId="1483">
     <w:name w:val="Lined - Accent"/>
-    <w:basedOn w:val="269"/>
+    <w:basedOn w:val="1377"/>
     <w:uiPriority w:val="99"/>
     <w:pPr>
       <w:pBdr/>
@@ -56686,9 +57239,9 @@
       </w:tcPr>
     </w:tblStylePr>
   </w:style>
-  <w:style w:type="table" w:styleId="376">
+  <w:style w:type="table" w:styleId="1484">
     <w:name w:val="Lined - Accent 1"/>
-    <w:basedOn w:val="269"/>
+    <w:basedOn w:val="1377"/>
     <w:uiPriority w:val="99"/>
     <w:pPr>
       <w:pBdr/>
@@ -56923,9 +57476,9 @@
       </w:tcPr>
     </w:tblStylePr>
   </w:style>
-  <w:style w:type="table" w:styleId="377">
+  <w:style w:type="table" w:styleId="1485">
     <w:name w:val="Lined - Accent 2"/>
-    <w:basedOn w:val="269"/>
+    <w:basedOn w:val="1377"/>
     <w:uiPriority w:val="99"/>
     <w:pPr>
       <w:pBdr/>
@@ -57160,9 +57713,9 @@
       </w:tcPr>
     </w:tblStylePr>
   </w:style>
-  <w:style w:type="table" w:styleId="378">
+  <w:style w:type="table" w:styleId="1486">
     <w:name w:val="Lined - Accent 3"/>
-    <w:basedOn w:val="269"/>
+    <w:basedOn w:val="1377"/>
     <w:uiPriority w:val="99"/>
     <w:pPr>
       <w:pBdr/>
@@ -57397,9 +57950,9 @@
       </w:tcPr>
     </w:tblStylePr>
   </w:style>
-  <w:style w:type="table" w:styleId="379">
+  <w:style w:type="table" w:styleId="1487">
     <w:name w:val="Lined - Accent 4"/>
-    <w:basedOn w:val="269"/>
+    <w:basedOn w:val="1377"/>
     <w:uiPriority w:val="99"/>
     <w:pPr>
       <w:pBdr/>
@@ -57634,9 +58187,9 @@
       </w:tcPr>
     </w:tblStylePr>
   </w:style>
-  <w:style w:type="table" w:styleId="380">
+  <w:style w:type="table" w:styleId="1488">
     <w:name w:val="Lined - Accent 5"/>
-    <w:basedOn w:val="269"/>
+    <w:basedOn w:val="1377"/>
     <w:uiPriority w:val="99"/>
     <w:pPr>
       <w:pBdr/>
@@ -57871,9 +58424,9 @@
       </w:tcPr>
     </w:tblStylePr>
   </w:style>
-  <w:style w:type="table" w:styleId="381">
+  <w:style w:type="table" w:styleId="1489">
     <w:name w:val="Lined - Accent 6"/>
-    <w:basedOn w:val="269"/>
+    <w:basedOn w:val="1377"/>
     <w:uiPriority w:val="99"/>
     <w:pPr>
       <w:pBdr/>
@@ -58108,9 +58661,9 @@
       </w:tcPr>
     </w:tblStylePr>
   </w:style>
-  <w:style w:type="table" w:styleId="382">
+  <w:style w:type="table" w:styleId="1490">
     <w:name w:val="Bordered &amp; Lined - Accent"/>
-    <w:basedOn w:val="269"/>
+    <w:basedOn w:val="1377"/>
     <w:uiPriority w:val="99"/>
     <w:pPr>
       <w:pBdr/>
@@ -58352,9 +58905,9 @@
       </w:tcPr>
     </w:tblStylePr>
   </w:style>
-  <w:style w:type="table" w:styleId="383">
+  <w:style w:type="table" w:styleId="1491">
     <w:name w:val="Bordered &amp; Lined - Accent 1"/>
-    <w:basedOn w:val="269"/>
+    <w:basedOn w:val="1377"/>
     <w:uiPriority w:val="99"/>
     <w:pPr>
       <w:pBdr/>
@@ -58596,9 +59149,9 @@
       </w:tcPr>
     </w:tblStylePr>
   </w:style>
-  <w:style w:type="table" w:styleId="384">
+  <w:style w:type="table" w:styleId="1492">
     <w:name w:val="Bordered &amp; Lined - Accent 2"/>
-    <w:basedOn w:val="269"/>
+    <w:basedOn w:val="1377"/>
     <w:uiPriority w:val="99"/>
     <w:pPr>
       <w:pBdr/>
@@ -58840,9 +59393,9 @@
       </w:tcPr>
     </w:tblStylePr>
   </w:style>
-  <w:style w:type="table" w:styleId="385">
+  <w:style w:type="table" w:styleId="1493">
     <w:name w:val="Bordered &amp; Lined - Accent 3"/>
-    <w:basedOn w:val="269"/>
+    <w:basedOn w:val="1377"/>
     <w:uiPriority w:val="99"/>
     <w:pPr>
       <w:pBdr/>
@@ -59084,9 +59637,9 @@
       </w:tcPr>
     </w:tblStylePr>
   </w:style>
-  <w:style w:type="table" w:styleId="386">
+  <w:style w:type="table" w:styleId="1494">
     <w:name w:val="Bordered &amp; Lined - Accent 4"/>
-    <w:basedOn w:val="269"/>
+    <w:basedOn w:val="1377"/>
     <w:uiPriority w:val="99"/>
     <w:pPr>
       <w:pBdr/>
@@ -59328,9 +59881,9 @@
       </w:tcPr>
     </w:tblStylePr>
   </w:style>
-  <w:style w:type="table" w:styleId="387">
+  <w:style w:type="table" w:styleId="1495">
     <w:name w:val="Bordered &amp; Lined - Accent 5"/>
-    <w:basedOn w:val="269"/>
+    <w:basedOn w:val="1377"/>
     <w:uiPriority w:val="99"/>
     <w:pPr>
       <w:pBdr/>
@@ -59572,9 +60125,9 @@
       </w:tcPr>
     </w:tblStylePr>
   </w:style>
-  <w:style w:type="table" w:styleId="388">
+  <w:style w:type="table" w:styleId="1496">
     <w:name w:val="Bordered &amp; Lined - Accent 6"/>
-    <w:basedOn w:val="269"/>
+    <w:basedOn w:val="1377"/>
     <w:uiPriority w:val="99"/>
     <w:pPr>
       <w:pBdr/>
@@ -59816,9 +60369,9 @@
       </w:tcPr>
     </w:tblStylePr>
   </w:style>
-  <w:style w:type="table" w:styleId="389">
+  <w:style w:type="table" w:styleId="1497">
     <w:name w:val="Bordered"/>
-    <w:basedOn w:val="269"/>
+    <w:basedOn w:val="1377"/>
     <w:uiPriority w:val="99"/>
     <w:pPr>
       <w:pBdr/>
@@ -60047,9 +60600,9 @@
       </w:tcPr>
     </w:tblStylePr>
   </w:style>
-  <w:style w:type="table" w:styleId="390">
+  <w:style w:type="table" w:styleId="1498">
     <w:name w:val="Bordered - Accent 1"/>
-    <w:basedOn w:val="269"/>
+    <w:basedOn w:val="1377"/>
     <w:uiPriority w:val="99"/>
     <w:pPr>
       <w:pBdr/>
@@ -60278,9 +60831,9 @@
       </w:tcPr>
     </w:tblStylePr>
   </w:style>
-  <w:style w:type="table" w:styleId="391">
+  <w:style w:type="table" w:styleId="1499">
     <w:name w:val="Bordered - Accent 2"/>
-    <w:basedOn w:val="269"/>
+    <w:basedOn w:val="1377"/>
     <w:uiPriority w:val="99"/>
     <w:pPr>
       <w:pBdr/>
@@ -60509,9 +61062,9 @@
       </w:tcPr>
     </w:tblStylePr>
   </w:style>
-  <w:style w:type="table" w:styleId="392">
+  <w:style w:type="table" w:styleId="1500">
     <w:name w:val="Bordered - Accent 3"/>
-    <w:basedOn w:val="269"/>
+    <w:basedOn w:val="1377"/>
     <w:uiPriority w:val="99"/>
     <w:pPr>
       <w:pBdr/>
@@ -60740,9 +61293,9 @@
       </w:tcPr>
     </w:tblStylePr>
   </w:style>
-  <w:style w:type="table" w:styleId="393">
+  <w:style w:type="table" w:styleId="1501">
     <w:name w:val="Bordered - Accent 4"/>
-    <w:basedOn w:val="269"/>
+    <w:basedOn w:val="1377"/>
     <w:uiPriority w:val="99"/>
     <w:pPr>
       <w:pBdr/>
@@ -60971,9 +61524,9 @@
       </w:tcPr>
     </w:tblStylePr>
   </w:style>
-  <w:style w:type="table" w:styleId="394">
+  <w:style w:type="table" w:styleId="1502">
     <w:name w:val="Bordered - Accent 5"/>
-    <w:basedOn w:val="269"/>
+    <w:basedOn w:val="1377"/>
     <w:uiPriority w:val="99"/>
     <w:pPr>
       <w:pBdr/>
@@ -61202,9 +61755,9 @@
       </w:tcPr>
     </w:tblStylePr>
   </w:style>
-  <w:style w:type="table" w:styleId="395">
+  <w:style w:type="table" w:styleId="1503">
     <w:name w:val="Bordered - Accent 6"/>
-    <w:basedOn w:val="269"/>
+    <w:basedOn w:val="1377"/>
     <w:uiPriority w:val="99"/>
     <w:pPr>
       <w:pBdr/>
@@ -61433,7 +61986,7 @@
       </w:tcPr>
     </w:tblStylePr>
   </w:style>
-  <w:style w:type="paragraph" w:styleId="396" w:default="1">
+  <w:style w:type="paragraph" w:styleId="1504" w:default="1">
     <w:name w:val="Normal"/>
     <w:qFormat/>
     <w:pPr>
@@ -61442,11 +61995,11 @@
       <w:ind/>
     </w:pPr>
   </w:style>
-  <w:style w:type="paragraph" w:styleId="397">
+  <w:style w:type="paragraph" w:styleId="1505">
     <w:name w:val="Heading 1"/>
-    <w:basedOn w:val="396"/>
-    <w:next w:val="396"/>
-    <w:link w:val="408"/>
+    <w:basedOn w:val="1504"/>
+    <w:next w:val="1504"/>
+    <w:link w:val="1516"/>
     <w:uiPriority w:val="9"/>
     <w:qFormat/>
     <w:pPr>
@@ -61464,11 +62017,11 @@
       <w:szCs w:val="40"/>
     </w:rPr>
   </w:style>
-  <w:style w:type="paragraph" w:styleId="398">
+  <w:style w:type="paragraph" w:styleId="1506">
     <w:name w:val="Heading 2"/>
-    <w:basedOn w:val="396"/>
-    <w:next w:val="396"/>
-    <w:link w:val="409"/>
+    <w:basedOn w:val="1504"/>
+    <w:next w:val="1504"/>
+    <w:link w:val="1517"/>
     <w:uiPriority w:val="9"/>
     <w:unhideWhenUsed/>
     <w:qFormat/>
@@ -61487,11 +62040,11 @@
       <w:szCs w:val="32"/>
     </w:rPr>
   </w:style>
-  <w:style w:type="paragraph" w:styleId="399">
+  <w:style w:type="paragraph" w:styleId="1507">
     <w:name w:val="Heading 3"/>
-    <w:basedOn w:val="396"/>
-    <w:next w:val="396"/>
-    <w:link w:val="410"/>
+    <w:basedOn w:val="1504"/>
+    <w:next w:val="1504"/>
+    <w:link w:val="1518"/>
     <w:uiPriority w:val="9"/>
     <w:unhideWhenUsed/>
     <w:qFormat/>
@@ -61510,11 +62063,11 @@
       <w:szCs w:val="28"/>
     </w:rPr>
   </w:style>
-  <w:style w:type="paragraph" w:styleId="400">
+  <w:style w:type="paragraph" w:styleId="1508">
     <w:name w:val="Heading 4"/>
-    <w:basedOn w:val="396"/>
-    <w:next w:val="396"/>
-    <w:link w:val="411"/>
+    <w:basedOn w:val="1504"/>
+    <w:next w:val="1504"/>
+    <w:link w:val="1519"/>
     <w:uiPriority w:val="9"/>
     <w:unhideWhenUsed/>
     <w:qFormat/>
@@ -61533,11 +62086,11 @@
       <w:color w:val="0f4761" w:themeColor="accent1" w:themeShade="BF"/>
     </w:rPr>
   </w:style>
-  <w:style w:type="paragraph" w:styleId="401">
+  <w:style w:type="paragraph" w:styleId="1509">
     <w:name w:val="Heading 5"/>
-    <w:basedOn w:val="396"/>
-    <w:next w:val="396"/>
-    <w:link w:val="412"/>
+    <w:basedOn w:val="1504"/>
+    <w:next w:val="1504"/>
+    <w:link w:val="1520"/>
     <w:uiPriority w:val="9"/>
     <w:unhideWhenUsed/>
     <w:qFormat/>
@@ -61554,11 +62107,11 @@
       <w:color w:val="0f4761" w:themeColor="accent1" w:themeShade="BF"/>
     </w:rPr>
   </w:style>
-  <w:style w:type="paragraph" w:styleId="402">
+  <w:style w:type="paragraph" w:styleId="1510">
     <w:name w:val="Heading 6"/>
-    <w:basedOn w:val="396"/>
-    <w:next w:val="396"/>
-    <w:link w:val="413"/>
+    <w:basedOn w:val="1504"/>
+    <w:next w:val="1504"/>
+    <w:link w:val="1521"/>
     <w:uiPriority w:val="9"/>
     <w:unhideWhenUsed/>
     <w:qFormat/>
@@ -61577,11 +62130,11 @@
       <w:color w:val="595959" w:themeColor="text1" w:themeTint="A6"/>
     </w:rPr>
   </w:style>
-  <w:style w:type="paragraph" w:styleId="403">
+  <w:style w:type="paragraph" w:styleId="1511">
     <w:name w:val="Heading 7"/>
-    <w:basedOn w:val="396"/>
-    <w:next w:val="396"/>
-    <w:link w:val="414"/>
+    <w:basedOn w:val="1504"/>
+    <w:next w:val="1504"/>
+    <w:link w:val="1522"/>
     <w:uiPriority w:val="9"/>
     <w:unhideWhenUsed/>
     <w:qFormat/>
@@ -61598,11 +62151,11 @@
       <w:color w:val="595959" w:themeColor="text1" w:themeTint="A6"/>
     </w:rPr>
   </w:style>
-  <w:style w:type="paragraph" w:styleId="404">
+  <w:style w:type="paragraph" w:styleId="1512">
     <w:name w:val="Heading 8"/>
-    <w:basedOn w:val="396"/>
-    <w:next w:val="396"/>
-    <w:link w:val="415"/>
+    <w:basedOn w:val="1504"/>
+    <w:next w:val="1504"/>
+    <w:link w:val="1523"/>
     <w:uiPriority w:val="9"/>
     <w:unhideWhenUsed/>
     <w:qFormat/>
@@ -61621,11 +62174,11 @@
       <w:color w:val="272727" w:themeColor="text1" w:themeTint="D8"/>
     </w:rPr>
   </w:style>
-  <w:style w:type="paragraph" w:styleId="405">
+  <w:style w:type="paragraph" w:styleId="1513">
     <w:name w:val="Heading 9"/>
-    <w:basedOn w:val="396"/>
-    <w:next w:val="396"/>
-    <w:link w:val="416"/>
+    <w:basedOn w:val="1504"/>
+    <w:next w:val="1504"/>
+    <w:link w:val="1524"/>
     <w:uiPriority w:val="9"/>
     <w:unhideWhenUsed/>
     <w:qFormat/>
@@ -61644,7 +62197,7 @@
       <w:color w:val="272727" w:themeColor="text1" w:themeTint="D8"/>
     </w:rPr>
   </w:style>
-  <w:style w:type="character" w:styleId="406" w:default="1">
+  <w:style w:type="character" w:styleId="1514" w:default="1">
     <w:name w:val="Default Paragraph Font"/>
     <w:uiPriority w:val="1"/>
     <w:semiHidden/>
@@ -61655,7 +62208,7 @@
       <w:ind/>
     </w:pPr>
   </w:style>
-  <w:style w:type="numbering" w:styleId="407" w:default="1">
+  <w:style w:type="numbering" w:styleId="1515" w:default="1">
     <w:name w:val="No List"/>
     <w:uiPriority w:val="99"/>
     <w:semiHidden/>
@@ -61666,10 +62219,10 @@
       <w:ind/>
     </w:pPr>
   </w:style>
-  <w:style w:type="character" w:styleId="408">
+  <w:style w:type="character" w:styleId="1516">
     <w:name w:val="Heading 1 Char"/>
-    <w:basedOn w:val="406"/>
-    <w:link w:val="397"/>
+    <w:basedOn w:val="1514"/>
+    <w:link w:val="1505"/>
     <w:uiPriority w:val="9"/>
     <w:pPr>
       <w:pBdr/>
@@ -61683,10 +62236,10 @@
       <w:szCs w:val="40"/>
     </w:rPr>
   </w:style>
-  <w:style w:type="character" w:styleId="409">
+  <w:style w:type="character" w:styleId="1517">
     <w:name w:val="Heading 2 Char"/>
-    <w:basedOn w:val="406"/>
-    <w:link w:val="398"/>
+    <w:basedOn w:val="1514"/>
+    <w:link w:val="1506"/>
     <w:uiPriority w:val="9"/>
     <w:pPr>
       <w:pBdr/>
@@ -61700,10 +62253,10 @@
       <w:szCs w:val="32"/>
     </w:rPr>
   </w:style>
-  <w:style w:type="character" w:styleId="410">
+  <w:style w:type="character" w:styleId="1518">
     <w:name w:val="Heading 3 Char"/>
-    <w:basedOn w:val="406"/>
-    <w:link w:val="399"/>
+    <w:basedOn w:val="1514"/>
+    <w:link w:val="1507"/>
     <w:uiPriority w:val="9"/>
     <w:pPr>
       <w:pBdr/>
@@ -61717,10 +62270,10 @@
       <w:szCs w:val="28"/>
     </w:rPr>
   </w:style>
-  <w:style w:type="character" w:styleId="411">
+  <w:style w:type="character" w:styleId="1519">
     <w:name w:val="Heading 4 Char"/>
-    <w:basedOn w:val="406"/>
-    <w:link w:val="400"/>
+    <w:basedOn w:val="1514"/>
+    <w:link w:val="1508"/>
     <w:uiPriority w:val="9"/>
     <w:pPr>
       <w:pBdr/>
@@ -61734,10 +62287,10 @@
       <w:color w:val="0f4761" w:themeColor="accent1" w:themeShade="BF"/>
     </w:rPr>
   </w:style>
-  <w:style w:type="character" w:styleId="412">
+  <w:style w:type="character" w:styleId="1520">
     <w:name w:val="Heading 5 Char"/>
-    <w:basedOn w:val="406"/>
-    <w:link w:val="401"/>
+    <w:basedOn w:val="1514"/>
+    <w:link w:val="1509"/>
     <w:uiPriority w:val="9"/>
     <w:pPr>
       <w:pBdr/>
@@ -61749,10 +62302,10 @@
       <w:color w:val="0f4761" w:themeColor="accent1" w:themeShade="BF"/>
     </w:rPr>
   </w:style>
-  <w:style w:type="character" w:styleId="413">
+  <w:style w:type="character" w:styleId="1521">
     <w:name w:val="Heading 6 Char"/>
-    <w:basedOn w:val="406"/>
-    <w:link w:val="402"/>
+    <w:basedOn w:val="1514"/>
+    <w:link w:val="1510"/>
     <w:uiPriority w:val="9"/>
     <w:pPr>
       <w:pBdr/>
@@ -61766,10 +62319,10 @@
       <w:color w:val="595959" w:themeColor="text1" w:themeTint="A6"/>
     </w:rPr>
   </w:style>
-  <w:style w:type="character" w:styleId="414">
+  <w:style w:type="character" w:styleId="1522">
     <w:name w:val="Heading 7 Char"/>
-    <w:basedOn w:val="406"/>
-    <w:link w:val="403"/>
+    <w:basedOn w:val="1514"/>
+    <w:link w:val="1511"/>
     <w:uiPriority w:val="9"/>
     <w:pPr>
       <w:pBdr/>
@@ -61781,10 +62334,10 @@
       <w:color w:val="595959" w:themeColor="text1" w:themeTint="A6"/>
     </w:rPr>
   </w:style>
-  <w:style w:type="character" w:styleId="415">
+  <w:style w:type="character" w:styleId="1523">
     <w:name w:val="Heading 8 Char"/>
-    <w:basedOn w:val="406"/>
-    <w:link w:val="404"/>
+    <w:basedOn w:val="1514"/>
+    <w:link w:val="1512"/>
     <w:uiPriority w:val="9"/>
     <w:pPr>
       <w:pBdr/>
@@ -61798,10 +62351,10 @@
       <w:color w:val="272727" w:themeColor="text1" w:themeTint="D8"/>
     </w:rPr>
   </w:style>
-  <w:style w:type="character" w:styleId="416">
+  <w:style w:type="character" w:styleId="1524">
     <w:name w:val="Heading 9 Char"/>
-    <w:basedOn w:val="406"/>
-    <w:link w:val="405"/>
+    <w:basedOn w:val="1514"/>
+    <w:link w:val="1513"/>
     <w:uiPriority w:val="9"/>
     <w:pPr>
       <w:pBdr/>
@@ -61815,11 +62368,11 @@
       <w:color w:val="272727" w:themeColor="text1" w:themeTint="D8"/>
     </w:rPr>
   </w:style>
-  <w:style w:type="paragraph" w:styleId="417">
+  <w:style w:type="paragraph" w:styleId="1525">
     <w:name w:val="Title"/>
-    <w:basedOn w:val="396"/>
-    <w:next w:val="396"/>
-    <w:link w:val="418"/>
+    <w:basedOn w:val="1504"/>
+    <w:next w:val="1504"/>
+    <w:link w:val="1526"/>
     <w:uiPriority w:val="10"/>
     <w:qFormat/>
     <w:pPr>
@@ -61835,10 +62388,10 @@
       <w:szCs w:val="56"/>
     </w:rPr>
   </w:style>
-  <w:style w:type="character" w:styleId="418">
+  <w:style w:type="character" w:styleId="1526">
     <w:name w:val="Title Char"/>
-    <w:basedOn w:val="406"/>
-    <w:link w:val="417"/>
+    <w:basedOn w:val="1514"/>
+    <w:link w:val="1525"/>
     <w:uiPriority w:val="10"/>
     <w:pPr>
       <w:pBdr/>
@@ -61852,11 +62405,11 @@
       <w:szCs w:val="56"/>
     </w:rPr>
   </w:style>
-  <w:style w:type="paragraph" w:styleId="419">
+  <w:style w:type="paragraph" w:styleId="1527">
     <w:name w:val="Subtitle"/>
-    <w:basedOn w:val="396"/>
-    <w:next w:val="396"/>
-    <w:link w:val="420"/>
+    <w:basedOn w:val="1504"/>
+    <w:next w:val="1504"/>
+    <w:link w:val="1528"/>
     <w:uiPriority w:val="11"/>
     <w:qFormat/>
     <w:pPr>
@@ -61874,10 +62427,10 @@
       <w:szCs w:val="28"/>
     </w:rPr>
   </w:style>
-  <w:style w:type="character" w:styleId="420">
+  <w:style w:type="character" w:styleId="1528">
     <w:name w:val="Subtitle Char"/>
-    <w:basedOn w:val="406"/>
-    <w:link w:val="419"/>
+    <w:basedOn w:val="1514"/>
+    <w:link w:val="1527"/>
     <w:uiPriority w:val="11"/>
     <w:pPr>
       <w:pBdr/>
@@ -61891,11 +62444,11 @@
       <w:szCs w:val="28"/>
     </w:rPr>
   </w:style>
-  <w:style w:type="paragraph" w:styleId="421">
+  <w:style w:type="paragraph" w:styleId="1529">
     <w:name w:val="Quote"/>
-    <w:basedOn w:val="396"/>
-    <w:next w:val="396"/>
-    <w:link w:val="422"/>
+    <w:basedOn w:val="1504"/>
+    <w:next w:val="1504"/>
+    <w:link w:val="1530"/>
     <w:uiPriority w:val="29"/>
     <w:qFormat/>
     <w:pPr>
@@ -61910,10 +62463,10 @@
       <w:color w:val="404040" w:themeColor="text1" w:themeTint="BF"/>
     </w:rPr>
   </w:style>
-  <w:style w:type="character" w:styleId="422">
+  <w:style w:type="character" w:styleId="1530">
     <w:name w:val="Quote Char"/>
-    <w:basedOn w:val="406"/>
-    <w:link w:val="421"/>
+    <w:basedOn w:val="1514"/>
+    <w:link w:val="1529"/>
     <w:uiPriority w:val="29"/>
     <w:pPr>
       <w:pBdr/>
@@ -61926,9 +62479,9 @@
       <w:color w:val="404040" w:themeColor="text1" w:themeTint="BF"/>
     </w:rPr>
   </w:style>
-  <w:style w:type="paragraph" w:styleId="423">
+  <w:style w:type="paragraph" w:styleId="1531">
     <w:name w:val="List Paragraph"/>
-    <w:basedOn w:val="396"/>
+    <w:basedOn w:val="1504"/>
     <w:uiPriority w:val="34"/>
     <w:qFormat/>
     <w:pPr>
@@ -61938,9 +62491,9 @@
       <w:contextualSpacing w:val="true"/>
     </w:pPr>
   </w:style>
-  <w:style w:type="character" w:styleId="424">
+  <w:style w:type="character" w:styleId="1532">
     <w:name w:val="Intense Emphasis"/>
-    <w:basedOn w:val="406"/>
+    <w:basedOn w:val="1514"/>
     <w:uiPriority w:val="21"/>
     <w:qFormat/>
     <w:pPr>
@@ -61954,11 +62507,11 @@
       <w:color w:val="0f4761" w:themeColor="accent1" w:themeShade="BF"/>
     </w:rPr>
   </w:style>
-  <w:style w:type="paragraph" w:styleId="425">
+  <w:style w:type="paragraph" w:styleId="1533">
     <w:name w:val="Intense Quote"/>
-    <w:basedOn w:val="396"/>
-    <w:next w:val="396"/>
-    <w:link w:val="426"/>
+    <w:basedOn w:val="1504"/>
+    <w:next w:val="1504"/>
+    <w:link w:val="1534"/>
     <w:uiPriority w:val="30"/>
     <w:qFormat/>
     <w:pPr>
@@ -61976,10 +62529,10 @@
       <w:color w:val="0f4761" w:themeColor="accent1" w:themeShade="BF"/>
     </w:rPr>
   </w:style>
-  <w:style w:type="character" w:styleId="426">
+  <w:style w:type="character" w:styleId="1534">
     <w:name w:val="Intense Quote Char"/>
-    <w:basedOn w:val="406"/>
-    <w:link w:val="425"/>
+    <w:basedOn w:val="1514"/>
+    <w:link w:val="1533"/>
     <w:uiPriority w:val="30"/>
     <w:pPr>
       <w:pBdr/>
@@ -61992,9 +62545,9 @@
       <w:color w:val="0f4761" w:themeColor="accent1" w:themeShade="BF"/>
     </w:rPr>
   </w:style>
-  <w:style w:type="character" w:styleId="427">
+  <w:style w:type="character" w:styleId="1535">
     <w:name w:val="Intense Reference"/>
-    <w:basedOn w:val="406"/>
+    <w:basedOn w:val="1514"/>
     <w:uiPriority w:val="32"/>
     <w:qFormat/>
     <w:pPr>
@@ -62010,9 +62563,9 @@
       <w:spacing w:val="5"/>
     </w:rPr>
   </w:style>
-  <w:style w:type="paragraph" w:styleId="428">
+  <w:style w:type="paragraph" w:styleId="1536">
     <w:name w:val="No Spacing"/>
-    <w:basedOn w:val="396"/>
+    <w:basedOn w:val="1504"/>
     <w:uiPriority w:val="1"/>
     <w:qFormat/>
     <w:pPr>
@@ -62021,9 +62574,9 @@
       <w:ind/>
     </w:pPr>
   </w:style>
-  <w:style w:type="character" w:styleId="429">
+  <w:style w:type="character" w:styleId="1537">
     <w:name w:val="Subtle Emphasis"/>
-    <w:basedOn w:val="406"/>
+    <w:basedOn w:val="1514"/>
     <w:uiPriority w:val="19"/>
     <w:qFormat/>
     <w:pPr>
@@ -62037,9 +62590,9 @@
       <w:color w:val="404040" w:themeColor="text1" w:themeTint="BF"/>
     </w:rPr>
   </w:style>
-  <w:style w:type="character" w:styleId="430">
+  <w:style w:type="character" w:styleId="1538">
     <w:name w:val="Emphasis"/>
-    <w:basedOn w:val="406"/>
+    <w:basedOn w:val="1514"/>
     <w:uiPriority w:val="20"/>
     <w:qFormat/>
     <w:pPr>
@@ -62052,9 +62605,9 @@
       <w:iCs/>
     </w:rPr>
   </w:style>
-  <w:style w:type="character" w:styleId="431">
+  <w:style w:type="character" w:styleId="1539">
     <w:name w:val="Strong"/>
-    <w:basedOn w:val="406"/>
+    <w:basedOn w:val="1514"/>
     <w:uiPriority w:val="22"/>
     <w:qFormat/>
     <w:pPr>
@@ -62067,9 +62620,9 @@
       <w:bCs/>
     </w:rPr>
   </w:style>
-  <w:style w:type="character" w:styleId="432">
+  <w:style w:type="character" w:styleId="1540">
     <w:name w:val="Subtle Reference"/>
-    <w:basedOn w:val="406"/>
+    <w:basedOn w:val="1514"/>
     <w:uiPriority w:val="31"/>
     <w:qFormat/>
     <w:pPr>
@@ -62082,9 +62635,9 @@
       <w:color w:val="5a5a5a" w:themeColor="text1" w:themeTint="A5"/>
     </w:rPr>
   </w:style>
-  <w:style w:type="character" w:styleId="433">
+  <w:style w:type="character" w:styleId="1541">
     <w:name w:val="Book Title"/>
-    <w:basedOn w:val="406"/>
+    <w:basedOn w:val="1514"/>
     <w:uiPriority w:val="33"/>
     <w:qFormat/>
     <w:pPr>
@@ -62100,10 +62653,10 @@
       <w:spacing w:val="5"/>
     </w:rPr>
   </w:style>
-  <w:style w:type="paragraph" w:styleId="434">
+  <w:style w:type="paragraph" w:styleId="1542">
     <w:name w:val="Header"/>
-    <w:basedOn w:val="396"/>
-    <w:link w:val="435"/>
+    <w:basedOn w:val="1504"/>
+    <w:link w:val="1543"/>
     <w:uiPriority w:val="99"/>
     <w:unhideWhenUsed/>
     <w:pPr>
@@ -62116,10 +62669,10 @@
       <w:ind/>
     </w:pPr>
   </w:style>
-  <w:style w:type="character" w:styleId="435">
+  <w:style w:type="character" w:styleId="1543">
     <w:name w:val="Header Char"/>
-    <w:basedOn w:val="406"/>
-    <w:link w:val="434"/>
+    <w:basedOn w:val="1514"/>
+    <w:link w:val="1542"/>
     <w:uiPriority w:val="99"/>
     <w:pPr>
       <w:pBdr/>
@@ -62127,10 +62680,10 @@
       <w:ind/>
     </w:pPr>
   </w:style>
-  <w:style w:type="paragraph" w:styleId="436">
+  <w:style w:type="paragraph" w:styleId="1544">
     <w:name w:val="Footer"/>
-    <w:basedOn w:val="396"/>
-    <w:link w:val="437"/>
+    <w:basedOn w:val="1504"/>
+    <w:link w:val="1545"/>
     <w:uiPriority w:val="99"/>
     <w:unhideWhenUsed/>
     <w:pPr>
@@ -62143,10 +62696,10 @@
       <w:ind/>
     </w:pPr>
   </w:style>
-  <w:style w:type="character" w:styleId="437">
+  <w:style w:type="character" w:styleId="1545">
     <w:name w:val="Footer Char"/>
-    <w:basedOn w:val="406"/>
-    <w:link w:val="436"/>
+    <w:basedOn w:val="1514"/>
+    <w:link w:val="1544"/>
     <w:uiPriority w:val="99"/>
     <w:pPr>
       <w:pBdr/>
@@ -62154,10 +62707,10 @@
       <w:ind/>
     </w:pPr>
   </w:style>
-  <w:style w:type="paragraph" w:styleId="438">
+  <w:style w:type="paragraph" w:styleId="1546">
     <w:name w:val="Caption"/>
-    <w:basedOn w:val="396"/>
-    <w:next w:val="396"/>
+    <w:basedOn w:val="1504"/>
+    <w:next w:val="1504"/>
     <w:uiPriority w:val="35"/>
     <w:unhideWhenUsed/>
     <w:qFormat/>
@@ -62174,10 +62727,10 @@
       <w:szCs w:val="18"/>
     </w:rPr>
   </w:style>
-  <w:style w:type="paragraph" w:styleId="439">
+  <w:style w:type="paragraph" w:styleId="1547">
     <w:name w:val="footnote text"/>
-    <w:basedOn w:val="396"/>
-    <w:link w:val="440"/>
+    <w:basedOn w:val="1504"/>
+    <w:link w:val="1548"/>
     <w:uiPriority w:val="99"/>
     <w:semiHidden/>
     <w:unhideWhenUsed/>
@@ -62191,10 +62744,10 @@
       <w:szCs w:val="20"/>
     </w:rPr>
   </w:style>
-  <w:style w:type="character" w:styleId="440">
+  <w:style w:type="character" w:styleId="1548">
     <w:name w:val="Footnote Text Char"/>
-    <w:basedOn w:val="406"/>
-    <w:link w:val="439"/>
+    <w:basedOn w:val="1514"/>
+    <w:link w:val="1547"/>
     <w:uiPriority w:val="99"/>
     <w:semiHidden/>
     <w:pPr>
@@ -62207,9 +62760,9 @@
       <w:szCs w:val="20"/>
     </w:rPr>
   </w:style>
-  <w:style w:type="character" w:styleId="441">
+  <w:style w:type="character" w:styleId="1549">
     <w:name w:val="footnote reference"/>
-    <w:basedOn w:val="406"/>
+    <w:basedOn w:val="1514"/>
     <w:uiPriority w:val="99"/>
     <w:semiHidden/>
     <w:unhideWhenUsed/>
@@ -62222,10 +62775,10 @@
       <w:vertAlign w:val="superscript"/>
     </w:rPr>
   </w:style>
-  <w:style w:type="paragraph" w:styleId="442">
+  <w:style w:type="paragraph" w:styleId="1550">
     <w:name w:val="endnote text"/>
-    <w:basedOn w:val="396"/>
-    <w:link w:val="443"/>
+    <w:basedOn w:val="1504"/>
+    <w:link w:val="1551"/>
     <w:uiPriority w:val="99"/>
     <w:semiHidden/>
     <w:unhideWhenUsed/>
@@ -62239,10 +62792,10 @@
       <w:szCs w:val="20"/>
     </w:rPr>
   </w:style>
-  <w:style w:type="character" w:styleId="443">
+  <w:style w:type="character" w:styleId="1551">
     <w:name w:val="Endnote Text Char"/>
-    <w:basedOn w:val="406"/>
-    <w:link w:val="442"/>
+    <w:basedOn w:val="1514"/>
+    <w:link w:val="1550"/>
     <w:uiPriority w:val="99"/>
     <w:semiHidden/>
     <w:pPr>
@@ -62255,9 +62808,9 @@
       <w:szCs w:val="20"/>
     </w:rPr>
   </w:style>
-  <w:style w:type="character" w:styleId="444">
+  <w:style w:type="character" w:styleId="1552">
     <w:name w:val="endnote reference"/>
-    <w:basedOn w:val="406"/>
+    <w:basedOn w:val="1514"/>
     <w:uiPriority w:val="99"/>
     <w:semiHidden/>
     <w:unhideWhenUsed/>
@@ -62270,9 +62823,9 @@
       <w:vertAlign w:val="superscript"/>
     </w:rPr>
   </w:style>
-  <w:style w:type="character" w:styleId="445">
+  <w:style w:type="character" w:styleId="1553">
     <w:name w:val="Hyperlink"/>
-    <w:basedOn w:val="406"/>
+    <w:basedOn w:val="1514"/>
     <w:uiPriority w:val="99"/>
     <w:unhideWhenUsed/>
     <w:pPr>
@@ -62285,9 +62838,9 @@
       <w:u w:val="single"/>
     </w:rPr>
   </w:style>
-  <w:style w:type="character" w:styleId="446">
+  <w:style w:type="character" w:styleId="1554">
     <w:name w:val="FollowedHyperlink"/>
-    <w:basedOn w:val="406"/>
+    <w:basedOn w:val="1514"/>
     <w:uiPriority w:val="99"/>
     <w:semiHidden/>
     <w:unhideWhenUsed/>
@@ -62301,10 +62854,10 @@
       <w:u w:val="single"/>
     </w:rPr>
   </w:style>
-  <w:style w:type="paragraph" w:styleId="447">
+  <w:style w:type="paragraph" w:styleId="1555">
     <w:name w:val="toc 1"/>
-    <w:basedOn w:val="396"/>
-    <w:next w:val="396"/>
+    <w:basedOn w:val="1504"/>
+    <w:next w:val="1504"/>
     <w:uiPriority w:val="39"/>
     <w:unhideWhenUsed/>
     <w:pPr>
@@ -62313,10 +62866,10 @@
       <w:ind/>
     </w:pPr>
   </w:style>
-  <w:style w:type="paragraph" w:styleId="448">
+  <w:style w:type="paragraph" w:styleId="1556">
     <w:name w:val="toc 2"/>
-    <w:basedOn w:val="396"/>
-    <w:next w:val="396"/>
+    <w:basedOn w:val="1504"/>
+    <w:next w:val="1504"/>
     <w:uiPriority w:val="39"/>
     <w:unhideWhenUsed/>
     <w:pPr>
@@ -62325,10 +62878,10 @@
       <w:ind w:left="220"/>
     </w:pPr>
   </w:style>
-  <w:style w:type="paragraph" w:styleId="449">
+  <w:style w:type="paragraph" w:styleId="1557">
     <w:name w:val="toc 3"/>
-    <w:basedOn w:val="396"/>
-    <w:next w:val="396"/>
+    <w:basedOn w:val="1504"/>
+    <w:next w:val="1504"/>
     <w:uiPriority w:val="39"/>
     <w:unhideWhenUsed/>
     <w:pPr>
@@ -62337,10 +62890,10 @@
       <w:ind w:left="440"/>
     </w:pPr>
   </w:style>
-  <w:style w:type="paragraph" w:styleId="450">
+  <w:style w:type="paragraph" w:styleId="1558">
     <w:name w:val="toc 4"/>
-    <w:basedOn w:val="396"/>
-    <w:next w:val="396"/>
+    <w:basedOn w:val="1504"/>
+    <w:next w:val="1504"/>
     <w:uiPriority w:val="39"/>
     <w:unhideWhenUsed/>
     <w:pPr>
@@ -62349,10 +62902,10 @@
       <w:ind w:left="660"/>
     </w:pPr>
   </w:style>
-  <w:style w:type="paragraph" w:styleId="451">
+  <w:style w:type="paragraph" w:styleId="1559">
     <w:name w:val="toc 5"/>
-    <w:basedOn w:val="396"/>
-    <w:next w:val="396"/>
+    <w:basedOn w:val="1504"/>
+    <w:next w:val="1504"/>
     <w:uiPriority w:val="39"/>
     <w:unhideWhenUsed/>
     <w:pPr>
@@ -62361,10 +62914,10 @@
       <w:ind w:left="880"/>
     </w:pPr>
   </w:style>
-  <w:style w:type="paragraph" w:styleId="452">
+  <w:style w:type="paragraph" w:styleId="1560">
     <w:name w:val="toc 6"/>
-    <w:basedOn w:val="396"/>
-    <w:next w:val="396"/>
+    <w:basedOn w:val="1504"/>
+    <w:next w:val="1504"/>
     <w:uiPriority w:val="39"/>
     <w:unhideWhenUsed/>
     <w:pPr>
@@ -62373,10 +62926,10 @@
       <w:ind w:left="1100"/>
     </w:pPr>
   </w:style>
-  <w:style w:type="paragraph" w:styleId="453">
+  <w:style w:type="paragraph" w:styleId="1561">
     <w:name w:val="toc 7"/>
-    <w:basedOn w:val="396"/>
-    <w:next w:val="396"/>
+    <w:basedOn w:val="1504"/>
+    <w:next w:val="1504"/>
     <w:uiPriority w:val="39"/>
     <w:unhideWhenUsed/>
     <w:pPr>
@@ -62385,10 +62938,10 @@
       <w:ind w:left="1320"/>
     </w:pPr>
   </w:style>
-  <w:style w:type="paragraph" w:styleId="454">
+  <w:style w:type="paragraph" w:styleId="1562">
     <w:name w:val="toc 8"/>
-    <w:basedOn w:val="396"/>
-    <w:next w:val="396"/>
+    <w:basedOn w:val="1504"/>
+    <w:next w:val="1504"/>
     <w:uiPriority w:val="39"/>
     <w:unhideWhenUsed/>
     <w:pPr>
@@ -62397,10 +62950,10 @@
       <w:ind w:left="1540"/>
     </w:pPr>
   </w:style>
-  <w:style w:type="paragraph" w:styleId="455">
+  <w:style w:type="paragraph" w:styleId="1563">
     <w:name w:val="toc 9"/>
-    <w:basedOn w:val="396"/>
-    <w:next w:val="396"/>
+    <w:basedOn w:val="1504"/>
+    <w:next w:val="1504"/>
     <w:uiPriority w:val="39"/>
     <w:unhideWhenUsed/>
     <w:pPr>
@@ -62409,9 +62962,9 @@
       <w:ind w:left="1760"/>
     </w:pPr>
   </w:style>
-  <w:style w:type="character" w:styleId="456">
+  <w:style w:type="character" w:styleId="1564">
     <w:name w:val="Placeholder Text"/>
-    <w:basedOn w:val="406"/>
+    <w:basedOn w:val="1514"/>
     <w:uiPriority w:val="99"/>
     <w:semiHidden/>
     <w:pPr>
@@ -62423,7 +62976,7 @@
       <w:color w:val="666666"/>
     </w:rPr>
   </w:style>
-  <w:style w:type="paragraph" w:styleId="466">
+  <w:style w:type="paragraph" w:styleId="1565">
     <w:name w:val="TOC Heading"/>
     <w:uiPriority w:val="39"/>
     <w:unhideWhenUsed/>
@@ -62433,10 +62986,10 @@
       <w:ind/>
     </w:pPr>
   </w:style>
-  <w:style w:type="paragraph" w:styleId="467">
+  <w:style w:type="paragraph" w:styleId="1566">
     <w:name w:val="table of figures"/>
-    <w:basedOn w:val="396"/>
-    <w:next w:val="396"/>
+    <w:basedOn w:val="1504"/>
+    <w:next w:val="1504"/>
     <w:uiPriority w:val="99"/>
     <w:unhideWhenUsed/>
     <w:pPr>

--- a/DIAKITEBalla4SFARCH.docx
+++ b/DIAKITEBalla4SFARCH.docx
@@ -8,10 +8,22 @@
         <w:spacing/>
         <w:ind/>
         <w:jc w:val="both"/>
-        <w:rPr/>
-      </w:pPr>
-      <w:r/>
-      <w:r/>
+        <w:rPr>
+          <w:color w:val="000000" w:themeColor="text1"/>
+        </w:rPr>
+      </w:pPr>
+      <w:r>
+        <w:rPr>
+          <w:color w:val="000000" w:themeColor="text1"/>
+          <w:lang w:val="fr-FR" w:bidi="fr-FR"/>
+        </w:rPr>
+      </w:r>
+      <w:r>
+        <w:rPr>
+          <w:color w:val="000000" w:themeColor="text1"/>
+          <w:lang w:val="fr-FR"/>
+        </w:rPr>
+      </w:r>
     </w:p>
     <w:sdt>
       <w:sdtPr>
@@ -45,6 +57,7 @@
             <w:rPr>
               <w:b/>
               <w:bCs/>
+              <w:color w:val="000000" w:themeColor="text1"/>
               <w:highlight w:val="none"/>
             </w:rPr>
           </w:pPr>
@@ -52,35 +65,46 @@
             <w:rPr>
               <w:b/>
               <w:bCs/>
+              <w:color w:val="000000" w:themeColor="text1"/>
               <w:sz w:val="32"/>
               <w:szCs w:val="32"/>
               <w:highlight w:val="none"/>
               <w:u w:val="single"/>
+              <w:lang w:val="fr-FR" w:bidi="fr-FR"/>
             </w:rPr>
           </w:r>
           <w:r>
+            <w:rPr>
+              <w:color w:val="000000" w:themeColor="text1"/>
+              <w:lang w:val="fr-FR"/>
+            </w:rPr>
             <w:fldChar w:fldCharType="begin"/>
-          </w:r>
-          <w:r>
             <w:instrText xml:space="preserve">TOC \o "1-9" \h </w:instrText>
           </w:r>
           <w:r>
+            <w:rPr>
+              <w:color w:val="000000" w:themeColor="text1"/>
+              <w:lang w:val="fr-FR"/>
+            </w:rPr>
             <w:fldChar w:fldCharType="separate"/>
           </w:r>
           <w:r>
             <w:rPr>
               <w:b/>
               <w:bCs/>
+              <w:color w:val="000000" w:themeColor="text1"/>
               <w:sz w:val="32"/>
               <w:szCs w:val="32"/>
               <w:highlight w:val="none"/>
               <w:u w:val="single"/>
+              <w:lang w:val="fr-FR"/>
             </w:rPr>
           </w:r>
           <w:hyperlink w:tooltip="#_Toc1" w:anchor="_Toc1" w:history="1">
             <w:r>
               <w:rPr>
                 <w:rStyle w:val="893"/>
+                <w:color w:val="000000" w:themeColor="text1"/>
               </w:rPr>
             </w:r>
             <w:r>
@@ -88,6 +112,8 @@
                 <w:rStyle w:val="893"/>
                 <w:b/>
                 <w:bCs/>
+                <w:color w:val="000000" w:themeColor="text1"/>
+                <w:lang w:val="fr-FR"/>
               </w:rPr>
               <w:t xml:space="preserve">Projet 1</w:t>
             </w:r>
@@ -96,12 +122,21 @@
                 <w:rStyle w:val="893"/>
                 <w:b/>
                 <w:bCs/>
+                <w:color w:val="000000" w:themeColor="text1"/>
+                <w:highlight w:val="none"/>
+                <w:lang w:val="fr-FR"/>
               </w:rPr>
             </w:r>
             <w:r>
+              <w:rPr>
+                <w:color w:val="000000" w:themeColor="text1"/>
+              </w:rPr>
               <w:tab/>
             </w:r>
             <w:r>
+              <w:rPr>
+                <w:color w:val="000000" w:themeColor="text1"/>
+              </w:rPr>
               <w:fldChar w:fldCharType="begin"/>
               <w:instrText xml:space="preserve">PAGEREF _Toc1 \h</w:instrText>
               <w:fldChar w:fldCharType="separate"/>
@@ -109,17 +144,161 @@
               <w:fldChar w:fldCharType="end"/>
             </w:r>
           </w:hyperlink>
+          <w:r/>
           <w:r>
             <w:rPr>
               <w:b/>
               <w:bCs/>
+              <w:color w:val="000000" w:themeColor="text1"/>
+              <w:highlight w:val="none"/>
+              <w:lang w:val="fr-FR"/>
+            </w:rPr>
+          </w:r>
+        </w:p>
+        <w:p>
+          <w:pPr>
+            <w:pStyle w:val="895"/>
+            <w:pBdr/>
+            <w:tabs>
+              <w:tab w:val="right" w:leader="dot" w:pos="9355"/>
+            </w:tabs>
+            <w:spacing/>
+            <w:ind/>
+            <w:rPr>
+              <w:b/>
+              <w:bCs/>
+              <w:color w:val="000000" w:themeColor="text1"/>
               <w:highlight w:val="none"/>
             </w:rPr>
-          </w:r>
+          </w:pPr>
+          <w:r/>
+          <w:hyperlink w:tooltip="#_Toc2" w:anchor="_Toc2" w:history="1">
+            <w:r>
+              <w:rPr>
+                <w:rStyle w:val="893"/>
+                <w:color w:val="000000" w:themeColor="text1"/>
+              </w:rPr>
+            </w:r>
+            <w:r>
+              <w:rPr>
+                <w:rStyle w:val="893"/>
+                <w:b/>
+                <w:bCs/>
+                <w:color w:val="000000" w:themeColor="text1"/>
+                <w:lang w:val="fr-FR"/>
+              </w:rPr>
+              <w:t xml:space="preserve">Projet 2</w:t>
+            </w:r>
+            <w:r>
+              <w:rPr>
+                <w:rStyle w:val="893"/>
+                <w:b/>
+                <w:bCs/>
+                <w:color w:val="000000" w:themeColor="text1"/>
+                <w:highlight w:val="none"/>
+                <w:lang w:val="fr-FR"/>
+              </w:rPr>
+            </w:r>
+            <w:r>
+              <w:rPr>
+                <w:color w:val="000000" w:themeColor="text1"/>
+              </w:rPr>
+              <w:tab/>
+            </w:r>
+            <w:r>
+              <w:rPr>
+                <w:color w:val="000000" w:themeColor="text1"/>
+              </w:rPr>
+              <w:fldChar w:fldCharType="begin"/>
+              <w:instrText xml:space="preserve">PAGEREF _Toc2 \h</w:instrText>
+              <w:fldChar w:fldCharType="separate"/>
+              <w:t xml:space="preserve">3</w:t>
+              <w:fldChar w:fldCharType="end"/>
+            </w:r>
+          </w:hyperlink>
+          <w:r/>
           <w:r>
             <w:rPr>
               <w:b/>
               <w:bCs/>
+              <w:color w:val="000000" w:themeColor="text1"/>
+              <w:highlight w:val="none"/>
+              <w:lang w:val="fr-FR"/>
+            </w:rPr>
+          </w:r>
+        </w:p>
+        <w:p>
+          <w:pPr>
+            <w:pStyle w:val="896"/>
+            <w:pBdr/>
+            <w:tabs>
+              <w:tab w:val="right" w:leader="dot" w:pos="9355"/>
+            </w:tabs>
+            <w:spacing/>
+            <w:ind/>
+            <w:rPr>
+              <w:b/>
+              <w:bCs/>
+              <w:strike w:val="0"/>
+              <w:color w:val="000000" w:themeColor="text1"/>
+              <w:highlight w:val="none"/>
+            </w:rPr>
+          </w:pPr>
+          <w:r/>
+          <w:hyperlink w:tooltip="#_Toc3" w:anchor="_Toc3" w:history="1">
+            <w:r>
+              <w:rPr>
+                <w:rStyle w:val="893"/>
+                <w:color w:val="000000" w:themeColor="text1"/>
+              </w:rPr>
+            </w:r>
+            <w:r>
+              <w:rPr>
+                <w:rStyle w:val="893"/>
+                <w:b/>
+                <w:bCs/>
+                <w:strike w:val="0"/>
+                <w:color w:val="000000" w:themeColor="text1"/>
+                <w:highlight w:val="none"/>
+                <w:lang w:val="fr-FR" w:bidi="fr-FR"/>
+              </w:rPr>
+              <w:t xml:space="preserve">Schéma de l’architecture : </w:t>
+            </w:r>
+            <w:r>
+              <w:rPr>
+                <w:rStyle w:val="893"/>
+                <w:b/>
+                <w:bCs/>
+                <w:strike w:val="0"/>
+                <w:color w:val="000000" w:themeColor="text1"/>
+                <w:highlight w:val="none"/>
+                <w:lang w:val="fr-FR"/>
+              </w:rPr>
+            </w:r>
+            <w:r>
+              <w:rPr>
+                <w:color w:val="000000" w:themeColor="text1"/>
+              </w:rPr>
+              <w:tab/>
+            </w:r>
+            <w:r>
+              <w:rPr>
+                <w:color w:val="000000" w:themeColor="text1"/>
+              </w:rPr>
+              <w:fldChar w:fldCharType="begin"/>
+              <w:instrText xml:space="preserve">PAGEREF _Toc3 \h</w:instrText>
+              <w:fldChar w:fldCharType="separate"/>
+              <w:t xml:space="preserve">6</w:t>
+              <w:fldChar w:fldCharType="end"/>
+            </w:r>
+          </w:hyperlink>
+          <w:r/>
+          <w:r>
+            <w:rPr>
+              <w:b/>
+              <w:bCs/>
+              <w:strike w:val="0"/>
+              <w:color w:val="000000" w:themeColor="text1"/>
               <w:highlight w:val="none"/>
             </w:rPr>
           </w:r>
@@ -132,6 +311,7 @@
             <w:rPr>
               <w:b/>
               <w:bCs/>
+              <w:color w:val="000000" w:themeColor="text1"/>
               <w:sz w:val="32"/>
               <w:szCs w:val="32"/>
               <w:highlight w:val="none"/>
@@ -139,26 +319,33 @@
             </w:rPr>
           </w:pPr>
           <w:r>
+            <w:rPr>
+              <w:color w:val="000000" w:themeColor="text1"/>
+              <w:lang w:val="fr-FR"/>
+            </w:rPr>
+          </w:r>
+          <w:r>
+            <w:rPr>
+              <w:color w:val="000000" w:themeColor="text1"/>
+              <w:lang w:val="fr-FR"/>
+            </w:rPr>
             <w:fldChar w:fldCharType="end"/>
           </w:r>
           <w:r>
             <w:rPr>
               <w:b/>
               <w:bCs/>
+              <w:color w:val="000000" w:themeColor="text1"/>
               <w:sz w:val="32"/>
               <w:szCs w:val="32"/>
               <w:highlight w:val="none"/>
               <w:u w:val="single"/>
+              <w:lang w:val="fr-FR"/>
             </w:rPr>
           </w:r>
           <w:r>
             <w:rPr>
-              <w:b/>
-              <w:bCs/>
-              <w:sz w:val="32"/>
-              <w:szCs w:val="32"/>
-              <w:highlight w:val="none"/>
-              <w:u w:val="single"/>
+              <w:color w:val="000000" w:themeColor="text1"/>
             </w:rPr>
           </w:r>
         </w:p>
@@ -174,6 +361,7 @@
         <w:rPr>
           <w:b/>
           <w:bCs/>
+          <w:color w:val="000000" w:themeColor="text1"/>
           <w:sz w:val="32"/>
           <w:szCs w:val="32"/>
           <w:u w:val="single"/>
@@ -183,10 +371,12 @@
         <w:rPr>
           <w:b/>
           <w:bCs/>
+          <w:color w:val="000000" w:themeColor="text1"/>
           <w:sz w:val="32"/>
           <w:szCs w:val="32"/>
           <w:highlight w:val="none"/>
           <w:u w:val="single"/>
+          <w:lang w:val="fr-FR"/>
         </w:rPr>
         <w:br w:type="page" w:clear="all"/>
       </w:r>
@@ -194,18 +384,22 @@
         <w:rPr>
           <w:b/>
           <w:bCs/>
+          <w:color w:val="000000" w:themeColor="text1"/>
           <w:sz w:val="32"/>
           <w:szCs w:val="32"/>
           <w:u w:val="single"/>
+          <w:lang w:val="fr-FR" w:bidi="fr-FR"/>
         </w:rPr>
       </w:r>
       <w:r>
         <w:rPr>
           <w:b/>
           <w:bCs/>
+          <w:color w:val="000000" w:themeColor="text1"/>
           <w:sz w:val="32"/>
           <w:szCs w:val="32"/>
           <w:u w:val="single"/>
+          <w:lang w:val="fr-FR"/>
         </w:rPr>
       </w:r>
     </w:p>
@@ -219,6 +413,7 @@
         <w:rPr>
           <w:b/>
           <w:bCs/>
+          <w:color w:val="000000" w:themeColor="text1"/>
           <w:sz w:val="32"/>
           <w:szCs w:val="32"/>
           <w:highlight w:val="none"/>
@@ -229,30 +424,36 @@
         <w:rPr>
           <w:b/>
           <w:bCs/>
+          <w:color w:val="000000" w:themeColor="text1"/>
           <w:sz w:val="32"/>
           <w:szCs w:val="32"/>
           <w:highlight w:val="none"/>
           <w:u w:val="single"/>
+          <w:lang w:val="fr-FR" w:bidi="fr-FR"/>
         </w:rPr>
       </w:r>
       <w:r>
         <w:rPr>
           <w:b/>
           <w:bCs/>
+          <w:color w:val="000000" w:themeColor="text1"/>
           <w:sz w:val="32"/>
           <w:szCs w:val="32"/>
           <w:highlight w:val="none"/>
           <w:u w:val="single"/>
+          <w:lang w:val="fr-FR" w:bidi="fr-FR"/>
         </w:rPr>
       </w:r>
       <w:r>
         <w:rPr>
           <w:b/>
           <w:bCs/>
+          <w:color w:val="000000" w:themeColor="text1"/>
           <w:sz w:val="32"/>
           <w:szCs w:val="32"/>
           <w:highlight w:val="none"/>
           <w:u w:val="single"/>
+          <w:lang w:val="fr-FR"/>
         </w:rPr>
       </w:r>
     </w:p>
@@ -287,19 +488,19 @@
           <w:sz w:val="32"/>
           <w:szCs w:val="32"/>
           <w:u w:val="single"/>
+          <w:lang w:val="fr-FR"/>
         </w:rPr>
         <w:t xml:space="preserve">Projet 1</w:t>
+      </w:r>
+      <w:r>
+        <w:rPr>
+          <w:color w:val="000000" w:themeColor="text1"/>
+        </w:rPr>
       </w:r>
       <w:bookmarkEnd w:id="1"/>
       <w:r>
         <w:rPr>
-          <w:b/>
-          <w:bCs/>
           <w:color w:val="000000" w:themeColor="text1"/>
-          <w:sz w:val="32"/>
-          <w:szCs w:val="32"/>
-          <w:highlight w:val="none"/>
-          <w:u w:val="single"/>
         </w:rPr>
       </w:r>
       <w:r>
@@ -311,6 +512,7 @@
           <w:szCs w:val="32"/>
           <w:highlight w:val="none"/>
           <w:u w:val="single"/>
+          <w:lang w:val="fr-FR"/>
         </w:rPr>
       </w:r>
     </w:p>
@@ -319,31 +521,53 @@
         <w:pBdr/>
         <w:spacing/>
         <w:ind/>
-        <w:rPr/>
+        <w:rPr>
+          <w:color w:val="000000" w:themeColor="text1"/>
+        </w:rPr>
       </w:pPr>
       <w:r>
+        <w:rPr>
+          <w:color w:val="000000" w:themeColor="text1"/>
+          <w:lang w:val="fr-FR"/>
+        </w:rPr>
         <w:t xml:space="preserve">Lien du repo : </w:t>
       </w:r>
-      <w:hyperlink r:id="rId10" w:tooltip="https://github.com/SoniKast/projet_4SFARCH" w:history="1">
+      <w:hyperlink r:id="rId11" w:tooltip="https://github.com/SoniKast/projet_4SFARCH" w:history="1">
         <w:r>
           <w:rPr>
             <w:rStyle w:val="893"/>
+            <w:color w:val="000000" w:themeColor="text1"/>
+            <w:lang w:val="fr-FR"/>
           </w:rPr>
           <w:t xml:space="preserve">https://github.com/SoniKast/projet_4SFARCH</w:t>
         </w:r>
         <w:r>
           <w:rPr>
             <w:rStyle w:val="893"/>
+            <w:color w:val="000000" w:themeColor="text1"/>
+            <w:lang w:val="fr-FR" w:bidi="fr-FR"/>
           </w:rPr>
         </w:r>
         <w:r>
           <w:rPr>
             <w:rStyle w:val="893"/>
+            <w:color w:val="000000" w:themeColor="text1"/>
+            <w:lang w:val="fr-FR" w:bidi="fr-FR"/>
           </w:rPr>
         </w:r>
       </w:hyperlink>
-      <w:r/>
-      <w:r/>
+      <w:r>
+        <w:rPr>
+          <w:color w:val="000000" w:themeColor="text1"/>
+          <w:lang w:val="fr-FR" w:bidi="fr-FR"/>
+        </w:rPr>
+      </w:r>
+      <w:r>
+        <w:rPr>
+          <w:color w:val="000000" w:themeColor="text1"/>
+          <w:lang w:val="fr-FR"/>
+        </w:rPr>
+      </w:r>
     </w:p>
     <w:p>
       <w:pPr>
@@ -365,6 +589,7 @@
           <w:color w:val="000000" w:themeColor="text1"/>
           <w:sz w:val="18"/>
           <w:szCs w:val="18"/>
+          <w:lang w:val="fr-FR" w:bidi="fr-FR"/>
         </w:rPr>
       </w:r>
       <w:r>
@@ -375,6 +600,7 @@
           <w:sz w:val="24"/>
           <w:szCs w:val="24"/>
           <w:u w:val="single"/>
+          <w:lang w:val="fr-FR"/>
         </w:rPr>
         <w:t xml:space="preserve">Choix des applications de la VM : </w:t>
       </w:r>
@@ -387,6 +613,7 @@
           <w:szCs w:val="24"/>
           <w:highlight w:val="none"/>
           <w:u w:val="single"/>
+          <w:lang w:val="fr-FR" w:bidi="fr-FR"/>
         </w:rPr>
       </w:r>
       <w:r>
@@ -398,269 +625,7 @@
           <w:szCs w:val="24"/>
           <w:highlight w:val="none"/>
           <w:u w:val="single"/>
-        </w:rPr>
-      </w:r>
-    </w:p>
-    <w:p>
-      <w:pPr>
-        <w:pBdr/>
-        <w:spacing/>
-        <w:ind/>
-        <w:rPr>
-          <w:b/>
-          <w:bCs/>
-          <w:color w:val="5b9bd5" w:themeColor="accent1"/>
-          <w:sz w:val="24"/>
-          <w:szCs w:val="24"/>
-          <w:highlight w:val="none"/>
-          <w:u w:val="single"/>
-        </w:rPr>
-      </w:pPr>
-      <w:r>
-        <w:rPr>
-          <w:b/>
-          <w:bCs/>
-          <w:color w:val="5b9bd5" w:themeColor="accent1"/>
-          <w:sz w:val="24"/>
-          <w:szCs w:val="24"/>
-          <w:highlight w:val="none"/>
-          <w:u w:val="single"/>
-        </w:rPr>
-      </w:r>
-      <w:hyperlink r:id="rId11" w:tooltip="https://hub.docker.com/repository/docker/sonikast1/django-adminlte" w:history="1">
-        <w:r>
-          <w:rPr>
-            <w:rStyle w:val="893"/>
-            <w:b/>
-            <w:bCs/>
-            <w:color w:val="5b9bd5" w:themeColor="accent1"/>
-            <w:sz w:val="24"/>
-            <w:szCs w:val="24"/>
-            <w:highlight w:val="none"/>
-          </w:rPr>
-          <w:t xml:space="preserve">sonikast1/d</w:t>
-        </w:r>
-        <w:r>
-          <w:rPr>
-            <w:rStyle w:val="893"/>
-            <w:b/>
-            <w:bCs/>
-            <w:color w:val="5b9bd5" w:themeColor="accent1"/>
-            <w:sz w:val="24"/>
-            <w:szCs w:val="24"/>
-            <w:highlight w:val="none"/>
-          </w:rPr>
-          <w:t xml:space="preserve">jango-adminlte</w:t>
-        </w:r>
-        <w:r>
-          <w:rPr>
-            <w:rStyle w:val="893"/>
-            <w:b/>
-            <w:bCs/>
-            <w:color w:val="5b9bd5" w:themeColor="accent1"/>
-            <w:sz w:val="24"/>
-            <w:szCs w:val="24"/>
-            <w:highlight w:val="none"/>
-          </w:rPr>
-        </w:r>
-      </w:hyperlink>
-      <w:r>
-        <w:rPr>
-          <w:b/>
-          <w:bCs/>
-          <w:color w:val="5b9bd5" w:themeColor="accent1"/>
-          <w:sz w:val="24"/>
-          <w:szCs w:val="24"/>
-          <w:highlight w:val="none"/>
-          <w:u w:val="single"/>
-        </w:rPr>
-      </w:r>
-      <w:r>
-        <w:rPr>
-          <w:b/>
-          <w:bCs/>
-          <w:color w:val="5b9bd5" w:themeColor="accent1"/>
-          <w:sz w:val="24"/>
-          <w:szCs w:val="24"/>
-          <w:highlight w:val="none"/>
-          <w:u w:val="single"/>
-        </w:rPr>
-      </w:r>
-    </w:p>
-    <w:p>
-      <w:pPr>
-        <w:pBdr/>
-        <w:spacing/>
-        <w:ind/>
-        <w:rPr>
-          <w:color w:val="5b9bd5" w:themeColor="accent1"/>
-          <w:highlight w:val="none"/>
-        </w:rPr>
-      </w:pPr>
-      <w:r>
-        <w:rPr>
-          <w:b/>
-          <w:bCs/>
-          <w:color w:val="5b9bd5" w:themeColor="accent1"/>
-          <w:sz w:val="24"/>
-          <w:szCs w:val="24"/>
-          <w:highlight w:val="none"/>
-          <w:u w:val="single"/>
-        </w:rPr>
-      </w:r>
-      <w:hyperlink r:id="rId12" w:tooltip="https://hub.docker.com/repository/docker/sonikast1/ecommerce-flask-stripe-1.0.11/general" w:history="1">
-        <w:r>
-          <w:rPr>
-            <w:rStyle w:val="893"/>
-            <w:b/>
-            <w:bCs/>
-            <w:color w:val="5b9bd5" w:themeColor="accent1"/>
-            <w:sz w:val="24"/>
-            <w:szCs w:val="24"/>
-            <w:highlight w:val="none"/>
-          </w:rPr>
-        </w:r>
-        <w:r>
-          <w:rPr>
-            <w:rStyle w:val="893"/>
-            <w:b/>
-            <w:bCs/>
-            <w:color w:val="5b9bd5" w:themeColor="accent1"/>
-            <w:sz w:val="24"/>
-            <w:szCs w:val="24"/>
-            <w:highlight w:val="none"/>
-          </w:rPr>
-        </w:r>
-        <w:r>
-          <w:rPr>
-            <w:rStyle w:val="893"/>
-            <w:b/>
-            <w:bCs/>
-            <w:color w:val="5b9bd5" w:themeColor="accent1"/>
-            <w:sz w:val="24"/>
-            <w:szCs w:val="24"/>
-            <w:highlight w:val="none"/>
-          </w:rPr>
-          <w:t xml:space="preserve">sonikast1/ecommerce-flask-stripe-1.0.11</w:t>
-        </w:r>
-        <w:r>
-          <w:rPr>
-            <w:rStyle w:val="893"/>
-            <w:b/>
-            <w:bCs/>
-            <w:color w:val="5b9bd5" w:themeColor="accent1"/>
-            <w:sz w:val="24"/>
-            <w:szCs w:val="24"/>
-            <w:highlight w:val="none"/>
-          </w:rPr>
-        </w:r>
-        <w:r>
-          <w:rPr>
-            <w:rStyle w:val="893"/>
-            <w:b/>
-            <w:bCs/>
-            <w:color w:val="5b9bd5" w:themeColor="accent1"/>
-            <w:sz w:val="24"/>
-            <w:szCs w:val="24"/>
-            <w:highlight w:val="none"/>
-          </w:rPr>
-        </w:r>
-      </w:hyperlink>
-      <w:r>
-        <w:rPr>
-          <w:color w:val="5b9bd5" w:themeColor="accent1"/>
-          <w:highlight w:val="none"/>
-        </w:rPr>
-      </w:r>
-      <w:r>
-        <w:rPr>
-          <w:color w:val="5b9bd5" w:themeColor="accent1"/>
-          <w:highlight w:val="none"/>
-        </w:rPr>
-      </w:r>
-    </w:p>
-    <w:p>
-      <w:pPr>
-        <w:pBdr/>
-        <w:spacing/>
-        <w:ind/>
-        <w:rPr>
-          <w:b/>
-          <w:bCs/>
-          <w:color w:val="5b9bd5" w:themeColor="accent1"/>
-          <w:sz w:val="24"/>
-          <w:szCs w:val="24"/>
-          <w:highlight w:val="none"/>
-          <w:u w:val="single"/>
-        </w:rPr>
-      </w:pPr>
-      <w:r>
-        <w:rPr>
-          <w:b/>
-          <w:bCs/>
-          <w:color w:val="5b9bd5" w:themeColor="accent1"/>
-          <w:sz w:val="24"/>
-          <w:szCs w:val="24"/>
-          <w:highlight w:val="none"/>
-          <w:u w:val="single"/>
-        </w:rPr>
-      </w:r>
-      <w:hyperlink r:id="rId13" w:tooltip="https://hub.docker.com/repository/docker/sonikast1/django-star-admin/general" w:history="1">
-        <w:r>
-          <w:rPr>
-            <w:rStyle w:val="893"/>
-            <w:b/>
-            <w:bCs/>
-            <w:color w:val="5b9bd5" w:themeColor="accent1"/>
-            <w:sz w:val="24"/>
-            <w:szCs w:val="24"/>
-            <w:highlight w:val="none"/>
-          </w:rPr>
-          <w:t xml:space="preserve">sonikast1/django-star-admin</w:t>
-        </w:r>
-        <w:r>
-          <w:rPr>
-            <w:rStyle w:val="893"/>
-            <w:b/>
-            <w:bCs/>
-            <w:color w:val="5b9bd5" w:themeColor="accent1"/>
-            <w:sz w:val="24"/>
-            <w:szCs w:val="24"/>
-            <w:highlight w:val="none"/>
-          </w:rPr>
-        </w:r>
-        <w:r>
-          <w:rPr>
-            <w:rStyle w:val="893"/>
-            <w:b/>
-            <w:bCs/>
-            <w:color w:val="5b9bd5" w:themeColor="accent1"/>
-            <w:sz w:val="24"/>
-            <w:szCs w:val="24"/>
-            <w:highlight w:val="none"/>
-          </w:rPr>
-        </w:r>
-      </w:hyperlink>
-      <w:r>
-        <w:rPr>
-          <w:b/>
-          <w:bCs/>
-          <w:color w:val="5b9bd5" w:themeColor="accent1"/>
-          <w:sz w:val="24"/>
-          <w:szCs w:val="24"/>
-          <w:highlight w:val="none"/>
-          <w:u w:val="single"/>
-        </w:rPr>
-      </w:r>
-      <w:r>
-        <w:rPr>
-          <w:b/>
-          <w:bCs/>
-          <w:color w:val="5b9bd5" w:themeColor="accent1"/>
-          <w:sz w:val="24"/>
-          <w:szCs w:val="24"/>
-          <w:highlight w:val="none"/>
-          <w:u w:val="single"/>
+          <w:lang w:val="fr-FR"/>
         </w:rPr>
       </w:r>
     </w:p>
@@ -688,6 +653,290 @@
           <w:szCs w:val="24"/>
           <w:highlight w:val="none"/>
           <w:u w:val="single"/>
+          <w:lang w:val="fr-FR" w:bidi="fr-FR"/>
+        </w:rPr>
+      </w:r>
+      <w:hyperlink r:id="rId12" w:tooltip="https://hub.docker.com/repository/docker/sonikast1/django-adminlte" w:history="1">
+        <w:r>
+          <w:rPr>
+            <w:rStyle w:val="893"/>
+            <w:b/>
+            <w:bCs/>
+            <w:color w:val="000000" w:themeColor="text1"/>
+            <w:sz w:val="24"/>
+            <w:szCs w:val="24"/>
+            <w:highlight w:val="none"/>
+            <w:lang w:val="fr-FR"/>
+          </w:rPr>
+          <w:t xml:space="preserve">sonikast1/d</w:t>
+        </w:r>
+        <w:r>
+          <w:rPr>
+            <w:rStyle w:val="893"/>
+            <w:b/>
+            <w:bCs/>
+            <w:color w:val="000000" w:themeColor="text1"/>
+            <w:sz w:val="24"/>
+            <w:szCs w:val="24"/>
+            <w:highlight w:val="none"/>
+            <w:lang w:val="fr-FR"/>
+          </w:rPr>
+          <w:t xml:space="preserve">jango-adminlte</w:t>
+        </w:r>
+        <w:r>
+          <w:rPr>
+            <w:rStyle w:val="893"/>
+            <w:b/>
+            <w:bCs/>
+            <w:color w:val="000000" w:themeColor="text1"/>
+            <w:sz w:val="24"/>
+            <w:szCs w:val="24"/>
+            <w:highlight w:val="none"/>
+            <w:lang w:val="fr-FR" w:bidi="fr-FR"/>
+          </w:rPr>
+        </w:r>
+      </w:hyperlink>
+      <w:r>
+        <w:rPr>
+          <w:b/>
+          <w:bCs/>
+          <w:color w:val="000000" w:themeColor="text1"/>
+          <w:sz w:val="24"/>
+          <w:szCs w:val="24"/>
+          <w:highlight w:val="none"/>
+          <w:u w:val="single"/>
+          <w:lang w:val="fr-FR" w:bidi="fr-FR"/>
+        </w:rPr>
+      </w:r>
+      <w:r>
+        <w:rPr>
+          <w:b/>
+          <w:bCs/>
+          <w:color w:val="000000" w:themeColor="text1"/>
+          <w:sz w:val="24"/>
+          <w:szCs w:val="24"/>
+          <w:highlight w:val="none"/>
+          <w:u w:val="single"/>
+          <w:lang w:val="fr-FR"/>
+        </w:rPr>
+      </w:r>
+    </w:p>
+    <w:p>
+      <w:pPr>
+        <w:pBdr/>
+        <w:spacing/>
+        <w:ind/>
+        <w:rPr>
+          <w:color w:val="000000" w:themeColor="text1"/>
+          <w:highlight w:val="none"/>
+        </w:rPr>
+      </w:pPr>
+      <w:r>
+        <w:rPr>
+          <w:b/>
+          <w:bCs/>
+          <w:color w:val="000000" w:themeColor="text1"/>
+          <w:sz w:val="24"/>
+          <w:szCs w:val="24"/>
+          <w:highlight w:val="none"/>
+          <w:u w:val="single"/>
+          <w:lang w:val="fr-FR" w:bidi="fr-FR"/>
+        </w:rPr>
+      </w:r>
+      <w:hyperlink r:id="rId13" w:tooltip="https://hub.docker.com/repository/docker/sonikast1/ecommerce-flask-stripe-1.0.11/general" w:history="1">
+        <w:r>
+          <w:rPr>
+            <w:rStyle w:val="893"/>
+            <w:b/>
+            <w:bCs/>
+            <w:color w:val="000000" w:themeColor="text1"/>
+            <w:sz w:val="24"/>
+            <w:szCs w:val="24"/>
+            <w:highlight w:val="none"/>
+            <w:lang w:val="fr-FR" w:bidi="fr-FR"/>
+          </w:rPr>
+        </w:r>
+        <w:r>
+          <w:rPr>
+            <w:rStyle w:val="893"/>
+            <w:b/>
+            <w:bCs/>
+            <w:color w:val="000000" w:themeColor="text1"/>
+            <w:sz w:val="24"/>
+            <w:szCs w:val="24"/>
+            <w:highlight w:val="none"/>
+            <w:lang w:val="fr-FR" w:bidi="fr-FR"/>
+          </w:rPr>
+        </w:r>
+        <w:r>
+          <w:rPr>
+            <w:rStyle w:val="893"/>
+            <w:b/>
+            <w:bCs/>
+            <w:color w:val="000000" w:themeColor="text1"/>
+            <w:sz w:val="24"/>
+            <w:szCs w:val="24"/>
+            <w:highlight w:val="none"/>
+            <w:lang w:val="fr-FR"/>
+          </w:rPr>
+          <w:t xml:space="preserve">sonikast1/ecommerce-flask-stripe-1.0.11</w:t>
+        </w:r>
+        <w:r>
+          <w:rPr>
+            <w:rStyle w:val="893"/>
+            <w:b/>
+            <w:bCs/>
+            <w:color w:val="000000" w:themeColor="text1"/>
+            <w:sz w:val="24"/>
+            <w:szCs w:val="24"/>
+            <w:highlight w:val="none"/>
+            <w:lang w:val="fr-FR" w:bidi="fr-FR"/>
+          </w:rPr>
+        </w:r>
+        <w:r>
+          <w:rPr>
+            <w:rStyle w:val="893"/>
+            <w:b/>
+            <w:bCs/>
+            <w:color w:val="000000" w:themeColor="text1"/>
+            <w:sz w:val="24"/>
+            <w:szCs w:val="24"/>
+            <w:highlight w:val="none"/>
+            <w:lang w:val="fr-FR" w:bidi="fr-FR"/>
+          </w:rPr>
+        </w:r>
+      </w:hyperlink>
+      <w:r>
+        <w:rPr>
+          <w:color w:val="000000" w:themeColor="text1"/>
+          <w:highlight w:val="none"/>
+          <w:lang w:val="fr-FR" w:bidi="fr-FR"/>
+        </w:rPr>
+      </w:r>
+      <w:r>
+        <w:rPr>
+          <w:color w:val="000000" w:themeColor="text1"/>
+          <w:highlight w:val="none"/>
+          <w:lang w:val="fr-FR"/>
+        </w:rPr>
+      </w:r>
+    </w:p>
+    <w:p>
+      <w:pPr>
+        <w:pBdr/>
+        <w:spacing/>
+        <w:ind/>
+        <w:rPr>
+          <w:b/>
+          <w:bCs/>
+          <w:color w:val="000000" w:themeColor="text1"/>
+          <w:sz w:val="24"/>
+          <w:szCs w:val="24"/>
+          <w:highlight w:val="none"/>
+          <w:u w:val="single"/>
+        </w:rPr>
+      </w:pPr>
+      <w:r>
+        <w:rPr>
+          <w:b/>
+          <w:bCs/>
+          <w:color w:val="000000" w:themeColor="text1"/>
+          <w:sz w:val="24"/>
+          <w:szCs w:val="24"/>
+          <w:highlight w:val="none"/>
+          <w:u w:val="single"/>
+          <w:lang w:val="fr-FR" w:bidi="fr-FR"/>
+        </w:rPr>
+      </w:r>
+      <w:hyperlink r:id="rId14" w:tooltip="https://hub.docker.com/repository/docker/sonikast1/django-star-admin/general" w:history="1">
+        <w:r>
+          <w:rPr>
+            <w:rStyle w:val="893"/>
+            <w:b/>
+            <w:bCs/>
+            <w:color w:val="000000" w:themeColor="text1"/>
+            <w:sz w:val="24"/>
+            <w:szCs w:val="24"/>
+            <w:highlight w:val="none"/>
+            <w:lang w:val="fr-FR"/>
+          </w:rPr>
+          <w:t xml:space="preserve">sonikast1/django-star-admin</w:t>
+        </w:r>
+        <w:r>
+          <w:rPr>
+            <w:rStyle w:val="893"/>
+            <w:b/>
+            <w:bCs/>
+            <w:color w:val="000000" w:themeColor="text1"/>
+            <w:sz w:val="24"/>
+            <w:szCs w:val="24"/>
+            <w:highlight w:val="none"/>
+            <w:lang w:val="fr-FR" w:bidi="fr-FR"/>
+          </w:rPr>
+        </w:r>
+        <w:r>
+          <w:rPr>
+            <w:rStyle w:val="893"/>
+            <w:b/>
+            <w:bCs/>
+            <w:color w:val="000000" w:themeColor="text1"/>
+            <w:sz w:val="24"/>
+            <w:szCs w:val="24"/>
+            <w:highlight w:val="none"/>
+            <w:lang w:val="fr-FR" w:bidi="fr-FR"/>
+          </w:rPr>
+        </w:r>
+      </w:hyperlink>
+      <w:r>
+        <w:rPr>
+          <w:b/>
+          <w:bCs/>
+          <w:color w:val="000000" w:themeColor="text1"/>
+          <w:sz w:val="24"/>
+          <w:szCs w:val="24"/>
+          <w:highlight w:val="none"/>
+          <w:u w:val="single"/>
+          <w:lang w:val="fr-FR" w:bidi="fr-FR"/>
+        </w:rPr>
+      </w:r>
+      <w:r>
+        <w:rPr>
+          <w:b/>
+          <w:bCs/>
+          <w:color w:val="000000" w:themeColor="text1"/>
+          <w:sz w:val="24"/>
+          <w:szCs w:val="24"/>
+          <w:highlight w:val="none"/>
+          <w:u w:val="single"/>
+          <w:lang w:val="fr-FR"/>
+        </w:rPr>
+      </w:r>
+    </w:p>
+    <w:p>
+      <w:pPr>
+        <w:pBdr/>
+        <w:spacing/>
+        <w:ind/>
+        <w:rPr>
+          <w:b/>
+          <w:bCs/>
+          <w:color w:val="000000" w:themeColor="text1"/>
+          <w:sz w:val="24"/>
+          <w:szCs w:val="24"/>
+          <w:highlight w:val="none"/>
+          <w:u w:val="single"/>
+        </w:rPr>
+      </w:pPr>
+      <w:r>
+        <w:rPr>
+          <w:b/>
+          <w:bCs/>
+          <w:color w:val="000000" w:themeColor="text1"/>
+          <w:sz w:val="24"/>
+          <w:szCs w:val="24"/>
+          <w:highlight w:val="none"/>
+          <w:u w:val="single"/>
+          <w:lang w:val="fr-FR"/>
         </w:rPr>
         <w:t xml:space="preserve">Création du manifest :</w:t>
       </w:r>
@@ -700,6 +949,7 @@
           <w:szCs w:val="24"/>
           <w:highlight w:val="none"/>
           <w:u w:val="single"/>
+          <w:lang w:val="fr-FR" w:bidi="fr-FR"/>
         </w:rPr>
       </w:r>
       <w:r>
@@ -711,6 +961,7 @@
           <w:szCs w:val="24"/>
           <w:highlight w:val="none"/>
           <w:u w:val="single"/>
+          <w:lang w:val="fr-FR"/>
         </w:rPr>
       </w:r>
     </w:p>
@@ -738,9 +989,14 @@
           <w:szCs w:val="24"/>
           <w:highlight w:val="none"/>
           <w:u w:val="single"/>
+          <w:lang w:val="fr-FR" w:bidi="fr-FR"/>
         </w:rPr>
       </w:r>
       <w:r>
+        <w:rPr>
+          <w:color w:val="000000" w:themeColor="text1"/>
+          <w:lang w:val="fr-FR"/>
+        </w:rPr>
         <mc:AlternateContent>
           <mc:Choice Requires="wpg">
             <w:drawing>
@@ -762,7 +1018,7 @@
                         <pic:nvPr/>
                       </pic:nvPicPr>
                       <pic:blipFill rotWithShape="1">
-                        <a:blip r:embed="rId14"/>
+                        <a:blip r:embed="rId15"/>
                         <a:stretch/>
                       </pic:blipFill>
                       <pic:spPr bwMode="auto">
@@ -802,7 +1058,7 @@
                 <o:lock v:ext="edit" aspectratio="t"/>
               </v:shapetype>
               <v:shape id="_x0000_i0" o:spid="_x0000_s0" type="#_x0000_t75" style="width:238.31pt;height:435.51pt;mso-wrap-distance-left:0.00pt;mso-wrap-distance-top:0.00pt;mso-wrap-distance-right:0.00pt;mso-wrap-distance-bottom:0.00pt;z-index:1;" stroked="false">
-                <v:imagedata r:id="rId14" o:title=""/>
+                <v:imagedata r:id="rId15" o:title=""/>
                 <o:lock v:ext="edit" rotation="t"/>
               </v:shape>
             </w:pict>
@@ -818,6 +1074,7 @@
           <w:szCs w:val="24"/>
           <w:highlight w:val="none"/>
           <w:u w:val="single"/>
+          <w:lang w:val="fr-FR" w:bidi="fr-FR"/>
         </w:rPr>
       </w:r>
       <w:r>
@@ -829,6 +1086,7 @@
           <w:szCs w:val="24"/>
           <w:highlight w:val="none"/>
           <w:u w:val="single"/>
+          <w:lang w:val="fr-FR"/>
         </w:rPr>
       </w:r>
     </w:p>
@@ -856,6 +1114,7 @@
           <w:szCs w:val="24"/>
           <w:highlight w:val="none"/>
           <w:u w:val="none"/>
+          <w:lang w:val="fr-FR"/>
         </w:rPr>
         <w:t xml:space="preserve">Les 3 applications se trouvent dans le m</w:t>
       </w:r>
@@ -868,6 +1127,7 @@
           <w:szCs w:val="24"/>
           <w:highlight w:val="none"/>
           <w:u w:val="none"/>
+          <w:lang w:val="fr-FR"/>
         </w:rPr>
         <w:t xml:space="preserve">ême manifest</w:t>
       </w:r>
@@ -880,6 +1140,7 @@
           <w:szCs w:val="24"/>
           <w:highlight w:val="none"/>
           <w:u w:val="none"/>
+          <w:lang w:val="fr-FR"/>
         </w:rPr>
         <w:t xml:space="preserve">. Ils peuvent </w:t>
       </w:r>
@@ -892,6 +1153,7 @@
           <w:szCs w:val="24"/>
           <w:highlight w:val="none"/>
           <w:u w:val="none"/>
+          <w:lang w:val="fr-FR"/>
         </w:rPr>
         <w:t xml:space="preserve">êtres crées avec la commande « k create –f p1-balla-05-03-2026.yml », et accédées dans le navigateur en faisant un portforward. « k port-forward —address 0.0.0.0 –n prod-b-05-03-2026 services/ ‘’nomduservice’’ 5005:5005 »</w:t>
       </w:r>
@@ -903,6 +1165,7 @@
           <w:sz w:val="20"/>
           <w:szCs w:val="20"/>
           <w:u w:val="single"/>
+          <w:lang w:val="fr-FR" w:bidi="fr-FR"/>
         </w:rPr>
       </w:r>
       <w:r>
@@ -914,6 +1177,7 @@
           <w:szCs w:val="24"/>
           <w:highlight w:val="none"/>
           <w:u w:val="none"/>
+          <w:lang w:val="fr-FR"/>
         </w:rPr>
       </w:r>
     </w:p>
@@ -923,22 +1187,29 @@
         <w:spacing/>
         <w:ind/>
         <w:rPr>
+          <w:color w:val="000000" w:themeColor="text1"/>
           <w:highlight w:val="none"/>
         </w:rPr>
       </w:pPr>
       <w:r>
         <w:rPr>
+          <w:color w:val="000000" w:themeColor="text1"/>
           <w:highlight w:val="none"/>
+          <w:lang w:val="fr-FR" w:bidi="fr-FR"/>
         </w:rPr>
       </w:r>
       <w:r>
         <w:rPr>
+          <w:color w:val="000000" w:themeColor="text1"/>
           <w:highlight w:val="none"/>
+          <w:lang w:val="fr-FR" w:bidi="fr-FR"/>
         </w:rPr>
       </w:r>
       <w:r>
         <w:rPr>
+          <w:color w:val="000000" w:themeColor="text1"/>
           <w:highlight w:val="none"/>
+          <w:lang w:val="fr-FR"/>
         </w:rPr>
       </w:r>
     </w:p>
@@ -966,6 +1237,7 @@
           <w:szCs w:val="24"/>
           <w:highlight w:val="none"/>
           <w:u w:val="single"/>
+          <w:lang w:val="fr-FR" w:bidi="fr-FR"/>
         </w:rPr>
       </w:r>
       <w:r>
@@ -977,16 +1249,21 @@
           <w:szCs w:val="24"/>
           <w:highlight w:val="none"/>
           <w:u w:val="single"/>
+          <w:lang w:val="fr-FR"/>
         </w:rPr>
         <w:t xml:space="preserve">Lancement des services et deployments : </w:t>
         <w:br/>
       </w:r>
       <w:r>
+        <w:rPr>
+          <w:color w:val="000000" w:themeColor="text1"/>
+          <w:lang w:val="fr-FR"/>
+        </w:rPr>
         <mc:AlternateContent>
           <mc:Choice Requires="wpg">
             <w:drawing>
               <wp:inline xmlns:wp="http://schemas.openxmlformats.org/drawingml/2006/wordprocessingDrawing" distT="0" distB="0" distL="0" distR="0">
-                <wp:extent cx="5940425" cy="2940411"/>
+                <wp:extent cx="4369140" cy="2162651"/>
                 <wp:effectExtent l="0" t="0" r="0" b="0"/>
                 <wp:docPr id="2" name=""/>
                 <wp:cNvGraphicFramePr>
@@ -1003,13 +1280,13 @@
                         <pic:nvPr/>
                       </pic:nvPicPr>
                       <pic:blipFill rotWithShape="1">
-                        <a:blip r:embed="rId15"/>
+                        <a:blip r:embed="rId16"/>
                         <a:stretch/>
                       </pic:blipFill>
                       <pic:spPr bwMode="auto">
-                        <a:xfrm>
+                        <a:xfrm flipH="0" flipV="0">
                           <a:off x="0" y="0"/>
-                          <a:ext cx="5940424" cy="2940410"/>
+                          <a:ext cx="4369140" cy="2162651"/>
                         </a:xfrm>
                         <a:prstGeom prst="rect">
                           <a:avLst/>
@@ -1042,8 +1319,8 @@
                 <v:path o:extrusionok="f" gradientshapeok="t" o:connecttype="rect"/>
                 <o:lock v:ext="edit" aspectratio="t"/>
               </v:shapetype>
-              <v:shape id="_x0000_i1" o:spid="_x0000_s1" type="#_x0000_t75" style="width:467.75pt;height:231.53pt;mso-wrap-distance-left:0.00pt;mso-wrap-distance-top:0.00pt;mso-wrap-distance-right:0.00pt;mso-wrap-distance-bottom:0.00pt;z-index:1;" stroked="false">
-                <v:imagedata r:id="rId15" o:title=""/>
+              <v:shape id="_x0000_i1" o:spid="_x0000_s1" type="#_x0000_t75" style="width:344.03pt;height:170.29pt;mso-wrap-distance-left:0.00pt;mso-wrap-distance-top:0.00pt;mso-wrap-distance-right:0.00pt;mso-wrap-distance-bottom:0.00pt;z-index:1;" stroked="false">
+                <v:imagedata r:id="rId16" o:title=""/>
                 <o:lock v:ext="edit" rotation="t"/>
               </v:shape>
             </w:pict>
@@ -1058,11 +1335,14 @@
           <w:sz w:val="20"/>
           <w:szCs w:val="20"/>
           <w:u w:val="single"/>
+          <w:lang w:val="fr-FR" w:bidi="fr-FR"/>
         </w:rPr>
       </w:r>
       <w:r>
         <w:rPr>
+          <w:color w:val="000000" w:themeColor="text1"/>
           <w:highlight w:val="none"/>
+          <w:lang w:val="fr-FR"/>
         </w:rPr>
       </w:r>
     </w:p>
@@ -1083,6 +1363,30 @@
           <w:u w:val="single"/>
         </w:rPr>
       </w:pPr>
+      <w:r>
+        <w:rPr>
+          <w:color w:val="000000" w:themeColor="text1"/>
+        </w:rPr>
+      </w:r>
+      <w:bookmarkStart w:id="2" w:name="_Toc2"/>
+      <w:r>
+        <w:rPr>
+          <w:b/>
+          <w:bCs/>
+          <w:color w:val="000000" w:themeColor="text1"/>
+          <w:sz w:val="32"/>
+          <w:szCs w:val="32"/>
+          <w:u w:val="single"/>
+          <w:lang w:val="fr-FR"/>
+        </w:rPr>
+        <w:t xml:space="preserve">Projet 2</w:t>
+      </w:r>
+      <w:r>
+        <w:rPr>
+          <w:color w:val="000000" w:themeColor="text1"/>
+        </w:rPr>
+      </w:r>
+      <w:bookmarkEnd w:id="2"/>
       <w:r>
         <w:rPr>
           <w:color w:val="000000" w:themeColor="text1"/>
@@ -1095,19 +1399,9 @@
           <w:color w:val="000000" w:themeColor="text1"/>
           <w:sz w:val="32"/>
           <w:szCs w:val="32"/>
-          <w:u w:val="single"/>
-        </w:rPr>
-        <w:t xml:space="preserve">Projet 2</w:t>
-      </w:r>
-      <w:r>
-        <w:rPr>
-          <w:b/>
-          <w:bCs/>
-          <w:color w:val="000000" w:themeColor="text1"/>
-          <w:sz w:val="32"/>
-          <w:szCs w:val="32"/>
           <w:highlight w:val="none"/>
           <w:u w:val="single"/>
+          <w:lang w:val="fr-FR"/>
         </w:rPr>
       </w:r>
     </w:p>
@@ -1134,6 +1428,7 @@
           <w:sz w:val="24"/>
           <w:szCs w:val="24"/>
           <w:u w:val="none"/>
+          <w:lang w:val="fr-FR"/>
         </w:rPr>
         <w:t xml:space="preserve">Pour le projet 2, j’ai repris les m</w:t>
       </w:r>
@@ -1145,6 +1440,7 @@
           <w:sz w:val="24"/>
           <w:szCs w:val="24"/>
           <w:u w:val="none"/>
+          <w:lang w:val="fr-FR"/>
         </w:rPr>
         <w:t xml:space="preserve">êmes applications, et je les ai configurés dans des fichiers différents : </w:t>
       </w:r>
@@ -1152,9 +1448,11 @@
         <w:rPr>
           <w:b w:val="0"/>
           <w:bCs w:val="0"/>
+          <w:color w:val="000000" w:themeColor="text1"/>
           <w:sz w:val="20"/>
           <w:szCs w:val="20"/>
           <w:u w:val="none"/>
+          <w:lang w:val="fr-FR"/>
         </w:rPr>
       </w:r>
     </w:p>
@@ -1166,6 +1464,7 @@
         <w:rPr>
           <w:b w:val="0"/>
           <w:bCs w:val="0"/>
+          <w:color w:val="000000" w:themeColor="text1"/>
           <w:sz w:val="20"/>
           <w:szCs w:val="20"/>
           <w:u w:val="none"/>
@@ -1180,20 +1479,14 @@
           <w:szCs w:val="24"/>
           <w:highlight w:val="none"/>
           <w:u w:val="none"/>
+          <w:lang w:val="fr-FR" w:bidi="fr-FR"/>
         </w:rPr>
       </w:r>
       <w:r>
         <w:rPr>
-          <w:b w:val="0"/>
-          <w:bCs w:val="0"/>
           <w:color w:val="000000" w:themeColor="text1"/>
-          <w:sz w:val="24"/>
-          <w:szCs w:val="24"/>
-          <w:highlight w:val="none"/>
-          <w:u w:val="none"/>
+          <w:lang w:val="fr-FR"/>
         </w:rPr>
-      </w:r>
-      <w:r>
         <mc:AlternateContent>
           <mc:Choice Requires="wpg">
             <w:drawing>
@@ -1215,7 +1508,7 @@
                         <pic:nvPr/>
                       </pic:nvPicPr>
                       <pic:blipFill rotWithShape="1">
-                        <a:blip r:embed="rId16"/>
+                        <a:blip r:embed="rId17"/>
                         <a:stretch/>
                       </pic:blipFill>
                       <pic:spPr bwMode="auto">
@@ -1255,7 +1548,7 @@
                 <o:lock v:ext="edit" aspectratio="t"/>
               </v:shapetype>
               <v:shape id="_x0000_i2" o:spid="_x0000_s2" type="#_x0000_t75" style="width:203.25pt;height:87.00pt;mso-wrap-distance-left:0.00pt;mso-wrap-distance-top:0.00pt;mso-wrap-distance-right:0.00pt;mso-wrap-distance-bottom:0.00pt;z-index:1;" stroked="false">
-                <v:imagedata r:id="rId16" o:title=""/>
+                <v:imagedata r:id="rId17" o:title=""/>
                 <o:lock v:ext="edit" rotation="t"/>
               </v:shape>
             </w:pict>
@@ -1271,7 +1564,1622 @@
           <w:szCs w:val="24"/>
           <w:highlight w:val="none"/>
           <w:u w:val="none"/>
+          <w:lang w:val="fr-FR" w:bidi="fr-FR"/>
         </w:rPr>
+      </w:r>
+      <w:r>
+        <w:rPr>
+          <w:b w:val="0"/>
+          <w:bCs w:val="0"/>
+          <w:color w:val="000000" w:themeColor="text1"/>
+          <w:sz w:val="24"/>
+          <w:szCs w:val="24"/>
+          <w:highlight w:val="none"/>
+          <w:u w:val="none"/>
+          <w:lang w:val="fr-FR"/>
+        </w:rPr>
+      </w:r>
+    </w:p>
+    <w:p>
+      <w:pPr>
+        <w:pBdr/>
+        <w:spacing/>
+        <w:ind/>
+        <w:rPr>
+          <w:b w:val="0"/>
+          <w:bCs w:val="0"/>
+          <w:color w:val="000000" w:themeColor="text1"/>
+          <w:sz w:val="22"/>
+          <w:szCs w:val="22"/>
+          <w:highlight w:val="none"/>
+          <w:u w:val="none"/>
+        </w:rPr>
+      </w:pPr>
+      <w:r>
+        <w:rPr>
+          <w:b/>
+          <w:bCs/>
+          <w:color w:val="000000" w:themeColor="text1"/>
+          <w:sz w:val="20"/>
+          <w:szCs w:val="20"/>
+          <w:highlight w:val="none"/>
+          <w:u w:val="single"/>
+          <w:lang w:val="fr-FR" w:bidi="fr-FR"/>
+        </w:rPr>
+      </w:r>
+      <w:r>
+        <w:rPr>
+          <w:b w:val="0"/>
+          <w:bCs w:val="0"/>
+          <w:color w:val="000000" w:themeColor="text1"/>
+          <w:sz w:val="22"/>
+          <w:szCs w:val="22"/>
+          <w:highlight w:val="none"/>
+          <w:u w:val="none"/>
+          <w:lang w:val="fr-FR"/>
+        </w:rPr>
+        <w:t xml:space="preserve">Chaque manifest, à l’exception de ecommerce-flask, contient un service et un deployment :</w:t>
+      </w:r>
+      <w:r>
+        <w:rPr>
+          <w:b w:val="0"/>
+          <w:bCs w:val="0"/>
+          <w:color w:val="000000" w:themeColor="text1"/>
+          <w:sz w:val="24"/>
+          <w:szCs w:val="24"/>
+          <w:highlight w:val="none"/>
+          <w:u w:val="none"/>
+          <w:lang w:val="fr-FR"/>
+        </w:rPr>
+      </w:r>
+    </w:p>
+    <w:p>
+      <w:pPr>
+        <w:pStyle w:val="911"/>
+        <w:numPr>
+          <w:ilvl w:val="0"/>
+          <w:numId w:val="1"/>
+        </w:numPr>
+        <w:pBdr/>
+        <w:spacing/>
+        <w:ind/>
+        <w:rPr>
+          <w:b w:val="0"/>
+          <w:bCs w:val="0"/>
+          <w:color w:val="000000" w:themeColor="text1"/>
+          <w:sz w:val="24"/>
+          <w:szCs w:val="24"/>
+          <w:highlight w:val="none"/>
+          <w:u w:val="none"/>
+        </w:rPr>
+      </w:pPr>
+      <w:r>
+        <w:rPr>
+          <w:b w:val="0"/>
+          <w:bCs w:val="0"/>
+          <w:color w:val="000000" w:themeColor="text1"/>
+          <w:sz w:val="22"/>
+          <w:szCs w:val="22"/>
+          <w:highlight w:val="none"/>
+          <w:u w:val="none"/>
+          <w:lang w:val="fr-FR"/>
+        </w:rPr>
+        <w:t xml:space="preserve">Django AdminLTE est en ClusterIP</w:t>
+      </w:r>
+      <w:r>
+        <w:rPr>
+          <w:b w:val="0"/>
+          <w:bCs w:val="0"/>
+          <w:color w:val="000000" w:themeColor="text1"/>
+          <w:sz w:val="24"/>
+          <w:szCs w:val="24"/>
+          <w:highlight w:val="none"/>
+          <w:u w:val="none"/>
+          <w:lang w:val="fr-FR"/>
+        </w:rPr>
+      </w:r>
+    </w:p>
+    <w:p>
+      <w:pPr>
+        <w:pStyle w:val="911"/>
+        <w:numPr>
+          <w:ilvl w:val="0"/>
+          <w:numId w:val="1"/>
+        </w:numPr>
+        <w:pBdr/>
+        <w:spacing/>
+        <w:ind/>
+        <w:rPr>
+          <w:b w:val="0"/>
+          <w:bCs w:val="0"/>
+          <w:color w:val="000000" w:themeColor="text1"/>
+          <w:sz w:val="24"/>
+          <w:szCs w:val="24"/>
+          <w:highlight w:val="none"/>
+          <w:u w:val="none"/>
+        </w:rPr>
+      </w:pPr>
+      <w:r>
+        <w:rPr>
+          <w:b w:val="0"/>
+          <w:bCs w:val="0"/>
+          <w:color w:val="000000" w:themeColor="text1"/>
+          <w:sz w:val="22"/>
+          <w:szCs w:val="22"/>
+          <w:highlight w:val="none"/>
+          <w:u w:val="none"/>
+          <w:lang w:val="fr-FR"/>
+        </w:rPr>
+        <w:t xml:space="preserve">Django Star Admin est en NodePort</w:t>
+      </w:r>
+      <w:r>
+        <w:rPr>
+          <w:b w:val="0"/>
+          <w:bCs w:val="0"/>
+          <w:color w:val="000000" w:themeColor="text1"/>
+          <w:sz w:val="24"/>
+          <w:szCs w:val="24"/>
+          <w:highlight w:val="none"/>
+          <w:u w:val="none"/>
+          <w:lang w:val="fr-FR"/>
+        </w:rPr>
+      </w:r>
+    </w:p>
+    <w:p>
+      <w:pPr>
+        <w:pStyle w:val="911"/>
+        <w:numPr>
+          <w:ilvl w:val="0"/>
+          <w:numId w:val="1"/>
+        </w:numPr>
+        <w:pBdr/>
+        <w:spacing/>
+        <w:ind/>
+        <w:rPr>
+          <w:b w:val="0"/>
+          <w:bCs w:val="0"/>
+          <w:color w:val="000000" w:themeColor="text1"/>
+          <w:sz w:val="24"/>
+          <w:szCs w:val="24"/>
+          <w:highlight w:val="none"/>
+          <w:u w:val="none"/>
+        </w:rPr>
+      </w:pPr>
+      <w:r>
+        <w:rPr>
+          <w:b w:val="0"/>
+          <w:bCs w:val="0"/>
+          <w:color w:val="000000" w:themeColor="text1"/>
+          <w:sz w:val="22"/>
+          <w:szCs w:val="22"/>
+          <w:highlight w:val="none"/>
+          <w:u w:val="none"/>
+          <w:lang w:val="fr-FR"/>
+        </w:rPr>
+        <w:t xml:space="preserve">Ecommerce Flask est en LoadBalancer</w:t>
+      </w:r>
+      <w:r>
+        <w:rPr>
+          <w:b w:val="0"/>
+          <w:bCs w:val="0"/>
+          <w:color w:val="000000" w:themeColor="text1"/>
+          <w:sz w:val="24"/>
+          <w:szCs w:val="24"/>
+          <w:highlight w:val="none"/>
+          <w:u w:val="none"/>
+          <w:lang w:val="fr-FR"/>
+        </w:rPr>
+      </w:r>
+    </w:p>
+    <w:p>
+      <w:pPr>
+        <w:pBdr/>
+        <w:spacing/>
+        <w:ind/>
+        <w:jc w:val="both"/>
+        <w:rPr>
+          <w:color w:val="000000" w:themeColor="text1"/>
+        </w:rPr>
+      </w:pPr>
+      <w:r>
+        <w:rPr>
+          <w:b w:val="0"/>
+          <w:bCs w:val="0"/>
+          <w:color w:val="000000" w:themeColor="text1"/>
+          <w:sz w:val="22"/>
+          <w:szCs w:val="22"/>
+          <w:highlight w:val="none"/>
+          <w:u w:val="none"/>
+          <w:lang w:val="fr-FR"/>
+        </w:rPr>
+        <w:t xml:space="preserve">Pour l’application Ecommerce Flask, j’ai rajouté en plus un ConfigMap et un Secret juste avant le deployment et après le service, pour transmettre les clés d’API Stripe.</w:t>
+      </w:r>
+      <w:r>
+        <w:rPr>
+          <w:color w:val="000000" w:themeColor="text1"/>
+        </w:rPr>
+      </w:r>
+      <w:r>
+        <w:rPr>
+          <w:b w:val="0"/>
+          <w:bCs w:val="0"/>
+          <w:color w:val="000000" w:themeColor="text1"/>
+          <w:sz w:val="22"/>
+          <w:szCs w:val="22"/>
+          <w:highlight w:val="none"/>
+          <w:u w:val="none"/>
+          <w:lang w:val="fr-FR"/>
+        </w:rPr>
+      </w:r>
+    </w:p>
+    <w:p>
+      <w:pPr>
+        <w:pBdr/>
+        <w:spacing/>
+        <w:ind/>
+        <w:jc w:val="center"/>
+        <w:rPr>
+          <w:b w:val="0"/>
+          <w:bCs w:val="0"/>
+          <w:color w:val="000000" w:themeColor="text1"/>
+          <w:sz w:val="22"/>
+          <w:szCs w:val="22"/>
+          <w:highlight w:val="none"/>
+          <w:u w:val="none"/>
+        </w:rPr>
+      </w:pPr>
+      <w:r>
+        <w:rPr>
+          <w:color w:val="000000" w:themeColor="text1"/>
+        </w:rPr>
+      </w:r>
+      <w:r>
+        <w:rPr>
+          <w:color w:val="000000" w:themeColor="text1"/>
+        </w:rPr>
+        <mc:AlternateContent>
+          <mc:Choice Requires="wpg">
+            <w:drawing>
+              <wp:inline xmlns:wp="http://schemas.openxmlformats.org/drawingml/2006/wordprocessingDrawing" distT="0" distB="0" distL="0" distR="0">
+                <wp:extent cx="2051015" cy="2062736"/>
+                <wp:effectExtent l="0" t="0" r="0" b="0"/>
+                <wp:docPr id="4" name=""/>
+                <wp:cNvGraphicFramePr>
+                  <a:graphicFrameLocks xmlns:a="http://schemas.openxmlformats.org/drawingml/2006/main" noChangeAspect="1"/>
+                </wp:cNvGraphicFramePr>
+                <a:graphic xmlns:a="http://schemas.openxmlformats.org/drawingml/2006/main">
+                  <a:graphicData uri="http://schemas.openxmlformats.org/drawingml/2006/picture">
+                    <pic:pic xmlns:pic="http://schemas.openxmlformats.org/drawingml/2006/picture">
+                      <pic:nvPicPr>
+                        <pic:cNvPr id="1408941014" name=""/>
+                        <pic:cNvPicPr>
+                          <a:picLocks noChangeAspect="1"/>
+                        </pic:cNvPicPr>
+                        <pic:nvPr/>
+                      </pic:nvPicPr>
+                      <pic:blipFill rotWithShape="1">
+                        <a:blip r:embed="rId18"/>
+                        <a:stretch/>
+                      </pic:blipFill>
+                      <pic:spPr bwMode="auto">
+                        <a:xfrm flipH="0" flipV="0">
+                          <a:off x="0" y="0"/>
+                          <a:ext cx="2051015" cy="2062735"/>
+                        </a:xfrm>
+                        <a:prstGeom prst="rect">
+                          <a:avLst/>
+                        </a:prstGeom>
+                      </pic:spPr>
+                    </pic:pic>
+                  </a:graphicData>
+                </a:graphic>
+              </wp:inline>
+            </w:drawing>
+          </mc:Choice>
+          <mc:Fallback>
+            <w:pict>
+              <v:shapetype id="_x0000_t75" coordsize="21600,21600" o:spt="75" o:preferrelative="t" path="m@4@5l@4@11@9@11@9@5xe" filled="f" stroked="f">
+                <v:stroke joinstyle="miter"/>
+                <v:formulas>
+                  <v:f eqn="if lineDrawn pixelLineWidth 0"/>
+                  <v:f eqn="sum @0 1 0"/>
+                  <v:f eqn="sum 0 0 @1"/>
+                  <v:f eqn="prod @2 1 2"/>
+                  <v:f eqn="prod @3 21600 pixelWidth"/>
+                  <v:f eqn="prod @3 21600 pixelHeight"/>
+                  <v:f eqn="sum @0 0 1"/>
+                  <v:f eqn="prod @6 1 2"/>
+                  <v:f eqn="prod @7 21600 pixelWidth"/>
+                  <v:f eqn="sum @8 21600 0"/>
+                  <v:f eqn="prod @7 21600 pixelHeight"/>
+                  <v:f eqn="sum @10 21600 0"/>
+                </v:formulas>
+                <v:path o:extrusionok="f" gradientshapeok="t" o:connecttype="rect"/>
+                <o:lock v:ext="edit" aspectratio="t"/>
+              </v:shapetype>
+              <v:shape id="_x0000_i3" o:spid="_x0000_s3" type="#_x0000_t75" style="width:161.50pt;height:162.42pt;mso-wrap-distance-left:0.00pt;mso-wrap-distance-top:0.00pt;mso-wrap-distance-right:0.00pt;mso-wrap-distance-bottom:0.00pt;z-index:1;" stroked="false">
+                <v:imagedata r:id="rId18" o:title=""/>
+                <o:lock v:ext="edit" rotation="t"/>
+              </v:shape>
+            </w:pict>
+          </mc:Fallback>
+        </mc:AlternateContent>
+      </w:r>
+      <w:r>
+        <w:rPr>
+          <w:b w:val="0"/>
+          <w:bCs w:val="0"/>
+          <w:color w:val="000000" w:themeColor="text1"/>
+          <w:sz w:val="24"/>
+          <w:szCs w:val="24"/>
+          <w:highlight w:val="none"/>
+          <w:u w:val="none"/>
+          <w:lang w:val="fr-FR"/>
+        </w:rPr>
+      </w:r>
+      <w:r>
+        <w:rPr>
+          <w:color w:val="000000" w:themeColor="text1"/>
+        </w:rPr>
+      </w:r>
+    </w:p>
+    <w:p>
+      <w:pPr>
+        <w:pBdr/>
+        <w:spacing/>
+        <w:ind/>
+        <w:rPr>
+          <w:b w:val="0"/>
+          <w:bCs w:val="0"/>
+          <w:color w:val="000000" w:themeColor="text1"/>
+          <w:sz w:val="24"/>
+          <w:szCs w:val="24"/>
+          <w:highlight w:val="none"/>
+          <w:u w:val="none"/>
+        </w:rPr>
+      </w:pPr>
+      <w:r>
+        <w:rPr>
+          <w:b w:val="0"/>
+          <w:bCs w:val="0"/>
+          <w:color w:val="000000" w:themeColor="text1"/>
+          <w:sz w:val="24"/>
+          <w:szCs w:val="24"/>
+          <w:highlight w:val="none"/>
+          <w:u w:val="none"/>
+          <w:lang w:val="fr-FR"/>
+        </w:rPr>
+      </w:r>
+      <w:r>
+        <w:rPr>
+          <w:b w:val="0"/>
+          <w:bCs w:val="0"/>
+          <w:color w:val="000000" w:themeColor="text1"/>
+          <w:sz w:val="24"/>
+          <w:szCs w:val="24"/>
+          <w:highlight w:val="none"/>
+          <w:u w:val="none"/>
+          <w:lang w:val="fr-FR"/>
+        </w:rPr>
+      </w:r>
+      <w:r>
+        <w:rPr>
+          <w:b w:val="0"/>
+          <w:bCs w:val="0"/>
+          <w:color w:val="000000" w:themeColor="text1"/>
+          <w:sz w:val="24"/>
+          <w:szCs w:val="24"/>
+          <w:highlight w:val="none"/>
+          <w:u w:val="none"/>
+          <w:lang w:val="fr-FR"/>
+        </w:rPr>
+      </w:r>
+    </w:p>
+    <w:p>
+      <w:pPr>
+        <w:pBdr/>
+        <w:spacing/>
+        <w:ind/>
+        <w:rPr>
+          <w:b w:val="0"/>
+          <w:bCs w:val="0"/>
+          <w:color w:val="000000" w:themeColor="text1"/>
+          <w:sz w:val="22"/>
+          <w:szCs w:val="22"/>
+          <w:highlight w:val="none"/>
+          <w:u w:val="none"/>
+        </w:rPr>
+      </w:pPr>
+      <w:r>
+        <w:rPr>
+          <w:b w:val="0"/>
+          <w:bCs w:val="0"/>
+          <w:color w:val="000000" w:themeColor="text1"/>
+          <w:sz w:val="22"/>
+          <w:szCs w:val="22"/>
+          <w:highlight w:val="none"/>
+          <w:u w:val="none"/>
+          <w:lang w:val="fr-FR" w:bidi="fr-FR"/>
+        </w:rPr>
+      </w:r>
+      <w:r>
+        <w:rPr>
+          <w:b w:val="0"/>
+          <w:bCs w:val="0"/>
+          <w:color w:val="000000" w:themeColor="text1"/>
+          <w:sz w:val="22"/>
+          <w:szCs w:val="22"/>
+          <w:highlight w:val="none"/>
+          <w:u w:val="none"/>
+          <w:lang w:val="fr-FR" w:bidi="fr-FR"/>
+        </w:rPr>
+      </w:r>
+      <w:r>
+        <w:rPr>
+          <w:b w:val="0"/>
+          <w:bCs w:val="0"/>
+          <w:color w:val="000000" w:themeColor="text1"/>
+          <w:sz w:val="22"/>
+          <w:szCs w:val="22"/>
+          <w:highlight w:val="none"/>
+          <w:u w:val="none"/>
+          <w:lang w:val="fr-FR" w:bidi="fr-FR"/>
+        </w:rPr>
+      </w:r>
+    </w:p>
+    <w:p>
+      <w:pPr>
+        <w:pBdr/>
+        <w:spacing/>
+        <w:ind/>
+        <w:rPr>
+          <w:b w:val="0"/>
+          <w:bCs w:val="0"/>
+          <w:color w:val="000000" w:themeColor="text1"/>
+          <w:sz w:val="22"/>
+          <w:szCs w:val="22"/>
+          <w:highlight w:val="none"/>
+          <w:u w:val="none"/>
+        </w:rPr>
+      </w:pPr>
+      <w:r>
+        <w:rPr>
+          <w:b w:val="0"/>
+          <w:bCs w:val="0"/>
+          <w:color w:val="000000" w:themeColor="text1"/>
+          <w:sz w:val="22"/>
+          <w:szCs w:val="22"/>
+          <w:highlight w:val="none"/>
+          <w:u w:val="none"/>
+          <w:lang w:val="fr-FR" w:bidi="fr-FR"/>
+        </w:rPr>
+        <w:t xml:space="preserve">Je n’ai pas pu tester l’application ecommerce-flask avec stripe correctement, m</w:t>
+      </w:r>
+      <w:r>
+        <w:rPr>
+          <w:b w:val="0"/>
+          <w:bCs w:val="0"/>
+          <w:color w:val="000000" w:themeColor="text1"/>
+          <w:sz w:val="22"/>
+          <w:szCs w:val="22"/>
+          <w:highlight w:val="none"/>
+          <w:u w:val="none"/>
+          <w:lang w:val="fr-FR" w:bidi="fr-FR"/>
+        </w:rPr>
+        <w:t xml:space="preserve">ême si tout était bien configuré, donc j’ai du changer d’application pour partir sur « rocket-ecommerce »</w:t>
+      </w:r>
+      <w:r>
+        <w:rPr>
+          <w:b w:val="0"/>
+          <w:bCs w:val="0"/>
+          <w:color w:val="000000" w:themeColor="text1"/>
+          <w:sz w:val="24"/>
+          <w:szCs w:val="24"/>
+          <w:highlight w:val="none"/>
+          <w:u w:val="none"/>
+          <w:lang w:val="fr-FR"/>
+        </w:rPr>
+      </w:r>
+    </w:p>
+    <w:p>
+      <w:pPr>
+        <w:pBdr/>
+        <w:spacing/>
+        <w:ind/>
+        <w:rPr>
+          <w:b w:val="0"/>
+          <w:bCs w:val="0"/>
+          <w:color w:val="000000" w:themeColor="text1"/>
+          <w:sz w:val="22"/>
+          <w:szCs w:val="22"/>
+          <w:highlight w:val="none"/>
+          <w:u w:val="none"/>
+        </w:rPr>
+      </w:pPr>
+      <w:r>
+        <w:rPr>
+          <w:b w:val="0"/>
+          <w:bCs w:val="0"/>
+          <w:color w:val="000000" w:themeColor="text1"/>
+          <w:sz w:val="22"/>
+          <w:szCs w:val="22"/>
+          <w:highlight w:val="none"/>
+          <w:u w:val="none"/>
+          <w:lang w:val="fr-FR" w:bidi="fr-FR"/>
+        </w:rPr>
+        <w:t xml:space="preserve">J’ai optimisé le Dockerfile :</w:t>
+      </w:r>
+      <w:r>
+        <w:rPr>
+          <w:b w:val="0"/>
+          <w:bCs w:val="0"/>
+          <w:color w:val="000000" w:themeColor="text1"/>
+          <w:sz w:val="24"/>
+          <w:szCs w:val="24"/>
+          <w:highlight w:val="none"/>
+          <w:u w:val="none"/>
+          <w:lang w:val="fr-FR"/>
+        </w:rPr>
+      </w:r>
+    </w:p>
+    <w:p>
+      <w:pPr>
+        <w:pBdr/>
+        <w:spacing/>
+        <w:ind/>
+        <w:rPr>
+          <w:b w:val="0"/>
+          <w:bCs w:val="0"/>
+          <w:color w:val="000000" w:themeColor="text1"/>
+          <w:sz w:val="22"/>
+          <w:szCs w:val="22"/>
+          <w:highlight w:val="none"/>
+          <w:u w:val="none"/>
+        </w:rPr>
+      </w:pPr>
+      <w:r>
+        <w:rPr>
+          <w:b w:val="0"/>
+          <w:bCs w:val="0"/>
+          <w:color w:val="000000" w:themeColor="text1"/>
+          <w:sz w:val="22"/>
+          <w:szCs w:val="22"/>
+          <w:highlight w:val="none"/>
+          <w:u w:val="none"/>
+          <w:lang w:val="fr-FR" w:bidi="fr-FR"/>
+        </w:rPr>
+      </w:r>
+      <w:r>
+        <w:rPr>
+          <w:color w:val="000000" w:themeColor="text1"/>
+        </w:rPr>
+        <mc:AlternateContent>
+          <mc:Choice Requires="wpg">
+            <w:drawing>
+              <wp:inline xmlns:wp="http://schemas.openxmlformats.org/drawingml/2006/wordprocessingDrawing" distT="0" distB="0" distL="0" distR="0">
+                <wp:extent cx="5981490" cy="2012879"/>
+                <wp:effectExtent l="0" t="0" r="0" b="0"/>
+                <wp:docPr id="5" name=""/>
+                <wp:cNvGraphicFramePr>
+                  <a:graphicFrameLocks xmlns:a="http://schemas.openxmlformats.org/drawingml/2006/main" noChangeAspect="1"/>
+                </wp:cNvGraphicFramePr>
+                <a:graphic xmlns:a="http://schemas.openxmlformats.org/drawingml/2006/main">
+                  <a:graphicData uri="http://schemas.openxmlformats.org/drawingml/2006/picture">
+                    <pic:pic xmlns:pic="http://schemas.openxmlformats.org/drawingml/2006/picture">
+                      <pic:nvPicPr>
+                        <pic:cNvPr id="1179264364" name=""/>
+                        <pic:cNvPicPr>
+                          <a:picLocks noChangeAspect="1"/>
+                        </pic:cNvPicPr>
+                        <pic:nvPr/>
+                      </pic:nvPicPr>
+                      <pic:blipFill rotWithShape="1">
+                        <a:blip r:embed="rId19"/>
+                        <a:stretch/>
+                      </pic:blipFill>
+                      <pic:spPr bwMode="auto">
+                        <a:xfrm flipH="0" flipV="0">
+                          <a:off x="0" y="0"/>
+                          <a:ext cx="5981489" cy="2012879"/>
+                        </a:xfrm>
+                        <a:prstGeom prst="rect">
+                          <a:avLst/>
+                        </a:prstGeom>
+                      </pic:spPr>
+                    </pic:pic>
+                  </a:graphicData>
+                </a:graphic>
+              </wp:inline>
+            </w:drawing>
+          </mc:Choice>
+          <mc:Fallback>
+            <w:pict>
+              <v:shapetype id="_x0000_t75" coordsize="21600,21600" o:spt="75" o:preferrelative="t" path="m@4@5l@4@11@9@11@9@5xe" filled="f" stroked="f">
+                <v:stroke joinstyle="miter"/>
+                <v:formulas>
+                  <v:f eqn="if lineDrawn pixelLineWidth 0"/>
+                  <v:f eqn="sum @0 1 0"/>
+                  <v:f eqn="sum 0 0 @1"/>
+                  <v:f eqn="prod @2 1 2"/>
+                  <v:f eqn="prod @3 21600 pixelWidth"/>
+                  <v:f eqn="prod @3 21600 pixelHeight"/>
+                  <v:f eqn="sum @0 0 1"/>
+                  <v:f eqn="prod @6 1 2"/>
+                  <v:f eqn="prod @7 21600 pixelWidth"/>
+                  <v:f eqn="sum @8 21600 0"/>
+                  <v:f eqn="prod @7 21600 pixelHeight"/>
+                  <v:f eqn="sum @10 21600 0"/>
+                </v:formulas>
+                <v:path o:extrusionok="f" gradientshapeok="t" o:connecttype="rect"/>
+                <o:lock v:ext="edit" aspectratio="t"/>
+              </v:shapetype>
+              <v:shape id="_x0000_i4" o:spid="_x0000_s4" type="#_x0000_t75" style="width:470.98pt;height:158.49pt;mso-wrap-distance-left:0.00pt;mso-wrap-distance-top:0.00pt;mso-wrap-distance-right:0.00pt;mso-wrap-distance-bottom:0.00pt;z-index:1;" stroked="false">
+                <v:imagedata r:id="rId19" o:title=""/>
+                <o:lock v:ext="edit" rotation="t"/>
+              </v:shape>
+            </w:pict>
+          </mc:Fallback>
+        </mc:AlternateContent>
+      </w:r>
+      <w:r>
+        <w:rPr>
+          <w:b w:val="0"/>
+          <w:bCs w:val="0"/>
+          <w:color w:val="000000" w:themeColor="text1"/>
+          <w:sz w:val="22"/>
+          <w:szCs w:val="22"/>
+          <w:highlight w:val="none"/>
+          <w:u w:val="none"/>
+          <w:lang w:val="fr-FR" w:bidi="fr-FR"/>
+        </w:rPr>
+      </w:r>
+      <w:r>
+        <w:rPr>
+          <w:b w:val="0"/>
+          <w:bCs w:val="0"/>
+          <w:color w:val="000000" w:themeColor="text1"/>
+          <w:sz w:val="24"/>
+          <w:szCs w:val="24"/>
+          <w:highlight w:val="none"/>
+          <w:u w:val="none"/>
+          <w:lang w:val="fr-FR"/>
+        </w:rPr>
+      </w:r>
+    </w:p>
+    <w:p>
+      <w:pPr>
+        <w:pBdr/>
+        <w:spacing/>
+        <w:ind/>
+        <w:rPr>
+          <w:b w:val="0"/>
+          <w:bCs w:val="0"/>
+          <w:color w:val="000000" w:themeColor="text1"/>
+          <w:sz w:val="22"/>
+          <w:szCs w:val="22"/>
+          <w:highlight w:val="none"/>
+          <w:u w:val="none"/>
+        </w:rPr>
+      </w:pPr>
+      <w:r>
+        <w:rPr>
+          <w:b w:val="0"/>
+          <w:bCs w:val="0"/>
+          <w:color w:val="000000" w:themeColor="text1"/>
+          <w:sz w:val="22"/>
+          <w:szCs w:val="22"/>
+          <w:highlight w:val="none"/>
+          <w:u w:val="none"/>
+          <w:lang w:val="fr-FR" w:bidi="fr-FR"/>
+        </w:rPr>
+        <w:t xml:space="preserve">Et le docker-compose :</w:t>
+      </w:r>
+      <w:r>
+        <w:rPr>
+          <w:b w:val="0"/>
+          <w:bCs w:val="0"/>
+          <w:color w:val="000000" w:themeColor="text1"/>
+          <w:sz w:val="24"/>
+          <w:szCs w:val="24"/>
+          <w:highlight w:val="none"/>
+          <w:u w:val="none"/>
+          <w:lang w:val="fr-FR"/>
+        </w:rPr>
+      </w:r>
+    </w:p>
+    <w:p>
+      <w:pPr>
+        <w:pBdr/>
+        <w:spacing/>
+        <w:ind/>
+        <w:rPr>
+          <w:b w:val="0"/>
+          <w:bCs w:val="0"/>
+          <w:color w:val="000000" w:themeColor="text1"/>
+          <w:sz w:val="22"/>
+          <w:szCs w:val="22"/>
+          <w:highlight w:val="none"/>
+          <w:u w:val="none"/>
+        </w:rPr>
+      </w:pPr>
+      <w:r>
+        <w:rPr>
+          <w:b w:val="0"/>
+          <w:bCs w:val="0"/>
+          <w:color w:val="000000" w:themeColor="text1"/>
+          <w:sz w:val="22"/>
+          <w:szCs w:val="22"/>
+          <w:highlight w:val="none"/>
+          <w:u w:val="none"/>
+          <w:lang w:val="fr-FR" w:bidi="fr-FR"/>
+        </w:rPr>
+      </w:r>
+      <w:r>
+        <w:rPr>
+          <w:color w:val="000000" w:themeColor="text1"/>
+        </w:rPr>
+        <mc:AlternateContent>
+          <mc:Choice Requires="wpg">
+            <w:drawing>
+              <wp:inline xmlns:wp="http://schemas.openxmlformats.org/drawingml/2006/wordprocessingDrawing" distT="0" distB="0" distL="0" distR="0">
+                <wp:extent cx="4886115" cy="2183307"/>
+                <wp:effectExtent l="0" t="0" r="0" b="0"/>
+                <wp:docPr id="6" name=""/>
+                <wp:cNvGraphicFramePr>
+                  <a:graphicFrameLocks xmlns:a="http://schemas.openxmlformats.org/drawingml/2006/main" noChangeAspect="1"/>
+                </wp:cNvGraphicFramePr>
+                <a:graphic xmlns:a="http://schemas.openxmlformats.org/drawingml/2006/main">
+                  <a:graphicData uri="http://schemas.openxmlformats.org/drawingml/2006/picture">
+                    <pic:pic xmlns:pic="http://schemas.openxmlformats.org/drawingml/2006/picture">
+                      <pic:nvPicPr>
+                        <pic:cNvPr id="7933550" name=""/>
+                        <pic:cNvPicPr>
+                          <a:picLocks noChangeAspect="1"/>
+                        </pic:cNvPicPr>
+                        <pic:nvPr/>
+                      </pic:nvPicPr>
+                      <pic:blipFill rotWithShape="1">
+                        <a:blip r:embed="rId20"/>
+                        <a:stretch/>
+                      </pic:blipFill>
+                      <pic:spPr bwMode="auto">
+                        <a:xfrm flipH="0" flipV="0">
+                          <a:off x="0" y="0"/>
+                          <a:ext cx="4886114" cy="2183307"/>
+                        </a:xfrm>
+                        <a:prstGeom prst="rect">
+                          <a:avLst/>
+                        </a:prstGeom>
+                      </pic:spPr>
+                    </pic:pic>
+                  </a:graphicData>
+                </a:graphic>
+              </wp:inline>
+            </w:drawing>
+          </mc:Choice>
+          <mc:Fallback>
+            <w:pict>
+              <v:shapetype id="_x0000_t75" coordsize="21600,21600" o:spt="75" o:preferrelative="t" path="m@4@5l@4@11@9@11@9@5xe" filled="f" stroked="f">
+                <v:stroke joinstyle="miter"/>
+                <v:formulas>
+                  <v:f eqn="if lineDrawn pixelLineWidth 0"/>
+                  <v:f eqn="sum @0 1 0"/>
+                  <v:f eqn="sum 0 0 @1"/>
+                  <v:f eqn="prod @2 1 2"/>
+                  <v:f eqn="prod @3 21600 pixelWidth"/>
+                  <v:f eqn="prod @3 21600 pixelHeight"/>
+                  <v:f eqn="sum @0 0 1"/>
+                  <v:f eqn="prod @6 1 2"/>
+                  <v:f eqn="prod @7 21600 pixelWidth"/>
+                  <v:f eqn="sum @8 21600 0"/>
+                  <v:f eqn="prod @7 21600 pixelHeight"/>
+                  <v:f eqn="sum @10 21600 0"/>
+                </v:formulas>
+                <v:path o:extrusionok="f" gradientshapeok="t" o:connecttype="rect"/>
+                <o:lock v:ext="edit" aspectratio="t"/>
+              </v:shapetype>
+              <v:shape id="_x0000_i5" o:spid="_x0000_s5" type="#_x0000_t75" style="width:384.73pt;height:171.91pt;mso-wrap-distance-left:0.00pt;mso-wrap-distance-top:0.00pt;mso-wrap-distance-right:0.00pt;mso-wrap-distance-bottom:0.00pt;z-index:1;" stroked="false">
+                <v:imagedata r:id="rId20" o:title=""/>
+                <o:lock v:ext="edit" rotation="t"/>
+              </v:shape>
+            </w:pict>
+          </mc:Fallback>
+        </mc:AlternateContent>
+      </w:r>
+      <w:r>
+        <w:rPr>
+          <w:b w:val="0"/>
+          <w:bCs w:val="0"/>
+          <w:color w:val="000000" w:themeColor="text1"/>
+          <w:sz w:val="22"/>
+          <w:szCs w:val="22"/>
+          <w:highlight w:val="none"/>
+          <w:u w:val="none"/>
+          <w:lang w:val="fr-FR" w:bidi="fr-FR"/>
+        </w:rPr>
+        <w:br w:type="page" w:clear="all"/>
+      </w:r>
+      <w:r>
+        <w:rPr>
+          <w:b w:val="0"/>
+          <w:bCs w:val="0"/>
+          <w:color w:val="000000" w:themeColor="text1"/>
+          <w:sz w:val="22"/>
+          <w:szCs w:val="22"/>
+          <w:highlight w:val="none"/>
+          <w:u w:val="none"/>
+          <w:lang w:val="fr-FR" w:bidi="fr-FR"/>
+        </w:rPr>
+      </w:r>
+      <w:r>
+        <w:rPr>
+          <w:b w:val="0"/>
+          <w:bCs w:val="0"/>
+          <w:color w:val="000000" w:themeColor="text1"/>
+          <w:sz w:val="22"/>
+          <w:szCs w:val="22"/>
+          <w:highlight w:val="none"/>
+          <w:u w:val="none"/>
+          <w:lang w:val="fr-FR" w:bidi="fr-FR"/>
+        </w:rPr>
+      </w:r>
+    </w:p>
+    <w:p>
+      <w:pPr>
+        <w:pBdr/>
+        <w:spacing/>
+        <w:ind/>
+        <w:rPr>
+          <w:b w:val="0"/>
+          <w:bCs w:val="0"/>
+          <w:color w:val="000000" w:themeColor="text1"/>
+          <w:sz w:val="22"/>
+          <w:szCs w:val="22"/>
+          <w:highlight w:val="none"/>
+          <w:u w:val="none"/>
+        </w:rPr>
+      </w:pPr>
+      <w:r>
+        <w:rPr>
+          <w:b w:val="0"/>
+          <w:bCs w:val="0"/>
+          <w:color w:val="000000" w:themeColor="text1"/>
+          <w:sz w:val="22"/>
+          <w:szCs w:val="22"/>
+          <w:highlight w:val="none"/>
+          <w:u w:val="none"/>
+          <w:lang w:val="fr-FR" w:bidi="fr-FR"/>
+        </w:rPr>
+      </w:r>
+      <w:r>
+        <w:rPr>
+          <w:b w:val="0"/>
+          <w:bCs w:val="0"/>
+          <w:color w:val="000000" w:themeColor="text1"/>
+          <w:sz w:val="22"/>
+          <w:szCs w:val="22"/>
+          <w:highlight w:val="none"/>
+          <w:u w:val="none"/>
+          <w:lang w:val="fr-FR" w:bidi="fr-FR"/>
+        </w:rPr>
+      </w:r>
+      <w:r>
+        <w:rPr>
+          <w:b w:val="0"/>
+          <w:bCs w:val="0"/>
+          <w:color w:val="000000" w:themeColor="text1"/>
+          <w:sz w:val="22"/>
+          <w:szCs w:val="22"/>
+          <w:highlight w:val="none"/>
+          <w:u w:val="none"/>
+          <w:lang w:val="fr-FR" w:bidi="fr-FR"/>
+        </w:rPr>
+      </w:r>
+    </w:p>
+    <w:p>
+      <w:pPr>
+        <w:pBdr/>
+        <w:spacing/>
+        <w:ind/>
+        <w:rPr>
+          <w:b w:val="0"/>
+          <w:bCs w:val="0"/>
+          <w:color w:val="000000" w:themeColor="text1"/>
+          <w:sz w:val="22"/>
+          <w:szCs w:val="22"/>
+          <w:highlight w:val="none"/>
+          <w:u w:val="none"/>
+        </w:rPr>
+      </w:pPr>
+      <w:r>
+        <w:rPr>
+          <w:b w:val="0"/>
+          <w:bCs w:val="0"/>
+          <w:color w:val="000000" w:themeColor="text1"/>
+          <w:sz w:val="22"/>
+          <w:szCs w:val="22"/>
+          <w:highlight w:val="none"/>
+          <w:u w:val="none"/>
+          <w:lang w:val="fr-FR" w:bidi="fr-FR"/>
+        </w:rPr>
+        <w:t xml:space="preserve">Puis j’ai build et push l’application sur mon docker hub :</w:t>
+      </w:r>
+      <w:r>
+        <w:rPr>
+          <w:b w:val="0"/>
+          <w:bCs w:val="0"/>
+          <w:color w:val="000000" w:themeColor="text1"/>
+          <w:sz w:val="22"/>
+          <w:szCs w:val="22"/>
+          <w:highlight w:val="none"/>
+          <w:u w:val="none"/>
+          <w:lang w:val="fr-FR" w:bidi="fr-FR"/>
+        </w:rPr>
+      </w:r>
+      <w:r>
+        <w:rPr>
+          <w:b w:val="0"/>
+          <w:bCs w:val="0"/>
+          <w:color w:val="000000" w:themeColor="text1"/>
+          <w:sz w:val="24"/>
+          <w:szCs w:val="24"/>
+          <w:highlight w:val="none"/>
+          <w:u w:val="none"/>
+          <w:lang w:val="fr-FR"/>
+        </w:rPr>
+      </w:r>
+    </w:p>
+    <w:p>
+      <w:pPr>
+        <w:pBdr/>
+        <w:spacing/>
+        <w:ind/>
+        <w:rPr>
+          <w:b w:val="0"/>
+          <w:bCs w:val="0"/>
+          <w:color w:val="000000" w:themeColor="text1"/>
+          <w:sz w:val="22"/>
+          <w:szCs w:val="22"/>
+          <w:highlight w:val="none"/>
+          <w:u w:val="none"/>
+        </w:rPr>
+      </w:pPr>
+      <w:r>
+        <w:rPr>
+          <w:b w:val="0"/>
+          <w:bCs w:val="0"/>
+          <w:color w:val="000000" w:themeColor="text1"/>
+          <w:sz w:val="22"/>
+          <w:szCs w:val="22"/>
+          <w:highlight w:val="none"/>
+          <w:u w:val="none"/>
+          <w:lang w:val="fr-FR" w:bidi="fr-FR"/>
+        </w:rPr>
+      </w:r>
+      <w:r>
+        <w:rPr>
+          <w:color w:val="000000" w:themeColor="text1"/>
+        </w:rPr>
+        <mc:AlternateContent>
+          <mc:Choice Requires="wpg">
+            <w:drawing>
+              <wp:inline xmlns:wp="http://schemas.openxmlformats.org/drawingml/2006/wordprocessingDrawing" distT="0" distB="0" distL="0" distR="0">
+                <wp:extent cx="5279021" cy="3097272"/>
+                <wp:effectExtent l="0" t="0" r="0" b="0"/>
+                <wp:docPr id="7" name=""/>
+                <wp:cNvGraphicFramePr>
+                  <a:graphicFrameLocks xmlns:a="http://schemas.openxmlformats.org/drawingml/2006/main" noChangeAspect="1"/>
+                </wp:cNvGraphicFramePr>
+                <a:graphic xmlns:a="http://schemas.openxmlformats.org/drawingml/2006/main">
+                  <a:graphicData uri="http://schemas.openxmlformats.org/drawingml/2006/picture">
+                    <pic:pic xmlns:pic="http://schemas.openxmlformats.org/drawingml/2006/picture">
+                      <pic:nvPicPr>
+                        <pic:cNvPr id="261452839" name=""/>
+                        <pic:cNvPicPr>
+                          <a:picLocks noChangeAspect="1"/>
+                        </pic:cNvPicPr>
+                        <pic:nvPr/>
+                      </pic:nvPicPr>
+                      <pic:blipFill rotWithShape="1">
+                        <a:blip r:embed="rId21"/>
+                        <a:stretch/>
+                      </pic:blipFill>
+                      <pic:spPr bwMode="auto">
+                        <a:xfrm flipH="0" flipV="0">
+                          <a:off x="0" y="0"/>
+                          <a:ext cx="5279020" cy="3097271"/>
+                        </a:xfrm>
+                        <a:prstGeom prst="rect">
+                          <a:avLst/>
+                        </a:prstGeom>
+                      </pic:spPr>
+                    </pic:pic>
+                  </a:graphicData>
+                </a:graphic>
+              </wp:inline>
+            </w:drawing>
+          </mc:Choice>
+          <mc:Fallback>
+            <w:pict>
+              <v:shapetype id="_x0000_t75" coordsize="21600,21600" o:spt="75" o:preferrelative="t" path="m@4@5l@4@11@9@11@9@5xe" filled="f" stroked="f">
+                <v:stroke joinstyle="miter"/>
+                <v:formulas>
+                  <v:f eqn="if lineDrawn pixelLineWidth 0"/>
+                  <v:f eqn="sum @0 1 0"/>
+                  <v:f eqn="sum 0 0 @1"/>
+                  <v:f eqn="prod @2 1 2"/>
+                  <v:f eqn="prod @3 21600 pixelWidth"/>
+                  <v:f eqn="prod @3 21600 pixelHeight"/>
+                  <v:f eqn="sum @0 0 1"/>
+                  <v:f eqn="prod @6 1 2"/>
+                  <v:f eqn="prod @7 21600 pixelWidth"/>
+                  <v:f eqn="sum @8 21600 0"/>
+                  <v:f eqn="prod @7 21600 pixelHeight"/>
+                  <v:f eqn="sum @10 21600 0"/>
+                </v:formulas>
+                <v:path o:extrusionok="f" gradientshapeok="t" o:connecttype="rect"/>
+                <o:lock v:ext="edit" aspectratio="t"/>
+              </v:shapetype>
+              <v:shape id="_x0000_i6" o:spid="_x0000_s6" type="#_x0000_t75" style="width:415.67pt;height:243.88pt;mso-wrap-distance-left:0.00pt;mso-wrap-distance-top:0.00pt;mso-wrap-distance-right:0.00pt;mso-wrap-distance-bottom:0.00pt;z-index:1;" stroked="false">
+                <v:imagedata r:id="rId21" o:title=""/>
+                <o:lock v:ext="edit" rotation="t"/>
+              </v:shape>
+            </w:pict>
+          </mc:Fallback>
+        </mc:AlternateContent>
+      </w:r>
+      <w:r>
+        <w:rPr>
+          <w:b w:val="0"/>
+          <w:bCs w:val="0"/>
+          <w:color w:val="000000" w:themeColor="text1"/>
+          <w:sz w:val="22"/>
+          <w:szCs w:val="22"/>
+          <w:highlight w:val="none"/>
+          <w:u w:val="none"/>
+          <w:lang w:val="fr-FR" w:bidi="fr-FR"/>
+        </w:rPr>
+      </w:r>
+      <w:r>
+        <w:rPr>
+          <w:b w:val="0"/>
+          <w:bCs w:val="0"/>
+          <w:color w:val="000000" w:themeColor="text1"/>
+          <w:sz w:val="22"/>
+          <w:szCs w:val="22"/>
+          <w:highlight w:val="none"/>
+          <w:u w:val="none"/>
+          <w:lang w:val="fr-FR" w:bidi="fr-FR"/>
+        </w:rPr>
+      </w:r>
+    </w:p>
+    <w:p>
+      <w:pPr>
+        <w:pBdr/>
+        <w:spacing/>
+        <w:ind/>
+        <w:rPr>
+          <w:b w:val="0"/>
+          <w:bCs w:val="0"/>
+          <w:color w:val="000000" w:themeColor="text1"/>
+          <w:sz w:val="22"/>
+          <w:szCs w:val="22"/>
+          <w:highlight w:val="none"/>
+          <w:u w:val="none"/>
+        </w:rPr>
+      </w:pPr>
+      <w:r>
+        <w:rPr>
+          <w:b w:val="0"/>
+          <w:bCs w:val="0"/>
+          <w:color w:val="000000" w:themeColor="text1"/>
+          <w:sz w:val="22"/>
+          <w:szCs w:val="22"/>
+          <w:highlight w:val="none"/>
+          <w:u w:val="none"/>
+          <w:lang w:val="fr-FR" w:bidi="fr-FR"/>
+        </w:rPr>
+        <w:t xml:space="preserve">J’ai donc en suite supprimé le namespace pour reprendre :</w:t>
+      </w:r>
+      <w:r>
+        <w:rPr>
+          <w:b w:val="0"/>
+          <w:bCs w:val="0"/>
+          <w:color w:val="000000" w:themeColor="text1"/>
+          <w:sz w:val="22"/>
+          <w:szCs w:val="22"/>
+          <w:highlight w:val="none"/>
+          <w:u w:val="none"/>
+          <w:lang w:val="fr-FR" w:bidi="fr-FR"/>
+        </w:rPr>
+      </w:r>
+      <w:r>
+        <w:rPr>
+          <w:color w:val="000000" w:themeColor="text1"/>
+        </w:rPr>
+      </w:r>
+    </w:p>
+    <w:p>
+      <w:pPr>
+        <w:pBdr/>
+        <w:spacing/>
+        <w:ind/>
+        <w:rPr>
+          <w:b w:val="0"/>
+          <w:bCs w:val="0"/>
+          <w:color w:val="000000" w:themeColor="text1"/>
+          <w:sz w:val="22"/>
+          <w:szCs w:val="22"/>
+          <w:highlight w:val="none"/>
+          <w:u w:val="none"/>
+        </w:rPr>
+      </w:pPr>
+      <w:r>
+        <w:rPr>
+          <w:b w:val="0"/>
+          <w:bCs w:val="0"/>
+          <w:color w:val="000000" w:themeColor="text1"/>
+          <w:sz w:val="22"/>
+          <w:szCs w:val="22"/>
+          <w:highlight w:val="none"/>
+          <w:u w:val="none"/>
+          <w:lang w:val="fr-FR" w:bidi="fr-FR"/>
+        </w:rPr>
+      </w:r>
+      <w:r>
+        <w:rPr>
+          <w:color w:val="000000" w:themeColor="text1"/>
+        </w:rPr>
+        <mc:AlternateContent>
+          <mc:Choice Requires="wpg">
+            <w:drawing>
+              <wp:inline xmlns:wp="http://schemas.openxmlformats.org/drawingml/2006/wordprocessingDrawing" distT="0" distB="0" distL="0" distR="0">
+                <wp:extent cx="5686425" cy="381000"/>
+                <wp:effectExtent l="0" t="0" r="0" b="0"/>
+                <wp:docPr id="8" name=""/>
+                <wp:cNvGraphicFramePr>
+                  <a:graphicFrameLocks xmlns:a="http://schemas.openxmlformats.org/drawingml/2006/main" noChangeAspect="1"/>
+                </wp:cNvGraphicFramePr>
+                <a:graphic xmlns:a="http://schemas.openxmlformats.org/drawingml/2006/main">
+                  <a:graphicData uri="http://schemas.openxmlformats.org/drawingml/2006/picture">
+                    <pic:pic xmlns:pic="http://schemas.openxmlformats.org/drawingml/2006/picture">
+                      <pic:nvPicPr>
+                        <pic:cNvPr id="1247332818" name=""/>
+                        <pic:cNvPicPr>
+                          <a:picLocks noChangeAspect="1"/>
+                        </pic:cNvPicPr>
+                        <pic:nvPr/>
+                      </pic:nvPicPr>
+                      <pic:blipFill rotWithShape="1">
+                        <a:blip r:embed="rId22"/>
+                        <a:stretch/>
+                      </pic:blipFill>
+                      <pic:spPr bwMode="auto">
+                        <a:xfrm>
+                          <a:off x="0" y="0"/>
+                          <a:ext cx="5686425" cy="380999"/>
+                        </a:xfrm>
+                        <a:prstGeom prst="rect">
+                          <a:avLst/>
+                        </a:prstGeom>
+                      </pic:spPr>
+                    </pic:pic>
+                  </a:graphicData>
+                </a:graphic>
+              </wp:inline>
+            </w:drawing>
+          </mc:Choice>
+          <mc:Fallback>
+            <w:pict>
+              <v:shapetype id="_x0000_t75" coordsize="21600,21600" o:spt="75" o:preferrelative="t" path="m@4@5l@4@11@9@11@9@5xe" filled="f" stroked="f">
+                <v:stroke joinstyle="miter"/>
+                <v:formulas>
+                  <v:f eqn="if lineDrawn pixelLineWidth 0"/>
+                  <v:f eqn="sum @0 1 0"/>
+                  <v:f eqn="sum 0 0 @1"/>
+                  <v:f eqn="prod @2 1 2"/>
+                  <v:f eqn="prod @3 21600 pixelWidth"/>
+                  <v:f eqn="prod @3 21600 pixelHeight"/>
+                  <v:f eqn="sum @0 0 1"/>
+                  <v:f eqn="prod @6 1 2"/>
+                  <v:f eqn="prod @7 21600 pixelWidth"/>
+                  <v:f eqn="sum @8 21600 0"/>
+                  <v:f eqn="prod @7 21600 pixelHeight"/>
+                  <v:f eqn="sum @10 21600 0"/>
+                </v:formulas>
+                <v:path o:extrusionok="f" gradientshapeok="t" o:connecttype="rect"/>
+                <o:lock v:ext="edit" aspectratio="t"/>
+              </v:shapetype>
+              <v:shape id="_x0000_i7" o:spid="_x0000_s7" type="#_x0000_t75" style="width:447.75pt;height:30.00pt;mso-wrap-distance-left:0.00pt;mso-wrap-distance-top:0.00pt;mso-wrap-distance-right:0.00pt;mso-wrap-distance-bottom:0.00pt;z-index:1;" stroked="false">
+                <v:imagedata r:id="rId22" o:title=""/>
+                <o:lock v:ext="edit" rotation="t"/>
+              </v:shape>
+            </w:pict>
+          </mc:Fallback>
+        </mc:AlternateContent>
+      </w:r>
+      <w:r>
+        <w:rPr>
+          <w:color w:val="000000" w:themeColor="text1"/>
+        </w:rPr>
+      </w:r>
+      <w:r>
+        <w:rPr>
+          <w:b w:val="0"/>
+          <w:bCs w:val="0"/>
+          <w:color w:val="000000" w:themeColor="text1"/>
+          <w:sz w:val="22"/>
+          <w:szCs w:val="22"/>
+          <w:highlight w:val="none"/>
+          <w:u w:val="none"/>
+          <w:lang w:val="fr-FR" w:bidi="fr-FR"/>
+        </w:rPr>
+      </w:r>
+    </w:p>
+    <w:p>
+      <w:pPr>
+        <w:pBdr/>
+        <w:spacing/>
+        <w:ind/>
+        <w:rPr>
+          <w:color w:val="000000" w:themeColor="text1"/>
+          <w:highlight w:val="none"/>
+        </w:rPr>
+      </w:pPr>
+      <w:r>
+        <w:rPr>
+          <w:color w:val="000000" w:themeColor="text1"/>
+          <w:highlight w:val="none"/>
+          <w:lang w:val="fr-FR" w:bidi="fr-FR"/>
+        </w:rPr>
+        <w:t xml:space="preserve">Tout fonctionne dans la console : </w:t>
+      </w:r>
+      <w:r>
+        <w:rPr>
+          <w:b w:val="0"/>
+          <w:bCs w:val="0"/>
+          <w:color w:val="000000" w:themeColor="text1"/>
+          <w:sz w:val="24"/>
+          <w:szCs w:val="24"/>
+          <w:highlight w:val="none"/>
+          <w:u w:val="none"/>
+          <w:lang w:val="fr-FR"/>
+        </w:rPr>
+      </w:r>
+    </w:p>
+    <w:p>
+      <w:pPr>
+        <w:pBdr/>
+        <w:spacing/>
+        <w:ind/>
+        <w:rPr>
+          <w:color w:val="000000" w:themeColor="text1"/>
+          <w:highlight w:val="none"/>
+          <w:lang w:val="fr-FR" w:bidi="fr-FR"/>
+        </w:rPr>
+      </w:pPr>
+      <w:r>
+        <w:rPr>
+          <w:color w:val="000000" w:themeColor="text1"/>
+          <w:highlight w:val="none"/>
+          <w:lang w:val="fr-FR" w:bidi="fr-FR"/>
+        </w:rPr>
+      </w:r>
+      <w:r>
+        <w:rPr>
+          <w:color w:val="000000" w:themeColor="text1"/>
+        </w:rPr>
+        <mc:AlternateContent>
+          <mc:Choice Requires="wpg">
+            <w:drawing>
+              <wp:inline xmlns:wp="http://schemas.openxmlformats.org/drawingml/2006/wordprocessingDrawing" distT="0" distB="0" distL="0" distR="0">
+                <wp:extent cx="4898021" cy="2590083"/>
+                <wp:effectExtent l="0" t="0" r="0" b="0"/>
+                <wp:docPr id="9" name=""/>
+                <wp:cNvGraphicFramePr>
+                  <a:graphicFrameLocks xmlns:a="http://schemas.openxmlformats.org/drawingml/2006/main" noChangeAspect="1"/>
+                </wp:cNvGraphicFramePr>
+                <a:graphic xmlns:a="http://schemas.openxmlformats.org/drawingml/2006/main">
+                  <a:graphicData uri="http://schemas.openxmlformats.org/drawingml/2006/picture">
+                    <pic:pic xmlns:pic="http://schemas.openxmlformats.org/drawingml/2006/picture">
+                      <pic:nvPicPr>
+                        <pic:cNvPr id="1035459431" name=""/>
+                        <pic:cNvPicPr>
+                          <a:picLocks noChangeAspect="1"/>
+                        </pic:cNvPicPr>
+                        <pic:nvPr/>
+                      </pic:nvPicPr>
+                      <pic:blipFill rotWithShape="1">
+                        <a:blip r:embed="rId23"/>
+                        <a:stretch/>
+                      </pic:blipFill>
+                      <pic:spPr bwMode="auto">
+                        <a:xfrm flipH="0" flipV="0">
+                          <a:off x="0" y="0"/>
+                          <a:ext cx="4898021" cy="2590082"/>
+                        </a:xfrm>
+                        <a:prstGeom prst="rect">
+                          <a:avLst/>
+                        </a:prstGeom>
+                      </pic:spPr>
+                    </pic:pic>
+                  </a:graphicData>
+                </a:graphic>
+              </wp:inline>
+            </w:drawing>
+          </mc:Choice>
+          <mc:Fallback>
+            <w:pict>
+              <v:shapetype id="_x0000_t75" coordsize="21600,21600" o:spt="75" o:preferrelative="t" path="m@4@5l@4@11@9@11@9@5xe" filled="f" stroked="f">
+                <v:stroke joinstyle="miter"/>
+                <v:formulas>
+                  <v:f eqn="if lineDrawn pixelLineWidth 0"/>
+                  <v:f eqn="sum @0 1 0"/>
+                  <v:f eqn="sum 0 0 @1"/>
+                  <v:f eqn="prod @2 1 2"/>
+                  <v:f eqn="prod @3 21600 pixelWidth"/>
+                  <v:f eqn="prod @3 21600 pixelHeight"/>
+                  <v:f eqn="sum @0 0 1"/>
+                  <v:f eqn="prod @6 1 2"/>
+                  <v:f eqn="prod @7 21600 pixelWidth"/>
+                  <v:f eqn="sum @8 21600 0"/>
+                  <v:f eqn="prod @7 21600 pixelHeight"/>
+                  <v:f eqn="sum @10 21600 0"/>
+                </v:formulas>
+                <v:path o:extrusionok="f" gradientshapeok="t" o:connecttype="rect"/>
+                <o:lock v:ext="edit" aspectratio="t"/>
+              </v:shapetype>
+              <v:shape id="_x0000_i8" o:spid="_x0000_s8" type="#_x0000_t75" style="width:385.67pt;height:203.94pt;mso-wrap-distance-left:0.00pt;mso-wrap-distance-top:0.00pt;mso-wrap-distance-right:0.00pt;mso-wrap-distance-bottom:0.00pt;z-index:1;" stroked="false">
+                <v:imagedata r:id="rId23" o:title=""/>
+                <o:lock v:ext="edit" rotation="t"/>
+              </v:shape>
+            </w:pict>
+          </mc:Fallback>
+        </mc:AlternateContent>
+      </w:r>
+      <w:r>
+        <w:rPr>
+          <w:color w:val="000000" w:themeColor="text1"/>
+          <w:highlight w:val="none"/>
+          <w:lang w:val="fr-FR" w:bidi="fr-FR"/>
+        </w:rPr>
+      </w:r>
+      <w:r>
+        <w:rPr>
+          <w:color w:val="000000" w:themeColor="text1"/>
+          <w:highlight w:val="none"/>
+        </w:rPr>
+      </w:r>
+    </w:p>
+    <w:p>
+      <w:pPr>
+        <w:pBdr/>
+        <w:spacing/>
+        <w:ind/>
+        <w:rPr>
+          <w:color w:val="000000" w:themeColor="text1"/>
+          <w:highlight w:val="none"/>
+        </w:rPr>
+      </w:pPr>
+      <w:r>
+        <w:rPr>
+          <w:color w:val="000000" w:themeColor="text1"/>
+          <w:highlight w:val="none"/>
+        </w:rPr>
+      </w:r>
+      <w:r>
+        <w:rPr>
+          <w:color w:val="000000" w:themeColor="text1"/>
+          <w:highlight w:val="none"/>
+        </w:rPr>
+      </w:r>
+      <w:r>
+        <w:rPr>
+          <w:color w:val="000000" w:themeColor="text1"/>
+          <w:highlight w:val="none"/>
+        </w:rPr>
+      </w:r>
+    </w:p>
+    <w:p>
+      <w:pPr>
+        <w:pBdr/>
+        <w:spacing/>
+        <w:ind/>
+        <w:rPr>
+          <w:color w:val="000000" w:themeColor="text1"/>
+          <w:highlight w:val="none"/>
+        </w:rPr>
+      </w:pPr>
+      <w:r>
+        <w:rPr>
+          <w:color w:val="000000" w:themeColor="text1"/>
+          <w:highlight w:val="none"/>
+        </w:rPr>
+      </w:r>
+      <w:r>
+        <w:rPr>
+          <w:color w:val="000000" w:themeColor="text1"/>
+          <w:highlight w:val="none"/>
+        </w:rPr>
+      </w:r>
+      <w:r>
+        <w:rPr>
+          <w:color w:val="000000" w:themeColor="text1"/>
+          <w:highlight w:val="none"/>
+        </w:rPr>
+      </w:r>
+    </w:p>
+    <w:p>
+      <w:pPr>
+        <w:pBdr/>
+        <w:spacing/>
+        <w:ind/>
+        <w:rPr>
+          <w:color w:val="000000" w:themeColor="text1"/>
+          <w:highlight w:val="none"/>
+        </w:rPr>
+      </w:pPr>
+      <w:r>
+        <w:rPr>
+          <w:color w:val="000000" w:themeColor="text1"/>
+          <w:highlight w:val="none"/>
+        </w:rPr>
+      </w:r>
+      <w:r>
+        <w:rPr>
+          <w:color w:val="000000" w:themeColor="text1"/>
+          <w:highlight w:val="none"/>
+        </w:rPr>
+      </w:r>
+      <w:r>
+        <w:rPr>
+          <w:color w:val="000000" w:themeColor="text1"/>
+          <w:highlight w:val="none"/>
+        </w:rPr>
+      </w:r>
+    </w:p>
+    <w:p>
+      <w:pPr>
+        <w:pBdr/>
+        <w:spacing/>
+        <w:ind/>
+        <w:rPr>
+          <w:color w:val="000000" w:themeColor="text1"/>
+          <w:highlight w:val="none"/>
+        </w:rPr>
+      </w:pPr>
+      <w:r>
+        <w:rPr>
+          <w:color w:val="000000" w:themeColor="text1"/>
+          <w:highlight w:val="none"/>
+        </w:rPr>
+      </w:r>
+      <w:r>
+        <w:rPr>
+          <w:color w:val="000000" w:themeColor="text1"/>
+          <w:highlight w:val="none"/>
+        </w:rPr>
+      </w:r>
+      <w:r>
+        <w:rPr>
+          <w:color w:val="000000" w:themeColor="text1"/>
+          <w:highlight w:val="none"/>
+        </w:rPr>
+      </w:r>
+    </w:p>
+    <w:p>
+      <w:pPr>
+        <w:pBdr/>
+        <w:spacing/>
+        <w:ind/>
+        <w:rPr>
+          <w:color w:val="000000" w:themeColor="text1"/>
+          <w:highlight w:val="none"/>
+        </w:rPr>
+      </w:pPr>
+      <w:r>
+        <w:rPr>
+          <w:color w:val="000000" w:themeColor="text1"/>
+          <w:highlight w:val="none"/>
+        </w:rPr>
+      </w:r>
+      <w:r>
+        <w:rPr>
+          <w:color w:val="000000" w:themeColor="text1"/>
+          <w:highlight w:val="none"/>
+        </w:rPr>
+      </w:r>
+      <w:r>
+        <w:rPr>
+          <w:color w:val="000000" w:themeColor="text1"/>
+          <w:highlight w:val="none"/>
+        </w:rPr>
+      </w:r>
+    </w:p>
+    <w:p>
+      <w:pPr>
+        <w:pStyle w:val="849"/>
+        <w:pBdr/>
+        <w:spacing/>
+        <w:ind/>
+        <w:rPr>
+          <w:color w:val="000000" w:themeColor="text1"/>
+          <w:highlight w:val="none"/>
+        </w:rPr>
+      </w:pPr>
+      <w:r>
+        <w:rPr>
+          <w:b/>
+          <w:bCs/>
+          <w:color w:val="000000" w:themeColor="text1"/>
+          <w:sz w:val="28"/>
+          <w:szCs w:val="28"/>
+          <w:highlight w:val="none"/>
+          <w:u w:val="single"/>
+          <w:lang w:val="fr-FR" w:bidi="fr-FR"/>
+        </w:rPr>
+        <w:t xml:space="preserve">Test</w:t>
+      </w:r>
+      <w:r>
+        <w:rPr>
+          <w:b/>
+          <w:bCs/>
+          <w:color w:val="000000" w:themeColor="text1"/>
+          <w:sz w:val="28"/>
+          <w:szCs w:val="28"/>
+          <w:highlight w:val="none"/>
+          <w:u w:val="single"/>
+          <w:lang w:val="fr-FR" w:bidi="fr-FR"/>
+        </w:rPr>
+      </w:r>
+      <w:r>
+        <w:rPr>
+          <w:color w:val="000000" w:themeColor="text1"/>
+          <w:highlight w:val="none"/>
+          <w:lang w:val="fr-FR" w:bidi="fr-FR"/>
+        </w:rPr>
+      </w:r>
+    </w:p>
+    <w:p>
+      <w:pPr>
+        <w:pBdr/>
+        <w:spacing/>
+        <w:ind/>
+        <w:rPr>
+          <w:b w:val="0"/>
+          <w:bCs w:val="0"/>
+          <w:color w:val="000000" w:themeColor="text1"/>
+          <w:sz w:val="24"/>
+          <w:szCs w:val="24"/>
+          <w:highlight w:val="none"/>
+          <w:u w:val="none"/>
+          <w:lang w:val="fr-FR"/>
+        </w:rPr>
+      </w:pPr>
+      <w:r>
+        <w:rPr>
+          <w:b w:val="0"/>
+          <w:bCs w:val="0"/>
+          <w:color w:val="000000" w:themeColor="text1"/>
+          <w:sz w:val="24"/>
+          <w:szCs w:val="24"/>
+          <w:highlight w:val="none"/>
+          <w:u w:val="none"/>
+          <w:lang w:val="fr-FR"/>
+        </w:rPr>
+      </w:r>
+      <w:r>
+        <w:rPr>
+          <w:b w:val="0"/>
+          <w:bCs w:val="0"/>
+          <w:color w:val="000000" w:themeColor="text1"/>
+          <w:sz w:val="24"/>
+          <w:szCs w:val="24"/>
+          <w:highlight w:val="none"/>
+          <w:u w:val="none"/>
+          <w:lang w:val="fr-FR"/>
+        </w:rPr>
+        <w:t xml:space="preserve">En testant l’application dans le site : le payment fonctionne </w:t>
       </w:r>
       <w:r>
         <w:rPr>
@@ -1291,45 +3199,338 @@
         <w:spacing/>
         <w:ind/>
         <w:rPr>
+          <w:b w:val="0"/>
+          <w:bCs w:val="0"/>
+          <w:color w:val="000000" w:themeColor="text1"/>
+          <w:sz w:val="24"/>
+          <w:szCs w:val="24"/>
           <w:highlight w:val="none"/>
+          <w:u w:val="none"/>
         </w:rPr>
       </w:pPr>
+      <w:r>
+        <w:rPr>
+          <w:b w:val="0"/>
+          <w:bCs w:val="0"/>
+          <w:color w:val="000000" w:themeColor="text1"/>
+          <w:sz w:val="24"/>
+          <w:szCs w:val="24"/>
+          <w:highlight w:val="none"/>
+          <w:u w:val="none"/>
+          <w:lang w:val="fr-FR"/>
+        </w:rPr>
+      </w:r>
+      <w:r>
+        <mc:AlternateContent>
+          <mc:Choice Requires="wpg">
+            <w:drawing>
+              <wp:inline xmlns:wp="http://schemas.openxmlformats.org/drawingml/2006/wordprocessingDrawing" distT="0" distB="0" distL="0" distR="0">
+                <wp:extent cx="5940425" cy="3148238"/>
+                <wp:effectExtent l="0" t="0" r="0" b="0"/>
+                <wp:docPr id="10" name=""/>
+                <wp:cNvGraphicFramePr>
+                  <a:graphicFrameLocks xmlns:a="http://schemas.openxmlformats.org/drawingml/2006/main" noChangeAspect="1"/>
+                </wp:cNvGraphicFramePr>
+                <a:graphic xmlns:a="http://schemas.openxmlformats.org/drawingml/2006/main">
+                  <a:graphicData uri="http://schemas.openxmlformats.org/drawingml/2006/picture">
+                    <pic:pic xmlns:pic="http://schemas.openxmlformats.org/drawingml/2006/picture">
+                      <pic:nvPicPr>
+                        <pic:cNvPr id="787539392" name=""/>
+                        <pic:cNvPicPr>
+                          <a:picLocks noChangeAspect="1"/>
+                        </pic:cNvPicPr>
+                        <pic:nvPr/>
+                      </pic:nvPicPr>
+                      <pic:blipFill rotWithShape="1">
+                        <a:blip r:embed="rId24"/>
+                        <a:stretch/>
+                      </pic:blipFill>
+                      <pic:spPr bwMode="auto">
+                        <a:xfrm>
+                          <a:off x="0" y="0"/>
+                          <a:ext cx="5940424" cy="3148237"/>
+                        </a:xfrm>
+                        <a:prstGeom prst="rect">
+                          <a:avLst/>
+                        </a:prstGeom>
+                      </pic:spPr>
+                    </pic:pic>
+                  </a:graphicData>
+                </a:graphic>
+              </wp:inline>
+            </w:drawing>
+          </mc:Choice>
+          <mc:Fallback>
+            <w:pict>
+              <v:shapetype id="_x0000_t75" coordsize="21600,21600" o:spt="75" o:preferrelative="t" path="m@4@5l@4@11@9@11@9@5xe" filled="f" stroked="f">
+                <v:stroke joinstyle="miter"/>
+                <v:formulas>
+                  <v:f eqn="if lineDrawn pixelLineWidth 0"/>
+                  <v:f eqn="sum @0 1 0"/>
+                  <v:f eqn="sum 0 0 @1"/>
+                  <v:f eqn="prod @2 1 2"/>
+                  <v:f eqn="prod @3 21600 pixelWidth"/>
+                  <v:f eqn="prod @3 21600 pixelHeight"/>
+                  <v:f eqn="sum @0 0 1"/>
+                  <v:f eqn="prod @6 1 2"/>
+                  <v:f eqn="prod @7 21600 pixelWidth"/>
+                  <v:f eqn="sum @8 21600 0"/>
+                  <v:f eqn="prod @7 21600 pixelHeight"/>
+                  <v:f eqn="sum @10 21600 0"/>
+                </v:formulas>
+                <v:path o:extrusionok="f" gradientshapeok="t" o:connecttype="rect"/>
+                <o:lock v:ext="edit" aspectratio="t"/>
+              </v:shapetype>
+              <v:shape id="_x0000_i9" o:spid="_x0000_s9" type="#_x0000_t75" style="width:467.75pt;height:247.89pt;mso-wrap-distance-left:0.00pt;mso-wrap-distance-top:0.00pt;mso-wrap-distance-right:0.00pt;mso-wrap-distance-bottom:0.00pt;z-index:1;" stroked="false">
+                <v:imagedata r:id="rId24" o:title=""/>
+                <o:lock v:ext="edit" rotation="t"/>
+              </v:shape>
+            </w:pict>
+          </mc:Fallback>
+        </mc:AlternateContent>
+      </w:r>
+      <w:r>
+        <w:rPr>
+          <w:b w:val="0"/>
+          <w:bCs w:val="0"/>
+          <w:color w:val="000000" w:themeColor="text1"/>
+          <w:sz w:val="24"/>
+          <w:szCs w:val="24"/>
+          <w:highlight w:val="none"/>
+          <w:u w:val="none"/>
+          <w:lang w:val="fr-FR"/>
+        </w:rPr>
+      </w:r>
+      <w:r>
+        <w:rPr>
+          <w:b w:val="0"/>
+          <w:bCs w:val="0"/>
+          <w:color w:val="000000" w:themeColor="text1"/>
+          <w:sz w:val="24"/>
+          <w:szCs w:val="24"/>
+          <w:highlight w:val="none"/>
+          <w:u w:val="none"/>
+          <w:lang w:val="fr-FR"/>
+        </w:rPr>
+      </w:r>
+      <w:r>
+        <w:rPr>
+          <w:b w:val="0"/>
+          <w:bCs w:val="0"/>
+          <w:color w:val="000000" w:themeColor="text1"/>
+          <w:sz w:val="24"/>
+          <w:szCs w:val="24"/>
+          <w:highlight w:val="none"/>
+          <w:u w:val="none"/>
+          <w:lang w:val="fr-FR"/>
+        </w:rPr>
+      </w:r>
+    </w:p>
+    <w:p>
+      <w:pPr>
+        <w:pStyle w:val="849"/>
+        <w:pBdr/>
+        <w:spacing/>
+        <w:ind/>
+        <w:rPr>
+          <w:b w:val="0"/>
+          <w:bCs w:val="0"/>
+          <w:color w:val="000000" w:themeColor="text1"/>
+          <w:sz w:val="24"/>
+          <w:szCs w:val="24"/>
+          <w:highlight w:val="none"/>
+          <w:u w:val="none"/>
+        </w:rPr>
+      </w:pPr>
+      <w:r>
+        <w:rPr>
+          <w:color w:val="000000" w:themeColor="text1"/>
+          <w:highlight w:val="none"/>
+          <w:lang w:val="fr-FR" w:bidi="fr-FR"/>
+        </w:rPr>
+      </w:r>
+      <w:r>
+        <w:rPr>
+          <w:color w:val="000000" w:themeColor="text1"/>
+          <w:highlight w:val="none"/>
+          <w:lang w:val="fr-FR" w:bidi="fr-FR"/>
+        </w:rPr>
+      </w:r>
+      <w:r>
+        <w:rPr>
+          <w:color w:val="000000" w:themeColor="text1"/>
+          <w:highlight w:val="none"/>
+          <w:lang w:val="fr-FR" w:bidi="fr-FR"/>
+        </w:rPr>
+      </w:r>
+    </w:p>
+    <w:p>
+      <w:pPr>
+        <w:pStyle w:val="849"/>
+        <w:pBdr/>
+        <w:spacing/>
+        <w:ind/>
+        <w:jc w:val="both"/>
+        <w:rPr>
+          <w:b/>
+          <w:bCs/>
+          <w:strike w:val="0"/>
+          <w:color w:val="000000" w:themeColor="text1"/>
+          <w:sz w:val="28"/>
+          <w:szCs w:val="28"/>
+          <w:highlight w:val="none"/>
+          <w:u w:val="single"/>
+        </w:rPr>
+      </w:pPr>
+      <w:r>
+        <w:rPr>
+          <w:color w:val="000000" w:themeColor="text1"/>
+        </w:rPr>
+      </w:r>
+      <w:bookmarkStart w:id="3" w:name="_Toc3"/>
       <w:r>
         <w:rPr>
           <w:b/>
           <w:bCs/>
+          <w:strike w:val="0"/>
           <w:color w:val="000000" w:themeColor="text1"/>
-          <w:sz w:val="20"/>
-          <w:szCs w:val="20"/>
+          <w:sz w:val="28"/>
+          <w:szCs w:val="28"/>
           <w:highlight w:val="none"/>
           <w:u w:val="single"/>
+          <w:lang w:val="fr-FR" w:bidi="fr-FR"/>
+        </w:rPr>
+        <w:t xml:space="preserve">Schéma de l’architecture : </w:t>
+      </w:r>
+      <w:r>
+        <w:rPr>
+          <w:color w:val="000000" w:themeColor="text1"/>
+        </w:rPr>
+      </w:r>
+      <w:bookmarkEnd w:id="3"/>
+      <w:r>
+        <w:rPr>
+          <w:color w:val="000000" w:themeColor="text1"/>
         </w:rPr>
       </w:r>
       <w:r>
         <w:rPr>
           <w:b/>
           <w:bCs/>
+          <w:strike w:val="0"/>
           <w:color w:val="000000" w:themeColor="text1"/>
-          <w:sz w:val="20"/>
-          <w:szCs w:val="20"/>
+          <w:sz w:val="22"/>
+          <w:szCs w:val="22"/>
           <w:highlight w:val="none"/>
           <w:u w:val="single"/>
+          <w:lang w:val="fr-FR"/>
+        </w:rPr>
+      </w:r>
+    </w:p>
+    <w:p>
+      <w:pPr>
+        <w:pBdr/>
+        <w:spacing/>
+        <w:ind/>
+        <w:rPr>
+          <w:color w:val="000000" w:themeColor="text1"/>
+        </w:rPr>
+      </w:pPr>
+      <w:r>
+        <w:rPr>
+          <w:color w:val="000000" w:themeColor="text1"/>
+          <w:highlight w:val="none"/>
+          <w:lang w:val="fr-FR" w:bidi="fr-FR"/>
         </w:rPr>
       </w:r>
       <w:r>
         <w:rPr>
-          <w:b/>
-          <w:bCs/>
           <w:color w:val="000000" w:themeColor="text1"/>
-          <w:sz w:val="20"/>
-          <w:szCs w:val="20"/>
+        </w:rPr>
+        <mc:AlternateContent>
+          <mc:Choice Requires="wpg">
+            <w:drawing>
+              <wp:inline xmlns:wp="http://schemas.openxmlformats.org/drawingml/2006/wordprocessingDrawing" distT="0" distB="0" distL="0" distR="0">
+                <wp:extent cx="5940425" cy="3340071"/>
+                <wp:effectExtent l="0" t="0" r="0" b="0"/>
+                <wp:docPr id="11" name=""/>
+                <wp:cNvGraphicFramePr>
+                  <a:graphicFrameLocks xmlns:a="http://schemas.openxmlformats.org/drawingml/2006/main" noChangeAspect="1"/>
+                </wp:cNvGraphicFramePr>
+                <a:graphic xmlns:a="http://schemas.openxmlformats.org/drawingml/2006/main">
+                  <a:graphicData uri="http://schemas.openxmlformats.org/drawingml/2006/picture">
+                    <pic:pic xmlns:pic="http://schemas.openxmlformats.org/drawingml/2006/picture">
+                      <pic:nvPicPr>
+                        <pic:cNvPr id="1320394226" name=""/>
+                        <pic:cNvPicPr>
+                          <a:picLocks noChangeAspect="1"/>
+                        </pic:cNvPicPr>
+                        <pic:nvPr/>
+                      </pic:nvPicPr>
+                      <pic:blipFill rotWithShape="1">
+                        <a:blip r:embed="rId25"/>
+                        <a:stretch/>
+                      </pic:blipFill>
+                      <pic:spPr bwMode="auto">
+                        <a:xfrm>
+                          <a:off x="0" y="0"/>
+                          <a:ext cx="5940424" cy="3340070"/>
+                        </a:xfrm>
+                        <a:prstGeom prst="rect">
+                          <a:avLst/>
+                        </a:prstGeom>
+                      </pic:spPr>
+                    </pic:pic>
+                  </a:graphicData>
+                </a:graphic>
+              </wp:inline>
+            </w:drawing>
+          </mc:Choice>
+          <mc:Fallback>
+            <w:pict>
+              <v:shapetype id="_x0000_t75" coordsize="21600,21600" o:spt="75" o:preferrelative="t" path="m@4@5l@4@11@9@11@9@5xe" filled="f" stroked="f">
+                <v:stroke joinstyle="miter"/>
+                <v:formulas>
+                  <v:f eqn="if lineDrawn pixelLineWidth 0"/>
+                  <v:f eqn="sum @0 1 0"/>
+                  <v:f eqn="sum 0 0 @1"/>
+                  <v:f eqn="prod @2 1 2"/>
+                  <v:f eqn="prod @3 21600 pixelWidth"/>
+                  <v:f eqn="prod @3 21600 pixelHeight"/>
+                  <v:f eqn="sum @0 0 1"/>
+                  <v:f eqn="prod @6 1 2"/>
+                  <v:f eqn="prod @7 21600 pixelWidth"/>
+                  <v:f eqn="sum @8 21600 0"/>
+                  <v:f eqn="prod @7 21600 pixelHeight"/>
+                  <v:f eqn="sum @10 21600 0"/>
+                </v:formulas>
+                <v:path o:extrusionok="f" gradientshapeok="t" o:connecttype="rect"/>
+                <o:lock v:ext="edit" aspectratio="t"/>
+              </v:shapetype>
+              <v:shape id="_x0000_i10" o:spid="_x0000_s10" type="#_x0000_t75" style="width:467.75pt;height:263.00pt;mso-wrap-distance-left:0.00pt;mso-wrap-distance-top:0.00pt;mso-wrap-distance-right:0.00pt;mso-wrap-distance-bottom:0.00pt;z-index:1;" stroked="false">
+                <v:imagedata r:id="rId25" o:title=""/>
+                <o:lock v:ext="edit" rotation="t"/>
+              </v:shape>
+            </w:pict>
+          </mc:Fallback>
+        </mc:AlternateContent>
+      </w:r>
+      <w:r>
+        <w:rPr>
+          <w:color w:val="000000" w:themeColor="text1"/>
           <w:highlight w:val="none"/>
-          <w:u w:val="single"/>
+          <w:lang w:val="fr-FR" w:bidi="fr-FR"/>
+        </w:rPr>
+      </w:r>
+      <w:r>
+        <w:rPr>
+          <w:color w:val="000000" w:themeColor="text1"/>
+          <w:lang w:val="fr-FR"/>
         </w:rPr>
       </w:r>
     </w:p>
     <w:sectPr>
-      <w:headerReference w:type="default" r:id="rId9"/>
+      <w:headerReference w:type="default" r:id="rId10"/>
       <w:footnotePr/>
       <w:endnotePr/>
       <w:type w:val="nextPage"/>
@@ -1486,6 +3687,161 @@
     <w:r/>
   </w:p>
 </w:hdr>
+</file>
+
+<file path=word/numbering.xml><?xml version="1.0" encoding="utf-8"?>
+<w:numbering xmlns:wpc="http://schemas.microsoft.com/office/word/2010/wordprocessingCanvas" xmlns:mc="http://schemas.openxmlformats.org/markup-compatibility/2006" xmlns:o="urn:schemas-microsoft-com:office:office" xmlns:r="http://schemas.openxmlformats.org/officeDocument/2006/relationships" xmlns:m="http://schemas.openxmlformats.org/officeDocument/2006/math" xmlns:v="urn:schemas-microsoft-com:vml" xmlns:wp14="http://schemas.microsoft.com/office/word/2010/wordprocessingDrawing" xmlns:wp="http://schemas.openxmlformats.org/drawingml/2006/wordprocessingDrawing" xmlns:w10="urn:schemas-microsoft-com:office:word" xmlns:w="http://schemas.openxmlformats.org/wordprocessingml/2006/main" xmlns:w14="http://schemas.microsoft.com/office/word/2010/wordml" xmlns:w15="http://schemas.microsoft.com/office/word/2012/wordml" xmlns:wpg="http://schemas.microsoft.com/office/word/2010/wordprocessingGroup" xmlns:wpi="http://schemas.microsoft.com/office/word/2010/wordprocessingInk" xmlns:wne="http://schemas.microsoft.com/office/word/2006/wordml" xmlns:wps="http://schemas.microsoft.com/office/word/2010/wordprocessingShape" mc:Ignorable="w14 w15 wp14">
+  <w:abstractNum w:abstractNumId="0">
+    <w:nsid w:val="4959C714"/>
+    <w:lvl w:ilvl="0">
+      <w:isLgl w:val="false"/>
+      <w:lvlJc w:val="left"/>
+      <w:lvlText w:val="–"/>
+      <w:numFmt w:val="bullet"/>
+      <w:pPr>
+        <w:pBdr/>
+        <w:spacing/>
+        <w:ind w:hanging="360" w:left="709"/>
+      </w:pPr>
+      <w:rPr>
+        <w:rFonts w:hint="default" w:ascii="Arial" w:hAnsi="Arial" w:eastAsia="Arial" w:cs="Arial"/>
+      </w:rPr>
+      <w:start w:val="1"/>
+      <w:suff w:val="tab"/>
+    </w:lvl>
+    <w:lvl w:ilvl="1">
+      <w:isLgl w:val="false"/>
+      <w:lvlJc w:val="left"/>
+      <w:lvlText w:val="o"/>
+      <w:numFmt w:val="bullet"/>
+      <w:pPr>
+        <w:pBdr/>
+        <w:spacing/>
+        <w:ind w:hanging="360" w:left="1429"/>
+      </w:pPr>
+      <w:rPr>
+        <w:rFonts w:hint="default" w:ascii="Courier New" w:hAnsi="Courier New" w:eastAsia="Courier New" w:cs="Courier New"/>
+      </w:rPr>
+      <w:start w:val="1"/>
+      <w:suff w:val="tab"/>
+    </w:lvl>
+    <w:lvl w:ilvl="2">
+      <w:isLgl w:val="false"/>
+      <w:lvlJc w:val="left"/>
+      <w:lvlText w:val="§"/>
+      <w:numFmt w:val="bullet"/>
+      <w:pPr>
+        <w:pBdr/>
+        <w:spacing/>
+        <w:ind w:hanging="360" w:left="2149"/>
+      </w:pPr>
+      <w:rPr>
+        <w:rFonts w:hint="default" w:ascii="Wingdings" w:hAnsi="Wingdings" w:eastAsia="Wingdings" w:cs="Wingdings"/>
+      </w:rPr>
+      <w:start w:val="1"/>
+      <w:suff w:val="tab"/>
+    </w:lvl>
+    <w:lvl w:ilvl="3">
+      <w:isLgl w:val="false"/>
+      <w:lvlJc w:val="left"/>
+      <w:lvlText w:val="·"/>
+      <w:numFmt w:val="bullet"/>
+      <w:pPr>
+        <w:pBdr/>
+        <w:spacing/>
+        <w:ind w:hanging="360" w:left="2869"/>
+      </w:pPr>
+      <w:rPr>
+        <w:rFonts w:hint="default" w:ascii="Symbol" w:hAnsi="Symbol" w:eastAsia="Symbol" w:cs="Symbol"/>
+      </w:rPr>
+      <w:start w:val="1"/>
+      <w:suff w:val="tab"/>
+    </w:lvl>
+    <w:lvl w:ilvl="4">
+      <w:isLgl w:val="false"/>
+      <w:lvlJc w:val="left"/>
+      <w:lvlText w:val="o"/>
+      <w:numFmt w:val="bullet"/>
+      <w:pPr>
+        <w:pBdr/>
+        <w:spacing/>
+        <w:ind w:hanging="360" w:left="3589"/>
+      </w:pPr>
+      <w:rPr>
+        <w:rFonts w:hint="default" w:ascii="Courier New" w:hAnsi="Courier New" w:eastAsia="Courier New" w:cs="Courier New"/>
+      </w:rPr>
+      <w:start w:val="1"/>
+      <w:suff w:val="tab"/>
+    </w:lvl>
+    <w:lvl w:ilvl="5">
+      <w:isLgl w:val="false"/>
+      <w:lvlJc w:val="left"/>
+      <w:lvlText w:val="§"/>
+      <w:numFmt w:val="bullet"/>
+      <w:pPr>
+        <w:pBdr/>
+        <w:spacing/>
+        <w:ind w:hanging="360" w:left="4309"/>
+      </w:pPr>
+      <w:rPr>
+        <w:rFonts w:hint="default" w:ascii="Wingdings" w:hAnsi="Wingdings" w:eastAsia="Wingdings" w:cs="Wingdings"/>
+      </w:rPr>
+      <w:start w:val="1"/>
+      <w:suff w:val="tab"/>
+    </w:lvl>
+    <w:lvl w:ilvl="6">
+      <w:isLgl w:val="false"/>
+      <w:lvlJc w:val="left"/>
+      <w:lvlText w:val="·"/>
+      <w:numFmt w:val="bullet"/>
+      <w:pPr>
+        <w:pBdr/>
+        <w:spacing/>
+        <w:ind w:hanging="360" w:left="5029"/>
+      </w:pPr>
+      <w:rPr>
+        <w:rFonts w:hint="default" w:ascii="Symbol" w:hAnsi="Symbol" w:eastAsia="Symbol" w:cs="Symbol"/>
+      </w:rPr>
+      <w:start w:val="1"/>
+      <w:suff w:val="tab"/>
+    </w:lvl>
+    <w:lvl w:ilvl="7">
+      <w:isLgl w:val="false"/>
+      <w:lvlJc w:val="left"/>
+      <w:lvlText w:val="o"/>
+      <w:numFmt w:val="bullet"/>
+      <w:pPr>
+        <w:pBdr/>
+        <w:spacing/>
+        <w:ind w:hanging="360" w:left="5749"/>
+      </w:pPr>
+      <w:rPr>
+        <w:rFonts w:hint="default" w:ascii="Courier New" w:hAnsi="Courier New" w:eastAsia="Courier New" w:cs="Courier New"/>
+      </w:rPr>
+      <w:start w:val="1"/>
+      <w:suff w:val="tab"/>
+    </w:lvl>
+    <w:lvl w:ilvl="8">
+      <w:isLgl w:val="false"/>
+      <w:lvlJc w:val="left"/>
+      <w:lvlText w:val="§"/>
+      <w:numFmt w:val="bullet"/>
+      <w:pPr>
+        <w:pBdr/>
+        <w:spacing/>
+        <w:ind w:hanging="360" w:left="6469"/>
+      </w:pPr>
+      <w:rPr>
+        <w:rFonts w:hint="default" w:ascii="Wingdings" w:hAnsi="Wingdings" w:eastAsia="Wingdings" w:cs="Wingdings"/>
+      </w:rPr>
+      <w:start w:val="1"/>
+      <w:suff w:val="tab"/>
+    </w:lvl>
+  </w:abstractNum>
+  <w:num w:numId="1">
+    <w:abstractNumId w:val="0"/>
+  </w:num>
+</w:numbering>
 </file>
 
 <file path=word/styles.xml><?xml version="1.0" encoding="utf-8"?>
@@ -31912,6 +34268,10 @@
       <w:spacing w:after="100"/>
       <w:ind/>
     </w:pPr>
+    <w:rPr>
+      <w:color w:val="00c8c3" w:themeColor="hyperlink"/>
+      <w:u w:val="single"/>
+    </w:rPr>
   </w:style>
   <w:style w:type="paragraph" w:styleId="896">
     <w:name w:val="toc 2"/>
@@ -31924,6 +34284,10 @@
       <w:spacing w:after="100"/>
       <w:ind w:left="220"/>
     </w:pPr>
+    <w:rPr>
+      <w:color w:val="00c8c3" w:themeColor="hyperlink"/>
+      <w:u w:val="single"/>
+    </w:rPr>
   </w:style>
   <w:style w:type="paragraph" w:styleId="897">
     <w:name w:val="toc 3"/>
@@ -31936,6 +34300,10 @@
       <w:spacing w:after="100"/>
       <w:ind w:left="440"/>
     </w:pPr>
+    <w:rPr>
+      <w:color w:val="00c8c3" w:themeColor="hyperlink"/>
+      <w:u w:val="single"/>
+    </w:rPr>
   </w:style>
   <w:style w:type="paragraph" w:styleId="898">
     <w:name w:val="toc 4"/>
@@ -31945,9 +34313,13 @@
     <w:unhideWhenUsed/>
     <w:pPr>
       <w:pBdr/>
-      <w:spacing w:after="100"/>
-      <w:ind w:left="660"/>
+      <w:spacing w:after="57"/>
+      <w:ind w:left="850"/>
     </w:pPr>
+    <w:rPr>
+      <w:color w:val="00c8c3" w:themeColor="hyperlink"/>
+      <w:u w:val="single"/>
+    </w:rPr>
   </w:style>
   <w:style w:type="paragraph" w:styleId="899">
     <w:name w:val="toc 5"/>
@@ -31957,9 +34329,13 @@
     <w:unhideWhenUsed/>
     <w:pPr>
       <w:pBdr/>
-      <w:spacing w:after="100"/>
-      <w:ind w:left="880"/>
+      <w:spacing w:after="57"/>
+      <w:ind w:left="1134"/>
     </w:pPr>
+    <w:rPr>
+      <w:color w:val="00c8c3" w:themeColor="hyperlink"/>
+      <w:u w:val="single"/>
+    </w:rPr>
   </w:style>
   <w:style w:type="paragraph" w:styleId="900">
     <w:name w:val="toc 6"/>
@@ -31969,9 +34345,13 @@
     <w:unhideWhenUsed/>
     <w:pPr>
       <w:pBdr/>
-      <w:spacing w:after="100"/>
-      <w:ind w:left="1100"/>
+      <w:spacing w:after="57"/>
+      <w:ind w:left="1417"/>
     </w:pPr>
+    <w:rPr>
+      <w:color w:val="00c8c3" w:themeColor="hyperlink"/>
+      <w:u w:val="single"/>
+    </w:rPr>
   </w:style>
   <w:style w:type="paragraph" w:styleId="901">
     <w:name w:val="toc 7"/>
@@ -31981,9 +34361,13 @@
     <w:unhideWhenUsed/>
     <w:pPr>
       <w:pBdr/>
-      <w:spacing w:after="100"/>
-      <w:ind w:left="1320"/>
+      <w:spacing w:after="57"/>
+      <w:ind w:left="1701"/>
     </w:pPr>
+    <w:rPr>
+      <w:color w:val="00c8c3" w:themeColor="hyperlink"/>
+      <w:u w:val="single"/>
+    </w:rPr>
   </w:style>
   <w:style w:type="paragraph" w:styleId="902">
     <w:name w:val="toc 8"/>
@@ -31993,9 +34377,13 @@
     <w:unhideWhenUsed/>
     <w:pPr>
       <w:pBdr/>
-      <w:spacing w:after="100"/>
-      <w:ind w:left="1540"/>
+      <w:spacing w:after="57"/>
+      <w:ind w:left="1984"/>
     </w:pPr>
+    <w:rPr>
+      <w:color w:val="00c8c3" w:themeColor="hyperlink"/>
+      <w:u w:val="single"/>
+    </w:rPr>
   </w:style>
   <w:style w:type="paragraph" w:styleId="903">
     <w:name w:val="toc 9"/>
@@ -32005,9 +34393,13 @@
     <w:unhideWhenUsed/>
     <w:pPr>
       <w:pBdr/>
-      <w:spacing w:after="100"/>
-      <w:ind w:left="1760"/>
+      <w:spacing w:after="57"/>
+      <w:ind w:left="2268"/>
     </w:pPr>
+    <w:rPr>
+      <w:color w:val="00c8c3" w:themeColor="hyperlink"/>
+      <w:u w:val="single"/>
+    </w:rPr>
   </w:style>
   <w:style w:type="character" w:styleId="904">
     <w:name w:val="Placeholder Text"/>

--- a/DIAKITEBalla4SFARCH.docx
+++ b/DIAKITEBalla4SFARCH.docx
@@ -9,18 +9,369 @@
         <w:ind/>
         <w:jc w:val="both"/>
         <w:rPr>
-          <w:color w:val="000000" w:themeColor="text1"/>
+          <w:b/>
+          <w:bCs/>
+          <w:color w:val="auto"/>
+          <w:u w:val="none"/>
         </w:rPr>
       </w:pPr>
       <w:r>
         <w:rPr>
-          <w:color w:val="000000" w:themeColor="text1"/>
+          <w:b/>
+          <w:bCs/>
+          <w:color w:val="auto"/>
+          <w:u w:val="none"/>
+        </w:rPr>
+      </w:r>
+      <w:r>
+        <w:rPr>
+          <w:b/>
+          <w:bCs/>
+          <w:color w:val="auto"/>
+          <w:u w:val="none"/>
+        </w:rPr>
+      </w:r>
+      <w:r>
+        <w:rPr>
+          <w:b/>
+          <w:bCs/>
+          <w:color w:val="auto"/>
+          <w:u w:val="none"/>
+        </w:rPr>
+      </w:r>
+    </w:p>
+    <w:p>
+      <w:pPr>
+        <w:pBdr/>
+        <w:spacing/>
+        <w:ind/>
+        <w:jc w:val="both"/>
+        <w:rPr>
+          <w:b/>
+          <w:bCs/>
+          <w:color w:val="auto"/>
+          <w:u w:val="none"/>
+        </w:rPr>
+      </w:pPr>
+      <w:r>
+        <w:rPr>
+          <w:b/>
+          <w:bCs/>
+          <w:color w:val="auto"/>
+          <w:u w:val="none"/>
+        </w:rPr>
+      </w:r>
+      <w:r>
+        <w:rPr>
+          <w:b/>
+          <w:bCs/>
+          <w:color w:val="auto"/>
+          <w:u w:val="none"/>
+        </w:rPr>
+      </w:r>
+      <w:r>
+        <w:rPr>
+          <w:b/>
+          <w:bCs/>
+          <w:color w:val="auto"/>
+          <w:u w:val="none"/>
+        </w:rPr>
+      </w:r>
+    </w:p>
+    <w:p>
+      <w:pPr>
+        <w:pBdr/>
+        <w:spacing/>
+        <w:ind/>
+        <w:jc w:val="both"/>
+        <w:rPr>
+          <w:b/>
+          <w:bCs/>
+          <w:color w:val="auto"/>
+          <w:u w:val="none"/>
+        </w:rPr>
+      </w:pPr>
+      <w:r>
+        <w:rPr>
+          <w:b/>
+          <w:bCs/>
+          <w:color w:val="auto"/>
+          <w:u w:val="none"/>
+        </w:rPr>
+      </w:r>
+      <w:r>
+        <w:rPr>
+          <w:b/>
+          <w:bCs/>
+          <w:color w:val="auto"/>
+          <w:u w:val="none"/>
+        </w:rPr>
+      </w:r>
+      <w:r>
+        <w:rPr>
+          <w:b/>
+          <w:bCs/>
+          <w:color w:val="auto"/>
+          <w:u w:val="none"/>
+        </w:rPr>
+      </w:r>
+    </w:p>
+    <w:p>
+      <w:pPr>
+        <w:pBdr/>
+        <w:spacing/>
+        <w:ind/>
+        <w:jc w:val="both"/>
+        <w:rPr>
+          <w:b/>
+          <w:bCs/>
+          <w:color w:val="auto"/>
+          <w:u w:val="none"/>
+        </w:rPr>
+      </w:pPr>
+      <w:r>
+        <w:rPr>
+          <w:b/>
+          <w:bCs/>
+          <w:color w:val="auto"/>
+          <w:u w:val="none"/>
+        </w:rPr>
+      </w:r>
+      <w:r>
+        <w:rPr>
+          <w:b/>
+          <w:bCs/>
+          <w:color w:val="auto"/>
+          <w:u w:val="none"/>
+        </w:rPr>
+      </w:r>
+      <w:r>
+        <w:rPr>
+          <w:b/>
+          <w:bCs/>
+          <w:color w:val="auto"/>
+          <w:u w:val="none"/>
+        </w:rPr>
+      </w:r>
+    </w:p>
+    <w:p>
+      <w:pPr>
+        <w:pBdr/>
+        <w:spacing/>
+        <w:ind/>
+        <w:jc w:val="both"/>
+        <w:rPr>
+          <w:b/>
+          <w:bCs/>
+          <w:color w:val="auto"/>
+          <w:u w:val="none"/>
+        </w:rPr>
+      </w:pPr>
+      <w:r>
+        <w:rPr>
+          <w:b/>
+          <w:bCs/>
+          <w:color w:val="auto"/>
+          <w:u w:val="none"/>
+        </w:rPr>
+      </w:r>
+      <w:r>
+        <w:rPr>
+          <w:b/>
+          <w:bCs/>
+          <w:color w:val="auto"/>
+          <w:u w:val="none"/>
+        </w:rPr>
+      </w:r>
+      <w:r>
+        <w:rPr>
+          <w:b/>
+          <w:bCs/>
+          <w:color w:val="auto"/>
+          <w:u w:val="none"/>
+        </w:rPr>
+      </w:r>
+    </w:p>
+    <w:p>
+      <w:pPr>
+        <w:pBdr/>
+        <w:spacing/>
+        <w:ind/>
+        <w:jc w:val="both"/>
+        <w:rPr>
+          <w:b/>
+          <w:bCs/>
+          <w:color w:val="auto"/>
+          <w:u w:val="none"/>
+        </w:rPr>
+      </w:pPr>
+      <w:r>
+        <w:rPr>
+          <w:b/>
+          <w:bCs/>
+          <w:color w:val="auto"/>
+          <w:u w:val="none"/>
+        </w:rPr>
+      </w:r>
+      <w:r>
+        <w:rPr>
+          <w:b/>
+          <w:bCs/>
+          <w:color w:val="auto"/>
+          <w:u w:val="none"/>
+        </w:rPr>
+      </w:r>
+      <w:r>
+        <w:rPr>
+          <w:b/>
+          <w:bCs/>
+          <w:color w:val="auto"/>
+          <w:u w:val="none"/>
+        </w:rPr>
+      </w:r>
+    </w:p>
+    <w:p>
+      <w:pPr>
+        <w:pBdr/>
+        <w:spacing/>
+        <w:ind/>
+        <w:jc w:val="both"/>
+        <w:rPr>
+          <w:b/>
+          <w:bCs/>
+          <w:color w:val="auto"/>
+          <w:u w:val="none"/>
+        </w:rPr>
+      </w:pPr>
+      <w:r>
+        <w:rPr>
+          <w:b/>
+          <w:bCs/>
+          <w:color w:val="auto"/>
+          <w:u w:val="none"/>
+        </w:rPr>
+      </w:r>
+      <w:r>
+        <w:rPr>
+          <w:b/>
+          <w:bCs/>
+          <w:color w:val="auto"/>
+          <w:u w:val="none"/>
+        </w:rPr>
+      </w:r>
+      <w:r>
+        <w:rPr>
+          <w:b/>
+          <w:bCs/>
+          <w:color w:val="auto"/>
+          <w:u w:val="none"/>
+        </w:rPr>
+      </w:r>
+    </w:p>
+    <w:p>
+      <w:pPr>
+        <w:pBdr/>
+        <w:spacing/>
+        <w:ind/>
+        <w:jc w:val="both"/>
+        <w:rPr>
+          <w:b/>
+          <w:bCs/>
+          <w:color w:val="auto"/>
+          <w:u w:val="none"/>
+        </w:rPr>
+      </w:pPr>
+      <w:r>
+        <w:rPr>
+          <w:b/>
+          <w:bCs/>
+          <w:color w:val="auto"/>
+          <w:u w:val="none"/>
+        </w:rPr>
+      </w:r>
+      <w:r>
+        <w:rPr>
+          <w:b/>
+          <w:bCs/>
+          <w:color w:val="auto"/>
+          <w:u w:val="none"/>
+        </w:rPr>
+      </w:r>
+      <w:r>
+        <w:rPr>
+          <w:b/>
+          <w:bCs/>
+          <w:color w:val="auto"/>
+          <w:u w:val="none"/>
+        </w:rPr>
+      </w:r>
+    </w:p>
+    <w:p>
+      <w:pPr>
+        <w:pBdr/>
+        <w:spacing/>
+        <w:ind/>
+        <w:jc w:val="both"/>
+        <w:rPr>
+          <w:b/>
+          <w:bCs/>
+          <w:color w:val="auto"/>
+          <w:u w:val="none"/>
+        </w:rPr>
+      </w:pPr>
+      <w:r>
+        <w:rPr>
+          <w:b/>
+          <w:bCs/>
+          <w:color w:val="auto"/>
+          <w:u w:val="none"/>
+        </w:rPr>
+      </w:r>
+      <w:r>
+        <w:rPr>
+          <w:b/>
+          <w:bCs/>
+          <w:color w:val="auto"/>
+          <w:u w:val="none"/>
+        </w:rPr>
+      </w:r>
+      <w:r>
+        <w:rPr>
+          <w:b/>
+          <w:bCs/>
+          <w:color w:val="auto"/>
+          <w:u w:val="none"/>
+        </w:rPr>
+      </w:r>
+    </w:p>
+    <w:p>
+      <w:pPr>
+        <w:pBdr/>
+        <w:spacing/>
+        <w:ind/>
+        <w:jc w:val="both"/>
+        <w:rPr>
+          <w:b/>
+          <w:bCs/>
+          <w:color w:val="auto"/>
+          <w:u w:val="none"/>
+        </w:rPr>
+      </w:pPr>
+      <w:r>
+        <w:rPr>
+          <w:b/>
+          <w:bCs/>
+          <w:color w:val="auto"/>
+          <w:u w:val="none"/>
           <w:lang w:val="fr-FR" w:bidi="fr-FR"/>
         </w:rPr>
       </w:r>
       <w:r>
         <w:rPr>
-          <w:color w:val="000000" w:themeColor="text1"/>
+          <w:b/>
+          <w:bCs/>
+          <w:color w:val="auto"/>
+          <w:u w:val="none"/>
           <w:lang w:val="fr-FR"/>
         </w:rPr>
       </w:r>
@@ -57,25 +408,29 @@
             <w:rPr>
               <w:b/>
               <w:bCs/>
-              <w:color w:val="000000" w:themeColor="text1"/>
+              <w:color w:val="auto"/>
               <w:highlight w:val="none"/>
+              <w:u w:val="none"/>
             </w:rPr>
           </w:pPr>
           <w:r>
             <w:rPr>
               <w:b/>
               <w:bCs/>
-              <w:color w:val="000000" w:themeColor="text1"/>
+              <w:color w:val="auto"/>
               <w:sz w:val="32"/>
               <w:szCs w:val="32"/>
               <w:highlight w:val="none"/>
-              <w:u w:val="single"/>
+              <w:u w:val="none"/>
               <w:lang w:val="fr-FR" w:bidi="fr-FR"/>
             </w:rPr>
           </w:r>
           <w:r>
             <w:rPr>
-              <w:color w:val="000000" w:themeColor="text1"/>
+              <w:b/>
+              <w:bCs/>
+              <w:color w:val="auto"/>
+              <w:u w:val="none"/>
               <w:lang w:val="fr-FR"/>
             </w:rPr>
             <w:fldChar w:fldCharType="begin"/>
@@ -83,7 +438,10 @@
           </w:r>
           <w:r>
             <w:rPr>
-              <w:color w:val="000000" w:themeColor="text1"/>
+              <w:b/>
+              <w:bCs/>
+              <w:color w:val="auto"/>
+              <w:u w:val="none"/>
               <w:lang w:val="fr-FR"/>
             </w:rPr>
             <w:fldChar w:fldCharType="separate"/>
@@ -92,19 +450,21 @@
             <w:rPr>
               <w:b/>
               <w:bCs/>
-              <w:color w:val="000000" w:themeColor="text1"/>
+              <w:color w:val="auto"/>
               <w:sz w:val="32"/>
               <w:szCs w:val="32"/>
               <w:highlight w:val="none"/>
-              <w:u w:val="single"/>
-              <w:lang w:val="fr-FR"/>
+              <w:u w:val="none"/>
             </w:rPr>
           </w:r>
           <w:hyperlink w:tooltip="#_Toc1" w:anchor="_Toc1" w:history="1">
             <w:r>
               <w:rPr>
                 <w:rStyle w:val="893"/>
-                <w:color w:val="000000" w:themeColor="text1"/>
+                <w:b/>
+                <w:bCs/>
+                <w:color w:val="auto"/>
+                <w:u w:val="none"/>
               </w:rPr>
             </w:r>
             <w:r>
@@ -112,7 +472,107 @@
                 <w:rStyle w:val="893"/>
                 <w:b/>
                 <w:bCs/>
-                <w:color w:val="000000" w:themeColor="text1"/>
+                <w:color w:val="auto"/>
+                <w:highlight w:val="none"/>
+                <w:u w:val="none"/>
+              </w:rPr>
+              <w:t xml:space="preserve">Choix des technos :</w:t>
+            </w:r>
+            <w:r>
+              <w:rPr>
+                <w:rStyle w:val="893"/>
+                <w:b/>
+                <w:bCs/>
+                <w:color w:val="auto"/>
+                <w:highlight w:val="none"/>
+                <w:u w:val="none"/>
+              </w:rPr>
+              <w:t xml:space="preserve"> </w:t>
+            </w:r>
+            <w:r>
+              <w:rPr>
+                <w:rStyle w:val="893"/>
+                <w:b/>
+                <w:bCs/>
+                <w:color w:val="auto"/>
+                <w:highlight w:val="none"/>
+                <w:u w:val="none"/>
+              </w:rPr>
+            </w:r>
+            <w:r>
+              <w:rPr>
+                <w:b/>
+                <w:bCs/>
+                <w:color w:val="auto"/>
+                <w:u w:val="none"/>
+              </w:rPr>
+              <w:tab/>
+            </w:r>
+            <w:r>
+              <w:rPr>
+                <w:b/>
+                <w:bCs/>
+                <w:color w:val="auto"/>
+                <w:u w:val="none"/>
+              </w:rPr>
+              <w:fldChar w:fldCharType="begin"/>
+              <w:instrText xml:space="preserve">PAGEREF _Toc1 \h</w:instrText>
+              <w:fldChar w:fldCharType="separate"/>
+              <w:t xml:space="preserve">2</w:t>
+              <w:fldChar w:fldCharType="end"/>
+            </w:r>
+          </w:hyperlink>
+          <w:r>
+            <w:rPr>
+              <w:b/>
+              <w:bCs/>
+              <w:u w:val="none"/>
+            </w:rPr>
+          </w:r>
+          <w:r>
+            <w:rPr>
+              <w:b/>
+              <w:bCs/>
+              <w:color w:val="auto"/>
+              <w:highlight w:val="none"/>
+              <w:u w:val="none"/>
+            </w:rPr>
+          </w:r>
+        </w:p>
+        <w:p>
+          <w:pPr>
+            <w:pStyle w:val="896"/>
+            <w:pBdr/>
+            <w:tabs>
+              <w:tab w:val="right" w:leader="dot" w:pos="9355"/>
+            </w:tabs>
+            <w:spacing/>
+            <w:ind/>
+            <w:rPr>
+              <w:b/>
+              <w:bCs/>
+              <w:color w:val="auto"/>
+              <w:highlight w:val="none"/>
+              <w:u w:val="none"/>
+            </w:rPr>
+          </w:pPr>
+          <w:hyperlink w:tooltip="#_Toc2" w:anchor="_Toc2" w:history="1">
+            <w:r>
+              <w:rPr>
+                <w:rStyle w:val="893"/>
+                <w:b/>
+                <w:bCs/>
+                <w:color w:val="auto"/>
+                <w:u w:val="none"/>
+              </w:rPr>
+            </w:r>
+            <w:r>
+              <w:rPr>
+                <w:rStyle w:val="893"/>
+                <w:b/>
+                <w:bCs/>
+                <w:color w:val="auto"/>
+                <w:u w:val="none"/>
                 <w:lang w:val="fr-FR"/>
               </w:rPr>
               <w:t xml:space="preserve">Projet 1</w:t>
@@ -122,42 +582,57 @@
                 <w:rStyle w:val="893"/>
                 <w:b/>
                 <w:bCs/>
-                <w:color w:val="000000" w:themeColor="text1"/>
+                <w:color w:val="auto"/>
                 <w:highlight w:val="none"/>
+                <w:u w:val="none"/>
                 <w:lang w:val="fr-FR"/>
               </w:rPr>
             </w:r>
             <w:r>
               <w:rPr>
-                <w:color w:val="000000" w:themeColor="text1"/>
+                <w:b/>
+                <w:bCs/>
+                <w:color w:val="auto"/>
+                <w:u w:val="none"/>
               </w:rPr>
               <w:tab/>
             </w:r>
             <w:r>
               <w:rPr>
-                <w:color w:val="000000" w:themeColor="text1"/>
+                <w:b/>
+                <w:bCs/>
+                <w:color w:val="auto"/>
+                <w:u w:val="none"/>
               </w:rPr>
               <w:fldChar w:fldCharType="begin"/>
-              <w:instrText xml:space="preserve">PAGEREF _Toc1 \h</w:instrText>
+              <w:instrText xml:space="preserve">PAGEREF _Toc2 \h</w:instrText>
               <w:fldChar w:fldCharType="separate"/>
               <w:t xml:space="preserve">2</w:t>
               <w:fldChar w:fldCharType="end"/>
             </w:r>
           </w:hyperlink>
-          <w:r/>
           <w:r>
             <w:rPr>
               <w:b/>
               <w:bCs/>
-              <w:color w:val="000000" w:themeColor="text1"/>
+              <w:color w:val="auto"/>
               <w:highlight w:val="none"/>
-              <w:lang w:val="fr-FR"/>
+              <w:u w:val="none"/>
+            </w:rPr>
+          </w:r>
+          <w:r>
+            <w:rPr>
+              <w:b/>
+              <w:bCs/>
+              <w:color w:val="auto"/>
+              <w:highlight w:val="none"/>
+              <w:u w:val="none"/>
             </w:rPr>
           </w:r>
         </w:p>
         <w:p>
           <w:pPr>
-            <w:pStyle w:val="895"/>
+            <w:pStyle w:val="897"/>
             <w:pBdr/>
             <w:tabs>
               <w:tab w:val="right" w:leader="dot" w:pos="9355"/>
@@ -167,16 +642,19 @@
             <w:rPr>
               <w:b/>
               <w:bCs/>
-              <w:color w:val="000000" w:themeColor="text1"/>
+              <w:color w:val="auto"/>
               <w:highlight w:val="none"/>
+              <w:u w:val="none"/>
             </w:rPr>
           </w:pPr>
-          <w:r/>
-          <w:hyperlink w:tooltip="#_Toc2" w:anchor="_Toc2" w:history="1">
+          <w:hyperlink w:tooltip="#_Toc3" w:anchor="_Toc3" w:history="1">
             <w:r>
               <w:rPr>
                 <w:rStyle w:val="893"/>
-                <w:color w:val="000000" w:themeColor="text1"/>
+                <w:b/>
+                <w:bCs/>
+                <w:color w:val="auto"/>
+                <w:u w:val="none"/>
               </w:rPr>
             </w:r>
             <w:r>
@@ -184,7 +662,99 @@
                 <w:rStyle w:val="893"/>
                 <w:b/>
                 <w:bCs/>
-                <w:color w:val="000000" w:themeColor="text1"/>
+                <w:color w:val="auto"/>
+                <w:highlight w:val="none"/>
+                <w:u w:val="none"/>
+                <w:lang w:val="fr-FR"/>
+              </w:rPr>
+              <w:t xml:space="preserve">Création du manifest :</w:t>
+            </w:r>
+            <w:r>
+              <w:rPr>
+                <w:rStyle w:val="893"/>
+                <w:b/>
+                <w:bCs/>
+                <w:color w:val="auto"/>
+                <w:highlight w:val="none"/>
+                <w:u w:val="none"/>
+              </w:rPr>
+            </w:r>
+            <w:r>
+              <w:rPr>
+                <w:b/>
+                <w:bCs/>
+                <w:color w:val="auto"/>
+                <w:u w:val="none"/>
+              </w:rPr>
+              <w:tab/>
+            </w:r>
+            <w:r>
+              <w:rPr>
+                <w:b/>
+                <w:bCs/>
+                <w:color w:val="auto"/>
+                <w:u w:val="none"/>
+              </w:rPr>
+              <w:fldChar w:fldCharType="begin"/>
+              <w:instrText xml:space="preserve">PAGEREF _Toc3 \h</w:instrText>
+              <w:fldChar w:fldCharType="separate"/>
+              <w:t xml:space="preserve">2</w:t>
+              <w:fldChar w:fldCharType="end"/>
+            </w:r>
+          </w:hyperlink>
+          <w:r>
+            <w:rPr>
+              <w:b/>
+              <w:bCs/>
+              <w:color w:val="auto"/>
+              <w:highlight w:val="none"/>
+              <w:u w:val="none"/>
+            </w:rPr>
+          </w:r>
+          <w:r>
+            <w:rPr>
+              <w:b/>
+              <w:bCs/>
+              <w:color w:val="auto"/>
+              <w:highlight w:val="none"/>
+              <w:u w:val="none"/>
+            </w:rPr>
+          </w:r>
+        </w:p>
+        <w:p>
+          <w:pPr>
+            <w:pStyle w:val="896"/>
+            <w:pBdr/>
+            <w:tabs>
+              <w:tab w:val="right" w:leader="dot" w:pos="9355"/>
+            </w:tabs>
+            <w:spacing/>
+            <w:ind/>
+            <w:rPr>
+              <w:b/>
+              <w:bCs/>
+              <w:color w:val="auto"/>
+              <w:highlight w:val="none"/>
+              <w:u w:val="none"/>
+            </w:rPr>
+          </w:pPr>
+          <w:hyperlink w:tooltip="#_Toc4" w:anchor="_Toc4" w:history="1">
+            <w:r>
+              <w:rPr>
+                <w:rStyle w:val="893"/>
+                <w:b/>
+                <w:bCs/>
+                <w:color w:val="auto"/>
+                <w:u w:val="none"/>
+              </w:rPr>
+            </w:r>
+            <w:r>
+              <w:rPr>
+                <w:rStyle w:val="893"/>
+                <w:b/>
+                <w:bCs/>
+                <w:color w:val="auto"/>
+                <w:u w:val="none"/>
                 <w:lang w:val="fr-FR"/>
               </w:rPr>
               <w:t xml:space="preserve">Projet 2</w:t>
@@ -194,36 +764,143 @@
                 <w:rStyle w:val="893"/>
                 <w:b/>
                 <w:bCs/>
-                <w:color w:val="000000" w:themeColor="text1"/>
+                <w:color w:val="auto"/>
                 <w:highlight w:val="none"/>
+                <w:u w:val="none"/>
                 <w:lang w:val="fr-FR"/>
               </w:rPr>
             </w:r>
             <w:r>
               <w:rPr>
-                <w:color w:val="000000" w:themeColor="text1"/>
+                <w:b/>
+                <w:bCs/>
+                <w:color w:val="auto"/>
+                <w:u w:val="none"/>
               </w:rPr>
               <w:tab/>
             </w:r>
             <w:r>
               <w:rPr>
-                <w:color w:val="000000" w:themeColor="text1"/>
+                <w:b/>
+                <w:bCs/>
+                <w:color w:val="auto"/>
+                <w:u w:val="none"/>
               </w:rPr>
               <w:fldChar w:fldCharType="begin"/>
-              <w:instrText xml:space="preserve">PAGEREF _Toc2 \h</w:instrText>
+              <w:instrText xml:space="preserve">PAGEREF _Toc4 \h</w:instrText>
               <w:fldChar w:fldCharType="separate"/>
-              <w:t xml:space="preserve">3</w:t>
+              <w:t xml:space="preserve">4</w:t>
               <w:fldChar w:fldCharType="end"/>
             </w:r>
           </w:hyperlink>
-          <w:r/>
           <w:r>
             <w:rPr>
               <w:b/>
               <w:bCs/>
-              <w:color w:val="000000" w:themeColor="text1"/>
+              <w:color w:val="auto"/>
               <w:highlight w:val="none"/>
-              <w:lang w:val="fr-FR"/>
+              <w:u w:val="none"/>
+            </w:rPr>
+          </w:r>
+          <w:r>
+            <w:rPr>
+              <w:b/>
+              <w:bCs/>
+              <w:color w:val="auto"/>
+              <w:highlight w:val="none"/>
+              <w:u w:val="none"/>
+            </w:rPr>
+          </w:r>
+        </w:p>
+        <w:p>
+          <w:pPr>
+            <w:pStyle w:val="896"/>
+            <w:pBdr/>
+            <w:tabs>
+              <w:tab w:val="right" w:leader="dot" w:pos="9355"/>
+            </w:tabs>
+            <w:spacing/>
+            <w:ind/>
+            <w:rPr>
+              <w:b/>
+              <w:bCs/>
+              <w:color w:val="auto"/>
+              <w:highlight w:val="none"/>
+              <w:u w:val="none"/>
+            </w:rPr>
+          </w:pPr>
+          <w:hyperlink w:tooltip="#_Toc5" w:anchor="_Toc5" w:history="1">
+            <w:r>
+              <w:rPr>
+                <w:rStyle w:val="893"/>
+                <w:b/>
+                <w:bCs/>
+                <w:color w:val="auto"/>
+                <w:u w:val="none"/>
+              </w:rPr>
+            </w:r>
+            <w:r>
+              <w:rPr>
+                <w:rStyle w:val="893"/>
+                <w:b/>
+                <w:bCs/>
+                <w:color w:val="auto"/>
+                <w:highlight w:val="none"/>
+                <w:u w:val="none"/>
+                <w:lang w:val="fr-FR" w:bidi="fr-FR"/>
+              </w:rPr>
+              <w:t xml:space="preserve">Test</w:t>
+            </w:r>
+            <w:r>
+              <w:rPr>
+                <w:rStyle w:val="893"/>
+                <w:b/>
+                <w:bCs/>
+                <w:color w:val="auto"/>
+                <w:highlight w:val="none"/>
+                <w:u w:val="none"/>
+                <w:lang w:val="fr-FR" w:bidi="fr-FR"/>
+              </w:rPr>
+            </w:r>
+            <w:r>
+              <w:rPr>
+                <w:b/>
+                <w:bCs/>
+                <w:color w:val="auto"/>
+                <w:u w:val="none"/>
+              </w:rPr>
+              <w:tab/>
+            </w:r>
+            <w:r>
+              <w:rPr>
+                <w:b/>
+                <w:bCs/>
+                <w:color w:val="auto"/>
+                <w:u w:val="none"/>
+              </w:rPr>
+              <w:fldChar w:fldCharType="begin"/>
+              <w:instrText xml:space="preserve">PAGEREF _Toc5 \h</w:instrText>
+              <w:fldChar w:fldCharType="separate"/>
+              <w:t xml:space="preserve">7</w:t>
+              <w:fldChar w:fldCharType="end"/>
+            </w:r>
+          </w:hyperlink>
+          <w:r>
+            <w:rPr>
+              <w:b/>
+              <w:bCs/>
+              <w:color w:val="auto"/>
+              <w:highlight w:val="none"/>
+              <w:u w:val="none"/>
+            </w:rPr>
+          </w:r>
+          <w:r>
+            <w:rPr>
+              <w:b/>
+              <w:bCs/>
+              <w:color w:val="auto"/>
+              <w:highlight w:val="none"/>
+              <w:u w:val="none"/>
             </w:rPr>
           </w:r>
         </w:p>
@@ -240,16 +917,19 @@
               <w:b/>
               <w:bCs/>
               <w:strike w:val="0"/>
-              <w:color w:val="000000" w:themeColor="text1"/>
+              <w:color w:val="auto"/>
               <w:highlight w:val="none"/>
+              <w:u w:val="none"/>
             </w:rPr>
           </w:pPr>
-          <w:r/>
-          <w:hyperlink w:tooltip="#_Toc3" w:anchor="_Toc3" w:history="1">
+          <w:hyperlink w:tooltip="#_Toc6" w:anchor="_Toc6" w:history="1">
             <w:r>
               <w:rPr>
                 <w:rStyle w:val="893"/>
-                <w:color w:val="000000" w:themeColor="text1"/>
+                <w:b/>
+                <w:bCs/>
+                <w:color w:val="auto"/>
+                <w:u w:val="none"/>
               </w:rPr>
             </w:r>
             <w:r>
@@ -258,8 +938,9 @@
                 <w:b/>
                 <w:bCs/>
                 <w:strike w:val="0"/>
-                <w:color w:val="000000" w:themeColor="text1"/>
+                <w:color w:val="auto"/>
                 <w:highlight w:val="none"/>
+                <w:u w:val="none"/>
                 <w:lang w:val="fr-FR" w:bidi="fr-FR"/>
               </w:rPr>
               <w:t xml:space="preserve">Schéma de l’architecture : </w:t>
@@ -270,36 +951,52 @@
                 <w:b/>
                 <w:bCs/>
                 <w:strike w:val="0"/>
-                <w:color w:val="000000" w:themeColor="text1"/>
+                <w:color w:val="auto"/>
                 <w:highlight w:val="none"/>
-                <w:lang w:val="fr-FR"/>
+                <w:u w:val="none"/>
               </w:rPr>
             </w:r>
             <w:r>
               <w:rPr>
-                <w:color w:val="000000" w:themeColor="text1"/>
+                <w:b/>
+                <w:bCs/>
+                <w:color w:val="auto"/>
+                <w:u w:val="none"/>
               </w:rPr>
               <w:tab/>
             </w:r>
             <w:r>
               <w:rPr>
-                <w:color w:val="000000" w:themeColor="text1"/>
+                <w:b/>
+                <w:bCs/>
+                <w:color w:val="auto"/>
+                <w:u w:val="none"/>
               </w:rPr>
               <w:fldChar w:fldCharType="begin"/>
-              <w:instrText xml:space="preserve">PAGEREF _Toc3 \h</w:instrText>
+              <w:instrText xml:space="preserve">PAGEREF _Toc6 \h</w:instrText>
               <w:fldChar w:fldCharType="separate"/>
-              <w:t xml:space="preserve">6</w:t>
+              <w:t xml:space="preserve">8</w:t>
               <w:fldChar w:fldCharType="end"/>
             </w:r>
           </w:hyperlink>
-          <w:r/>
           <w:r>
             <w:rPr>
               <w:b/>
               <w:bCs/>
               <w:strike w:val="0"/>
-              <w:color w:val="000000" w:themeColor="text1"/>
+              <w:color w:val="auto"/>
               <w:highlight w:val="none"/>
+              <w:u w:val="none"/>
+            </w:rPr>
+          </w:r>
+          <w:r>
+            <w:rPr>
+              <w:b/>
+              <w:bCs/>
+              <w:strike w:val="0"/>
+              <w:color w:val="auto"/>
+              <w:highlight w:val="none"/>
+              <w:u w:val="none"/>
             </w:rPr>
           </w:r>
         </w:p>
@@ -311,22 +1008,28 @@
             <w:rPr>
               <w:b/>
               <w:bCs/>
-              <w:color w:val="000000" w:themeColor="text1"/>
+              <w:color w:val="auto"/>
               <w:sz w:val="32"/>
               <w:szCs w:val="32"/>
               <w:highlight w:val="none"/>
-              <w:u w:val="single"/>
+              <w:u w:val="none"/>
             </w:rPr>
           </w:pPr>
           <w:r>
             <w:rPr>
-              <w:color w:val="000000" w:themeColor="text1"/>
+              <w:b/>
+              <w:bCs/>
+              <w:color w:val="auto"/>
+              <w:u w:val="none"/>
               <w:lang w:val="fr-FR"/>
             </w:rPr>
           </w:r>
           <w:r>
             <w:rPr>
-              <w:color w:val="000000" w:themeColor="text1"/>
+              <w:b/>
+              <w:bCs/>
+              <w:color w:val="auto"/>
+              <w:u w:val="none"/>
               <w:lang w:val="fr-FR"/>
             </w:rPr>
             <w:fldChar w:fldCharType="end"/>
@@ -335,17 +1038,16 @@
             <w:rPr>
               <w:b/>
               <w:bCs/>
-              <w:color w:val="000000" w:themeColor="text1"/>
-              <w:sz w:val="32"/>
-              <w:szCs w:val="32"/>
-              <w:highlight w:val="none"/>
-              <w:u w:val="single"/>
-              <w:lang w:val="fr-FR"/>
+              <w:color w:val="auto"/>
+              <w:u w:val="none"/>
             </w:rPr>
           </w:r>
           <w:r>
             <w:rPr>
-              <w:color w:val="000000" w:themeColor="text1"/>
+              <w:b/>
+              <w:bCs/>
+              <w:color w:val="auto"/>
+              <w:u w:val="none"/>
             </w:rPr>
           </w:r>
         </w:p>
@@ -474,12 +1176,79 @@
           <w:u w:val="single"/>
         </w:rPr>
       </w:pPr>
+      <w:r/>
+      <w:bookmarkStart w:id="1" w:name="_Toc1"/>
+      <w:r>
+        <w:rPr>
+          <w:b/>
+          <w:bCs/>
+          <w:color w:val="000000" w:themeColor="text1"/>
+          <w:highlight w:val="none"/>
+          <w:u w:val="single"/>
+        </w:rPr>
+        <w:t xml:space="preserve">Choix des technos :</w:t>
+      </w:r>
+      <w:r>
+        <w:rPr>
+          <w:color w:val="000000" w:themeColor="text1"/>
+          <w:highlight w:val="none"/>
+        </w:rPr>
+        <w:t xml:space="preserve"> </w:t>
+      </w:r>
+      <w:bookmarkEnd w:id="1"/>
+      <w:r/>
+      <w:r>
+        <w:rPr>
+          <w:b/>
+          <w:bCs/>
+          <w:color w:val="000000" w:themeColor="text1"/>
+          <w:sz w:val="32"/>
+          <w:szCs w:val="32"/>
+          <w:highlight w:val="none"/>
+          <w:u w:val="single"/>
+        </w:rPr>
+      </w:r>
+    </w:p>
+    <w:p>
+      <w:pPr>
+        <w:pBdr/>
+        <w:spacing w:after="0" w:before="240" w:line="360" w:lineRule="auto"/>
+        <w:ind/>
+        <w:rPr/>
+      </w:pPr>
+      <w:r>
+        <w:rPr>
+          <w:color w:val="000000" w:themeColor="text1"/>
+          <w:highlight w:val="none"/>
+        </w:rPr>
+      </w:r>
+      <w:r>
+        <w:rPr>
+          <w:color w:val="000000" w:themeColor="text1"/>
+          <w:highlight w:val="none"/>
+        </w:rPr>
+        <w:t xml:space="preserve">Pour réaliser ces deux projets, les solutions que j’ai choisi sont tout d’abord GitHub Desktop pour le versioning, Multipass pour gérer mes machines virtuelles, Visual Studio Code comme IDE pour accéder à ma VM en SSH, Docker pour builder et push mes applications sur le dockerhub, et minikube pour l’utilisation de kubernetes.</w:t>
+      </w:r>
+      <w:r/>
+    </w:p>
+    <w:p>
+      <w:pPr>
+        <w:pStyle w:val="849"/>
+        <w:pBdr/>
+        <w:spacing w:after="0" w:before="240" w:line="360" w:lineRule="auto"/>
+        <w:ind/>
+        <w:rPr>
+          <w:color w:val="000000" w:themeColor="text1"/>
+          <w:highlight w:val="none"/>
+        </w:rPr>
+      </w:pPr>
+      <w:r/>
+      <w:bookmarkStart w:id="2" w:name="_Toc2"/>
       <w:r>
         <w:rPr>
           <w:color w:val="000000" w:themeColor="text1"/>
         </w:rPr>
       </w:r>
-      <w:bookmarkStart w:id="1" w:name="_Toc1"/>
       <w:r>
         <w:rPr>
           <w:b/>
@@ -497,12 +1266,8 @@
           <w:color w:val="000000" w:themeColor="text1"/>
         </w:rPr>
       </w:r>
-      <w:bookmarkEnd w:id="1"/>
-      <w:r>
-        <w:rPr>
-          <w:color w:val="000000" w:themeColor="text1"/>
-        </w:rPr>
-      </w:r>
+      <w:bookmarkEnd w:id="2"/>
+      <w:r/>
       <w:r>
         <w:rPr>
           <w:b/>
@@ -519,7 +1284,7 @@
     <w:p>
       <w:pPr>
         <w:pBdr/>
-        <w:spacing/>
+        <w:spacing w:after="0" w:before="240" w:line="360" w:lineRule="auto"/>
         <w:ind/>
         <w:rPr>
           <w:color w:val="000000" w:themeColor="text1"/>
@@ -530,13 +1295,13 @@
           <w:color w:val="000000" w:themeColor="text1"/>
           <w:lang w:val="fr-FR"/>
         </w:rPr>
-        <w:t xml:space="preserve">Lien du repo : </w:t>
+        <w:t xml:space="preserve">Le lien du repo Git : </w:t>
       </w:r>
-      <w:hyperlink r:id="rId11" w:tooltip="https://github.com/SoniKast/projet_4SFARCH" w:history="1">
+      <w:hyperlink r:id="rId12" w:tooltip="https://github.com/SoniKast/projet_4SFARCH" w:history="1">
         <w:r>
           <w:rPr>
             <w:rStyle w:val="893"/>
-            <w:color w:val="000000" w:themeColor="text1"/>
+            <w:color w:val="5b9bd5" w:themeColor="accent1"/>
             <w:lang w:val="fr-FR"/>
           </w:rPr>
           <w:t xml:space="preserve">https://github.com/SoniKast/projet_4SFARCH</w:t>
@@ -572,7 +1337,7 @@
     <w:p>
       <w:pPr>
         <w:pBdr/>
-        <w:spacing/>
+        <w:spacing w:after="0" w:before="240" w:line="360" w:lineRule="auto"/>
         <w:ind/>
         <w:rPr>
           <w:b/>
@@ -591,6 +1356,39 @@
           <w:szCs w:val="18"/>
           <w:lang w:val="fr-FR" w:bidi="fr-FR"/>
         </w:rPr>
+      </w:r>
+      <w:r>
+        <w:rPr>
+          <w:rStyle w:val="860"/>
+          <w:b/>
+          <w:bCs/>
+          <w:color w:val="auto"/>
+          <w:u w:val="single"/>
+          <w:lang w:val="fr-FR"/>
+        </w:rPr>
+        <w:t xml:space="preserve">Choix </w:t>
+      </w:r>
+      <w:r>
+        <w:rPr>
+          <w:rStyle w:val="860"/>
+          <w:b/>
+          <w:bCs/>
+          <w:color w:val="auto"/>
+          <w:u w:val="single"/>
+          <w:lang w:val="fr-FR"/>
+        </w:rPr>
+        <w:t xml:space="preserve">des applications de la V</w:t>
+      </w:r>
+      <w:r>
+        <w:rPr>
+          <w:rStyle w:val="860"/>
+          <w:b/>
+          <w:bCs/>
+          <w:color w:val="auto"/>
+          <w:u w:val="single"/>
+          <w:lang w:val="fr-FR"/>
+        </w:rPr>
+        <w:t xml:space="preserve">M :</w:t>
       </w:r>
       <w:r>
         <w:rPr>
@@ -602,7 +1400,7 @@
           <w:u w:val="single"/>
           <w:lang w:val="fr-FR"/>
         </w:rPr>
-        <w:t xml:space="preserve">Choix des applications de la VM : </w:t>
+        <w:t xml:space="preserve"> </w:t>
       </w:r>
       <w:r>
         <w:rPr>
@@ -632,12 +1430,12 @@
     <w:p>
       <w:pPr>
         <w:pBdr/>
-        <w:spacing/>
+        <w:spacing w:after="0" w:before="240" w:line="360" w:lineRule="auto"/>
         <w:ind/>
         <w:rPr>
           <w:b/>
           <w:bCs/>
-          <w:color w:val="000000" w:themeColor="text1"/>
+          <w:color w:val="5b9bd5" w:themeColor="accent1"/>
           <w:sz w:val="24"/>
           <w:szCs w:val="24"/>
           <w:highlight w:val="none"/>
@@ -648,7 +1446,7 @@
         <w:rPr>
           <w:b/>
           <w:bCs/>
-          <w:color w:val="000000" w:themeColor="text1"/>
+          <w:color w:val="5b9bd5" w:themeColor="accent1"/>
           <w:sz w:val="24"/>
           <w:szCs w:val="24"/>
           <w:highlight w:val="none"/>
@@ -656,13 +1454,13 @@
           <w:lang w:val="fr-FR" w:bidi="fr-FR"/>
         </w:rPr>
       </w:r>
-      <w:hyperlink r:id="rId12" w:tooltip="https://hub.docker.com/repository/docker/sonikast1/django-adminlte" w:history="1">
+      <w:hyperlink r:id="rId13" w:tooltip="https://hub.docker.com/repository/docker/sonikast1/django-adminlte" w:history="1">
         <w:r>
           <w:rPr>
             <w:rStyle w:val="893"/>
             <w:b/>
             <w:bCs/>
-            <w:color w:val="000000" w:themeColor="text1"/>
+            <w:color w:val="5b9bd5" w:themeColor="accent1"/>
             <w:sz w:val="24"/>
             <w:szCs w:val="24"/>
             <w:highlight w:val="none"/>
@@ -675,7 +1473,7 @@
             <w:rStyle w:val="893"/>
             <w:b/>
             <w:bCs/>
-            <w:color w:val="000000" w:themeColor="text1"/>
+            <w:color w:val="5b9bd5" w:themeColor="accent1"/>
             <w:sz w:val="24"/>
             <w:szCs w:val="24"/>
             <w:highlight w:val="none"/>
@@ -688,7 +1486,7 @@
             <w:rStyle w:val="893"/>
             <w:b/>
             <w:bCs/>
-            <w:color w:val="000000" w:themeColor="text1"/>
+            <w:color w:val="5b9bd5" w:themeColor="accent1"/>
             <w:sz w:val="24"/>
             <w:szCs w:val="24"/>
             <w:highlight w:val="none"/>
@@ -700,7 +1498,7 @@
         <w:rPr>
           <w:b/>
           <w:bCs/>
-          <w:color w:val="000000" w:themeColor="text1"/>
+          <w:color w:val="5b9bd5" w:themeColor="accent1"/>
           <w:sz w:val="24"/>
           <w:szCs w:val="24"/>
           <w:highlight w:val="none"/>
@@ -712,7 +1510,7 @@
         <w:rPr>
           <w:b/>
           <w:bCs/>
-          <w:color w:val="000000" w:themeColor="text1"/>
+          <w:color w:val="5b9bd5" w:themeColor="accent1"/>
           <w:sz w:val="24"/>
           <w:szCs w:val="24"/>
           <w:highlight w:val="none"/>
@@ -724,10 +1522,10 @@
     <w:p>
       <w:pPr>
         <w:pBdr/>
-        <w:spacing/>
+        <w:spacing w:after="0" w:before="240" w:line="360" w:lineRule="auto"/>
         <w:ind/>
         <w:rPr>
-          <w:color w:val="000000" w:themeColor="text1"/>
+          <w:color w:val="5b9bd5" w:themeColor="accent1"/>
           <w:highlight w:val="none"/>
         </w:rPr>
       </w:pPr>
@@ -735,7 +1533,7 @@
         <w:rPr>
           <w:b/>
           <w:bCs/>
-          <w:color w:val="000000" w:themeColor="text1"/>
+          <w:color w:val="5b9bd5" w:themeColor="accent1"/>
           <w:sz w:val="24"/>
           <w:szCs w:val="24"/>
           <w:highlight w:val="none"/>
@@ -743,13 +1541,13 @@
           <w:lang w:val="fr-FR" w:bidi="fr-FR"/>
         </w:rPr>
       </w:r>
-      <w:hyperlink r:id="rId13" w:tooltip="https://hub.docker.com/repository/docker/sonikast1/ecommerce-flask-stripe-1.0.11/general" w:history="1">
+      <w:hyperlink r:id="rId14" w:tooltip="https://hub.docker.com/repository/docker/sonikast1/ecommerce-flask-stripe-1.0.11/general" w:history="1">
         <w:r>
           <w:rPr>
             <w:rStyle w:val="893"/>
             <w:b/>
             <w:bCs/>
-            <w:color w:val="000000" w:themeColor="text1"/>
+            <w:color w:val="5b9bd5" w:themeColor="accent1"/>
             <w:sz w:val="24"/>
             <w:szCs w:val="24"/>
             <w:highlight w:val="none"/>
@@ -761,7 +1559,7 @@
             <w:rStyle w:val="893"/>
             <w:b/>
             <w:bCs/>
-            <w:color w:val="000000" w:themeColor="text1"/>
+            <w:color w:val="5b9bd5" w:themeColor="accent1"/>
             <w:sz w:val="24"/>
             <w:szCs w:val="24"/>
             <w:highlight w:val="none"/>
@@ -773,7 +1571,7 @@
             <w:rStyle w:val="893"/>
             <w:b/>
             <w:bCs/>
-            <w:color w:val="000000" w:themeColor="text1"/>
+            <w:color w:val="5b9bd5" w:themeColor="accent1"/>
             <w:sz w:val="24"/>
             <w:szCs w:val="24"/>
             <w:highlight w:val="none"/>
@@ -786,7 +1584,7 @@
             <w:rStyle w:val="893"/>
             <w:b/>
             <w:bCs/>
-            <w:color w:val="000000" w:themeColor="text1"/>
+            <w:color w:val="5b9bd5" w:themeColor="accent1"/>
             <w:sz w:val="24"/>
             <w:szCs w:val="24"/>
             <w:highlight w:val="none"/>
@@ -798,7 +1596,7 @@
             <w:rStyle w:val="893"/>
             <w:b/>
             <w:bCs/>
-            <w:color w:val="000000" w:themeColor="text1"/>
+            <w:color w:val="5b9bd5" w:themeColor="accent1"/>
             <w:sz w:val="24"/>
             <w:szCs w:val="24"/>
             <w:highlight w:val="none"/>
@@ -808,14 +1606,14 @@
       </w:hyperlink>
       <w:r>
         <w:rPr>
-          <w:color w:val="000000" w:themeColor="text1"/>
+          <w:color w:val="5b9bd5" w:themeColor="accent1"/>
           <w:highlight w:val="none"/>
           <w:lang w:val="fr-FR" w:bidi="fr-FR"/>
         </w:rPr>
       </w:r>
       <w:r>
         <w:rPr>
-          <w:color w:val="000000" w:themeColor="text1"/>
+          <w:color w:val="5b9bd5" w:themeColor="accent1"/>
           <w:highlight w:val="none"/>
           <w:lang w:val="fr-FR"/>
         </w:rPr>
@@ -824,12 +1622,12 @@
     <w:p>
       <w:pPr>
         <w:pBdr/>
-        <w:spacing/>
+        <w:spacing w:after="0" w:before="240" w:line="360" w:lineRule="auto"/>
         <w:ind/>
         <w:rPr>
           <w:b/>
           <w:bCs/>
-          <w:color w:val="000000" w:themeColor="text1"/>
+          <w:color w:val="5b9bd5" w:themeColor="accent1"/>
           <w:sz w:val="24"/>
           <w:szCs w:val="24"/>
           <w:highlight w:val="none"/>
@@ -840,7 +1638,7 @@
         <w:rPr>
           <w:b/>
           <w:bCs/>
-          <w:color w:val="000000" w:themeColor="text1"/>
+          <w:color w:val="5b9bd5" w:themeColor="accent1"/>
           <w:sz w:val="24"/>
           <w:szCs w:val="24"/>
           <w:highlight w:val="none"/>
@@ -848,13 +1646,13 @@
           <w:lang w:val="fr-FR" w:bidi="fr-FR"/>
         </w:rPr>
       </w:r>
-      <w:hyperlink r:id="rId14" w:tooltip="https://hub.docker.com/repository/docker/sonikast1/django-star-admin/general" w:history="1">
+      <w:hyperlink r:id="rId15" w:tooltip="https://hub.docker.com/repository/docker/sonikast1/django-star-admin/general" w:history="1">
         <w:r>
           <w:rPr>
             <w:rStyle w:val="893"/>
             <w:b/>
             <w:bCs/>
-            <w:color w:val="000000" w:themeColor="text1"/>
+            <w:color w:val="5b9bd5" w:themeColor="accent1"/>
             <w:sz w:val="24"/>
             <w:szCs w:val="24"/>
             <w:highlight w:val="none"/>
@@ -867,7 +1665,7 @@
             <w:rStyle w:val="893"/>
             <w:b/>
             <w:bCs/>
-            <w:color w:val="000000" w:themeColor="text1"/>
+            <w:color w:val="5b9bd5" w:themeColor="accent1"/>
             <w:sz w:val="24"/>
             <w:szCs w:val="24"/>
             <w:highlight w:val="none"/>
@@ -879,7 +1677,7 @@
             <w:rStyle w:val="893"/>
             <w:b/>
             <w:bCs/>
-            <w:color w:val="000000" w:themeColor="text1"/>
+            <w:color w:val="5b9bd5" w:themeColor="accent1"/>
             <w:sz w:val="24"/>
             <w:szCs w:val="24"/>
             <w:highlight w:val="none"/>
@@ -891,7 +1689,7 @@
         <w:rPr>
           <w:b/>
           <w:bCs/>
-          <w:color w:val="000000" w:themeColor="text1"/>
+          <w:color w:val="5b9bd5" w:themeColor="accent1"/>
           <w:sz w:val="24"/>
           <w:szCs w:val="24"/>
           <w:highlight w:val="none"/>
@@ -903,7 +1701,7 @@
         <w:rPr>
           <w:b/>
           <w:bCs/>
-          <w:color w:val="000000" w:themeColor="text1"/>
+          <w:color w:val="5b9bd5" w:themeColor="accent1"/>
           <w:sz w:val="24"/>
           <w:szCs w:val="24"/>
           <w:highlight w:val="none"/>
@@ -914,26 +1712,29 @@
     </w:p>
     <w:p>
       <w:pPr>
-        <w:pBdr/>
-        <w:spacing/>
+        <w:pStyle w:val="850"/>
+        <w:pBdr/>
+        <w:spacing w:after="0" w:before="240" w:line="360" w:lineRule="auto"/>
         <w:ind/>
         <w:rPr>
           <w:b/>
           <w:bCs/>
           <w:color w:val="000000" w:themeColor="text1"/>
-          <w:sz w:val="24"/>
-          <w:szCs w:val="24"/>
+          <w:sz w:val="28"/>
+          <w:szCs w:val="28"/>
           <w:highlight w:val="none"/>
           <w:u w:val="single"/>
         </w:rPr>
       </w:pPr>
+      <w:r/>
+      <w:bookmarkStart w:id="3" w:name="_Toc3"/>
       <w:r>
         <w:rPr>
           <w:b/>
           <w:bCs/>
           <w:color w:val="000000" w:themeColor="text1"/>
-          <w:sz w:val="24"/>
-          <w:szCs w:val="24"/>
+          <w:sz w:val="28"/>
+          <w:szCs w:val="28"/>
           <w:highlight w:val="none"/>
           <w:u w:val="single"/>
           <w:lang w:val="fr-FR"/>
@@ -945,22 +1746,424 @@
           <w:b/>
           <w:bCs/>
           <w:color w:val="000000" w:themeColor="text1"/>
-          <w:sz w:val="24"/>
-          <w:szCs w:val="24"/>
+          <w:sz w:val="28"/>
+          <w:szCs w:val="28"/>
           <w:highlight w:val="none"/>
           <w:u w:val="single"/>
           <w:lang w:val="fr-FR" w:bidi="fr-FR"/>
         </w:rPr>
       </w:r>
+      <w:bookmarkEnd w:id="3"/>
+      <w:r/>
       <w:r>
         <w:rPr>
           <w:b/>
           <w:bCs/>
           <w:color w:val="000000" w:themeColor="text1"/>
+          <w:sz w:val="28"/>
+          <w:szCs w:val="28"/>
+          <w:highlight w:val="none"/>
+          <w:u w:val="single"/>
+        </w:rPr>
+      </w:r>
+    </w:p>
+    <w:p>
+      <w:pPr>
+        <w:pBdr/>
+        <w:spacing w:after="0" w:before="240" w:line="360" w:lineRule="auto"/>
+        <w:ind/>
+        <w:jc w:val="both"/>
+        <w:rPr>
+          <w:b w:val="0"/>
+          <w:bCs w:val="0"/>
+          <w:color w:val="000000" w:themeColor="text1"/>
           <w:sz w:val="24"/>
           <w:szCs w:val="24"/>
           <w:highlight w:val="none"/>
-          <w:u w:val="single"/>
+          <w:u w:val="none"/>
+          <w:lang w:val="fr-FR"/>
+        </w:rPr>
+      </w:pPr>
+      <w:r>
+        <w:rPr>
+          <w:b w:val="0"/>
+          <w:bCs w:val="0"/>
+          <w:color w:val="000000" w:themeColor="text1"/>
+          <w:sz w:val="24"/>
+          <w:szCs w:val="24"/>
+          <w:highlight w:val="none"/>
+          <w:u w:val="none"/>
+          <w:lang w:val="fr-FR"/>
+        </w:rPr>
+        <w:t xml:space="preserve">Pour le premier projet, j’ai décidé de commencer avec des applications que j’avais déjà optimisé auparavant afin de me simplifier la t</w:t>
+      </w:r>
+      <w:r>
+        <w:rPr>
+          <w:b w:val="0"/>
+          <w:bCs w:val="0"/>
+          <w:color w:val="000000" w:themeColor="text1"/>
+          <w:sz w:val="24"/>
+          <w:szCs w:val="24"/>
+          <w:highlight w:val="none"/>
+          <w:u w:val="none"/>
+          <w:lang w:val="fr-FR"/>
+        </w:rPr>
+        <w:t xml:space="preserve">âche et de gagner du temps. J’ai donc tout déployé dans un seul fichier manifest avec une optique « infra as code ». La structure est ainsi : </w:t>
+      </w:r>
+      <w:r>
+        <w:rPr>
+          <w:b w:val="0"/>
+          <w:bCs w:val="0"/>
+          <w:sz w:val="20"/>
+          <w:szCs w:val="20"/>
+          <w:u w:val="none"/>
+        </w:rPr>
+      </w:r>
+    </w:p>
+    <w:p>
+      <w:pPr>
+        <w:pStyle w:val="911"/>
+        <w:numPr>
+          <w:ilvl w:val="0"/>
+          <w:numId w:val="2"/>
+        </w:numPr>
+        <w:pBdr/>
+        <w:spacing w:after="0" w:before="240" w:line="360" w:lineRule="auto"/>
+        <w:ind/>
+        <w:jc w:val="both"/>
+        <w:rPr>
+          <w:b w:val="0"/>
+          <w:bCs w:val="0"/>
+          <w:sz w:val="20"/>
+          <w:szCs w:val="20"/>
+          <w:u w:val="none"/>
+        </w:rPr>
+      </w:pPr>
+      <w:r>
+        <w:rPr>
+          <w:b w:val="0"/>
+          <w:bCs w:val="0"/>
+          <w:color w:val="000000" w:themeColor="text1"/>
+          <w:sz w:val="24"/>
+          <w:szCs w:val="24"/>
+          <w:highlight w:val="none"/>
+          <w:u w:val="none"/>
+          <w:lang w:val="fr-FR"/>
+        </w:rPr>
+        <w:t xml:space="preserve">Le Namespace « prod-b-05-03-2026 » est initialisé avant tous les autres composants, car tous les autres vont </w:t>
+      </w:r>
+      <w:r>
+        <w:rPr>
+          <w:b w:val="0"/>
+          <w:bCs w:val="0"/>
+          <w:color w:val="000000" w:themeColor="text1"/>
+          <w:sz w:val="24"/>
+          <w:szCs w:val="24"/>
+          <w:highlight w:val="none"/>
+          <w:u w:val="none"/>
+          <w:lang w:val="fr-FR"/>
+        </w:rPr>
+        <w:t xml:space="preserve">être initialisés dans le namespace</w:t>
+      </w:r>
+      <w:r>
+        <w:rPr>
+          <w:b w:val="0"/>
+          <w:bCs w:val="0"/>
+          <w:sz w:val="20"/>
+          <w:szCs w:val="20"/>
+          <w:u w:val="none"/>
+        </w:rPr>
+      </w:r>
+    </w:p>
+    <w:p>
+      <w:pPr>
+        <w:pStyle w:val="911"/>
+        <w:numPr>
+          <w:ilvl w:val="1"/>
+          <w:numId w:val="2"/>
+        </w:numPr>
+        <w:pBdr/>
+        <w:spacing w:after="0" w:before="240" w:line="360" w:lineRule="auto"/>
+        <w:ind/>
+        <w:jc w:val="both"/>
+        <w:rPr>
+          <w:b w:val="0"/>
+          <w:bCs w:val="0"/>
+          <w:sz w:val="20"/>
+          <w:szCs w:val="20"/>
+          <w:u w:val="none"/>
+        </w:rPr>
+      </w:pPr>
+      <w:r>
+        <w:rPr>
+          <w:b w:val="0"/>
+          <w:bCs w:val="0"/>
+          <w:color w:val="000000" w:themeColor="text1"/>
+          <w:sz w:val="24"/>
+          <w:szCs w:val="24"/>
+          <w:highlight w:val="none"/>
+          <w:u w:val="none"/>
+          <w:lang w:val="fr-FR"/>
+        </w:rPr>
+        <w:t xml:space="preserve">Le Service « django-adminlte-svc-b » avec le type ClusterIP</w:t>
+      </w:r>
+      <w:r>
+        <w:rPr>
+          <w:b w:val="0"/>
+          <w:bCs w:val="0"/>
+          <w:sz w:val="20"/>
+          <w:szCs w:val="20"/>
+          <w:u w:val="none"/>
+        </w:rPr>
+      </w:r>
+    </w:p>
+    <w:p>
+      <w:pPr>
+        <w:pStyle w:val="911"/>
+        <w:numPr>
+          <w:ilvl w:val="1"/>
+          <w:numId w:val="2"/>
+        </w:numPr>
+        <w:pBdr/>
+        <w:spacing w:after="0" w:before="240" w:line="360" w:lineRule="auto"/>
+        <w:ind/>
+        <w:jc w:val="both"/>
+        <w:rPr>
+          <w:b w:val="0"/>
+          <w:bCs w:val="0"/>
+          <w:sz w:val="20"/>
+          <w:szCs w:val="20"/>
+          <w:u w:val="none"/>
+        </w:rPr>
+      </w:pPr>
+      <w:r>
+        <w:rPr>
+          <w:b w:val="0"/>
+          <w:bCs w:val="0"/>
+          <w:color w:val="000000" w:themeColor="text1"/>
+          <w:sz w:val="24"/>
+          <w:szCs w:val="24"/>
+          <w:highlight w:val="none"/>
+          <w:u w:val="none"/>
+          <w:lang w:val="fr-FR"/>
+        </w:rPr>
+        <w:t xml:space="preserve">Le Deployment « django-adminlte-b-05-03-2026 »</w:t>
+      </w:r>
+      <w:r>
+        <w:rPr>
+          <w:b w:val="0"/>
+          <w:bCs w:val="0"/>
+          <w:sz w:val="20"/>
+          <w:szCs w:val="20"/>
+          <w:u w:val="none"/>
+        </w:rPr>
+      </w:r>
+    </w:p>
+    <w:p>
+      <w:pPr>
+        <w:pStyle w:val="911"/>
+        <w:numPr>
+          <w:ilvl w:val="1"/>
+          <w:numId w:val="2"/>
+        </w:numPr>
+        <w:pBdr/>
+        <w:spacing w:after="0" w:before="240" w:line="360" w:lineRule="auto"/>
+        <w:ind/>
+        <w:jc w:val="both"/>
+        <w:rPr>
+          <w:b w:val="0"/>
+          <w:bCs w:val="0"/>
+          <w:sz w:val="20"/>
+          <w:szCs w:val="20"/>
+          <w:u w:val="none"/>
+        </w:rPr>
+      </w:pPr>
+      <w:r>
+        <w:rPr>
+          <w:b w:val="0"/>
+          <w:bCs w:val="0"/>
+          <w:color w:val="000000" w:themeColor="text1"/>
+          <w:sz w:val="24"/>
+          <w:szCs w:val="24"/>
+          <w:highlight w:val="none"/>
+          <w:u w:val="none"/>
+          <w:lang w:val="fr-FR"/>
+        </w:rPr>
+        <w:t xml:space="preserve">Le Service « django-star-admin-svc-b » avec le type NodePort</w:t>
+      </w:r>
+      <w:r>
+        <w:rPr>
+          <w:b w:val="0"/>
+          <w:bCs w:val="0"/>
+          <w:sz w:val="20"/>
+          <w:szCs w:val="20"/>
+          <w:u w:val="none"/>
+        </w:rPr>
+      </w:r>
+    </w:p>
+    <w:p>
+      <w:pPr>
+        <w:pStyle w:val="911"/>
+        <w:numPr>
+          <w:ilvl w:val="1"/>
+          <w:numId w:val="2"/>
+        </w:numPr>
+        <w:pBdr/>
+        <w:spacing w:after="0" w:before="240" w:line="360" w:lineRule="auto"/>
+        <w:ind/>
+        <w:jc w:val="both"/>
+        <w:rPr>
+          <w:b w:val="0"/>
+          <w:bCs w:val="0"/>
+          <w:sz w:val="20"/>
+          <w:szCs w:val="20"/>
+          <w:u w:val="none"/>
+        </w:rPr>
+      </w:pPr>
+      <w:r>
+        <w:rPr>
+          <w:b w:val="0"/>
+          <w:bCs w:val="0"/>
+          <w:color w:val="000000" w:themeColor="text1"/>
+          <w:sz w:val="24"/>
+          <w:szCs w:val="24"/>
+          <w:highlight w:val="none"/>
+          <w:u w:val="none"/>
+          <w:lang w:val="fr-FR"/>
+        </w:rPr>
+        <w:t xml:space="preserve">Le Deployment « django-star-admin-b-05-03-2026 »</w:t>
+      </w:r>
+      <w:r>
+        <w:rPr>
+          <w:b w:val="0"/>
+          <w:bCs w:val="0"/>
+          <w:sz w:val="20"/>
+          <w:szCs w:val="20"/>
+          <w:u w:val="none"/>
+        </w:rPr>
+      </w:r>
+    </w:p>
+    <w:p>
+      <w:pPr>
+        <w:pStyle w:val="911"/>
+        <w:numPr>
+          <w:ilvl w:val="1"/>
+          <w:numId w:val="2"/>
+        </w:numPr>
+        <w:pBdr/>
+        <w:spacing w:after="0" w:before="240" w:line="360" w:lineRule="auto"/>
+        <w:ind/>
+        <w:jc w:val="both"/>
+        <w:rPr>
+          <w:b w:val="0"/>
+          <w:bCs w:val="0"/>
+          <w:sz w:val="20"/>
+          <w:szCs w:val="20"/>
+          <w:u w:val="none"/>
+        </w:rPr>
+      </w:pPr>
+      <w:r>
+        <w:rPr>
+          <w:b w:val="0"/>
+          <w:bCs w:val="0"/>
+          <w:color w:val="000000" w:themeColor="text1"/>
+          <w:sz w:val="24"/>
+          <w:szCs w:val="24"/>
+          <w:highlight w:val="none"/>
+          <w:u w:val="none"/>
+          <w:lang w:val="fr-FR"/>
+        </w:rPr>
+        <w:t xml:space="preserve">Le Service « ecommerce-flask-stripe-svc-b » avec le type LoadBalancer</w:t>
+      </w:r>
+      <w:r>
+        <w:rPr>
+          <w:b w:val="0"/>
+          <w:bCs w:val="0"/>
+          <w:sz w:val="20"/>
+          <w:szCs w:val="20"/>
+          <w:u w:val="none"/>
+        </w:rPr>
+      </w:r>
+    </w:p>
+    <w:p>
+      <w:pPr>
+        <w:pStyle w:val="911"/>
+        <w:numPr>
+          <w:ilvl w:val="1"/>
+          <w:numId w:val="2"/>
+        </w:numPr>
+        <w:pBdr/>
+        <w:spacing w:after="0" w:before="240" w:line="360" w:lineRule="auto"/>
+        <w:ind/>
+        <w:jc w:val="both"/>
+        <w:rPr>
+          <w:b w:val="0"/>
+          <w:bCs w:val="0"/>
+          <w:sz w:val="20"/>
+          <w:szCs w:val="20"/>
+          <w:u w:val="none"/>
+        </w:rPr>
+      </w:pPr>
+      <w:r>
+        <w:rPr>
+          <w:b w:val="0"/>
+          <w:bCs w:val="0"/>
+          <w:color w:val="000000" w:themeColor="text1"/>
+          <w:sz w:val="24"/>
+          <w:szCs w:val="24"/>
+          <w:highlight w:val="none"/>
+          <w:u w:val="none"/>
+          <w:lang w:val="fr-FR"/>
+        </w:rPr>
+        <w:t xml:space="preserve">Le Deployment « </w:t>
+      </w:r>
+      <w:r>
+        <w:rPr>
+          <w:b w:val="0"/>
+          <w:bCs w:val="0"/>
+          <w:color w:val="000000" w:themeColor="text1"/>
+          <w:sz w:val="24"/>
+          <w:szCs w:val="24"/>
+          <w:highlight w:val="none"/>
+          <w:u w:val="none"/>
+          <w:lang w:val="fr-FR"/>
+        </w:rPr>
+        <w:t xml:space="preserve">ecommerce-flask-stripe-b-05-03-2026</w:t>
+      </w:r>
+      <w:r>
+        <w:rPr>
+          <w:b w:val="0"/>
+          <w:bCs w:val="0"/>
+          <w:color w:val="000000" w:themeColor="text1"/>
+          <w:sz w:val="24"/>
+          <w:szCs w:val="24"/>
+          <w:highlight w:val="none"/>
+          <w:u w:val="none"/>
+          <w:lang w:val="fr-FR"/>
+        </w:rPr>
+        <w:t xml:space="preserve"> »</w:t>
+      </w:r>
+      <w:r>
+        <w:rPr>
+          <w:b w:val="0"/>
+          <w:bCs w:val="0"/>
+          <w:color w:val="000000" w:themeColor="text1"/>
+          <w:sz w:val="24"/>
+          <w:szCs w:val="24"/>
+          <w:highlight w:val="none"/>
+          <w:u w:val="none"/>
+          <w:lang w:val="fr-FR"/>
+        </w:rPr>
+      </w:r>
+      <w:r>
+        <w:rPr>
+          <w:b w:val="0"/>
+          <w:bCs w:val="0"/>
+          <w:color w:val="000000" w:themeColor="text1"/>
+          <w:sz w:val="24"/>
+          <w:szCs w:val="24"/>
+          <w:highlight w:val="none"/>
+          <w:u w:val="none"/>
           <w:lang w:val="fr-FR"/>
         </w:rPr>
       </w:r>
@@ -968,8 +2171,9 @@
     <w:p>
       <w:pPr>
         <w:pBdr/>
-        <w:spacing/>
-        <w:ind/>
+        <w:spacing w:after="0" w:before="240" w:line="360" w:lineRule="auto"/>
+        <w:ind/>
+        <w:jc w:val="center"/>
         <w:rPr>
           <w:b/>
           <w:bCs/>
@@ -997,11 +2201,17 @@
           <w:color w:val="000000" w:themeColor="text1"/>
           <w:lang w:val="fr-FR"/>
         </w:rPr>
+      </w:r>
+      <w:r>
+        <w:rPr>
+          <w:color w:val="000000" w:themeColor="text1"/>
+          <w:lang w:val="fr-FR"/>
+        </w:rPr>
         <mc:AlternateContent>
           <mc:Choice Requires="wpg">
             <w:drawing>
               <wp:inline xmlns:wp="http://schemas.openxmlformats.org/drawingml/2006/wordprocessingDrawing" distT="0" distB="0" distL="0" distR="0">
-                <wp:extent cx="3026506" cy="5530986"/>
+                <wp:extent cx="3517492" cy="6428270"/>
                 <wp:effectExtent l="0" t="0" r="0" b="0"/>
                 <wp:docPr id="1" name=""/>
                 <wp:cNvGraphicFramePr>
@@ -1011,20 +2221,20 @@
                   <a:graphicData uri="http://schemas.openxmlformats.org/drawingml/2006/picture">
                     <pic:pic xmlns:pic="http://schemas.openxmlformats.org/drawingml/2006/picture">
                       <pic:nvPicPr>
-                        <pic:cNvPr id="958231955" name=""/>
+                        <pic:cNvPr id="1804464851" name=""/>
                         <pic:cNvPicPr>
                           <a:picLocks noChangeAspect="1"/>
                         </pic:cNvPicPr>
                         <pic:nvPr/>
                       </pic:nvPicPr>
                       <pic:blipFill rotWithShape="1">
-                        <a:blip r:embed="rId15"/>
+                        <a:blip r:embed="rId16"/>
                         <a:stretch/>
                       </pic:blipFill>
                       <pic:spPr bwMode="auto">
                         <a:xfrm flipH="0" flipV="0">
                           <a:off x="0" y="0"/>
-                          <a:ext cx="3026505" cy="5530985"/>
+                          <a:ext cx="3517491" cy="6428270"/>
                         </a:xfrm>
                         <a:prstGeom prst="rect">
                           <a:avLst/>
@@ -1057,13 +2267,19 @@
                 <v:path o:extrusionok="f" gradientshapeok="t" o:connecttype="rect"/>
                 <o:lock v:ext="edit" aspectratio="t"/>
               </v:shapetype>
-              <v:shape id="_x0000_i0" o:spid="_x0000_s0" type="#_x0000_t75" style="width:238.31pt;height:435.51pt;mso-wrap-distance-left:0.00pt;mso-wrap-distance-top:0.00pt;mso-wrap-distance-right:0.00pt;mso-wrap-distance-bottom:0.00pt;z-index:1;" stroked="false">
-                <v:imagedata r:id="rId15" o:title=""/>
+              <v:shape id="_x0000_i0" o:spid="_x0000_s0" type="#_x0000_t75" style="width:276.97pt;height:506.16pt;mso-wrap-distance-left:0.00pt;mso-wrap-distance-top:0.00pt;mso-wrap-distance-right:0.00pt;mso-wrap-distance-bottom:0.00pt;z-index:1;" stroked="false">
+                <v:imagedata r:id="rId16" o:title=""/>
                 <o:lock v:ext="edit" rotation="t"/>
               </v:shape>
             </w:pict>
           </mc:Fallback>
         </mc:AlternateContent>
+      </w:r>
+      <w:r>
+        <w:rPr>
+          <w:color w:val="000000" w:themeColor="text1"/>
+          <w:lang w:val="fr-FR"/>
+        </w:rPr>
       </w:r>
       <w:r>
         <w:rPr>
@@ -1093,7 +2309,7 @@
     <w:p>
       <w:pPr>
         <w:pBdr/>
-        <w:spacing/>
+        <w:spacing w:after="0" w:before="240" w:line="360" w:lineRule="auto"/>
         <w:ind/>
         <w:rPr>
           <w:b w:val="0"/>
@@ -1184,7 +2400,7 @@
     <w:p>
       <w:pPr>
         <w:pBdr/>
-        <w:spacing/>
+        <w:spacing w:after="0" w:before="240" w:line="360" w:lineRule="auto"/>
         <w:ind/>
         <w:rPr>
           <w:color w:val="000000" w:themeColor="text1"/>
@@ -1195,37 +2411,65 @@
         <w:rPr>
           <w:color w:val="000000" w:themeColor="text1"/>
           <w:highlight w:val="none"/>
-          <w:lang w:val="fr-FR" w:bidi="fr-FR"/>
         </w:rPr>
       </w:r>
       <w:r>
         <w:rPr>
           <w:color w:val="000000" w:themeColor="text1"/>
           <w:highlight w:val="none"/>
-          <w:lang w:val="fr-FR" w:bidi="fr-FR"/>
         </w:rPr>
       </w:r>
       <w:r>
         <w:rPr>
           <w:color w:val="000000" w:themeColor="text1"/>
           <w:highlight w:val="none"/>
-          <w:lang w:val="fr-FR"/>
         </w:rPr>
       </w:r>
     </w:p>
     <w:p>
       <w:pPr>
         <w:pBdr/>
-        <w:spacing/>
-        <w:ind/>
+        <w:spacing w:after="0" w:before="240" w:line="360" w:lineRule="auto"/>
+        <w:ind/>
+        <w:rPr>
+          <w:color w:val="000000" w:themeColor="text1"/>
+          <w:highlight w:val="none"/>
+        </w:rPr>
+      </w:pPr>
+      <w:r>
+        <w:rPr>
+          <w:color w:val="000000" w:themeColor="text1"/>
+          <w:highlight w:val="none"/>
+        </w:rPr>
+      </w:r>
+      <w:r>
+        <w:rPr>
+          <w:color w:val="000000" w:themeColor="text1"/>
+          <w:highlight w:val="none"/>
+        </w:rPr>
+      </w:r>
+      <w:r>
+        <w:rPr>
+          <w:color w:val="000000" w:themeColor="text1"/>
+          <w:highlight w:val="none"/>
+        </w:rPr>
+      </w:r>
+    </w:p>
+    <w:p>
+      <w:pPr>
+        <w:pBdr/>
+        <w:spacing w:after="0" w:before="240" w:line="360" w:lineRule="auto"/>
+        <w:ind/>
+        <w:jc w:val="left"/>
         <w:rPr>
           <w:b/>
           <w:bCs/>
           <w:color w:val="000000" w:themeColor="text1"/>
-          <w:sz w:val="20"/>
-          <w:szCs w:val="20"/>
+          <w:sz w:val="24"/>
+          <w:szCs w:val="24"/>
           <w:highlight w:val="none"/>
           <w:u w:val="single"/>
+          <w:lang w:val="fr-FR"/>
         </w:rPr>
       </w:pPr>
       <w:r>
@@ -1237,7 +2481,7 @@
           <w:szCs w:val="24"/>
           <w:highlight w:val="none"/>
           <w:u w:val="single"/>
-          <w:lang w:val="fr-FR" w:bidi="fr-FR"/>
+          <w:lang w:val="fr-FR"/>
         </w:rPr>
       </w:r>
       <w:r>
@@ -1251,8 +2495,202 @@
           <w:u w:val="single"/>
           <w:lang w:val="fr-FR"/>
         </w:rPr>
-        <w:t xml:space="preserve">Lancement des services et deployments : </w:t>
-        <w:br/>
+      </w:r>
+      <w:r>
+        <w:rPr>
+          <w:b/>
+          <w:bCs/>
+          <w:color w:val="000000" w:themeColor="text1"/>
+          <w:sz w:val="24"/>
+          <w:szCs w:val="24"/>
+          <w:highlight w:val="none"/>
+          <w:u w:val="single"/>
+          <w:lang w:val="fr-FR"/>
+        </w:rPr>
+      </w:r>
+    </w:p>
+    <w:p>
+      <w:pPr>
+        <w:pBdr/>
+        <w:spacing w:after="0" w:before="240" w:line="360" w:lineRule="auto"/>
+        <w:ind/>
+        <w:jc w:val="left"/>
+        <w:rPr>
+          <w:b/>
+          <w:bCs/>
+          <w:color w:val="000000" w:themeColor="text1"/>
+          <w:sz w:val="24"/>
+          <w:szCs w:val="24"/>
+          <w:highlight w:val="none"/>
+          <w:u w:val="single"/>
+          <w:lang w:val="fr-FR"/>
+        </w:rPr>
+      </w:pPr>
+      <w:r>
+        <w:rPr>
+          <w:b/>
+          <w:bCs/>
+          <w:color w:val="000000" w:themeColor="text1"/>
+          <w:sz w:val="24"/>
+          <w:szCs w:val="24"/>
+          <w:highlight w:val="none"/>
+          <w:u w:val="single"/>
+          <w:lang w:val="fr-FR"/>
+        </w:rPr>
+      </w:r>
+      <w:r>
+        <w:rPr>
+          <w:b/>
+          <w:bCs/>
+          <w:color w:val="000000" w:themeColor="text1"/>
+          <w:sz w:val="24"/>
+          <w:szCs w:val="24"/>
+          <w:highlight w:val="none"/>
+          <w:u w:val="single"/>
+          <w:lang w:val="fr-FR"/>
+        </w:rPr>
+      </w:r>
+      <w:r>
+        <w:rPr>
+          <w:b/>
+          <w:bCs/>
+          <w:color w:val="000000" w:themeColor="text1"/>
+          <w:sz w:val="24"/>
+          <w:szCs w:val="24"/>
+          <w:highlight w:val="none"/>
+          <w:u w:val="single"/>
+          <w:lang w:val="fr-FR"/>
+        </w:rPr>
+      </w:r>
+    </w:p>
+    <w:p>
+      <w:pPr>
+        <w:pBdr/>
+        <w:spacing w:after="0" w:before="240" w:line="360" w:lineRule="auto"/>
+        <w:ind/>
+        <w:jc w:val="left"/>
+        <w:rPr>
+          <w:b/>
+          <w:bCs/>
+          <w:color w:val="000000" w:themeColor="text1"/>
+          <w:sz w:val="24"/>
+          <w:szCs w:val="24"/>
+          <w:highlight w:val="none"/>
+          <w:u w:val="single"/>
+          <w:lang w:val="fr-FR"/>
+        </w:rPr>
+      </w:pPr>
+      <w:r>
+        <w:rPr>
+          <w:rStyle w:val="860"/>
+          <w:b/>
+          <w:bCs/>
+          <w:color w:val="auto"/>
+          <w:u w:val="single"/>
+          <w:lang w:val="fr-FR" w:bidi="fr-FR"/>
+        </w:rPr>
+      </w:r>
+      <w:r>
+        <w:rPr>
+          <w:rStyle w:val="860"/>
+          <w:b/>
+          <w:bCs/>
+          <w:color w:val="auto"/>
+          <w:u w:val="single"/>
+          <w:lang w:val="fr-FR"/>
+        </w:rPr>
+        <w:t xml:space="preserve">Lancement des services et deployments :</w:t>
+      </w:r>
+      <w:r>
+        <w:rPr>
+          <w:b/>
+          <w:bCs/>
+          <w:color w:val="000000" w:themeColor="text1"/>
+          <w:sz w:val="24"/>
+          <w:szCs w:val="24"/>
+          <w:highlight w:val="none"/>
+          <w:u w:val="single"/>
+          <w:lang w:val="fr-FR"/>
+        </w:rPr>
+        <w:t xml:space="preserve"> </w:t>
+      </w:r>
+      <w:r>
+        <w:rPr>
+          <w:b/>
+          <w:bCs/>
+          <w:color w:val="000000" w:themeColor="text1"/>
+          <w:sz w:val="24"/>
+          <w:szCs w:val="24"/>
+          <w:highlight w:val="none"/>
+          <w:u w:val="single"/>
+          <w:lang w:val="fr-FR"/>
+        </w:rPr>
+      </w:r>
+    </w:p>
+    <w:p>
+      <w:pPr>
+        <w:pBdr/>
+        <w:spacing w:after="0" w:before="240" w:line="360" w:lineRule="auto"/>
+        <w:ind/>
+        <w:jc w:val="left"/>
+        <w:rPr>
+          <w:b w:val="0"/>
+          <w:bCs w:val="0"/>
+          <w:color w:val="000000" w:themeColor="text1"/>
+          <w:sz w:val="24"/>
+          <w:szCs w:val="24"/>
+          <w:highlight w:val="none"/>
+          <w:u w:val="none"/>
+        </w:rPr>
+      </w:pPr>
+      <w:r>
+        <w:rPr>
+          <w:b w:val="0"/>
+          <w:bCs w:val="0"/>
+          <w:color w:val="000000" w:themeColor="text1"/>
+          <w:sz w:val="24"/>
+          <w:szCs w:val="24"/>
+          <w:highlight w:val="none"/>
+          <w:u w:val="none"/>
+          <w:lang w:val="fr-FR" w:bidi="fr-FR"/>
+        </w:rPr>
+        <w:t xml:space="preserve">Après la création des services, j’ai utilisé la commande « k get all –n prod-b-05-03-2026 » afin de voir si tous les pods, services, deployments et replicas fonctinnaient correctement.</w:t>
+      </w:r>
+      <w:r>
+        <w:rPr>
+          <w:b w:val="0"/>
+          <w:bCs w:val="0"/>
+          <w:color w:val="000000" w:themeColor="text1"/>
+          <w:sz w:val="24"/>
+          <w:szCs w:val="24"/>
+          <w:highlight w:val="none"/>
+          <w:u w:val="none"/>
+        </w:rPr>
+      </w:r>
+    </w:p>
+    <w:p>
+      <w:pPr>
+        <w:pBdr/>
+        <w:spacing w:after="0" w:before="240" w:line="360" w:lineRule="auto"/>
+        <w:ind/>
+        <w:jc w:val="center"/>
+        <w:rPr>
+          <w:color w:val="000000" w:themeColor="text1"/>
+          <w:highlight w:val="none"/>
+          <w:lang w:val="fr-FR"/>
+        </w:rPr>
+      </w:pPr>
+      <w:r>
+        <w:rPr>
+          <w:b/>
+          <w:bCs/>
+          <w:color w:val="000000" w:themeColor="text1"/>
+          <w:sz w:val="24"/>
+          <w:szCs w:val="24"/>
+          <w:highlight w:val="none"/>
+          <w:u w:val="single"/>
+          <w:lang w:val="fr-FR"/>
+        </w:rPr>
       </w:r>
       <w:r>
         <w:rPr>
@@ -1273,14 +2711,14 @@
                   <a:graphicData uri="http://schemas.openxmlformats.org/drawingml/2006/picture">
                     <pic:pic xmlns:pic="http://schemas.openxmlformats.org/drawingml/2006/picture">
                       <pic:nvPicPr>
-                        <pic:cNvPr id="1803835895" name=""/>
+                        <pic:cNvPr id="65750297" name=""/>
                         <pic:cNvPicPr>
                           <a:picLocks noChangeAspect="1"/>
                         </pic:cNvPicPr>
                         <pic:nvPr/>
                       </pic:nvPicPr>
                       <pic:blipFill rotWithShape="1">
-                        <a:blip r:embed="rId16"/>
+                        <a:blip r:embed="rId17"/>
                         <a:stretch/>
                       </pic:blipFill>
                       <pic:spPr bwMode="auto">
@@ -1320,7 +2758,7 @@
                 <o:lock v:ext="edit" aspectratio="t"/>
               </v:shapetype>
               <v:shape id="_x0000_i1" o:spid="_x0000_s1" type="#_x0000_t75" style="width:344.03pt;height:170.29pt;mso-wrap-distance-left:0.00pt;mso-wrap-distance-top:0.00pt;mso-wrap-distance-right:0.00pt;mso-wrap-distance-bottom:0.00pt;z-index:1;" stroked="false">
-                <v:imagedata r:id="rId16" o:title=""/>
+                <v:imagedata r:id="rId17" o:title=""/>
                 <o:lock v:ext="edit" rotation="t"/>
               </v:shape>
             </w:pict>
@@ -1334,9 +2772,76 @@
           <w:color w:val="000000" w:themeColor="text1"/>
           <w:sz w:val="20"/>
           <w:szCs w:val="20"/>
+          <w:highlight w:val="none"/>
           <w:u w:val="single"/>
-          <w:lang w:val="fr-FR" w:bidi="fr-FR"/>
         </w:rPr>
+      </w:r>
+    </w:p>
+    <w:p>
+      <w:pPr>
+        <w:pBdr/>
+        <w:spacing w:after="0" w:before="240" w:line="360" w:lineRule="auto"/>
+        <w:ind/>
+        <w:jc w:val="left"/>
+        <w:rPr>
+          <w:b/>
+          <w:bCs/>
+          <w:color w:val="000000" w:themeColor="text1"/>
+          <w:sz w:val="20"/>
+          <w:szCs w:val="20"/>
+          <w:highlight w:val="none"/>
+          <w:u w:val="single"/>
+        </w:rPr>
+      </w:pPr>
+      <w:r>
+        <w:rPr>
+          <w:color w:val="000000" w:themeColor="text1"/>
+          <w:sz w:val="24"/>
+          <w:szCs w:val="24"/>
+          <w:highlight w:val="none"/>
+          <w:lang w:val="fr-FR"/>
+        </w:rPr>
+        <w:t xml:space="preserve">Ensuite</w:t>
+      </w:r>
+      <w:r>
+        <w:rPr>
+          <w:color w:val="000000" w:themeColor="text1"/>
+          <w:sz w:val="28"/>
+          <w:szCs w:val="28"/>
+          <w:highlight w:val="none"/>
+          <w:lang w:val="fr-FR"/>
+        </w:rPr>
+        <w:t xml:space="preserve">,</w:t>
+      </w:r>
+      <w:r>
+        <w:rPr>
+          <w:color w:val="000000" w:themeColor="text1"/>
+          <w:sz w:val="24"/>
+          <w:szCs w:val="24"/>
+          <w:highlight w:val="none"/>
+          <w:lang w:val="fr-FR"/>
+        </w:rPr>
+        <w:t xml:space="preserve"> j’ai testé</w:t>
+      </w:r>
+      <w:r>
+        <w:rPr>
+          <w:color w:val="000000" w:themeColor="text1"/>
+          <w:sz w:val="24"/>
+          <w:szCs w:val="24"/>
+          <w:highlight w:val="none"/>
+          <w:lang w:val="fr-FR"/>
+        </w:rPr>
+        <w:t xml:space="preserve"> </w:t>
+      </w:r>
+      <w:r>
+        <w:rPr>
+          <w:color w:val="000000" w:themeColor="text1"/>
+          <w:sz w:val="24"/>
+          <w:szCs w:val="24"/>
+          <w:highlight w:val="none"/>
+          <w:lang w:val="fr-FR"/>
+        </w:rPr>
+        <w:t xml:space="preserve">tous les deployments en port-forward, et tout était OK.</w:t>
       </w:r>
       <w:r>
         <w:rPr>
@@ -1348,11 +2853,10 @@
     </w:p>
     <w:p>
       <w:pPr>
-        <w:pStyle w:val="848"/>
-        <w:pBdr/>
-        <w:spacing w:before="0"/>
-        <w:ind/>
-        <w:jc w:val="both"/>
+        <w:pStyle w:val="849"/>
+        <w:pBdr/>
+        <w:spacing w:after="0" w:before="0" w:line="360" w:lineRule="auto"/>
+        <w:ind/>
         <w:rPr>
           <w:b/>
           <w:bCs/>
@@ -1363,12 +2867,8 @@
           <w:u w:val="single"/>
         </w:rPr>
       </w:pPr>
-      <w:r>
-        <w:rPr>
-          <w:color w:val="000000" w:themeColor="text1"/>
-        </w:rPr>
-      </w:r>
-      <w:bookmarkStart w:id="2" w:name="_Toc2"/>
+      <w:r/>
+      <w:bookmarkStart w:id="4" w:name="_Toc4"/>
       <w:r>
         <w:rPr>
           <w:b/>
@@ -1386,12 +2886,8 @@
           <w:color w:val="000000" w:themeColor="text1"/>
         </w:rPr>
       </w:r>
-      <w:bookmarkEnd w:id="2"/>
-      <w:r>
-        <w:rPr>
-          <w:color w:val="000000" w:themeColor="text1"/>
-        </w:rPr>
-      </w:r>
+      <w:bookmarkEnd w:id="4"/>
+      <w:r/>
       <w:r>
         <w:rPr>
           <w:b/>
@@ -1408,7 +2904,7 @@
     <w:p>
       <w:pPr>
         <w:pBdr/>
-        <w:spacing/>
+        <w:spacing w:after="0" w:before="240" w:line="360" w:lineRule="auto"/>
         <w:ind/>
         <w:rPr>
           <w:b w:val="0"/>
@@ -1442,7 +2938,7 @@
           <w:u w:val="none"/>
           <w:lang w:val="fr-FR"/>
         </w:rPr>
-        <w:t xml:space="preserve">êmes applications, et je les ai configurés dans des fichiers différents : </w:t>
+        <w:t xml:space="preserve">êmes applications, mais cette fois-ci je les ai configurés dans des fichiers différents : </w:t>
       </w:r>
       <w:r>
         <w:rPr>
@@ -1459,7 +2955,7 @@
     <w:p>
       <w:pPr>
         <w:pBdr/>
-        <w:spacing/>
+        <w:spacing w:after="0" w:before="240" w:line="360" w:lineRule="auto"/>
         <w:ind/>
         <w:rPr>
           <w:b w:val="0"/>
@@ -1508,7 +3004,7 @@
                         <pic:nvPr/>
                       </pic:nvPicPr>
                       <pic:blipFill rotWithShape="1">
-                        <a:blip r:embed="rId17"/>
+                        <a:blip r:embed="rId18"/>
                         <a:stretch/>
                       </pic:blipFill>
                       <pic:spPr bwMode="auto">
@@ -1548,7 +3044,7 @@
                 <o:lock v:ext="edit" aspectratio="t"/>
               </v:shapetype>
               <v:shape id="_x0000_i2" o:spid="_x0000_s2" type="#_x0000_t75" style="width:203.25pt;height:87.00pt;mso-wrap-distance-left:0.00pt;mso-wrap-distance-top:0.00pt;mso-wrap-distance-right:0.00pt;mso-wrap-distance-bottom:0.00pt;z-index:1;" stroked="false">
-                <v:imagedata r:id="rId17" o:title=""/>
+                <v:imagedata r:id="rId18" o:title=""/>
                 <o:lock v:ext="edit" rotation="t"/>
               </v:shape>
             </w:pict>
@@ -1583,14 +3079,14 @@
     <w:p>
       <w:pPr>
         <w:pBdr/>
-        <w:spacing/>
+        <w:spacing w:after="0" w:before="240" w:line="360" w:lineRule="auto"/>
         <w:ind/>
         <w:rPr>
           <w:b w:val="0"/>
           <w:bCs w:val="0"/>
           <w:color w:val="000000" w:themeColor="text1"/>
-          <w:sz w:val="22"/>
-          <w:szCs w:val="22"/>
+          <w:sz w:val="24"/>
+          <w:szCs w:val="24"/>
           <w:highlight w:val="none"/>
           <w:u w:val="none"/>
         </w:rPr>
@@ -1600,8 +3096,8 @@
           <w:b/>
           <w:bCs/>
           <w:color w:val="000000" w:themeColor="text1"/>
-          <w:sz w:val="20"/>
-          <w:szCs w:val="20"/>
+          <w:sz w:val="22"/>
+          <w:szCs w:val="22"/>
           <w:highlight w:val="none"/>
           <w:u w:val="single"/>
           <w:lang w:val="fr-FR" w:bidi="fr-FR"/>
@@ -1612,13 +3108,235 @@
           <w:b w:val="0"/>
           <w:bCs w:val="0"/>
           <w:color w:val="000000" w:themeColor="text1"/>
-          <w:sz w:val="22"/>
-          <w:szCs w:val="22"/>
+          <w:sz w:val="24"/>
+          <w:szCs w:val="24"/>
           <w:highlight w:val="none"/>
           <w:u w:val="none"/>
           <w:lang w:val="fr-FR"/>
         </w:rPr>
         <w:t xml:space="preserve">Chaque manifest, à l’exception de ecommerce-flask, contient un service et un deployment :</w:t>
+      </w:r>
+      <w:r>
+        <w:rPr>
+          <w:b w:val="0"/>
+          <w:bCs w:val="0"/>
+          <w:color w:val="000000" w:themeColor="text1"/>
+          <w:sz w:val="28"/>
+          <w:szCs w:val="28"/>
+          <w:highlight w:val="none"/>
+          <w:u w:val="none"/>
+          <w:lang w:val="fr-FR"/>
+        </w:rPr>
+      </w:r>
+    </w:p>
+    <w:p>
+      <w:pPr>
+        <w:pStyle w:val="911"/>
+        <w:numPr>
+          <w:ilvl w:val="0"/>
+          <w:numId w:val="1"/>
+        </w:numPr>
+        <w:pBdr/>
+        <w:spacing w:after="0" w:before="240" w:line="360" w:lineRule="auto"/>
+        <w:ind/>
+        <w:rPr>
+          <w:b w:val="0"/>
+          <w:bCs w:val="0"/>
+          <w:color w:val="000000" w:themeColor="text1"/>
+          <w:sz w:val="28"/>
+          <w:szCs w:val="28"/>
+          <w:highlight w:val="none"/>
+          <w:u w:val="none"/>
+        </w:rPr>
+      </w:pPr>
+      <w:r>
+        <w:rPr>
+          <w:b w:val="0"/>
+          <w:bCs w:val="0"/>
+          <w:color w:val="000000" w:themeColor="text1"/>
+          <w:sz w:val="24"/>
+          <w:szCs w:val="24"/>
+          <w:highlight w:val="none"/>
+          <w:u w:val="none"/>
+          <w:lang w:val="fr-FR"/>
+        </w:rPr>
+        <w:t xml:space="preserve">Django AdminLTE est en ClusterIP</w:t>
+      </w:r>
+      <w:r>
+        <w:rPr>
+          <w:b w:val="0"/>
+          <w:bCs w:val="0"/>
+          <w:color w:val="000000" w:themeColor="text1"/>
+          <w:sz w:val="28"/>
+          <w:szCs w:val="28"/>
+          <w:highlight w:val="none"/>
+          <w:u w:val="none"/>
+          <w:lang w:val="fr-FR"/>
+        </w:rPr>
+      </w:r>
+    </w:p>
+    <w:p>
+      <w:pPr>
+        <w:pStyle w:val="911"/>
+        <w:numPr>
+          <w:ilvl w:val="0"/>
+          <w:numId w:val="1"/>
+        </w:numPr>
+        <w:pBdr/>
+        <w:spacing w:after="0" w:before="240" w:line="360" w:lineRule="auto"/>
+        <w:ind/>
+        <w:rPr>
+          <w:b w:val="0"/>
+          <w:bCs w:val="0"/>
+          <w:color w:val="000000" w:themeColor="text1"/>
+          <w:sz w:val="28"/>
+          <w:szCs w:val="28"/>
+          <w:highlight w:val="none"/>
+          <w:u w:val="none"/>
+        </w:rPr>
+      </w:pPr>
+      <w:r>
+        <w:rPr>
+          <w:b w:val="0"/>
+          <w:bCs w:val="0"/>
+          <w:color w:val="000000" w:themeColor="text1"/>
+          <w:sz w:val="24"/>
+          <w:szCs w:val="24"/>
+          <w:highlight w:val="none"/>
+          <w:u w:val="none"/>
+          <w:lang w:val="fr-FR"/>
+        </w:rPr>
+        <w:t xml:space="preserve">Django Star Admin est en NodePort</w:t>
+      </w:r>
+      <w:r>
+        <w:rPr>
+          <w:b w:val="0"/>
+          <w:bCs w:val="0"/>
+          <w:color w:val="000000" w:themeColor="text1"/>
+          <w:sz w:val="28"/>
+          <w:szCs w:val="28"/>
+          <w:highlight w:val="none"/>
+          <w:u w:val="none"/>
+          <w:lang w:val="fr-FR"/>
+        </w:rPr>
+      </w:r>
+    </w:p>
+    <w:p>
+      <w:pPr>
+        <w:pStyle w:val="911"/>
+        <w:numPr>
+          <w:ilvl w:val="0"/>
+          <w:numId w:val="1"/>
+        </w:numPr>
+        <w:pBdr/>
+        <w:spacing w:after="0" w:before="240" w:line="360" w:lineRule="auto"/>
+        <w:ind/>
+        <w:rPr>
+          <w:b w:val="0"/>
+          <w:bCs w:val="0"/>
+          <w:color w:val="000000" w:themeColor="text1"/>
+          <w:sz w:val="28"/>
+          <w:szCs w:val="28"/>
+          <w:highlight w:val="none"/>
+          <w:u w:val="none"/>
+        </w:rPr>
+      </w:pPr>
+      <w:r>
+        <w:rPr>
+          <w:b w:val="0"/>
+          <w:bCs w:val="0"/>
+          <w:color w:val="000000" w:themeColor="text1"/>
+          <w:sz w:val="24"/>
+          <w:szCs w:val="24"/>
+          <w:highlight w:val="none"/>
+          <w:u w:val="none"/>
+          <w:lang w:val="fr-FR"/>
+        </w:rPr>
+        <w:t xml:space="preserve">Ecommerce Flask est en LoadBalancer (que j’ai ensuite remplacé par Rocket Ecommerce)</w:t>
+      </w:r>
+      <w:r>
+        <w:rPr>
+          <w:b w:val="0"/>
+          <w:bCs w:val="0"/>
+          <w:color w:val="000000" w:themeColor="text1"/>
+          <w:sz w:val="28"/>
+          <w:szCs w:val="28"/>
+          <w:highlight w:val="none"/>
+          <w:u w:val="none"/>
+          <w:lang w:val="fr-FR"/>
+        </w:rPr>
+      </w:r>
+    </w:p>
+    <w:p>
+      <w:pPr>
+        <w:pBdr/>
+        <w:spacing w:after="0" w:before="240" w:line="360" w:lineRule="auto"/>
+        <w:ind/>
+        <w:jc w:val="both"/>
+        <w:rPr>
+          <w:color w:val="000000" w:themeColor="text1"/>
+          <w:sz w:val="24"/>
+          <w:szCs w:val="24"/>
+        </w:rPr>
+      </w:pPr>
+      <w:r>
+        <w:rPr>
+          <w:color w:val="000000" w:themeColor="text1"/>
+          <w:sz w:val="24"/>
+          <w:szCs w:val="24"/>
+          <w:highlight w:val="none"/>
+        </w:rPr>
+      </w:r>
+      <w:r>
+        <w:rPr>
+          <w:color w:val="000000" w:themeColor="text1"/>
+          <w:sz w:val="24"/>
+          <w:szCs w:val="24"/>
+          <w:highlight w:val="none"/>
+        </w:rPr>
+      </w:r>
+      <w:r>
+        <w:rPr>
+          <w:color w:val="000000" w:themeColor="text1"/>
+          <w:sz w:val="24"/>
+          <w:szCs w:val="24"/>
+          <w:highlight w:val="none"/>
+        </w:rPr>
+      </w:r>
+    </w:p>
+    <w:p>
+      <w:pPr>
+        <w:pBdr/>
+        <w:spacing w:after="0" w:line="360" w:lineRule="auto"/>
+        <w:ind/>
+        <w:jc w:val="both"/>
+        <w:rPr>
+          <w:color w:val="000000" w:themeColor="text1"/>
+          <w:sz w:val="24"/>
+          <w:szCs w:val="24"/>
+          <w:highlight w:val="none"/>
+        </w:rPr>
+      </w:pPr>
+      <w:r>
+        <w:rPr>
+          <w:b w:val="0"/>
+          <w:bCs w:val="0"/>
+          <w:color w:val="000000" w:themeColor="text1"/>
+          <w:sz w:val="24"/>
+          <w:szCs w:val="24"/>
+          <w:highlight w:val="none"/>
+          <w:u w:val="none"/>
+          <w:lang w:val="fr-FR"/>
+        </w:rPr>
+        <w:t xml:space="preserve">Pour l’application Ecommerce Flask, j’ai rajouté en plus deux composants en plus : ConfigMap pour les variables d’environnements et un Secret pour gérer les clés d’API, juste avant le deployment et après le service, pour transmettre les clés d’API Stripe.</w:t>
+      </w:r>
+      <w:r>
+        <w:rPr>
+          <w:color w:val="000000" w:themeColor="text1"/>
+          <w:sz w:val="24"/>
+          <w:szCs w:val="24"/>
+        </w:rPr>
+        <w:t xml:space="preserve"> Afin de suivre les normes pour les Secret, les deux clés d’API Stripe dans le manifest sont convertis en Base64.</w:t>
       </w:r>
       <w:r>
         <w:rPr>
@@ -1635,187 +3353,8 @@
     </w:p>
     <w:p>
       <w:pPr>
-        <w:pStyle w:val="911"/>
-        <w:numPr>
-          <w:ilvl w:val="0"/>
-          <w:numId w:val="1"/>
-        </w:numPr>
-        <w:pBdr/>
-        <w:spacing/>
-        <w:ind/>
-        <w:rPr>
-          <w:b w:val="0"/>
-          <w:bCs w:val="0"/>
-          <w:color w:val="000000" w:themeColor="text1"/>
-          <w:sz w:val="24"/>
-          <w:szCs w:val="24"/>
-          <w:highlight w:val="none"/>
-          <w:u w:val="none"/>
-        </w:rPr>
-      </w:pPr>
-      <w:r>
-        <w:rPr>
-          <w:b w:val="0"/>
-          <w:bCs w:val="0"/>
-          <w:color w:val="000000" w:themeColor="text1"/>
-          <w:sz w:val="22"/>
-          <w:szCs w:val="22"/>
-          <w:highlight w:val="none"/>
-          <w:u w:val="none"/>
-          <w:lang w:val="fr-FR"/>
-        </w:rPr>
-        <w:t xml:space="preserve">Django AdminLTE est en ClusterIP</w:t>
-      </w:r>
-      <w:r>
-        <w:rPr>
-          <w:b w:val="0"/>
-          <w:bCs w:val="0"/>
-          <w:color w:val="000000" w:themeColor="text1"/>
-          <w:sz w:val="24"/>
-          <w:szCs w:val="24"/>
-          <w:highlight w:val="none"/>
-          <w:u w:val="none"/>
-          <w:lang w:val="fr-FR"/>
-        </w:rPr>
-      </w:r>
-    </w:p>
-    <w:p>
-      <w:pPr>
-        <w:pStyle w:val="911"/>
-        <w:numPr>
-          <w:ilvl w:val="0"/>
-          <w:numId w:val="1"/>
-        </w:numPr>
-        <w:pBdr/>
-        <w:spacing/>
-        <w:ind/>
-        <w:rPr>
-          <w:b w:val="0"/>
-          <w:bCs w:val="0"/>
-          <w:color w:val="000000" w:themeColor="text1"/>
-          <w:sz w:val="24"/>
-          <w:szCs w:val="24"/>
-          <w:highlight w:val="none"/>
-          <w:u w:val="none"/>
-        </w:rPr>
-      </w:pPr>
-      <w:r>
-        <w:rPr>
-          <w:b w:val="0"/>
-          <w:bCs w:val="0"/>
-          <w:color w:val="000000" w:themeColor="text1"/>
-          <w:sz w:val="22"/>
-          <w:szCs w:val="22"/>
-          <w:highlight w:val="none"/>
-          <w:u w:val="none"/>
-          <w:lang w:val="fr-FR"/>
-        </w:rPr>
-        <w:t xml:space="preserve">Django Star Admin est en NodePort</w:t>
-      </w:r>
-      <w:r>
-        <w:rPr>
-          <w:b w:val="0"/>
-          <w:bCs w:val="0"/>
-          <w:color w:val="000000" w:themeColor="text1"/>
-          <w:sz w:val="24"/>
-          <w:szCs w:val="24"/>
-          <w:highlight w:val="none"/>
-          <w:u w:val="none"/>
-          <w:lang w:val="fr-FR"/>
-        </w:rPr>
-      </w:r>
-    </w:p>
-    <w:p>
-      <w:pPr>
-        <w:pStyle w:val="911"/>
-        <w:numPr>
-          <w:ilvl w:val="0"/>
-          <w:numId w:val="1"/>
-        </w:numPr>
-        <w:pBdr/>
-        <w:spacing/>
-        <w:ind/>
-        <w:rPr>
-          <w:b w:val="0"/>
-          <w:bCs w:val="0"/>
-          <w:color w:val="000000" w:themeColor="text1"/>
-          <w:sz w:val="24"/>
-          <w:szCs w:val="24"/>
-          <w:highlight w:val="none"/>
-          <w:u w:val="none"/>
-        </w:rPr>
-      </w:pPr>
-      <w:r>
-        <w:rPr>
-          <w:b w:val="0"/>
-          <w:bCs w:val="0"/>
-          <w:color w:val="000000" w:themeColor="text1"/>
-          <w:sz w:val="22"/>
-          <w:szCs w:val="22"/>
-          <w:highlight w:val="none"/>
-          <w:u w:val="none"/>
-          <w:lang w:val="fr-FR"/>
-        </w:rPr>
-        <w:t xml:space="preserve">Ecommerce Flask est en LoadBalancer</w:t>
-      </w:r>
-      <w:r>
-        <w:rPr>
-          <w:b w:val="0"/>
-          <w:bCs w:val="0"/>
-          <w:color w:val="000000" w:themeColor="text1"/>
-          <w:sz w:val="24"/>
-          <w:szCs w:val="24"/>
-          <w:highlight w:val="none"/>
-          <w:u w:val="none"/>
-          <w:lang w:val="fr-FR"/>
-        </w:rPr>
-      </w:r>
-    </w:p>
-    <w:p>
-      <w:pPr>
-        <w:pBdr/>
-        <w:spacing/>
-        <w:ind/>
-        <w:jc w:val="both"/>
-        <w:rPr>
-          <w:color w:val="000000" w:themeColor="text1"/>
-        </w:rPr>
-      </w:pPr>
-      <w:r>
-        <w:rPr>
-          <w:b w:val="0"/>
-          <w:bCs w:val="0"/>
-          <w:color w:val="000000" w:themeColor="text1"/>
-          <w:sz w:val="22"/>
-          <w:szCs w:val="22"/>
-          <w:highlight w:val="none"/>
-          <w:u w:val="none"/>
-          <w:lang w:val="fr-FR"/>
-        </w:rPr>
-        <w:t xml:space="preserve">Pour l’application Ecommerce Flask, j’ai rajouté en plus un ConfigMap et un Secret juste avant le deployment et après le service, pour transmettre les clés d’API Stripe.</w:t>
-      </w:r>
-      <w:r>
-        <w:rPr>
-          <w:color w:val="000000" w:themeColor="text1"/>
-        </w:rPr>
-      </w:r>
-      <w:r>
-        <w:rPr>
-          <w:b w:val="0"/>
-          <w:bCs w:val="0"/>
-          <w:color w:val="000000" w:themeColor="text1"/>
-          <w:sz w:val="22"/>
-          <w:szCs w:val="22"/>
-          <w:highlight w:val="none"/>
-          <w:u w:val="none"/>
-          <w:lang w:val="fr-FR"/>
-        </w:rPr>
-      </w:r>
-    </w:p>
-    <w:p>
-      <w:pPr>
-        <w:pBdr/>
-        <w:spacing/>
+        <w:pBdr/>
+        <w:spacing w:after="0" w:before="240" w:line="360" w:lineRule="auto"/>
         <w:ind/>
         <w:jc w:val="center"/>
         <w:rPr>
@@ -1841,7 +3380,7 @@
           <mc:Choice Requires="wpg">
             <w:drawing>
               <wp:inline xmlns:wp="http://schemas.openxmlformats.org/drawingml/2006/wordprocessingDrawing" distT="0" distB="0" distL="0" distR="0">
-                <wp:extent cx="2051015" cy="2062736"/>
+                <wp:extent cx="2969024" cy="2985990"/>
                 <wp:effectExtent l="0" t="0" r="0" b="0"/>
                 <wp:docPr id="4" name=""/>
                 <wp:cNvGraphicFramePr>
@@ -1858,13 +3397,13 @@
                         <pic:nvPr/>
                       </pic:nvPicPr>
                       <pic:blipFill rotWithShape="1">
-                        <a:blip r:embed="rId18"/>
+                        <a:blip r:embed="rId19"/>
                         <a:stretch/>
                       </pic:blipFill>
                       <pic:spPr bwMode="auto">
                         <a:xfrm flipH="0" flipV="0">
                           <a:off x="0" y="0"/>
-                          <a:ext cx="2051015" cy="2062735"/>
+                          <a:ext cx="2969024" cy="2985990"/>
                         </a:xfrm>
                         <a:prstGeom prst="rect">
                           <a:avLst/>
@@ -1897,8 +3436,8 @@
                 <v:path o:extrusionok="f" gradientshapeok="t" o:connecttype="rect"/>
                 <o:lock v:ext="edit" aspectratio="t"/>
               </v:shapetype>
-              <v:shape id="_x0000_i3" o:spid="_x0000_s3" type="#_x0000_t75" style="width:161.50pt;height:162.42pt;mso-wrap-distance-left:0.00pt;mso-wrap-distance-top:0.00pt;mso-wrap-distance-right:0.00pt;mso-wrap-distance-bottom:0.00pt;z-index:1;" stroked="false">
-                <v:imagedata r:id="rId18" o:title=""/>
+              <v:shape id="_x0000_i3" o:spid="_x0000_s3" type="#_x0000_t75" style="width:233.78pt;height:235.12pt;mso-wrap-distance-left:0.00pt;mso-wrap-distance-top:0.00pt;mso-wrap-distance-right:0.00pt;mso-wrap-distance-bottom:0.00pt;z-index:1;" stroked="false">
+                <v:imagedata r:id="rId19" o:title=""/>
                 <o:lock v:ext="edit" rotation="t"/>
               </v:shape>
             </w:pict>
@@ -1922,74 +3461,6 @@
           <w:color w:val="000000" w:themeColor="text1"/>
         </w:rPr>
       </w:r>
-    </w:p>
-    <w:p>
-      <w:pPr>
-        <w:pBdr/>
-        <w:spacing/>
-        <w:ind/>
-        <w:rPr>
-          <w:b w:val="0"/>
-          <w:bCs w:val="0"/>
-          <w:color w:val="000000" w:themeColor="text1"/>
-          <w:sz w:val="24"/>
-          <w:szCs w:val="24"/>
-          <w:highlight w:val="none"/>
-          <w:u w:val="none"/>
-        </w:rPr>
-      </w:pPr>
-      <w:r>
-        <w:rPr>
-          <w:b w:val="0"/>
-          <w:bCs w:val="0"/>
-          <w:color w:val="000000" w:themeColor="text1"/>
-          <w:sz w:val="24"/>
-          <w:szCs w:val="24"/>
-          <w:highlight w:val="none"/>
-          <w:u w:val="none"/>
-          <w:lang w:val="fr-FR"/>
-        </w:rPr>
-      </w:r>
-      <w:r>
-        <w:rPr>
-          <w:b w:val="0"/>
-          <w:bCs w:val="0"/>
-          <w:color w:val="000000" w:themeColor="text1"/>
-          <w:sz w:val="24"/>
-          <w:szCs w:val="24"/>
-          <w:highlight w:val="none"/>
-          <w:u w:val="none"/>
-          <w:lang w:val="fr-FR"/>
-        </w:rPr>
-      </w:r>
-      <w:r>
-        <w:rPr>
-          <w:b w:val="0"/>
-          <w:bCs w:val="0"/>
-          <w:color w:val="000000" w:themeColor="text1"/>
-          <w:sz w:val="24"/>
-          <w:szCs w:val="24"/>
-          <w:highlight w:val="none"/>
-          <w:u w:val="none"/>
-          <w:lang w:val="fr-FR"/>
-        </w:rPr>
-      </w:r>
-    </w:p>
-    <w:p>
-      <w:pPr>
-        <w:pBdr/>
-        <w:spacing/>
-        <w:ind/>
-        <w:rPr>
-          <w:b w:val="0"/>
-          <w:bCs w:val="0"/>
-          <w:color w:val="000000" w:themeColor="text1"/>
-          <w:sz w:val="22"/>
-          <w:szCs w:val="22"/>
-          <w:highlight w:val="none"/>
-          <w:u w:val="none"/>
-        </w:rPr>
-      </w:pPr>
       <w:r>
         <w:rPr>
           <w:b w:val="0"/>
@@ -2026,12 +3497,7 @@
           <w:lang w:val="fr-FR" w:bidi="fr-FR"/>
         </w:rPr>
       </w:r>
-    </w:p>
-    <w:p>
-      <w:pPr>
-        <w:pBdr/>
-        <w:spacing/>
-        <w:ind/>
+      <w:r>
         <w:rPr>
           <w:b w:val="0"/>
           <w:bCs w:val="0"/>
@@ -2041,14 +3507,31 @@
           <w:highlight w:val="none"/>
           <w:u w:val="none"/>
         </w:rPr>
+      </w:r>
+    </w:p>
+    <w:p>
+      <w:pPr>
+        <w:pBdr/>
+        <w:spacing w:after="0" w:before="240" w:line="360" w:lineRule="auto"/>
+        <w:ind/>
+        <w:jc w:val="both"/>
+        <w:rPr>
+          <w:b w:val="0"/>
+          <w:bCs w:val="0"/>
+          <w:color w:val="000000" w:themeColor="text1"/>
+          <w:sz w:val="24"/>
+          <w:szCs w:val="24"/>
+          <w:highlight w:val="none"/>
+          <w:u w:val="none"/>
+        </w:rPr>
       </w:pPr>
       <w:r>
         <w:rPr>
           <w:b w:val="0"/>
           <w:bCs w:val="0"/>
           <w:color w:val="000000" w:themeColor="text1"/>
-          <w:sz w:val="22"/>
-          <w:szCs w:val="22"/>
+          <w:sz w:val="24"/>
+          <w:szCs w:val="24"/>
           <w:highlight w:val="none"/>
           <w:u w:val="none"/>
           <w:lang w:val="fr-FR" w:bidi="fr-FR"/>
@@ -2060,8 +3543,8 @@
           <w:b w:val="0"/>
           <w:bCs w:val="0"/>
           <w:color w:val="000000" w:themeColor="text1"/>
-          <w:sz w:val="22"/>
-          <w:szCs w:val="22"/>
+          <w:sz w:val="24"/>
+          <w:szCs w:val="24"/>
           <w:highlight w:val="none"/>
           <w:u w:val="none"/>
           <w:lang w:val="fr-FR" w:bidi="fr-FR"/>
@@ -2073,8 +3556,8 @@
           <w:b w:val="0"/>
           <w:bCs w:val="0"/>
           <w:color w:val="000000" w:themeColor="text1"/>
-          <w:sz w:val="24"/>
-          <w:szCs w:val="24"/>
+          <w:sz w:val="28"/>
+          <w:szCs w:val="28"/>
           <w:highlight w:val="none"/>
           <w:u w:val="none"/>
           <w:lang w:val="fr-FR"/>
@@ -2084,14 +3567,14 @@
     <w:p>
       <w:pPr>
         <w:pBdr/>
-        <w:spacing/>
+        <w:spacing w:after="0" w:before="240" w:line="360" w:lineRule="auto"/>
         <w:ind/>
         <w:rPr>
           <w:b w:val="0"/>
           <w:bCs w:val="0"/>
           <w:color w:val="000000" w:themeColor="text1"/>
-          <w:sz w:val="22"/>
-          <w:szCs w:val="22"/>
+          <w:sz w:val="24"/>
+          <w:szCs w:val="24"/>
           <w:highlight w:val="none"/>
           <w:u w:val="none"/>
         </w:rPr>
@@ -2101,13 +3584,13 @@
           <w:b w:val="0"/>
           <w:bCs w:val="0"/>
           <w:color w:val="000000" w:themeColor="text1"/>
-          <w:sz w:val="22"/>
-          <w:szCs w:val="22"/>
+          <w:sz w:val="24"/>
+          <w:szCs w:val="24"/>
           <w:highlight w:val="none"/>
           <w:u w:val="none"/>
           <w:lang w:val="fr-FR" w:bidi="fr-FR"/>
         </w:rPr>
-        <w:t xml:space="preserve">J’ai optimisé le Dockerfile :</w:t>
+        <w:t xml:space="preserve">J’ai optimisé le Dockerfile </w:t>
       </w:r>
       <w:r>
         <w:rPr>
@@ -2118,23 +3601,36 @@
           <w:szCs w:val="24"/>
           <w:highlight w:val="none"/>
           <w:u w:val="none"/>
-          <w:lang w:val="fr-FR"/>
+          <w:lang w:val="fr-FR" w:bidi="fr-FR"/>
+        </w:rPr>
+        <w:t xml:space="preserve">et le docker-compose de l’application Rocket Ecommerce :</w:t>
+      </w:r>
+      <w:r>
+        <w:rPr>
+          <w:sz w:val="24"/>
+          <w:szCs w:val="24"/>
+        </w:rPr>
+      </w:r>
+      <w:r>
+        <w:rPr>
+          <w:b w:val="0"/>
+          <w:bCs w:val="0"/>
+          <w:color w:val="000000" w:themeColor="text1"/>
+          <w:sz w:val="24"/>
+          <w:szCs w:val="24"/>
+          <w:highlight w:val="none"/>
+          <w:u w:val="none"/>
         </w:rPr>
       </w:r>
     </w:p>
     <w:p>
       <w:pPr>
         <w:pBdr/>
-        <w:spacing/>
+        <w:spacing w:after="0" w:before="240" w:line="360" w:lineRule="auto"/>
         <w:ind/>
         <w:rPr>
-          <w:b w:val="0"/>
-          <w:bCs w:val="0"/>
           <w:color w:val="000000" w:themeColor="text1"/>
-          <w:sz w:val="22"/>
-          <w:szCs w:val="22"/>
           <w:highlight w:val="none"/>
-          <w:u w:val="none"/>
         </w:rPr>
       </w:pPr>
       <w:r>
@@ -2174,7 +3670,7 @@
                         <pic:nvPr/>
                       </pic:nvPicPr>
                       <pic:blipFill rotWithShape="1">
-                        <a:blip r:embed="rId19"/>
+                        <a:blip r:embed="rId20"/>
                         <a:stretch/>
                       </pic:blipFill>
                       <pic:spPr bwMode="auto">
@@ -2214,7 +3710,7 @@
                 <o:lock v:ext="edit" aspectratio="t"/>
               </v:shapetype>
               <v:shape id="_x0000_i4" o:spid="_x0000_s4" type="#_x0000_t75" style="width:470.98pt;height:158.49pt;mso-wrap-distance-left:0.00pt;mso-wrap-distance-top:0.00pt;mso-wrap-distance-right:0.00pt;mso-wrap-distance-bottom:0.00pt;z-index:1;" stroked="false">
-                <v:imagedata r:id="rId19" o:title=""/>
+                <v:imagedata r:id="rId20" o:title=""/>
                 <o:lock v:ext="edit" rotation="t"/>
               </v:shape>
             </w:pict>
@@ -2249,19 +3745,8 @@
     <w:p>
       <w:pPr>
         <w:pBdr/>
-        <w:spacing/>
-        <w:ind/>
-        <w:rPr>
-          <w:b w:val="0"/>
-          <w:bCs w:val="0"/>
-          <w:color w:val="000000" w:themeColor="text1"/>
-          <w:sz w:val="22"/>
-          <w:szCs w:val="22"/>
-          <w:highlight w:val="none"/>
-          <w:u w:val="none"/>
-        </w:rPr>
-      </w:pPr>
-      <w:r>
+        <w:spacing w:after="0" w:before="240" w:line="360" w:lineRule="auto"/>
+        <w:ind/>
         <w:rPr>
           <w:b w:val="0"/>
           <w:bCs w:val="0"/>
@@ -2272,34 +3757,63 @@
           <w:u w:val="none"/>
           <w:lang w:val="fr-FR" w:bidi="fr-FR"/>
         </w:rPr>
-        <w:t xml:space="preserve">Et le docker-compose :</w:t>
+      </w:pPr>
+      <w:r>
+        <w:rPr>
+          <w:color w:val="000000" w:themeColor="text1"/>
+          <w:highlight w:val="none"/>
+        </w:rPr>
       </w:r>
       <w:r>
         <w:rPr>
-          <w:b w:val="0"/>
-          <w:bCs w:val="0"/>
           <w:color w:val="000000" w:themeColor="text1"/>
-          <w:sz w:val="24"/>
-          <w:szCs w:val="24"/>
           <w:highlight w:val="none"/>
-          <w:u w:val="none"/>
-          <w:lang w:val="fr-FR"/>
+        </w:rPr>
+      </w:r>
+      <w:r>
+        <w:rPr>
+          <w:color w:val="000000" w:themeColor="text1"/>
+          <w:highlight w:val="none"/>
         </w:rPr>
       </w:r>
     </w:p>
     <w:p>
       <w:pPr>
         <w:pBdr/>
-        <w:spacing/>
+        <w:spacing w:after="0" w:before="240" w:line="360" w:lineRule="auto"/>
         <w:ind/>
         <w:rPr>
-          <w:b w:val="0"/>
-          <w:bCs w:val="0"/>
           <w:color w:val="000000" w:themeColor="text1"/>
-          <w:sz w:val="22"/>
-          <w:szCs w:val="22"/>
           <w:highlight w:val="none"/>
-          <w:u w:val="none"/>
+        </w:rPr>
+      </w:pPr>
+      <w:r>
+        <w:rPr>
+          <w:color w:val="000000" w:themeColor="text1"/>
+          <w:highlight w:val="none"/>
+        </w:rPr>
+      </w:r>
+      <w:r>
+        <w:rPr>
+          <w:color w:val="000000" w:themeColor="text1"/>
+          <w:highlight w:val="none"/>
+        </w:rPr>
+      </w:r>
+      <w:r>
+        <w:rPr>
+          <w:color w:val="000000" w:themeColor="text1"/>
+          <w:highlight w:val="none"/>
+        </w:rPr>
+      </w:r>
+    </w:p>
+    <w:p>
+      <w:pPr>
+        <w:pBdr/>
+        <w:spacing w:after="0" w:before="240" w:line="360" w:lineRule="auto"/>
+        <w:ind/>
+        <w:rPr>
+          <w:color w:val="000000" w:themeColor="text1"/>
+          <w:highlight w:val="none"/>
         </w:rPr>
       </w:pPr>
       <w:r>
@@ -2339,7 +3853,7 @@
                         <pic:nvPr/>
                       </pic:nvPicPr>
                       <pic:blipFill rotWithShape="1">
-                        <a:blip r:embed="rId20"/>
+                        <a:blip r:embed="rId21"/>
                         <a:stretch/>
                       </pic:blipFill>
                       <pic:spPr bwMode="auto">
@@ -2379,25 +3893,12 @@
                 <o:lock v:ext="edit" aspectratio="t"/>
               </v:shapetype>
               <v:shape id="_x0000_i5" o:spid="_x0000_s5" type="#_x0000_t75" style="width:384.73pt;height:171.91pt;mso-wrap-distance-left:0.00pt;mso-wrap-distance-top:0.00pt;mso-wrap-distance-right:0.00pt;mso-wrap-distance-bottom:0.00pt;z-index:1;" stroked="false">
-                <v:imagedata r:id="rId20" o:title=""/>
+                <v:imagedata r:id="rId21" o:title=""/>
                 <o:lock v:ext="edit" rotation="t"/>
               </v:shape>
             </w:pict>
           </mc:Fallback>
         </mc:AlternateContent>
-      </w:r>
-      <w:r>
-        <w:rPr>
-          <w:b w:val="0"/>
-          <w:bCs w:val="0"/>
-          <w:color w:val="000000" w:themeColor="text1"/>
-          <w:sz w:val="22"/>
-          <w:szCs w:val="22"/>
-          <w:highlight w:val="none"/>
-          <w:u w:val="none"/>
-          <w:lang w:val="fr-FR" w:bidi="fr-FR"/>
-        </w:rPr>
-        <w:br w:type="page" w:clear="all"/>
       </w:r>
       <w:r>
         <w:rPr>
@@ -2420,15 +3921,9 @@
           <w:szCs w:val="22"/>
           <w:highlight w:val="none"/>
           <w:u w:val="none"/>
-          <w:lang w:val="fr-FR" w:bidi="fr-FR"/>
         </w:rPr>
       </w:r>
-    </w:p>
-    <w:p>
-      <w:pPr>
-        <w:pBdr/>
-        <w:spacing/>
-        <w:ind/>
+      <w:r>
         <w:rPr>
           <w:b w:val="0"/>
           <w:bCs w:val="0"/>
@@ -2438,7 +3933,18 @@
           <w:highlight w:val="none"/>
           <w:u w:val="none"/>
         </w:rPr>
-      </w:pPr>
+      </w:r>
+      <w:r>
+        <w:rPr>
+          <w:b w:val="0"/>
+          <w:bCs w:val="0"/>
+          <w:color w:val="000000" w:themeColor="text1"/>
+          <w:sz w:val="22"/>
+          <w:szCs w:val="22"/>
+          <w:highlight w:val="none"/>
+          <w:u w:val="none"/>
+        </w:rPr>
+      </w:r>
       <w:r>
         <w:rPr>
           <w:b w:val="0"/>
@@ -2455,9 +3961,33 @@
         <w:rPr>
           <w:b w:val="0"/>
           <w:bCs w:val="0"/>
-          <w:color w:val="000000" w:themeColor="text1"/>
-          <w:sz w:val="22"/>
-          <w:szCs w:val="22"/>
+          <w:color w:val="auto"/>
+          <w:sz w:val="24"/>
+          <w:szCs w:val="24"/>
+          <w:highlight w:val="none"/>
+          <w:u w:val="none"/>
+          <w:lang w:val="fr-FR" w:bidi="fr-FR"/>
+        </w:rPr>
+      </w:r>
+      <w:r>
+        <w:rPr>
+          <w:b w:val="0"/>
+          <w:bCs w:val="0"/>
+          <w:color w:val="auto"/>
+          <w:sz w:val="24"/>
+          <w:szCs w:val="24"/>
+          <w:highlight w:val="none"/>
+          <w:u w:val="none"/>
+          <w:lang w:val="fr-FR" w:bidi="fr-FR"/>
+        </w:rPr>
+      </w:r>
+      <w:r>
+        <w:rPr>
+          <w:b w:val="0"/>
+          <w:bCs w:val="0"/>
+          <w:color w:val="auto"/>
+          <w:sz w:val="24"/>
+          <w:szCs w:val="24"/>
           <w:highlight w:val="none"/>
           <w:u w:val="none"/>
           <w:lang w:val="fr-FR" w:bidi="fr-FR"/>
@@ -2484,9 +4014,9 @@
         <w:rPr>
           <w:b w:val="0"/>
           <w:bCs w:val="0"/>
-          <w:color w:val="000000" w:themeColor="text1"/>
-          <w:sz w:val="22"/>
-          <w:szCs w:val="22"/>
+          <w:color w:val="auto"/>
+          <w:sz w:val="24"/>
+          <w:szCs w:val="24"/>
           <w:highlight w:val="none"/>
           <w:u w:val="none"/>
         </w:rPr>
@@ -2495,9 +4025,9 @@
         <w:rPr>
           <w:b w:val="0"/>
           <w:bCs w:val="0"/>
-          <w:color w:val="000000" w:themeColor="text1"/>
-          <w:sz w:val="22"/>
-          <w:szCs w:val="22"/>
+          <w:color w:val="auto"/>
+          <w:sz w:val="24"/>
+          <w:szCs w:val="24"/>
           <w:highlight w:val="none"/>
           <w:u w:val="none"/>
           <w:lang w:val="fr-FR" w:bidi="fr-FR"/>
@@ -2508,9 +4038,9 @@
         <w:rPr>
           <w:b w:val="0"/>
           <w:bCs w:val="0"/>
-          <w:color w:val="000000" w:themeColor="text1"/>
-          <w:sz w:val="22"/>
-          <w:szCs w:val="22"/>
+          <w:color w:val="auto"/>
+          <w:sz w:val="24"/>
+          <w:szCs w:val="24"/>
           <w:highlight w:val="none"/>
           <w:u w:val="none"/>
           <w:lang w:val="fr-FR" w:bidi="fr-FR"/>
@@ -2520,7 +4050,7 @@
         <w:rPr>
           <w:b w:val="0"/>
           <w:bCs w:val="0"/>
-          <w:color w:val="000000" w:themeColor="text1"/>
+          <w:color w:val="auto"/>
           <w:sz w:val="24"/>
           <w:szCs w:val="24"/>
           <w:highlight w:val="none"/>
@@ -2537,20 +4067,21 @@
         <w:rPr>
           <w:b w:val="0"/>
           <w:bCs w:val="0"/>
-          <w:color w:val="000000" w:themeColor="text1"/>
-          <w:sz w:val="22"/>
-          <w:szCs w:val="22"/>
+          <w:color w:val="auto"/>
+          <w:sz w:val="24"/>
+          <w:szCs w:val="24"/>
           <w:highlight w:val="none"/>
           <w:u w:val="none"/>
+          <w:lang w:val="fr-FR" w:bidi="fr-FR"/>
         </w:rPr>
       </w:pPr>
       <w:r>
         <w:rPr>
           <w:b w:val="0"/>
           <w:bCs w:val="0"/>
-          <w:color w:val="000000" w:themeColor="text1"/>
-          <w:sz w:val="22"/>
-          <w:szCs w:val="22"/>
+          <w:color w:val="auto"/>
+          <w:sz w:val="24"/>
+          <w:szCs w:val="24"/>
           <w:highlight w:val="none"/>
           <w:u w:val="none"/>
           <w:lang w:val="fr-FR" w:bidi="fr-FR"/>
@@ -2558,7 +4089,9 @@
       </w:r>
       <w:r>
         <w:rPr>
-          <w:color w:val="000000" w:themeColor="text1"/>
+          <w:color w:val="auto"/>
+          <w:sz w:val="24"/>
+          <w:szCs w:val="24"/>
         </w:rPr>
         <mc:AlternateContent>
           <mc:Choice Requires="wpg">
@@ -2581,7 +4114,7 @@
                         <pic:nvPr/>
                       </pic:nvPicPr>
                       <pic:blipFill rotWithShape="1">
-                        <a:blip r:embed="rId21"/>
+                        <a:blip r:embed="rId22"/>
                         <a:stretch/>
                       </pic:blipFill>
                       <pic:spPr bwMode="auto">
@@ -2621,7 +4154,7 @@
                 <o:lock v:ext="edit" aspectratio="t"/>
               </v:shapetype>
               <v:shape id="_x0000_i6" o:spid="_x0000_s6" type="#_x0000_t75" style="width:415.67pt;height:243.88pt;mso-wrap-distance-left:0.00pt;mso-wrap-distance-top:0.00pt;mso-wrap-distance-right:0.00pt;mso-wrap-distance-bottom:0.00pt;z-index:1;" stroked="false">
-                <v:imagedata r:id="rId21" o:title=""/>
+                <v:imagedata r:id="rId22" o:title=""/>
                 <o:lock v:ext="edit" rotation="t"/>
               </v:shape>
             </w:pict>
@@ -2632,9 +4165,108 @@
         <w:rPr>
           <w:b w:val="0"/>
           <w:bCs w:val="0"/>
+          <w:color w:val="auto"/>
+          <w:sz w:val="24"/>
+          <w:szCs w:val="24"/>
+          <w:highlight w:val="none"/>
+          <w:u w:val="none"/>
+          <w:lang w:val="fr-FR" w:bidi="fr-FR"/>
+        </w:rPr>
+      </w:r>
+      <w:r>
+        <w:rPr>
+          <w:b w:val="0"/>
+          <w:bCs w:val="0"/>
+          <w:color w:val="auto"/>
+          <w:sz w:val="24"/>
+          <w:szCs w:val="24"/>
+          <w:highlight w:val="none"/>
+          <w:u w:val="none"/>
+        </w:rPr>
+      </w:r>
+    </w:p>
+    <w:p>
+      <w:pPr>
+        <w:pBdr/>
+        <w:spacing w:before="240" w:line="360" w:lineRule="auto"/>
+        <w:ind/>
+        <w:jc w:val="both"/>
+        <w:rPr>
+          <w:b w:val="0"/>
+          <w:bCs w:val="0"/>
           <w:color w:val="000000" w:themeColor="text1"/>
-          <w:sz w:val="22"/>
-          <w:szCs w:val="22"/>
+          <w:sz w:val="24"/>
+          <w:szCs w:val="24"/>
+          <w:highlight w:val="none"/>
+          <w:u w:val="none"/>
+        </w:rPr>
+      </w:pPr>
+      <w:r>
+        <w:rPr>
+          <w:b w:val="0"/>
+          <w:bCs w:val="0"/>
+          <w:color w:val="000000" w:themeColor="text1"/>
+          <w:sz w:val="24"/>
+          <w:szCs w:val="24"/>
+          <w:highlight w:val="none"/>
+          <w:u w:val="none"/>
+          <w:lang w:val="fr-FR" w:bidi="fr-FR"/>
+        </w:rPr>
+        <w:t xml:space="preserve">En premier temps j’avais ajouté une base de données MySQL, mais j’ai eu des problèmes pour la mise en place des services, donc j’ai retiré cette partie la du Docker-compose, j’ai re-push l’application, et tout fonctionnait.</w:t>
+      </w:r>
+      <w:r>
+        <w:rPr>
+          <w:b w:val="0"/>
+          <w:bCs w:val="0"/>
+          <w:color w:val="000000" w:themeColor="text1"/>
+          <w:sz w:val="24"/>
+          <w:szCs w:val="24"/>
+          <w:highlight w:val="none"/>
+          <w:u w:val="none"/>
+        </w:rPr>
+      </w:r>
+      <w:r>
+        <w:rPr>
+          <w:b w:val="0"/>
+          <w:bCs w:val="0"/>
+          <w:color w:val="000000" w:themeColor="text1"/>
+          <w:sz w:val="24"/>
+          <w:szCs w:val="24"/>
+          <w:highlight w:val="none"/>
+          <w:u w:val="none"/>
+        </w:rPr>
+      </w:r>
+      <w:r>
+        <w:rPr>
+          <w:b w:val="0"/>
+          <w:bCs w:val="0"/>
+          <w:color w:val="auto"/>
+          <w:sz w:val="24"/>
+          <w:szCs w:val="24"/>
+          <w:highlight w:val="none"/>
+          <w:u w:val="none"/>
+          <w:lang w:val="fr-FR" w:bidi="fr-FR"/>
+        </w:rPr>
+      </w:r>
+      <w:r>
+        <w:rPr>
+          <w:b w:val="0"/>
+          <w:bCs w:val="0"/>
+          <w:color w:val="auto"/>
+          <w:sz w:val="24"/>
+          <w:szCs w:val="24"/>
+          <w:highlight w:val="none"/>
+          <w:u w:val="none"/>
+          <w:lang w:val="fr-FR" w:bidi="fr-FR"/>
+        </w:rPr>
+      </w:r>
+      <w:r>
+        <w:rPr>
+          <w:b w:val="0"/>
+          <w:bCs w:val="0"/>
+          <w:color w:val="auto"/>
+          <w:sz w:val="24"/>
+          <w:szCs w:val="24"/>
           <w:highlight w:val="none"/>
           <w:u w:val="none"/>
           <w:lang w:val="fr-FR" w:bidi="fr-FR"/>
@@ -2645,11 +4277,10 @@
           <w:b w:val="0"/>
           <w:bCs w:val="0"/>
           <w:color w:val="000000" w:themeColor="text1"/>
-          <w:sz w:val="22"/>
-          <w:szCs w:val="22"/>
+          <w:sz w:val="24"/>
+          <w:szCs w:val="24"/>
           <w:highlight w:val="none"/>
           <w:u w:val="none"/>
-          <w:lang w:val="fr-FR" w:bidi="fr-FR"/>
         </w:rPr>
       </w:r>
     </w:p>
@@ -2661,9 +4292,9 @@
         <w:rPr>
           <w:b w:val="0"/>
           <w:bCs w:val="0"/>
-          <w:color w:val="000000" w:themeColor="text1"/>
-          <w:sz w:val="22"/>
-          <w:szCs w:val="22"/>
+          <w:color w:val="auto"/>
+          <w:sz w:val="24"/>
+          <w:szCs w:val="24"/>
           <w:highlight w:val="none"/>
           <w:u w:val="none"/>
         </w:rPr>
@@ -2672,9 +4303,9 @@
         <w:rPr>
           <w:b w:val="0"/>
           <w:bCs w:val="0"/>
-          <w:color w:val="000000" w:themeColor="text1"/>
-          <w:sz w:val="22"/>
-          <w:szCs w:val="22"/>
+          <w:color w:val="auto"/>
+          <w:sz w:val="24"/>
+          <w:szCs w:val="24"/>
           <w:highlight w:val="none"/>
           <w:u w:val="none"/>
           <w:lang w:val="fr-FR" w:bidi="fr-FR"/>
@@ -2685,9 +4316,9 @@
         <w:rPr>
           <w:b w:val="0"/>
           <w:bCs w:val="0"/>
-          <w:color w:val="000000" w:themeColor="text1"/>
-          <w:sz w:val="22"/>
-          <w:szCs w:val="22"/>
+          <w:color w:val="auto"/>
+          <w:sz w:val="24"/>
+          <w:szCs w:val="24"/>
           <w:highlight w:val="none"/>
           <w:u w:val="none"/>
           <w:lang w:val="fr-FR" w:bidi="fr-FR"/>
@@ -2695,7 +4326,9 @@
       </w:r>
       <w:r>
         <w:rPr>
-          <w:color w:val="000000" w:themeColor="text1"/>
+          <w:color w:val="auto"/>
+          <w:sz w:val="24"/>
+          <w:szCs w:val="24"/>
         </w:rPr>
       </w:r>
     </w:p>
@@ -2707,9 +4340,9 @@
         <w:rPr>
           <w:b w:val="0"/>
           <w:bCs w:val="0"/>
-          <w:color w:val="000000" w:themeColor="text1"/>
-          <w:sz w:val="22"/>
-          <w:szCs w:val="22"/>
+          <w:color w:val="auto"/>
+          <w:sz w:val="24"/>
+          <w:szCs w:val="24"/>
           <w:highlight w:val="none"/>
           <w:u w:val="none"/>
         </w:rPr>
@@ -2718,9 +4351,9 @@
         <w:rPr>
           <w:b w:val="0"/>
           <w:bCs w:val="0"/>
-          <w:color w:val="000000" w:themeColor="text1"/>
-          <w:sz w:val="22"/>
-          <w:szCs w:val="22"/>
+          <w:color w:val="auto"/>
+          <w:sz w:val="24"/>
+          <w:szCs w:val="24"/>
           <w:highlight w:val="none"/>
           <w:u w:val="none"/>
           <w:lang w:val="fr-FR" w:bidi="fr-FR"/>
@@ -2728,7 +4361,9 @@
       </w:r>
       <w:r>
         <w:rPr>
-          <w:color w:val="000000" w:themeColor="text1"/>
+          <w:color w:val="auto"/>
+          <w:sz w:val="24"/>
+          <w:szCs w:val="24"/>
         </w:rPr>
         <mc:AlternateContent>
           <mc:Choice Requires="wpg">
@@ -2751,7 +4386,7 @@
                         <pic:nvPr/>
                       </pic:nvPicPr>
                       <pic:blipFill rotWithShape="1">
-                        <a:blip r:embed="rId22"/>
+                        <a:blip r:embed="rId23"/>
                         <a:stretch/>
                       </pic:blipFill>
                       <pic:spPr bwMode="auto">
@@ -2791,7 +4426,7 @@
                 <o:lock v:ext="edit" aspectratio="t"/>
               </v:shapetype>
               <v:shape id="_x0000_i7" o:spid="_x0000_s7" type="#_x0000_t75" style="width:447.75pt;height:30.00pt;mso-wrap-distance-left:0.00pt;mso-wrap-distance-top:0.00pt;mso-wrap-distance-right:0.00pt;mso-wrap-distance-bottom:0.00pt;z-index:1;" stroked="false">
-                <v:imagedata r:id="rId22" o:title=""/>
+                <v:imagedata r:id="rId23" o:title=""/>
                 <o:lock v:ext="edit" rotation="t"/>
               </v:shape>
             </w:pict>
@@ -2800,16 +4435,18 @@
       </w:r>
       <w:r>
         <w:rPr>
-          <w:color w:val="000000" w:themeColor="text1"/>
+          <w:color w:val="auto"/>
+          <w:sz w:val="24"/>
+          <w:szCs w:val="24"/>
         </w:rPr>
       </w:r>
       <w:r>
         <w:rPr>
           <w:b w:val="0"/>
           <w:bCs w:val="0"/>
-          <w:color w:val="000000" w:themeColor="text1"/>
-          <w:sz w:val="22"/>
-          <w:szCs w:val="22"/>
+          <w:color w:val="auto"/>
+          <w:sz w:val="24"/>
+          <w:szCs w:val="24"/>
           <w:highlight w:val="none"/>
           <w:u w:val="none"/>
           <w:lang w:val="fr-FR" w:bidi="fr-FR"/>
@@ -2822,23 +4459,191 @@
         <w:spacing/>
         <w:ind/>
         <w:rPr>
-          <w:color w:val="000000" w:themeColor="text1"/>
+          <w:color w:val="auto"/>
+          <w:sz w:val="24"/>
+          <w:szCs w:val="24"/>
           <w:highlight w:val="none"/>
         </w:rPr>
       </w:pPr>
       <w:r>
         <w:rPr>
-          <w:color w:val="000000" w:themeColor="text1"/>
+          <w:color w:val="auto"/>
+          <w:sz w:val="24"/>
+          <w:szCs w:val="24"/>
           <w:highlight w:val="none"/>
           <w:lang w:val="fr-FR" w:bidi="fr-FR"/>
         </w:rPr>
-        <w:t xml:space="preserve">Tout fonctionne dans la console : </w:t>
+      </w:r>
+      <w:r>
+        <w:rPr>
+          <w:color w:val="auto"/>
+          <w:sz w:val="24"/>
+          <w:szCs w:val="24"/>
+          <w:highlight w:val="none"/>
+          <w:lang w:val="fr-FR" w:bidi="fr-FR"/>
+        </w:rPr>
+      </w:r>
+      <w:r>
+        <w:rPr>
+          <w:color w:val="auto"/>
+          <w:sz w:val="24"/>
+          <w:szCs w:val="24"/>
+          <w:highlight w:val="none"/>
+          <w:lang w:val="fr-FR" w:bidi="fr-FR"/>
+        </w:rPr>
+      </w:r>
+    </w:p>
+    <w:p>
+      <w:pPr>
+        <w:pBdr/>
+        <w:spacing/>
+        <w:ind/>
+        <w:rPr>
+          <w:color w:val="auto"/>
+          <w:sz w:val="24"/>
+          <w:szCs w:val="24"/>
+          <w:highlight w:val="none"/>
+          <w:lang w:val="fr-FR" w:bidi="fr-FR"/>
+        </w:rPr>
+      </w:pPr>
+      <w:r>
+        <w:rPr>
+          <w:color w:val="auto"/>
+          <w:sz w:val="24"/>
+          <w:szCs w:val="24"/>
+          <w:highlight w:val="none"/>
+          <w:lang w:val="fr-FR" w:bidi="fr-FR"/>
+        </w:rPr>
+      </w:r>
+      <w:r>
+        <w:rPr>
+          <w:color w:val="auto"/>
+          <w:sz w:val="24"/>
+          <w:szCs w:val="24"/>
+          <w:highlight w:val="none"/>
+          <w:lang w:val="fr-FR" w:bidi="fr-FR"/>
+        </w:rPr>
+      </w:r>
+      <w:r>
+        <w:rPr>
+          <w:color w:val="auto"/>
+          <w:sz w:val="24"/>
+          <w:szCs w:val="24"/>
+          <w:highlight w:val="none"/>
+          <w:lang w:val="fr-FR" w:bidi="fr-FR"/>
+        </w:rPr>
+      </w:r>
+    </w:p>
+    <w:p>
+      <w:pPr>
+        <w:pBdr/>
+        <w:spacing/>
+        <w:ind/>
+        <w:rPr>
+          <w:color w:val="auto"/>
+          <w:sz w:val="24"/>
+          <w:szCs w:val="24"/>
+          <w:highlight w:val="none"/>
+          <w:lang w:val="fr-FR" w:bidi="fr-FR"/>
+        </w:rPr>
+      </w:pPr>
+      <w:r>
+        <w:rPr>
+          <w:color w:val="auto"/>
+          <w:sz w:val="24"/>
+          <w:szCs w:val="24"/>
+          <w:highlight w:val="none"/>
+          <w:lang w:val="fr-FR" w:bidi="fr-FR"/>
+        </w:rPr>
+      </w:r>
+      <w:r>
+        <w:rPr>
+          <w:color w:val="auto"/>
+          <w:sz w:val="24"/>
+          <w:szCs w:val="24"/>
+          <w:highlight w:val="none"/>
+          <w:lang w:val="fr-FR" w:bidi="fr-FR"/>
+        </w:rPr>
+      </w:r>
+      <w:r>
+        <w:rPr>
+          <w:color w:val="auto"/>
+          <w:sz w:val="24"/>
+          <w:szCs w:val="24"/>
+          <w:highlight w:val="none"/>
+          <w:lang w:val="fr-FR" w:bidi="fr-FR"/>
+        </w:rPr>
+      </w:r>
+    </w:p>
+    <w:p>
+      <w:pPr>
+        <w:pBdr/>
+        <w:spacing/>
+        <w:ind/>
+        <w:rPr>
+          <w:color w:val="auto"/>
+          <w:sz w:val="24"/>
+          <w:szCs w:val="24"/>
+          <w:highlight w:val="none"/>
+          <w:lang w:val="fr-FR" w:bidi="fr-FR"/>
+        </w:rPr>
+      </w:pPr>
+      <w:r>
+        <w:rPr>
+          <w:color w:val="auto"/>
+          <w:sz w:val="24"/>
+          <w:szCs w:val="24"/>
+          <w:highlight w:val="none"/>
+          <w:lang w:val="fr-FR" w:bidi="fr-FR"/>
+        </w:rPr>
+      </w:r>
+      <w:r>
+        <w:rPr>
+          <w:color w:val="auto"/>
+          <w:sz w:val="24"/>
+          <w:szCs w:val="24"/>
+          <w:highlight w:val="none"/>
+          <w:lang w:val="fr-FR" w:bidi="fr-FR"/>
+        </w:rPr>
+      </w:r>
+      <w:r>
+        <w:rPr>
+          <w:color w:val="auto"/>
+          <w:sz w:val="24"/>
+          <w:szCs w:val="24"/>
+          <w:highlight w:val="none"/>
+          <w:lang w:val="fr-FR" w:bidi="fr-FR"/>
+        </w:rPr>
+      </w:r>
+    </w:p>
+    <w:p>
+      <w:pPr>
+        <w:pBdr/>
+        <w:spacing w:line="360" w:lineRule="auto"/>
+        <w:ind/>
+        <w:rPr>
+          <w:color w:val="auto"/>
+          <w:sz w:val="24"/>
+          <w:szCs w:val="24"/>
+          <w:highlight w:val="none"/>
+          <w:lang w:val="fr-FR" w:bidi="fr-FR"/>
+        </w:rPr>
+      </w:pPr>
+      <w:r>
+        <w:rPr>
+          <w:color w:val="auto"/>
+          <w:sz w:val="24"/>
+          <w:szCs w:val="24"/>
+          <w:highlight w:val="none"/>
+          <w:lang w:val="fr-FR" w:bidi="fr-FR"/>
+        </w:rPr>
+        <w:t xml:space="preserve">J’ai relancé la commande « k create –f ./projet2 » pour remettre le projet en place. Ensuite j’ai exécuté la commande « k get all –n prodv2-b-05-03-2026 » pour vérifier si tout est fonctionnel dans le namespace: </w:t>
       </w:r>
       <w:r>
         <w:rPr>
           <w:b w:val="0"/>
           <w:bCs w:val="0"/>
-          <w:color w:val="000000" w:themeColor="text1"/>
+          <w:color w:val="auto"/>
           <w:sz w:val="24"/>
           <w:szCs w:val="24"/>
           <w:highlight w:val="none"/>
@@ -2853,21 +4658,26 @@
         <w:spacing/>
         <w:ind/>
         <w:rPr>
-          <w:color w:val="000000" w:themeColor="text1"/>
+          <w:color w:val="auto"/>
+          <w:sz w:val="24"/>
+          <w:szCs w:val="24"/>
           <w:highlight w:val="none"/>
-          <w:lang w:val="fr-FR" w:bidi="fr-FR"/>
         </w:rPr>
       </w:pPr>
       <w:r>
         <w:rPr>
-          <w:color w:val="000000" w:themeColor="text1"/>
+          <w:color w:val="auto"/>
+          <w:sz w:val="24"/>
+          <w:szCs w:val="24"/>
           <w:highlight w:val="none"/>
           <w:lang w:val="fr-FR" w:bidi="fr-FR"/>
         </w:rPr>
       </w:r>
       <w:r>
         <w:rPr>
-          <w:color w:val="000000" w:themeColor="text1"/>
+          <w:color w:val="auto"/>
+          <w:sz w:val="24"/>
+          <w:szCs w:val="24"/>
         </w:rPr>
         <mc:AlternateContent>
           <mc:Choice Requires="wpg">
@@ -2890,7 +4700,7 @@
                         <pic:nvPr/>
                       </pic:nvPicPr>
                       <pic:blipFill rotWithShape="1">
-                        <a:blip r:embed="rId23"/>
+                        <a:blip r:embed="rId24"/>
                         <a:stretch/>
                       </pic:blipFill>
                       <pic:spPr bwMode="auto">
@@ -2930,7 +4740,7 @@
                 <o:lock v:ext="edit" aspectratio="t"/>
               </v:shapetype>
               <v:shape id="_x0000_i8" o:spid="_x0000_s8" type="#_x0000_t75" style="width:385.67pt;height:203.94pt;mso-wrap-distance-left:0.00pt;mso-wrap-distance-top:0.00pt;mso-wrap-distance-right:0.00pt;mso-wrap-distance-bottom:0.00pt;z-index:1;" stroked="false">
-                <v:imagedata r:id="rId23" o:title=""/>
+                <v:imagedata r:id="rId24" o:title=""/>
                 <o:lock v:ext="edit" rotation="t"/>
               </v:shape>
             </w:pict>
@@ -2939,14 +4749,9 @@
       </w:r>
       <w:r>
         <w:rPr>
-          <w:color w:val="000000" w:themeColor="text1"/>
-          <w:highlight w:val="none"/>
-          <w:lang w:val="fr-FR" w:bidi="fr-FR"/>
-        </w:rPr>
-      </w:r>
-      <w:r>
-        <w:rPr>
-          <w:color w:val="000000" w:themeColor="text1"/>
+          <w:color w:val="auto"/>
+          <w:sz w:val="24"/>
+          <w:szCs w:val="24"/>
           <w:highlight w:val="none"/>
         </w:rPr>
       </w:r>
@@ -2957,31 +4762,40 @@
         <w:spacing/>
         <w:ind/>
         <w:rPr>
-          <w:color w:val="000000" w:themeColor="text1"/>
+          <w:color w:val="auto"/>
+          <w:sz w:val="24"/>
+          <w:szCs w:val="24"/>
           <w:highlight w:val="none"/>
         </w:rPr>
       </w:pPr>
       <w:r>
         <w:rPr>
-          <w:color w:val="000000" w:themeColor="text1"/>
+          <w:color w:val="auto"/>
+          <w:sz w:val="24"/>
+          <w:szCs w:val="24"/>
           <w:highlight w:val="none"/>
         </w:rPr>
       </w:r>
       <w:r>
         <w:rPr>
-          <w:color w:val="000000" w:themeColor="text1"/>
+          <w:color w:val="auto"/>
+          <w:sz w:val="24"/>
+          <w:szCs w:val="24"/>
           <w:highlight w:val="none"/>
         </w:rPr>
       </w:r>
       <w:r>
         <w:rPr>
-          <w:color w:val="000000" w:themeColor="text1"/>
+          <w:color w:val="auto"/>
+          <w:sz w:val="24"/>
+          <w:szCs w:val="24"/>
           <w:highlight w:val="none"/>
         </w:rPr>
       </w:r>
     </w:p>
     <w:p>
       <w:pPr>
+        <w:pStyle w:val="849"/>
         <w:pBdr/>
         <w:spacing/>
         <w:ind/>
@@ -2990,123 +4804,8 @@
           <w:highlight w:val="none"/>
         </w:rPr>
       </w:pPr>
-      <w:r>
-        <w:rPr>
-          <w:color w:val="000000" w:themeColor="text1"/>
-          <w:highlight w:val="none"/>
-        </w:rPr>
-      </w:r>
-      <w:r>
-        <w:rPr>
-          <w:color w:val="000000" w:themeColor="text1"/>
-          <w:highlight w:val="none"/>
-        </w:rPr>
-      </w:r>
-      <w:r>
-        <w:rPr>
-          <w:color w:val="000000" w:themeColor="text1"/>
-          <w:highlight w:val="none"/>
-        </w:rPr>
-      </w:r>
-    </w:p>
-    <w:p>
-      <w:pPr>
-        <w:pBdr/>
-        <w:spacing/>
-        <w:ind/>
-        <w:rPr>
-          <w:color w:val="000000" w:themeColor="text1"/>
-          <w:highlight w:val="none"/>
-        </w:rPr>
-      </w:pPr>
-      <w:r>
-        <w:rPr>
-          <w:color w:val="000000" w:themeColor="text1"/>
-          <w:highlight w:val="none"/>
-        </w:rPr>
-      </w:r>
-      <w:r>
-        <w:rPr>
-          <w:color w:val="000000" w:themeColor="text1"/>
-          <w:highlight w:val="none"/>
-        </w:rPr>
-      </w:r>
-      <w:r>
-        <w:rPr>
-          <w:color w:val="000000" w:themeColor="text1"/>
-          <w:highlight w:val="none"/>
-        </w:rPr>
-      </w:r>
-    </w:p>
-    <w:p>
-      <w:pPr>
-        <w:pBdr/>
-        <w:spacing/>
-        <w:ind/>
-        <w:rPr>
-          <w:color w:val="000000" w:themeColor="text1"/>
-          <w:highlight w:val="none"/>
-        </w:rPr>
-      </w:pPr>
-      <w:r>
-        <w:rPr>
-          <w:color w:val="000000" w:themeColor="text1"/>
-          <w:highlight w:val="none"/>
-        </w:rPr>
-      </w:r>
-      <w:r>
-        <w:rPr>
-          <w:color w:val="000000" w:themeColor="text1"/>
-          <w:highlight w:val="none"/>
-        </w:rPr>
-      </w:r>
-      <w:r>
-        <w:rPr>
-          <w:color w:val="000000" w:themeColor="text1"/>
-          <w:highlight w:val="none"/>
-        </w:rPr>
-      </w:r>
-    </w:p>
-    <w:p>
-      <w:pPr>
-        <w:pBdr/>
-        <w:spacing/>
-        <w:ind/>
-        <w:rPr>
-          <w:color w:val="000000" w:themeColor="text1"/>
-          <w:highlight w:val="none"/>
-        </w:rPr>
-      </w:pPr>
-      <w:r>
-        <w:rPr>
-          <w:color w:val="000000" w:themeColor="text1"/>
-          <w:highlight w:val="none"/>
-        </w:rPr>
-      </w:r>
-      <w:r>
-        <w:rPr>
-          <w:color w:val="000000" w:themeColor="text1"/>
-          <w:highlight w:val="none"/>
-        </w:rPr>
-      </w:r>
-      <w:r>
-        <w:rPr>
-          <w:color w:val="000000" w:themeColor="text1"/>
-          <w:highlight w:val="none"/>
-        </w:rPr>
-      </w:r>
-    </w:p>
-    <w:p>
-      <w:pPr>
-        <w:pStyle w:val="849"/>
-        <w:pBdr/>
-        <w:spacing/>
-        <w:ind/>
-        <w:rPr>
-          <w:color w:val="000000" w:themeColor="text1"/>
-          <w:highlight w:val="none"/>
-        </w:rPr>
-      </w:pPr>
+      <w:r/>
+      <w:bookmarkStart w:id="5" w:name="_Toc5"/>
       <w:r>
         <w:rPr>
           <w:b/>
@@ -3132,6 +4831,8 @@
           <w:lang w:val="fr-FR" w:bidi="fr-FR"/>
         </w:rPr>
       </w:r>
+      <w:bookmarkEnd w:id="5"/>
+      <w:r/>
       <w:r>
         <w:rPr>
           <w:color w:val="000000" w:themeColor="text1"/>
@@ -3143,8 +4844,9 @@
     <w:p>
       <w:pPr>
         <w:pBdr/>
-        <w:spacing/>
-        <w:ind/>
+        <w:spacing w:line="360" w:lineRule="auto"/>
+        <w:ind/>
+        <w:jc w:val="both"/>
         <w:rPr>
           <w:b w:val="0"/>
           <w:bCs w:val="0"/>
@@ -3179,7 +4881,33 @@
           <w:u w:val="none"/>
           <w:lang w:val="fr-FR"/>
         </w:rPr>
-        <w:t xml:space="preserve">En testant l’application dans le site : le payment fonctionne </w:t>
+        <w:t xml:space="preserve">Puis, j’ai réalisé un portforward : « </w:t>
+      </w:r>
+      <w:r>
+        <w:rPr>
+          <w:b w:val="0"/>
+          <w:bCs w:val="0"/>
+          <w:color w:val="000000" w:themeColor="text1"/>
+          <w:sz w:val="24"/>
+          <w:szCs w:val="24"/>
+          <w:highlight w:val="none"/>
+          <w:u w:val="none"/>
+          <w:lang w:val="fr-FR"/>
+        </w:rPr>
+        <w:t xml:space="preserve">k port-forward —address 0.0.0.0 –n prodv2-b-05-03-2026 service/rocket-ecommerce-main-svc-b 5005:5005</w:t>
+      </w:r>
+      <w:r>
+        <w:rPr>
+          <w:b w:val="0"/>
+          <w:bCs w:val="0"/>
+          <w:color w:val="000000" w:themeColor="text1"/>
+          <w:sz w:val="24"/>
+          <w:szCs w:val="24"/>
+          <w:highlight w:val="none"/>
+          <w:u w:val="none"/>
+          <w:lang w:val="fr-FR"/>
+        </w:rPr>
+        <w:t xml:space="preserve"> » sur le port 5005, et en y accédant dans le navigateur, j’ai testé un paiement et tout fonctionne.</w:t>
       </w:r>
       <w:r>
         <w:rPr>
@@ -3242,7 +4970,7 @@
                         <pic:nvPr/>
                       </pic:nvPicPr>
                       <pic:blipFill rotWithShape="1">
-                        <a:blip r:embed="rId24"/>
+                        <a:blip r:embed="rId25"/>
                         <a:stretch/>
                       </pic:blipFill>
                       <pic:spPr bwMode="auto">
@@ -3282,7 +5010,7 @@
                 <o:lock v:ext="edit" aspectratio="t"/>
               </v:shapetype>
               <v:shape id="_x0000_i9" o:spid="_x0000_s9" type="#_x0000_t75" style="width:467.75pt;height:247.89pt;mso-wrap-distance-left:0.00pt;mso-wrap-distance-top:0.00pt;mso-wrap-distance-right:0.00pt;mso-wrap-distance-bottom:0.00pt;z-index:1;" stroked="false">
-                <v:imagedata r:id="rId24" o:title=""/>
+                <v:imagedata r:id="rId25" o:title=""/>
                 <o:lock v:ext="edit" rotation="t"/>
               </v:shape>
             </w:pict>
@@ -3330,7 +5058,7 @@
       <w:pPr>
         <w:pStyle w:val="849"/>
         <w:pBdr/>
-        <w:spacing/>
+        <w:spacing w:before="0" w:line="240" w:lineRule="auto"/>
         <w:ind/>
         <w:rPr>
           <w:b w:val="0"/>
@@ -3382,12 +5110,8 @@
           <w:u w:val="single"/>
         </w:rPr>
       </w:pPr>
-      <w:r>
-        <w:rPr>
-          <w:color w:val="000000" w:themeColor="text1"/>
-        </w:rPr>
-      </w:r>
-      <w:bookmarkStart w:id="3" w:name="_Toc3"/>
+      <w:r/>
+      <w:bookmarkStart w:id="6" w:name="_Toc6"/>
       <w:r>
         <w:rPr>
           <w:b/>
@@ -3407,33 +5131,73 @@
           <w:color w:val="000000" w:themeColor="text1"/>
         </w:rPr>
       </w:r>
-      <w:bookmarkEnd w:id="3"/>
-      <w:r>
-        <w:rPr>
-          <w:color w:val="000000" w:themeColor="text1"/>
-        </w:rPr>
-      </w:r>
+      <w:bookmarkEnd w:id="6"/>
+      <w:r/>
       <w:r>
         <w:rPr>
           <w:b/>
           <w:bCs/>
           <w:strike w:val="0"/>
           <w:color w:val="000000" w:themeColor="text1"/>
-          <w:sz w:val="22"/>
-          <w:szCs w:val="22"/>
+          <w:sz w:val="28"/>
+          <w:szCs w:val="28"/>
           <w:highlight w:val="none"/>
           <w:u w:val="single"/>
-          <w:lang w:val="fr-FR"/>
         </w:rPr>
       </w:r>
     </w:p>
     <w:p>
       <w:pPr>
         <w:pBdr/>
-        <w:spacing/>
-        <w:ind/>
+        <w:spacing w:before="240" w:line="360" w:lineRule="auto"/>
+        <w:ind/>
+        <w:jc w:val="both"/>
+        <w:rPr/>
+      </w:pPr>
+      <w:r>
         <w:rPr>
           <w:color w:val="000000" w:themeColor="text1"/>
+          <w:sz w:val="24"/>
+          <w:szCs w:val="24"/>
+        </w:rPr>
+        <w:t xml:space="preserve">Voic</w:t>
+      </w:r>
+      <w:r>
+        <w:rPr>
+          <w:b w:val="0"/>
+          <w:bCs w:val="0"/>
+          <w:color w:val="000000" w:themeColor="text1"/>
+          <w:sz w:val="24"/>
+          <w:szCs w:val="24"/>
+          <w:u w:val="none"/>
+        </w:rPr>
+        <w:t xml:space="preserve">i</w:t>
+      </w:r>
+      <w:r>
+        <w:rPr>
+          <w:b w:val="0"/>
+          <w:bCs w:val="0"/>
+          <w:strike w:val="0"/>
+          <w:color w:val="000000" w:themeColor="text1"/>
+          <w:sz w:val="24"/>
+          <w:szCs w:val="24"/>
+          <w:highlight w:val="none"/>
+          <w:u w:val="none"/>
+          <w:lang w:val="fr-FR"/>
+        </w:rPr>
+        <w:t xml:space="preserve"> un schéma de l’architecture :</w:t>
+      </w:r>
+      <w:r/>
+    </w:p>
+    <w:p>
+      <w:pPr>
+        <w:pBdr/>
+        <w:spacing/>
+        <w:ind/>
+        <w:rPr>
+          <w:color w:val="000000" w:themeColor="text1"/>
+          <w:highlight w:val="none"/>
+          <w:lang w:val="fr-FR" w:bidi="fr-FR"/>
         </w:rPr>
       </w:pPr>
       <w:r>
@@ -3468,7 +5232,7 @@
                         <pic:nvPr/>
                       </pic:nvPicPr>
                       <pic:blipFill rotWithShape="1">
-                        <a:blip r:embed="rId25"/>
+                        <a:blip r:embed="rId26"/>
                         <a:stretch/>
                       </pic:blipFill>
                       <pic:spPr bwMode="auto">
@@ -3508,7 +5272,7 @@
                 <o:lock v:ext="edit" aspectratio="t"/>
               </v:shapetype>
               <v:shape id="_x0000_i10" o:spid="_x0000_s10" type="#_x0000_t75" style="width:467.75pt;height:263.00pt;mso-wrap-distance-left:0.00pt;mso-wrap-distance-top:0.00pt;mso-wrap-distance-right:0.00pt;mso-wrap-distance-bottom:0.00pt;z-index:1;" stroked="false">
-                <v:imagedata r:id="rId25" o:title=""/>
+                <v:imagedata r:id="rId26" o:title=""/>
                 <o:lock v:ext="edit" rotation="t"/>
               </v:shape>
             </w:pict>
@@ -3525,12 +5289,445 @@
       <w:r>
         <w:rPr>
           <w:color w:val="000000" w:themeColor="text1"/>
+        </w:rPr>
+      </w:r>
+    </w:p>
+    <w:p>
+      <w:pPr>
+        <w:pBdr/>
+        <w:spacing w:line="360" w:lineRule="auto"/>
+        <w:ind/>
+        <w:jc w:val="both"/>
+        <w:rPr>
+          <w:b/>
+          <w:bCs/>
+          <w:color w:val="000000" w:themeColor="text1"/>
+          <w:sz w:val="24"/>
+          <w:szCs w:val="24"/>
+          <w:highlight w:val="none"/>
+          <w:u w:val="single"/>
+          <w:lang w:val="fr-FR" w:bidi="fr-FR"/>
+        </w:rPr>
+      </w:pPr>
+      <w:r>
+        <w:rPr>
+          <w:b/>
+          <w:bCs/>
+          <w:color w:val="000000" w:themeColor="text1"/>
+          <w:sz w:val="28"/>
+          <w:szCs w:val="28"/>
+          <w:highlight w:val="none"/>
+          <w:u w:val="single"/>
+          <w:lang w:val="fr-FR" w:bidi="fr-FR"/>
+        </w:rPr>
+        <w:t xml:space="preserve">E</w:t>
+      </w:r>
+      <w:r>
+        <w:rPr>
+          <w:b/>
+          <w:bCs/>
+          <w:color w:val="000000" w:themeColor="text1"/>
+          <w:sz w:val="28"/>
+          <w:szCs w:val="28"/>
+          <w:highlight w:val="none"/>
+          <w:u w:val="single"/>
+          <w:lang w:val="fr-FR" w:bidi="fr-FR"/>
+        </w:rPr>
+        <w:t xml:space="preserve">xpliquer le choix concernant les frameworks et technologies utilisées avec les avantages et </w:t>
+      </w:r>
+      <w:r>
+        <w:rPr>
+          <w:b/>
+          <w:bCs/>
+          <w:color w:val="000000" w:themeColor="text1"/>
+          <w:sz w:val="28"/>
+          <w:szCs w:val="28"/>
+          <w:highlight w:val="none"/>
+          <w:u w:val="single"/>
+          <w:lang w:val="fr-FR" w:bidi="fr-FR"/>
+        </w:rPr>
+        <w:t xml:space="preserve">inconvénients</w:t>
+      </w:r>
+      <w:r>
+        <w:rPr>
+          <w:b/>
+          <w:bCs/>
+          <w:color w:val="000000" w:themeColor="text1"/>
+          <w:sz w:val="24"/>
+          <w:szCs w:val="24"/>
+          <w:highlight w:val="none"/>
+          <w:u w:val="single"/>
+          <w:lang w:val="fr-FR" w:bidi="fr-FR"/>
+        </w:rPr>
+      </w:r>
+      <w:r>
+        <w:rPr>
+          <w:b/>
+          <w:bCs/>
+          <w:color w:val="000000" w:themeColor="text1"/>
+          <w:sz w:val="24"/>
+          <w:szCs w:val="24"/>
+          <w:highlight w:val="none"/>
+          <w:u w:val="single"/>
+        </w:rPr>
+      </w:r>
+    </w:p>
+    <w:p>
+      <w:pPr>
+        <w:pBdr/>
+        <w:spacing w:line="360" w:lineRule="auto"/>
+        <w:ind/>
+        <w:jc w:val="both"/>
+        <w:rPr>
+          <w:sz w:val="24"/>
+          <w:szCs w:val="24"/>
+        </w:rPr>
+      </w:pPr>
+      <w:r>
+        <w:rPr>
+          <w:b w:val="0"/>
+          <w:bCs w:val="0"/>
+          <w:color w:val="000000" w:themeColor="text1"/>
+          <w:sz w:val="24"/>
+          <w:szCs w:val="24"/>
+          <w:highlight w:val="none"/>
+          <w:u w:val="none"/>
+          <w:lang w:val="fr-FR" w:bidi="fr-FR"/>
+        </w:rPr>
+        <w:t xml:space="preserve">Pour les frameworks et technologies utilisées, </w:t>
+      </w:r>
+      <w:r>
+        <w:rPr>
+          <w:b w:val="0"/>
+          <w:bCs w:val="0"/>
+          <w:color w:val="000000" w:themeColor="text1"/>
+          <w:sz w:val="24"/>
+          <w:szCs w:val="24"/>
+          <w:highlight w:val="none"/>
+          <w:u w:val="none"/>
+          <w:lang w:val="fr-FR" w:bidi="fr-FR"/>
+        </w:rPr>
+        <w:t xml:space="preserve">j’ai choisi MiniKube et Kubernetes car ils permettent une orchestration des containeurs, et Kubernetes a un système de ReplicaSets, qui m’a permis d’implémenter 3 réplicas par application dans ce projet.</w:t>
+      </w:r>
+      <w:r>
+        <w:rPr>
+          <w:b w:val="0"/>
+          <w:bCs w:val="0"/>
+          <w:color w:val="000000" w:themeColor="text1"/>
+          <w:sz w:val="24"/>
+          <w:szCs w:val="24"/>
+          <w:highlight w:val="none"/>
+          <w:u w:val="none"/>
+          <w:lang w:val="fr-FR" w:bidi="fr-FR"/>
+        </w:rPr>
+        <w:t xml:space="preserve"> Comme inconvénients, </w:t>
+      </w:r>
+      <w:r>
+        <w:rPr>
+          <w:sz w:val="24"/>
+          <w:szCs w:val="24"/>
+        </w:rPr>
+        <w:t xml:space="preserve">ils ont une courbe d'apprentissage assez élevée et une consommation de ressources importante pour un simple environnement local. </w:t>
+      </w:r>
+      <w:r>
+        <w:rPr>
+          <w:b w:val="0"/>
+          <w:bCs w:val="0"/>
+          <w:color w:val="000000" w:themeColor="text1"/>
+          <w:sz w:val="24"/>
+          <w:szCs w:val="24"/>
+          <w:highlight w:val="none"/>
+          <w:u w:val="none"/>
+          <w:lang w:val="fr-FR" w:bidi="fr-FR"/>
+        </w:rPr>
+      </w:r>
+    </w:p>
+    <w:p>
+      <w:pPr>
+        <w:pBdr/>
+        <w:spacing w:line="360" w:lineRule="auto"/>
+        <w:ind/>
+        <w:jc w:val="both"/>
+        <w:rPr>
+          <w:b w:val="0"/>
+          <w:bCs w:val="0"/>
+          <w:color w:val="000000" w:themeColor="text1"/>
+          <w:sz w:val="24"/>
+          <w:szCs w:val="24"/>
+          <w:highlight w:val="none"/>
+          <w:u w:val="none"/>
+          <w:lang w:val="fr-FR" w:bidi="fr-FR"/>
+        </w:rPr>
+      </w:pPr>
+      <w:r>
+        <w:rPr>
+          <w:sz w:val="24"/>
+          <w:szCs w:val="24"/>
+        </w:rPr>
+        <w:t xml:space="preserve">Pour les machines virtuelles,</w:t>
+      </w:r>
+      <w:r>
+        <w:rPr>
+          <w:sz w:val="22"/>
+          <w:szCs w:val="22"/>
+        </w:rPr>
+        <w:t xml:space="preserve"> </w:t>
+      </w:r>
+      <w:r>
+        <w:rPr>
+          <w:b w:val="0"/>
+          <w:bCs w:val="0"/>
+          <w:color w:val="000000" w:themeColor="text1"/>
+          <w:sz w:val="24"/>
+          <w:szCs w:val="24"/>
+          <w:highlight w:val="none"/>
+          <w:u w:val="none"/>
+          <w:lang w:val="fr-FR" w:bidi="fr-FR"/>
+        </w:rPr>
+        <w:t xml:space="preserve">j’ai utilisé MultiPass pour gérer mes machines virtuelles, c’était la solution la plus simple pour moi car j’utilise Linux Mint et non Windows. Son système de yaml est très utile pour la réplication. L’inconvénient de MultiPass est que son utilisation sur Windows est moins bonne que sur Linux. </w:t>
+      </w:r>
+      <w:r>
+        <w:rPr>
+          <w:b w:val="0"/>
+          <w:bCs w:val="0"/>
+          <w:color w:val="000000" w:themeColor="text1"/>
+          <w:sz w:val="24"/>
+          <w:szCs w:val="24"/>
+          <w:highlight w:val="none"/>
+          <w:u w:val="none"/>
+          <w:lang w:val="fr-FR" w:bidi="fr-FR"/>
+        </w:rPr>
+      </w:r>
+    </w:p>
+    <w:p>
+      <w:pPr>
+        <w:pBdr/>
+        <w:spacing w:line="360" w:lineRule="auto"/>
+        <w:ind/>
+        <w:jc w:val="both"/>
+        <w:rPr>
+          <w:sz w:val="24"/>
+          <w:szCs w:val="24"/>
+          <w:highlight w:val="none"/>
+        </w:rPr>
+      </w:pPr>
+      <w:r>
+        <w:rPr>
+          <w:b w:val="0"/>
+          <w:bCs w:val="0"/>
+          <w:color w:val="000000" w:themeColor="text1"/>
+          <w:sz w:val="24"/>
+          <w:szCs w:val="24"/>
+          <w:highlight w:val="none"/>
+          <w:u w:val="none"/>
+          <w:lang w:val="fr-FR" w:bidi="fr-FR"/>
+        </w:rPr>
+        <w:t xml:space="preserve">J’ai utilisé Docker et Docker Hub pour</w:t>
+      </w:r>
+      <w:r>
+        <w:rPr>
+          <w:b w:val="0"/>
+          <w:bCs w:val="0"/>
+          <w:color w:val="000000" w:themeColor="text1"/>
+          <w:sz w:val="24"/>
+          <w:szCs w:val="24"/>
+          <w:highlight w:val="none"/>
+          <w:u w:val="none"/>
+          <w:lang w:val="fr-FR" w:bidi="fr-FR"/>
+        </w:rPr>
+        <w:t xml:space="preserve"> builder les images et les stocker, l’avantage est </w:t>
+      </w:r>
+      <w:r>
+        <w:rPr>
+          <w:b w:val="0"/>
+          <w:bCs w:val="0"/>
+          <w:color w:val="000000" w:themeColor="text1"/>
+          <w:sz w:val="24"/>
+          <w:szCs w:val="24"/>
+          <w:highlight w:val="none"/>
+          <w:u w:val="none"/>
+          <w:lang w:val="fr-FR" w:bidi="fr-FR"/>
+        </w:rPr>
+        <w:t xml:space="preserve">la portabilité totale des applications. L’inconvénient est que l</w:t>
+      </w:r>
+      <w:r>
+        <w:rPr>
+          <w:b w:val="0"/>
+          <w:bCs w:val="0"/>
+          <w:color w:val="000000" w:themeColor="text1"/>
+          <w:sz w:val="24"/>
+          <w:szCs w:val="24"/>
+          <w:highlight w:val="none"/>
+          <w:u w:val="none"/>
+          <w:lang w:val="fr-FR" w:bidi="fr-FR"/>
+        </w:rPr>
+        <w:t xml:space="preserve">a gestion des images peut devenir complexe sans une stratégie de nettoyage régulière.</w:t>
+      </w:r>
+      <w:r>
+        <w:rPr>
+          <w:sz w:val="24"/>
+          <w:szCs w:val="24"/>
+        </w:rPr>
+      </w:r>
+      <w:r>
+        <w:rPr>
+          <w:b w:val="0"/>
+          <w:bCs w:val="0"/>
+          <w:color w:val="000000" w:themeColor="text1"/>
+          <w:sz w:val="28"/>
+          <w:szCs w:val="28"/>
+          <w:highlight w:val="none"/>
+          <w:u w:val="none"/>
+          <w:lang w:val="fr-FR" w:bidi="fr-FR"/>
+        </w:rPr>
+      </w:r>
+    </w:p>
+    <w:p>
+      <w:pPr>
+        <w:pBdr/>
+        <w:spacing w:line="360" w:lineRule="auto"/>
+        <w:ind/>
+        <w:jc w:val="both"/>
+        <w:rPr>
+          <w:b w:val="0"/>
+          <w:bCs w:val="0"/>
+          <w:color w:val="000000" w:themeColor="text1"/>
+          <w:sz w:val="28"/>
+          <w:szCs w:val="28"/>
+          <w:highlight w:val="none"/>
+          <w:u w:val="none"/>
+          <w:lang w:val="fr-FR" w:bidi="fr-FR"/>
+        </w:rPr>
+      </w:pPr>
+      <w:r>
+        <w:rPr>
+          <w:b w:val="0"/>
+          <w:bCs w:val="0"/>
+          <w:color w:val="000000" w:themeColor="text1"/>
+          <w:sz w:val="28"/>
+          <w:szCs w:val="28"/>
+          <w:highlight w:val="none"/>
+          <w:u w:val="none"/>
+          <w:lang w:val="fr-FR" w:bidi="fr-FR"/>
+        </w:rPr>
+      </w:r>
+      <w:r>
+        <w:rPr>
+          <w:b w:val="0"/>
+          <w:bCs w:val="0"/>
+          <w:color w:val="000000" w:themeColor="text1"/>
+          <w:sz w:val="28"/>
+          <w:szCs w:val="28"/>
+          <w:highlight w:val="none"/>
+          <w:u w:val="none"/>
+          <w:lang w:val="fr-FR" w:bidi="fr-FR"/>
+        </w:rPr>
+      </w:r>
+      <w:r>
+        <w:rPr>
+          <w:b w:val="0"/>
+          <w:bCs w:val="0"/>
+          <w:color w:val="000000" w:themeColor="text1"/>
+          <w:sz w:val="28"/>
+          <w:szCs w:val="28"/>
+          <w:highlight w:val="none"/>
+          <w:u w:val="none"/>
+          <w:lang w:val="fr-FR" w:bidi="fr-FR"/>
+        </w:rPr>
+      </w:r>
+    </w:p>
+    <w:p>
+      <w:pPr>
+        <w:pBdr/>
+        <w:spacing w:line="360" w:lineRule="auto"/>
+        <w:ind/>
+        <w:jc w:val="both"/>
+        <w:rPr>
+          <w:b w:val="0"/>
+          <w:bCs w:val="0"/>
+          <w:color w:val="000000" w:themeColor="text1"/>
+          <w:sz w:val="28"/>
+          <w:szCs w:val="28"/>
+          <w:highlight w:val="none"/>
+          <w:u w:val="none"/>
+          <w:lang w:val="fr-FR" w:bidi="fr-FR"/>
+        </w:rPr>
+      </w:pPr>
+      <w:r>
+        <w:rPr>
+          <w:b w:val="0"/>
+          <w:bCs w:val="0"/>
+          <w:color w:val="000000" w:themeColor="text1"/>
+          <w:sz w:val="28"/>
+          <w:szCs w:val="28"/>
+          <w:highlight w:val="none"/>
+          <w:u w:val="none"/>
+          <w:lang w:val="fr-FR" w:bidi="fr-FR"/>
+        </w:rPr>
+      </w:r>
+      <w:r>
+        <w:rPr>
+          <w:b w:val="0"/>
+          <w:bCs w:val="0"/>
+          <w:color w:val="000000" w:themeColor="text1"/>
+          <w:sz w:val="28"/>
+          <w:szCs w:val="28"/>
+          <w:highlight w:val="none"/>
+          <w:u w:val="none"/>
+          <w:lang w:val="fr-FR" w:bidi="fr-FR"/>
+        </w:rPr>
+      </w:r>
+      <w:r>
+        <w:rPr>
+          <w:b w:val="0"/>
+          <w:bCs w:val="0"/>
+          <w:color w:val="000000" w:themeColor="text1"/>
+          <w:sz w:val="28"/>
+          <w:szCs w:val="28"/>
+          <w:highlight w:val="none"/>
+          <w:u w:val="none"/>
+          <w:lang w:val="fr-FR" w:bidi="fr-FR"/>
+        </w:rPr>
+      </w:r>
+    </w:p>
+    <w:p>
+      <w:pPr>
+        <w:pBdr/>
+        <w:spacing w:line="360" w:lineRule="auto"/>
+        <w:ind/>
+        <w:jc w:val="both"/>
+        <w:rPr>
+          <w:b w:val="0"/>
+          <w:bCs w:val="0"/>
+          <w:color w:val="000000" w:themeColor="text1"/>
+          <w:sz w:val="28"/>
+          <w:szCs w:val="28"/>
+          <w:highlight w:val="none"/>
+          <w:u w:val="none"/>
+          <w:lang w:val="fr-FR" w:bidi="fr-FR"/>
+        </w:rPr>
+      </w:pPr>
+      <w:r>
+        <w:rPr>
+          <w:sz w:val="24"/>
+          <w:szCs w:val="24"/>
+          <w:highlight w:val="none"/>
+          <w:lang w:val="fr-FR" w:bidi="fr-FR"/>
+        </w:rPr>
+        <w:t xml:space="preserve">Les applications que j’ai utilisé pour les deux projets sont des applications en Django (AdminLTE &amp; Star Admin) et en Flask (Ecommerce Stripe et Rocket Ecommerce) l’avantage avec ces frameworks sont qu’ils sont relativement simple et légers à mettre en place.</w:t>
+      </w:r>
+      <w:r>
+        <w:rPr>
+          <w:sz w:val="24"/>
+          <w:szCs w:val="24"/>
+          <w:highlight w:val="none"/>
           <w:lang w:val="fr-FR"/>
         </w:rPr>
       </w:r>
     </w:p>
     <w:sectPr>
       <w:headerReference w:type="default" r:id="rId10"/>
+      <w:footerReference w:type="default" r:id="rId11"/>
       <w:footnotePr/>
       <w:endnotePr/>
       <w:type w:val="nextPage"/>
@@ -3573,6 +5770,38 @@
     </w:p>
   </w:endnote>
 </w:endnotes>
+</file>
+
+<file path=word/footer1.xml><?xml version="1.0" encoding="utf-8"?>
+<w:ftr xmlns:wpc="http://schemas.microsoft.com/office/word/2010/wordprocessingCanvas" xmlns:mc="http://schemas.openxmlformats.org/markup-compatibility/2006" xmlns:o="urn:schemas-microsoft-com:office:office" xmlns:r="http://schemas.openxmlformats.org/officeDocument/2006/relationships" xmlns:m="http://schemas.openxmlformats.org/officeDocument/2006/math" xmlns:v="urn:schemas-microsoft-com:vml" xmlns:wp14="http://schemas.microsoft.com/office/word/2010/wordprocessingDrawing" xmlns:wp="http://schemas.openxmlformats.org/drawingml/2006/wordprocessingDrawing" xmlns:w10="urn:schemas-microsoft-com:office:word" xmlns:w="http://schemas.openxmlformats.org/wordprocessingml/2006/main" xmlns:w14="http://schemas.microsoft.com/office/word/2010/wordml" xmlns:w15="http://schemas.microsoft.com/office/word/2012/wordml" xmlns:wpg="http://schemas.microsoft.com/office/word/2010/wordprocessingGroup" xmlns:wpi="http://schemas.microsoft.com/office/word/2010/wordprocessingInk" xmlns:wne="http://schemas.microsoft.com/office/word/2006/wordml" xmlns:a="http://schemas.openxmlformats.org/drawingml/2006/main" xmlns:wps="http://schemas.microsoft.com/office/word/2010/wordprocessingShape" mc:Ignorable="w14 w15 wp14">
+  <w:p>
+    <w:pPr>
+      <w:pStyle w:val="884"/>
+      <w:pBdr/>
+      <w:spacing/>
+      <w:ind/>
+      <w:jc w:val="center"/>
+      <w:rPr/>
+    </w:pPr>
+    <w:fldSimple w:instr="PAGE \* MERGEFORMAT">
+      <w:r>
+        <w:t xml:space="preserve">1</w:t>
+      </w:r>
+    </w:fldSimple>
+    <w:r/>
+    <w:r/>
+  </w:p>
+  <w:p>
+    <w:pPr>
+      <w:pStyle w:val="884"/>
+      <w:pBdr/>
+      <w:spacing/>
+      <w:ind/>
+      <w:rPr/>
+    </w:pPr>
+    <w:r/>
+  </w:p>
+</w:ftr>
 </file>
 
 <file path=word/footnotes.xml><?xml version="1.0" encoding="utf-8"?>
@@ -3838,8 +6067,158 @@
       <w:suff w:val="tab"/>
     </w:lvl>
   </w:abstractNum>
+  <w:abstractNum w:abstractNumId="1">
+    <w:nsid w:val="5FB367F5"/>
+    <w:lvl w:ilvl="0">
+      <w:isLgl w:val="false"/>
+      <w:lvlJc w:val="left"/>
+      <w:lvlText w:val="–"/>
+      <w:numFmt w:val="bullet"/>
+      <w:pPr>
+        <w:pBdr/>
+        <w:spacing/>
+        <w:ind w:hanging="360" w:left="709"/>
+      </w:pPr>
+      <w:rPr>
+        <w:rFonts w:hint="default" w:ascii="Arial" w:hAnsi="Arial" w:eastAsia="Arial" w:cs="Arial"/>
+      </w:rPr>
+      <w:start w:val="1"/>
+      <w:suff w:val="tab"/>
+    </w:lvl>
+    <w:lvl w:ilvl="1">
+      <w:isLgl w:val="false"/>
+      <w:lvlJc w:val="left"/>
+      <w:lvlText w:val="o"/>
+      <w:numFmt w:val="bullet"/>
+      <w:pPr>
+        <w:pBdr/>
+        <w:spacing/>
+        <w:ind w:hanging="360" w:left="1429"/>
+      </w:pPr>
+      <w:rPr>
+        <w:rFonts w:hint="default" w:ascii="Courier New" w:hAnsi="Courier New" w:eastAsia="Courier New" w:cs="Courier New"/>
+      </w:rPr>
+      <w:start w:val="1"/>
+      <w:suff w:val="tab"/>
+    </w:lvl>
+    <w:lvl w:ilvl="2">
+      <w:isLgl w:val="false"/>
+      <w:lvlJc w:val="left"/>
+      <w:lvlText w:val="§"/>
+      <w:numFmt w:val="bullet"/>
+      <w:pPr>
+        <w:pBdr/>
+        <w:spacing/>
+        <w:ind w:hanging="360" w:left="2149"/>
+      </w:pPr>
+      <w:rPr>
+        <w:rFonts w:hint="default" w:ascii="Wingdings" w:hAnsi="Wingdings" w:eastAsia="Wingdings" w:cs="Wingdings"/>
+      </w:rPr>
+      <w:start w:val="1"/>
+      <w:suff w:val="tab"/>
+    </w:lvl>
+    <w:lvl w:ilvl="3">
+      <w:isLgl w:val="false"/>
+      <w:lvlJc w:val="left"/>
+      <w:lvlText w:val="·"/>
+      <w:numFmt w:val="bullet"/>
+      <w:pPr>
+        <w:pBdr/>
+        <w:spacing/>
+        <w:ind w:hanging="360" w:left="2869"/>
+      </w:pPr>
+      <w:rPr>
+        <w:rFonts w:hint="default" w:ascii="Symbol" w:hAnsi="Symbol" w:eastAsia="Symbol" w:cs="Symbol"/>
+      </w:rPr>
+      <w:start w:val="1"/>
+      <w:suff w:val="tab"/>
+    </w:lvl>
+    <w:lvl w:ilvl="4">
+      <w:isLgl w:val="false"/>
+      <w:lvlJc w:val="left"/>
+      <w:lvlText w:val="o"/>
+      <w:numFmt w:val="bullet"/>
+      <w:pPr>
+        <w:pBdr/>
+        <w:spacing/>
+        <w:ind w:hanging="360" w:left="3589"/>
+      </w:pPr>
+      <w:rPr>
+        <w:rFonts w:hint="default" w:ascii="Courier New" w:hAnsi="Courier New" w:eastAsia="Courier New" w:cs="Courier New"/>
+      </w:rPr>
+      <w:start w:val="1"/>
+      <w:suff w:val="tab"/>
+    </w:lvl>
+    <w:lvl w:ilvl="5">
+      <w:isLgl w:val="false"/>
+      <w:lvlJc w:val="left"/>
+      <w:lvlText w:val="§"/>
+      <w:numFmt w:val="bullet"/>
+      <w:pPr>
+        <w:pBdr/>
+        <w:spacing/>
+        <w:ind w:hanging="360" w:left="4309"/>
+      </w:pPr>
+      <w:rPr>
+        <w:rFonts w:hint="default" w:ascii="Wingdings" w:hAnsi="Wingdings" w:eastAsia="Wingdings" w:cs="Wingdings"/>
+      </w:rPr>
+      <w:start w:val="1"/>
+      <w:suff w:val="tab"/>
+    </w:lvl>
+    <w:lvl w:ilvl="6">
+      <w:isLgl w:val="false"/>
+      <w:lvlJc w:val="left"/>
+      <w:lvlText w:val="·"/>
+      <w:numFmt w:val="bullet"/>
+      <w:pPr>
+        <w:pBdr/>
+        <w:spacing/>
+        <w:ind w:hanging="360" w:left="5029"/>
+      </w:pPr>
+      <w:rPr>
+        <w:rFonts w:hint="default" w:ascii="Symbol" w:hAnsi="Symbol" w:eastAsia="Symbol" w:cs="Symbol"/>
+      </w:rPr>
+      <w:start w:val="1"/>
+      <w:suff w:val="tab"/>
+    </w:lvl>
+    <w:lvl w:ilvl="7">
+      <w:isLgl w:val="false"/>
+      <w:lvlJc w:val="left"/>
+      <w:lvlText w:val="o"/>
+      <w:numFmt w:val="bullet"/>
+      <w:pPr>
+        <w:pBdr/>
+        <w:spacing/>
+        <w:ind w:hanging="360" w:left="5749"/>
+      </w:pPr>
+      <w:rPr>
+        <w:rFonts w:hint="default" w:ascii="Courier New" w:hAnsi="Courier New" w:eastAsia="Courier New" w:cs="Courier New"/>
+      </w:rPr>
+      <w:start w:val="1"/>
+      <w:suff w:val="tab"/>
+    </w:lvl>
+    <w:lvl w:ilvl="8">
+      <w:isLgl w:val="false"/>
+      <w:lvlJc w:val="left"/>
+      <w:lvlText w:val="§"/>
+      <w:numFmt w:val="bullet"/>
+      <w:pPr>
+        <w:pBdr/>
+        <w:spacing/>
+        <w:ind w:hanging="360" w:left="6469"/>
+      </w:pPr>
+      <w:rPr>
+        <w:rFonts w:hint="default" w:ascii="Wingdings" w:hAnsi="Wingdings" w:eastAsia="Wingdings" w:cs="Wingdings"/>
+      </w:rPr>
+      <w:start w:val="1"/>
+      <w:suff w:val="tab"/>
+    </w:lvl>
+  </w:abstractNum>
   <w:num w:numId="1">
     <w:abstractNumId w:val="0"/>
+  </w:num>
+  <w:num w:numId="2">
+    <w:abstractNumId w:val="1"/>
   </w:num>
 </w:numbering>
 </file>

--- a/DIAKITEBalla4SFARCH.docx
+++ b/DIAKITEBalla4SFARCH.docx
@@ -375,6 +375,14 @@
           <w:lang w:val="fr-FR"/>
         </w:rPr>
       </w:r>
+      <w:r>
+        <w:rPr>
+          <w:b/>
+          <w:bCs/>
+          <w:color w:val="auto"/>
+          <w:u w:val="none"/>
+        </w:rPr>
+      </w:r>
     </w:p>
     <w:sdt>
       <w:sdtPr>
@@ -398,7 +406,7 @@
       <w:sdtContent>
         <w:p>
           <w:pPr>
-            <w:pStyle w:val="895"/>
+            <w:pStyle w:val="917"/>
             <w:pBdr/>
             <w:tabs>
               <w:tab w:val="right" w:leader="dot" w:pos="9355"/>
@@ -460,7 +468,7 @@
           <w:hyperlink w:tooltip="#_Toc1" w:anchor="_Toc1" w:history="1">
             <w:r>
               <w:rPr>
-                <w:rStyle w:val="893"/>
+                <w:rStyle w:val="915"/>
                 <w:b/>
                 <w:bCs/>
                 <w:color w:val="auto"/>
@@ -469,7 +477,7 @@
             </w:r>
             <w:r>
               <w:rPr>
-                <w:rStyle w:val="893"/>
+                <w:rStyle w:val="915"/>
                 <w:b/>
                 <w:bCs/>
                 <w:color w:val="auto"/>
@@ -480,7 +488,7 @@
             </w:r>
             <w:r>
               <w:rPr>
-                <w:rStyle w:val="893"/>
+                <w:rStyle w:val="915"/>
                 <w:b/>
                 <w:bCs/>
                 <w:color w:val="auto"/>
@@ -491,7 +499,7 @@
             </w:r>
             <w:r>
               <w:rPr>
-                <w:rStyle w:val="893"/>
+                <w:rStyle w:val="915"/>
                 <w:b/>
                 <w:bCs/>
                 <w:color w:val="auto"/>
@@ -526,6 +534,8 @@
             <w:rPr>
               <w:b/>
               <w:bCs/>
+              <w:color w:val="auto"/>
+              <w:highlight w:val="none"/>
               <w:u w:val="none"/>
             </w:rPr>
           </w:r>
@@ -541,7 +551,7 @@
         </w:p>
         <w:p>
           <w:pPr>
-            <w:pStyle w:val="896"/>
+            <w:pStyle w:val="918"/>
             <w:pBdr/>
             <w:tabs>
               <w:tab w:val="right" w:leader="dot" w:pos="9355"/>
@@ -556,10 +566,11 @@
               <w:u w:val="none"/>
             </w:rPr>
           </w:pPr>
+          <w:r/>
           <w:hyperlink w:tooltip="#_Toc2" w:anchor="_Toc2" w:history="1">
             <w:r>
               <w:rPr>
-                <w:rStyle w:val="893"/>
+                <w:rStyle w:val="915"/>
                 <w:b/>
                 <w:bCs/>
                 <w:color w:val="auto"/>
@@ -568,7 +579,7 @@
             </w:r>
             <w:r>
               <w:rPr>
-                <w:rStyle w:val="893"/>
+                <w:rStyle w:val="915"/>
                 <w:b/>
                 <w:bCs/>
                 <w:color w:val="auto"/>
@@ -579,7 +590,7 @@
             </w:r>
             <w:r>
               <w:rPr>
-                <w:rStyle w:val="893"/>
+                <w:rStyle w:val="915"/>
                 <w:b/>
                 <w:bCs/>
                 <w:color w:val="auto"/>
@@ -632,7 +643,7 @@
         </w:p>
         <w:p>
           <w:pPr>
-            <w:pStyle w:val="897"/>
+            <w:pStyle w:val="919"/>
             <w:pBdr/>
             <w:tabs>
               <w:tab w:val="right" w:leader="dot" w:pos="9355"/>
@@ -647,10 +658,11 @@
               <w:u w:val="none"/>
             </w:rPr>
           </w:pPr>
+          <w:r/>
           <w:hyperlink w:tooltip="#_Toc3" w:anchor="_Toc3" w:history="1">
             <w:r>
               <w:rPr>
-                <w:rStyle w:val="893"/>
+                <w:rStyle w:val="915"/>
                 <w:b/>
                 <w:bCs/>
                 <w:color w:val="auto"/>
@@ -659,7 +671,7 @@
             </w:r>
             <w:r>
               <w:rPr>
-                <w:rStyle w:val="893"/>
+                <w:rStyle w:val="915"/>
                 <w:b/>
                 <w:bCs/>
                 <w:color w:val="auto"/>
@@ -671,7 +683,7 @@
             </w:r>
             <w:r>
               <w:rPr>
-                <w:rStyle w:val="893"/>
+                <w:rStyle w:val="915"/>
                 <w:b/>
                 <w:bCs/>
                 <w:color w:val="auto"/>
@@ -723,7 +735,7 @@
         </w:p>
         <w:p>
           <w:pPr>
-            <w:pStyle w:val="896"/>
+            <w:pStyle w:val="918"/>
             <w:pBdr/>
             <w:tabs>
               <w:tab w:val="right" w:leader="dot" w:pos="9355"/>
@@ -738,10 +750,11 @@
               <w:u w:val="none"/>
             </w:rPr>
           </w:pPr>
+          <w:r/>
           <w:hyperlink w:tooltip="#_Toc4" w:anchor="_Toc4" w:history="1">
             <w:r>
               <w:rPr>
-                <w:rStyle w:val="893"/>
+                <w:rStyle w:val="915"/>
                 <w:b/>
                 <w:bCs/>
                 <w:color w:val="auto"/>
@@ -750,7 +763,7 @@
             </w:r>
             <w:r>
               <w:rPr>
-                <w:rStyle w:val="893"/>
+                <w:rStyle w:val="915"/>
                 <w:b/>
                 <w:bCs/>
                 <w:color w:val="auto"/>
@@ -761,7 +774,7 @@
             </w:r>
             <w:r>
               <w:rPr>
-                <w:rStyle w:val="893"/>
+                <w:rStyle w:val="915"/>
                 <w:b/>
                 <w:bCs/>
                 <w:color w:val="auto"/>
@@ -814,7 +827,7 @@
         </w:p>
         <w:p>
           <w:pPr>
-            <w:pStyle w:val="896"/>
+            <w:pStyle w:val="918"/>
             <w:pBdr/>
             <w:tabs>
               <w:tab w:val="right" w:leader="dot" w:pos="9355"/>
@@ -829,10 +842,11 @@
               <w:u w:val="none"/>
             </w:rPr>
           </w:pPr>
+          <w:r/>
           <w:hyperlink w:tooltip="#_Toc5" w:anchor="_Toc5" w:history="1">
             <w:r>
               <w:rPr>
-                <w:rStyle w:val="893"/>
+                <w:rStyle w:val="915"/>
                 <w:b/>
                 <w:bCs/>
                 <w:color w:val="auto"/>
@@ -841,7 +855,7 @@
             </w:r>
             <w:r>
               <w:rPr>
-                <w:rStyle w:val="893"/>
+                <w:rStyle w:val="915"/>
                 <w:b/>
                 <w:bCs/>
                 <w:color w:val="auto"/>
@@ -853,7 +867,7 @@
             </w:r>
             <w:r>
               <w:rPr>
-                <w:rStyle w:val="893"/>
+                <w:rStyle w:val="915"/>
                 <w:b/>
                 <w:bCs/>
                 <w:color w:val="auto"/>
@@ -906,7 +920,7 @@
         </w:p>
         <w:p>
           <w:pPr>
-            <w:pStyle w:val="896"/>
+            <w:pStyle w:val="918"/>
             <w:pBdr/>
             <w:tabs>
               <w:tab w:val="right" w:leader="dot" w:pos="9355"/>
@@ -922,10 +936,11 @@
               <w:u w:val="none"/>
             </w:rPr>
           </w:pPr>
+          <w:r/>
           <w:hyperlink w:tooltip="#_Toc6" w:anchor="_Toc6" w:history="1">
             <w:r>
               <w:rPr>
-                <w:rStyle w:val="893"/>
+                <w:rStyle w:val="915"/>
                 <w:b/>
                 <w:bCs/>
                 <w:color w:val="auto"/>
@@ -934,7 +949,7 @@
             </w:r>
             <w:r>
               <w:rPr>
-                <w:rStyle w:val="893"/>
+                <w:rStyle w:val="915"/>
                 <w:b/>
                 <w:bCs/>
                 <w:strike w:val="0"/>
@@ -947,7 +962,7 @@
             </w:r>
             <w:r>
               <w:rPr>
-                <w:rStyle w:val="893"/>
+                <w:rStyle w:val="915"/>
                 <w:b/>
                 <w:bCs/>
                 <w:strike w:val="0"/>
@@ -1047,6 +1062,9 @@
               <w:b/>
               <w:bCs/>
               <w:color w:val="auto"/>
+              <w:sz w:val="32"/>
+              <w:szCs w:val="32"/>
+              <w:highlight w:val="none"/>
               <w:u w:val="none"/>
             </w:rPr>
           </w:r>
@@ -1090,7 +1108,7 @@
           <w:sz w:val="32"/>
           <w:szCs w:val="32"/>
           <w:u w:val="single"/>
-          <w:lang w:val="fr-FR" w:bidi="fr-FR"/>
+          <w:lang w:val="fr-FR"/>
         </w:rPr>
       </w:r>
       <w:r>
@@ -1101,13 +1119,12 @@
           <w:sz w:val="32"/>
           <w:szCs w:val="32"/>
           <w:u w:val="single"/>
-          <w:lang w:val="fr-FR"/>
         </w:rPr>
       </w:r>
     </w:p>
     <w:p>
       <w:pPr>
-        <w:pStyle w:val="848"/>
+        <w:pStyle w:val="870"/>
         <w:pBdr/>
         <w:spacing w:after="0" w:before="0" w:line="240" w:lineRule="auto"/>
         <w:ind/>
@@ -1122,18 +1139,6 @@
           <w:u w:val="single"/>
         </w:rPr>
       </w:pPr>
-      <w:r>
-        <w:rPr>
-          <w:b/>
-          <w:bCs/>
-          <w:color w:val="000000" w:themeColor="text1"/>
-          <w:sz w:val="32"/>
-          <w:szCs w:val="32"/>
-          <w:highlight w:val="none"/>
-          <w:u w:val="single"/>
-          <w:lang w:val="fr-FR" w:bidi="fr-FR"/>
-        </w:rPr>
-      </w:r>
       <w:r>
         <w:rPr>
           <w:b/>
@@ -1158,10 +1163,21 @@
           <w:lang w:val="fr-FR"/>
         </w:rPr>
       </w:r>
+      <w:r>
+        <w:rPr>
+          <w:b/>
+          <w:bCs/>
+          <w:color w:val="000000" w:themeColor="text1"/>
+          <w:sz w:val="32"/>
+          <w:szCs w:val="32"/>
+          <w:highlight w:val="none"/>
+          <w:u w:val="single"/>
+        </w:rPr>
+      </w:r>
     </w:p>
     <w:p>
       <w:pPr>
-        <w:pStyle w:val="848"/>
+        <w:pStyle w:val="870"/>
         <w:pBdr/>
         <w:spacing w:before="0"/>
         <w:ind/>
@@ -1196,7 +1212,17 @@
         <w:t xml:space="preserve"> </w:t>
       </w:r>
       <w:bookmarkEnd w:id="1"/>
-      <w:r/>
+      <w:r>
+        <w:rPr>
+          <w:b/>
+          <w:bCs/>
+          <w:color w:val="000000" w:themeColor="text1"/>
+          <w:sz w:val="32"/>
+          <w:szCs w:val="32"/>
+          <w:highlight w:val="none"/>
+          <w:u w:val="single"/>
+        </w:rPr>
+      </w:r>
       <w:r>
         <w:rPr>
           <w:b/>
@@ -1214,7 +1240,11 @@
         <w:pBdr/>
         <w:spacing w:after="0" w:before="240" w:line="360" w:lineRule="auto"/>
         <w:ind/>
-        <w:rPr/>
+        <w:jc w:val="both"/>
+        <w:rPr>
+          <w:color w:val="000000" w:themeColor="text1"/>
+          <w:highlight w:val="none"/>
+        </w:rPr>
       </w:pPr>
       <w:r>
         <w:rPr>
@@ -1227,28 +1257,283 @@
           <w:color w:val="000000" w:themeColor="text1"/>
           <w:highlight w:val="none"/>
         </w:rPr>
-        <w:t xml:space="preserve">Pour réaliser ces deux projets, les solutions que j’ai choisi sont tout d’abord GitHub Desktop pour le versioning, Multipass pour gérer mes machines virtuelles, Visual Studio Code comme IDE pour accéder à ma VM en SSH, Docker pour builder et push mes applications sur le dockerhub, et minikube pour l’utilisation de kubernetes.</w:t>
+        <w:t xml:space="preserve">Pour réaliser ces deux projets, les solutions que j’ai choisi sont tout</w:t>
+      </w:r>
+      <w:r>
+        <w:rPr>
+          <w:color w:val="000000" w:themeColor="text1"/>
+          <w:highlight w:val="none"/>
+        </w:rPr>
+        <w:t xml:space="preserve"> d’abord GitHub Desktop pour le versioning </w:t>
+      </w:r>
+      <w:r>
+        <w:rPr>
+          <w:color w:val="000000" w:themeColor="text1"/>
+          <w:highlight w:val="none"/>
+        </w:rPr>
+        <w:t xml:space="preserve">(gestion des versions) de mon code. L'avantage principal est la simplification visuelle des "commits" et des "pushs", ce qui permet d'éviter les erreurs de manipulation en ligne de commande et de gagner un temps précieux sur le suivi des modifications.</w:t>
+      </w:r>
+      <w:r>
+        <w:rPr>
+          <w:color w:val="000000" w:themeColor="text1"/>
+          <w:highlight w:val="none"/>
+        </w:rPr>
+        <w:t xml:space="preserve"> </w:t>
       </w:r>
       <w:r/>
     </w:p>
     <w:p>
       <w:pPr>
-        <w:pStyle w:val="849"/>
         <w:pBdr/>
         <w:spacing w:after="0" w:before="240" w:line="360" w:lineRule="auto"/>
         <w:ind/>
+        <w:jc w:val="both"/>
         <w:rPr>
           <w:color w:val="000000" w:themeColor="text1"/>
           <w:highlight w:val="none"/>
         </w:rPr>
       </w:pPr>
-      <w:r/>
-      <w:bookmarkStart w:id="2" w:name="_Toc2"/>
       <w:r>
         <w:rPr>
           <w:color w:val="000000" w:themeColor="text1"/>
+          <w:highlight w:val="none"/>
+        </w:rPr>
+        <w:t xml:space="preserve">Multipass pour gérer mes machines virtuelles, c</w:t>
+      </w:r>
+      <w:r>
+        <w:rPr>
+          <w:color w:val="000000" w:themeColor="text1"/>
+          <w:highlight w:val="none"/>
+        </w:rPr>
+        <w:t xml:space="preserve">omme j'utilise Linux Mint, c’est la solution la plus performante pour générer et gérer des machines virtuelles Ubuntu. Son avantage est sa légèreté et sa capacité à être piloté par des fichiers YAML pour une réplication rapide de l'environnement. C</w:t>
+      </w:r>
+      <w:r>
+        <w:rPr>
+          <w:color w:val="000000" w:themeColor="text1"/>
+          <w:highlight w:val="none"/>
+        </w:rPr>
+        <w:t xml:space="preserve">ependant, son intégration peut être moins stable sur d'autres systèmes comme Windows.</w:t>
+      </w:r>
+      <w:r>
+        <w:rPr>
+          <w:color w:val="000000" w:themeColor="text1"/>
+          <w:highlight w:val="none"/>
+        </w:rPr>
+        <w:t xml:space="preserve"> </w:t>
+      </w:r>
+      <w:r/>
+    </w:p>
+    <w:p>
+      <w:pPr>
+        <w:pBdr/>
+        <w:spacing w:after="0" w:before="240" w:line="360" w:lineRule="auto"/>
+        <w:ind/>
+        <w:jc w:val="both"/>
+        <w:rPr>
+          <w:color w:val="000000" w:themeColor="text1"/>
+          <w:highlight w:val="none"/>
+        </w:rPr>
+      </w:pPr>
+      <w:r>
+        <w:rPr>
+          <w:color w:val="000000" w:themeColor="text1"/>
+          <w:highlight w:val="none"/>
+        </w:rPr>
+        <w:t xml:space="preserve">J’ai choisi Visual Studio Code comme IDE (environnement de développement) pour plusieurs raisons, tout d’abord car il est gratuit et facile d’utilisation, mais aussi car il me permet d’accéder à ma VM en SSH, me permettant de modifier les fichiers directement sur la VM. </w:t>
+      </w:r>
+      <w:r/>
+    </w:p>
+    <w:p>
+      <w:pPr>
+        <w:pBdr/>
+        <w:spacing w:after="0" w:before="240" w:line="360" w:lineRule="auto"/>
+        <w:ind/>
+        <w:jc w:val="both"/>
+        <w:rPr>
+          <w:color w:val="000000" w:themeColor="text1"/>
+          <w:highlight w:val="none"/>
+        </w:rPr>
+      </w:pPr>
+      <w:r>
+        <w:rPr>
+          <w:color w:val="000000" w:themeColor="text1"/>
+          <w:highlight w:val="none"/>
+        </w:rPr>
+        <w:t xml:space="preserve">Pour l’orchestration et la conteneursation, j’ai </w:t>
+      </w:r>
+      <w:r>
+        <w:rPr>
+          <w:color w:val="000000" w:themeColor="text1"/>
+          <w:highlight w:val="none"/>
+        </w:rPr>
+        <w:t xml:space="preserve">pris Docker, car il me permet de créer des "images" de mes applications, incluant tout ce qui est nécessaire à leur fonctionnement. </w:t>
+      </w:r>
+      <w:r>
+        <w:rPr>
+          <w:color w:val="000000" w:themeColor="text1"/>
+          <w:highlight w:val="none"/>
+        </w:rPr>
+        <w:t xml:space="preserve">L'avantage est la portabilité totale : une application qui tourne dans mon Docker tournera partout. En reva</w:t>
+      </w:r>
+      <w:r>
+        <w:rPr>
+          <w:color w:val="000000" w:themeColor="text1"/>
+          <w:highlight w:val="none"/>
+        </w:rPr>
+        <w:t xml:space="preserve">nche, cela demande une gestion rigoureuse des images sur Docker Hub pour éviter l'accumulation de versions obsolètes. J’ai également utilisé Kubernetes et Minikube, qui sont des outils d’orchestration, permettant d’orchestrer ces conteneurs Docker.</w:t>
+      </w:r>
+      <w:r>
+        <w:rPr>
+          <w:color w:val="000000" w:themeColor="text1"/>
+          <w:highlight w:val="none"/>
         </w:rPr>
       </w:r>
+    </w:p>
+    <w:p>
+      <w:pPr>
+        <w:pBdr/>
+        <w:spacing w:after="0" w:before="240" w:line="360" w:lineRule="auto"/>
+        <w:ind/>
+        <w:jc w:val="both"/>
+        <w:rPr>
+          <w:color w:val="000000" w:themeColor="text1"/>
+          <w:highlight w:val="none"/>
+        </w:rPr>
+      </w:pPr>
+      <w:r>
+        <w:rPr>
+          <w:color w:val="000000" w:themeColor="text1"/>
+          <w:highlight w:val="none"/>
+        </w:rPr>
+        <w:t xml:space="preserve">Dans chaque conteneur il y a une application : pour ces conteneurs, j’ai choisi 4 applications principales, Django AdminLTE, Django Star Admin, Ecommerce-Flask-Stripe et Rocket Ecommerce. Ce sont des applications réalisées à partir de deux frameworks codés dans le langage Python, c’est-à-dire Django et Flask, qui permettent de créer des applications web. Ils ont l’avantage d’</w:t>
+      </w:r>
+      <w:r>
+        <w:rPr>
+          <w:color w:val="000000" w:themeColor="text1"/>
+          <w:highlight w:val="none"/>
+        </w:rPr>
+        <w:t xml:space="preserve">être légers et simples à utiliser.</w:t>
+      </w:r>
+      <w:r>
+        <w:rPr>
+          <w:color w:val="000000" w:themeColor="text1"/>
+          <w:highlight w:val="none"/>
+        </w:rPr>
+      </w:r>
+      <w:r>
+        <w:rPr>
+          <w:color w:val="000000" w:themeColor="text1"/>
+          <w:highlight w:val="none"/>
+        </w:rPr>
+      </w:r>
+    </w:p>
+    <w:p>
+      <w:pPr>
+        <w:pBdr/>
+        <w:spacing w:after="0" w:before="240" w:line="360" w:lineRule="auto"/>
+        <w:ind/>
+        <w:jc w:val="both"/>
+        <w:rPr/>
+      </w:pPr>
+      <w:r/>
+      <w:r/>
+      <w:r/>
+    </w:p>
+    <w:p>
+      <w:pPr>
+        <w:pBdr/>
+        <w:spacing w:after="0" w:before="240" w:line="360" w:lineRule="auto"/>
+        <w:ind/>
+        <w:jc w:val="both"/>
+        <w:rPr/>
+      </w:pPr>
+      <w:r/>
+      <w:r/>
+      <w:r/>
+    </w:p>
+    <w:p>
+      <w:pPr>
+        <w:pBdr/>
+        <w:spacing w:after="0" w:before="240" w:line="360" w:lineRule="auto"/>
+        <w:ind/>
+        <w:jc w:val="both"/>
+        <w:rPr/>
+      </w:pPr>
+      <w:r/>
+      <w:r/>
+      <w:r/>
+    </w:p>
+    <w:p>
+      <w:pPr>
+        <w:pBdr/>
+        <w:spacing w:after="0" w:before="240" w:line="360" w:lineRule="auto"/>
+        <w:ind/>
+        <w:jc w:val="both"/>
+        <w:rPr/>
+      </w:pPr>
+      <w:r/>
+      <w:r/>
+      <w:r/>
+    </w:p>
+    <w:p>
+      <w:pPr>
+        <w:pBdr/>
+        <w:spacing w:after="0" w:before="240" w:line="360" w:lineRule="auto"/>
+        <w:ind/>
+        <w:jc w:val="both"/>
+        <w:rPr/>
+      </w:pPr>
+      <w:r/>
+      <w:r/>
+      <w:r/>
+    </w:p>
+    <w:p>
+      <w:pPr>
+        <w:pBdr/>
+        <w:spacing w:after="0" w:before="240" w:line="360" w:lineRule="auto"/>
+        <w:ind/>
+        <w:jc w:val="both"/>
+        <w:rPr/>
+      </w:pPr>
+      <w:r/>
+      <w:r/>
+      <w:r/>
+    </w:p>
+    <w:p>
+      <w:pPr>
+        <w:pBdr/>
+        <w:spacing w:after="0" w:before="240" w:line="360" w:lineRule="auto"/>
+        <w:ind/>
+        <w:jc w:val="both"/>
+        <w:rPr/>
+      </w:pPr>
+      <w:r>
+        <w:rPr>
+          <w:color w:val="000000" w:themeColor="text1"/>
+          <w:highlight w:val="none"/>
+        </w:rPr>
+      </w:r>
+      <w:r>
+        <w:rPr>
+          <w:color w:val="000000" w:themeColor="text1"/>
+          <w:highlight w:val="none"/>
+        </w:rPr>
+      </w:r>
+    </w:p>
+    <w:p>
+      <w:pPr>
+        <w:pStyle w:val="871"/>
+        <w:pBdr/>
+        <w:spacing w:after="0" w:before="240" w:line="360" w:lineRule="auto"/>
+        <w:ind/>
+        <w:jc w:val="both"/>
+        <w:rPr>
+          <w:color w:val="000000" w:themeColor="text1"/>
+          <w:highlight w:val="none"/>
+        </w:rPr>
+      </w:pPr>
+      <w:r/>
+      <w:bookmarkStart w:id="2" w:name="_Toc2"/>
       <w:r>
         <w:rPr>
           <w:b/>
@@ -1267,7 +1552,6 @@
         </w:rPr>
       </w:r>
       <w:bookmarkEnd w:id="2"/>
-      <w:r/>
       <w:r>
         <w:rPr>
           <w:b/>
@@ -1280,12 +1564,19 @@
           <w:lang w:val="fr-FR"/>
         </w:rPr>
       </w:r>
+      <w:r>
+        <w:rPr>
+          <w:color w:val="000000" w:themeColor="text1"/>
+          <w:highlight w:val="none"/>
+        </w:rPr>
+      </w:r>
     </w:p>
     <w:p>
       <w:pPr>
         <w:pBdr/>
         <w:spacing w:after="0" w:before="240" w:line="360" w:lineRule="auto"/>
         <w:ind/>
+        <w:jc w:val="both"/>
         <w:rPr>
           <w:color w:val="000000" w:themeColor="text1"/>
         </w:rPr>
@@ -1300,7 +1591,7 @@
       <w:hyperlink r:id="rId12" w:tooltip="https://github.com/SoniKast/projet_4SFARCH" w:history="1">
         <w:r>
           <w:rPr>
-            <w:rStyle w:val="893"/>
+            <w:rStyle w:val="915"/>
             <w:color w:val="5b9bd5" w:themeColor="accent1"/>
             <w:lang w:val="fr-FR"/>
           </w:rPr>
@@ -1308,14 +1599,14 @@
         </w:r>
         <w:r>
           <w:rPr>
-            <w:rStyle w:val="893"/>
+            <w:rStyle w:val="915"/>
             <w:color w:val="000000" w:themeColor="text1"/>
             <w:lang w:val="fr-FR" w:bidi="fr-FR"/>
           </w:rPr>
         </w:r>
         <w:r>
           <w:rPr>
-            <w:rStyle w:val="893"/>
+            <w:rStyle w:val="915"/>
             <w:color w:val="000000" w:themeColor="text1"/>
             <w:lang w:val="fr-FR" w:bidi="fr-FR"/>
           </w:rPr>
@@ -1324,13 +1615,12 @@
       <w:r>
         <w:rPr>
           <w:color w:val="000000" w:themeColor="text1"/>
-          <w:lang w:val="fr-FR" w:bidi="fr-FR"/>
+          <w:lang w:val="fr-FR"/>
         </w:rPr>
       </w:r>
       <w:r>
         <w:rPr>
           <w:color w:val="000000" w:themeColor="text1"/>
-          <w:lang w:val="fr-FR"/>
         </w:rPr>
       </w:r>
     </w:p>
@@ -1339,6 +1629,7 @@
         <w:pBdr/>
         <w:spacing w:after="0" w:before="240" w:line="360" w:lineRule="auto"/>
         <w:ind/>
+        <w:jc w:val="both"/>
         <w:rPr>
           <w:b/>
           <w:bCs/>
@@ -1359,7 +1650,7 @@
       </w:r>
       <w:r>
         <w:rPr>
-          <w:rStyle w:val="860"/>
+          <w:rStyle w:val="882"/>
           <w:b/>
           <w:bCs/>
           <w:color w:val="auto"/>
@@ -1370,7 +1661,7 @@
       </w:r>
       <w:r>
         <w:rPr>
-          <w:rStyle w:val="860"/>
+          <w:rStyle w:val="882"/>
           <w:b/>
           <w:bCs/>
           <w:color w:val="auto"/>
@@ -1381,7 +1672,7 @@
       </w:r>
       <w:r>
         <w:rPr>
-          <w:rStyle w:val="860"/>
+          <w:rStyle w:val="882"/>
           <w:b/>
           <w:bCs/>
           <w:color w:val="auto"/>
@@ -1411,7 +1702,7 @@
           <w:szCs w:val="24"/>
           <w:highlight w:val="none"/>
           <w:u w:val="single"/>
-          <w:lang w:val="fr-FR" w:bidi="fr-FR"/>
+          <w:lang w:val="fr-FR"/>
         </w:rPr>
       </w:r>
       <w:r>
@@ -1423,7 +1714,6 @@
           <w:szCs w:val="24"/>
           <w:highlight w:val="none"/>
           <w:u w:val="single"/>
-          <w:lang w:val="fr-FR"/>
         </w:rPr>
       </w:r>
     </w:p>
@@ -1432,6 +1722,7 @@
         <w:pBdr/>
         <w:spacing w:after="0" w:before="240" w:line="360" w:lineRule="auto"/>
         <w:ind/>
+        <w:jc w:val="both"/>
         <w:rPr>
           <w:b/>
           <w:bCs/>
@@ -1457,7 +1748,7 @@
       <w:hyperlink r:id="rId13" w:tooltip="https://hub.docker.com/repository/docker/sonikast1/django-adminlte" w:history="1">
         <w:r>
           <w:rPr>
-            <w:rStyle w:val="893"/>
+            <w:rStyle w:val="915"/>
             <w:b/>
             <w:bCs/>
             <w:color w:val="5b9bd5" w:themeColor="accent1"/>
@@ -1470,7 +1761,7 @@
         </w:r>
         <w:r>
           <w:rPr>
-            <w:rStyle w:val="893"/>
+            <w:rStyle w:val="915"/>
             <w:b/>
             <w:bCs/>
             <w:color w:val="5b9bd5" w:themeColor="accent1"/>
@@ -1483,7 +1774,7 @@
         </w:r>
         <w:r>
           <w:rPr>
-            <w:rStyle w:val="893"/>
+            <w:rStyle w:val="915"/>
             <w:b/>
             <w:bCs/>
             <w:color w:val="5b9bd5" w:themeColor="accent1"/>
@@ -1503,7 +1794,7 @@
           <w:szCs w:val="24"/>
           <w:highlight w:val="none"/>
           <w:u w:val="single"/>
-          <w:lang w:val="fr-FR" w:bidi="fr-FR"/>
+          <w:lang w:val="fr-FR"/>
         </w:rPr>
       </w:r>
       <w:r>
@@ -1515,7 +1806,6 @@
           <w:szCs w:val="24"/>
           <w:highlight w:val="none"/>
           <w:u w:val="single"/>
-          <w:lang w:val="fr-FR"/>
         </w:rPr>
       </w:r>
     </w:p>
@@ -1524,6 +1814,7 @@
         <w:pBdr/>
         <w:spacing w:after="0" w:before="240" w:line="360" w:lineRule="auto"/>
         <w:ind/>
+        <w:jc w:val="both"/>
         <w:rPr>
           <w:color w:val="5b9bd5" w:themeColor="accent1"/>
           <w:highlight w:val="none"/>
@@ -1544,7 +1835,7 @@
       <w:hyperlink r:id="rId14" w:tooltip="https://hub.docker.com/repository/docker/sonikast1/ecommerce-flask-stripe-1.0.11/general" w:history="1">
         <w:r>
           <w:rPr>
-            <w:rStyle w:val="893"/>
+            <w:rStyle w:val="915"/>
             <w:b/>
             <w:bCs/>
             <w:color w:val="5b9bd5" w:themeColor="accent1"/>
@@ -1556,7 +1847,7 @@
         </w:r>
         <w:r>
           <w:rPr>
-            <w:rStyle w:val="893"/>
+            <w:rStyle w:val="915"/>
             <w:b/>
             <w:bCs/>
             <w:color w:val="5b9bd5" w:themeColor="accent1"/>
@@ -1568,7 +1859,7 @@
         </w:r>
         <w:r>
           <w:rPr>
-            <w:rStyle w:val="893"/>
+            <w:rStyle w:val="915"/>
             <w:b/>
             <w:bCs/>
             <w:color w:val="5b9bd5" w:themeColor="accent1"/>
@@ -1581,7 +1872,7 @@
         </w:r>
         <w:r>
           <w:rPr>
-            <w:rStyle w:val="893"/>
+            <w:rStyle w:val="915"/>
             <w:b/>
             <w:bCs/>
             <w:color w:val="5b9bd5" w:themeColor="accent1"/>
@@ -1593,7 +1884,7 @@
         </w:r>
         <w:r>
           <w:rPr>
-            <w:rStyle w:val="893"/>
+            <w:rStyle w:val="915"/>
             <w:b/>
             <w:bCs/>
             <w:color w:val="5b9bd5" w:themeColor="accent1"/>
@@ -1608,14 +1899,13 @@
         <w:rPr>
           <w:color w:val="5b9bd5" w:themeColor="accent1"/>
           <w:highlight w:val="none"/>
-          <w:lang w:val="fr-FR" w:bidi="fr-FR"/>
+          <w:lang w:val="fr-FR"/>
         </w:rPr>
       </w:r>
       <w:r>
         <w:rPr>
           <w:color w:val="5b9bd5" w:themeColor="accent1"/>
           <w:highlight w:val="none"/>
-          <w:lang w:val="fr-FR"/>
         </w:rPr>
       </w:r>
     </w:p>
@@ -1624,6 +1914,7 @@
         <w:pBdr/>
         <w:spacing w:after="0" w:before="240" w:line="360" w:lineRule="auto"/>
         <w:ind/>
+        <w:jc w:val="both"/>
         <w:rPr>
           <w:b/>
           <w:bCs/>
@@ -1649,7 +1940,7 @@
       <w:hyperlink r:id="rId15" w:tooltip="https://hub.docker.com/repository/docker/sonikast1/django-star-admin/general" w:history="1">
         <w:r>
           <w:rPr>
-            <w:rStyle w:val="893"/>
+            <w:rStyle w:val="915"/>
             <w:b/>
             <w:bCs/>
             <w:color w:val="5b9bd5" w:themeColor="accent1"/>
@@ -1662,7 +1953,7 @@
         </w:r>
         <w:r>
           <w:rPr>
-            <w:rStyle w:val="893"/>
+            <w:rStyle w:val="915"/>
             <w:b/>
             <w:bCs/>
             <w:color w:val="5b9bd5" w:themeColor="accent1"/>
@@ -1674,7 +1965,7 @@
         </w:r>
         <w:r>
           <w:rPr>
-            <w:rStyle w:val="893"/>
+            <w:rStyle w:val="915"/>
             <w:b/>
             <w:bCs/>
             <w:color w:val="5b9bd5" w:themeColor="accent1"/>
@@ -1694,7 +1985,7 @@
           <w:szCs w:val="24"/>
           <w:highlight w:val="none"/>
           <w:u w:val="single"/>
-          <w:lang w:val="fr-FR" w:bidi="fr-FR"/>
+          <w:lang w:val="fr-FR"/>
         </w:rPr>
       </w:r>
       <w:r>
@@ -1706,13 +1997,12 @@
           <w:szCs w:val="24"/>
           <w:highlight w:val="none"/>
           <w:u w:val="single"/>
-          <w:lang w:val="fr-FR"/>
         </w:rPr>
       </w:r>
     </w:p>
     <w:p>
       <w:pPr>
-        <w:pStyle w:val="850"/>
+        <w:pStyle w:val="872"/>
         <w:pBdr/>
         <w:spacing w:after="0" w:before="240" w:line="360" w:lineRule="auto"/>
         <w:ind/>
@@ -1754,7 +2044,17 @@
         </w:rPr>
       </w:r>
       <w:bookmarkEnd w:id="3"/>
-      <w:r/>
+      <w:r>
+        <w:rPr>
+          <w:b/>
+          <w:bCs/>
+          <w:color w:val="000000" w:themeColor="text1"/>
+          <w:sz w:val="28"/>
+          <w:szCs w:val="28"/>
+          <w:highlight w:val="none"/>
+          <w:u w:val="single"/>
+        </w:rPr>
+      </w:r>
       <w:r>
         <w:rPr>
           <w:b/>
@@ -1808,7 +2108,7 @@
           <w:u w:val="none"/>
           <w:lang w:val="fr-FR"/>
         </w:rPr>
-        <w:t xml:space="preserve">âche et de gagner du temps. J’ai donc tout déployé dans un seul fichier manifest avec une optique « infra as code ». La structure est ainsi : </w:t>
+        <w:t xml:space="preserve">âche et de gagner du temps. J’ai donc tout déployé dans un seul fichier manifest avec une optique « infra as code ». Tout le réseau, les services et les containers sont décris dans ce fichier manifest. La structure est ainsi : </w:t>
       </w:r>
       <w:r>
         <w:rPr>
@@ -1819,26 +2119,6 @@
           <w:u w:val="none"/>
         </w:rPr>
       </w:r>
-    </w:p>
-    <w:p>
-      <w:pPr>
-        <w:pStyle w:val="911"/>
-        <w:numPr>
-          <w:ilvl w:val="0"/>
-          <w:numId w:val="2"/>
-        </w:numPr>
-        <w:pBdr/>
-        <w:spacing w:after="0" w:before="240" w:line="360" w:lineRule="auto"/>
-        <w:ind/>
-        <w:jc w:val="both"/>
-        <w:rPr>
-          <w:b w:val="0"/>
-          <w:bCs w:val="0"/>
-          <w:sz w:val="20"/>
-          <w:szCs w:val="20"/>
-          <w:u w:val="none"/>
-        </w:rPr>
-      </w:pPr>
       <w:r>
         <w:rPr>
           <w:b w:val="0"/>
@@ -1850,7 +2130,39 @@
           <w:u w:val="none"/>
           <w:lang w:val="fr-FR"/>
         </w:rPr>
-        <w:t xml:space="preserve">Le Namespace « prod-b-05-03-2026 » est initialisé avant tous les autres composants, car tous les autres vont </w:t>
+      </w:r>
+    </w:p>
+    <w:p>
+      <w:pPr>
+        <w:pStyle w:val="933"/>
+        <w:numPr>
+          <w:ilvl w:val="0"/>
+          <w:numId w:val="2"/>
+        </w:numPr>
+        <w:pBdr/>
+        <w:spacing w:after="0" w:before="240" w:line="360" w:lineRule="auto"/>
+        <w:ind/>
+        <w:jc w:val="both"/>
+        <w:rPr>
+          <w:b w:val="0"/>
+          <w:bCs w:val="0"/>
+          <w:sz w:val="20"/>
+          <w:szCs w:val="20"/>
+          <w:u w:val="none"/>
+        </w:rPr>
+      </w:pPr>
+      <w:r>
+        <w:rPr>
+          <w:b w:val="0"/>
+          <w:bCs w:val="0"/>
+          <w:color w:val="000000" w:themeColor="text1"/>
+          <w:sz w:val="24"/>
+          <w:szCs w:val="24"/>
+          <w:highlight w:val="none"/>
+          <w:u w:val="none"/>
+          <w:lang w:val="fr-FR"/>
+        </w:rPr>
+        <w:t xml:space="preserve">Je crée un Namespace « prod-b-05-03-2026 » qui est initialisé avant tous les autres composants, car tous les autres vont </w:t>
       </w:r>
       <w:r>
         <w:rPr>
@@ -1873,11 +2185,31 @@
           <w:szCs w:val="20"/>
           <w:u w:val="none"/>
         </w:rPr>
+        <w:t xml:space="preserve">. </w:t>
+      </w:r>
+      <w:r>
+        <w:rPr>
+          <w:b w:val="0"/>
+          <w:bCs w:val="0"/>
+          <w:sz w:val="24"/>
+          <w:szCs w:val="24"/>
+          <w:u w:val="none"/>
+        </w:rPr>
+        <w:t xml:space="preserve">Un namespace permet d’avoir une catégorisation qui permet d’isoler toute cette infra dans un seul endroit.</w:t>
+      </w:r>
+      <w:r>
+        <w:rPr>
+          <w:b w:val="0"/>
+          <w:bCs w:val="0"/>
+          <w:sz w:val="20"/>
+          <w:szCs w:val="20"/>
+          <w:u w:val="none"/>
+        </w:rPr>
       </w:r>
     </w:p>
     <w:p>
       <w:pPr>
-        <w:pStyle w:val="911"/>
+        <w:pStyle w:val="933"/>
         <w:numPr>
           <w:ilvl w:val="1"/>
           <w:numId w:val="2"/>
@@ -1915,11 +2247,31 @@
           <w:szCs w:val="20"/>
           <w:u w:val="none"/>
         </w:rPr>
+        <w:t xml:space="preserve"> </w:t>
+      </w:r>
+      <w:r>
+        <w:rPr>
+          <w:b w:val="0"/>
+          <w:bCs w:val="0"/>
+          <w:sz w:val="24"/>
+          <w:szCs w:val="24"/>
+          <w:u w:val="none"/>
+        </w:rPr>
+        <w:t xml:space="preserve">(qui permet l’accès à l’application à l’intérieur de l’application)</w:t>
+      </w:r>
+      <w:r>
+        <w:rPr>
+          <w:b w:val="0"/>
+          <w:bCs w:val="0"/>
+          <w:sz w:val="20"/>
+          <w:szCs w:val="20"/>
+          <w:u w:val="none"/>
+        </w:rPr>
       </w:r>
     </w:p>
     <w:p>
       <w:pPr>
-        <w:pStyle w:val="911"/>
+        <w:pStyle w:val="933"/>
         <w:numPr>
           <w:ilvl w:val="1"/>
           <w:numId w:val="2"/>
@@ -1958,10 +2310,19 @@
           <w:u w:val="none"/>
         </w:rPr>
       </w:r>
+      <w:r>
+        <w:rPr>
+          <w:b w:val="0"/>
+          <w:bCs w:val="0"/>
+          <w:sz w:val="20"/>
+          <w:szCs w:val="20"/>
+          <w:u w:val="none"/>
+        </w:rPr>
+      </w:r>
     </w:p>
     <w:p>
       <w:pPr>
-        <w:pStyle w:val="911"/>
+        <w:pStyle w:val="933"/>
         <w:numPr>
           <w:ilvl w:val="1"/>
           <w:numId w:val="2"/>
@@ -1989,7 +2350,7 @@
           <w:u w:val="none"/>
           <w:lang w:val="fr-FR"/>
         </w:rPr>
-        <w:t xml:space="preserve">Le Service « django-star-admin-svc-b » avec le type NodePort</w:t>
+        <w:t xml:space="preserve">Le Service « django-star-admin-svc-b » avec le type NodePort (qui sert principalement pour les environnements de dev)</w:t>
       </w:r>
       <w:r>
         <w:rPr>
@@ -2003,7 +2364,7 @@
     </w:p>
     <w:p>
       <w:pPr>
-        <w:pStyle w:val="911"/>
+        <w:pStyle w:val="933"/>
         <w:numPr>
           <w:ilvl w:val="1"/>
           <w:numId w:val="2"/>
@@ -2042,10 +2403,19 @@
           <w:u w:val="none"/>
         </w:rPr>
       </w:r>
+      <w:r>
+        <w:rPr>
+          <w:b w:val="0"/>
+          <w:bCs w:val="0"/>
+          <w:sz w:val="20"/>
+          <w:szCs w:val="20"/>
+          <w:u w:val="none"/>
+        </w:rPr>
+      </w:r>
     </w:p>
     <w:p>
       <w:pPr>
-        <w:pStyle w:val="911"/>
+        <w:pStyle w:val="933"/>
         <w:numPr>
           <w:ilvl w:val="1"/>
           <w:numId w:val="2"/>
@@ -2073,7 +2443,16 @@
           <w:u w:val="none"/>
           <w:lang w:val="fr-FR"/>
         </w:rPr>
-        <w:t xml:space="preserve">Le Service « ecommerce-flask-stripe-svc-b » avec le type LoadBalancer</w:t>
+        <w:t xml:space="preserve">Le Service « ecommerce-flask-stripe-svc-b » avec le type LoadBalancer (qui est le type le plus stable pour accéder à un site, en production)</w:t>
+      </w:r>
+      <w:r>
+        <w:rPr>
+          <w:b w:val="0"/>
+          <w:bCs w:val="0"/>
+          <w:sz w:val="20"/>
+          <w:szCs w:val="20"/>
+          <w:u w:val="none"/>
+        </w:rPr>
       </w:r>
       <w:r>
         <w:rPr>
@@ -2087,7 +2466,7 @@
     </w:p>
     <w:p>
       <w:pPr>
-        <w:pStyle w:val="911"/>
+        <w:pStyle w:val="933"/>
         <w:numPr>
           <w:ilvl w:val="1"/>
           <w:numId w:val="2"/>
@@ -2159,12 +2538,9 @@
         <w:rPr>
           <w:b w:val="0"/>
           <w:bCs w:val="0"/>
-          <w:color w:val="000000" w:themeColor="text1"/>
-          <w:sz w:val="24"/>
-          <w:szCs w:val="24"/>
-          <w:highlight w:val="none"/>
+          <w:sz w:val="20"/>
+          <w:szCs w:val="20"/>
           <w:u w:val="none"/>
-          <w:lang w:val="fr-FR"/>
         </w:rPr>
       </w:r>
     </w:p>
@@ -2194,12 +2570,6 @@
           <w:highlight w:val="none"/>
           <w:u w:val="single"/>
           <w:lang w:val="fr-FR" w:bidi="fr-FR"/>
-        </w:rPr>
-      </w:r>
-      <w:r>
-        <w:rPr>
-          <w:color w:val="000000" w:themeColor="text1"/>
-          <w:lang w:val="fr-FR"/>
         </w:rPr>
       </w:r>
       <w:r>
@@ -2277,7 +2647,13 @@
       </w:r>
       <w:r>
         <w:rPr>
+          <w:b/>
+          <w:bCs/>
           <w:color w:val="000000" w:themeColor="text1"/>
+          <w:sz w:val="24"/>
+          <w:szCs w:val="24"/>
+          <w:highlight w:val="none"/>
+          <w:u w:val="single"/>
           <w:lang w:val="fr-FR"/>
         </w:rPr>
       </w:r>
@@ -2290,19 +2666,6 @@
           <w:szCs w:val="24"/>
           <w:highlight w:val="none"/>
           <w:u w:val="single"/>
-          <w:lang w:val="fr-FR" w:bidi="fr-FR"/>
-        </w:rPr>
-      </w:r>
-      <w:r>
-        <w:rPr>
-          <w:b/>
-          <w:bCs/>
-          <w:color w:val="000000" w:themeColor="text1"/>
-          <w:sz w:val="24"/>
-          <w:szCs w:val="24"/>
-          <w:highlight w:val="none"/>
-          <w:u w:val="single"/>
-          <w:lang w:val="fr-FR"/>
         </w:rPr>
       </w:r>
     </w:p>
@@ -2311,6 +2674,7 @@
         <w:pBdr/>
         <w:spacing w:after="0" w:before="240" w:line="360" w:lineRule="auto"/>
         <w:ind/>
+        <w:jc w:val="both"/>
         <w:rPr>
           <w:b w:val="0"/>
           <w:bCs w:val="0"/>
@@ -2375,14 +2739,16 @@
       </w:r>
       <w:r>
         <w:rPr>
-          <w:b/>
-          <w:bCs/>
+          <w:b w:val="0"/>
+          <w:bCs w:val="0"/>
           <w:color w:val="000000" w:themeColor="text1"/>
-          <w:sz w:val="20"/>
-          <w:szCs w:val="20"/>
-          <w:u w:val="single"/>
-          <w:lang w:val="fr-FR" w:bidi="fr-FR"/>
+          <w:sz w:val="24"/>
+          <w:szCs w:val="24"/>
+          <w:highlight w:val="none"/>
+          <w:u w:val="none"/>
+          <w:lang w:val="fr-FR"/>
         </w:rPr>
+        <w:t xml:space="preserve">. Ces trois applications ont chacun 3 réplicas, permettant d’avoir 3 copies de chaque application en m</w:t>
       </w:r>
       <w:r>
         <w:rPr>
@@ -2394,6 +2760,18 @@
           <w:highlight w:val="none"/>
           <w:u w:val="none"/>
           <w:lang w:val="fr-FR"/>
+        </w:rPr>
+        <w:t xml:space="preserve">ême temps pour garantir la disponibilité des applications.</w:t>
+      </w:r>
+      <w:r>
+        <w:rPr>
+          <w:b w:val="0"/>
+          <w:bCs w:val="0"/>
+          <w:color w:val="000000" w:themeColor="text1"/>
+          <w:sz w:val="24"/>
+          <w:szCs w:val="24"/>
+          <w:highlight w:val="none"/>
+          <w:u w:val="none"/>
         </w:rPr>
       </w:r>
     </w:p>
@@ -2582,7 +2960,7 @@
       </w:pPr>
       <w:r>
         <w:rPr>
-          <w:rStyle w:val="860"/>
+          <w:rStyle w:val="882"/>
           <w:b/>
           <w:bCs/>
           <w:color w:val="auto"/>
@@ -2592,7 +2970,7 @@
       </w:r>
       <w:r>
         <w:rPr>
-          <w:rStyle w:val="860"/>
+          <w:rStyle w:val="882"/>
           <w:b/>
           <w:bCs/>
           <w:color w:val="auto"/>
@@ -2626,6 +3004,18 @@
           <w:lang w:val="fr-FR"/>
         </w:rPr>
       </w:r>
+      <w:r>
+        <w:rPr>
+          <w:b/>
+          <w:bCs/>
+          <w:color w:val="000000" w:themeColor="text1"/>
+          <w:sz w:val="24"/>
+          <w:szCs w:val="24"/>
+          <w:highlight w:val="none"/>
+          <w:u w:val="single"/>
+          <w:lang w:val="fr-FR"/>
+        </w:rPr>
+      </w:r>
     </w:p>
     <w:p>
       <w:pPr>
@@ -2655,6 +3045,17 @@
           <w:lang w:val="fr-FR" w:bidi="fr-FR"/>
         </w:rPr>
         <w:t xml:space="preserve">Après la création des services, j’ai utilisé la commande « k get all –n prod-b-05-03-2026 » afin de voir si tous les pods, services, deployments et replicas fonctinnaient correctement.</w:t>
+      </w:r>
+      <w:r>
+        <w:rPr>
+          <w:b w:val="0"/>
+          <w:bCs w:val="0"/>
+          <w:color w:val="000000" w:themeColor="text1"/>
+          <w:sz w:val="24"/>
+          <w:szCs w:val="24"/>
+          <w:highlight w:val="none"/>
+          <w:u w:val="none"/>
+        </w:rPr>
       </w:r>
       <w:r>
         <w:rPr>
@@ -2776,6 +3177,13 @@
           <w:u w:val="single"/>
         </w:rPr>
       </w:r>
+      <w:r>
+        <w:rPr>
+          <w:color w:val="000000" w:themeColor="text1"/>
+          <w:highlight w:val="none"/>
+          <w:lang w:val="fr-FR"/>
+        </w:rPr>
+      </w:r>
     </w:p>
     <w:p>
       <w:pPr>
@@ -2850,10 +3258,21 @@
           <w:lang w:val="fr-FR"/>
         </w:rPr>
       </w:r>
+      <w:r>
+        <w:rPr>
+          <w:b/>
+          <w:bCs/>
+          <w:color w:val="000000" w:themeColor="text1"/>
+          <w:sz w:val="20"/>
+          <w:szCs w:val="20"/>
+          <w:highlight w:val="none"/>
+          <w:u w:val="single"/>
+        </w:rPr>
+      </w:r>
     </w:p>
     <w:p>
       <w:pPr>
-        <w:pStyle w:val="849"/>
+        <w:pStyle w:val="871"/>
         <w:pBdr/>
         <w:spacing w:after="0" w:before="0" w:line="360" w:lineRule="auto"/>
         <w:ind/>
@@ -2887,7 +3306,6 @@
         </w:rPr>
       </w:r>
       <w:bookmarkEnd w:id="4"/>
-      <w:r/>
       <w:r>
         <w:rPr>
           <w:b/>
@@ -2898,6 +3316,17 @@
           <w:highlight w:val="none"/>
           <w:u w:val="single"/>
           <w:lang w:val="fr-FR"/>
+        </w:rPr>
+      </w:r>
+      <w:r>
+        <w:rPr>
+          <w:b/>
+          <w:bCs/>
+          <w:color w:val="000000" w:themeColor="text1"/>
+          <w:sz w:val="32"/>
+          <w:szCs w:val="32"/>
+          <w:highlight w:val="none"/>
+          <w:u w:val="single"/>
         </w:rPr>
       </w:r>
     </w:p>
@@ -2949,6 +3378,17 @@
           <w:szCs w:val="20"/>
           <w:u w:val="none"/>
           <w:lang w:val="fr-FR"/>
+        </w:rPr>
+      </w:r>
+      <w:r>
+        <w:rPr>
+          <w:b w:val="0"/>
+          <w:bCs w:val="0"/>
+          <w:color w:val="000000" w:themeColor="text1"/>
+          <w:sz w:val="24"/>
+          <w:szCs w:val="24"/>
+          <w:highlight w:val="none"/>
+          <w:u w:val="none"/>
         </w:rPr>
       </w:r>
     </w:p>
@@ -3060,7 +3500,60 @@
           <w:szCs w:val="24"/>
           <w:highlight w:val="none"/>
           <w:u w:val="none"/>
-          <w:lang w:val="fr-FR" w:bidi="fr-FR"/>
+          <w:lang w:val="fr-FR"/>
+        </w:rPr>
+      </w:r>
+      <w:r>
+        <w:rPr>
+          <w:b w:val="0"/>
+          <w:bCs w:val="0"/>
+          <w:color w:val="000000" w:themeColor="text1"/>
+          <w:sz w:val="20"/>
+          <w:szCs w:val="20"/>
+          <w:u w:val="none"/>
+        </w:rPr>
+      </w:r>
+    </w:p>
+    <w:p>
+      <w:pPr>
+        <w:pBdr/>
+        <w:shd w:val="nil"/>
+        <w:spacing/>
+        <w:ind/>
+        <w:rPr>
+          <w:b w:val="0"/>
+          <w:bCs w:val="0"/>
+          <w:color w:val="000000" w:themeColor="text1"/>
+          <w:sz w:val="28"/>
+          <w:szCs w:val="28"/>
+          <w:highlight w:val="none"/>
+          <w:u w:val="none"/>
+          <w:lang w:val="fr-FR"/>
+        </w:rPr>
+      </w:pPr>
+      <w:r>
+        <w:rPr>
+          <w:b w:val="0"/>
+          <w:bCs w:val="0"/>
+          <w:color w:val="000000" w:themeColor="text1"/>
+          <w:sz w:val="24"/>
+          <w:szCs w:val="24"/>
+          <w:highlight w:val="none"/>
+          <w:u w:val="none"/>
+          <w:lang w:val="fr-FR"/>
+        </w:rPr>
+        <w:br w:type="page" w:clear="all"/>
+      </w:r>
+      <w:r>
+        <w:rPr>
+          <w:b w:val="0"/>
+          <w:bCs w:val="0"/>
+          <w:color w:val="000000" w:themeColor="text1"/>
+          <w:sz w:val="24"/>
+          <w:szCs w:val="24"/>
+          <w:highlight w:val="none"/>
+          <w:u w:val="none"/>
+          <w:lang w:val="fr-FR"/>
         </w:rPr>
       </w:r>
       <w:r>
@@ -3089,6 +3582,60 @@
           <w:szCs w:val="24"/>
           <w:highlight w:val="none"/>
           <w:u w:val="none"/>
+          <w:lang w:val="fr-FR"/>
+        </w:rPr>
+      </w:pPr>
+      <w:r>
+        <w:rPr>
+          <w:b w:val="0"/>
+          <w:bCs w:val="0"/>
+          <w:color w:val="000000" w:themeColor="text1"/>
+          <w:sz w:val="24"/>
+          <w:szCs w:val="24"/>
+          <w:highlight w:val="none"/>
+          <w:u w:val="none"/>
+          <w:lang w:val="fr-FR"/>
+        </w:rPr>
+      </w:r>
+      <w:r>
+        <w:rPr>
+          <w:b w:val="0"/>
+          <w:bCs w:val="0"/>
+          <w:color w:val="000000" w:themeColor="text1"/>
+          <w:sz w:val="24"/>
+          <w:szCs w:val="24"/>
+          <w:highlight w:val="none"/>
+          <w:u w:val="none"/>
+          <w:lang w:val="fr-FR"/>
+        </w:rPr>
+      </w:r>
+      <w:r>
+        <w:rPr>
+          <w:b w:val="0"/>
+          <w:bCs w:val="0"/>
+          <w:color w:val="000000" w:themeColor="text1"/>
+          <w:sz w:val="24"/>
+          <w:szCs w:val="24"/>
+          <w:highlight w:val="none"/>
+          <w:u w:val="none"/>
+          <w:lang w:val="fr-FR"/>
+        </w:rPr>
+      </w:r>
+    </w:p>
+    <w:p>
+      <w:pPr>
+        <w:pBdr/>
+        <w:spacing w:after="0" w:before="240" w:line="360" w:lineRule="auto"/>
+        <w:ind/>
+        <w:rPr>
+          <w:b w:val="0"/>
+          <w:bCs w:val="0"/>
+          <w:color w:val="000000" w:themeColor="text1"/>
+          <w:sz w:val="24"/>
+          <w:szCs w:val="24"/>
+          <w:highlight w:val="none"/>
+          <w:u w:val="none"/>
+          <w:lang w:val="fr-FR"/>
         </w:rPr>
       </w:pPr>
       <w:r>
@@ -3128,10 +3675,114 @@
           <w:lang w:val="fr-FR"/>
         </w:rPr>
       </w:r>
+      <w:r>
+        <w:rPr>
+          <w:b w:val="0"/>
+          <w:bCs w:val="0"/>
+          <w:color w:val="000000" w:themeColor="text1"/>
+          <w:sz w:val="24"/>
+          <w:szCs w:val="24"/>
+          <w:highlight w:val="none"/>
+          <w:u w:val="none"/>
+        </w:rPr>
+      </w:r>
+      <w:r>
+        <w:rPr>
+          <w:b w:val="0"/>
+          <w:bCs w:val="0"/>
+          <w:color w:val="000000" w:themeColor="text1"/>
+          <w:sz w:val="24"/>
+          <w:szCs w:val="24"/>
+          <w:highlight w:val="none"/>
+          <w:u w:val="none"/>
+        </w:rPr>
+      </w:r>
+      <w:r>
+        <w:rPr>
+          <w:b w:val="0"/>
+          <w:bCs w:val="0"/>
+          <w:color w:val="000000" w:themeColor="text1"/>
+          <w:sz w:val="24"/>
+          <w:szCs w:val="24"/>
+          <w:highlight w:val="none"/>
+          <w:u w:val="none"/>
+        </w:rPr>
+      </w:r>
+      <w:r>
+        <w:rPr>
+          <w:b w:val="0"/>
+          <w:bCs w:val="0"/>
+          <w:color w:val="000000" w:themeColor="text1"/>
+          <w:sz w:val="24"/>
+          <w:szCs w:val="24"/>
+          <w:highlight w:val="none"/>
+          <w:u w:val="none"/>
+        </w:rPr>
+      </w:r>
+      <w:r>
+        <w:rPr>
+          <w:b w:val="0"/>
+          <w:bCs w:val="0"/>
+          <w:color w:val="000000" w:themeColor="text1"/>
+          <w:sz w:val="24"/>
+          <w:szCs w:val="24"/>
+          <w:highlight w:val="none"/>
+          <w:u w:val="none"/>
+          <w:lang w:val="fr-FR"/>
+        </w:rPr>
+      </w:r>
+      <w:r>
+        <w:rPr>
+          <w:b w:val="0"/>
+          <w:bCs w:val="0"/>
+          <w:color w:val="000000" w:themeColor="text1"/>
+          <w:sz w:val="28"/>
+          <w:szCs w:val="28"/>
+          <w:highlight w:val="none"/>
+          <w:u w:val="none"/>
+          <w:lang w:val="fr-FR"/>
+        </w:rPr>
+      </w:r>
+      <w:r>
+        <w:rPr>
+          <w:b w:val="0"/>
+          <w:bCs w:val="0"/>
+          <w:color w:val="000000" w:themeColor="text1"/>
+          <w:sz w:val="28"/>
+          <w:szCs w:val="28"/>
+          <w:highlight w:val="none"/>
+          <w:u w:val="none"/>
+          <w:lang w:val="fr-FR"/>
+        </w:rPr>
+      </w:r>
+      <w:r>
+        <w:rPr>
+          <w:b w:val="0"/>
+          <w:bCs w:val="0"/>
+          <w:color w:val="000000" w:themeColor="text1"/>
+          <w:sz w:val="28"/>
+          <w:szCs w:val="28"/>
+          <w:highlight w:val="none"/>
+          <w:u w:val="none"/>
+          <w:lang w:val="fr-FR"/>
+        </w:rPr>
+      </w:r>
+      <w:r>
+        <w:rPr>
+          <w:b w:val="0"/>
+          <w:bCs w:val="0"/>
+          <w:color w:val="000000" w:themeColor="text1"/>
+          <w:sz w:val="24"/>
+          <w:szCs w:val="24"/>
+          <w:highlight w:val="none"/>
+          <w:u w:val="none"/>
+          <w:lang w:val="fr-FR"/>
+        </w:rPr>
+      </w:r>
     </w:p>
     <w:p>
       <w:pPr>
-        <w:pStyle w:val="911"/>
+        <w:pStyle w:val="933"/>
         <w:numPr>
           <w:ilvl w:val="0"/>
           <w:numId w:val="1"/>
@@ -3174,10 +3825,21 @@
           <w:lang w:val="fr-FR"/>
         </w:rPr>
       </w:r>
+      <w:r>
+        <w:rPr>
+          <w:b w:val="0"/>
+          <w:bCs w:val="0"/>
+          <w:color w:val="000000" w:themeColor="text1"/>
+          <w:sz w:val="28"/>
+          <w:szCs w:val="28"/>
+          <w:highlight w:val="none"/>
+          <w:u w:val="none"/>
+        </w:rPr>
+      </w:r>
     </w:p>
     <w:p>
       <w:pPr>
-        <w:pStyle w:val="911"/>
+        <w:pStyle w:val="933"/>
         <w:numPr>
           <w:ilvl w:val="0"/>
           <w:numId w:val="1"/>
@@ -3220,10 +3882,21 @@
           <w:lang w:val="fr-FR"/>
         </w:rPr>
       </w:r>
+      <w:r>
+        <w:rPr>
+          <w:b w:val="0"/>
+          <w:bCs w:val="0"/>
+          <w:color w:val="000000" w:themeColor="text1"/>
+          <w:sz w:val="28"/>
+          <w:szCs w:val="28"/>
+          <w:highlight w:val="none"/>
+          <w:u w:val="none"/>
+        </w:rPr>
+      </w:r>
     </w:p>
     <w:p>
       <w:pPr>
-        <w:pStyle w:val="911"/>
+        <w:pStyle w:val="933"/>
         <w:numPr>
           <w:ilvl w:val="0"/>
           <w:numId w:val="1"/>
@@ -3266,6 +3939,17 @@
           <w:lang w:val="fr-FR"/>
         </w:rPr>
       </w:r>
+      <w:r>
+        <w:rPr>
+          <w:b w:val="0"/>
+          <w:bCs w:val="0"/>
+          <w:color w:val="000000" w:themeColor="text1"/>
+          <w:sz w:val="28"/>
+          <w:szCs w:val="28"/>
+          <w:highlight w:val="none"/>
+          <w:u w:val="none"/>
+        </w:rPr>
+      </w:r>
     </w:p>
     <w:p>
       <w:pPr>
@@ -3277,6 +3961,46 @@
           <w:color w:val="000000" w:themeColor="text1"/>
           <w:sz w:val="24"/>
           <w:szCs w:val="24"/>
+          <w:highlight w:val="none"/>
+        </w:rPr>
+      </w:pPr>
+      <w:r>
+        <w:rPr>
+          <w:color w:val="000000" w:themeColor="text1"/>
+          <w:sz w:val="24"/>
+          <w:szCs w:val="24"/>
+          <w:highlight w:val="none"/>
+        </w:rPr>
+      </w:r>
+      <w:r>
+        <w:rPr>
+          <w:color w:val="000000" w:themeColor="text1"/>
+          <w:sz w:val="24"/>
+          <w:szCs w:val="24"/>
+          <w:highlight w:val="none"/>
+        </w:rPr>
+        <w:t xml:space="preserve">Cela rend la maintenance plus facile et beaucoup plus lisible, car s’il on veut faire un modification à une application, il suffit d’ouvrir son manifest de faire ses modifications.</w:t>
+      </w:r>
+      <w:r>
+        <w:rPr>
+          <w:color w:val="000000" w:themeColor="text1"/>
+          <w:sz w:val="24"/>
+          <w:szCs w:val="24"/>
+          <w:highlight w:val="none"/>
+        </w:rPr>
+      </w:r>
+    </w:p>
+    <w:p>
+      <w:pPr>
+        <w:pBdr/>
+        <w:spacing w:after="0" w:line="360" w:lineRule="auto"/>
+        <w:ind/>
+        <w:jc w:val="both"/>
+        <w:rPr>
+          <w:color w:val="000000" w:themeColor="text1"/>
+          <w:sz w:val="24"/>
+          <w:szCs w:val="24"/>
+          <w:highlight w:val="none"/>
         </w:rPr>
       </w:pPr>
       <w:r>
@@ -3328,7 +4052,7 @@
           <w:u w:val="none"/>
           <w:lang w:val="fr-FR"/>
         </w:rPr>
-        <w:t xml:space="preserve">Pour l’application Ecommerce Flask, j’ai rajouté en plus deux composants en plus : ConfigMap pour les variables d’environnements et un Secret pour gérer les clés d’API, juste avant le deployment et après le service, pour transmettre les clés d’API Stripe.</w:t>
+        <w:t xml:space="preserve">Pour l’application Ecommerce Flask, j’ai rajouté en plus deux composants en plus : le composant ConfigMap pour gérer les variables d’environnements, et le composant Secret pour stocker les clés d’API, juste avant le deployment et après le service, pour transmettre les clés d’API Stripe.</w:t>
       </w:r>
       <w:r>
         <w:rPr>
@@ -3336,7 +4060,7 @@
           <w:sz w:val="24"/>
           <w:szCs w:val="24"/>
         </w:rPr>
-        <w:t xml:space="preserve"> Afin de suivre les normes pour les Secret, les deux clés d’API Stripe dans le manifest sont convertis en Base64.</w:t>
+        <w:t xml:space="preserve"> J’ai suivi les bonnes pratiques pour les Secret, les deux clés d’API Stripe dans le manifest sont convertis en Base64, afin d’éviter qu’ils apparaissent en texte clair, ce qui serait mauvais en terme de sécurité.</w:t>
       </w:r>
       <w:r>
         <w:rPr>
@@ -3348,6 +4072,14 @@
           <w:highlight w:val="none"/>
           <w:u w:val="none"/>
           <w:lang w:val="fr-FR"/>
+        </w:rPr>
+      </w:r>
+      <w:r>
+        <w:rPr>
+          <w:color w:val="000000" w:themeColor="text1"/>
+          <w:sz w:val="24"/>
+          <w:szCs w:val="24"/>
+          <w:highlight w:val="none"/>
         </w:rPr>
       </w:r>
     </w:p>
@@ -3449,52 +4181,10 @@
           <w:b w:val="0"/>
           <w:bCs w:val="0"/>
           <w:color w:val="000000" w:themeColor="text1"/>
-          <w:sz w:val="24"/>
-          <w:szCs w:val="24"/>
-          <w:highlight w:val="none"/>
-          <w:u w:val="none"/>
-          <w:lang w:val="fr-FR"/>
-        </w:rPr>
-      </w:r>
-      <w:r>
-        <w:rPr>
-          <w:color w:val="000000" w:themeColor="text1"/>
-        </w:rPr>
-      </w:r>
-      <w:r>
-        <w:rPr>
-          <w:b w:val="0"/>
-          <w:bCs w:val="0"/>
-          <w:color w:val="000000" w:themeColor="text1"/>
           <w:sz w:val="22"/>
           <w:szCs w:val="22"/>
           <w:highlight w:val="none"/>
           <w:u w:val="none"/>
-          <w:lang w:val="fr-FR" w:bidi="fr-FR"/>
-        </w:rPr>
-      </w:r>
-      <w:r>
-        <w:rPr>
-          <w:b w:val="0"/>
-          <w:bCs w:val="0"/>
-          <w:color w:val="000000" w:themeColor="text1"/>
-          <w:sz w:val="22"/>
-          <w:szCs w:val="22"/>
-          <w:highlight w:val="none"/>
-          <w:u w:val="none"/>
-          <w:lang w:val="fr-FR" w:bidi="fr-FR"/>
-        </w:rPr>
-      </w:r>
-      <w:r>
-        <w:rPr>
-          <w:b w:val="0"/>
-          <w:bCs w:val="0"/>
-          <w:color w:val="000000" w:themeColor="text1"/>
-          <w:sz w:val="22"/>
-          <w:szCs w:val="22"/>
-          <w:highlight w:val="none"/>
-          <w:u w:val="none"/>
-          <w:lang w:val="fr-FR" w:bidi="fr-FR"/>
         </w:rPr>
       </w:r>
       <w:r>
@@ -3536,7 +4226,7 @@
           <w:u w:val="none"/>
           <w:lang w:val="fr-FR" w:bidi="fr-FR"/>
         </w:rPr>
-        <w:t xml:space="preserve">Je n’ai pas pu tester l’application ecommerce-flask avec stripe correctement, m</w:t>
+        <w:t xml:space="preserve">Je n’ai pas pu tester l’application ecommerce-flask avec la plateforme de paiement Stripe correctement, m</w:t>
       </w:r>
       <w:r>
         <w:rPr>
@@ -3563,12 +4253,7 @@
           <w:lang w:val="fr-FR"/>
         </w:rPr>
       </w:r>
-    </w:p>
-    <w:p>
-      <w:pPr>
-        <w:pBdr/>
-        <w:spacing w:after="0" w:before="240" w:line="360" w:lineRule="auto"/>
-        <w:ind/>
+      <w:r>
         <w:rPr>
           <w:b w:val="0"/>
           <w:bCs w:val="0"/>
@@ -3577,6 +4262,78 @@
           <w:szCs w:val="24"/>
           <w:highlight w:val="none"/>
           <w:u w:val="none"/>
+        </w:rPr>
+      </w:r>
+    </w:p>
+    <w:p>
+      <w:pPr>
+        <w:pBdr/>
+        <w:spacing w:after="0" w:line="360" w:lineRule="auto"/>
+        <w:ind/>
+        <w:rPr>
+          <w:b w:val="0"/>
+          <w:bCs w:val="0"/>
+          <w:color w:val="000000" w:themeColor="text1"/>
+          <w:sz w:val="24"/>
+          <w:szCs w:val="24"/>
+          <w:highlight w:val="none"/>
+          <w:u w:val="none"/>
+        </w:rPr>
+      </w:pPr>
+      <w:r>
+        <w:rPr>
+          <w:b w:val="0"/>
+          <w:bCs w:val="0"/>
+          <w:color w:val="000000" w:themeColor="text1"/>
+          <w:sz w:val="24"/>
+          <w:szCs w:val="24"/>
+          <w:highlight w:val="none"/>
+          <w:u w:val="none"/>
+          <w:lang w:val="fr-FR" w:bidi="fr-FR"/>
+        </w:rPr>
+      </w:r>
+      <w:r>
+        <w:rPr>
+          <w:b w:val="0"/>
+          <w:bCs w:val="0"/>
+          <w:color w:val="000000" w:themeColor="text1"/>
+          <w:sz w:val="24"/>
+          <w:szCs w:val="24"/>
+          <w:highlight w:val="none"/>
+          <w:u w:val="none"/>
+          <w:lang w:val="fr-FR" w:bidi="fr-FR"/>
+        </w:rPr>
+      </w:r>
+      <w:r>
+        <w:rPr>
+          <w:b w:val="0"/>
+          <w:bCs w:val="0"/>
+          <w:color w:val="000000" w:themeColor="text1"/>
+          <w:sz w:val="24"/>
+          <w:szCs w:val="24"/>
+          <w:highlight w:val="none"/>
+          <w:u w:val="none"/>
+          <w:lang w:val="fr-FR" w:bidi="fr-FR"/>
+        </w:rPr>
+      </w:r>
+    </w:p>
+    <w:p>
+      <w:pPr>
+        <w:pBdr/>
+        <w:tabs>
+          <w:tab w:val="right" w:leader="none" w:pos="9355"/>
+        </w:tabs>
+        <w:spacing w:after="0" w:line="360" w:lineRule="auto"/>
+        <w:ind/>
+        <w:rPr>
+          <w:b w:val="0"/>
+          <w:bCs w:val="0"/>
+          <w:color w:val="000000" w:themeColor="text1"/>
+          <w:sz w:val="24"/>
+          <w:szCs w:val="24"/>
+          <w:highlight w:val="none"/>
+          <w:u w:val="none"/>
+          <w:lang w:val="fr-FR" w:bidi="fr-FR"/>
         </w:rPr>
       </w:pPr>
       <w:r>
@@ -3603,13 +4360,19 @@
           <w:u w:val="none"/>
           <w:lang w:val="fr-FR" w:bidi="fr-FR"/>
         </w:rPr>
-        <w:t xml:space="preserve">et le docker-compose de l’application Rocket Ecommerce :</w:t>
+        <w:t xml:space="preserve">et le docker-compose de l’application Rocket Ecommerce, en utilisant l’image Alpine pour Python et pour Nginx:</w:t>
       </w:r>
       <w:r>
         <w:rPr>
+          <w:b w:val="0"/>
+          <w:bCs w:val="0"/>
+          <w:color w:val="000000" w:themeColor="text1"/>
           <w:sz w:val="24"/>
           <w:szCs w:val="24"/>
+          <w:highlight w:val="none"/>
+          <w:u w:val="none"/>
         </w:rPr>
+        <w:tab/>
       </w:r>
       <w:r>
         <w:rPr>
@@ -3722,46 +4485,11 @@
           <w:b w:val="0"/>
           <w:bCs w:val="0"/>
           <w:color w:val="000000" w:themeColor="text1"/>
-          <w:sz w:val="22"/>
-          <w:szCs w:val="22"/>
-          <w:highlight w:val="none"/>
-          <w:u w:val="none"/>
-          <w:lang w:val="fr-FR" w:bidi="fr-FR"/>
-        </w:rPr>
-      </w:r>
-      <w:r>
-        <w:rPr>
-          <w:b w:val="0"/>
-          <w:bCs w:val="0"/>
-          <w:color w:val="000000" w:themeColor="text1"/>
           <w:sz w:val="24"/>
           <w:szCs w:val="24"/>
           <w:highlight w:val="none"/>
           <w:u w:val="none"/>
           <w:lang w:val="fr-FR"/>
-        </w:rPr>
-      </w:r>
-    </w:p>
-    <w:p>
-      <w:pPr>
-        <w:pBdr/>
-        <w:spacing w:after="0" w:before="240" w:line="360" w:lineRule="auto"/>
-        <w:ind/>
-        <w:rPr>
-          <w:b w:val="0"/>
-          <w:bCs w:val="0"/>
-          <w:color w:val="000000" w:themeColor="text1"/>
-          <w:sz w:val="22"/>
-          <w:szCs w:val="22"/>
-          <w:highlight w:val="none"/>
-          <w:u w:val="none"/>
-          <w:lang w:val="fr-FR" w:bidi="fr-FR"/>
-        </w:rPr>
-      </w:pPr>
-      <w:r>
-        <w:rPr>
-          <w:color w:val="000000" w:themeColor="text1"/>
-          <w:highlight w:val="none"/>
         </w:rPr>
       </w:r>
       <w:r>
@@ -3776,17 +4504,6 @@
           <w:highlight w:val="none"/>
         </w:rPr>
       </w:r>
-    </w:p>
-    <w:p>
-      <w:pPr>
-        <w:pBdr/>
-        <w:spacing w:after="0" w:before="240" w:line="360" w:lineRule="auto"/>
-        <w:ind/>
-        <w:rPr>
-          <w:color w:val="000000" w:themeColor="text1"/>
-          <w:highlight w:val="none"/>
-        </w:rPr>
-      </w:pPr>
       <w:r>
         <w:rPr>
           <w:color w:val="000000" w:themeColor="text1"/>
@@ -3914,95 +4631,8 @@
       </w:r>
       <w:r>
         <w:rPr>
-          <w:b w:val="0"/>
-          <w:bCs w:val="0"/>
           <w:color w:val="000000" w:themeColor="text1"/>
-          <w:sz w:val="22"/>
-          <w:szCs w:val="22"/>
           <w:highlight w:val="none"/>
-          <w:u w:val="none"/>
-        </w:rPr>
-      </w:r>
-      <w:r>
-        <w:rPr>
-          <w:b w:val="0"/>
-          <w:bCs w:val="0"/>
-          <w:color w:val="000000" w:themeColor="text1"/>
-          <w:sz w:val="22"/>
-          <w:szCs w:val="22"/>
-          <w:highlight w:val="none"/>
-          <w:u w:val="none"/>
-        </w:rPr>
-      </w:r>
-      <w:r>
-        <w:rPr>
-          <w:b w:val="0"/>
-          <w:bCs w:val="0"/>
-          <w:color w:val="000000" w:themeColor="text1"/>
-          <w:sz w:val="22"/>
-          <w:szCs w:val="22"/>
-          <w:highlight w:val="none"/>
-          <w:u w:val="none"/>
-        </w:rPr>
-      </w:r>
-      <w:r>
-        <w:rPr>
-          <w:b w:val="0"/>
-          <w:bCs w:val="0"/>
-          <w:color w:val="000000" w:themeColor="text1"/>
-          <w:sz w:val="22"/>
-          <w:szCs w:val="22"/>
-          <w:highlight w:val="none"/>
-          <w:u w:val="none"/>
-          <w:lang w:val="fr-FR" w:bidi="fr-FR"/>
-        </w:rPr>
-      </w:r>
-      <w:r>
-        <w:rPr>
-          <w:b w:val="0"/>
-          <w:bCs w:val="0"/>
-          <w:color w:val="auto"/>
-          <w:sz w:val="24"/>
-          <w:szCs w:val="24"/>
-          <w:highlight w:val="none"/>
-          <w:u w:val="none"/>
-          <w:lang w:val="fr-FR" w:bidi="fr-FR"/>
-        </w:rPr>
-      </w:r>
-      <w:r>
-        <w:rPr>
-          <w:b w:val="0"/>
-          <w:bCs w:val="0"/>
-          <w:color w:val="auto"/>
-          <w:sz w:val="24"/>
-          <w:szCs w:val="24"/>
-          <w:highlight w:val="none"/>
-          <w:u w:val="none"/>
-          <w:lang w:val="fr-FR" w:bidi="fr-FR"/>
-        </w:rPr>
-      </w:r>
-      <w:r>
-        <w:rPr>
-          <w:b w:val="0"/>
-          <w:bCs w:val="0"/>
-          <w:color w:val="auto"/>
-          <w:sz w:val="24"/>
-          <w:szCs w:val="24"/>
-          <w:highlight w:val="none"/>
-          <w:u w:val="none"/>
-          <w:lang w:val="fr-FR" w:bidi="fr-FR"/>
-        </w:rPr>
-      </w:r>
-      <w:r>
-        <w:rPr>
-          <w:b w:val="0"/>
-          <w:bCs w:val="0"/>
-          <w:color w:val="000000" w:themeColor="text1"/>
-          <w:sz w:val="22"/>
-          <w:szCs w:val="22"/>
-          <w:highlight w:val="none"/>
-          <w:u w:val="none"/>
-          <w:lang w:val="fr-FR" w:bidi="fr-FR"/>
         </w:rPr>
       </w:r>
     </w:p>
@@ -4043,7 +4673,7 @@
           <w:szCs w:val="24"/>
           <w:highlight w:val="none"/>
           <w:u w:val="none"/>
-          <w:lang w:val="fr-FR" w:bidi="fr-FR"/>
+          <w:lang w:val="fr-FR"/>
         </w:rPr>
       </w:r>
       <w:r>
@@ -4055,7 +4685,6 @@
           <w:szCs w:val="24"/>
           <w:highlight w:val="none"/>
           <w:u w:val="none"/>
-          <w:lang w:val="fr-FR"/>
         </w:rPr>
       </w:r>
     </w:p>
@@ -4170,7 +4799,6 @@
           <w:szCs w:val="24"/>
           <w:highlight w:val="none"/>
           <w:u w:val="none"/>
-          <w:lang w:val="fr-FR" w:bidi="fr-FR"/>
         </w:rPr>
       </w:r>
       <w:r>
@@ -4182,6 +4810,7 @@
           <w:szCs w:val="24"/>
           <w:highlight w:val="none"/>
           <w:u w:val="none"/>
+          <w:lang w:val="fr-FR" w:bidi="fr-FR"/>
         </w:rPr>
       </w:r>
     </w:p>
@@ -4199,6 +4828,114 @@
           <w:szCs w:val="24"/>
           <w:highlight w:val="none"/>
           <w:u w:val="none"/>
+        </w:rPr>
+      </w:pPr>
+      <w:r>
+        <w:rPr>
+          <w:b w:val="0"/>
+          <w:bCs w:val="0"/>
+          <w:color w:val="000000" w:themeColor="text1"/>
+          <w:sz w:val="24"/>
+          <w:szCs w:val="24"/>
+          <w:highlight w:val="none"/>
+          <w:u w:val="none"/>
+          <w:lang w:val="fr-FR" w:bidi="fr-FR"/>
+        </w:rPr>
+      </w:r>
+      <w:r>
+        <w:rPr>
+          <w:b w:val="0"/>
+          <w:bCs w:val="0"/>
+          <w:color w:val="000000" w:themeColor="text1"/>
+          <w:sz w:val="24"/>
+          <w:szCs w:val="24"/>
+          <w:highlight w:val="none"/>
+          <w:u w:val="none"/>
+          <w:lang w:val="fr-FR" w:bidi="fr-FR"/>
+        </w:rPr>
+      </w:r>
+      <w:r>
+        <w:rPr>
+          <w:b w:val="0"/>
+          <w:bCs w:val="0"/>
+          <w:color w:val="000000" w:themeColor="text1"/>
+          <w:sz w:val="24"/>
+          <w:szCs w:val="24"/>
+          <w:highlight w:val="none"/>
+          <w:u w:val="none"/>
+          <w:lang w:val="fr-FR" w:bidi="fr-FR"/>
+        </w:rPr>
+      </w:r>
+    </w:p>
+    <w:p>
+      <w:pPr>
+        <w:pBdr/>
+        <w:spacing w:before="240" w:line="360" w:lineRule="auto"/>
+        <w:ind/>
+        <w:jc w:val="both"/>
+        <w:rPr>
+          <w:b w:val="0"/>
+          <w:bCs w:val="0"/>
+          <w:color w:val="000000" w:themeColor="text1"/>
+          <w:sz w:val="24"/>
+          <w:szCs w:val="24"/>
+          <w:highlight w:val="none"/>
+          <w:u w:val="none"/>
+          <w:lang w:val="fr-FR" w:bidi="fr-FR"/>
+        </w:rPr>
+      </w:pPr>
+      <w:r>
+        <w:rPr>
+          <w:b w:val="0"/>
+          <w:bCs w:val="0"/>
+          <w:color w:val="000000" w:themeColor="text1"/>
+          <w:sz w:val="24"/>
+          <w:szCs w:val="24"/>
+          <w:highlight w:val="none"/>
+          <w:u w:val="none"/>
+          <w:lang w:val="fr-FR" w:bidi="fr-FR"/>
+        </w:rPr>
+      </w:r>
+      <w:r>
+        <w:rPr>
+          <w:b w:val="0"/>
+          <w:bCs w:val="0"/>
+          <w:color w:val="000000" w:themeColor="text1"/>
+          <w:sz w:val="24"/>
+          <w:szCs w:val="24"/>
+          <w:highlight w:val="none"/>
+          <w:u w:val="none"/>
+          <w:lang w:val="fr-FR" w:bidi="fr-FR"/>
+        </w:rPr>
+      </w:r>
+      <w:r>
+        <w:rPr>
+          <w:b w:val="0"/>
+          <w:bCs w:val="0"/>
+          <w:color w:val="000000" w:themeColor="text1"/>
+          <w:sz w:val="24"/>
+          <w:szCs w:val="24"/>
+          <w:highlight w:val="none"/>
+          <w:u w:val="none"/>
+          <w:lang w:val="fr-FR" w:bidi="fr-FR"/>
+        </w:rPr>
+      </w:r>
+    </w:p>
+    <w:p>
+      <w:pPr>
+        <w:pBdr/>
+        <w:spacing w:before="240" w:line="360" w:lineRule="auto"/>
+        <w:ind/>
+        <w:jc w:val="both"/>
+        <w:rPr>
+          <w:b w:val="0"/>
+          <w:bCs w:val="0"/>
+          <w:color w:val="000000" w:themeColor="text1"/>
+          <w:sz w:val="24"/>
+          <w:szCs w:val="24"/>
+          <w:highlight w:val="none"/>
+          <w:u w:val="none"/>
+          <w:lang w:val="fr-FR" w:bidi="fr-FR"/>
         </w:rPr>
       </w:pPr>
       <w:r>
@@ -4236,53 +4973,6 @@
           <w:u w:val="none"/>
         </w:rPr>
       </w:r>
-      <w:r>
-        <w:rPr>
-          <w:b w:val="0"/>
-          <w:bCs w:val="0"/>
-          <w:color w:val="auto"/>
-          <w:sz w:val="24"/>
-          <w:szCs w:val="24"/>
-          <w:highlight w:val="none"/>
-          <w:u w:val="none"/>
-          <w:lang w:val="fr-FR" w:bidi="fr-FR"/>
-        </w:rPr>
-      </w:r>
-      <w:r>
-        <w:rPr>
-          <w:b w:val="0"/>
-          <w:bCs w:val="0"/>
-          <w:color w:val="auto"/>
-          <w:sz w:val="24"/>
-          <w:szCs w:val="24"/>
-          <w:highlight w:val="none"/>
-          <w:u w:val="none"/>
-          <w:lang w:val="fr-FR" w:bidi="fr-FR"/>
-        </w:rPr>
-      </w:r>
-      <w:r>
-        <w:rPr>
-          <w:b w:val="0"/>
-          <w:bCs w:val="0"/>
-          <w:color w:val="auto"/>
-          <w:sz w:val="24"/>
-          <w:szCs w:val="24"/>
-          <w:highlight w:val="none"/>
-          <w:u w:val="none"/>
-          <w:lang w:val="fr-FR" w:bidi="fr-FR"/>
-        </w:rPr>
-      </w:r>
-      <w:r>
-        <w:rPr>
-          <w:b w:val="0"/>
-          <w:bCs w:val="0"/>
-          <w:color w:val="000000" w:themeColor="text1"/>
-          <w:sz w:val="24"/>
-          <w:szCs w:val="24"/>
-          <w:highlight w:val="none"/>
-          <w:u w:val="none"/>
-        </w:rPr>
-      </w:r>
     </w:p>
     <w:p>
       <w:pPr>
@@ -4314,6 +5004,13 @@
       </w:r>
       <w:r>
         <w:rPr>
+          <w:color w:val="auto"/>
+          <w:sz w:val="24"/>
+          <w:szCs w:val="24"/>
+        </w:rPr>
+      </w:r>
+      <w:r>
+        <w:rPr>
           <w:b w:val="0"/>
           <w:bCs w:val="0"/>
           <w:color w:val="auto"/>
@@ -4321,14 +5018,6 @@
           <w:szCs w:val="24"/>
           <w:highlight w:val="none"/>
           <w:u w:val="none"/>
-          <w:lang w:val="fr-FR" w:bidi="fr-FR"/>
-        </w:rPr>
-      </w:r>
-      <w:r>
-        <w:rPr>
-          <w:color w:val="auto"/>
-          <w:sz w:val="24"/>
-          <w:szCs w:val="24"/>
         </w:rPr>
       </w:r>
     </w:p>
@@ -4435,9 +5124,14 @@
       </w:r>
       <w:r>
         <w:rPr>
+          <w:b w:val="0"/>
+          <w:bCs w:val="0"/>
           <w:color w:val="auto"/>
           <w:sz w:val="24"/>
           <w:szCs w:val="24"/>
+          <w:highlight w:val="none"/>
+          <w:u w:val="none"/>
+          <w:lang w:val="fr-FR" w:bidi="fr-FR"/>
         </w:rPr>
       </w:r>
       <w:r>
@@ -4449,22 +5143,8 @@
           <w:szCs w:val="24"/>
           <w:highlight w:val="none"/>
           <w:u w:val="none"/>
-          <w:lang w:val="fr-FR" w:bidi="fr-FR"/>
         </w:rPr>
       </w:r>
-    </w:p>
-    <w:p>
-      <w:pPr>
-        <w:pBdr/>
-        <w:spacing/>
-        <w:ind/>
-        <w:rPr>
-          <w:color w:val="auto"/>
-          <w:sz w:val="24"/>
-          <w:szCs w:val="24"/>
-          <w:highlight w:val="none"/>
-        </w:rPr>
-      </w:pPr>
       <w:r>
         <w:rPr>
           <w:color w:val="auto"/>
@@ -4492,11 +5172,22 @@
           <w:lang w:val="fr-FR" w:bidi="fr-FR"/>
         </w:rPr>
       </w:r>
+      <w:r>
+        <w:rPr>
+          <w:b w:val="0"/>
+          <w:bCs w:val="0"/>
+          <w:color w:val="auto"/>
+          <w:sz w:val="24"/>
+          <w:szCs w:val="24"/>
+          <w:highlight w:val="none"/>
+          <w:u w:val="none"/>
+        </w:rPr>
+      </w:r>
     </w:p>
     <w:p>
       <w:pPr>
         <w:pBdr/>
-        <w:spacing/>
+        <w:spacing w:line="360" w:lineRule="auto"/>
         <w:ind/>
         <w:rPr>
           <w:color w:val="auto"/>
@@ -4514,130 +5205,7 @@
           <w:highlight w:val="none"/>
           <w:lang w:val="fr-FR" w:bidi="fr-FR"/>
         </w:rPr>
-      </w:r>
-      <w:r>
-        <w:rPr>
-          <w:color w:val="auto"/>
-          <w:sz w:val="24"/>
-          <w:szCs w:val="24"/>
-          <w:highlight w:val="none"/>
-          <w:lang w:val="fr-FR" w:bidi="fr-FR"/>
-        </w:rPr>
-      </w:r>
-      <w:r>
-        <w:rPr>
-          <w:color w:val="auto"/>
-          <w:sz w:val="24"/>
-          <w:szCs w:val="24"/>
-          <w:highlight w:val="none"/>
-          <w:lang w:val="fr-FR" w:bidi="fr-FR"/>
-        </w:rPr>
-      </w:r>
-    </w:p>
-    <w:p>
-      <w:pPr>
-        <w:pBdr/>
-        <w:spacing/>
-        <w:ind/>
-        <w:rPr>
-          <w:color w:val="auto"/>
-          <w:sz w:val="24"/>
-          <w:szCs w:val="24"/>
-          <w:highlight w:val="none"/>
-          <w:lang w:val="fr-FR" w:bidi="fr-FR"/>
-        </w:rPr>
-      </w:pPr>
-      <w:r>
-        <w:rPr>
-          <w:color w:val="auto"/>
-          <w:sz w:val="24"/>
-          <w:szCs w:val="24"/>
-          <w:highlight w:val="none"/>
-          <w:lang w:val="fr-FR" w:bidi="fr-FR"/>
-        </w:rPr>
-      </w:r>
-      <w:r>
-        <w:rPr>
-          <w:color w:val="auto"/>
-          <w:sz w:val="24"/>
-          <w:szCs w:val="24"/>
-          <w:highlight w:val="none"/>
-          <w:lang w:val="fr-FR" w:bidi="fr-FR"/>
-        </w:rPr>
-      </w:r>
-      <w:r>
-        <w:rPr>
-          <w:color w:val="auto"/>
-          <w:sz w:val="24"/>
-          <w:szCs w:val="24"/>
-          <w:highlight w:val="none"/>
-          <w:lang w:val="fr-FR" w:bidi="fr-FR"/>
-        </w:rPr>
-      </w:r>
-    </w:p>
-    <w:p>
-      <w:pPr>
-        <w:pBdr/>
-        <w:spacing/>
-        <w:ind/>
-        <w:rPr>
-          <w:color w:val="auto"/>
-          <w:sz w:val="24"/>
-          <w:szCs w:val="24"/>
-          <w:highlight w:val="none"/>
-          <w:lang w:val="fr-FR" w:bidi="fr-FR"/>
-        </w:rPr>
-      </w:pPr>
-      <w:r>
-        <w:rPr>
-          <w:color w:val="auto"/>
-          <w:sz w:val="24"/>
-          <w:szCs w:val="24"/>
-          <w:highlight w:val="none"/>
-          <w:lang w:val="fr-FR" w:bidi="fr-FR"/>
-        </w:rPr>
-      </w:r>
-      <w:r>
-        <w:rPr>
-          <w:color w:val="auto"/>
-          <w:sz w:val="24"/>
-          <w:szCs w:val="24"/>
-          <w:highlight w:val="none"/>
-          <w:lang w:val="fr-FR" w:bidi="fr-FR"/>
-        </w:rPr>
-      </w:r>
-      <w:r>
-        <w:rPr>
-          <w:color w:val="auto"/>
-          <w:sz w:val="24"/>
-          <w:szCs w:val="24"/>
-          <w:highlight w:val="none"/>
-          <w:lang w:val="fr-FR" w:bidi="fr-FR"/>
-        </w:rPr>
-      </w:r>
-    </w:p>
-    <w:p>
-      <w:pPr>
-        <w:pBdr/>
-        <w:spacing w:line="360" w:lineRule="auto"/>
-        <w:ind/>
-        <w:rPr>
-          <w:color w:val="auto"/>
-          <w:sz w:val="24"/>
-          <w:szCs w:val="24"/>
-          <w:highlight w:val="none"/>
-          <w:lang w:val="fr-FR" w:bidi="fr-FR"/>
-        </w:rPr>
-      </w:pPr>
-      <w:r>
-        <w:rPr>
-          <w:color w:val="auto"/>
-          <w:sz w:val="24"/>
-          <w:szCs w:val="24"/>
-          <w:highlight w:val="none"/>
-          <w:lang w:val="fr-FR" w:bidi="fr-FR"/>
-        </w:rPr>
-        <w:t xml:space="preserve">J’ai relancé la commande « k create –f ./projet2 » pour remettre le projet en place. Ensuite j’ai exécuté la commande « k get all –n prodv2-b-05-03-2026 » pour vérifier si tout est fonctionnel dans le namespace: </w:t>
+        <w:t xml:space="preserve">J’ai relancé la commande « k create –f ./projet2 » pour remettre le projet en place. Ensuite j’ai exécuté la commande « k get all –n prodv2-b-05-03-2026 » pour retourner l’état de tous mes composants, et pour vérifier si tout est fonctionnel dans le namespace: </w:t>
       </w:r>
       <w:r>
         <w:rPr>
@@ -4649,6 +5217,15 @@
           <w:highlight w:val="none"/>
           <w:u w:val="none"/>
           <w:lang w:val="fr-FR"/>
+        </w:rPr>
+      </w:r>
+      <w:r>
+        <w:rPr>
+          <w:color w:val="auto"/>
+          <w:sz w:val="24"/>
+          <w:szCs w:val="24"/>
+          <w:highlight w:val="none"/>
+          <w:lang w:val="fr-FR" w:bidi="fr-FR"/>
         </w:rPr>
       </w:r>
     </w:p>
@@ -4755,6 +5332,14 @@
           <w:highlight w:val="none"/>
         </w:rPr>
       </w:r>
+      <w:r>
+        <w:rPr>
+          <w:color w:val="auto"/>
+          <w:sz w:val="24"/>
+          <w:szCs w:val="24"/>
+          <w:highlight w:val="none"/>
+        </w:rPr>
+      </w:r>
     </w:p>
     <w:p>
       <w:pPr>
@@ -4795,7 +5380,7 @@
     </w:p>
     <w:p>
       <w:pPr>
-        <w:pStyle w:val="849"/>
+        <w:pStyle w:val="871"/>
         <w:pBdr/>
         <w:spacing/>
         <w:ind/>
@@ -4832,12 +5417,17 @@
         </w:rPr>
       </w:r>
       <w:bookmarkEnd w:id="5"/>
-      <w:r/>
       <w:r>
         <w:rPr>
           <w:color w:val="000000" w:themeColor="text1"/>
           <w:highlight w:val="none"/>
           <w:lang w:val="fr-FR" w:bidi="fr-FR"/>
+        </w:rPr>
+      </w:r>
+      <w:r>
+        <w:rPr>
+          <w:color w:val="000000" w:themeColor="text1"/>
+          <w:highlight w:val="none"/>
         </w:rPr>
       </w:r>
     </w:p>
@@ -4881,7 +5471,7 @@
           <w:u w:val="none"/>
           <w:lang w:val="fr-FR"/>
         </w:rPr>
-        <w:t xml:space="preserve">Puis, j’ai réalisé un portforward : « </w:t>
+        <w:t xml:space="preserve">Puis, j’ai réalisé un port-forward : « </w:t>
       </w:r>
       <w:r>
         <w:rPr>
@@ -4918,6 +5508,18 @@
           <w:szCs w:val="24"/>
           <w:highlight w:val="none"/>
           <w:u w:val="none"/>
+        </w:rPr>
+      </w:r>
+      <w:r>
+        <w:rPr>
+          <w:b w:val="0"/>
+          <w:bCs w:val="0"/>
+          <w:color w:val="000000" w:themeColor="text1"/>
+          <w:sz w:val="24"/>
+          <w:szCs w:val="24"/>
+          <w:highlight w:val="none"/>
+          <w:u w:val="none"/>
+          <w:lang w:val="fr-FR"/>
         </w:rPr>
       </w:r>
     </w:p>
@@ -5038,25 +5640,12 @@
           <w:szCs w:val="24"/>
           <w:highlight w:val="none"/>
           <w:u w:val="none"/>
-          <w:lang w:val="fr-FR"/>
-        </w:rPr>
-      </w:r>
-      <w:r>
-        <w:rPr>
-          <w:b w:val="0"/>
-          <w:bCs w:val="0"/>
-          <w:color w:val="000000" w:themeColor="text1"/>
-          <w:sz w:val="24"/>
-          <w:szCs w:val="24"/>
-          <w:highlight w:val="none"/>
-          <w:u w:val="none"/>
-          <w:lang w:val="fr-FR"/>
         </w:rPr>
       </w:r>
     </w:p>
     <w:p>
       <w:pPr>
-        <w:pStyle w:val="849"/>
+        <w:pStyle w:val="871"/>
         <w:pBdr/>
         <w:spacing w:before="0" w:line="240" w:lineRule="auto"/>
         <w:ind/>
@@ -5086,15 +5675,19 @@
       </w:r>
       <w:r>
         <w:rPr>
+          <w:b w:val="0"/>
+          <w:bCs w:val="0"/>
           <w:color w:val="000000" w:themeColor="text1"/>
+          <w:sz w:val="24"/>
+          <w:szCs w:val="24"/>
           <w:highlight w:val="none"/>
-          <w:lang w:val="fr-FR" w:bidi="fr-FR"/>
+          <w:u w:val="none"/>
         </w:rPr>
       </w:r>
     </w:p>
     <w:p>
       <w:pPr>
-        <w:pStyle w:val="849"/>
+        <w:pStyle w:val="871"/>
         <w:pBdr/>
         <w:spacing/>
         <w:ind/>
@@ -5132,7 +5725,18 @@
         </w:rPr>
       </w:r>
       <w:bookmarkEnd w:id="6"/>
-      <w:r/>
+      <w:r>
+        <w:rPr>
+          <w:b/>
+          <w:bCs/>
+          <w:strike w:val="0"/>
+          <w:color w:val="000000" w:themeColor="text1"/>
+          <w:sz w:val="28"/>
+          <w:szCs w:val="28"/>
+          <w:highlight w:val="none"/>
+          <w:u w:val="single"/>
+        </w:rPr>
+      </w:r>
       <w:r>
         <w:rPr>
           <w:b/>
@@ -5282,45 +5886,14 @@
       <w:r>
         <w:rPr>
           <w:color w:val="000000" w:themeColor="text1"/>
-          <w:highlight w:val="none"/>
-          <w:lang w:val="fr-FR" w:bidi="fr-FR"/>
         </w:rPr>
       </w:r>
       <w:r>
         <w:rPr>
           <w:color w:val="000000" w:themeColor="text1"/>
-        </w:rPr>
-      </w:r>
-    </w:p>
-    <w:p>
-      <w:pPr>
-        <w:pBdr/>
-        <w:spacing w:line="360" w:lineRule="auto"/>
-        <w:ind/>
-        <w:jc w:val="both"/>
-        <w:rPr>
-          <w:b/>
-          <w:bCs/>
-          <w:color w:val="000000" w:themeColor="text1"/>
-          <w:sz w:val="24"/>
-          <w:szCs w:val="24"/>
           <w:highlight w:val="none"/>
-          <w:u w:val="single"/>
           <w:lang w:val="fr-FR" w:bidi="fr-FR"/>
         </w:rPr>
-      </w:pPr>
-      <w:r>
-        <w:rPr>
-          <w:b/>
-          <w:bCs/>
-          <w:color w:val="000000" w:themeColor="text1"/>
-          <w:sz w:val="28"/>
-          <w:szCs w:val="28"/>
-          <w:highlight w:val="none"/>
-          <w:u w:val="single"/>
-          <w:lang w:val="fr-FR" w:bidi="fr-FR"/>
-        </w:rPr>
-        <w:t xml:space="preserve">E</w:t>
       </w:r>
       <w:r>
         <w:rPr>
@@ -5333,20 +5906,6 @@
           <w:u w:val="single"/>
           <w:lang w:val="fr-FR" w:bidi="fr-FR"/>
         </w:rPr>
-        <w:t xml:space="preserve">xpliquer le choix concernant les frameworks et technologies utilisées avec les avantages et </w:t>
-      </w:r>
-      <w:r>
-        <w:rPr>
-          <w:b/>
-          <w:bCs/>
-          <w:color w:val="000000" w:themeColor="text1"/>
-          <w:sz w:val="28"/>
-          <w:szCs w:val="28"/>
-          <w:highlight w:val="none"/>
-          <w:u w:val="single"/>
-          <w:lang w:val="fr-FR" w:bidi="fr-FR"/>
-        </w:rPr>
-        <w:t xml:space="preserve">inconvénients</w:t>
       </w:r>
       <w:r>
         <w:rPr>
@@ -5362,366 +5921,9 @@
       </w:r>
       <w:r>
         <w:rPr>
-          <w:b/>
-          <w:bCs/>
           <w:color w:val="000000" w:themeColor="text1"/>
-          <w:sz w:val="24"/>
-          <w:szCs w:val="24"/>
-          <w:highlight w:val="none"/>
-          <w:u w:val="single"/>
-        </w:rPr>
-      </w:r>
-    </w:p>
-    <w:p>
-      <w:pPr>
-        <w:pBdr/>
-        <w:spacing w:line="360" w:lineRule="auto"/>
-        <w:ind/>
-        <w:jc w:val="both"/>
-        <w:rPr>
-          <w:sz w:val="24"/>
-          <w:szCs w:val="24"/>
-        </w:rPr>
-      </w:pPr>
-      <w:r>
-        <w:rPr>
-          <w:b w:val="0"/>
-          <w:bCs w:val="0"/>
-          <w:color w:val="000000" w:themeColor="text1"/>
-          <w:sz w:val="24"/>
-          <w:szCs w:val="24"/>
-          <w:highlight w:val="none"/>
-          <w:u w:val="none"/>
-          <w:lang w:val="fr-FR" w:bidi="fr-FR"/>
-        </w:rPr>
-        <w:t xml:space="preserve">Pour les frameworks et technologies utilisées, </w:t>
-      </w:r>
-      <w:r>
-        <w:rPr>
-          <w:b w:val="0"/>
-          <w:bCs w:val="0"/>
-          <w:color w:val="000000" w:themeColor="text1"/>
-          <w:sz w:val="24"/>
-          <w:szCs w:val="24"/>
-          <w:highlight w:val="none"/>
-          <w:u w:val="none"/>
-          <w:lang w:val="fr-FR" w:bidi="fr-FR"/>
-        </w:rPr>
-        <w:t xml:space="preserve">j’ai choisi MiniKube et Kubernetes car ils permettent une orchestration des containeurs, et Kubernetes a un système de ReplicaSets, qui m’a permis d’implémenter 3 réplicas par application dans ce projet.</w:t>
-      </w:r>
-      <w:r>
-        <w:rPr>
-          <w:b w:val="0"/>
-          <w:bCs w:val="0"/>
-          <w:color w:val="000000" w:themeColor="text1"/>
-          <w:sz w:val="24"/>
-          <w:szCs w:val="24"/>
-          <w:highlight w:val="none"/>
-          <w:u w:val="none"/>
-          <w:lang w:val="fr-FR" w:bidi="fr-FR"/>
-        </w:rPr>
-        <w:t xml:space="preserve"> Comme inconvénients, </w:t>
-      </w:r>
-      <w:r>
-        <w:rPr>
-          <w:sz w:val="24"/>
-          <w:szCs w:val="24"/>
-        </w:rPr>
-        <w:t xml:space="preserve">ils ont une courbe d'apprentissage assez élevée et une consommation de ressources importante pour un simple environnement local. </w:t>
-      </w:r>
-      <w:r>
-        <w:rPr>
-          <w:b w:val="0"/>
-          <w:bCs w:val="0"/>
-          <w:color w:val="000000" w:themeColor="text1"/>
-          <w:sz w:val="24"/>
-          <w:szCs w:val="24"/>
-          <w:highlight w:val="none"/>
-          <w:u w:val="none"/>
-          <w:lang w:val="fr-FR" w:bidi="fr-FR"/>
-        </w:rPr>
-      </w:r>
-    </w:p>
-    <w:p>
-      <w:pPr>
-        <w:pBdr/>
-        <w:spacing w:line="360" w:lineRule="auto"/>
-        <w:ind/>
-        <w:jc w:val="both"/>
-        <w:rPr>
-          <w:b w:val="0"/>
-          <w:bCs w:val="0"/>
-          <w:color w:val="000000" w:themeColor="text1"/>
-          <w:sz w:val="24"/>
-          <w:szCs w:val="24"/>
-          <w:highlight w:val="none"/>
-          <w:u w:val="none"/>
-          <w:lang w:val="fr-FR" w:bidi="fr-FR"/>
-        </w:rPr>
-      </w:pPr>
-      <w:r>
-        <w:rPr>
-          <w:sz w:val="24"/>
-          <w:szCs w:val="24"/>
-        </w:rPr>
-        <w:t xml:space="preserve">Pour les machines virtuelles,</w:t>
-      </w:r>
-      <w:r>
-        <w:rPr>
-          <w:sz w:val="22"/>
-          <w:szCs w:val="22"/>
-        </w:rPr>
-        <w:t xml:space="preserve"> </w:t>
-      </w:r>
-      <w:r>
-        <w:rPr>
-          <w:b w:val="0"/>
-          <w:bCs w:val="0"/>
-          <w:color w:val="000000" w:themeColor="text1"/>
-          <w:sz w:val="24"/>
-          <w:szCs w:val="24"/>
-          <w:highlight w:val="none"/>
-          <w:u w:val="none"/>
-          <w:lang w:val="fr-FR" w:bidi="fr-FR"/>
-        </w:rPr>
-        <w:t xml:space="preserve">j’ai utilisé MultiPass pour gérer mes machines virtuelles, c’était la solution la plus simple pour moi car j’utilise Linux Mint et non Windows. Son système de yaml est très utile pour la réplication. L’inconvénient de MultiPass est que son utilisation sur Windows est moins bonne que sur Linux. </w:t>
-      </w:r>
-      <w:r>
-        <w:rPr>
-          <w:b w:val="0"/>
-          <w:bCs w:val="0"/>
-          <w:color w:val="000000" w:themeColor="text1"/>
-          <w:sz w:val="24"/>
-          <w:szCs w:val="24"/>
-          <w:highlight w:val="none"/>
-          <w:u w:val="none"/>
-          <w:lang w:val="fr-FR" w:bidi="fr-FR"/>
-        </w:rPr>
-      </w:r>
-    </w:p>
-    <w:p>
-      <w:pPr>
-        <w:pBdr/>
-        <w:spacing w:line="360" w:lineRule="auto"/>
-        <w:ind/>
-        <w:jc w:val="both"/>
-        <w:rPr>
-          <w:sz w:val="24"/>
-          <w:szCs w:val="24"/>
-          <w:highlight w:val="none"/>
-        </w:rPr>
-      </w:pPr>
-      <w:r>
-        <w:rPr>
-          <w:b w:val="0"/>
-          <w:bCs w:val="0"/>
-          <w:color w:val="000000" w:themeColor="text1"/>
-          <w:sz w:val="24"/>
-          <w:szCs w:val="24"/>
-          <w:highlight w:val="none"/>
-          <w:u w:val="none"/>
-          <w:lang w:val="fr-FR" w:bidi="fr-FR"/>
-        </w:rPr>
-        <w:t xml:space="preserve">J’ai utilisé Docker et Docker Hub pour</w:t>
-      </w:r>
-      <w:r>
-        <w:rPr>
-          <w:b w:val="0"/>
-          <w:bCs w:val="0"/>
-          <w:color w:val="000000" w:themeColor="text1"/>
-          <w:sz w:val="24"/>
-          <w:szCs w:val="24"/>
-          <w:highlight w:val="none"/>
-          <w:u w:val="none"/>
-          <w:lang w:val="fr-FR" w:bidi="fr-FR"/>
-        </w:rPr>
-        <w:t xml:space="preserve"> builder les images et les stocker, l’avantage est </w:t>
-      </w:r>
-      <w:r>
-        <w:rPr>
-          <w:b w:val="0"/>
-          <w:bCs w:val="0"/>
-          <w:color w:val="000000" w:themeColor="text1"/>
-          <w:sz w:val="24"/>
-          <w:szCs w:val="24"/>
-          <w:highlight w:val="none"/>
-          <w:u w:val="none"/>
-          <w:lang w:val="fr-FR" w:bidi="fr-FR"/>
-        </w:rPr>
-        <w:t xml:space="preserve">la portabilité totale des applications. L’inconvénient est que l</w:t>
-      </w:r>
-      <w:r>
-        <w:rPr>
-          <w:b w:val="0"/>
-          <w:bCs w:val="0"/>
-          <w:color w:val="000000" w:themeColor="text1"/>
-          <w:sz w:val="24"/>
-          <w:szCs w:val="24"/>
-          <w:highlight w:val="none"/>
-          <w:u w:val="none"/>
-          <w:lang w:val="fr-FR" w:bidi="fr-FR"/>
-        </w:rPr>
-        <w:t xml:space="preserve">a gestion des images peut devenir complexe sans une stratégie de nettoyage régulière.</w:t>
-      </w:r>
-      <w:r>
-        <w:rPr>
-          <w:sz w:val="24"/>
-          <w:szCs w:val="24"/>
-        </w:rPr>
-      </w:r>
-      <w:r>
-        <w:rPr>
-          <w:b w:val="0"/>
-          <w:bCs w:val="0"/>
-          <w:color w:val="000000" w:themeColor="text1"/>
-          <w:sz w:val="28"/>
-          <w:szCs w:val="28"/>
-          <w:highlight w:val="none"/>
-          <w:u w:val="none"/>
-          <w:lang w:val="fr-FR" w:bidi="fr-FR"/>
-        </w:rPr>
-      </w:r>
-    </w:p>
-    <w:p>
-      <w:pPr>
-        <w:pBdr/>
-        <w:spacing w:line="360" w:lineRule="auto"/>
-        <w:ind/>
-        <w:jc w:val="both"/>
-        <w:rPr>
-          <w:b w:val="0"/>
-          <w:bCs w:val="0"/>
-          <w:color w:val="000000" w:themeColor="text1"/>
-          <w:sz w:val="28"/>
-          <w:szCs w:val="28"/>
-          <w:highlight w:val="none"/>
-          <w:u w:val="none"/>
-          <w:lang w:val="fr-FR" w:bidi="fr-FR"/>
-        </w:rPr>
-      </w:pPr>
-      <w:r>
-        <w:rPr>
-          <w:b w:val="0"/>
-          <w:bCs w:val="0"/>
-          <w:color w:val="000000" w:themeColor="text1"/>
-          <w:sz w:val="28"/>
-          <w:szCs w:val="28"/>
-          <w:highlight w:val="none"/>
-          <w:u w:val="none"/>
-          <w:lang w:val="fr-FR" w:bidi="fr-FR"/>
-        </w:rPr>
-      </w:r>
-      <w:r>
-        <w:rPr>
-          <w:b w:val="0"/>
-          <w:bCs w:val="0"/>
-          <w:color w:val="000000" w:themeColor="text1"/>
-          <w:sz w:val="28"/>
-          <w:szCs w:val="28"/>
-          <w:highlight w:val="none"/>
-          <w:u w:val="none"/>
-          <w:lang w:val="fr-FR" w:bidi="fr-FR"/>
-        </w:rPr>
-      </w:r>
-      <w:r>
-        <w:rPr>
-          <w:b w:val="0"/>
-          <w:bCs w:val="0"/>
-          <w:color w:val="000000" w:themeColor="text1"/>
-          <w:sz w:val="28"/>
-          <w:szCs w:val="28"/>
-          <w:highlight w:val="none"/>
-          <w:u w:val="none"/>
-          <w:lang w:val="fr-FR" w:bidi="fr-FR"/>
-        </w:rPr>
-      </w:r>
-    </w:p>
-    <w:p>
-      <w:pPr>
-        <w:pBdr/>
-        <w:spacing w:line="360" w:lineRule="auto"/>
-        <w:ind/>
-        <w:jc w:val="both"/>
-        <w:rPr>
-          <w:b w:val="0"/>
-          <w:bCs w:val="0"/>
-          <w:color w:val="000000" w:themeColor="text1"/>
-          <w:sz w:val="28"/>
-          <w:szCs w:val="28"/>
-          <w:highlight w:val="none"/>
-          <w:u w:val="none"/>
-          <w:lang w:val="fr-FR" w:bidi="fr-FR"/>
-        </w:rPr>
-      </w:pPr>
-      <w:r>
-        <w:rPr>
-          <w:b w:val="0"/>
-          <w:bCs w:val="0"/>
-          <w:color w:val="000000" w:themeColor="text1"/>
-          <w:sz w:val="28"/>
-          <w:szCs w:val="28"/>
-          <w:highlight w:val="none"/>
-          <w:u w:val="none"/>
-          <w:lang w:val="fr-FR" w:bidi="fr-FR"/>
-        </w:rPr>
-      </w:r>
-      <w:r>
-        <w:rPr>
-          <w:b w:val="0"/>
-          <w:bCs w:val="0"/>
-          <w:color w:val="000000" w:themeColor="text1"/>
-          <w:sz w:val="28"/>
-          <w:szCs w:val="28"/>
-          <w:highlight w:val="none"/>
-          <w:u w:val="none"/>
-          <w:lang w:val="fr-FR" w:bidi="fr-FR"/>
-        </w:rPr>
-      </w:r>
-      <w:r>
-        <w:rPr>
-          <w:b w:val="0"/>
-          <w:bCs w:val="0"/>
-          <w:color w:val="000000" w:themeColor="text1"/>
-          <w:sz w:val="28"/>
-          <w:szCs w:val="28"/>
-          <w:highlight w:val="none"/>
-          <w:u w:val="none"/>
-          <w:lang w:val="fr-FR" w:bidi="fr-FR"/>
-        </w:rPr>
-      </w:r>
-    </w:p>
-    <w:p>
-      <w:pPr>
-        <w:pBdr/>
-        <w:spacing w:line="360" w:lineRule="auto"/>
-        <w:ind/>
-        <w:jc w:val="both"/>
-        <w:rPr>
-          <w:b w:val="0"/>
-          <w:bCs w:val="0"/>
-          <w:color w:val="000000" w:themeColor="text1"/>
-          <w:sz w:val="28"/>
-          <w:szCs w:val="28"/>
-          <w:highlight w:val="none"/>
-          <w:u w:val="none"/>
-          <w:lang w:val="fr-FR" w:bidi="fr-FR"/>
-        </w:rPr>
-      </w:pPr>
-      <w:r>
-        <w:rPr>
-          <w:sz w:val="24"/>
-          <w:szCs w:val="24"/>
           <w:highlight w:val="none"/>
           <w:lang w:val="fr-FR" w:bidi="fr-FR"/>
-        </w:rPr>
-        <w:t xml:space="preserve">Les applications que j’ai utilisé pour les deux projets sont des applications en Django (AdminLTE &amp; Star Admin) et en Flask (Ecommerce Stripe et Rocket Ecommerce) l’avantage avec ces frameworks sont qu’ils sont relativement simple et légers à mettre en place.</w:t>
-      </w:r>
-      <w:r>
-        <w:rPr>
-          <w:sz w:val="24"/>
-          <w:szCs w:val="24"/>
-          <w:highlight w:val="none"/>
-          <w:lang w:val="fr-FR"/>
         </w:rPr>
       </w:r>
     </w:p>
@@ -5776,7 +5978,7 @@
 <w:ftr xmlns:wpc="http://schemas.microsoft.com/office/word/2010/wordprocessingCanvas" xmlns:mc="http://schemas.openxmlformats.org/markup-compatibility/2006" xmlns:o="urn:schemas-microsoft-com:office:office" xmlns:r="http://schemas.openxmlformats.org/officeDocument/2006/relationships" xmlns:m="http://schemas.openxmlformats.org/officeDocument/2006/math" xmlns:v="urn:schemas-microsoft-com:vml" xmlns:wp14="http://schemas.microsoft.com/office/word/2010/wordprocessingDrawing" xmlns:wp="http://schemas.openxmlformats.org/drawingml/2006/wordprocessingDrawing" xmlns:w10="urn:schemas-microsoft-com:office:word" xmlns:w="http://schemas.openxmlformats.org/wordprocessingml/2006/main" xmlns:w14="http://schemas.microsoft.com/office/word/2010/wordml" xmlns:w15="http://schemas.microsoft.com/office/word/2012/wordml" xmlns:wpg="http://schemas.microsoft.com/office/word/2010/wordprocessingGroup" xmlns:wpi="http://schemas.microsoft.com/office/word/2010/wordprocessingInk" xmlns:wne="http://schemas.microsoft.com/office/word/2006/wordml" xmlns:a="http://schemas.openxmlformats.org/drawingml/2006/main" xmlns:wps="http://schemas.microsoft.com/office/word/2010/wordprocessingShape" mc:Ignorable="w14 w15 wp14">
   <w:p>
     <w:pPr>
-      <w:pStyle w:val="884"/>
+      <w:pStyle w:val="906"/>
       <w:pBdr/>
       <w:spacing/>
       <w:ind/>
@@ -5793,12 +5995,13 @@
   </w:p>
   <w:p>
     <w:pPr>
-      <w:pStyle w:val="884"/>
+      <w:pStyle w:val="906"/>
       <w:pBdr/>
       <w:spacing/>
       <w:ind/>
       <w:rPr/>
     </w:pPr>
+    <w:r/>
     <w:r/>
   </w:p>
 </w:ftr>
@@ -5841,7 +6044,7 @@
 <w:hdr xmlns:wpc="http://schemas.microsoft.com/office/word/2010/wordprocessingCanvas" xmlns:mc="http://schemas.openxmlformats.org/markup-compatibility/2006" xmlns:o="urn:schemas-microsoft-com:office:office" xmlns:r="http://schemas.openxmlformats.org/officeDocument/2006/relationships" xmlns:m="http://schemas.openxmlformats.org/officeDocument/2006/math" xmlns:v="urn:schemas-microsoft-com:vml" xmlns:wp14="http://schemas.microsoft.com/office/word/2010/wordprocessingDrawing" xmlns:wp="http://schemas.openxmlformats.org/drawingml/2006/wordprocessingDrawing" xmlns:w10="urn:schemas-microsoft-com:office:word" xmlns:w="http://schemas.openxmlformats.org/wordprocessingml/2006/main" xmlns:w14="http://schemas.microsoft.com/office/word/2010/wordml" xmlns:w15="http://schemas.microsoft.com/office/word/2012/wordml" xmlns:wpg="http://schemas.microsoft.com/office/word/2010/wordprocessingGroup" xmlns:wpi="http://schemas.microsoft.com/office/word/2010/wordprocessingInk" xmlns:wne="http://schemas.microsoft.com/office/word/2006/wordml" xmlns:a="http://schemas.openxmlformats.org/drawingml/2006/main" xmlns:wps="http://schemas.microsoft.com/office/word/2010/wordprocessingShape" mc:Ignorable="w14 w15 wp14">
   <w:p>
     <w:pPr>
-      <w:pStyle w:val="882"/>
+      <w:pStyle w:val="904"/>
       <w:pBdr/>
       <w:spacing/>
       <w:ind/>
@@ -5869,7 +6072,7 @@
   </w:p>
   <w:p>
     <w:pPr>
-      <w:pStyle w:val="882"/>
+      <w:pStyle w:val="904"/>
       <w:pBdr/>
       <w:spacing/>
       <w:ind/>
@@ -5896,7 +6099,7 @@
   </w:p>
   <w:p>
     <w:pPr>
-      <w:pStyle w:val="882"/>
+      <w:pStyle w:val="904"/>
       <w:pBdr/>
       <w:spacing/>
       <w:ind/>
@@ -6381,9 +6584,9 @@
     <w:lsdException w:name="Bibliography" w:uiPriority="37"/>
     <w:lsdException w:name="TOC Heading" w:uiPriority="39" w:qFormat="1"/>
   </w:latentStyles>
-  <w:style w:type="table" w:styleId="722">
+  <w:style w:type="table" w:styleId="744">
     <w:name w:val="Table Grid"/>
-    <w:basedOn w:val="908"/>
+    <w:basedOn w:val="930"/>
     <w:uiPriority w:val="59"/>
     <w:pPr>
       <w:pBdr/>
@@ -6580,9 +6783,9 @@
       </w:tcPr>
     </w:tblStylePr>
   </w:style>
-  <w:style w:type="table" w:styleId="723">
+  <w:style w:type="table" w:styleId="745">
     <w:name w:val="Table Grid Light"/>
-    <w:basedOn w:val="908"/>
+    <w:basedOn w:val="930"/>
     <w:uiPriority w:val="59"/>
     <w:pPr>
       <w:pBdr/>
@@ -6779,9 +6982,9 @@
       </w:tcPr>
     </w:tblStylePr>
   </w:style>
-  <w:style w:type="table" w:styleId="724">
+  <w:style w:type="table" w:styleId="746">
     <w:name w:val="Plain Table 1"/>
-    <w:basedOn w:val="908"/>
+    <w:basedOn w:val="930"/>
     <w:uiPriority w:val="59"/>
     <w:pPr>
       <w:pBdr/>
@@ -7004,9 +7207,9 @@
       </w:tcPr>
     </w:tblStylePr>
   </w:style>
-  <w:style w:type="table" w:styleId="725">
+  <w:style w:type="table" w:styleId="747">
     <w:name w:val="Plain Table 2"/>
-    <w:basedOn w:val="908"/>
+    <w:basedOn w:val="930"/>
     <w:uiPriority w:val="59"/>
     <w:pPr>
       <w:pBdr/>
@@ -7237,9 +7440,9 @@
       </w:tcPr>
     </w:tblStylePr>
   </w:style>
-  <w:style w:type="table" w:styleId="726">
+  <w:style w:type="table" w:styleId="748">
     <w:name w:val="Plain Table 3"/>
-    <w:basedOn w:val="908"/>
+    <w:basedOn w:val="930"/>
     <w:uiPriority w:val="99"/>
     <w:pPr>
       <w:pBdr/>
@@ -7467,9 +7670,9 @@
       </w:tcPr>
     </w:tblStylePr>
   </w:style>
-  <w:style w:type="table" w:styleId="727">
+  <w:style w:type="table" w:styleId="749">
     <w:name w:val="Plain Table 4"/>
-    <w:basedOn w:val="908"/>
+    <w:basedOn w:val="930"/>
     <w:uiPriority w:val="99"/>
     <w:pPr>
       <w:pBdr/>
@@ -7683,9 +7886,9 @@
       </w:tcPr>
     </w:tblStylePr>
   </w:style>
-  <w:style w:type="table" w:styleId="728">
+  <w:style w:type="table" w:styleId="750">
     <w:name w:val="Plain Table 5"/>
-    <w:basedOn w:val="908"/>
+    <w:basedOn w:val="930"/>
     <w:uiPriority w:val="99"/>
     <w:pPr>
       <w:pBdr/>
@@ -7916,9 +8119,9 @@
       </w:tcPr>
     </w:tblStylePr>
   </w:style>
-  <w:style w:type="table" w:styleId="729">
+  <w:style w:type="table" w:styleId="751">
     <w:name w:val="Grid Table 1 Light"/>
-    <w:basedOn w:val="908"/>
+    <w:basedOn w:val="930"/>
     <w:uiPriority w:val="99"/>
     <w:pPr>
       <w:pBdr/>
@@ -8139,9 +8342,9 @@
       </w:tcPr>
     </w:tblStylePr>
   </w:style>
-  <w:style w:type="table" w:styleId="730">
+  <w:style w:type="table" w:styleId="752">
     <w:name w:val="Grid Table 1 Light - Accent 1"/>
-    <w:basedOn w:val="908"/>
+    <w:basedOn w:val="930"/>
     <w:uiPriority w:val="99"/>
     <w:pPr>
       <w:pBdr/>
@@ -8362,9 +8565,9 @@
       </w:tcPr>
     </w:tblStylePr>
   </w:style>
-  <w:style w:type="table" w:styleId="731">
+  <w:style w:type="table" w:styleId="753">
     <w:name w:val="Grid Table 1 Light - Accent 2"/>
-    <w:basedOn w:val="908"/>
+    <w:basedOn w:val="930"/>
     <w:uiPriority w:val="99"/>
     <w:pPr>
       <w:pBdr/>
@@ -8585,9 +8788,9 @@
       </w:tcPr>
     </w:tblStylePr>
   </w:style>
-  <w:style w:type="table" w:styleId="732">
+  <w:style w:type="table" w:styleId="754">
     <w:name w:val="Grid Table 1 Light - Accent 3"/>
-    <w:basedOn w:val="908"/>
+    <w:basedOn w:val="930"/>
     <w:uiPriority w:val="99"/>
     <w:pPr>
       <w:pBdr/>
@@ -8808,9 +9011,9 @@
       </w:tcPr>
     </w:tblStylePr>
   </w:style>
-  <w:style w:type="table" w:styleId="733">
+  <w:style w:type="table" w:styleId="755">
     <w:name w:val="Grid Table 1 Light - Accent 4"/>
-    <w:basedOn w:val="908"/>
+    <w:basedOn w:val="930"/>
     <w:uiPriority w:val="99"/>
     <w:pPr>
       <w:pBdr/>
@@ -9031,9 +9234,9 @@
       </w:tcPr>
     </w:tblStylePr>
   </w:style>
-  <w:style w:type="table" w:styleId="734">
+  <w:style w:type="table" w:styleId="756">
     <w:name w:val="Grid Table 1 Light - Accent 5"/>
-    <w:basedOn w:val="908"/>
+    <w:basedOn w:val="930"/>
     <w:uiPriority w:val="99"/>
     <w:pPr>
       <w:pBdr/>
@@ -9254,9 +9457,9 @@
       </w:tcPr>
     </w:tblStylePr>
   </w:style>
-  <w:style w:type="table" w:styleId="735">
+  <w:style w:type="table" w:styleId="757">
     <w:name w:val="Grid Table 1 Light - Accent 6"/>
-    <w:basedOn w:val="908"/>
+    <w:basedOn w:val="930"/>
     <w:uiPriority w:val="99"/>
     <w:pPr>
       <w:pBdr/>
@@ -9477,9 +9680,9 @@
       </w:tcPr>
     </w:tblStylePr>
   </w:style>
-  <w:style w:type="table" w:styleId="736">
+  <w:style w:type="table" w:styleId="758">
     <w:name w:val="Grid Table 2"/>
-    <w:basedOn w:val="908"/>
+    <w:basedOn w:val="930"/>
     <w:uiPriority w:val="99"/>
     <w:pPr>
       <w:pBdr/>
@@ -9709,9 +9912,9 @@
       </w:tcPr>
     </w:tblStylePr>
   </w:style>
-  <w:style w:type="table" w:styleId="737">
+  <w:style w:type="table" w:styleId="759">
     <w:name w:val="Grid Table 2 - Accent 1"/>
-    <w:basedOn w:val="908"/>
+    <w:basedOn w:val="930"/>
     <w:uiPriority w:val="99"/>
     <w:pPr>
       <w:pBdr/>
@@ -9941,9 +10144,9 @@
       </w:tcPr>
     </w:tblStylePr>
   </w:style>
-  <w:style w:type="table" w:styleId="738">
+  <w:style w:type="table" w:styleId="760">
     <w:name w:val="Grid Table 2 - Accent 2"/>
-    <w:basedOn w:val="908"/>
+    <w:basedOn w:val="930"/>
     <w:uiPriority w:val="99"/>
     <w:pPr>
       <w:pBdr/>
@@ -10173,9 +10376,9 @@
       </w:tcPr>
     </w:tblStylePr>
   </w:style>
-  <w:style w:type="table" w:styleId="739">
+  <w:style w:type="table" w:styleId="761">
     <w:name w:val="Grid Table 2 - Accent 3"/>
-    <w:basedOn w:val="908"/>
+    <w:basedOn w:val="930"/>
     <w:uiPriority w:val="99"/>
     <w:pPr>
       <w:pBdr/>
@@ -10405,9 +10608,9 @@
       </w:tcPr>
     </w:tblStylePr>
   </w:style>
-  <w:style w:type="table" w:styleId="740">
+  <w:style w:type="table" w:styleId="762">
     <w:name w:val="Grid Table 2 - Accent 4"/>
-    <w:basedOn w:val="908"/>
+    <w:basedOn w:val="930"/>
     <w:uiPriority w:val="99"/>
     <w:pPr>
       <w:pBdr/>
@@ -10637,9 +10840,9 @@
       </w:tcPr>
     </w:tblStylePr>
   </w:style>
-  <w:style w:type="table" w:styleId="741">
+  <w:style w:type="table" w:styleId="763">
     <w:name w:val="Grid Table 2 - Accent 5"/>
-    <w:basedOn w:val="908"/>
+    <w:basedOn w:val="930"/>
     <w:uiPriority w:val="99"/>
     <w:pPr>
       <w:pBdr/>
@@ -10869,9 +11072,9 @@
       </w:tcPr>
     </w:tblStylePr>
   </w:style>
-  <w:style w:type="table" w:styleId="742">
+  <w:style w:type="table" w:styleId="764">
     <w:name w:val="Grid Table 2 - Accent 6"/>
-    <w:basedOn w:val="908"/>
+    <w:basedOn w:val="930"/>
     <w:uiPriority w:val="99"/>
     <w:pPr>
       <w:pBdr/>
@@ -11101,9 +11304,9 @@
       </w:tcPr>
     </w:tblStylePr>
   </w:style>
-  <w:style w:type="table" w:styleId="743">
+  <w:style w:type="table" w:styleId="765">
     <w:name w:val="Grid Table 3"/>
-    <w:basedOn w:val="908"/>
+    <w:basedOn w:val="930"/>
     <w:uiPriority w:val="99"/>
     <w:pPr>
       <w:pBdr/>
@@ -11346,9 +11549,9 @@
       </w:tcPr>
     </w:tblStylePr>
   </w:style>
-  <w:style w:type="table" w:styleId="744">
+  <w:style w:type="table" w:styleId="766">
     <w:name w:val="Grid Table 3 - Accent 1"/>
-    <w:basedOn w:val="908"/>
+    <w:basedOn w:val="930"/>
     <w:uiPriority w:val="99"/>
     <w:pPr>
       <w:pBdr/>
@@ -11591,9 +11794,9 @@
       </w:tcPr>
     </w:tblStylePr>
   </w:style>
-  <w:style w:type="table" w:styleId="745">
+  <w:style w:type="table" w:styleId="767">
     <w:name w:val="Grid Table 3 - Accent 2"/>
-    <w:basedOn w:val="908"/>
+    <w:basedOn w:val="930"/>
     <w:uiPriority w:val="99"/>
     <w:pPr>
       <w:pBdr/>
@@ -11836,9 +12039,9 @@
       </w:tcPr>
     </w:tblStylePr>
   </w:style>
-  <w:style w:type="table" w:styleId="746">
+  <w:style w:type="table" w:styleId="768">
     <w:name w:val="Grid Table 3 - Accent 3"/>
-    <w:basedOn w:val="908"/>
+    <w:basedOn w:val="930"/>
     <w:uiPriority w:val="99"/>
     <w:pPr>
       <w:pBdr/>
@@ -12081,9 +12284,9 @@
       </w:tcPr>
     </w:tblStylePr>
   </w:style>
-  <w:style w:type="table" w:styleId="747">
+  <w:style w:type="table" w:styleId="769">
     <w:name w:val="Grid Table 3 - Accent 4"/>
-    <w:basedOn w:val="908"/>
+    <w:basedOn w:val="930"/>
     <w:uiPriority w:val="99"/>
     <w:pPr>
       <w:pBdr/>
@@ -12326,9 +12529,9 @@
       </w:tcPr>
     </w:tblStylePr>
   </w:style>
-  <w:style w:type="table" w:styleId="748">
+  <w:style w:type="table" w:styleId="770">
     <w:name w:val="Grid Table 3 - Accent 5"/>
-    <w:basedOn w:val="908"/>
+    <w:basedOn w:val="930"/>
     <w:uiPriority w:val="99"/>
     <w:pPr>
       <w:pBdr/>
@@ -12571,9 +12774,9 @@
       </w:tcPr>
     </w:tblStylePr>
   </w:style>
-  <w:style w:type="table" w:styleId="749">
+  <w:style w:type="table" w:styleId="771">
     <w:name w:val="Grid Table 3 - Accent 6"/>
-    <w:basedOn w:val="908"/>
+    <w:basedOn w:val="930"/>
     <w:uiPriority w:val="99"/>
     <w:pPr>
       <w:pBdr/>
@@ -12816,9 +13019,9 @@
       </w:tcPr>
     </w:tblStylePr>
   </w:style>
-  <w:style w:type="table" w:styleId="750">
+  <w:style w:type="table" w:styleId="772">
     <w:name w:val="Grid Table 4"/>
-    <w:basedOn w:val="908"/>
+    <w:basedOn w:val="930"/>
     <w:uiPriority w:val="59"/>
     <w:pPr>
       <w:pBdr/>
@@ -13049,9 +13252,9 @@
       </w:tcPr>
     </w:tblStylePr>
   </w:style>
-  <w:style w:type="table" w:styleId="751">
+  <w:style w:type="table" w:styleId="773">
     <w:name w:val="Grid Table 4 - Accent 1"/>
-    <w:basedOn w:val="908"/>
+    <w:basedOn w:val="930"/>
     <w:uiPriority w:val="59"/>
     <w:pPr>
       <w:pBdr/>
@@ -13282,9 +13485,9 @@
       </w:tcPr>
     </w:tblStylePr>
   </w:style>
-  <w:style w:type="table" w:styleId="752">
+  <w:style w:type="table" w:styleId="774">
     <w:name w:val="Grid Table 4 - Accent 2"/>
-    <w:basedOn w:val="908"/>
+    <w:basedOn w:val="930"/>
     <w:uiPriority w:val="59"/>
     <w:pPr>
       <w:pBdr/>
@@ -13515,9 +13718,9 @@
       </w:tcPr>
     </w:tblStylePr>
   </w:style>
-  <w:style w:type="table" w:styleId="753">
+  <w:style w:type="table" w:styleId="775">
     <w:name w:val="Grid Table 4 - Accent 3"/>
-    <w:basedOn w:val="908"/>
+    <w:basedOn w:val="930"/>
     <w:uiPriority w:val="59"/>
     <w:pPr>
       <w:pBdr/>
@@ -13748,9 +13951,9 @@
       </w:tcPr>
     </w:tblStylePr>
   </w:style>
-  <w:style w:type="table" w:styleId="754">
+  <w:style w:type="table" w:styleId="776">
     <w:name w:val="Grid Table 4 - Accent 4"/>
-    <w:basedOn w:val="908"/>
+    <w:basedOn w:val="930"/>
     <w:uiPriority w:val="59"/>
     <w:pPr>
       <w:pBdr/>
@@ -13981,9 +14184,9 @@
       </w:tcPr>
     </w:tblStylePr>
   </w:style>
-  <w:style w:type="table" w:styleId="755">
+  <w:style w:type="table" w:styleId="777">
     <w:name w:val="Grid Table 4 - Accent 5"/>
-    <w:basedOn w:val="908"/>
+    <w:basedOn w:val="930"/>
     <w:uiPriority w:val="59"/>
     <w:pPr>
       <w:pBdr/>
@@ -14214,9 +14417,9 @@
       </w:tcPr>
     </w:tblStylePr>
   </w:style>
-  <w:style w:type="table" w:styleId="756">
+  <w:style w:type="table" w:styleId="778">
     <w:name w:val="Grid Table 4 - Accent 6"/>
-    <w:basedOn w:val="908"/>
+    <w:basedOn w:val="930"/>
     <w:uiPriority w:val="59"/>
     <w:pPr>
       <w:pBdr/>
@@ -14447,9 +14650,9 @@
       </w:tcPr>
     </w:tblStylePr>
   </w:style>
-  <w:style w:type="table" w:styleId="757">
+  <w:style w:type="table" w:styleId="779">
     <w:name w:val="Grid Table 5 Dark"/>
-    <w:basedOn w:val="908"/>
+    <w:basedOn w:val="930"/>
     <w:uiPriority w:val="99"/>
     <w:pPr>
       <w:pBdr/>
@@ -14675,9 +14878,9 @@
       </w:tcPr>
     </w:tblStylePr>
   </w:style>
-  <w:style w:type="table" w:styleId="758">
+  <w:style w:type="table" w:styleId="780">
     <w:name w:val="Grid Table 5 Dark- Accent 1"/>
-    <w:basedOn w:val="908"/>
+    <w:basedOn w:val="930"/>
     <w:uiPriority w:val="99"/>
     <w:pPr>
       <w:pBdr/>
@@ -14903,9 +15106,9 @@
       </w:tcPr>
     </w:tblStylePr>
   </w:style>
-  <w:style w:type="table" w:styleId="759">
+  <w:style w:type="table" w:styleId="781">
     <w:name w:val="Grid Table 5 Dark - Accent 2"/>
-    <w:basedOn w:val="908"/>
+    <w:basedOn w:val="930"/>
     <w:uiPriority w:val="99"/>
     <w:pPr>
       <w:pBdr/>
@@ -15131,9 +15334,9 @@
       </w:tcPr>
     </w:tblStylePr>
   </w:style>
-  <w:style w:type="table" w:styleId="760">
+  <w:style w:type="table" w:styleId="782">
     <w:name w:val="Grid Table 5 Dark - Accent 3"/>
-    <w:basedOn w:val="908"/>
+    <w:basedOn w:val="930"/>
     <w:uiPriority w:val="99"/>
     <w:pPr>
       <w:pBdr/>
@@ -15359,9 +15562,9 @@
       </w:tcPr>
     </w:tblStylePr>
   </w:style>
-  <w:style w:type="table" w:styleId="761">
+  <w:style w:type="table" w:styleId="783">
     <w:name w:val="Grid Table 5 Dark- Accent 4"/>
-    <w:basedOn w:val="908"/>
+    <w:basedOn w:val="930"/>
     <w:uiPriority w:val="99"/>
     <w:pPr>
       <w:pBdr/>
@@ -15587,9 +15790,9 @@
       </w:tcPr>
     </w:tblStylePr>
   </w:style>
-  <w:style w:type="table" w:styleId="762">
+  <w:style w:type="table" w:styleId="784">
     <w:name w:val="Grid Table 5 Dark - Accent 5"/>
-    <w:basedOn w:val="908"/>
+    <w:basedOn w:val="930"/>
     <w:uiPriority w:val="99"/>
     <w:pPr>
       <w:pBdr/>
@@ -15815,9 +16018,9 @@
       </w:tcPr>
     </w:tblStylePr>
   </w:style>
-  <w:style w:type="table" w:styleId="763">
+  <w:style w:type="table" w:styleId="785">
     <w:name w:val="Grid Table 5 Dark - Accent 6"/>
-    <w:basedOn w:val="908"/>
+    <w:basedOn w:val="930"/>
     <w:uiPriority w:val="99"/>
     <w:pPr>
       <w:pBdr/>
@@ -16043,9 +16246,9 @@
       </w:tcPr>
     </w:tblStylePr>
   </w:style>
-  <w:style w:type="table" w:styleId="764">
+  <w:style w:type="table" w:styleId="786">
     <w:name w:val="Grid Table 6 Colorful"/>
-    <w:basedOn w:val="908"/>
+    <w:basedOn w:val="930"/>
     <w:uiPriority w:val="99"/>
     <w:pPr>
       <w:pBdr/>
@@ -16273,9 +16476,9 @@
       </w:tcPr>
     </w:tblStylePr>
   </w:style>
-  <w:style w:type="table" w:styleId="765">
+  <w:style w:type="table" w:styleId="787">
     <w:name w:val="Grid Table 6 Colorful - Accent 1"/>
-    <w:basedOn w:val="908"/>
+    <w:basedOn w:val="930"/>
     <w:uiPriority w:val="99"/>
     <w:pPr>
       <w:pBdr/>
@@ -16503,9 +16706,9 @@
       </w:tcPr>
     </w:tblStylePr>
   </w:style>
-  <w:style w:type="table" w:styleId="766">
+  <w:style w:type="table" w:styleId="788">
     <w:name w:val="Grid Table 6 Colorful - Accent 2"/>
-    <w:basedOn w:val="908"/>
+    <w:basedOn w:val="930"/>
     <w:uiPriority w:val="99"/>
     <w:pPr>
       <w:pBdr/>
@@ -16733,9 +16936,9 @@
       </w:tcPr>
     </w:tblStylePr>
   </w:style>
-  <w:style w:type="table" w:styleId="767">
+  <w:style w:type="table" w:styleId="789">
     <w:name w:val="Grid Table 6 Colorful - Accent 3"/>
-    <w:basedOn w:val="908"/>
+    <w:basedOn w:val="930"/>
     <w:uiPriority w:val="99"/>
     <w:pPr>
       <w:pBdr/>
@@ -16963,9 +17166,9 @@
       </w:tcPr>
     </w:tblStylePr>
   </w:style>
-  <w:style w:type="table" w:styleId="768">
+  <w:style w:type="table" w:styleId="790">
     <w:name w:val="Grid Table 6 Colorful - Accent 4"/>
-    <w:basedOn w:val="908"/>
+    <w:basedOn w:val="930"/>
     <w:uiPriority w:val="99"/>
     <w:pPr>
       <w:pBdr/>
@@ -17193,9 +17396,9 @@
       </w:tcPr>
     </w:tblStylePr>
   </w:style>
-  <w:style w:type="table" w:styleId="769">
+  <w:style w:type="table" w:styleId="791">
     <w:name w:val="Grid Table 6 Colorful - Accent 5"/>
-    <w:basedOn w:val="908"/>
+    <w:basedOn w:val="930"/>
     <w:uiPriority w:val="99"/>
     <w:pPr>
       <w:pBdr/>
@@ -17423,9 +17626,9 @@
       </w:tcPr>
     </w:tblStylePr>
   </w:style>
-  <w:style w:type="table" w:styleId="770">
+  <w:style w:type="table" w:styleId="792">
     <w:name w:val="Grid Table 6 Colorful - Accent 6"/>
-    <w:basedOn w:val="908"/>
+    <w:basedOn w:val="930"/>
     <w:uiPriority w:val="99"/>
     <w:pPr>
       <w:pBdr/>
@@ -17653,9 +17856,9 @@
       </w:tcPr>
     </w:tblStylePr>
   </w:style>
-  <w:style w:type="table" w:styleId="771">
+  <w:style w:type="table" w:styleId="793">
     <w:name w:val="Grid Table 7 Colorful"/>
-    <w:basedOn w:val="908"/>
+    <w:basedOn w:val="930"/>
     <w:uiPriority w:val="99"/>
     <w:pPr>
       <w:pBdr/>
@@ -17907,9 +18110,9 @@
       </w:tcPr>
     </w:tblStylePr>
   </w:style>
-  <w:style w:type="table" w:styleId="772">
+  <w:style w:type="table" w:styleId="794">
     <w:name w:val="Grid Table 7 Colorful - Accent 1"/>
-    <w:basedOn w:val="908"/>
+    <w:basedOn w:val="930"/>
     <w:uiPriority w:val="99"/>
     <w:pPr>
       <w:pBdr/>
@@ -18161,9 +18364,9 @@
       </w:tcPr>
     </w:tblStylePr>
   </w:style>
-  <w:style w:type="table" w:styleId="773">
+  <w:style w:type="table" w:styleId="795">
     <w:name w:val="Grid Table 7 Colorful - Accent 2"/>
-    <w:basedOn w:val="908"/>
+    <w:basedOn w:val="930"/>
     <w:uiPriority w:val="99"/>
     <w:pPr>
       <w:pBdr/>
@@ -18415,9 +18618,9 @@
       </w:tcPr>
     </w:tblStylePr>
   </w:style>
-  <w:style w:type="table" w:styleId="774">
+  <w:style w:type="table" w:styleId="796">
     <w:name w:val="Grid Table 7 Colorful - Accent 3"/>
-    <w:basedOn w:val="908"/>
+    <w:basedOn w:val="930"/>
     <w:uiPriority w:val="99"/>
     <w:pPr>
       <w:pBdr/>
@@ -18669,9 +18872,9 @@
       </w:tcPr>
     </w:tblStylePr>
   </w:style>
-  <w:style w:type="table" w:styleId="775">
+  <w:style w:type="table" w:styleId="797">
     <w:name w:val="Grid Table 7 Colorful - Accent 4"/>
-    <w:basedOn w:val="908"/>
+    <w:basedOn w:val="930"/>
     <w:uiPriority w:val="99"/>
     <w:pPr>
       <w:pBdr/>
@@ -18923,9 +19126,9 @@
       </w:tcPr>
     </w:tblStylePr>
   </w:style>
-  <w:style w:type="table" w:styleId="776">
+  <w:style w:type="table" w:styleId="798">
     <w:name w:val="Grid Table 7 Colorful - Accent 5"/>
-    <w:basedOn w:val="908"/>
+    <w:basedOn w:val="930"/>
     <w:uiPriority w:val="99"/>
     <w:pPr>
       <w:pBdr/>
@@ -19177,9 +19380,9 @@
       </w:tcPr>
     </w:tblStylePr>
   </w:style>
-  <w:style w:type="table" w:styleId="777">
+  <w:style w:type="table" w:styleId="799">
     <w:name w:val="Grid Table 7 Colorful - Accent 6"/>
-    <w:basedOn w:val="908"/>
+    <w:basedOn w:val="930"/>
     <w:uiPriority w:val="99"/>
     <w:pPr>
       <w:pBdr/>
@@ -19431,9 +19634,9 @@
       </w:tcPr>
     </w:tblStylePr>
   </w:style>
-  <w:style w:type="table" w:styleId="778">
+  <w:style w:type="table" w:styleId="800">
     <w:name w:val="List Table 1 Light"/>
-    <w:basedOn w:val="908"/>
+    <w:basedOn w:val="930"/>
     <w:uiPriority w:val="99"/>
     <w:pPr>
       <w:pBdr/>
@@ -19647,9 +19850,9 @@
       </w:tcPr>
     </w:tblStylePr>
   </w:style>
-  <w:style w:type="table" w:styleId="779">
+  <w:style w:type="table" w:styleId="801">
     <w:name w:val="List Table 1 Light - Accent 1"/>
-    <w:basedOn w:val="908"/>
+    <w:basedOn w:val="930"/>
     <w:uiPriority w:val="99"/>
     <w:pPr>
       <w:pBdr/>
@@ -19863,9 +20066,9 @@
       </w:tcPr>
     </w:tblStylePr>
   </w:style>
-  <w:style w:type="table" w:styleId="780">
+  <w:style w:type="table" w:styleId="802">
     <w:name w:val="List Table 1 Light - Accent 2"/>
-    <w:basedOn w:val="908"/>
+    <w:basedOn w:val="930"/>
     <w:uiPriority w:val="99"/>
     <w:pPr>
       <w:pBdr/>
@@ -20079,9 +20282,9 @@
       </w:tcPr>
     </w:tblStylePr>
   </w:style>
-  <w:style w:type="table" w:styleId="781">
+  <w:style w:type="table" w:styleId="803">
     <w:name w:val="List Table 1 Light - Accent 3"/>
-    <w:basedOn w:val="908"/>
+    <w:basedOn w:val="930"/>
     <w:uiPriority w:val="99"/>
     <w:pPr>
       <w:pBdr/>
@@ -20295,9 +20498,9 @@
       </w:tcPr>
     </w:tblStylePr>
   </w:style>
-  <w:style w:type="table" w:styleId="782">
+  <w:style w:type="table" w:styleId="804">
     <w:name w:val="List Table 1 Light - Accent 4"/>
-    <w:basedOn w:val="908"/>
+    <w:basedOn w:val="930"/>
     <w:uiPriority w:val="99"/>
     <w:pPr>
       <w:pBdr/>
@@ -20511,9 +20714,9 @@
       </w:tcPr>
     </w:tblStylePr>
   </w:style>
-  <w:style w:type="table" w:styleId="783">
+  <w:style w:type="table" w:styleId="805">
     <w:name w:val="List Table 1 Light - Accent 5"/>
-    <w:basedOn w:val="908"/>
+    <w:basedOn w:val="930"/>
     <w:uiPriority w:val="99"/>
     <w:pPr>
       <w:pBdr/>
@@ -20727,9 +20930,9 @@
       </w:tcPr>
     </w:tblStylePr>
   </w:style>
-  <w:style w:type="table" w:styleId="784">
+  <w:style w:type="table" w:styleId="806">
     <w:name w:val="List Table 1 Light - Accent 6"/>
-    <w:basedOn w:val="908"/>
+    <w:basedOn w:val="930"/>
     <w:uiPriority w:val="99"/>
     <w:pPr>
       <w:pBdr/>
@@ -20943,9 +21146,9 @@
       </w:tcPr>
     </w:tblStylePr>
   </w:style>
-  <w:style w:type="table" w:styleId="785">
+  <w:style w:type="table" w:styleId="807">
     <w:name w:val="List Table 2"/>
-    <w:basedOn w:val="908"/>
+    <w:basedOn w:val="930"/>
     <w:uiPriority w:val="99"/>
     <w:pPr>
       <w:pBdr/>
@@ -21181,9 +21384,9 @@
       </w:tcPr>
     </w:tblStylePr>
   </w:style>
-  <w:style w:type="table" w:styleId="786">
+  <w:style w:type="table" w:styleId="808">
     <w:name w:val="List Table 2 - Accent 1"/>
-    <w:basedOn w:val="908"/>
+    <w:basedOn w:val="930"/>
     <w:uiPriority w:val="99"/>
     <w:pPr>
       <w:pBdr/>
@@ -21419,9 +21622,9 @@
       </w:tcPr>
     </w:tblStylePr>
   </w:style>
-  <w:style w:type="table" w:styleId="787">
+  <w:style w:type="table" w:styleId="809">
     <w:name w:val="List Table 2 - Accent 2"/>
-    <w:basedOn w:val="908"/>
+    <w:basedOn w:val="930"/>
     <w:uiPriority w:val="99"/>
     <w:pPr>
       <w:pBdr/>
@@ -21657,9 +21860,9 @@
       </w:tcPr>
     </w:tblStylePr>
   </w:style>
-  <w:style w:type="table" w:styleId="788">
+  <w:style w:type="table" w:styleId="810">
     <w:name w:val="List Table 2 - Accent 3"/>
-    <w:basedOn w:val="908"/>
+    <w:basedOn w:val="930"/>
     <w:uiPriority w:val="99"/>
     <w:pPr>
       <w:pBdr/>
@@ -21895,9 +22098,9 @@
       </w:tcPr>
     </w:tblStylePr>
   </w:style>
-  <w:style w:type="table" w:styleId="789">
+  <w:style w:type="table" w:styleId="811">
     <w:name w:val="List Table 2 - Accent 4"/>
-    <w:basedOn w:val="908"/>
+    <w:basedOn w:val="930"/>
     <w:uiPriority w:val="99"/>
     <w:pPr>
       <w:pBdr/>
@@ -22133,9 +22336,9 @@
       </w:tcPr>
     </w:tblStylePr>
   </w:style>
-  <w:style w:type="table" w:styleId="790">
+  <w:style w:type="table" w:styleId="812">
     <w:name w:val="List Table 2 - Accent 5"/>
-    <w:basedOn w:val="908"/>
+    <w:basedOn w:val="930"/>
     <w:uiPriority w:val="99"/>
     <w:pPr>
       <w:pBdr/>
@@ -22371,9 +22574,9 @@
       </w:tcPr>
     </w:tblStylePr>
   </w:style>
-  <w:style w:type="table" w:styleId="791">
+  <w:style w:type="table" w:styleId="813">
     <w:name w:val="List Table 2 - Accent 6"/>
-    <w:basedOn w:val="908"/>
+    <w:basedOn w:val="930"/>
     <w:uiPriority w:val="99"/>
     <w:pPr>
       <w:pBdr/>
@@ -22609,9 +22812,9 @@
       </w:tcPr>
     </w:tblStylePr>
   </w:style>
-  <w:style w:type="table" w:styleId="792">
+  <w:style w:type="table" w:styleId="814">
     <w:name w:val="List Table 3"/>
-    <w:basedOn w:val="908"/>
+    <w:basedOn w:val="930"/>
     <w:uiPriority w:val="99"/>
     <w:pPr>
       <w:pBdr/>
@@ -22837,9 +23040,9 @@
       </w:tcPr>
     </w:tblStylePr>
   </w:style>
-  <w:style w:type="table" w:styleId="793">
+  <w:style w:type="table" w:styleId="815">
     <w:name w:val="List Table 3 - Accent 1"/>
-    <w:basedOn w:val="908"/>
+    <w:basedOn w:val="930"/>
     <w:uiPriority w:val="99"/>
     <w:pPr>
       <w:pBdr/>
@@ -23065,9 +23268,9 @@
       </w:tcPr>
     </w:tblStylePr>
   </w:style>
-  <w:style w:type="table" w:styleId="794">
+  <w:style w:type="table" w:styleId="816">
     <w:name w:val="List Table 3 - Accent 2"/>
-    <w:basedOn w:val="908"/>
+    <w:basedOn w:val="930"/>
     <w:uiPriority w:val="99"/>
     <w:pPr>
       <w:pBdr/>
@@ -23293,9 +23496,9 @@
       </w:tcPr>
     </w:tblStylePr>
   </w:style>
-  <w:style w:type="table" w:styleId="795">
+  <w:style w:type="table" w:styleId="817">
     <w:name w:val="List Table 3 - Accent 3"/>
-    <w:basedOn w:val="908"/>
+    <w:basedOn w:val="930"/>
     <w:uiPriority w:val="99"/>
     <w:pPr>
       <w:pBdr/>
@@ -23521,9 +23724,9 @@
       </w:tcPr>
     </w:tblStylePr>
   </w:style>
-  <w:style w:type="table" w:styleId="796">
+  <w:style w:type="table" w:styleId="818">
     <w:name w:val="List Table 3 - Accent 4"/>
-    <w:basedOn w:val="908"/>
+    <w:basedOn w:val="930"/>
     <w:uiPriority w:val="99"/>
     <w:pPr>
       <w:pBdr/>
@@ -23749,9 +23952,9 @@
       </w:tcPr>
     </w:tblStylePr>
   </w:style>
-  <w:style w:type="table" w:styleId="797">
+  <w:style w:type="table" w:styleId="819">
     <w:name w:val="List Table 3 - Accent 5"/>
-    <w:basedOn w:val="908"/>
+    <w:basedOn w:val="930"/>
     <w:uiPriority w:val="99"/>
     <w:pPr>
       <w:pBdr/>
@@ -23977,9 +24180,9 @@
       </w:tcPr>
     </w:tblStylePr>
   </w:style>
-  <w:style w:type="table" w:styleId="798">
+  <w:style w:type="table" w:styleId="820">
     <w:name w:val="List Table 3 - Accent 6"/>
-    <w:basedOn w:val="908"/>
+    <w:basedOn w:val="930"/>
     <w:uiPriority w:val="99"/>
     <w:pPr>
       <w:pBdr/>
@@ -24205,9 +24408,9 @@
       </w:tcPr>
     </w:tblStylePr>
   </w:style>
-  <w:style w:type="table" w:styleId="799">
+  <w:style w:type="table" w:styleId="821">
     <w:name w:val="List Table 4"/>
-    <w:basedOn w:val="908"/>
+    <w:basedOn w:val="930"/>
     <w:uiPriority w:val="99"/>
     <w:pPr>
       <w:pBdr/>
@@ -24430,9 +24633,9 @@
       </w:tcPr>
     </w:tblStylePr>
   </w:style>
-  <w:style w:type="table" w:styleId="800">
+  <w:style w:type="table" w:styleId="822">
     <w:name w:val="List Table 4 - Accent 1"/>
-    <w:basedOn w:val="908"/>
+    <w:basedOn w:val="930"/>
     <w:uiPriority w:val="99"/>
     <w:pPr>
       <w:pBdr/>
@@ -24655,9 +24858,9 @@
       </w:tcPr>
     </w:tblStylePr>
   </w:style>
-  <w:style w:type="table" w:styleId="801">
+  <w:style w:type="table" w:styleId="823">
     <w:name w:val="List Table 4 - Accent 2"/>
-    <w:basedOn w:val="908"/>
+    <w:basedOn w:val="930"/>
     <w:uiPriority w:val="99"/>
     <w:pPr>
       <w:pBdr/>
@@ -24880,9 +25083,9 @@
       </w:tcPr>
     </w:tblStylePr>
   </w:style>
-  <w:style w:type="table" w:styleId="802">
+  <w:style w:type="table" w:styleId="824">
     <w:name w:val="List Table 4 - Accent 3"/>
-    <w:basedOn w:val="908"/>
+    <w:basedOn w:val="930"/>
     <w:uiPriority w:val="99"/>
     <w:pPr>
       <w:pBdr/>
@@ -25105,9 +25308,9 @@
       </w:tcPr>
     </w:tblStylePr>
   </w:style>
-  <w:style w:type="table" w:styleId="803">
+  <w:style w:type="table" w:styleId="825">
     <w:name w:val="List Table 4 - Accent 4"/>
-    <w:basedOn w:val="908"/>
+    <w:basedOn w:val="930"/>
     <w:uiPriority w:val="99"/>
     <w:pPr>
       <w:pBdr/>
@@ -25330,9 +25533,9 @@
       </w:tcPr>
     </w:tblStylePr>
   </w:style>
-  <w:style w:type="table" w:styleId="804">
+  <w:style w:type="table" w:styleId="826">
     <w:name w:val="List Table 4 - Accent 5"/>
-    <w:basedOn w:val="908"/>
+    <w:basedOn w:val="930"/>
     <w:uiPriority w:val="99"/>
     <w:pPr>
       <w:pBdr/>
@@ -25555,9 +25758,9 @@
       </w:tcPr>
     </w:tblStylePr>
   </w:style>
-  <w:style w:type="table" w:styleId="805">
+  <w:style w:type="table" w:styleId="827">
     <w:name w:val="List Table 4 - Accent 6"/>
-    <w:basedOn w:val="908"/>
+    <w:basedOn w:val="930"/>
     <w:uiPriority w:val="99"/>
     <w:pPr>
       <w:pBdr/>
@@ -25780,9 +25983,9 @@
       </w:tcPr>
     </w:tblStylePr>
   </w:style>
-  <w:style w:type="table" w:styleId="806">
+  <w:style w:type="table" w:styleId="828">
     <w:name w:val="List Table 5 Dark"/>
-    <w:basedOn w:val="908"/>
+    <w:basedOn w:val="930"/>
     <w:uiPriority w:val="99"/>
     <w:pPr>
       <w:pBdr/>
@@ -26022,9 +26225,9 @@
       </w:tcPr>
     </w:tblStylePr>
   </w:style>
-  <w:style w:type="table" w:styleId="807">
+  <w:style w:type="table" w:styleId="829">
     <w:name w:val="List Table 5 Dark - Accent 1"/>
-    <w:basedOn w:val="908"/>
+    <w:basedOn w:val="930"/>
     <w:uiPriority w:val="99"/>
     <w:pPr>
       <w:pBdr/>
@@ -26264,9 +26467,9 @@
       </w:tcPr>
     </w:tblStylePr>
   </w:style>
-  <w:style w:type="table" w:styleId="808">
+  <w:style w:type="table" w:styleId="830">
     <w:name w:val="List Table 5 Dark - Accent 2"/>
-    <w:basedOn w:val="908"/>
+    <w:basedOn w:val="930"/>
     <w:uiPriority w:val="99"/>
     <w:pPr>
       <w:pBdr/>
@@ -26506,9 +26709,9 @@
       </w:tcPr>
     </w:tblStylePr>
   </w:style>
-  <w:style w:type="table" w:styleId="809">
+  <w:style w:type="table" w:styleId="831">
     <w:name w:val="List Table 5 Dark - Accent 3"/>
-    <w:basedOn w:val="908"/>
+    <w:basedOn w:val="930"/>
     <w:uiPriority w:val="99"/>
     <w:pPr>
       <w:pBdr/>
@@ -26748,9 +26951,9 @@
       </w:tcPr>
     </w:tblStylePr>
   </w:style>
-  <w:style w:type="table" w:styleId="810">
+  <w:style w:type="table" w:styleId="832">
     <w:name w:val="List Table 5 Dark - Accent 4"/>
-    <w:basedOn w:val="908"/>
+    <w:basedOn w:val="930"/>
     <w:uiPriority w:val="99"/>
     <w:pPr>
       <w:pBdr/>
@@ -26990,9 +27193,9 @@
       </w:tcPr>
     </w:tblStylePr>
   </w:style>
-  <w:style w:type="table" w:styleId="811">
+  <w:style w:type="table" w:styleId="833">
     <w:name w:val="List Table 5 Dark - Accent 5"/>
-    <w:basedOn w:val="908"/>
+    <w:basedOn w:val="930"/>
     <w:uiPriority w:val="99"/>
     <w:pPr>
       <w:pBdr/>
@@ -27232,9 +27435,9 @@
       </w:tcPr>
     </w:tblStylePr>
   </w:style>
-  <w:style w:type="table" w:styleId="812">
+  <w:style w:type="table" w:styleId="834">
     <w:name w:val="List Table 5 Dark - Accent 6"/>
-    <w:basedOn w:val="908"/>
+    <w:basedOn w:val="930"/>
     <w:uiPriority w:val="99"/>
     <w:pPr>
       <w:pBdr/>
@@ -27474,9 +27677,9 @@
       </w:tcPr>
     </w:tblStylePr>
   </w:style>
-  <w:style w:type="table" w:styleId="813">
+  <w:style w:type="table" w:styleId="835">
     <w:name w:val="List Table 6 Colorful"/>
-    <w:basedOn w:val="908"/>
+    <w:basedOn w:val="930"/>
     <w:uiPriority w:val="99"/>
     <w:pPr>
       <w:pBdr/>
@@ -27697,9 +27900,9 @@
       </w:tcPr>
     </w:tblStylePr>
   </w:style>
-  <w:style w:type="table" w:styleId="814">
+  <w:style w:type="table" w:styleId="836">
     <w:name w:val="List Table 6 Colorful - Accent 1"/>
-    <w:basedOn w:val="908"/>
+    <w:basedOn w:val="930"/>
     <w:uiPriority w:val="99"/>
     <w:pPr>
       <w:pBdr/>
@@ -27920,9 +28123,9 @@
       </w:tcPr>
     </w:tblStylePr>
   </w:style>
-  <w:style w:type="table" w:styleId="815">
+  <w:style w:type="table" w:styleId="837">
     <w:name w:val="List Table 6 Colorful - Accent 2"/>
-    <w:basedOn w:val="908"/>
+    <w:basedOn w:val="930"/>
     <w:uiPriority w:val="99"/>
     <w:pPr>
       <w:pBdr/>
@@ -28143,9 +28346,9 @@
       </w:tcPr>
     </w:tblStylePr>
   </w:style>
-  <w:style w:type="table" w:styleId="816">
+  <w:style w:type="table" w:styleId="838">
     <w:name w:val="List Table 6 Colorful - Accent 3"/>
-    <w:basedOn w:val="908"/>
+    <w:basedOn w:val="930"/>
     <w:uiPriority w:val="99"/>
     <w:pPr>
       <w:pBdr/>
@@ -28366,9 +28569,9 @@
       </w:tcPr>
     </w:tblStylePr>
   </w:style>
-  <w:style w:type="table" w:styleId="817">
+  <w:style w:type="table" w:styleId="839">
     <w:name w:val="List Table 6 Colorful - Accent 4"/>
-    <w:basedOn w:val="908"/>
+    <w:basedOn w:val="930"/>
     <w:uiPriority w:val="99"/>
     <w:pPr>
       <w:pBdr/>
@@ -28589,9 +28792,9 @@
       </w:tcPr>
     </w:tblStylePr>
   </w:style>
-  <w:style w:type="table" w:styleId="818">
+  <w:style w:type="table" w:styleId="840">
     <w:name w:val="List Table 6 Colorful - Accent 5"/>
-    <w:basedOn w:val="908"/>
+    <w:basedOn w:val="930"/>
     <w:uiPriority w:val="99"/>
     <w:pPr>
       <w:pBdr/>
@@ -28812,9 +29015,9 @@
       </w:tcPr>
     </w:tblStylePr>
   </w:style>
-  <w:style w:type="table" w:styleId="819">
+  <w:style w:type="table" w:styleId="841">
     <w:name w:val="List Table 6 Colorful - Accent 6"/>
-    <w:basedOn w:val="908"/>
+    <w:basedOn w:val="930"/>
     <w:uiPriority w:val="99"/>
     <w:pPr>
       <w:pBdr/>
@@ -29035,9 +29238,9 @@
       </w:tcPr>
     </w:tblStylePr>
   </w:style>
-  <w:style w:type="table" w:styleId="820">
+  <w:style w:type="table" w:styleId="842">
     <w:name w:val="List Table 7 Colorful"/>
-    <w:basedOn w:val="908"/>
+    <w:basedOn w:val="930"/>
     <w:uiPriority w:val="99"/>
     <w:pPr>
       <w:pBdr/>
@@ -29291,9 +29494,9 @@
       </w:tcPr>
     </w:tblStylePr>
   </w:style>
-  <w:style w:type="table" w:styleId="821">
+  <w:style w:type="table" w:styleId="843">
     <w:name w:val="List Table 7 Colorful - Accent 1"/>
-    <w:basedOn w:val="908"/>
+    <w:basedOn w:val="930"/>
     <w:uiPriority w:val="99"/>
     <w:pPr>
       <w:pBdr/>
@@ -29547,9 +29750,9 @@
       </w:tcPr>
     </w:tblStylePr>
   </w:style>
-  <w:style w:type="table" w:styleId="822">
+  <w:style w:type="table" w:styleId="844">
     <w:name w:val="List Table 7 Colorful - Accent 2"/>
-    <w:basedOn w:val="908"/>
+    <w:basedOn w:val="930"/>
     <w:uiPriority w:val="99"/>
     <w:pPr>
       <w:pBdr/>
@@ -29803,9 +30006,9 @@
       </w:tcPr>
     </w:tblStylePr>
   </w:style>
-  <w:style w:type="table" w:styleId="823">
+  <w:style w:type="table" w:styleId="845">
     <w:name w:val="List Table 7 Colorful - Accent 3"/>
-    <w:basedOn w:val="908"/>
+    <w:basedOn w:val="930"/>
     <w:uiPriority w:val="99"/>
     <w:pPr>
       <w:pBdr/>
@@ -30059,9 +30262,9 @@
       </w:tcPr>
     </w:tblStylePr>
   </w:style>
-  <w:style w:type="table" w:styleId="824">
+  <w:style w:type="table" w:styleId="846">
     <w:name w:val="List Table 7 Colorful - Accent 4"/>
-    <w:basedOn w:val="908"/>
+    <w:basedOn w:val="930"/>
     <w:uiPriority w:val="99"/>
     <w:pPr>
       <w:pBdr/>
@@ -30315,9 +30518,9 @@
       </w:tcPr>
     </w:tblStylePr>
   </w:style>
-  <w:style w:type="table" w:styleId="825">
+  <w:style w:type="table" w:styleId="847">
     <w:name w:val="List Table 7 Colorful - Accent 5"/>
-    <w:basedOn w:val="908"/>
+    <w:basedOn w:val="930"/>
     <w:uiPriority w:val="99"/>
     <w:pPr>
       <w:pBdr/>
@@ -30571,9 +30774,9 @@
       </w:tcPr>
     </w:tblStylePr>
   </w:style>
-  <w:style w:type="table" w:styleId="826">
+  <w:style w:type="table" w:styleId="848">
     <w:name w:val="List Table 7 Colorful - Accent 6"/>
-    <w:basedOn w:val="908"/>
+    <w:basedOn w:val="930"/>
     <w:uiPriority w:val="99"/>
     <w:pPr>
       <w:pBdr/>
@@ -30827,9 +31030,9 @@
       </w:tcPr>
     </w:tblStylePr>
   </w:style>
-  <w:style w:type="table" w:styleId="827">
+  <w:style w:type="table" w:styleId="849">
     <w:name w:val="Lined - Accent"/>
-    <w:basedOn w:val="908"/>
+    <w:basedOn w:val="930"/>
     <w:uiPriority w:val="99"/>
     <w:pPr>
       <w:pBdr/>
@@ -31064,9 +31267,9 @@
       </w:tcPr>
     </w:tblStylePr>
   </w:style>
-  <w:style w:type="table" w:styleId="828">
+  <w:style w:type="table" w:styleId="850">
     <w:name w:val="Lined - Accent 1"/>
-    <w:basedOn w:val="908"/>
+    <w:basedOn w:val="930"/>
     <w:uiPriority w:val="99"/>
     <w:pPr>
       <w:pBdr/>
@@ -31301,9 +31504,9 @@
       </w:tcPr>
     </w:tblStylePr>
   </w:style>
-  <w:style w:type="table" w:styleId="829">
+  <w:style w:type="table" w:styleId="851">
     <w:name w:val="Lined - Accent 2"/>
-    <w:basedOn w:val="908"/>
+    <w:basedOn w:val="930"/>
     <w:uiPriority w:val="99"/>
     <w:pPr>
       <w:pBdr/>
@@ -31538,9 +31741,9 @@
       </w:tcPr>
     </w:tblStylePr>
   </w:style>
-  <w:style w:type="table" w:styleId="830">
+  <w:style w:type="table" w:styleId="852">
     <w:name w:val="Lined - Accent 3"/>
-    <w:basedOn w:val="908"/>
+    <w:basedOn w:val="930"/>
     <w:uiPriority w:val="99"/>
     <w:pPr>
       <w:pBdr/>
@@ -31775,9 +31978,9 @@
       </w:tcPr>
     </w:tblStylePr>
   </w:style>
-  <w:style w:type="table" w:styleId="831">
+  <w:style w:type="table" w:styleId="853">
     <w:name w:val="Lined - Accent 4"/>
-    <w:basedOn w:val="908"/>
+    <w:basedOn w:val="930"/>
     <w:uiPriority w:val="99"/>
     <w:pPr>
       <w:pBdr/>
@@ -32012,9 +32215,9 @@
       </w:tcPr>
     </w:tblStylePr>
   </w:style>
-  <w:style w:type="table" w:styleId="832">
+  <w:style w:type="table" w:styleId="854">
     <w:name w:val="Lined - Accent 5"/>
-    <w:basedOn w:val="908"/>
+    <w:basedOn w:val="930"/>
     <w:uiPriority w:val="99"/>
     <w:pPr>
       <w:pBdr/>
@@ -32249,9 +32452,9 @@
       </w:tcPr>
     </w:tblStylePr>
   </w:style>
-  <w:style w:type="table" w:styleId="833">
+  <w:style w:type="table" w:styleId="855">
     <w:name w:val="Lined - Accent 6"/>
-    <w:basedOn w:val="908"/>
+    <w:basedOn w:val="930"/>
     <w:uiPriority w:val="99"/>
     <w:pPr>
       <w:pBdr/>
@@ -32486,9 +32689,9 @@
       </w:tcPr>
     </w:tblStylePr>
   </w:style>
-  <w:style w:type="table" w:styleId="834">
+  <w:style w:type="table" w:styleId="856">
     <w:name w:val="Bordered &amp; Lined - Accent"/>
-    <w:basedOn w:val="908"/>
+    <w:basedOn w:val="930"/>
     <w:uiPriority w:val="99"/>
     <w:pPr>
       <w:pBdr/>
@@ -32730,9 +32933,9 @@
       </w:tcPr>
     </w:tblStylePr>
   </w:style>
-  <w:style w:type="table" w:styleId="835">
+  <w:style w:type="table" w:styleId="857">
     <w:name w:val="Bordered &amp; Lined - Accent 1"/>
-    <w:basedOn w:val="908"/>
+    <w:basedOn w:val="930"/>
     <w:uiPriority w:val="99"/>
     <w:pPr>
       <w:pBdr/>
@@ -32974,9 +33177,9 @@
       </w:tcPr>
     </w:tblStylePr>
   </w:style>
-  <w:style w:type="table" w:styleId="836">
+  <w:style w:type="table" w:styleId="858">
     <w:name w:val="Bordered &amp; Lined - Accent 2"/>
-    <w:basedOn w:val="908"/>
+    <w:basedOn w:val="930"/>
     <w:uiPriority w:val="99"/>
     <w:pPr>
       <w:pBdr/>
@@ -33218,9 +33421,9 @@
       </w:tcPr>
     </w:tblStylePr>
   </w:style>
-  <w:style w:type="table" w:styleId="837">
+  <w:style w:type="table" w:styleId="859">
     <w:name w:val="Bordered &amp; Lined - Accent 3"/>
-    <w:basedOn w:val="908"/>
+    <w:basedOn w:val="930"/>
     <w:uiPriority w:val="99"/>
     <w:pPr>
       <w:pBdr/>
@@ -33462,9 +33665,9 @@
       </w:tcPr>
     </w:tblStylePr>
   </w:style>
-  <w:style w:type="table" w:styleId="838">
+  <w:style w:type="table" w:styleId="860">
     <w:name w:val="Bordered &amp; Lined - Accent 4"/>
-    <w:basedOn w:val="908"/>
+    <w:basedOn w:val="930"/>
     <w:uiPriority w:val="99"/>
     <w:pPr>
       <w:pBdr/>
@@ -33706,9 +33909,9 @@
       </w:tcPr>
     </w:tblStylePr>
   </w:style>
-  <w:style w:type="table" w:styleId="839">
+  <w:style w:type="table" w:styleId="861">
     <w:name w:val="Bordered &amp; Lined - Accent 5"/>
-    <w:basedOn w:val="908"/>
+    <w:basedOn w:val="930"/>
     <w:uiPriority w:val="99"/>
     <w:pPr>
       <w:pBdr/>
@@ -33950,9 +34153,9 @@
       </w:tcPr>
     </w:tblStylePr>
   </w:style>
-  <w:style w:type="table" w:styleId="840">
+  <w:style w:type="table" w:styleId="862">
     <w:name w:val="Bordered &amp; Lined - Accent 6"/>
-    <w:basedOn w:val="908"/>
+    <w:basedOn w:val="930"/>
     <w:uiPriority w:val="99"/>
     <w:pPr>
       <w:pBdr/>
@@ -34194,9 +34397,9 @@
       </w:tcPr>
     </w:tblStylePr>
   </w:style>
-  <w:style w:type="table" w:styleId="841">
+  <w:style w:type="table" w:styleId="863">
     <w:name w:val="Bordered"/>
-    <w:basedOn w:val="908"/>
+    <w:basedOn w:val="930"/>
     <w:uiPriority w:val="99"/>
     <w:pPr>
       <w:pBdr/>
@@ -34425,9 +34628,9 @@
       </w:tcPr>
     </w:tblStylePr>
   </w:style>
-  <w:style w:type="table" w:styleId="842">
+  <w:style w:type="table" w:styleId="864">
     <w:name w:val="Bordered - Accent 1"/>
-    <w:basedOn w:val="908"/>
+    <w:basedOn w:val="930"/>
     <w:uiPriority w:val="99"/>
     <w:pPr>
       <w:pBdr/>
@@ -34656,9 +34859,9 @@
       </w:tcPr>
     </w:tblStylePr>
   </w:style>
-  <w:style w:type="table" w:styleId="843">
+  <w:style w:type="table" w:styleId="865">
     <w:name w:val="Bordered - Accent 2"/>
-    <w:basedOn w:val="908"/>
+    <w:basedOn w:val="930"/>
     <w:uiPriority w:val="99"/>
     <w:pPr>
       <w:pBdr/>
@@ -34887,9 +35090,9 @@
       </w:tcPr>
     </w:tblStylePr>
   </w:style>
-  <w:style w:type="table" w:styleId="844">
+  <w:style w:type="table" w:styleId="866">
     <w:name w:val="Bordered - Accent 3"/>
-    <w:basedOn w:val="908"/>
+    <w:basedOn w:val="930"/>
     <w:uiPriority w:val="99"/>
     <w:pPr>
       <w:pBdr/>
@@ -35118,9 +35321,9 @@
       </w:tcPr>
     </w:tblStylePr>
   </w:style>
-  <w:style w:type="table" w:styleId="845">
+  <w:style w:type="table" w:styleId="867">
     <w:name w:val="Bordered - Accent 4"/>
-    <w:basedOn w:val="908"/>
+    <w:basedOn w:val="930"/>
     <w:uiPriority w:val="99"/>
     <w:pPr>
       <w:pBdr/>
@@ -35349,9 +35552,9 @@
       </w:tcPr>
     </w:tblStylePr>
   </w:style>
-  <w:style w:type="table" w:styleId="846">
+  <w:style w:type="table" w:styleId="868">
     <w:name w:val="Bordered - Accent 5"/>
-    <w:basedOn w:val="908"/>
+    <w:basedOn w:val="930"/>
     <w:uiPriority w:val="99"/>
     <w:pPr>
       <w:pBdr/>
@@ -35580,9 +35783,9 @@
       </w:tcPr>
     </w:tblStylePr>
   </w:style>
-  <w:style w:type="table" w:styleId="847">
+  <w:style w:type="table" w:styleId="869">
     <w:name w:val="Bordered - Accent 6"/>
-    <w:basedOn w:val="908"/>
+    <w:basedOn w:val="930"/>
     <w:uiPriority w:val="99"/>
     <w:pPr>
       <w:pBdr/>
@@ -35811,11 +36014,11 @@
       </w:tcPr>
     </w:tblStylePr>
   </w:style>
-  <w:style w:type="paragraph" w:styleId="848">
+  <w:style w:type="paragraph" w:styleId="870">
     <w:name w:val="Heading 1"/>
-    <w:basedOn w:val="907"/>
-    <w:next w:val="907"/>
-    <w:link w:val="858"/>
+    <w:basedOn w:val="929"/>
+    <w:next w:val="929"/>
+    <w:link w:val="880"/>
     <w:uiPriority w:val="9"/>
     <w:qFormat/>
     <w:pPr>
@@ -35833,11 +36036,11 @@
       <w:szCs w:val="40"/>
     </w:rPr>
   </w:style>
-  <w:style w:type="paragraph" w:styleId="849">
+  <w:style w:type="paragraph" w:styleId="871">
     <w:name w:val="Heading 2"/>
-    <w:basedOn w:val="907"/>
-    <w:next w:val="907"/>
-    <w:link w:val="859"/>
+    <w:basedOn w:val="929"/>
+    <w:next w:val="929"/>
+    <w:link w:val="881"/>
     <w:uiPriority w:val="9"/>
     <w:unhideWhenUsed/>
     <w:qFormat/>
@@ -35856,11 +36059,11 @@
       <w:szCs w:val="32"/>
     </w:rPr>
   </w:style>
-  <w:style w:type="paragraph" w:styleId="850">
+  <w:style w:type="paragraph" w:styleId="872">
     <w:name w:val="Heading 3"/>
-    <w:basedOn w:val="907"/>
-    <w:next w:val="907"/>
-    <w:link w:val="860"/>
+    <w:basedOn w:val="929"/>
+    <w:next w:val="929"/>
+    <w:link w:val="882"/>
     <w:uiPriority w:val="9"/>
     <w:unhideWhenUsed/>
     <w:qFormat/>
@@ -35879,11 +36082,11 @@
       <w:szCs w:val="28"/>
     </w:rPr>
   </w:style>
-  <w:style w:type="paragraph" w:styleId="851">
+  <w:style w:type="paragraph" w:styleId="873">
     <w:name w:val="Heading 4"/>
-    <w:basedOn w:val="907"/>
-    <w:next w:val="907"/>
-    <w:link w:val="861"/>
+    <w:basedOn w:val="929"/>
+    <w:next w:val="929"/>
+    <w:link w:val="883"/>
     <w:uiPriority w:val="9"/>
     <w:unhideWhenUsed/>
     <w:qFormat/>
@@ -35902,11 +36105,11 @@
       <w:color w:val="0f4761" w:themeColor="accent1" w:themeShade="BF"/>
     </w:rPr>
   </w:style>
-  <w:style w:type="paragraph" w:styleId="852">
+  <w:style w:type="paragraph" w:styleId="874">
     <w:name w:val="Heading 5"/>
-    <w:basedOn w:val="907"/>
-    <w:next w:val="907"/>
-    <w:link w:val="862"/>
+    <w:basedOn w:val="929"/>
+    <w:next w:val="929"/>
+    <w:link w:val="884"/>
     <w:uiPriority w:val="9"/>
     <w:unhideWhenUsed/>
     <w:qFormat/>
@@ -35923,11 +36126,11 @@
       <w:color w:val="0f4761" w:themeColor="accent1" w:themeShade="BF"/>
     </w:rPr>
   </w:style>
-  <w:style w:type="paragraph" w:styleId="853">
+  <w:style w:type="paragraph" w:styleId="875">
     <w:name w:val="Heading 6"/>
-    <w:basedOn w:val="907"/>
-    <w:next w:val="907"/>
-    <w:link w:val="863"/>
+    <w:basedOn w:val="929"/>
+    <w:next w:val="929"/>
+    <w:link w:val="885"/>
     <w:uiPriority w:val="9"/>
     <w:unhideWhenUsed/>
     <w:qFormat/>
@@ -35946,11 +36149,11 @@
       <w:color w:val="595959" w:themeColor="text1" w:themeTint="A6"/>
     </w:rPr>
   </w:style>
-  <w:style w:type="paragraph" w:styleId="854">
+  <w:style w:type="paragraph" w:styleId="876">
     <w:name w:val="Heading 7"/>
-    <w:basedOn w:val="907"/>
-    <w:next w:val="907"/>
-    <w:link w:val="864"/>
+    <w:basedOn w:val="929"/>
+    <w:next w:val="929"/>
+    <w:link w:val="886"/>
     <w:uiPriority w:val="9"/>
     <w:unhideWhenUsed/>
     <w:qFormat/>
@@ -35967,11 +36170,11 @@
       <w:color w:val="595959" w:themeColor="text1" w:themeTint="A6"/>
     </w:rPr>
   </w:style>
-  <w:style w:type="paragraph" w:styleId="855">
+  <w:style w:type="paragraph" w:styleId="877">
     <w:name w:val="Heading 8"/>
-    <w:basedOn w:val="907"/>
-    <w:next w:val="907"/>
-    <w:link w:val="865"/>
+    <w:basedOn w:val="929"/>
+    <w:next w:val="929"/>
+    <w:link w:val="887"/>
     <w:uiPriority w:val="9"/>
     <w:unhideWhenUsed/>
     <w:qFormat/>
@@ -35990,11 +36193,11 @@
       <w:color w:val="272727" w:themeColor="text1" w:themeTint="D8"/>
     </w:rPr>
   </w:style>
-  <w:style w:type="paragraph" w:styleId="856">
+  <w:style w:type="paragraph" w:styleId="878">
     <w:name w:val="Heading 9"/>
-    <w:basedOn w:val="907"/>
-    <w:next w:val="907"/>
-    <w:link w:val="866"/>
+    <w:basedOn w:val="929"/>
+    <w:next w:val="929"/>
+    <w:link w:val="888"/>
     <w:uiPriority w:val="9"/>
     <w:unhideWhenUsed/>
     <w:qFormat/>
@@ -36013,7 +36216,7 @@
       <w:color w:val="272727" w:themeColor="text1" w:themeTint="D8"/>
     </w:rPr>
   </w:style>
-  <w:style w:type="character" w:styleId="857" w:default="1">
+  <w:style w:type="character" w:styleId="879" w:default="1">
     <w:name w:val="Default Paragraph Font"/>
     <w:uiPriority w:val="1"/>
     <w:semiHidden/>
@@ -36024,10 +36227,10 @@
       <w:ind/>
     </w:pPr>
   </w:style>
-  <w:style w:type="character" w:styleId="858">
+  <w:style w:type="character" w:styleId="880">
     <w:name w:val="Heading 1 Char"/>
-    <w:basedOn w:val="857"/>
-    <w:link w:val="848"/>
+    <w:basedOn w:val="879"/>
+    <w:link w:val="870"/>
     <w:uiPriority w:val="9"/>
     <w:pPr>
       <w:pBdr/>
@@ -36041,10 +36244,10 @@
       <w:szCs w:val="40"/>
     </w:rPr>
   </w:style>
-  <w:style w:type="character" w:styleId="859">
+  <w:style w:type="character" w:styleId="881">
     <w:name w:val="Heading 2 Char"/>
-    <w:basedOn w:val="857"/>
-    <w:link w:val="849"/>
+    <w:basedOn w:val="879"/>
+    <w:link w:val="871"/>
     <w:uiPriority w:val="9"/>
     <w:pPr>
       <w:pBdr/>
@@ -36058,10 +36261,10 @@
       <w:szCs w:val="32"/>
     </w:rPr>
   </w:style>
-  <w:style w:type="character" w:styleId="860">
+  <w:style w:type="character" w:styleId="882">
     <w:name w:val="Heading 3 Char"/>
-    <w:basedOn w:val="857"/>
-    <w:link w:val="850"/>
+    <w:basedOn w:val="879"/>
+    <w:link w:val="872"/>
     <w:uiPriority w:val="9"/>
     <w:pPr>
       <w:pBdr/>
@@ -36075,10 +36278,10 @@
       <w:szCs w:val="28"/>
     </w:rPr>
   </w:style>
-  <w:style w:type="character" w:styleId="861">
+  <w:style w:type="character" w:styleId="883">
     <w:name w:val="Heading 4 Char"/>
-    <w:basedOn w:val="857"/>
-    <w:link w:val="851"/>
+    <w:basedOn w:val="879"/>
+    <w:link w:val="873"/>
     <w:uiPriority w:val="9"/>
     <w:pPr>
       <w:pBdr/>
@@ -36092,10 +36295,10 @@
       <w:color w:val="0f4761" w:themeColor="accent1" w:themeShade="BF"/>
     </w:rPr>
   </w:style>
-  <w:style w:type="character" w:styleId="862">
+  <w:style w:type="character" w:styleId="884">
     <w:name w:val="Heading 5 Char"/>
-    <w:basedOn w:val="857"/>
-    <w:link w:val="852"/>
+    <w:basedOn w:val="879"/>
+    <w:link w:val="874"/>
     <w:uiPriority w:val="9"/>
     <w:pPr>
       <w:pBdr/>
@@ -36107,10 +36310,10 @@
       <w:color w:val="0f4761" w:themeColor="accent1" w:themeShade="BF"/>
     </w:rPr>
   </w:style>
-  <w:style w:type="character" w:styleId="863">
+  <w:style w:type="character" w:styleId="885">
     <w:name w:val="Heading 6 Char"/>
-    <w:basedOn w:val="857"/>
-    <w:link w:val="853"/>
+    <w:basedOn w:val="879"/>
+    <w:link w:val="875"/>
     <w:uiPriority w:val="9"/>
     <w:pPr>
       <w:pBdr/>
@@ -36124,10 +36327,10 @@
       <w:color w:val="595959" w:themeColor="text1" w:themeTint="A6"/>
     </w:rPr>
   </w:style>
-  <w:style w:type="character" w:styleId="864">
+  <w:style w:type="character" w:styleId="886">
     <w:name w:val="Heading 7 Char"/>
-    <w:basedOn w:val="857"/>
-    <w:link w:val="854"/>
+    <w:basedOn w:val="879"/>
+    <w:link w:val="876"/>
     <w:uiPriority w:val="9"/>
     <w:pPr>
       <w:pBdr/>
@@ -36139,10 +36342,10 @@
       <w:color w:val="595959" w:themeColor="text1" w:themeTint="A6"/>
     </w:rPr>
   </w:style>
-  <w:style w:type="character" w:styleId="865">
+  <w:style w:type="character" w:styleId="887">
     <w:name w:val="Heading 8 Char"/>
-    <w:basedOn w:val="857"/>
-    <w:link w:val="855"/>
+    <w:basedOn w:val="879"/>
+    <w:link w:val="877"/>
     <w:uiPriority w:val="9"/>
     <w:pPr>
       <w:pBdr/>
@@ -36156,10 +36359,10 @@
       <w:color w:val="272727" w:themeColor="text1" w:themeTint="D8"/>
     </w:rPr>
   </w:style>
-  <w:style w:type="character" w:styleId="866">
+  <w:style w:type="character" w:styleId="888">
     <w:name w:val="Heading 9 Char"/>
-    <w:basedOn w:val="857"/>
-    <w:link w:val="856"/>
+    <w:basedOn w:val="879"/>
+    <w:link w:val="878"/>
     <w:uiPriority w:val="9"/>
     <w:pPr>
       <w:pBdr/>
@@ -36173,11 +36376,11 @@
       <w:color w:val="272727" w:themeColor="text1" w:themeTint="D8"/>
     </w:rPr>
   </w:style>
-  <w:style w:type="paragraph" w:styleId="867">
+  <w:style w:type="paragraph" w:styleId="889">
     <w:name w:val="Title"/>
-    <w:basedOn w:val="907"/>
-    <w:next w:val="907"/>
-    <w:link w:val="868"/>
+    <w:basedOn w:val="929"/>
+    <w:next w:val="929"/>
+    <w:link w:val="890"/>
     <w:uiPriority w:val="10"/>
     <w:qFormat/>
     <w:pPr>
@@ -36193,10 +36396,10 @@
       <w:szCs w:val="56"/>
     </w:rPr>
   </w:style>
-  <w:style w:type="character" w:styleId="868">
+  <w:style w:type="character" w:styleId="890">
     <w:name w:val="Title Char"/>
-    <w:basedOn w:val="857"/>
-    <w:link w:val="867"/>
+    <w:basedOn w:val="879"/>
+    <w:link w:val="889"/>
     <w:uiPriority w:val="10"/>
     <w:pPr>
       <w:pBdr/>
@@ -36210,11 +36413,11 @@
       <w:szCs w:val="56"/>
     </w:rPr>
   </w:style>
-  <w:style w:type="paragraph" w:styleId="869">
+  <w:style w:type="paragraph" w:styleId="891">
     <w:name w:val="Subtitle"/>
-    <w:basedOn w:val="907"/>
-    <w:next w:val="907"/>
-    <w:link w:val="870"/>
+    <w:basedOn w:val="929"/>
+    <w:next w:val="929"/>
+    <w:link w:val="892"/>
     <w:uiPriority w:val="11"/>
     <w:qFormat/>
     <w:pPr>
@@ -36232,10 +36435,10 @@
       <w:szCs w:val="28"/>
     </w:rPr>
   </w:style>
-  <w:style w:type="character" w:styleId="870">
+  <w:style w:type="character" w:styleId="892">
     <w:name w:val="Subtitle Char"/>
-    <w:basedOn w:val="857"/>
-    <w:link w:val="869"/>
+    <w:basedOn w:val="879"/>
+    <w:link w:val="891"/>
     <w:uiPriority w:val="11"/>
     <w:pPr>
       <w:pBdr/>
@@ -36249,11 +36452,11 @@
       <w:szCs w:val="28"/>
     </w:rPr>
   </w:style>
-  <w:style w:type="paragraph" w:styleId="871">
+  <w:style w:type="paragraph" w:styleId="893">
     <w:name w:val="Quote"/>
-    <w:basedOn w:val="907"/>
-    <w:next w:val="907"/>
-    <w:link w:val="872"/>
+    <w:basedOn w:val="929"/>
+    <w:next w:val="929"/>
+    <w:link w:val="894"/>
     <w:uiPriority w:val="29"/>
     <w:qFormat/>
     <w:pPr>
@@ -36268,10 +36471,10 @@
       <w:color w:val="404040" w:themeColor="text1" w:themeTint="BF"/>
     </w:rPr>
   </w:style>
-  <w:style w:type="character" w:styleId="872">
+  <w:style w:type="character" w:styleId="894">
     <w:name w:val="Quote Char"/>
-    <w:basedOn w:val="857"/>
-    <w:link w:val="871"/>
+    <w:basedOn w:val="879"/>
+    <w:link w:val="893"/>
     <w:uiPriority w:val="29"/>
     <w:pPr>
       <w:pBdr/>
@@ -36284,9 +36487,9 @@
       <w:color w:val="404040" w:themeColor="text1" w:themeTint="BF"/>
     </w:rPr>
   </w:style>
-  <w:style w:type="character" w:styleId="873">
+  <w:style w:type="character" w:styleId="895">
     <w:name w:val="Intense Emphasis"/>
-    <w:basedOn w:val="857"/>
+    <w:basedOn w:val="879"/>
     <w:uiPriority w:val="21"/>
     <w:qFormat/>
     <w:pPr>
@@ -36300,11 +36503,11 @@
       <w:color w:val="0f4761" w:themeColor="accent1" w:themeShade="BF"/>
     </w:rPr>
   </w:style>
-  <w:style w:type="paragraph" w:styleId="874">
+  <w:style w:type="paragraph" w:styleId="896">
     <w:name w:val="Intense Quote"/>
-    <w:basedOn w:val="907"/>
-    <w:next w:val="907"/>
-    <w:link w:val="875"/>
+    <w:basedOn w:val="929"/>
+    <w:next w:val="929"/>
+    <w:link w:val="897"/>
     <w:uiPriority w:val="30"/>
     <w:qFormat/>
     <w:pPr>
@@ -36322,10 +36525,10 @@
       <w:color w:val="0f4761" w:themeColor="accent1" w:themeShade="BF"/>
     </w:rPr>
   </w:style>
-  <w:style w:type="character" w:styleId="875">
+  <w:style w:type="character" w:styleId="897">
     <w:name w:val="Intense Quote Char"/>
-    <w:basedOn w:val="857"/>
-    <w:link w:val="874"/>
+    <w:basedOn w:val="879"/>
+    <w:link w:val="896"/>
     <w:uiPriority w:val="30"/>
     <w:pPr>
       <w:pBdr/>
@@ -36338,9 +36541,9 @@
       <w:color w:val="0f4761" w:themeColor="accent1" w:themeShade="BF"/>
     </w:rPr>
   </w:style>
-  <w:style w:type="character" w:styleId="876">
+  <w:style w:type="character" w:styleId="898">
     <w:name w:val="Intense Reference"/>
-    <w:basedOn w:val="857"/>
+    <w:basedOn w:val="879"/>
     <w:uiPriority w:val="32"/>
     <w:qFormat/>
     <w:pPr>
@@ -36356,9 +36559,9 @@
       <w:spacing w:val="5"/>
     </w:rPr>
   </w:style>
-  <w:style w:type="character" w:styleId="877">
+  <w:style w:type="character" w:styleId="899">
     <w:name w:val="Subtle Emphasis"/>
-    <w:basedOn w:val="857"/>
+    <w:basedOn w:val="879"/>
     <w:uiPriority w:val="19"/>
     <w:qFormat/>
     <w:pPr>
@@ -36372,9 +36575,9 @@
       <w:color w:val="404040" w:themeColor="text1" w:themeTint="BF"/>
     </w:rPr>
   </w:style>
-  <w:style w:type="character" w:styleId="878">
+  <w:style w:type="character" w:styleId="900">
     <w:name w:val="Emphasis"/>
-    <w:basedOn w:val="857"/>
+    <w:basedOn w:val="879"/>
     <w:uiPriority w:val="20"/>
     <w:qFormat/>
     <w:pPr>
@@ -36387,9 +36590,9 @@
       <w:iCs/>
     </w:rPr>
   </w:style>
-  <w:style w:type="character" w:styleId="879">
+  <w:style w:type="character" w:styleId="901">
     <w:name w:val="Strong"/>
-    <w:basedOn w:val="857"/>
+    <w:basedOn w:val="879"/>
     <w:uiPriority w:val="22"/>
     <w:qFormat/>
     <w:pPr>
@@ -36402,9 +36605,9 @@
       <w:bCs/>
     </w:rPr>
   </w:style>
-  <w:style w:type="character" w:styleId="880">
+  <w:style w:type="character" w:styleId="902">
     <w:name w:val="Subtle Reference"/>
-    <w:basedOn w:val="857"/>
+    <w:basedOn w:val="879"/>
     <w:uiPriority w:val="31"/>
     <w:qFormat/>
     <w:pPr>
@@ -36417,9 +36620,9 @@
       <w:color w:val="5a5a5a" w:themeColor="text1" w:themeTint="A5"/>
     </w:rPr>
   </w:style>
-  <w:style w:type="character" w:styleId="881">
+  <w:style w:type="character" w:styleId="903">
     <w:name w:val="Book Title"/>
-    <w:basedOn w:val="857"/>
+    <w:basedOn w:val="879"/>
     <w:uiPriority w:val="33"/>
     <w:qFormat/>
     <w:pPr>
@@ -36435,10 +36638,10 @@
       <w:spacing w:val="5"/>
     </w:rPr>
   </w:style>
-  <w:style w:type="paragraph" w:styleId="882">
+  <w:style w:type="paragraph" w:styleId="904">
     <w:name w:val="Header"/>
-    <w:basedOn w:val="907"/>
-    <w:link w:val="883"/>
+    <w:basedOn w:val="929"/>
+    <w:link w:val="905"/>
     <w:uiPriority w:val="99"/>
     <w:unhideWhenUsed/>
     <w:pPr>
@@ -36451,10 +36654,10 @@
       <w:ind/>
     </w:pPr>
   </w:style>
-  <w:style w:type="character" w:styleId="883">
+  <w:style w:type="character" w:styleId="905">
     <w:name w:val="Header Char"/>
-    <w:basedOn w:val="857"/>
-    <w:link w:val="882"/>
+    <w:basedOn w:val="879"/>
+    <w:link w:val="904"/>
     <w:uiPriority w:val="99"/>
     <w:pPr>
       <w:pBdr/>
@@ -36462,10 +36665,10 @@
       <w:ind/>
     </w:pPr>
   </w:style>
-  <w:style w:type="paragraph" w:styleId="884">
+  <w:style w:type="paragraph" w:styleId="906">
     <w:name w:val="Footer"/>
-    <w:basedOn w:val="907"/>
-    <w:link w:val="885"/>
+    <w:basedOn w:val="929"/>
+    <w:link w:val="907"/>
     <w:uiPriority w:val="99"/>
     <w:unhideWhenUsed/>
     <w:pPr>
@@ -36478,10 +36681,10 @@
       <w:ind/>
     </w:pPr>
   </w:style>
-  <w:style w:type="character" w:styleId="885">
+  <w:style w:type="character" w:styleId="907">
     <w:name w:val="Footer Char"/>
-    <w:basedOn w:val="857"/>
-    <w:link w:val="884"/>
+    <w:basedOn w:val="879"/>
+    <w:link w:val="906"/>
     <w:uiPriority w:val="99"/>
     <w:pPr>
       <w:pBdr/>
@@ -36489,10 +36692,10 @@
       <w:ind/>
     </w:pPr>
   </w:style>
-  <w:style w:type="paragraph" w:styleId="886">
+  <w:style w:type="paragraph" w:styleId="908">
     <w:name w:val="Caption"/>
-    <w:basedOn w:val="907"/>
-    <w:next w:val="907"/>
+    <w:basedOn w:val="929"/>
+    <w:next w:val="929"/>
     <w:uiPriority w:val="35"/>
     <w:unhideWhenUsed/>
     <w:qFormat/>
@@ -36509,10 +36712,10 @@
       <w:szCs w:val="18"/>
     </w:rPr>
   </w:style>
-  <w:style w:type="paragraph" w:styleId="887">
+  <w:style w:type="paragraph" w:styleId="909">
     <w:name w:val="footnote text"/>
-    <w:basedOn w:val="907"/>
-    <w:link w:val="888"/>
+    <w:basedOn w:val="929"/>
+    <w:link w:val="910"/>
     <w:uiPriority w:val="99"/>
     <w:semiHidden/>
     <w:unhideWhenUsed/>
@@ -36526,10 +36729,10 @@
       <w:szCs w:val="20"/>
     </w:rPr>
   </w:style>
-  <w:style w:type="character" w:styleId="888">
+  <w:style w:type="character" w:styleId="910">
     <w:name w:val="Footnote Text Char"/>
-    <w:basedOn w:val="857"/>
-    <w:link w:val="887"/>
+    <w:basedOn w:val="879"/>
+    <w:link w:val="909"/>
     <w:uiPriority w:val="99"/>
     <w:semiHidden/>
     <w:pPr>
@@ -36542,9 +36745,9 @@
       <w:szCs w:val="20"/>
     </w:rPr>
   </w:style>
-  <w:style w:type="character" w:styleId="889">
+  <w:style w:type="character" w:styleId="911">
     <w:name w:val="footnote reference"/>
-    <w:basedOn w:val="857"/>
+    <w:basedOn w:val="879"/>
     <w:uiPriority w:val="99"/>
     <w:semiHidden/>
     <w:unhideWhenUsed/>
@@ -36557,10 +36760,10 @@
       <w:vertAlign w:val="superscript"/>
     </w:rPr>
   </w:style>
-  <w:style w:type="paragraph" w:styleId="890">
+  <w:style w:type="paragraph" w:styleId="912">
     <w:name w:val="endnote text"/>
-    <w:basedOn w:val="907"/>
-    <w:link w:val="891"/>
+    <w:basedOn w:val="929"/>
+    <w:link w:val="913"/>
     <w:uiPriority w:val="99"/>
     <w:semiHidden/>
     <w:unhideWhenUsed/>
@@ -36574,10 +36777,10 @@
       <w:szCs w:val="20"/>
     </w:rPr>
   </w:style>
-  <w:style w:type="character" w:styleId="891">
+  <w:style w:type="character" w:styleId="913">
     <w:name w:val="Endnote Text Char"/>
-    <w:basedOn w:val="857"/>
-    <w:link w:val="890"/>
+    <w:basedOn w:val="879"/>
+    <w:link w:val="912"/>
     <w:uiPriority w:val="99"/>
     <w:semiHidden/>
     <w:pPr>
@@ -36590,9 +36793,9 @@
       <w:szCs w:val="20"/>
     </w:rPr>
   </w:style>
-  <w:style w:type="character" w:styleId="892">
+  <w:style w:type="character" w:styleId="914">
     <w:name w:val="endnote reference"/>
-    <w:basedOn w:val="857"/>
+    <w:basedOn w:val="879"/>
     <w:uiPriority w:val="99"/>
     <w:semiHidden/>
     <w:unhideWhenUsed/>
@@ -36605,9 +36808,9 @@
       <w:vertAlign w:val="superscript"/>
     </w:rPr>
   </w:style>
-  <w:style w:type="character" w:styleId="893">
+  <w:style w:type="character" w:styleId="915">
     <w:name w:val="Hyperlink"/>
-    <w:basedOn w:val="857"/>
+    <w:basedOn w:val="879"/>
     <w:uiPriority w:val="99"/>
     <w:unhideWhenUsed/>
     <w:pPr>
@@ -36620,9 +36823,9 @@
       <w:u w:val="single"/>
     </w:rPr>
   </w:style>
-  <w:style w:type="character" w:styleId="894">
+  <w:style w:type="character" w:styleId="916">
     <w:name w:val="FollowedHyperlink"/>
-    <w:basedOn w:val="857"/>
+    <w:basedOn w:val="879"/>
     <w:uiPriority w:val="99"/>
     <w:semiHidden/>
     <w:unhideWhenUsed/>
@@ -36636,10 +36839,10 @@
       <w:u w:val="single"/>
     </w:rPr>
   </w:style>
-  <w:style w:type="paragraph" w:styleId="895">
+  <w:style w:type="paragraph" w:styleId="917">
     <w:name w:val="toc 1"/>
-    <w:basedOn w:val="907"/>
-    <w:next w:val="907"/>
+    <w:basedOn w:val="929"/>
+    <w:next w:val="929"/>
     <w:uiPriority w:val="39"/>
     <w:unhideWhenUsed/>
     <w:pPr>
@@ -36652,10 +36855,10 @@
       <w:u w:val="single"/>
     </w:rPr>
   </w:style>
-  <w:style w:type="paragraph" w:styleId="896">
+  <w:style w:type="paragraph" w:styleId="918">
     <w:name w:val="toc 2"/>
-    <w:basedOn w:val="907"/>
-    <w:next w:val="907"/>
+    <w:basedOn w:val="929"/>
+    <w:next w:val="929"/>
     <w:uiPriority w:val="39"/>
     <w:unhideWhenUsed/>
     <w:pPr>
@@ -36668,10 +36871,10 @@
       <w:u w:val="single"/>
     </w:rPr>
   </w:style>
-  <w:style w:type="paragraph" w:styleId="897">
+  <w:style w:type="paragraph" w:styleId="919">
     <w:name w:val="toc 3"/>
-    <w:basedOn w:val="907"/>
-    <w:next w:val="907"/>
+    <w:basedOn w:val="929"/>
+    <w:next w:val="929"/>
     <w:uiPriority w:val="39"/>
     <w:unhideWhenUsed/>
     <w:pPr>
@@ -36684,10 +36887,10 @@
       <w:u w:val="single"/>
     </w:rPr>
   </w:style>
-  <w:style w:type="paragraph" w:styleId="898">
+  <w:style w:type="paragraph" w:styleId="920">
     <w:name w:val="toc 4"/>
-    <w:basedOn w:val="907"/>
-    <w:next w:val="907"/>
+    <w:basedOn w:val="929"/>
+    <w:next w:val="929"/>
     <w:uiPriority w:val="39"/>
     <w:unhideWhenUsed/>
     <w:pPr>
@@ -36700,10 +36903,10 @@
       <w:u w:val="single"/>
     </w:rPr>
   </w:style>
-  <w:style w:type="paragraph" w:styleId="899">
+  <w:style w:type="paragraph" w:styleId="921">
     <w:name w:val="toc 5"/>
-    <w:basedOn w:val="907"/>
-    <w:next w:val="907"/>
+    <w:basedOn w:val="929"/>
+    <w:next w:val="929"/>
     <w:uiPriority w:val="39"/>
     <w:unhideWhenUsed/>
     <w:pPr>
@@ -36716,10 +36919,10 @@
       <w:u w:val="single"/>
     </w:rPr>
   </w:style>
-  <w:style w:type="paragraph" w:styleId="900">
+  <w:style w:type="paragraph" w:styleId="922">
     <w:name w:val="toc 6"/>
-    <w:basedOn w:val="907"/>
-    <w:next w:val="907"/>
+    <w:basedOn w:val="929"/>
+    <w:next w:val="929"/>
     <w:uiPriority w:val="39"/>
     <w:unhideWhenUsed/>
     <w:pPr>
@@ -36732,10 +36935,10 @@
       <w:u w:val="single"/>
     </w:rPr>
   </w:style>
-  <w:style w:type="paragraph" w:styleId="901">
+  <w:style w:type="paragraph" w:styleId="923">
     <w:name w:val="toc 7"/>
-    <w:basedOn w:val="907"/>
-    <w:next w:val="907"/>
+    <w:basedOn w:val="929"/>
+    <w:next w:val="929"/>
     <w:uiPriority w:val="39"/>
     <w:unhideWhenUsed/>
     <w:pPr>
@@ -36748,10 +36951,10 @@
       <w:u w:val="single"/>
     </w:rPr>
   </w:style>
-  <w:style w:type="paragraph" w:styleId="902">
+  <w:style w:type="paragraph" w:styleId="924">
     <w:name w:val="toc 8"/>
-    <w:basedOn w:val="907"/>
-    <w:next w:val="907"/>
+    <w:basedOn w:val="929"/>
+    <w:next w:val="929"/>
     <w:uiPriority w:val="39"/>
     <w:unhideWhenUsed/>
     <w:pPr>
@@ -36764,10 +36967,10 @@
       <w:u w:val="single"/>
     </w:rPr>
   </w:style>
-  <w:style w:type="paragraph" w:styleId="903">
+  <w:style w:type="paragraph" w:styleId="925">
     <w:name w:val="toc 9"/>
-    <w:basedOn w:val="907"/>
-    <w:next w:val="907"/>
+    <w:basedOn w:val="929"/>
+    <w:next w:val="929"/>
     <w:uiPriority w:val="39"/>
     <w:unhideWhenUsed/>
     <w:pPr>
@@ -36780,9 +36983,9 @@
       <w:u w:val="single"/>
     </w:rPr>
   </w:style>
-  <w:style w:type="character" w:styleId="904">
+  <w:style w:type="character" w:styleId="926">
     <w:name w:val="Placeholder Text"/>
-    <w:basedOn w:val="857"/>
+    <w:basedOn w:val="879"/>
     <w:uiPriority w:val="99"/>
     <w:semiHidden/>
     <w:pPr>
@@ -36794,7 +36997,7 @@
       <w:color w:val="666666"/>
     </w:rPr>
   </w:style>
-  <w:style w:type="paragraph" w:styleId="905">
+  <w:style w:type="paragraph" w:styleId="927">
     <w:name w:val="TOC Heading"/>
     <w:uiPriority w:val="39"/>
     <w:unhideWhenUsed/>
@@ -36804,10 +37007,10 @@
       <w:ind/>
     </w:pPr>
   </w:style>
-  <w:style w:type="paragraph" w:styleId="906">
+  <w:style w:type="paragraph" w:styleId="928">
     <w:name w:val="table of figures"/>
-    <w:basedOn w:val="907"/>
-    <w:next w:val="907"/>
+    <w:basedOn w:val="929"/>
+    <w:next w:val="929"/>
     <w:uiPriority w:val="99"/>
     <w:unhideWhenUsed/>
     <w:pPr>
@@ -36816,7 +37019,7 @@
       <w:ind/>
     </w:pPr>
   </w:style>
-  <w:style w:type="paragraph" w:styleId="907" w:default="1">
+  <w:style w:type="paragraph" w:styleId="929" w:default="1">
     <w:name w:val="Normal"/>
     <w:qFormat/>
     <w:pPr>
@@ -36825,7 +37028,7 @@
       <w:ind/>
     </w:pPr>
   </w:style>
-  <w:style w:type="table" w:styleId="908" w:default="1">
+  <w:style w:type="table" w:styleId="930" w:default="1">
     <w:name w:val="Normal Table"/>
     <w:uiPriority w:val="99"/>
     <w:semiHidden/>
@@ -37018,7 +37221,7 @@
       </w:tcPr>
     </w:tblStylePr>
   </w:style>
-  <w:style w:type="numbering" w:styleId="909" w:default="1">
+  <w:style w:type="numbering" w:styleId="931" w:default="1">
     <w:name w:val="No List"/>
     <w:uiPriority w:val="99"/>
     <w:semiHidden/>
@@ -37029,9 +37232,9 @@
       <w:ind/>
     </w:pPr>
   </w:style>
-  <w:style w:type="paragraph" w:styleId="910">
+  <w:style w:type="paragraph" w:styleId="932">
     <w:name w:val="No Spacing"/>
-    <w:basedOn w:val="907"/>
+    <w:basedOn w:val="929"/>
     <w:uiPriority w:val="1"/>
     <w:qFormat/>
     <w:pPr>
@@ -37040,9 +37243,9 @@
       <w:ind/>
     </w:pPr>
   </w:style>
-  <w:style w:type="paragraph" w:styleId="911">
+  <w:style w:type="paragraph" w:styleId="933">
     <w:name w:val="List Paragraph"/>
-    <w:basedOn w:val="907"/>
+    <w:basedOn w:val="929"/>
     <w:uiPriority w:val="34"/>
     <w:qFormat/>
     <w:pPr>
@@ -37082,7 +37285,7 @@
           </w:pPr>
           <w:r>
             <w:rPr>
-              <w:rStyle w:val="904"/>
+              <w:rStyle w:val="926"/>
             </w:rPr>
             <w:t xml:space="preserve">Votre texte ici</w:t>
           </w:r>
@@ -37364,7 +37567,7 @@
     <w:lsdException w:name="Bibliography" w:uiPriority="37"/>
     <w:lsdException w:name="TOC Heading" w:uiPriority="39" w:qFormat="1"/>
   </w:latentStyles>
-  <w:style w:type="table" w:styleId="1414" w:default="1">
+  <w:style w:type="table" w:styleId="1436" w:default="1">
     <w:name w:val="Normal Table"/>
     <w:uiPriority w:val="99"/>
     <w:semiHidden/>
@@ -37557,9 +37760,9 @@
       </w:tcPr>
     </w:tblStylePr>
   </w:style>
-  <w:style w:type="table" w:styleId="1415">
+  <w:style w:type="table" w:styleId="1437">
     <w:name w:val="Table Grid"/>
-    <w:basedOn w:val="1414"/>
+    <w:basedOn w:val="1436"/>
     <w:uiPriority w:val="59"/>
     <w:pPr>
       <w:pBdr/>
@@ -37756,9 +37959,9 @@
       </w:tcPr>
     </w:tblStylePr>
   </w:style>
-  <w:style w:type="table" w:styleId="1416">
+  <w:style w:type="table" w:styleId="1438">
     <w:name w:val="Table Grid Light"/>
-    <w:basedOn w:val="1414"/>
+    <w:basedOn w:val="1436"/>
     <w:uiPriority w:val="59"/>
     <w:pPr>
       <w:pBdr/>
@@ -37955,9 +38158,9 @@
       </w:tcPr>
     </w:tblStylePr>
   </w:style>
-  <w:style w:type="table" w:styleId="1417">
+  <w:style w:type="table" w:styleId="1439">
     <w:name w:val="Plain Table 1"/>
-    <w:basedOn w:val="1414"/>
+    <w:basedOn w:val="1436"/>
     <w:uiPriority w:val="59"/>
     <w:pPr>
       <w:pBdr/>
@@ -38180,9 +38383,9 @@
       </w:tcPr>
     </w:tblStylePr>
   </w:style>
-  <w:style w:type="table" w:styleId="1418">
+  <w:style w:type="table" w:styleId="1440">
     <w:name w:val="Plain Table 2"/>
-    <w:basedOn w:val="1414"/>
+    <w:basedOn w:val="1436"/>
     <w:uiPriority w:val="59"/>
     <w:pPr>
       <w:pBdr/>
@@ -38413,9 +38616,9 @@
       </w:tcPr>
     </w:tblStylePr>
   </w:style>
-  <w:style w:type="table" w:styleId="1419">
+  <w:style w:type="table" w:styleId="1441">
     <w:name w:val="Plain Table 3"/>
-    <w:basedOn w:val="1414"/>
+    <w:basedOn w:val="1436"/>
     <w:uiPriority w:val="99"/>
     <w:pPr>
       <w:pBdr/>
@@ -38643,9 +38846,9 @@
       </w:tcPr>
     </w:tblStylePr>
   </w:style>
-  <w:style w:type="table" w:styleId="1420">
+  <w:style w:type="table" w:styleId="1442">
     <w:name w:val="Plain Table 4"/>
-    <w:basedOn w:val="1414"/>
+    <w:basedOn w:val="1436"/>
     <w:uiPriority w:val="99"/>
     <w:pPr>
       <w:pBdr/>
@@ -38859,9 +39062,9 @@
       </w:tcPr>
     </w:tblStylePr>
   </w:style>
-  <w:style w:type="table" w:styleId="1421">
+  <w:style w:type="table" w:styleId="1443">
     <w:name w:val="Plain Table 5"/>
-    <w:basedOn w:val="1414"/>
+    <w:basedOn w:val="1436"/>
     <w:uiPriority w:val="99"/>
     <w:pPr>
       <w:pBdr/>
@@ -39092,9 +39295,9 @@
       </w:tcPr>
     </w:tblStylePr>
   </w:style>
-  <w:style w:type="table" w:styleId="1422">
+  <w:style w:type="table" w:styleId="1444">
     <w:name w:val="Grid Table 1 Light"/>
-    <w:basedOn w:val="1414"/>
+    <w:basedOn w:val="1436"/>
     <w:uiPriority w:val="99"/>
     <w:pPr>
       <w:pBdr/>
@@ -39315,9 +39518,9 @@
       </w:tcPr>
     </w:tblStylePr>
   </w:style>
-  <w:style w:type="table" w:styleId="1423">
+  <w:style w:type="table" w:styleId="1445">
     <w:name w:val="Grid Table 1 Light - Accent 1"/>
-    <w:basedOn w:val="1414"/>
+    <w:basedOn w:val="1436"/>
     <w:uiPriority w:val="99"/>
     <w:pPr>
       <w:pBdr/>
@@ -39538,9 +39741,9 @@
       </w:tcPr>
     </w:tblStylePr>
   </w:style>
-  <w:style w:type="table" w:styleId="1424">
+  <w:style w:type="table" w:styleId="1446">
     <w:name w:val="Grid Table 1 Light - Accent 2"/>
-    <w:basedOn w:val="1414"/>
+    <w:basedOn w:val="1436"/>
     <w:uiPriority w:val="99"/>
     <w:pPr>
       <w:pBdr/>
@@ -39761,9 +39964,9 @@
       </w:tcPr>
     </w:tblStylePr>
   </w:style>
-  <w:style w:type="table" w:styleId="1425">
+  <w:style w:type="table" w:styleId="1447">
     <w:name w:val="Grid Table 1 Light - Accent 3"/>
-    <w:basedOn w:val="1414"/>
+    <w:basedOn w:val="1436"/>
     <w:uiPriority w:val="99"/>
     <w:pPr>
       <w:pBdr/>
@@ -39984,9 +40187,9 @@
       </w:tcPr>
     </w:tblStylePr>
   </w:style>
-  <w:style w:type="table" w:styleId="1426">
+  <w:style w:type="table" w:styleId="1448">
     <w:name w:val="Grid Table 1 Light - Accent 4"/>
-    <w:basedOn w:val="1414"/>
+    <w:basedOn w:val="1436"/>
     <w:uiPriority w:val="99"/>
     <w:pPr>
       <w:pBdr/>
@@ -40207,9 +40410,9 @@
       </w:tcPr>
     </w:tblStylePr>
   </w:style>
-  <w:style w:type="table" w:styleId="1427">
+  <w:style w:type="table" w:styleId="1449">
     <w:name w:val="Grid Table 1 Light - Accent 5"/>
-    <w:basedOn w:val="1414"/>
+    <w:basedOn w:val="1436"/>
     <w:uiPriority w:val="99"/>
     <w:pPr>
       <w:pBdr/>
@@ -40430,9 +40633,9 @@
       </w:tcPr>
     </w:tblStylePr>
   </w:style>
-  <w:style w:type="table" w:styleId="1428">
+  <w:style w:type="table" w:styleId="1450">
     <w:name w:val="Grid Table 1 Light - Accent 6"/>
-    <w:basedOn w:val="1414"/>
+    <w:basedOn w:val="1436"/>
     <w:uiPriority w:val="99"/>
     <w:pPr>
       <w:pBdr/>
@@ -40653,9 +40856,9 @@
       </w:tcPr>
     </w:tblStylePr>
   </w:style>
-  <w:style w:type="table" w:styleId="1429">
+  <w:style w:type="table" w:styleId="1451">
     <w:name w:val="Grid Table 2"/>
-    <w:basedOn w:val="1414"/>
+    <w:basedOn w:val="1436"/>
     <w:uiPriority w:val="99"/>
     <w:pPr>
       <w:pBdr/>
@@ -40885,9 +41088,9 @@
       </w:tcPr>
     </w:tblStylePr>
   </w:style>
-  <w:style w:type="table" w:styleId="1430">
+  <w:style w:type="table" w:styleId="1452">
     <w:name w:val="Grid Table 2 - Accent 1"/>
-    <w:basedOn w:val="1414"/>
+    <w:basedOn w:val="1436"/>
     <w:uiPriority w:val="99"/>
     <w:pPr>
       <w:pBdr/>
@@ -41117,9 +41320,9 @@
       </w:tcPr>
     </w:tblStylePr>
   </w:style>
-  <w:style w:type="table" w:styleId="1431">
+  <w:style w:type="table" w:styleId="1453">
     <w:name w:val="Grid Table 2 - Accent 2"/>
-    <w:basedOn w:val="1414"/>
+    <w:basedOn w:val="1436"/>
     <w:uiPriority w:val="99"/>
     <w:pPr>
       <w:pBdr/>
@@ -41349,9 +41552,9 @@
       </w:tcPr>
     </w:tblStylePr>
   </w:style>
-  <w:style w:type="table" w:styleId="1432">
+  <w:style w:type="table" w:styleId="1454">
     <w:name w:val="Grid Table 2 - Accent 3"/>
-    <w:basedOn w:val="1414"/>
+    <w:basedOn w:val="1436"/>
     <w:uiPriority w:val="99"/>
     <w:pPr>
       <w:pBdr/>
@@ -41581,9 +41784,9 @@
       </w:tcPr>
     </w:tblStylePr>
   </w:style>
-  <w:style w:type="table" w:styleId="1433">
+  <w:style w:type="table" w:styleId="1455">
     <w:name w:val="Grid Table 2 - Accent 4"/>
-    <w:basedOn w:val="1414"/>
+    <w:basedOn w:val="1436"/>
     <w:uiPriority w:val="99"/>
     <w:pPr>
       <w:pBdr/>
@@ -41813,9 +42016,9 @@
       </w:tcPr>
     </w:tblStylePr>
   </w:style>
-  <w:style w:type="table" w:styleId="1434">
+  <w:style w:type="table" w:styleId="1456">
     <w:name w:val="Grid Table 2 - Accent 5"/>
-    <w:basedOn w:val="1414"/>
+    <w:basedOn w:val="1436"/>
     <w:uiPriority w:val="99"/>
     <w:pPr>
       <w:pBdr/>
@@ -42045,9 +42248,9 @@
       </w:tcPr>
     </w:tblStylePr>
   </w:style>
-  <w:style w:type="table" w:styleId="1435">
+  <w:style w:type="table" w:styleId="1457">
     <w:name w:val="Grid Table 2 - Accent 6"/>
-    <w:basedOn w:val="1414"/>
+    <w:basedOn w:val="1436"/>
     <w:uiPriority w:val="99"/>
     <w:pPr>
       <w:pBdr/>
@@ -42277,9 +42480,9 @@
       </w:tcPr>
     </w:tblStylePr>
   </w:style>
-  <w:style w:type="table" w:styleId="1436">
+  <w:style w:type="table" w:styleId="1458">
     <w:name w:val="Grid Table 3"/>
-    <w:basedOn w:val="1414"/>
+    <w:basedOn w:val="1436"/>
     <w:uiPriority w:val="99"/>
     <w:pPr>
       <w:pBdr/>
@@ -42522,9 +42725,9 @@
       </w:tcPr>
     </w:tblStylePr>
   </w:style>
-  <w:style w:type="table" w:styleId="1437">
+  <w:style w:type="table" w:styleId="1459">
     <w:name w:val="Grid Table 3 - Accent 1"/>
-    <w:basedOn w:val="1414"/>
+    <w:basedOn w:val="1436"/>
     <w:uiPriority w:val="99"/>
     <w:pPr>
       <w:pBdr/>
@@ -42767,9 +42970,9 @@
       </w:tcPr>
     </w:tblStylePr>
   </w:style>
-  <w:style w:type="table" w:styleId="1438">
+  <w:style w:type="table" w:styleId="1460">
     <w:name w:val="Grid Table 3 - Accent 2"/>
-    <w:basedOn w:val="1414"/>
+    <w:basedOn w:val="1436"/>
     <w:uiPriority w:val="99"/>
     <w:pPr>
       <w:pBdr/>
@@ -43012,9 +43215,9 @@
       </w:tcPr>
     </w:tblStylePr>
   </w:style>
-  <w:style w:type="table" w:styleId="1439">
+  <w:style w:type="table" w:styleId="1461">
     <w:name w:val="Grid Table 3 - Accent 3"/>
-    <w:basedOn w:val="1414"/>
+    <w:basedOn w:val="1436"/>
     <w:uiPriority w:val="99"/>
     <w:pPr>
       <w:pBdr/>
@@ -43257,9 +43460,9 @@
       </w:tcPr>
     </w:tblStylePr>
   </w:style>
-  <w:style w:type="table" w:styleId="1440">
+  <w:style w:type="table" w:styleId="1462">
     <w:name w:val="Grid Table 3 - Accent 4"/>
-    <w:basedOn w:val="1414"/>
+    <w:basedOn w:val="1436"/>
     <w:uiPriority w:val="99"/>
     <w:pPr>
       <w:pBdr/>
@@ -43502,9 +43705,9 @@
       </w:tcPr>
     </w:tblStylePr>
   </w:style>
-  <w:style w:type="table" w:styleId="1441">
+  <w:style w:type="table" w:styleId="1463">
     <w:name w:val="Grid Table 3 - Accent 5"/>
-    <w:basedOn w:val="1414"/>
+    <w:basedOn w:val="1436"/>
     <w:uiPriority w:val="99"/>
     <w:pPr>
       <w:pBdr/>
@@ -43747,9 +43950,9 @@
       </w:tcPr>
     </w:tblStylePr>
   </w:style>
-  <w:style w:type="table" w:styleId="1442">
+  <w:style w:type="table" w:styleId="1464">
     <w:name w:val="Grid Table 3 - Accent 6"/>
-    <w:basedOn w:val="1414"/>
+    <w:basedOn w:val="1436"/>
     <w:uiPriority w:val="99"/>
     <w:pPr>
       <w:pBdr/>
@@ -43992,9 +44195,9 @@
       </w:tcPr>
     </w:tblStylePr>
   </w:style>
-  <w:style w:type="table" w:styleId="1443">
+  <w:style w:type="table" w:styleId="1465">
     <w:name w:val="Grid Table 4"/>
-    <w:basedOn w:val="1414"/>
+    <w:basedOn w:val="1436"/>
     <w:uiPriority w:val="59"/>
     <w:pPr>
       <w:pBdr/>
@@ -44225,9 +44428,9 @@
       </w:tcPr>
     </w:tblStylePr>
   </w:style>
-  <w:style w:type="table" w:styleId="1444">
+  <w:style w:type="table" w:styleId="1466">
     <w:name w:val="Grid Table 4 - Accent 1"/>
-    <w:basedOn w:val="1414"/>
+    <w:basedOn w:val="1436"/>
     <w:uiPriority w:val="59"/>
     <w:pPr>
       <w:pBdr/>
@@ -44458,9 +44661,9 @@
       </w:tcPr>
     </w:tblStylePr>
   </w:style>
-  <w:style w:type="table" w:styleId="1445">
+  <w:style w:type="table" w:styleId="1467">
     <w:name w:val="Grid Table 4 - Accent 2"/>
-    <w:basedOn w:val="1414"/>
+    <w:basedOn w:val="1436"/>
     <w:uiPriority w:val="59"/>
     <w:pPr>
       <w:pBdr/>
@@ -44691,9 +44894,9 @@
       </w:tcPr>
     </w:tblStylePr>
   </w:style>
-  <w:style w:type="table" w:styleId="1446">
+  <w:style w:type="table" w:styleId="1468">
     <w:name w:val="Grid Table 4 - Accent 3"/>
-    <w:basedOn w:val="1414"/>
+    <w:basedOn w:val="1436"/>
     <w:uiPriority w:val="59"/>
     <w:pPr>
       <w:pBdr/>
@@ -44924,9 +45127,9 @@
       </w:tcPr>
     </w:tblStylePr>
   </w:style>
-  <w:style w:type="table" w:styleId="1447">
+  <w:style w:type="table" w:styleId="1469">
     <w:name w:val="Grid Table 4 - Accent 4"/>
-    <w:basedOn w:val="1414"/>
+    <w:basedOn w:val="1436"/>
     <w:uiPriority w:val="59"/>
     <w:pPr>
       <w:pBdr/>
@@ -45157,9 +45360,9 @@
       </w:tcPr>
     </w:tblStylePr>
   </w:style>
-  <w:style w:type="table" w:styleId="1448">
+  <w:style w:type="table" w:styleId="1470">
     <w:name w:val="Grid Table 4 - Accent 5"/>
-    <w:basedOn w:val="1414"/>
+    <w:basedOn w:val="1436"/>
     <w:uiPriority w:val="59"/>
     <w:pPr>
       <w:pBdr/>
@@ -45390,9 +45593,9 @@
       </w:tcPr>
     </w:tblStylePr>
   </w:style>
-  <w:style w:type="table" w:styleId="1449">
+  <w:style w:type="table" w:styleId="1471">
     <w:name w:val="Grid Table 4 - Accent 6"/>
-    <w:basedOn w:val="1414"/>
+    <w:basedOn w:val="1436"/>
     <w:uiPriority w:val="59"/>
     <w:pPr>
       <w:pBdr/>
@@ -45623,9 +45826,9 @@
       </w:tcPr>
     </w:tblStylePr>
   </w:style>
-  <w:style w:type="table" w:styleId="1450">
+  <w:style w:type="table" w:styleId="1472">
     <w:name w:val="Grid Table 5 Dark"/>
-    <w:basedOn w:val="1414"/>
+    <w:basedOn w:val="1436"/>
     <w:uiPriority w:val="99"/>
     <w:pPr>
       <w:pBdr/>
@@ -45851,9 +46054,9 @@
       </w:tcPr>
     </w:tblStylePr>
   </w:style>
-  <w:style w:type="table" w:styleId="1451">
+  <w:style w:type="table" w:styleId="1473">
     <w:name w:val="Grid Table 5 Dark- Accent 1"/>
-    <w:basedOn w:val="1414"/>
+    <w:basedOn w:val="1436"/>
     <w:uiPriority w:val="99"/>
     <w:pPr>
       <w:pBdr/>
@@ -46079,9 +46282,9 @@
       </w:tcPr>
     </w:tblStylePr>
   </w:style>
-  <w:style w:type="table" w:styleId="1452">
+  <w:style w:type="table" w:styleId="1474">
     <w:name w:val="Grid Table 5 Dark - Accent 2"/>
-    <w:basedOn w:val="1414"/>
+    <w:basedOn w:val="1436"/>
     <w:uiPriority w:val="99"/>
     <w:pPr>
       <w:pBdr/>
@@ -46307,9 +46510,9 @@
       </w:tcPr>
     </w:tblStylePr>
   </w:style>
-  <w:style w:type="table" w:styleId="1453">
+  <w:style w:type="table" w:styleId="1475">
     <w:name w:val="Grid Table 5 Dark - Accent 3"/>
-    <w:basedOn w:val="1414"/>
+    <w:basedOn w:val="1436"/>
     <w:uiPriority w:val="99"/>
     <w:pPr>
       <w:pBdr/>
@@ -46535,9 +46738,9 @@
       </w:tcPr>
     </w:tblStylePr>
   </w:style>
-  <w:style w:type="table" w:styleId="1454">
+  <w:style w:type="table" w:styleId="1476">
     <w:name w:val="Grid Table 5 Dark- Accent 4"/>
-    <w:basedOn w:val="1414"/>
+    <w:basedOn w:val="1436"/>
     <w:uiPriority w:val="99"/>
     <w:pPr>
       <w:pBdr/>
@@ -46763,9 +46966,9 @@
       </w:tcPr>
     </w:tblStylePr>
   </w:style>
-  <w:style w:type="table" w:styleId="1455">
+  <w:style w:type="table" w:styleId="1477">
     <w:name w:val="Grid Table 5 Dark - Accent 5"/>
-    <w:basedOn w:val="1414"/>
+    <w:basedOn w:val="1436"/>
     <w:uiPriority w:val="99"/>
     <w:pPr>
       <w:pBdr/>
@@ -46991,9 +47194,9 @@
       </w:tcPr>
     </w:tblStylePr>
   </w:style>
-  <w:style w:type="table" w:styleId="1456">
+  <w:style w:type="table" w:styleId="1478">
     <w:name w:val="Grid Table 5 Dark - Accent 6"/>
-    <w:basedOn w:val="1414"/>
+    <w:basedOn w:val="1436"/>
     <w:uiPriority w:val="99"/>
     <w:pPr>
       <w:pBdr/>
@@ -47219,9 +47422,9 @@
       </w:tcPr>
     </w:tblStylePr>
   </w:style>
-  <w:style w:type="table" w:styleId="1457">
+  <w:style w:type="table" w:styleId="1479">
     <w:name w:val="Grid Table 6 Colorful"/>
-    <w:basedOn w:val="1414"/>
+    <w:basedOn w:val="1436"/>
     <w:uiPriority w:val="99"/>
     <w:pPr>
       <w:pBdr/>
@@ -47449,9 +47652,9 @@
       </w:tcPr>
     </w:tblStylePr>
   </w:style>
-  <w:style w:type="table" w:styleId="1458">
+  <w:style w:type="table" w:styleId="1480">
     <w:name w:val="Grid Table 6 Colorful - Accent 1"/>
-    <w:basedOn w:val="1414"/>
+    <w:basedOn w:val="1436"/>
     <w:uiPriority w:val="99"/>
     <w:pPr>
       <w:pBdr/>
@@ -47679,9 +47882,9 @@
       </w:tcPr>
     </w:tblStylePr>
   </w:style>
-  <w:style w:type="table" w:styleId="1459">
+  <w:style w:type="table" w:styleId="1481">
     <w:name w:val="Grid Table 6 Colorful - Accent 2"/>
-    <w:basedOn w:val="1414"/>
+    <w:basedOn w:val="1436"/>
     <w:uiPriority w:val="99"/>
     <w:pPr>
       <w:pBdr/>
@@ -47909,9 +48112,9 @@
       </w:tcPr>
     </w:tblStylePr>
   </w:style>
-  <w:style w:type="table" w:styleId="1460">
+  <w:style w:type="table" w:styleId="1482">
     <w:name w:val="Grid Table 6 Colorful - Accent 3"/>
-    <w:basedOn w:val="1414"/>
+    <w:basedOn w:val="1436"/>
     <w:uiPriority w:val="99"/>
     <w:pPr>
       <w:pBdr/>
@@ -48139,9 +48342,9 @@
       </w:tcPr>
     </w:tblStylePr>
   </w:style>
-  <w:style w:type="table" w:styleId="1461">
+  <w:style w:type="table" w:styleId="1483">
     <w:name w:val="Grid Table 6 Colorful - Accent 4"/>
-    <w:basedOn w:val="1414"/>
+    <w:basedOn w:val="1436"/>
     <w:uiPriority w:val="99"/>
     <w:pPr>
       <w:pBdr/>
@@ -48369,9 +48572,9 @@
       </w:tcPr>
     </w:tblStylePr>
   </w:style>
-  <w:style w:type="table" w:styleId="1462">
+  <w:style w:type="table" w:styleId="1484">
     <w:name w:val="Grid Table 6 Colorful - Accent 5"/>
-    <w:basedOn w:val="1414"/>
+    <w:basedOn w:val="1436"/>
     <w:uiPriority w:val="99"/>
     <w:pPr>
       <w:pBdr/>
@@ -48599,9 +48802,9 @@
       </w:tcPr>
     </w:tblStylePr>
   </w:style>
-  <w:style w:type="table" w:styleId="1463">
+  <w:style w:type="table" w:styleId="1485">
     <w:name w:val="Grid Table 6 Colorful - Accent 6"/>
-    <w:basedOn w:val="1414"/>
+    <w:basedOn w:val="1436"/>
     <w:uiPriority w:val="99"/>
     <w:pPr>
       <w:pBdr/>
@@ -48829,9 +49032,9 @@
       </w:tcPr>
     </w:tblStylePr>
   </w:style>
-  <w:style w:type="table" w:styleId="1464">
+  <w:style w:type="table" w:styleId="1486">
     <w:name w:val="Grid Table 7 Colorful"/>
-    <w:basedOn w:val="1414"/>
+    <w:basedOn w:val="1436"/>
     <w:uiPriority w:val="99"/>
     <w:pPr>
       <w:pBdr/>
@@ -49083,9 +49286,9 @@
       </w:tcPr>
     </w:tblStylePr>
   </w:style>
-  <w:style w:type="table" w:styleId="1465">
+  <w:style w:type="table" w:styleId="1487">
     <w:name w:val="Grid Table 7 Colorful - Accent 1"/>
-    <w:basedOn w:val="1414"/>
+    <w:basedOn w:val="1436"/>
     <w:uiPriority w:val="99"/>
     <w:pPr>
       <w:pBdr/>
@@ -49337,9 +49540,9 @@
       </w:tcPr>
     </w:tblStylePr>
   </w:style>
-  <w:style w:type="table" w:styleId="1466">
+  <w:style w:type="table" w:styleId="1488">
     <w:name w:val="Grid Table 7 Colorful - Accent 2"/>
-    <w:basedOn w:val="1414"/>
+    <w:basedOn w:val="1436"/>
     <w:uiPriority w:val="99"/>
     <w:pPr>
       <w:pBdr/>
@@ -49591,9 +49794,9 @@
       </w:tcPr>
     </w:tblStylePr>
   </w:style>
-  <w:style w:type="table" w:styleId="1467">
+  <w:style w:type="table" w:styleId="1489">
     <w:name w:val="Grid Table 7 Colorful - Accent 3"/>
-    <w:basedOn w:val="1414"/>
+    <w:basedOn w:val="1436"/>
     <w:uiPriority w:val="99"/>
     <w:pPr>
       <w:pBdr/>
@@ -49845,9 +50048,9 @@
       </w:tcPr>
     </w:tblStylePr>
   </w:style>
-  <w:style w:type="table" w:styleId="1468">
+  <w:style w:type="table" w:styleId="1490">
     <w:name w:val="Grid Table 7 Colorful - Accent 4"/>
-    <w:basedOn w:val="1414"/>
+    <w:basedOn w:val="1436"/>
     <w:uiPriority w:val="99"/>
     <w:pPr>
       <w:pBdr/>
@@ -50099,9 +50302,9 @@
       </w:tcPr>
     </w:tblStylePr>
   </w:style>
-  <w:style w:type="table" w:styleId="1469">
+  <w:style w:type="table" w:styleId="1491">
     <w:name w:val="Grid Table 7 Colorful - Accent 5"/>
-    <w:basedOn w:val="1414"/>
+    <w:basedOn w:val="1436"/>
     <w:uiPriority w:val="99"/>
     <w:pPr>
       <w:pBdr/>
@@ -50353,9 +50556,9 @@
       </w:tcPr>
     </w:tblStylePr>
   </w:style>
-  <w:style w:type="table" w:styleId="1470">
+  <w:style w:type="table" w:styleId="1492">
     <w:name w:val="Grid Table 7 Colorful - Accent 6"/>
-    <w:basedOn w:val="1414"/>
+    <w:basedOn w:val="1436"/>
     <w:uiPriority w:val="99"/>
     <w:pPr>
       <w:pBdr/>
@@ -50607,9 +50810,9 @@
       </w:tcPr>
     </w:tblStylePr>
   </w:style>
-  <w:style w:type="table" w:styleId="1471">
+  <w:style w:type="table" w:styleId="1493">
     <w:name w:val="List Table 1 Light"/>
-    <w:basedOn w:val="1414"/>
+    <w:basedOn w:val="1436"/>
     <w:uiPriority w:val="99"/>
     <w:pPr>
       <w:pBdr/>
@@ -50823,9 +51026,9 @@
       </w:tcPr>
     </w:tblStylePr>
   </w:style>
-  <w:style w:type="table" w:styleId="1472">
+  <w:style w:type="table" w:styleId="1494">
     <w:name w:val="List Table 1 Light - Accent 1"/>
-    <w:basedOn w:val="1414"/>
+    <w:basedOn w:val="1436"/>
     <w:uiPriority w:val="99"/>
     <w:pPr>
       <w:pBdr/>
@@ -51039,9 +51242,9 @@
       </w:tcPr>
     </w:tblStylePr>
   </w:style>
-  <w:style w:type="table" w:styleId="1473">
+  <w:style w:type="table" w:styleId="1495">
     <w:name w:val="List Table 1 Light - Accent 2"/>
-    <w:basedOn w:val="1414"/>
+    <w:basedOn w:val="1436"/>
     <w:uiPriority w:val="99"/>
     <w:pPr>
       <w:pBdr/>
@@ -51255,9 +51458,9 @@
       </w:tcPr>
     </w:tblStylePr>
   </w:style>
-  <w:style w:type="table" w:styleId="1474">
+  <w:style w:type="table" w:styleId="1496">
     <w:name w:val="List Table 1 Light - Accent 3"/>
-    <w:basedOn w:val="1414"/>
+    <w:basedOn w:val="1436"/>
     <w:uiPriority w:val="99"/>
     <w:pPr>
       <w:pBdr/>
@@ -51471,9 +51674,9 @@
       </w:tcPr>
     </w:tblStylePr>
   </w:style>
-  <w:style w:type="table" w:styleId="1475">
+  <w:style w:type="table" w:styleId="1497">
     <w:name w:val="List Table 1 Light - Accent 4"/>
-    <w:basedOn w:val="1414"/>
+    <w:basedOn w:val="1436"/>
     <w:uiPriority w:val="99"/>
     <w:pPr>
       <w:pBdr/>
@@ -51687,9 +51890,9 @@
       </w:tcPr>
     </w:tblStylePr>
   </w:style>
-  <w:style w:type="table" w:styleId="1476">
+  <w:style w:type="table" w:styleId="1498">
     <w:name w:val="List Table 1 Light - Accent 5"/>
-    <w:basedOn w:val="1414"/>
+    <w:basedOn w:val="1436"/>
     <w:uiPriority w:val="99"/>
     <w:pPr>
       <w:pBdr/>
@@ -51903,9 +52106,9 @@
       </w:tcPr>
     </w:tblStylePr>
   </w:style>
-  <w:style w:type="table" w:styleId="1477">
+  <w:style w:type="table" w:styleId="1499">
     <w:name w:val="List Table 1 Light - Accent 6"/>
-    <w:basedOn w:val="1414"/>
+    <w:basedOn w:val="1436"/>
     <w:uiPriority w:val="99"/>
     <w:pPr>
       <w:pBdr/>
@@ -52119,9 +52322,9 @@
       </w:tcPr>
     </w:tblStylePr>
   </w:style>
-  <w:style w:type="table" w:styleId="1478">
+  <w:style w:type="table" w:styleId="1500">
     <w:name w:val="List Table 2"/>
-    <w:basedOn w:val="1414"/>
+    <w:basedOn w:val="1436"/>
     <w:uiPriority w:val="99"/>
     <w:pPr>
       <w:pBdr/>
@@ -52357,9 +52560,9 @@
       </w:tcPr>
     </w:tblStylePr>
   </w:style>
-  <w:style w:type="table" w:styleId="1479">
+  <w:style w:type="table" w:styleId="1501">
     <w:name w:val="List Table 2 - Accent 1"/>
-    <w:basedOn w:val="1414"/>
+    <w:basedOn w:val="1436"/>
     <w:uiPriority w:val="99"/>
     <w:pPr>
       <w:pBdr/>
@@ -52595,9 +52798,9 @@
       </w:tcPr>
     </w:tblStylePr>
   </w:style>
-  <w:style w:type="table" w:styleId="1480">
+  <w:style w:type="table" w:styleId="1502">
     <w:name w:val="List Table 2 - Accent 2"/>
-    <w:basedOn w:val="1414"/>
+    <w:basedOn w:val="1436"/>
     <w:uiPriority w:val="99"/>
     <w:pPr>
       <w:pBdr/>
@@ -52833,9 +53036,9 @@
       </w:tcPr>
     </w:tblStylePr>
   </w:style>
-  <w:style w:type="table" w:styleId="1481">
+  <w:style w:type="table" w:styleId="1503">
     <w:name w:val="List Table 2 - Accent 3"/>
-    <w:basedOn w:val="1414"/>
+    <w:basedOn w:val="1436"/>
     <w:uiPriority w:val="99"/>
     <w:pPr>
       <w:pBdr/>
@@ -53071,9 +53274,9 @@
       </w:tcPr>
     </w:tblStylePr>
   </w:style>
-  <w:style w:type="table" w:styleId="1482">
+  <w:style w:type="table" w:styleId="1504">
     <w:name w:val="List Table 2 - Accent 4"/>
-    <w:basedOn w:val="1414"/>
+    <w:basedOn w:val="1436"/>
     <w:uiPriority w:val="99"/>
     <w:pPr>
       <w:pBdr/>
@@ -53309,9 +53512,9 @@
       </w:tcPr>
     </w:tblStylePr>
   </w:style>
-  <w:style w:type="table" w:styleId="1483">
+  <w:style w:type="table" w:styleId="1505">
     <w:name w:val="List Table 2 - Accent 5"/>
-    <w:basedOn w:val="1414"/>
+    <w:basedOn w:val="1436"/>
     <w:uiPriority w:val="99"/>
     <w:pPr>
       <w:pBdr/>
@@ -53547,9 +53750,9 @@
       </w:tcPr>
     </w:tblStylePr>
   </w:style>
-  <w:style w:type="table" w:styleId="1484">
+  <w:style w:type="table" w:styleId="1506">
     <w:name w:val="List Table 2 - Accent 6"/>
-    <w:basedOn w:val="1414"/>
+    <w:basedOn w:val="1436"/>
     <w:uiPriority w:val="99"/>
     <w:pPr>
       <w:pBdr/>
@@ -53785,9 +53988,9 @@
       </w:tcPr>
     </w:tblStylePr>
   </w:style>
-  <w:style w:type="table" w:styleId="1485">
+  <w:style w:type="table" w:styleId="1507">
     <w:name w:val="List Table 3"/>
-    <w:basedOn w:val="1414"/>
+    <w:basedOn w:val="1436"/>
     <w:uiPriority w:val="99"/>
     <w:pPr>
       <w:pBdr/>
@@ -54013,9 +54216,9 @@
       </w:tcPr>
     </w:tblStylePr>
   </w:style>
-  <w:style w:type="table" w:styleId="1486">
+  <w:style w:type="table" w:styleId="1508">
     <w:name w:val="List Table 3 - Accent 1"/>
-    <w:basedOn w:val="1414"/>
+    <w:basedOn w:val="1436"/>
     <w:uiPriority w:val="99"/>
     <w:pPr>
       <w:pBdr/>
@@ -54241,9 +54444,9 @@
       </w:tcPr>
     </w:tblStylePr>
   </w:style>
-  <w:style w:type="table" w:styleId="1487">
+  <w:style w:type="table" w:styleId="1509">
     <w:name w:val="List Table 3 - Accent 2"/>
-    <w:basedOn w:val="1414"/>
+    <w:basedOn w:val="1436"/>
     <w:uiPriority w:val="99"/>
     <w:pPr>
       <w:pBdr/>
@@ -54469,9 +54672,9 @@
       </w:tcPr>
     </w:tblStylePr>
   </w:style>
-  <w:style w:type="table" w:styleId="1488">
+  <w:style w:type="table" w:styleId="1510">
     <w:name w:val="List Table 3 - Accent 3"/>
-    <w:basedOn w:val="1414"/>
+    <w:basedOn w:val="1436"/>
     <w:uiPriority w:val="99"/>
     <w:pPr>
       <w:pBdr/>
@@ -54697,9 +54900,9 @@
       </w:tcPr>
     </w:tblStylePr>
   </w:style>
-  <w:style w:type="table" w:styleId="1489">
+  <w:style w:type="table" w:styleId="1511">
     <w:name w:val="List Table 3 - Accent 4"/>
-    <w:basedOn w:val="1414"/>
+    <w:basedOn w:val="1436"/>
     <w:uiPriority w:val="99"/>
     <w:pPr>
       <w:pBdr/>
@@ -54925,9 +55128,9 @@
       </w:tcPr>
     </w:tblStylePr>
   </w:style>
-  <w:style w:type="table" w:styleId="1490">
+  <w:style w:type="table" w:styleId="1512">
     <w:name w:val="List Table 3 - Accent 5"/>
-    <w:basedOn w:val="1414"/>
+    <w:basedOn w:val="1436"/>
     <w:uiPriority w:val="99"/>
     <w:pPr>
       <w:pBdr/>
@@ -55153,9 +55356,9 @@
       </w:tcPr>
     </w:tblStylePr>
   </w:style>
-  <w:style w:type="table" w:styleId="1491">
+  <w:style w:type="table" w:styleId="1513">
     <w:name w:val="List Table 3 - Accent 6"/>
-    <w:basedOn w:val="1414"/>
+    <w:basedOn w:val="1436"/>
     <w:uiPriority w:val="99"/>
     <w:pPr>
       <w:pBdr/>
@@ -55381,9 +55584,9 @@
       </w:tcPr>
     </w:tblStylePr>
   </w:style>
-  <w:style w:type="table" w:styleId="1492">
+  <w:style w:type="table" w:styleId="1514">
     <w:name w:val="List Table 4"/>
-    <w:basedOn w:val="1414"/>
+    <w:basedOn w:val="1436"/>
     <w:uiPriority w:val="99"/>
     <w:pPr>
       <w:pBdr/>
@@ -55606,9 +55809,9 @@
       </w:tcPr>
     </w:tblStylePr>
   </w:style>
-  <w:style w:type="table" w:styleId="1493">
+  <w:style w:type="table" w:styleId="1515">
     <w:name w:val="List Table 4 - Accent 1"/>
-    <w:basedOn w:val="1414"/>
+    <w:basedOn w:val="1436"/>
     <w:uiPriority w:val="99"/>
     <w:pPr>
       <w:pBdr/>
@@ -55831,9 +56034,9 @@
       </w:tcPr>
     </w:tblStylePr>
   </w:style>
-  <w:style w:type="table" w:styleId="1494">
+  <w:style w:type="table" w:styleId="1516">
     <w:name w:val="List Table 4 - Accent 2"/>
-    <w:basedOn w:val="1414"/>
+    <w:basedOn w:val="1436"/>
     <w:uiPriority w:val="99"/>
     <w:pPr>
       <w:pBdr/>
@@ -56056,9 +56259,9 @@
       </w:tcPr>
     </w:tblStylePr>
   </w:style>
-  <w:style w:type="table" w:styleId="1495">
+  <w:style w:type="table" w:styleId="1517">
     <w:name w:val="List Table 4 - Accent 3"/>
-    <w:basedOn w:val="1414"/>
+    <w:basedOn w:val="1436"/>
     <w:uiPriority w:val="99"/>
     <w:pPr>
       <w:pBdr/>
@@ -56281,9 +56484,9 @@
       </w:tcPr>
     </w:tblStylePr>
   </w:style>
-  <w:style w:type="table" w:styleId="1496">
+  <w:style w:type="table" w:styleId="1518">
     <w:name w:val="List Table 4 - Accent 4"/>
-    <w:basedOn w:val="1414"/>
+    <w:basedOn w:val="1436"/>
     <w:uiPriority w:val="99"/>
     <w:pPr>
       <w:pBdr/>
@@ -56506,9 +56709,9 @@
       </w:tcPr>
     </w:tblStylePr>
   </w:style>
-  <w:style w:type="table" w:styleId="1497">
+  <w:style w:type="table" w:styleId="1519">
     <w:name w:val="List Table 4 - Accent 5"/>
-    <w:basedOn w:val="1414"/>
+    <w:basedOn w:val="1436"/>
     <w:uiPriority w:val="99"/>
     <w:pPr>
       <w:pBdr/>
@@ -56731,9 +56934,9 @@
       </w:tcPr>
     </w:tblStylePr>
   </w:style>
-  <w:style w:type="table" w:styleId="1498">
+  <w:style w:type="table" w:styleId="1520">
     <w:name w:val="List Table 4 - Accent 6"/>
-    <w:basedOn w:val="1414"/>
+    <w:basedOn w:val="1436"/>
     <w:uiPriority w:val="99"/>
     <w:pPr>
       <w:pBdr/>
@@ -56956,9 +57159,9 @@
       </w:tcPr>
     </w:tblStylePr>
   </w:style>
-  <w:style w:type="table" w:styleId="1499">
+  <w:style w:type="table" w:styleId="1521">
     <w:name w:val="List Table 5 Dark"/>
-    <w:basedOn w:val="1414"/>
+    <w:basedOn w:val="1436"/>
     <w:uiPriority w:val="99"/>
     <w:pPr>
       <w:pBdr/>
@@ -57198,9 +57401,9 @@
       </w:tcPr>
     </w:tblStylePr>
   </w:style>
-  <w:style w:type="table" w:styleId="1500">
+  <w:style w:type="table" w:styleId="1522">
     <w:name w:val="List Table 5 Dark - Accent 1"/>
-    <w:basedOn w:val="1414"/>
+    <w:basedOn w:val="1436"/>
     <w:uiPriority w:val="99"/>
     <w:pPr>
       <w:pBdr/>
@@ -57440,9 +57643,9 @@
       </w:tcPr>
     </w:tblStylePr>
   </w:style>
-  <w:style w:type="table" w:styleId="1501">
+  <w:style w:type="table" w:styleId="1523">
     <w:name w:val="List Table 5 Dark - Accent 2"/>
-    <w:basedOn w:val="1414"/>
+    <w:basedOn w:val="1436"/>
     <w:uiPriority w:val="99"/>
     <w:pPr>
       <w:pBdr/>
@@ -57682,9 +57885,9 @@
       </w:tcPr>
     </w:tblStylePr>
   </w:style>
-  <w:style w:type="table" w:styleId="1502">
+  <w:style w:type="table" w:styleId="1524">
     <w:name w:val="List Table 5 Dark - Accent 3"/>
-    <w:basedOn w:val="1414"/>
+    <w:basedOn w:val="1436"/>
     <w:uiPriority w:val="99"/>
     <w:pPr>
       <w:pBdr/>
@@ -57924,9 +58127,9 @@
       </w:tcPr>
     </w:tblStylePr>
   </w:style>
-  <w:style w:type="table" w:styleId="1503">
+  <w:style w:type="table" w:styleId="1525">
     <w:name w:val="List Table 5 Dark - Accent 4"/>
-    <w:basedOn w:val="1414"/>
+    <w:basedOn w:val="1436"/>
     <w:uiPriority w:val="99"/>
     <w:pPr>
       <w:pBdr/>
@@ -58166,9 +58369,9 @@
       </w:tcPr>
     </w:tblStylePr>
   </w:style>
-  <w:style w:type="table" w:styleId="1504">
+  <w:style w:type="table" w:styleId="1526">
     <w:name w:val="List Table 5 Dark - Accent 5"/>
-    <w:basedOn w:val="1414"/>
+    <w:basedOn w:val="1436"/>
     <w:uiPriority w:val="99"/>
     <w:pPr>
       <w:pBdr/>
@@ -58408,9 +58611,9 @@
       </w:tcPr>
     </w:tblStylePr>
   </w:style>
-  <w:style w:type="table" w:styleId="1505">
+  <w:style w:type="table" w:styleId="1527">
     <w:name w:val="List Table 5 Dark - Accent 6"/>
-    <w:basedOn w:val="1414"/>
+    <w:basedOn w:val="1436"/>
     <w:uiPriority w:val="99"/>
     <w:pPr>
       <w:pBdr/>
@@ -58650,9 +58853,9 @@
       </w:tcPr>
     </w:tblStylePr>
   </w:style>
-  <w:style w:type="table" w:styleId="1506">
+  <w:style w:type="table" w:styleId="1528">
     <w:name w:val="List Table 6 Colorful"/>
-    <w:basedOn w:val="1414"/>
+    <w:basedOn w:val="1436"/>
     <w:uiPriority w:val="99"/>
     <w:pPr>
       <w:pBdr/>
@@ -58873,9 +59076,9 @@
       </w:tcPr>
     </w:tblStylePr>
   </w:style>
-  <w:style w:type="table" w:styleId="1507">
+  <w:style w:type="table" w:styleId="1529">
     <w:name w:val="List Table 6 Colorful - Accent 1"/>
-    <w:basedOn w:val="1414"/>
+    <w:basedOn w:val="1436"/>
     <w:uiPriority w:val="99"/>
     <w:pPr>
       <w:pBdr/>
@@ -59096,9 +59299,9 @@
       </w:tcPr>
     </w:tblStylePr>
   </w:style>
-  <w:style w:type="table" w:styleId="1508">
+  <w:style w:type="table" w:styleId="1530">
     <w:name w:val="List Table 6 Colorful - Accent 2"/>
-    <w:basedOn w:val="1414"/>
+    <w:basedOn w:val="1436"/>
     <w:uiPriority w:val="99"/>
     <w:pPr>
       <w:pBdr/>
@@ -59319,9 +59522,9 @@
       </w:tcPr>
     </w:tblStylePr>
   </w:style>
-  <w:style w:type="table" w:styleId="1509">
+  <w:style w:type="table" w:styleId="1531">
     <w:name w:val="List Table 6 Colorful - Accent 3"/>
-    <w:basedOn w:val="1414"/>
+    <w:basedOn w:val="1436"/>
     <w:uiPriority w:val="99"/>
     <w:pPr>
       <w:pBdr/>
@@ -59542,9 +59745,9 @@
       </w:tcPr>
     </w:tblStylePr>
   </w:style>
-  <w:style w:type="table" w:styleId="1510">
+  <w:style w:type="table" w:styleId="1532">
     <w:name w:val="List Table 6 Colorful - Accent 4"/>
-    <w:basedOn w:val="1414"/>
+    <w:basedOn w:val="1436"/>
     <w:uiPriority w:val="99"/>
     <w:pPr>
       <w:pBdr/>
@@ -59765,9 +59968,9 @@
       </w:tcPr>
     </w:tblStylePr>
   </w:style>
-  <w:style w:type="table" w:styleId="1511">
+  <w:style w:type="table" w:styleId="1533">
     <w:name w:val="List Table 6 Colorful - Accent 5"/>
-    <w:basedOn w:val="1414"/>
+    <w:basedOn w:val="1436"/>
     <w:uiPriority w:val="99"/>
     <w:pPr>
       <w:pBdr/>
@@ -59988,9 +60191,9 @@
       </w:tcPr>
     </w:tblStylePr>
   </w:style>
-  <w:style w:type="table" w:styleId="1512">
+  <w:style w:type="table" w:styleId="1534">
     <w:name w:val="List Table 6 Colorful - Accent 6"/>
-    <w:basedOn w:val="1414"/>
+    <w:basedOn w:val="1436"/>
     <w:uiPriority w:val="99"/>
     <w:pPr>
       <w:pBdr/>
@@ -60211,9 +60414,9 @@
       </w:tcPr>
     </w:tblStylePr>
   </w:style>
-  <w:style w:type="table" w:styleId="1513">
+  <w:style w:type="table" w:styleId="1535">
     <w:name w:val="List Table 7 Colorful"/>
-    <w:basedOn w:val="1414"/>
+    <w:basedOn w:val="1436"/>
     <w:uiPriority w:val="99"/>
     <w:pPr>
       <w:pBdr/>
@@ -60467,9 +60670,9 @@
       </w:tcPr>
     </w:tblStylePr>
   </w:style>
-  <w:style w:type="table" w:styleId="1514">
+  <w:style w:type="table" w:styleId="1536">
     <w:name w:val="List Table 7 Colorful - Accent 1"/>
-    <w:basedOn w:val="1414"/>
+    <w:basedOn w:val="1436"/>
     <w:uiPriority w:val="99"/>
     <w:pPr>
       <w:pBdr/>
@@ -60723,9 +60926,9 @@
       </w:tcPr>
     </w:tblStylePr>
   </w:style>
-  <w:style w:type="table" w:styleId="1515">
+  <w:style w:type="table" w:styleId="1537">
     <w:name w:val="List Table 7 Colorful - Accent 2"/>
-    <w:basedOn w:val="1414"/>
+    <w:basedOn w:val="1436"/>
     <w:uiPriority w:val="99"/>
     <w:pPr>
       <w:pBdr/>
@@ -60979,9 +61182,9 @@
       </w:tcPr>
     </w:tblStylePr>
   </w:style>
-  <w:style w:type="table" w:styleId="1516">
+  <w:style w:type="table" w:styleId="1538">
     <w:name w:val="List Table 7 Colorful - Accent 3"/>
-    <w:basedOn w:val="1414"/>
+    <w:basedOn w:val="1436"/>
     <w:uiPriority w:val="99"/>
     <w:pPr>
       <w:pBdr/>
@@ -61235,9 +61438,9 @@
       </w:tcPr>
     </w:tblStylePr>
   </w:style>
-  <w:style w:type="table" w:styleId="1517">
+  <w:style w:type="table" w:styleId="1539">
     <w:name w:val="List Table 7 Colorful - Accent 4"/>
-    <w:basedOn w:val="1414"/>
+    <w:basedOn w:val="1436"/>
     <w:uiPriority w:val="99"/>
     <w:pPr>
       <w:pBdr/>
@@ -61491,9 +61694,9 @@
       </w:tcPr>
     </w:tblStylePr>
   </w:style>
-  <w:style w:type="table" w:styleId="1518">
+  <w:style w:type="table" w:styleId="1540">
     <w:name w:val="List Table 7 Colorful - Accent 5"/>
-    <w:basedOn w:val="1414"/>
+    <w:basedOn w:val="1436"/>
     <w:uiPriority w:val="99"/>
     <w:pPr>
       <w:pBdr/>
@@ -61747,9 +61950,9 @@
       </w:tcPr>
     </w:tblStylePr>
   </w:style>
-  <w:style w:type="table" w:styleId="1519">
+  <w:style w:type="table" w:styleId="1541">
     <w:name w:val="List Table 7 Colorful - Accent 6"/>
-    <w:basedOn w:val="1414"/>
+    <w:basedOn w:val="1436"/>
     <w:uiPriority w:val="99"/>
     <w:pPr>
       <w:pBdr/>
@@ -62003,9 +62206,9 @@
       </w:tcPr>
     </w:tblStylePr>
   </w:style>
-  <w:style w:type="table" w:styleId="1520">
+  <w:style w:type="table" w:styleId="1542">
     <w:name w:val="Lined - Accent"/>
-    <w:basedOn w:val="1414"/>
+    <w:basedOn w:val="1436"/>
     <w:uiPriority w:val="99"/>
     <w:pPr>
       <w:pBdr/>
@@ -62240,9 +62443,9 @@
       </w:tcPr>
     </w:tblStylePr>
   </w:style>
-  <w:style w:type="table" w:styleId="1521">
+  <w:style w:type="table" w:styleId="1543">
     <w:name w:val="Lined - Accent 1"/>
-    <w:basedOn w:val="1414"/>
+    <w:basedOn w:val="1436"/>
     <w:uiPriority w:val="99"/>
     <w:pPr>
       <w:pBdr/>
@@ -62477,9 +62680,9 @@
       </w:tcPr>
     </w:tblStylePr>
   </w:style>
-  <w:style w:type="table" w:styleId="1522">
+  <w:style w:type="table" w:styleId="1544">
     <w:name w:val="Lined - Accent 2"/>
-    <w:basedOn w:val="1414"/>
+    <w:basedOn w:val="1436"/>
     <w:uiPriority w:val="99"/>
     <w:pPr>
       <w:pBdr/>
@@ -62714,9 +62917,9 @@
       </w:tcPr>
     </w:tblStylePr>
   </w:style>
-  <w:style w:type="table" w:styleId="1523">
+  <w:style w:type="table" w:styleId="1545">
     <w:name w:val="Lined - Accent 3"/>
-    <w:basedOn w:val="1414"/>
+    <w:basedOn w:val="1436"/>
     <w:uiPriority w:val="99"/>
     <w:pPr>
       <w:pBdr/>
@@ -62951,9 +63154,9 @@
       </w:tcPr>
     </w:tblStylePr>
   </w:style>
-  <w:style w:type="table" w:styleId="1524">
+  <w:style w:type="table" w:styleId="1546">
     <w:name w:val="Lined - Accent 4"/>
-    <w:basedOn w:val="1414"/>
+    <w:basedOn w:val="1436"/>
     <w:uiPriority w:val="99"/>
     <w:pPr>
       <w:pBdr/>
@@ -63188,9 +63391,9 @@
       </w:tcPr>
     </w:tblStylePr>
   </w:style>
-  <w:style w:type="table" w:styleId="1525">
+  <w:style w:type="table" w:styleId="1547">
     <w:name w:val="Lined - Accent 5"/>
-    <w:basedOn w:val="1414"/>
+    <w:basedOn w:val="1436"/>
     <w:uiPriority w:val="99"/>
     <w:pPr>
       <w:pBdr/>
@@ -63425,9 +63628,9 @@
       </w:tcPr>
     </w:tblStylePr>
   </w:style>
-  <w:style w:type="table" w:styleId="1526">
+  <w:style w:type="table" w:styleId="1548">
     <w:name w:val="Lined - Accent 6"/>
-    <w:basedOn w:val="1414"/>
+    <w:basedOn w:val="1436"/>
     <w:uiPriority w:val="99"/>
     <w:pPr>
       <w:pBdr/>
@@ -63662,9 +63865,9 @@
       </w:tcPr>
     </w:tblStylePr>
   </w:style>
-  <w:style w:type="table" w:styleId="1527">
+  <w:style w:type="table" w:styleId="1549">
     <w:name w:val="Bordered &amp; Lined - Accent"/>
-    <w:basedOn w:val="1414"/>
+    <w:basedOn w:val="1436"/>
     <w:uiPriority w:val="99"/>
     <w:pPr>
       <w:pBdr/>
@@ -63906,9 +64109,9 @@
       </w:tcPr>
     </w:tblStylePr>
   </w:style>
-  <w:style w:type="table" w:styleId="1528">
+  <w:style w:type="table" w:styleId="1550">
     <w:name w:val="Bordered &amp; Lined - Accent 1"/>
-    <w:basedOn w:val="1414"/>
+    <w:basedOn w:val="1436"/>
     <w:uiPriority w:val="99"/>
     <w:pPr>
       <w:pBdr/>
@@ -64150,9 +64353,9 @@
       </w:tcPr>
     </w:tblStylePr>
   </w:style>
-  <w:style w:type="table" w:styleId="1529">
+  <w:style w:type="table" w:styleId="1551">
     <w:name w:val="Bordered &amp; Lined - Accent 2"/>
-    <w:basedOn w:val="1414"/>
+    <w:basedOn w:val="1436"/>
     <w:uiPriority w:val="99"/>
     <w:pPr>
       <w:pBdr/>
@@ -64394,9 +64597,9 @@
       </w:tcPr>
     </w:tblStylePr>
   </w:style>
-  <w:style w:type="table" w:styleId="1530">
+  <w:style w:type="table" w:styleId="1552">
     <w:name w:val="Bordered &amp; Lined - Accent 3"/>
-    <w:basedOn w:val="1414"/>
+    <w:basedOn w:val="1436"/>
     <w:uiPriority w:val="99"/>
     <w:pPr>
       <w:pBdr/>
@@ -64638,9 +64841,9 @@
       </w:tcPr>
     </w:tblStylePr>
   </w:style>
-  <w:style w:type="table" w:styleId="1531">
+  <w:style w:type="table" w:styleId="1553">
     <w:name w:val="Bordered &amp; Lined - Accent 4"/>
-    <w:basedOn w:val="1414"/>
+    <w:basedOn w:val="1436"/>
     <w:uiPriority w:val="99"/>
     <w:pPr>
       <w:pBdr/>
@@ -64882,9 +65085,9 @@
       </w:tcPr>
     </w:tblStylePr>
   </w:style>
-  <w:style w:type="table" w:styleId="1532">
+  <w:style w:type="table" w:styleId="1554">
     <w:name w:val="Bordered &amp; Lined - Accent 5"/>
-    <w:basedOn w:val="1414"/>
+    <w:basedOn w:val="1436"/>
     <w:uiPriority w:val="99"/>
     <w:pPr>
       <w:pBdr/>
@@ -65126,9 +65329,9 @@
       </w:tcPr>
     </w:tblStylePr>
   </w:style>
-  <w:style w:type="table" w:styleId="1533">
+  <w:style w:type="table" w:styleId="1555">
     <w:name w:val="Bordered &amp; Lined - Accent 6"/>
-    <w:basedOn w:val="1414"/>
+    <w:basedOn w:val="1436"/>
     <w:uiPriority w:val="99"/>
     <w:pPr>
       <w:pBdr/>
@@ -65370,9 +65573,9 @@
       </w:tcPr>
     </w:tblStylePr>
   </w:style>
-  <w:style w:type="table" w:styleId="1534">
+  <w:style w:type="table" w:styleId="1556">
     <w:name w:val="Bordered"/>
-    <w:basedOn w:val="1414"/>
+    <w:basedOn w:val="1436"/>
     <w:uiPriority w:val="99"/>
     <w:pPr>
       <w:pBdr/>
@@ -65601,9 +65804,9 @@
       </w:tcPr>
     </w:tblStylePr>
   </w:style>
-  <w:style w:type="table" w:styleId="1535">
+  <w:style w:type="table" w:styleId="1557">
     <w:name w:val="Bordered - Accent 1"/>
-    <w:basedOn w:val="1414"/>
+    <w:basedOn w:val="1436"/>
     <w:uiPriority w:val="99"/>
     <w:pPr>
       <w:pBdr/>
@@ -65832,9 +66035,9 @@
       </w:tcPr>
     </w:tblStylePr>
   </w:style>
-  <w:style w:type="table" w:styleId="1536">
+  <w:style w:type="table" w:styleId="1558">
     <w:name w:val="Bordered - Accent 2"/>
-    <w:basedOn w:val="1414"/>
+    <w:basedOn w:val="1436"/>
     <w:uiPriority w:val="99"/>
     <w:pPr>
       <w:pBdr/>
@@ -66063,9 +66266,9 @@
       </w:tcPr>
     </w:tblStylePr>
   </w:style>
-  <w:style w:type="table" w:styleId="1537">
+  <w:style w:type="table" w:styleId="1559">
     <w:name w:val="Bordered - Accent 3"/>
-    <w:basedOn w:val="1414"/>
+    <w:basedOn w:val="1436"/>
     <w:uiPriority w:val="99"/>
     <w:pPr>
       <w:pBdr/>
@@ -66294,9 +66497,9 @@
       </w:tcPr>
     </w:tblStylePr>
   </w:style>
-  <w:style w:type="table" w:styleId="1538">
+  <w:style w:type="table" w:styleId="1560">
     <w:name w:val="Bordered - Accent 4"/>
-    <w:basedOn w:val="1414"/>
+    <w:basedOn w:val="1436"/>
     <w:uiPriority w:val="99"/>
     <w:pPr>
       <w:pBdr/>
@@ -66525,9 +66728,9 @@
       </w:tcPr>
     </w:tblStylePr>
   </w:style>
-  <w:style w:type="table" w:styleId="1539">
+  <w:style w:type="table" w:styleId="1561">
     <w:name w:val="Bordered - Accent 5"/>
-    <w:basedOn w:val="1414"/>
+    <w:basedOn w:val="1436"/>
     <w:uiPriority w:val="99"/>
     <w:pPr>
       <w:pBdr/>
@@ -66756,9 +66959,9 @@
       </w:tcPr>
     </w:tblStylePr>
   </w:style>
-  <w:style w:type="table" w:styleId="1540">
+  <w:style w:type="table" w:styleId="1562">
     <w:name w:val="Bordered - Accent 6"/>
-    <w:basedOn w:val="1414"/>
+    <w:basedOn w:val="1436"/>
     <w:uiPriority w:val="99"/>
     <w:pPr>
       <w:pBdr/>
@@ -66987,7 +67190,7 @@
       </w:tcPr>
     </w:tblStylePr>
   </w:style>
-  <w:style w:type="paragraph" w:styleId="1541" w:default="1">
+  <w:style w:type="paragraph" w:styleId="1563" w:default="1">
     <w:name w:val="Normal"/>
     <w:qFormat/>
     <w:pPr>
@@ -66996,11 +67199,11 @@
       <w:ind/>
     </w:pPr>
   </w:style>
-  <w:style w:type="paragraph" w:styleId="1542">
+  <w:style w:type="paragraph" w:styleId="1564">
     <w:name w:val="Heading 1"/>
-    <w:basedOn w:val="1541"/>
-    <w:next w:val="1541"/>
-    <w:link w:val="1553"/>
+    <w:basedOn w:val="1563"/>
+    <w:next w:val="1563"/>
+    <w:link w:val="1575"/>
     <w:uiPriority w:val="9"/>
     <w:qFormat/>
     <w:pPr>
@@ -67018,11 +67221,11 @@
       <w:szCs w:val="40"/>
     </w:rPr>
   </w:style>
-  <w:style w:type="paragraph" w:styleId="1543">
+  <w:style w:type="paragraph" w:styleId="1565">
     <w:name w:val="Heading 2"/>
-    <w:basedOn w:val="1541"/>
-    <w:next w:val="1541"/>
-    <w:link w:val="1554"/>
+    <w:basedOn w:val="1563"/>
+    <w:next w:val="1563"/>
+    <w:link w:val="1576"/>
     <w:uiPriority w:val="9"/>
     <w:unhideWhenUsed/>
     <w:qFormat/>
@@ -67041,11 +67244,11 @@
       <w:szCs w:val="32"/>
     </w:rPr>
   </w:style>
-  <w:style w:type="paragraph" w:styleId="1544">
+  <w:style w:type="paragraph" w:styleId="1566">
     <w:name w:val="Heading 3"/>
-    <w:basedOn w:val="1541"/>
-    <w:next w:val="1541"/>
-    <w:link w:val="1555"/>
+    <w:basedOn w:val="1563"/>
+    <w:next w:val="1563"/>
+    <w:link w:val="1577"/>
     <w:uiPriority w:val="9"/>
     <w:unhideWhenUsed/>
     <w:qFormat/>
@@ -67064,11 +67267,11 @@
       <w:szCs w:val="28"/>
     </w:rPr>
   </w:style>
-  <w:style w:type="paragraph" w:styleId="1545">
+  <w:style w:type="paragraph" w:styleId="1567">
     <w:name w:val="Heading 4"/>
-    <w:basedOn w:val="1541"/>
-    <w:next w:val="1541"/>
-    <w:link w:val="1556"/>
+    <w:basedOn w:val="1563"/>
+    <w:next w:val="1563"/>
+    <w:link w:val="1578"/>
     <w:uiPriority w:val="9"/>
     <w:unhideWhenUsed/>
     <w:qFormat/>
@@ -67087,11 +67290,11 @@
       <w:color w:val="0f4761" w:themeColor="accent1" w:themeShade="BF"/>
     </w:rPr>
   </w:style>
-  <w:style w:type="paragraph" w:styleId="1546">
+  <w:style w:type="paragraph" w:styleId="1568">
     <w:name w:val="Heading 5"/>
-    <w:basedOn w:val="1541"/>
-    <w:next w:val="1541"/>
-    <w:link w:val="1557"/>
+    <w:basedOn w:val="1563"/>
+    <w:next w:val="1563"/>
+    <w:link w:val="1579"/>
     <w:uiPriority w:val="9"/>
     <w:unhideWhenUsed/>
     <w:qFormat/>
@@ -67108,11 +67311,11 @@
       <w:color w:val="0f4761" w:themeColor="accent1" w:themeShade="BF"/>
     </w:rPr>
   </w:style>
-  <w:style w:type="paragraph" w:styleId="1547">
+  <w:style w:type="paragraph" w:styleId="1569">
     <w:name w:val="Heading 6"/>
-    <w:basedOn w:val="1541"/>
-    <w:next w:val="1541"/>
-    <w:link w:val="1558"/>
+    <w:basedOn w:val="1563"/>
+    <w:next w:val="1563"/>
+    <w:link w:val="1580"/>
     <w:uiPriority w:val="9"/>
     <w:unhideWhenUsed/>
     <w:qFormat/>
@@ -67131,11 +67334,11 @@
       <w:color w:val="595959" w:themeColor="text1" w:themeTint="A6"/>
     </w:rPr>
   </w:style>
-  <w:style w:type="paragraph" w:styleId="1548">
+  <w:style w:type="paragraph" w:styleId="1570">
     <w:name w:val="Heading 7"/>
-    <w:basedOn w:val="1541"/>
-    <w:next w:val="1541"/>
-    <w:link w:val="1559"/>
+    <w:basedOn w:val="1563"/>
+    <w:next w:val="1563"/>
+    <w:link w:val="1581"/>
     <w:uiPriority w:val="9"/>
     <w:unhideWhenUsed/>
     <w:qFormat/>
@@ -67152,11 +67355,11 @@
       <w:color w:val="595959" w:themeColor="text1" w:themeTint="A6"/>
     </w:rPr>
   </w:style>
-  <w:style w:type="paragraph" w:styleId="1549">
+  <w:style w:type="paragraph" w:styleId="1571">
     <w:name w:val="Heading 8"/>
-    <w:basedOn w:val="1541"/>
-    <w:next w:val="1541"/>
-    <w:link w:val="1560"/>
+    <w:basedOn w:val="1563"/>
+    <w:next w:val="1563"/>
+    <w:link w:val="1582"/>
     <w:uiPriority w:val="9"/>
     <w:unhideWhenUsed/>
     <w:qFormat/>
@@ -67175,11 +67378,11 @@
       <w:color w:val="272727" w:themeColor="text1" w:themeTint="D8"/>
     </w:rPr>
   </w:style>
-  <w:style w:type="paragraph" w:styleId="1550">
+  <w:style w:type="paragraph" w:styleId="1572">
     <w:name w:val="Heading 9"/>
-    <w:basedOn w:val="1541"/>
-    <w:next w:val="1541"/>
-    <w:link w:val="1561"/>
+    <w:basedOn w:val="1563"/>
+    <w:next w:val="1563"/>
+    <w:link w:val="1583"/>
     <w:uiPriority w:val="9"/>
     <w:unhideWhenUsed/>
     <w:qFormat/>
@@ -67198,7 +67401,7 @@
       <w:color w:val="272727" w:themeColor="text1" w:themeTint="D8"/>
     </w:rPr>
   </w:style>
-  <w:style w:type="character" w:styleId="1551" w:default="1">
+  <w:style w:type="character" w:styleId="1573" w:default="1">
     <w:name w:val="Default Paragraph Font"/>
     <w:uiPriority w:val="1"/>
     <w:semiHidden/>
@@ -67209,7 +67412,7 @@
       <w:ind/>
     </w:pPr>
   </w:style>
-  <w:style w:type="numbering" w:styleId="1552" w:default="1">
+  <w:style w:type="numbering" w:styleId="1574" w:default="1">
     <w:name w:val="No List"/>
     <w:uiPriority w:val="99"/>
     <w:semiHidden/>
@@ -67220,10 +67423,10 @@
       <w:ind/>
     </w:pPr>
   </w:style>
-  <w:style w:type="character" w:styleId="1553">
+  <w:style w:type="character" w:styleId="1575">
     <w:name w:val="Heading 1 Char"/>
-    <w:basedOn w:val="1551"/>
-    <w:link w:val="1542"/>
+    <w:basedOn w:val="1573"/>
+    <w:link w:val="1564"/>
     <w:uiPriority w:val="9"/>
     <w:pPr>
       <w:pBdr/>
@@ -67237,10 +67440,10 @@
       <w:szCs w:val="40"/>
     </w:rPr>
   </w:style>
-  <w:style w:type="character" w:styleId="1554">
+  <w:style w:type="character" w:styleId="1576">
     <w:name w:val="Heading 2 Char"/>
-    <w:basedOn w:val="1551"/>
-    <w:link w:val="1543"/>
+    <w:basedOn w:val="1573"/>
+    <w:link w:val="1565"/>
     <w:uiPriority w:val="9"/>
     <w:pPr>
       <w:pBdr/>
@@ -67254,10 +67457,10 @@
       <w:szCs w:val="32"/>
     </w:rPr>
   </w:style>
-  <w:style w:type="character" w:styleId="1555">
+  <w:style w:type="character" w:styleId="1577">
     <w:name w:val="Heading 3 Char"/>
-    <w:basedOn w:val="1551"/>
-    <w:link w:val="1544"/>
+    <w:basedOn w:val="1573"/>
+    <w:link w:val="1566"/>
     <w:uiPriority w:val="9"/>
     <w:pPr>
       <w:pBdr/>
@@ -67271,10 +67474,10 @@
       <w:szCs w:val="28"/>
     </w:rPr>
   </w:style>
-  <w:style w:type="character" w:styleId="1556">
+  <w:style w:type="character" w:styleId="1578">
     <w:name w:val="Heading 4 Char"/>
-    <w:basedOn w:val="1551"/>
-    <w:link w:val="1545"/>
+    <w:basedOn w:val="1573"/>
+    <w:link w:val="1567"/>
     <w:uiPriority w:val="9"/>
     <w:pPr>
       <w:pBdr/>
@@ -67288,10 +67491,10 @@
       <w:color w:val="0f4761" w:themeColor="accent1" w:themeShade="BF"/>
     </w:rPr>
   </w:style>
-  <w:style w:type="character" w:styleId="1557">
+  <w:style w:type="character" w:styleId="1579">
     <w:name w:val="Heading 5 Char"/>
-    <w:basedOn w:val="1551"/>
-    <w:link w:val="1546"/>
+    <w:basedOn w:val="1573"/>
+    <w:link w:val="1568"/>
     <w:uiPriority w:val="9"/>
     <w:pPr>
       <w:pBdr/>
@@ -67303,10 +67506,10 @@
       <w:color w:val="0f4761" w:themeColor="accent1" w:themeShade="BF"/>
     </w:rPr>
   </w:style>
-  <w:style w:type="character" w:styleId="1558">
+  <w:style w:type="character" w:styleId="1580">
     <w:name w:val="Heading 6 Char"/>
-    <w:basedOn w:val="1551"/>
-    <w:link w:val="1547"/>
+    <w:basedOn w:val="1573"/>
+    <w:link w:val="1569"/>
     <w:uiPriority w:val="9"/>
     <w:pPr>
       <w:pBdr/>
@@ -67320,10 +67523,10 @@
       <w:color w:val="595959" w:themeColor="text1" w:themeTint="A6"/>
     </w:rPr>
   </w:style>
-  <w:style w:type="character" w:styleId="1559">
+  <w:style w:type="character" w:styleId="1581">
     <w:name w:val="Heading 7 Char"/>
-    <w:basedOn w:val="1551"/>
-    <w:link w:val="1548"/>
+    <w:basedOn w:val="1573"/>
+    <w:link w:val="1570"/>
     <w:uiPriority w:val="9"/>
     <w:pPr>
       <w:pBdr/>
@@ -67335,10 +67538,10 @@
       <w:color w:val="595959" w:themeColor="text1" w:themeTint="A6"/>
     </w:rPr>
   </w:style>
-  <w:style w:type="character" w:styleId="1560">
+  <w:style w:type="character" w:styleId="1582">
     <w:name w:val="Heading 8 Char"/>
-    <w:basedOn w:val="1551"/>
-    <w:link w:val="1549"/>
+    <w:basedOn w:val="1573"/>
+    <w:link w:val="1571"/>
     <w:uiPriority w:val="9"/>
     <w:pPr>
       <w:pBdr/>
@@ -67352,10 +67555,10 @@
       <w:color w:val="272727" w:themeColor="text1" w:themeTint="D8"/>
     </w:rPr>
   </w:style>
-  <w:style w:type="character" w:styleId="1561">
+  <w:style w:type="character" w:styleId="1583">
     <w:name w:val="Heading 9 Char"/>
-    <w:basedOn w:val="1551"/>
-    <w:link w:val="1550"/>
+    <w:basedOn w:val="1573"/>
+    <w:link w:val="1572"/>
     <w:uiPriority w:val="9"/>
     <w:pPr>
       <w:pBdr/>
@@ -67369,11 +67572,11 @@
       <w:color w:val="272727" w:themeColor="text1" w:themeTint="D8"/>
     </w:rPr>
   </w:style>
-  <w:style w:type="paragraph" w:styleId="1562">
+  <w:style w:type="paragraph" w:styleId="1584">
     <w:name w:val="Title"/>
-    <w:basedOn w:val="1541"/>
-    <w:next w:val="1541"/>
-    <w:link w:val="1563"/>
+    <w:basedOn w:val="1563"/>
+    <w:next w:val="1563"/>
+    <w:link w:val="1585"/>
     <w:uiPriority w:val="10"/>
     <w:qFormat/>
     <w:pPr>
@@ -67389,10 +67592,10 @@
       <w:szCs w:val="56"/>
     </w:rPr>
   </w:style>
-  <w:style w:type="character" w:styleId="1563">
+  <w:style w:type="character" w:styleId="1585">
     <w:name w:val="Title Char"/>
-    <w:basedOn w:val="1551"/>
-    <w:link w:val="1562"/>
+    <w:basedOn w:val="1573"/>
+    <w:link w:val="1584"/>
     <w:uiPriority w:val="10"/>
     <w:pPr>
       <w:pBdr/>
@@ -67406,11 +67609,11 @@
       <w:szCs w:val="56"/>
     </w:rPr>
   </w:style>
-  <w:style w:type="paragraph" w:styleId="1564">
+  <w:style w:type="paragraph" w:styleId="1586">
     <w:name w:val="Subtitle"/>
-    <w:basedOn w:val="1541"/>
-    <w:next w:val="1541"/>
-    <w:link w:val="1565"/>
+    <w:basedOn w:val="1563"/>
+    <w:next w:val="1563"/>
+    <w:link w:val="1587"/>
     <w:uiPriority w:val="11"/>
     <w:qFormat/>
     <w:pPr>
@@ -67428,10 +67631,10 @@
       <w:szCs w:val="28"/>
     </w:rPr>
   </w:style>
-  <w:style w:type="character" w:styleId="1565">
+  <w:style w:type="character" w:styleId="1587">
     <w:name w:val="Subtitle Char"/>
-    <w:basedOn w:val="1551"/>
-    <w:link w:val="1564"/>
+    <w:basedOn w:val="1573"/>
+    <w:link w:val="1586"/>
     <w:uiPriority w:val="11"/>
     <w:pPr>
       <w:pBdr/>
@@ -67445,11 +67648,11 @@
       <w:szCs w:val="28"/>
     </w:rPr>
   </w:style>
-  <w:style w:type="paragraph" w:styleId="1566">
+  <w:style w:type="paragraph" w:styleId="1588">
     <w:name w:val="Quote"/>
-    <w:basedOn w:val="1541"/>
-    <w:next w:val="1541"/>
-    <w:link w:val="1567"/>
+    <w:basedOn w:val="1563"/>
+    <w:next w:val="1563"/>
+    <w:link w:val="1589"/>
     <w:uiPriority w:val="29"/>
     <w:qFormat/>
     <w:pPr>
@@ -67464,10 +67667,10 @@
       <w:color w:val="404040" w:themeColor="text1" w:themeTint="BF"/>
     </w:rPr>
   </w:style>
-  <w:style w:type="character" w:styleId="1567">
+  <w:style w:type="character" w:styleId="1589">
     <w:name w:val="Quote Char"/>
-    <w:basedOn w:val="1551"/>
-    <w:link w:val="1566"/>
+    <w:basedOn w:val="1573"/>
+    <w:link w:val="1588"/>
     <w:uiPriority w:val="29"/>
     <w:pPr>
       <w:pBdr/>
@@ -67480,9 +67683,9 @@
       <w:color w:val="404040" w:themeColor="text1" w:themeTint="BF"/>
     </w:rPr>
   </w:style>
-  <w:style w:type="paragraph" w:styleId="1568">
+  <w:style w:type="paragraph" w:styleId="1590">
     <w:name w:val="List Paragraph"/>
-    <w:basedOn w:val="1541"/>
+    <w:basedOn w:val="1563"/>
     <w:uiPriority w:val="34"/>
     <w:qFormat/>
     <w:pPr>
@@ -67492,9 +67695,9 @@
       <w:contextualSpacing w:val="true"/>
     </w:pPr>
   </w:style>
-  <w:style w:type="character" w:styleId="1569">
+  <w:style w:type="character" w:styleId="1591">
     <w:name w:val="Intense Emphasis"/>
-    <w:basedOn w:val="1551"/>
+    <w:basedOn w:val="1573"/>
     <w:uiPriority w:val="21"/>
     <w:qFormat/>
     <w:pPr>
@@ -67508,11 +67711,11 @@
       <w:color w:val="0f4761" w:themeColor="accent1" w:themeShade="BF"/>
     </w:rPr>
   </w:style>
-  <w:style w:type="paragraph" w:styleId="1570">
+  <w:style w:type="paragraph" w:styleId="1592">
     <w:name w:val="Intense Quote"/>
-    <w:basedOn w:val="1541"/>
-    <w:next w:val="1541"/>
-    <w:link w:val="1571"/>
+    <w:basedOn w:val="1563"/>
+    <w:next w:val="1563"/>
+    <w:link w:val="1593"/>
     <w:uiPriority w:val="30"/>
     <w:qFormat/>
     <w:pPr>
@@ -67530,10 +67733,10 @@
       <w:color w:val="0f4761" w:themeColor="accent1" w:themeShade="BF"/>
     </w:rPr>
   </w:style>
-  <w:style w:type="character" w:styleId="1571">
+  <w:style w:type="character" w:styleId="1593">
     <w:name w:val="Intense Quote Char"/>
-    <w:basedOn w:val="1551"/>
-    <w:link w:val="1570"/>
+    <w:basedOn w:val="1573"/>
+    <w:link w:val="1592"/>
     <w:uiPriority w:val="30"/>
     <w:pPr>
       <w:pBdr/>
@@ -67546,9 +67749,9 @@
       <w:color w:val="0f4761" w:themeColor="accent1" w:themeShade="BF"/>
     </w:rPr>
   </w:style>
-  <w:style w:type="character" w:styleId="1572">
+  <w:style w:type="character" w:styleId="1594">
     <w:name w:val="Intense Reference"/>
-    <w:basedOn w:val="1551"/>
+    <w:basedOn w:val="1573"/>
     <w:uiPriority w:val="32"/>
     <w:qFormat/>
     <w:pPr>
@@ -67564,9 +67767,9 @@
       <w:spacing w:val="5"/>
     </w:rPr>
   </w:style>
-  <w:style w:type="paragraph" w:styleId="1573">
+  <w:style w:type="paragraph" w:styleId="1595">
     <w:name w:val="No Spacing"/>
-    <w:basedOn w:val="1541"/>
+    <w:basedOn w:val="1563"/>
     <w:uiPriority w:val="1"/>
     <w:qFormat/>
     <w:pPr>
@@ -67575,9 +67778,9 @@
       <w:ind/>
     </w:pPr>
   </w:style>
-  <w:style w:type="character" w:styleId="1574">
+  <w:style w:type="character" w:styleId="1596">
     <w:name w:val="Subtle Emphasis"/>
-    <w:basedOn w:val="1551"/>
+    <w:basedOn w:val="1573"/>
     <w:uiPriority w:val="19"/>
     <w:qFormat/>
     <w:pPr>
@@ -67591,9 +67794,9 @@
       <w:color w:val="404040" w:themeColor="text1" w:themeTint="BF"/>
     </w:rPr>
   </w:style>
-  <w:style w:type="character" w:styleId="1575">
+  <w:style w:type="character" w:styleId="1597">
     <w:name w:val="Emphasis"/>
-    <w:basedOn w:val="1551"/>
+    <w:basedOn w:val="1573"/>
     <w:uiPriority w:val="20"/>
     <w:qFormat/>
     <w:pPr>
@@ -67606,9 +67809,9 @@
       <w:iCs/>
     </w:rPr>
   </w:style>
-  <w:style w:type="character" w:styleId="1576">
+  <w:style w:type="character" w:styleId="1598">
     <w:name w:val="Strong"/>
-    <w:basedOn w:val="1551"/>
+    <w:basedOn w:val="1573"/>
     <w:uiPriority w:val="22"/>
     <w:qFormat/>
     <w:pPr>
@@ -67621,9 +67824,9 @@
       <w:bCs/>
     </w:rPr>
   </w:style>
-  <w:style w:type="character" w:styleId="1577">
+  <w:style w:type="character" w:styleId="1599">
     <w:name w:val="Subtle Reference"/>
-    <w:basedOn w:val="1551"/>
+    <w:basedOn w:val="1573"/>
     <w:uiPriority w:val="31"/>
     <w:qFormat/>
     <w:pPr>
@@ -67636,9 +67839,9 @@
       <w:color w:val="5a5a5a" w:themeColor="text1" w:themeTint="A5"/>
     </w:rPr>
   </w:style>
-  <w:style w:type="character" w:styleId="1578">
+  <w:style w:type="character" w:styleId="1600">
     <w:name w:val="Book Title"/>
-    <w:basedOn w:val="1551"/>
+    <w:basedOn w:val="1573"/>
     <w:uiPriority w:val="33"/>
     <w:qFormat/>
     <w:pPr>
@@ -67654,10 +67857,10 @@
       <w:spacing w:val="5"/>
     </w:rPr>
   </w:style>
-  <w:style w:type="paragraph" w:styleId="1579">
+  <w:style w:type="paragraph" w:styleId="1601">
     <w:name w:val="Header"/>
-    <w:basedOn w:val="1541"/>
-    <w:link w:val="1580"/>
+    <w:basedOn w:val="1563"/>
+    <w:link w:val="1602"/>
     <w:uiPriority w:val="99"/>
     <w:unhideWhenUsed/>
     <w:pPr>
@@ -67670,10 +67873,10 @@
       <w:ind/>
     </w:pPr>
   </w:style>
-  <w:style w:type="character" w:styleId="1580">
+  <w:style w:type="character" w:styleId="1602">
     <w:name w:val="Header Char"/>
-    <w:basedOn w:val="1551"/>
-    <w:link w:val="1579"/>
+    <w:basedOn w:val="1573"/>
+    <w:link w:val="1601"/>
     <w:uiPriority w:val="99"/>
     <w:pPr>
       <w:pBdr/>
@@ -67681,10 +67884,10 @@
       <w:ind/>
     </w:pPr>
   </w:style>
-  <w:style w:type="paragraph" w:styleId="1581">
+  <w:style w:type="paragraph" w:styleId="1603">
     <w:name w:val="Footer"/>
-    <w:basedOn w:val="1541"/>
-    <w:link w:val="1582"/>
+    <w:basedOn w:val="1563"/>
+    <w:link w:val="1604"/>
     <w:uiPriority w:val="99"/>
     <w:unhideWhenUsed/>
     <w:pPr>
@@ -67697,10 +67900,10 @@
       <w:ind/>
     </w:pPr>
   </w:style>
-  <w:style w:type="character" w:styleId="1582">
+  <w:style w:type="character" w:styleId="1604">
     <w:name w:val="Footer Char"/>
-    <w:basedOn w:val="1551"/>
-    <w:link w:val="1581"/>
+    <w:basedOn w:val="1573"/>
+    <w:link w:val="1603"/>
     <w:uiPriority w:val="99"/>
     <w:pPr>
       <w:pBdr/>
@@ -67708,10 +67911,10 @@
       <w:ind/>
     </w:pPr>
   </w:style>
-  <w:style w:type="paragraph" w:styleId="1583">
+  <w:style w:type="paragraph" w:styleId="1605">
     <w:name w:val="Caption"/>
-    <w:basedOn w:val="1541"/>
-    <w:next w:val="1541"/>
+    <w:basedOn w:val="1563"/>
+    <w:next w:val="1563"/>
     <w:uiPriority w:val="35"/>
     <w:unhideWhenUsed/>
     <w:qFormat/>
@@ -67728,10 +67931,10 @@
       <w:szCs w:val="18"/>
     </w:rPr>
   </w:style>
-  <w:style w:type="paragraph" w:styleId="1584">
+  <w:style w:type="paragraph" w:styleId="1606">
     <w:name w:val="footnote text"/>
-    <w:basedOn w:val="1541"/>
-    <w:link w:val="1585"/>
+    <w:basedOn w:val="1563"/>
+    <w:link w:val="1607"/>
     <w:uiPriority w:val="99"/>
     <w:semiHidden/>
     <w:unhideWhenUsed/>
@@ -67745,10 +67948,10 @@
       <w:szCs w:val="20"/>
     </w:rPr>
   </w:style>
-  <w:style w:type="character" w:styleId="1585">
+  <w:style w:type="character" w:styleId="1607">
     <w:name w:val="Footnote Text Char"/>
-    <w:basedOn w:val="1551"/>
-    <w:link w:val="1584"/>
+    <w:basedOn w:val="1573"/>
+    <w:link w:val="1606"/>
     <w:uiPriority w:val="99"/>
     <w:semiHidden/>
     <w:pPr>
@@ -67761,9 +67964,9 @@
       <w:szCs w:val="20"/>
     </w:rPr>
   </w:style>
-  <w:style w:type="character" w:styleId="1586">
+  <w:style w:type="character" w:styleId="1608">
     <w:name w:val="footnote reference"/>
-    <w:basedOn w:val="1551"/>
+    <w:basedOn w:val="1573"/>
     <w:uiPriority w:val="99"/>
     <w:semiHidden/>
     <w:unhideWhenUsed/>
@@ -67776,10 +67979,10 @@
       <w:vertAlign w:val="superscript"/>
     </w:rPr>
   </w:style>
-  <w:style w:type="paragraph" w:styleId="1587">
+  <w:style w:type="paragraph" w:styleId="1609">
     <w:name w:val="endnote text"/>
-    <w:basedOn w:val="1541"/>
-    <w:link w:val="1588"/>
+    <w:basedOn w:val="1563"/>
+    <w:link w:val="1610"/>
     <w:uiPriority w:val="99"/>
     <w:semiHidden/>
     <w:unhideWhenUsed/>
@@ -67793,10 +67996,10 @@
       <w:szCs w:val="20"/>
     </w:rPr>
   </w:style>
-  <w:style w:type="character" w:styleId="1588">
+  <w:style w:type="character" w:styleId="1610">
     <w:name w:val="Endnote Text Char"/>
-    <w:basedOn w:val="1551"/>
-    <w:link w:val="1587"/>
+    <w:basedOn w:val="1573"/>
+    <w:link w:val="1609"/>
     <w:uiPriority w:val="99"/>
     <w:semiHidden/>
     <w:pPr>
@@ -67809,9 +68012,9 @@
       <w:szCs w:val="20"/>
     </w:rPr>
   </w:style>
-  <w:style w:type="character" w:styleId="1589">
+  <w:style w:type="character" w:styleId="1611">
     <w:name w:val="endnote reference"/>
-    <w:basedOn w:val="1551"/>
+    <w:basedOn w:val="1573"/>
     <w:uiPriority w:val="99"/>
     <w:semiHidden/>
     <w:unhideWhenUsed/>
@@ -67824,9 +68027,9 @@
       <w:vertAlign w:val="superscript"/>
     </w:rPr>
   </w:style>
-  <w:style w:type="character" w:styleId="1590">
+  <w:style w:type="character" w:styleId="1612">
     <w:name w:val="Hyperlink"/>
-    <w:basedOn w:val="1551"/>
+    <w:basedOn w:val="1573"/>
     <w:uiPriority w:val="99"/>
     <w:unhideWhenUsed/>
     <w:pPr>
@@ -67839,9 +68042,9 @@
       <w:u w:val="single"/>
     </w:rPr>
   </w:style>
-  <w:style w:type="character" w:styleId="1591">
+  <w:style w:type="character" w:styleId="1613">
     <w:name w:val="FollowedHyperlink"/>
-    <w:basedOn w:val="1551"/>
+    <w:basedOn w:val="1573"/>
     <w:uiPriority w:val="99"/>
     <w:semiHidden/>
     <w:unhideWhenUsed/>
@@ -67855,10 +68058,10 @@
       <w:u w:val="single"/>
     </w:rPr>
   </w:style>
-  <w:style w:type="paragraph" w:styleId="1592">
+  <w:style w:type="paragraph" w:styleId="1614">
     <w:name w:val="toc 1"/>
-    <w:basedOn w:val="1541"/>
-    <w:next w:val="1541"/>
+    <w:basedOn w:val="1563"/>
+    <w:next w:val="1563"/>
     <w:uiPriority w:val="39"/>
     <w:unhideWhenUsed/>
     <w:pPr>
@@ -67867,10 +68070,10 @@
       <w:ind/>
     </w:pPr>
   </w:style>
-  <w:style w:type="paragraph" w:styleId="1593">
+  <w:style w:type="paragraph" w:styleId="1615">
     <w:name w:val="toc 2"/>
-    <w:basedOn w:val="1541"/>
-    <w:next w:val="1541"/>
+    <w:basedOn w:val="1563"/>
+    <w:next w:val="1563"/>
     <w:uiPriority w:val="39"/>
     <w:unhideWhenUsed/>
     <w:pPr>
@@ -67879,10 +68082,10 @@
       <w:ind w:left="220"/>
     </w:pPr>
   </w:style>
-  <w:style w:type="paragraph" w:styleId="1594">
+  <w:style w:type="paragraph" w:styleId="1616">
     <w:name w:val="toc 3"/>
-    <w:basedOn w:val="1541"/>
-    <w:next w:val="1541"/>
+    <w:basedOn w:val="1563"/>
+    <w:next w:val="1563"/>
     <w:uiPriority w:val="39"/>
     <w:unhideWhenUsed/>
     <w:pPr>
@@ -67891,10 +68094,10 @@
       <w:ind w:left="440"/>
     </w:pPr>
   </w:style>
-  <w:style w:type="paragraph" w:styleId="1595">
+  <w:style w:type="paragraph" w:styleId="1617">
     <w:name w:val="toc 4"/>
-    <w:basedOn w:val="1541"/>
-    <w:next w:val="1541"/>
+    <w:basedOn w:val="1563"/>
+    <w:next w:val="1563"/>
     <w:uiPriority w:val="39"/>
     <w:unhideWhenUsed/>
     <w:pPr>
@@ -67903,10 +68106,10 @@
       <w:ind w:left="660"/>
     </w:pPr>
   </w:style>
-  <w:style w:type="paragraph" w:styleId="1596">
+  <w:style w:type="paragraph" w:styleId="1618">
     <w:name w:val="toc 5"/>
-    <w:basedOn w:val="1541"/>
-    <w:next w:val="1541"/>
+    <w:basedOn w:val="1563"/>
+    <w:next w:val="1563"/>
     <w:uiPriority w:val="39"/>
     <w:unhideWhenUsed/>
     <w:pPr>
@@ -67915,10 +68118,10 @@
       <w:ind w:left="880"/>
     </w:pPr>
   </w:style>
-  <w:style w:type="paragraph" w:styleId="1597">
+  <w:style w:type="paragraph" w:styleId="1619">
     <w:name w:val="toc 6"/>
-    <w:basedOn w:val="1541"/>
-    <w:next w:val="1541"/>
+    <w:basedOn w:val="1563"/>
+    <w:next w:val="1563"/>
     <w:uiPriority w:val="39"/>
     <w:unhideWhenUsed/>
     <w:pPr>
@@ -67927,10 +68130,10 @@
       <w:ind w:left="1100"/>
     </w:pPr>
   </w:style>
-  <w:style w:type="paragraph" w:styleId="1598">
+  <w:style w:type="paragraph" w:styleId="1620">
     <w:name w:val="toc 7"/>
-    <w:basedOn w:val="1541"/>
-    <w:next w:val="1541"/>
+    <w:basedOn w:val="1563"/>
+    <w:next w:val="1563"/>
     <w:uiPriority w:val="39"/>
     <w:unhideWhenUsed/>
     <w:pPr>
@@ -67939,10 +68142,10 @@
       <w:ind w:left="1320"/>
     </w:pPr>
   </w:style>
-  <w:style w:type="paragraph" w:styleId="1599">
+  <w:style w:type="paragraph" w:styleId="1621">
     <w:name w:val="toc 8"/>
-    <w:basedOn w:val="1541"/>
-    <w:next w:val="1541"/>
+    <w:basedOn w:val="1563"/>
+    <w:next w:val="1563"/>
     <w:uiPriority w:val="39"/>
     <w:unhideWhenUsed/>
     <w:pPr>
@@ -67951,10 +68154,10 @@
       <w:ind w:left="1540"/>
     </w:pPr>
   </w:style>
-  <w:style w:type="paragraph" w:styleId="1600">
+  <w:style w:type="paragraph" w:styleId="1622">
     <w:name w:val="toc 9"/>
-    <w:basedOn w:val="1541"/>
-    <w:next w:val="1541"/>
+    <w:basedOn w:val="1563"/>
+    <w:next w:val="1563"/>
     <w:uiPriority w:val="39"/>
     <w:unhideWhenUsed/>
     <w:pPr>
@@ -67963,9 +68166,9 @@
       <w:ind w:left="1760"/>
     </w:pPr>
   </w:style>
-  <w:style w:type="character" w:styleId="1601">
+  <w:style w:type="character" w:styleId="1623">
     <w:name w:val="Placeholder Text"/>
-    <w:basedOn w:val="1551"/>
+    <w:basedOn w:val="1573"/>
     <w:uiPriority w:val="99"/>
     <w:semiHidden/>
     <w:pPr>
@@ -67977,7 +68180,7 @@
       <w:color w:val="666666"/>
     </w:rPr>
   </w:style>
-  <w:style w:type="paragraph" w:styleId="1602">
+  <w:style w:type="paragraph" w:styleId="1624">
     <w:name w:val="TOC Heading"/>
     <w:uiPriority w:val="39"/>
     <w:unhideWhenUsed/>
@@ -67987,10 +68190,10 @@
       <w:ind/>
     </w:pPr>
   </w:style>
-  <w:style w:type="paragraph" w:styleId="1603">
+  <w:style w:type="paragraph" w:styleId="1625">
     <w:name w:val="table of figures"/>
-    <w:basedOn w:val="1541"/>
-    <w:next w:val="1541"/>
+    <w:basedOn w:val="1563"/>
+    <w:next w:val="1563"/>
     <w:uiPriority w:val="99"/>
     <w:unhideWhenUsed/>
     <w:pPr>
